--- a/ne-ver-golosu/dist/ne-ver-golosu-litres.docx
+++ b/ne-ver-golosu/dist/ne-ver-golosu-litres.docx
@@ -13988,6 +13988,7 @@
     </w:pPr>
     <w:rPr>
       <w:rFonts w:ascii="Times New Roman" w:hAnsi="Times New Roman" w:eastAsia="Times New Roman"/>
+      <w:color w:val="000000"/>
       <w:sz w:val="24"/>
     </w:rPr>
   </w:style>
@@ -14053,7 +14054,7 @@
       <w:rFonts w:asciiTheme="majorHAnsi" w:eastAsiaTheme="majorEastAsia" w:hAnsiTheme="majorHAnsi" w:cstheme="majorBidi" w:ascii="Times New Roman" w:hAnsi="Times New Roman" w:eastAsia="Times New Roman"/>
       <w:b/>
       <w:bCs/>
-      <w:color w:val="365F91" w:themeColor="accent1" w:themeShade="BF"/>
+      <w:color w:val="000000"/>
       <w:sz w:val="36"/>
       <w:szCs w:val="28"/>
     </w:rPr>
@@ -14077,7 +14078,7 @@
       <w:rFonts w:asciiTheme="majorHAnsi" w:eastAsiaTheme="majorEastAsia" w:hAnsiTheme="majorHAnsi" w:cstheme="majorBidi" w:ascii="Times New Roman" w:hAnsi="Times New Roman" w:eastAsia="Times New Roman"/>
       <w:b/>
       <w:bCs/>
-      <w:color w:val="4F81BD" w:themeColor="accent1"/>
+      <w:color w:val="000000"/>
       <w:sz w:val="30"/>
       <w:szCs w:val="26"/>
     </w:rPr>
@@ -14101,7 +14102,7 @@
       <w:rFonts w:asciiTheme="majorHAnsi" w:eastAsiaTheme="majorEastAsia" w:hAnsiTheme="majorHAnsi" w:cstheme="majorBidi" w:ascii="Times New Roman" w:hAnsi="Times New Roman" w:eastAsia="Times New Roman"/>
       <w:b/>
       <w:bCs/>
-      <w:color w:val="4F81BD" w:themeColor="accent1"/>
+      <w:color w:val="000000"/>
       <w:sz w:val="26"/>
     </w:rPr>
   </w:style>
@@ -14127,7 +14128,7 @@
       <w:bCs/>
       <w:i/>
       <w:iCs/>
-      <w:color w:val="4F81BD" w:themeColor="accent1"/>
+      <w:color w:val="000000"/>
       <w:sz w:val="24"/>
     </w:rPr>
   </w:style>

--- a/ne-ver-golosu/dist/ne-ver-golosu-litres.docx
+++ b/ne-ver-golosu/dist/ne-ver-golosu-litres.docx
@@ -13257,6 +13257,41 @@
         <w:pStyle w:val="Heading2"/>
       </w:pPr>
       <w:r>
+        <w:t>К интерлюдии «Цепочка доверия»</w:t>
+      </w:r>
+    </w:p>
+    <w:p>
+      <w:r>
+        <w:rPr>
+          <w:b/>
+          <w:i w:val="0"/>
+        </w:rPr>
+        <w:t>Government of Hong Kong, FBI и INTERPOL</w:t>
+      </w:r>
+      <w:r>
+        <w:t xml:space="preserve"> — те же первичные материалы, перечисленные выше и ниже. Они используются не для создания «инструкции атаки», а для подтверждения принципиально важного факта: реальная имперсонация может складываться из нескольких каналов и технологий — обычного письма, видеоконференции, мессенджера, синтетического голоса или видео и последующих сообщений.</w:t>
+      </w:r>
+    </w:p>
+    <w:p>
+      <w:r>
+        <w:t xml:space="preserve">Предложенная в книге последовательность «вход → подтверждение легенды → перенос → изоляция → действие» является </w:t>
+      </w:r>
+      <w:r>
+        <w:rPr>
+          <w:b/>
+          <w:i w:val="0"/>
+        </w:rPr>
+        <w:t>авторской аналитической моделью</w:t>
+      </w:r>
+      <w:r>
+        <w:t>, а не официальной классификацией FBI, INTERPOL или полиции Гонконга.</w:t>
+      </w:r>
+    </w:p>
+    <w:p>
+      <w:pPr>
+        <w:pStyle w:val="Heading2"/>
+      </w:pPr>
+      <w:r>
         <w:t>К главам 4 и 12</w:t>
       </w:r>
     </w:p>
@@ -13279,7 +13314,7 @@
         <w:t>AI 100-4: Reducing Risks Posed by Synthetic Content: An Overview of Technical Approaches to Digital Content Transparency</w:t>
       </w:r>
       <w:r>
-        <w:t>, опубликован 20 ноября 2024 года, обновлённая страница доступна в 2026 году. https://www.nist.gov/publications/reducing-risks-posed-synthetic-content-overview-technical-approaches-digital-content</w:t>
+        <w:t>, опубликован 20 ноября 2024 года. https://www.nist.gov/publications/reducing-risks-posed-synthetic-content-overview-technical-approaches-digital-content</w:t>
       </w:r>
     </w:p>
     <w:p>
@@ -13466,6 +13501,105 @@
         <w:pStyle w:val="Heading2"/>
       </w:pPr>
       <w:r>
+        <w:t>К интерлюдии «Кто именно настоящий?»</w:t>
+      </w:r>
+    </w:p>
+    <w:p>
+      <w:r>
+        <w:rPr>
+          <w:b/>
+          <w:i w:val="0"/>
+        </w:rPr>
+        <w:t>NIST SP 800-63-4, Digital Identity Guidelines</w:t>
+      </w:r>
+      <w:r>
+        <w:t>, финальная Revision 4, 2025 год. Руководство разводит identity proofing, authentication и federation как разные задачи цифровой идентичности. https://pages.nist.gov/800-63-4/sp800-63.html</w:t>
+      </w:r>
+    </w:p>
+    <w:p>
+      <w:r>
+        <w:rPr>
+          <w:b/>
+          <w:i w:val="0"/>
+        </w:rPr>
+        <w:t>NIST SP 800-63A-4, Identity Proofing and Enrollment.</w:t>
+      </w:r>
+      <w:r>
+        <w:t xml:space="preserve"> Использованы положения о валидации identity evidence, защищённых каналах, forged media/digital injection и необходимости многослойных мер. https://pages.nist.gov/800-63-4/sp800-63a.html</w:t>
+      </w:r>
+    </w:p>
+    <w:p>
+      <w:r>
+        <w:rPr>
+          <w:b/>
+          <w:i w:val="0"/>
+        </w:rPr>
+        <w:t>NIST SP 800-63B-4, Authentication and Authenticator Management.</w:t>
+      </w:r>
+      <w:r>
+        <w:t xml:space="preserve"> Использованы положения о факторах «know / have / are», authentication intent и phishing resistance. В частности, стандарт прямо указывает, что несколько экземпляров одного типа фактора не превращаются в разные факторы; биометрическая характеристика сама по себе не рассматривается как самостоятельный аутентификатор на AAL3 и используется вместе с физическим аутентификатором. https://pages.nist.gov/800-63-4/sp800-63b.html</w:t>
+      </w:r>
+    </w:p>
+    <w:p>
+      <w:r>
+        <w:t xml:space="preserve">Книга </w:t>
+      </w:r>
+      <w:r>
+        <w:rPr>
+          <w:b/>
+          <w:i w:val="0"/>
+        </w:rPr>
+        <w:t>не</w:t>
+      </w:r>
+      <w:r>
+        <w:t xml:space="preserve"> выдаёт NIST за бытовой стандарт для российских семей или компаний. Термин authorization используется в его общем смысле информационной безопасности и отдельно от NIST Authentication Assurance Levels.</w:t>
+      </w:r>
+    </w:p>
+    <w:p>
+      <w:pPr>
+        <w:pStyle w:val="Heading2"/>
+      </w:pPr>
+      <w:r>
+        <w:t>К интерлюдии «Когда фейк ничего не просит»</w:t>
+      </w:r>
+    </w:p>
+    <w:p>
+      <w:r>
+        <w:rPr>
+          <w:b/>
+          <w:i w:val="0"/>
+        </w:rPr>
+        <w:t>NIST AI 100-4</w:t>
+      </w:r>
+      <w:r>
+        <w:t xml:space="preserve"> и </w:t>
+      </w:r>
+      <w:r>
+        <w:rPr>
+          <w:b/>
+          <w:i w:val="0"/>
+        </w:rPr>
+        <w:t>C2PA 2.4</w:t>
+      </w:r>
+      <w:r>
+        <w:t xml:space="preserve"> используются для различения detection, provenance и authenticity. Ключевой вывод книги: технически подтверждаемое происхождение актива и истинность утверждения внутри актива — разные вопросы.</w:t>
+      </w:r>
+    </w:p>
+    <w:p>
+      <w:r>
+        <w:t>C2PA определяет provenance как историю цифрового актива и его взаимодействий; authenticity — как набор криптографически проверяемых фактов о контенте. Стандарт предоставляет trust signals, а не универсальный вердикт истинности.</w:t>
+      </w:r>
+    </w:p>
+    <w:p>
+      <w:r>
+        <w:t>Отсутствие Content Credentials не трактуется в книге как доказательство подделки; наличие валидных Content Credentials не трактуется как доказательство истинности каждого утверждения в материале.</w:t>
+      </w:r>
+    </w:p>
+    <w:p>
+      <w:pPr>
+        <w:pStyle w:val="Heading2"/>
+      </w:pPr>
+      <w:r>
         <w:t>К главе 13: право России</w:t>
       </w:r>
     </w:p>
@@ -13508,6 +13642,18 @@
       </w:r>
       <w:r>
         <w:t xml:space="preserve"> Охрана частной жизни гражданина. https://www.consultant.ru/document/cons_doc_LAW_5142/9c307a0f2164645c15ca4e3146ff5f6e56060b23/</w:t>
+      </w:r>
+    </w:p>
+    <w:p>
+      <w:r>
+        <w:rPr>
+          <w:b/>
+          <w:i w:val="0"/>
+        </w:rPr>
+        <w:t>Постановление Пленума Верховного Суда РФ от 23.06.2015 № 25.</w:t>
+      </w:r>
+      <w:r>
+        <w:t xml:space="preserve"> Для главы важно официальное разъяснение: размещение гражданином собственного изображения в интернете и его общедоступность сами по себе не дают иным лицам права свободно использовать это изображение без согласия, кроме предусмотренных законом оснований и случаев, когда обстоятельства размещения выражают соответствующее согласие. https://www.vsrf.ru/files/14913/</w:t>
       </w:r>
     </w:p>
     <w:p>

--- a/ne-ver-golosu/dist/ne-ver-golosu-litres.docx
+++ b/ne-ver-golosu/dist/ne-ver-golosu-litres.docx
@@ -306,7 +306,7 @@
     </w:p>
     <w:p>
       <w:pPr>
-        <w:pStyle w:val="Heading3"/>
+        <w:pStyle w:val="InternalHeading"/>
       </w:pPr>
       <w:r>
         <w:t>Почему «я его узнаю» всегда работало</w:t>
@@ -361,7 +361,7 @@
     </w:p>
     <w:p>
       <w:pPr>
-        <w:pStyle w:val="Heading3"/>
+        <w:pStyle w:val="InternalHeading"/>
       </w:pPr>
       <w:r>
         <w:t>Голос как короткая дорога к эмоции</w:t>
@@ -424,7 +424,7 @@
     </w:p>
     <w:p>
       <w:pPr>
-        <w:pStyle w:val="Heading3"/>
+        <w:pStyle w:val="InternalHeading"/>
       </w:pPr>
       <w:r>
         <w:t>Где заканчивается биометрия бытового уровня</w:t>
@@ -452,7 +452,7 @@
     </w:p>
     <w:p>
       <w:pPr>
-        <w:pStyle w:val="Heading3"/>
+        <w:pStyle w:val="InternalHeading"/>
       </w:pPr>
       <w:r>
         <w:t>Почему вопрос «настоящий ли голос?» поставлен неудачно</w:t>
@@ -525,7 +525,7 @@
     </w:p>
     <w:p>
       <w:pPr>
-        <w:pStyle w:val="Heading3"/>
+        <w:pStyle w:val="InternalHeading"/>
       </w:pPr>
       <w:r>
         <w:t>Начальник тоже имеет голос</w:t>
@@ -558,7 +558,7 @@
     </w:p>
     <w:p>
       <w:pPr>
-        <w:pStyle w:val="Heading3"/>
+        <w:pStyle w:val="InternalHeading"/>
       </w:pPr>
       <w:r>
         <w:t>Полезная технология, опасное использование</w:t>
@@ -591,7 +591,7 @@
     </w:p>
     <w:p>
       <w:pPr>
-        <w:pStyle w:val="Heading3"/>
+        <w:pStyle w:val="InternalHeading"/>
       </w:pPr>
       <w:r>
         <w:t>Что меняется дома сегодня вечером</w:t>
@@ -751,7 +751,7 @@
     </w:p>
     <w:p>
       <w:pPr>
-        <w:pStyle w:val="Heading3"/>
+        <w:pStyle w:val="InternalHeading"/>
       </w:pPr>
       <w:r>
         <w:t>Камера как свидетель</w:t>
@@ -789,7 +789,7 @@
     </w:p>
     <w:p>
       <w:pPr>
-        <w:pStyle w:val="Heading3"/>
+        <w:pStyle w:val="InternalHeading"/>
       </w:pPr>
       <w:r>
         <w:t>Не ищите плохое моргание</w:t>
@@ -862,7 +862,7 @@
     </w:p>
     <w:p>
       <w:pPr>
-        <w:pStyle w:val="Heading3"/>
+        <w:pStyle w:val="InternalHeading"/>
       </w:pPr>
       <w:r>
         <w:t>«Попросите его повернуть голову»</w:t>
@@ -910,7 +910,7 @@
     </w:p>
     <w:p>
       <w:pPr>
-        <w:pStyle w:val="Heading3"/>
+        <w:pStyle w:val="InternalHeading"/>
       </w:pPr>
       <w:r>
         <w:t>Видео может быть настоящим и всё равно вводить в заблуждение</w:t>
@@ -953,7 +953,7 @@
     </w:p>
     <w:p>
       <w:pPr>
-        <w:pStyle w:val="Heading3"/>
+        <w:pStyle w:val="InternalHeading"/>
       </w:pPr>
       <w:r>
         <w:t>Что на самом деле произошло в гонконгском кейсе</w:t>
@@ -1021,7 +1021,7 @@
     </w:p>
     <w:p>
       <w:pPr>
-        <w:pStyle w:val="Heading3"/>
+        <w:pStyle w:val="InternalHeading"/>
       </w:pPr>
       <w:r>
         <w:t>Новая роль видеосвязи</w:t>
@@ -1112,7 +1112,7 @@
     </w:p>
     <w:p>
       <w:pPr>
-        <w:pStyle w:val="Heading3"/>
+        <w:pStyle w:val="InternalHeading"/>
       </w:pPr>
       <w:r>
         <w:t>Слой первый: аккаунт</w:t>
@@ -1170,7 +1170,7 @@
     </w:p>
     <w:p>
       <w:pPr>
-        <w:pStyle w:val="Heading3"/>
+        <w:pStyle w:val="InternalHeading"/>
       </w:pPr>
       <w:r>
         <w:t>Слой второй: стиль</w:t>
@@ -1223,7 +1223,7 @@
     </w:p>
     <w:p>
       <w:pPr>
-        <w:pStyle w:val="Heading3"/>
+        <w:pStyle w:val="InternalHeading"/>
       </w:pPr>
       <w:r>
         <w:t>Слой третий: подробности</w:t>
@@ -1271,7 +1271,7 @@
     </w:p>
     <w:p>
       <w:pPr>
-        <w:pStyle w:val="Heading3"/>
+        <w:pStyle w:val="InternalHeading"/>
       </w:pPr>
       <w:r>
         <w:t>Слой четвёртый: контекст</w:t>
@@ -1319,7 +1319,7 @@
     </w:p>
     <w:p>
       <w:pPr>
-        <w:pStyle w:val="Heading3"/>
+        <w:pStyle w:val="InternalHeading"/>
       </w:pPr>
       <w:r>
         <w:t>Слой пятый: действие</w:t>
@@ -1386,7 +1386,7 @@
     </w:p>
     <w:p>
       <w:pPr>
-        <w:pStyle w:val="Heading3"/>
+        <w:pStyle w:val="InternalHeading"/>
       </w:pPr>
       <w:r>
         <w:t>Настоящий аккаунт как чужая маска</w:t>
@@ -1449,7 +1449,7 @@
     </w:p>
     <w:p>
       <w:pPr>
-        <w:pStyle w:val="Heading3"/>
+        <w:pStyle w:val="InternalHeading"/>
       </w:pPr>
       <w:r>
         <w:t>«Но он написал то, что знает только он»</w:t>
@@ -1507,7 +1507,7 @@
     </w:p>
     <w:p>
       <w:pPr>
-        <w:pStyle w:val="Heading3"/>
+        <w:pStyle w:val="InternalHeading"/>
       </w:pPr>
       <w:r>
         <w:t>Анатомия убедительности</w:t>
@@ -1603,7 +1603,7 @@
     </w:p>
     <w:p>
       <w:pPr>
-        <w:pStyle w:val="Heading3"/>
+        <w:pStyle w:val="InternalHeading"/>
       </w:pPr>
       <w:r>
         <w:t>Фотография чека не переводит деньги</w:t>
@@ -1693,7 +1693,7 @@
     </w:p>
     <w:p>
       <w:pPr>
-        <w:pStyle w:val="Heading3"/>
+        <w:pStyle w:val="InternalHeading"/>
       </w:pPr>
       <w:r>
         <w:t>Документ и изображение документа — разные сущности</w:t>
@@ -1751,7 +1751,7 @@
     </w:p>
     <w:p>
       <w:pPr>
-        <w:pStyle w:val="Heading3"/>
+        <w:pStyle w:val="InternalHeading"/>
       </w:pPr>
       <w:r>
         <w:t>Скриншот переписки: правда с обрезанными краями</w:t>
@@ -1827,7 +1827,7 @@
     </w:p>
     <w:p>
       <w:pPr>
-        <w:pStyle w:val="Heading3"/>
+        <w:pStyle w:val="InternalHeading"/>
       </w:pPr>
       <w:r>
         <w:t>Настоящее происхождение не гарантирует правду</w:t>
@@ -1910,7 +1910,7 @@
     </w:p>
     <w:p>
       <w:pPr>
-        <w:pStyle w:val="Heading3"/>
+        <w:pStyle w:val="InternalHeading"/>
       </w:pPr>
       <w:r>
         <w:t>Почему генеративные изображения меняют психологию доказательства</w:t>
@@ -1983,7 +1983,7 @@
     </w:p>
     <w:p>
       <w:pPr>
-        <w:pStyle w:val="Heading3"/>
+        <w:pStyle w:val="InternalHeading"/>
       </w:pPr>
       <w:r>
         <w:t>Мысленный эксперимент: четыре одинаковых конверта</w:t>
@@ -2046,7 +2046,7 @@
     </w:p>
     <w:p>
       <w:pPr>
-        <w:pStyle w:val="Heading3"/>
+        <w:pStyle w:val="InternalHeading"/>
       </w:pPr>
       <w:r>
         <w:t>Что делать со скриншотами в нормальной жизни</w:t>
@@ -2189,7 +2189,7 @@
     </w:p>
     <w:p>
       <w:pPr>
-        <w:pStyle w:val="Heading3"/>
+        <w:pStyle w:val="InternalHeading"/>
       </w:pPr>
       <w:r>
         <w:t>Изображение доказательства</w:t>
@@ -2348,7 +2348,7 @@
     </w:p>
     <w:p>
       <w:pPr>
-        <w:pStyle w:val="Heading3"/>
+        <w:pStyle w:val="InternalHeading"/>
       </w:pPr>
       <w:r>
         <w:t>Убедительность нужна не везде</w:t>
@@ -2401,7 +2401,7 @@
     </w:p>
     <w:p>
       <w:pPr>
-        <w:pStyle w:val="Heading3"/>
+        <w:pStyle w:val="InternalHeading"/>
       </w:pPr>
       <w:r>
         <w:t>Четыре ускорителя решения</w:t>
@@ -2472,7 +2472,7 @@
     </w:p>
     <w:p>
       <w:pPr>
-        <w:pStyle w:val="Heading3"/>
+        <w:pStyle w:val="InternalHeading"/>
       </w:pPr>
       <w:r>
         <w:t>Почему ум не спасает</w:t>
@@ -2535,7 +2535,7 @@
     </w:p>
     <w:p>
       <w:pPr>
-        <w:pStyle w:val="Heading3"/>
+        <w:pStyle w:val="InternalHeading"/>
       </w:pPr>
       <w:r>
         <w:t>Хорошая атака меняет вопрос</w:t>
@@ -2618,7 +2618,7 @@
     </w:p>
     <w:p>
       <w:pPr>
-        <w:pStyle w:val="Heading3"/>
+        <w:pStyle w:val="InternalHeading"/>
       </w:pPr>
       <w:r>
         <w:t>Секунда до процедуры</w:t>
@@ -2691,7 +2691,7 @@
     </w:p>
     <w:p>
       <w:pPr>
-        <w:pStyle w:val="Heading3"/>
+        <w:pStyle w:val="InternalHeading"/>
       </w:pPr>
       <w:r>
         <w:t>Комбинированная атака</w:t>
@@ -2780,7 +2780,7 @@
     </w:p>
     <w:p>
       <w:pPr>
-        <w:pStyle w:val="Heading3"/>
+        <w:pStyle w:val="InternalHeading"/>
       </w:pPr>
       <w:r>
         <w:t>Когда страх полезен атакующему</w:t>
@@ -2847,7 +2847,7 @@
     </w:p>
     <w:p>
       <w:pPr>
-        <w:pStyle w:val="Heading3"/>
+        <w:pStyle w:val="InternalHeading"/>
       </w:pPr>
       <w:r>
         <w:t>Самый важный компонент</w:t>
@@ -2988,7 +2988,7 @@
     </w:p>
     <w:p>
       <w:pPr>
-        <w:pStyle w:val="Heading3"/>
+        <w:pStyle w:val="InternalHeading"/>
       </w:pPr>
       <w:r>
         <w:t>Закрытая комната без стен</w:t>
@@ -3051,7 +3051,7 @@
     </w:p>
     <w:p>
       <w:pPr>
-        <w:pStyle w:val="Heading3"/>
+        <w:pStyle w:val="InternalHeading"/>
       </w:pPr>
       <w:r>
         <w:t>Секретность умеет маскироваться под добродетель</w:t>
@@ -3128,7 +3128,7 @@
     </w:p>
     <w:p>
       <w:pPr>
-        <w:pStyle w:val="Heading3"/>
+        <w:pStyle w:val="InternalHeading"/>
       </w:pPr>
       <w:r>
         <w:t>Право на неудобную проверку</w:t>
@@ -3201,7 +3201,7 @@
     </w:p>
     <w:p>
       <w:pPr>
-        <w:pStyle w:val="Heading3"/>
+        <w:pStyle w:val="InternalHeading"/>
       </w:pPr>
       <w:r>
         <w:t>Второй человек как технология</w:t>
@@ -3259,7 +3259,7 @@
     </w:p>
     <w:p>
       <w:pPr>
-        <w:pStyle w:val="Heading3"/>
+        <w:pStyle w:val="InternalHeading"/>
       </w:pPr>
       <w:r>
         <w:t>Короткое правило</w:t>
@@ -3395,7 +3395,7 @@
     </w:p>
     <w:p>
       <w:pPr>
-        <w:pStyle w:val="Heading3"/>
+        <w:pStyle w:val="InternalHeading"/>
       </w:pPr>
       <w:r>
         <w:t>Карта, которую мы не рисовали</w:t>
@@ -3478,7 +3478,7 @@
     </w:p>
     <w:p>
       <w:pPr>
-        <w:pStyle w:val="Heading3"/>
+        <w:pStyle w:val="InternalHeading"/>
       </w:pPr>
       <w:r>
         <w:t>Правильная подробность создаёт неправильную уверенность</w:t>
@@ -3551,7 +3551,7 @@
     </w:p>
     <w:p>
       <w:pPr>
-        <w:pStyle w:val="Heading3"/>
+        <w:pStyle w:val="InternalHeading"/>
       </w:pPr>
       <w:r>
         <w:t>Генеративный ИИ и эффект цельного человека</w:t>
@@ -3584,7 +3584,7 @@
     </w:p>
     <w:p>
       <w:pPr>
-        <w:pStyle w:val="Heading3"/>
+        <w:pStyle w:val="InternalHeading"/>
       </w:pPr>
       <w:r>
         <w:t>Что знает ваш начальник</w:t>
@@ -3622,7 +3622,7 @@
     </w:p>
     <w:p>
       <w:pPr>
-        <w:pStyle w:val="Heading3"/>
+        <w:pStyle w:val="InternalHeading"/>
       </w:pPr>
       <w:r>
         <w:t>Данные, которые уже нельзя сделать секретными</w:t>
@@ -3677,7 +3677,7 @@
     </w:p>
     <w:p>
       <w:pPr>
-        <w:pStyle w:val="Heading3"/>
+        <w:pStyle w:val="InternalHeading"/>
       </w:pPr>
       <w:r>
         <w:t>Семейное кодовое слово — полезно, но не священно</w:t>
@@ -3735,7 +3735,7 @@
     </w:p>
     <w:p>
       <w:pPr>
-        <w:pStyle w:val="Heading3"/>
+        <w:pStyle w:val="InternalHeading"/>
       </w:pPr>
       <w:r>
         <w:t>Знание и полномочия</w:t>
@@ -3814,7 +3814,7 @@
     </w:p>
     <w:p>
       <w:pPr>
-        <w:pStyle w:val="Heading3"/>
+        <w:pStyle w:val="InternalHeading"/>
       </w:pPr>
       <w:r>
         <w:t>Новая трактовка «слишком много знает»</w:t>
@@ -3925,7 +3925,7 @@
     </w:p>
     <w:p>
       <w:pPr>
-        <w:pStyle w:val="Heading2"/>
+        <w:pStyle w:val="InternalHeading"/>
       </w:pPr>
       <w:r>
         <w:t>Ошибка «найти главный фейк»</w:t>
@@ -4013,7 +4013,7 @@
     </w:p>
     <w:p>
       <w:pPr>
-        <w:pStyle w:val="Heading2"/>
+        <w:pStyle w:val="InternalHeading"/>
       </w:pPr>
       <w:r>
         <w:t>Как доверие переносится между каналами</w:t>
@@ -4101,7 +4101,7 @@
     </w:p>
     <w:p>
       <w:pPr>
-        <w:pStyle w:val="Heading2"/>
+        <w:pStyle w:val="InternalHeading"/>
       </w:pPr>
       <w:r>
         <w:t>Наследование авторитета</w:t>
@@ -4171,7 +4171,7 @@
     </w:p>
     <w:p>
       <w:pPr>
-        <w:pStyle w:val="Heading2"/>
+        <w:pStyle w:val="InternalHeading"/>
       </w:pPr>
       <w:r>
         <w:t>Реальный элемент делает фальшивую историю сильнее</w:t>
@@ -4273,7 +4273,7 @@
     </w:p>
     <w:p>
       <w:pPr>
-        <w:pStyle w:val="Heading2"/>
+        <w:pStyle w:val="InternalHeading"/>
       </w:pPr>
       <w:r>
         <w:t>Пять переходов, на которых ломается цепочка</w:t>
@@ -4286,7 +4286,7 @@
     </w:p>
     <w:p>
       <w:pPr>
-        <w:pStyle w:val="Heading3"/>
+        <w:pStyle w:val="InternalHeading"/>
       </w:pPr>
       <w:r>
         <w:t>1. Вход</w:t>
@@ -4304,7 +4304,7 @@
     </w:p>
     <w:p>
       <w:pPr>
-        <w:pStyle w:val="Heading3"/>
+        <w:pStyle w:val="InternalHeading"/>
       </w:pPr>
       <w:r>
         <w:t>2. Подтверждение легенды</w:t>
@@ -4322,7 +4322,7 @@
     </w:p>
     <w:p>
       <w:pPr>
-        <w:pStyle w:val="Heading3"/>
+        <w:pStyle w:val="InternalHeading"/>
       </w:pPr>
       <w:r>
         <w:t>3. Перенос</w:t>
@@ -4340,7 +4340,7 @@
     </w:p>
     <w:p>
       <w:pPr>
-        <w:pStyle w:val="Heading3"/>
+        <w:pStyle w:val="InternalHeading"/>
       </w:pPr>
       <w:r>
         <w:t>4. Изоляция</w:t>
@@ -4353,7 +4353,7 @@
     </w:p>
     <w:p>
       <w:pPr>
-        <w:pStyle w:val="Heading3"/>
+        <w:pStyle w:val="InternalHeading"/>
       </w:pPr>
       <w:r>
         <w:t>5. Действие</w:t>
@@ -4406,7 +4406,7 @@
     </w:p>
     <w:p>
       <w:pPr>
-        <w:pStyle w:val="Heading2"/>
+        <w:pStyle w:val="InternalHeading"/>
       </w:pPr>
       <w:r>
         <w:t>Почему «два подтверждения» иногда всё равно одно</w:t>
@@ -4489,7 +4489,7 @@
     </w:p>
     <w:p>
       <w:pPr>
-        <w:pStyle w:val="Heading2"/>
+        <w:pStyle w:val="InternalHeading"/>
       </w:pPr>
       <w:r>
         <w:t>Атака может продолжиться после того, как вы не заплатили</w:t>
@@ -4537,7 +4537,7 @@
     </w:p>
     <w:p>
       <w:pPr>
-        <w:pStyle w:val="Heading2"/>
+        <w:pStyle w:val="InternalHeading"/>
       </w:pPr>
       <w:r>
         <w:t>Слабое звено не обязательно человек</w:t>
@@ -4585,7 +4585,7 @@
     </w:p>
     <w:p>
       <w:pPr>
-        <w:pStyle w:val="Heading2"/>
+        <w:pStyle w:val="InternalHeading"/>
       </w:pPr>
       <w:r>
         <w:t>Доверие тоже имеет цепочку происхождения</w:t>
@@ -4709,7 +4709,7 @@
     </w:p>
     <w:p>
       <w:pPr>
-        <w:pStyle w:val="Heading3"/>
+        <w:pStyle w:val="InternalHeading"/>
       </w:pPr>
       <w:r>
         <w:t>Пять шагов вместо детектива</w:t>
@@ -4782,7 +4782,7 @@
     </w:p>
     <w:p>
       <w:pPr>
-        <w:pStyle w:val="Heading3"/>
+        <w:pStyle w:val="InternalHeading"/>
       </w:pPr>
       <w:r>
         <w:t>«Позвоните вот по этому номеру» — не выход</w:t>
@@ -4855,7 +4855,7 @@
     </w:p>
     <w:p>
       <w:pPr>
-        <w:pStyle w:val="Heading3"/>
+        <w:pStyle w:val="InternalHeading"/>
       </w:pPr>
       <w:r>
         <w:t>Почему обратный звонок так силён</w:t>
@@ -4903,7 +4903,7 @@
     </w:p>
     <w:p>
       <w:pPr>
-        <w:pStyle w:val="Heading3"/>
+        <w:pStyle w:val="InternalHeading"/>
       </w:pPr>
       <w:r>
         <w:t>Что если близкий не отвечает</w:t>
@@ -4976,7 +4976,7 @@
     </w:p>
     <w:p>
       <w:pPr>
-        <w:pStyle w:val="Heading3"/>
+        <w:pStyle w:val="InternalHeading"/>
       </w:pPr>
       <w:r>
         <w:t>Банк не нуждается в вашей вере</w:t>
@@ -5014,7 +5014,7 @@
     </w:p>
     <w:p>
       <w:pPr>
-        <w:pStyle w:val="Heading3"/>
+        <w:pStyle w:val="InternalHeading"/>
       </w:pPr>
       <w:r>
         <w:t>Проверка личности и проверка действия — два разных шага</w:t>
@@ -5088,7 +5088,7 @@
     </w:p>
     <w:p>
       <w:pPr>
-        <w:pStyle w:val="Heading3"/>
+        <w:pStyle w:val="InternalHeading"/>
       </w:pPr>
       <w:r>
         <w:t>Не нужно унижать настоящего человека экзаменом</w:t>
@@ -5131,7 +5131,7 @@
     </w:p>
     <w:p>
       <w:pPr>
-        <w:pStyle w:val="Heading3"/>
+        <w:pStyle w:val="InternalHeading"/>
       </w:pPr>
       <w:r>
         <w:t>Независимость — не абсолют</w:t>
@@ -5164,7 +5164,7 @@
     </w:p>
     <w:p>
       <w:pPr>
-        <w:pStyle w:val="Heading3"/>
+        <w:pStyle w:val="InternalHeading"/>
       </w:pPr>
       <w:r>
         <w:t>Привычка, которую стоит автоматизировать</w:t>
@@ -5299,7 +5299,7 @@
     </w:p>
     <w:p>
       <w:pPr>
-        <w:pStyle w:val="Heading3"/>
+        <w:pStyle w:val="InternalHeading"/>
       </w:pPr>
       <w:r>
         <w:t>Цена ошибки</w:t>
@@ -5369,7 +5369,7 @@
     </w:p>
     <w:p>
       <w:pPr>
-        <w:pStyle w:val="Heading3"/>
+        <w:pStyle w:val="InternalHeading"/>
       </w:pPr>
       <w:r>
         <w:t>Три зоны</w:t>
@@ -5382,7 +5382,7 @@
     </w:p>
     <w:p>
       <w:pPr>
-        <w:pStyle w:val="Heading4"/>
+        <w:pStyle w:val="InternalHeading"/>
       </w:pPr>
       <w:r>
         <w:t>Зона обычного доверия</w:t>
@@ -5420,7 +5420,7 @@
     </w:p>
     <w:p>
       <w:pPr>
-        <w:pStyle w:val="Heading4"/>
+        <w:pStyle w:val="InternalHeading"/>
       </w:pPr>
       <w:r>
         <w:t>Зона внимания</w:t>
@@ -5458,7 +5458,7 @@
     </w:p>
     <w:p>
       <w:pPr>
-        <w:pStyle w:val="Heading4"/>
+        <w:pStyle w:val="InternalHeading"/>
       </w:pPr>
       <w:r>
         <w:t>Зона сильной проверки</w:t>
@@ -5516,7 +5516,7 @@
     </w:p>
     <w:p>
       <w:pPr>
-        <w:pStyle w:val="Heading3"/>
+        <w:pStyle w:val="InternalHeading"/>
       </w:pPr>
       <w:r>
         <w:t>Обратимость важнее драматичности</w:t>
@@ -5571,7 +5571,7 @@
     </w:p>
     <w:p>
       <w:pPr>
-        <w:pStyle w:val="Heading3"/>
+        <w:pStyle w:val="InternalHeading"/>
       </w:pPr>
       <w:r>
         <w:t>Аномалия важнее лица</w:t>
@@ -5624,7 +5624,7 @@
     </w:p>
     <w:p>
       <w:pPr>
-        <w:pStyle w:val="Heading3"/>
+        <w:pStyle w:val="InternalHeading"/>
       </w:pPr>
       <w:r>
         <w:t>Два ключа к одной двери</w:t>
@@ -5672,7 +5672,7 @@
     </w:p>
     <w:p>
       <w:pPr>
-        <w:pStyle w:val="Heading3"/>
+        <w:pStyle w:val="InternalHeading"/>
       </w:pPr>
       <w:r>
         <w:t>Почему слишком строгие правила ломаются</w:t>
@@ -5740,7 +5740,7 @@
     </w:p>
     <w:p>
       <w:pPr>
-        <w:pStyle w:val="Heading3"/>
+        <w:pStyle w:val="InternalHeading"/>
       </w:pPr>
       <w:r>
         <w:t>Простая матрица без таблицы</w:t>
@@ -5806,7 +5806,7 @@
     </w:p>
     <w:p>
       <w:pPr>
-        <w:pStyle w:val="Heading3"/>
+        <w:pStyle w:val="InternalHeading"/>
       </w:pPr>
       <w:r>
         <w:t>Риск — не подозрение</w:t>
@@ -5864,7 +5864,7 @@
     </w:p>
     <w:p>
       <w:pPr>
-        <w:pStyle w:val="Heading3"/>
+        <w:pStyle w:val="InternalHeading"/>
       </w:pPr>
       <w:r>
         <w:t>Самое ценное слово — «всегда»</w:t>
@@ -5960,7 +5960,7 @@
     </w:p>
     <w:p>
       <w:pPr>
-        <w:pStyle w:val="Heading3"/>
+        <w:pStyle w:val="InternalHeading"/>
       </w:pPr>
       <w:r>
         <w:t>Разговор, который не должен звучать как лекция</w:t>
@@ -6002,7 +6002,7 @@
     </w:p>
     <w:p>
       <w:pPr>
-        <w:pStyle w:val="Heading3"/>
+        <w:pStyle w:val="InternalHeading"/>
       </w:pPr>
       <w:r>
         <w:t>Правило № 1: денежная экстренность не бывает секретной</w:t>
@@ -6055,7 +6055,7 @@
     </w:p>
     <w:p>
       <w:pPr>
-        <w:pStyle w:val="Heading3"/>
+        <w:pStyle w:val="InternalHeading"/>
       </w:pPr>
       <w:r>
         <w:t>Правило № 2: у каждого есть резервный маршрут</w:t>
@@ -6098,7 +6098,7 @@
     </w:p>
     <w:p>
       <w:pPr>
-        <w:pStyle w:val="Heading3"/>
+        <w:pStyle w:val="InternalHeading"/>
       </w:pPr>
       <w:r>
         <w:t>Правило № 3: известные каналы важнее новых</w:t>
@@ -6151,7 +6151,7 @@
     </w:p>
     <w:p>
       <w:pPr>
-        <w:pStyle w:val="Heading3"/>
+        <w:pStyle w:val="InternalHeading"/>
       </w:pPr>
       <w:r>
         <w:t>Кодовое слово: да, но без магии</w:t>
@@ -6194,7 +6194,7 @@
     </w:p>
     <w:p>
       <w:pPr>
-        <w:pStyle w:val="Heading3"/>
+        <w:pStyle w:val="InternalHeading"/>
       </w:pPr>
       <w:r>
         <w:t>Правило № 4: детям тоже могут писать взрослые «своим голосом»</w:t>
@@ -6247,7 +6247,7 @@
     </w:p>
     <w:p>
       <w:pPr>
-        <w:pStyle w:val="Heading3"/>
+        <w:pStyle w:val="InternalHeading"/>
       </w:pPr>
       <w:r>
         <w:t>Правило № 5: не хранить семейную безопасность в одном человеке</w:t>
@@ -6275,7 +6275,7 @@
     </w:p>
     <w:p>
       <w:pPr>
-        <w:pStyle w:val="Heading3"/>
+        <w:pStyle w:val="InternalHeading"/>
       </w:pPr>
       <w:r>
         <w:t>А если беда настоящая?</w:t>
@@ -6358,7 +6358,7 @@
     </w:p>
     <w:p>
       <w:pPr>
-        <w:pStyle w:val="Heading3"/>
+        <w:pStyle w:val="InternalHeading"/>
       </w:pPr>
       <w:r>
         <w:t>Семейный протокол на одной странице</w:t>
@@ -6469,7 +6469,7 @@
     </w:p>
     <w:p>
       <w:pPr>
-        <w:pStyle w:val="Heading3"/>
+        <w:pStyle w:val="InternalHeading"/>
       </w:pPr>
       <w:r>
         <w:t>Самое трудное — не придумать правило, а разрешить его соблюдать</w:t>
@@ -6622,7 +6622,7 @@
     </w:p>
     <w:p>
       <w:pPr>
-        <w:pStyle w:val="Heading3"/>
+        <w:pStyle w:val="InternalHeading"/>
       </w:pPr>
       <w:r>
         <w:t>Кейс, в котором видео оказалось административным паролем</w:t>
@@ -6669,7 +6669,7 @@
     </w:p>
     <w:p>
       <w:pPr>
-        <w:pStyle w:val="Heading3"/>
+        <w:pStyle w:val="InternalHeading"/>
       </w:pPr>
       <w:r>
         <w:t>BEC старше генеративного ИИ</w:t>
@@ -6707,7 +6707,7 @@
     </w:p>
     <w:p>
       <w:pPr>
-        <w:pStyle w:val="Heading3"/>
+        <w:pStyle w:val="InternalHeading"/>
       </w:pPr>
       <w:r>
         <w:t>Процедура выше должности</w:t>
@@ -6774,7 +6774,7 @@
     </w:p>
     <w:p>
       <w:pPr>
-        <w:pStyle w:val="Heading3"/>
+        <w:pStyle w:val="InternalHeading"/>
       </w:pPr>
       <w:r>
         <w:t>Изменение реквизитов — отдельное событие</w:t>
@@ -6842,7 +6842,7 @@
     </w:p>
     <w:p>
       <w:pPr>
-        <w:pStyle w:val="Heading3"/>
+        <w:pStyle w:val="InternalHeading"/>
       </w:pPr>
       <w:r>
         <w:t>Два человека и проблема коллективной уверенности</w:t>
@@ -6890,7 +6890,7 @@
     </w:p>
     <w:p>
       <w:pPr>
-        <w:pStyle w:val="Heading3"/>
+        <w:pStyle w:val="InternalHeading"/>
       </w:pPr>
       <w:r>
         <w:t>HR: «директор попросил прислать документы»</w:t>
@@ -6963,7 +6963,7 @@
     </w:p>
     <w:p>
       <w:pPr>
-        <w:pStyle w:val="Heading3"/>
+        <w:pStyle w:val="InternalHeading"/>
       </w:pPr>
       <w:r>
         <w:t>Канал для необычных поручений должен существовать заранее</w:t>
@@ -7061,7 +7061,7 @@
     </w:p>
     <w:p>
       <w:pPr>
-        <w:pStyle w:val="Heading3"/>
+        <w:pStyle w:val="InternalHeading"/>
       </w:pPr>
       <w:r>
         <w:t>Инцидент без стыда</w:t>
@@ -7124,7 +7124,7 @@
     </w:p>
     <w:p>
       <w:pPr>
-        <w:pStyle w:val="Heading3"/>
+        <w:pStyle w:val="InternalHeading"/>
       </w:pPr>
       <w:r>
         <w:t>Мини-регламент высокорискового поручения</w:t>
@@ -7249,7 +7249,7 @@
     </w:p>
     <w:p>
       <w:pPr>
-        <w:pStyle w:val="Heading3"/>
+        <w:pStyle w:val="InternalHeading"/>
       </w:pPr>
       <w:r>
         <w:t>Самый дорогой пароль компании</w:t>
@@ -7364,7 +7364,7 @@
     </w:p>
     <w:p>
       <w:pPr>
-        <w:pStyle w:val="Heading2"/>
+        <w:pStyle w:val="InternalHeading"/>
       </w:pPr>
       <w:r>
         <w:t>Сначала личность нужно установить</w:t>
@@ -7422,7 +7422,7 @@
     </w:p>
     <w:p>
       <w:pPr>
-        <w:pStyle w:val="Heading2"/>
+        <w:pStyle w:val="InternalHeading"/>
       </w:pPr>
       <w:r>
         <w:t>Потом нужно понять, кто вернулся</w:t>
@@ -7509,7 +7509,7 @@
     </w:p>
     <w:p>
       <w:pPr>
-        <w:pStyle w:val="Heading2"/>
+        <w:pStyle w:val="InternalHeading"/>
       </w:pPr>
       <w:r>
         <w:t>Контроль аккаунта — ещё не личность в философском смысле</w:t>
@@ -7562,7 +7562,7 @@
     </w:p>
     <w:p>
       <w:pPr>
-        <w:pStyle w:val="Heading2"/>
+        <w:pStyle w:val="InternalHeading"/>
       </w:pPr>
       <w:r>
         <w:t>Третий вопрос: что вам разрешено?</w:t>
@@ -7629,7 +7629,7 @@
     </w:p>
     <w:p>
       <w:pPr>
-        <w:pStyle w:val="Heading2"/>
+        <w:pStyle w:val="InternalHeading"/>
       </w:pPr>
       <w:r>
         <w:t>Четвёртый вопрос: человек действительно хотел сделать это сейчас?</w:t>
@@ -7728,7 +7728,7 @@
     </w:p>
     <w:p>
       <w:pPr>
-        <w:pStyle w:val="Heading2"/>
+        <w:pStyle w:val="InternalHeading"/>
       </w:pPr>
       <w:r>
         <w:t>Почему одноразовый код не является универсальным доказательством</w:t>
@@ -7780,7 +7780,7 @@
     </w:p>
     <w:p>
       <w:pPr>
-        <w:pStyle w:val="Heading2"/>
+        <w:pStyle w:val="InternalHeading"/>
       </w:pPr>
       <w:r>
         <w:t>Биометрия не знает, что вам лгут</w:t>
@@ -7863,7 +7863,7 @@
     </w:p>
     <w:p>
       <w:pPr>
-        <w:pStyle w:val="Heading2"/>
+        <w:pStyle w:val="InternalHeading"/>
       </w:pPr>
       <w:r>
         <w:t>Liveness — не экзамен, который нужно проводить родственнику</w:t>
@@ -7921,7 +7921,7 @@
     </w:p>
     <w:p>
       <w:pPr>
-        <w:pStyle w:val="Heading2"/>
+        <w:pStyle w:val="InternalHeading"/>
       </w:pPr>
       <w:r>
         <w:t>Пять разных «настоящих»</w:t>
@@ -8029,7 +8029,7 @@
     </w:p>
     <w:p>
       <w:pPr>
-        <w:pStyle w:val="Heading2"/>
+        <w:pStyle w:val="InternalHeading"/>
       </w:pPr>
       <w:r>
         <w:t>Почему это меняет бытовой разговор</w:t>
@@ -8097,7 +8097,7 @@
     </w:p>
     <w:p>
       <w:pPr>
-        <w:pStyle w:val="Heading2"/>
+        <w:pStyle w:val="InternalHeading"/>
       </w:pPr>
       <w:r>
         <w:t>Профессиональная система не пытается «поверить человеку сильнее»</w:t>
@@ -8193,7 +8193,7 @@
     </w:p>
     <w:p>
       <w:pPr>
-        <w:pStyle w:val="Heading3"/>
+        <w:pStyle w:val="InternalHeading"/>
       </w:pPr>
       <w:r>
         <w:t>Детектор решает статистическую задачу</w:t>
@@ -8250,7 +8250,7 @@
     </w:p>
     <w:p>
       <w:pPr>
-        <w:pStyle w:val="Heading3"/>
+        <w:pStyle w:val="InternalHeading"/>
       </w:pPr>
       <w:r>
         <w:t>Гонка с генератором</w:t>
@@ -8293,7 +8293,7 @@
     </w:p>
     <w:p>
       <w:pPr>
-        <w:pStyle w:val="Heading3"/>
+        <w:pStyle w:val="InternalHeading"/>
       </w:pPr>
       <w:r>
         <w:t>Водяной знак: метка, которую хотелось бы видеть всегда</w:t>
@@ -8326,7 +8326,7 @@
     </w:p>
     <w:p>
       <w:pPr>
-        <w:pStyle w:val="Heading3"/>
+        <w:pStyle w:val="InternalHeading"/>
       </w:pPr>
       <w:r>
         <w:t>Вместо угадывания — история происхождения</w:t>
@@ -8389,7 +8389,7 @@
     </w:p>
     <w:p>
       <w:pPr>
-        <w:pStyle w:val="Heading3"/>
+        <w:pStyle w:val="InternalHeading"/>
       </w:pPr>
       <w:r>
         <w:t>Content Credentials не являются сертификатом правды</w:t>
@@ -8472,7 +8472,7 @@
     </w:p>
     <w:p>
       <w:pPr>
-        <w:pStyle w:val="Heading3"/>
+        <w:pStyle w:val="InternalHeading"/>
       </w:pPr>
       <w:r>
         <w:t>Подпись меняет вопрос</w:t>
@@ -8515,7 +8515,7 @@
     </w:p>
     <w:p>
       <w:pPr>
-        <w:pStyle w:val="Heading3"/>
+        <w:pStyle w:val="InternalHeading"/>
       </w:pPr>
       <w:r>
         <w:t>Настоящий человек в защищённом канале</w:t>
@@ -8558,7 +8558,7 @@
     </w:p>
     <w:p>
       <w:pPr>
-        <w:pStyle w:val="Heading3"/>
+        <w:pStyle w:val="InternalHeading"/>
       </w:pPr>
       <w:r>
         <w:t>А что останется человеку?</w:t>
@@ -8606,7 +8606,7 @@
     </w:p>
     <w:p>
       <w:pPr>
-        <w:pStyle w:val="Heading3"/>
+        <w:pStyle w:val="InternalHeading"/>
       </w:pPr>
       <w:r>
         <w:t>Четыре слоя вместо одной кнопки</w:t>
@@ -8677,7 +8677,7 @@
     </w:p>
     <w:p>
       <w:pPr>
-        <w:pStyle w:val="Heading3"/>
+        <w:pStyle w:val="InternalHeading"/>
       </w:pPr>
       <w:r>
         <w:t>Почему будущее не требует научиться видеть пиксели</w:t>
@@ -8776,7 +8776,7 @@
     </w:p>
     <w:p>
       <w:pPr>
-        <w:pStyle w:val="Heading3"/>
+        <w:pStyle w:val="InternalHeading"/>
       </w:pPr>
       <w:r>
         <w:t>Самая неприятная встреча с собой</w:t>
@@ -8834,7 +8834,7 @@
     </w:p>
     <w:p>
       <w:pPr>
-        <w:pStyle w:val="Heading3"/>
+        <w:pStyle w:val="InternalHeading"/>
       </w:pPr>
       <w:r>
         <w:t>Лицо было публичным, согласие — нет</w:t>
@@ -8897,7 +8897,7 @@
     </w:p>
     <w:p>
       <w:pPr>
-        <w:pStyle w:val="Heading3"/>
+        <w:pStyle w:val="InternalHeading"/>
       </w:pPr>
       <w:r>
         <w:t>Голос сложнее изображения</w:t>
@@ -8925,7 +8925,7 @@
     </w:p>
     <w:p>
       <w:pPr>
-        <w:pStyle w:val="Heading3"/>
+        <w:pStyle w:val="InternalHeading"/>
       </w:pPr>
       <w:r>
         <w:t>Биометрия: слово, которым легко сказать лишнее</w:t>
@@ -8968,7 +8968,7 @@
     </w:p>
     <w:p>
       <w:pPr>
-        <w:pStyle w:val="Heading3"/>
+        <w:pStyle w:val="InternalHeading"/>
       </w:pPr>
       <w:r>
         <w:t>Поддельная реплика и настоящая репутация</w:t>
@@ -9067,7 +9067,7 @@
     </w:p>
     <w:p>
       <w:pPr>
-        <w:pStyle w:val="Heading3"/>
+        <w:pStyle w:val="InternalHeading"/>
       </w:pPr>
       <w:r>
         <w:t>Если подделка появилась: первые часы</w:t>
@@ -9186,7 +9186,7 @@
     </w:p>
     <w:p>
       <w:pPr>
-        <w:pStyle w:val="Heading3"/>
+        <w:pStyle w:val="InternalHeading"/>
       </w:pPr>
       <w:r>
         <w:t>Кому сообщать правду первой</w:t>
@@ -9239,7 +9239,7 @@
     </w:p>
     <w:p>
       <w:pPr>
-        <w:pStyle w:val="Heading3"/>
+        <w:pStyle w:val="InternalHeading"/>
       </w:pPr>
       <w:r>
         <w:t>Доказывать, что вы — это вы</w:t>
@@ -9282,7 +9282,7 @@
     </w:p>
     <w:p>
       <w:pPr>
-        <w:pStyle w:val="Heading3"/>
+        <w:pStyle w:val="InternalHeading"/>
       </w:pPr>
       <w:r>
         <w:t>Интимная подделка: вред без «настоящего события»</w:t>
@@ -9335,7 +9335,7 @@
     </w:p>
     <w:p>
       <w:pPr>
-        <w:pStyle w:val="Heading3"/>
+        <w:pStyle w:val="InternalHeading"/>
       </w:pPr>
       <w:r>
         <w:t>Частная жизнь и синтетическая правда</w:t>
@@ -9373,7 +9373,7 @@
     </w:p>
     <w:p>
       <w:pPr>
-        <w:pStyle w:val="Heading3"/>
+        <w:pStyle w:val="InternalHeading"/>
       </w:pPr>
       <w:r>
         <w:t>Посмертный цифровой двойник</w:t>
@@ -9431,7 +9431,7 @@
     </w:p>
     <w:p>
       <w:pPr>
-        <w:pStyle w:val="Heading3"/>
+        <w:pStyle w:val="InternalHeading"/>
       </w:pPr>
       <w:r>
         <w:t>Новая собственность, которой формально может не быть</w:t>
@@ -9499,7 +9499,7 @@
     </w:p>
     <w:p>
       <w:pPr>
-        <w:pStyle w:val="Heading3"/>
+        <w:pStyle w:val="InternalHeading"/>
       </w:pPr>
       <w:r>
         <w:t>Что делать до того, как двойник появился</w:t>
@@ -9570,7 +9570,7 @@
     </w:p>
     <w:p>
       <w:pPr>
-        <w:pStyle w:val="Heading3"/>
+        <w:pStyle w:val="InternalHeading"/>
       </w:pPr>
       <w:r>
         <w:t>Право не говорить</w:t>
@@ -9723,7 +9723,7 @@
     </w:p>
     <w:p>
       <w:pPr>
-        <w:pStyle w:val="Heading2"/>
+        <w:pStyle w:val="InternalHeading"/>
       </w:pPr>
       <w:r>
         <w:t>Четыре разных вопроса вместо одного «фейк или нет»</w:t>
@@ -9807,7 +9807,7 @@
     </w:p>
     <w:p>
       <w:pPr>
-        <w:pStyle w:val="Heading2"/>
+        <w:pStyle w:val="InternalHeading"/>
       </w:pPr>
       <w:r>
         <w:t>Настоящий кадр способен рассказывать вымышленную историю</w:t>
@@ -9920,7 +9920,7 @@
     </w:p>
     <w:p>
       <w:pPr>
-        <w:pStyle w:val="Heading2"/>
+        <w:pStyle w:val="InternalHeading"/>
       </w:pPr>
       <w:r>
         <w:t>Что даёт происхождение</w:t>
@@ -9968,7 +9968,7 @@
     </w:p>
     <w:p>
       <w:pPr>
-        <w:pStyle w:val="Heading2"/>
+        <w:pStyle w:val="InternalHeading"/>
       </w:pPr>
       <w:r>
         <w:t>Подпись известной редакции не доказывает каждую фразу редакции</w:t>
@@ -10025,7 +10025,7 @@
     </w:p>
     <w:p>
       <w:pPr>
-        <w:pStyle w:val="Heading2"/>
+        <w:pStyle w:val="InternalHeading"/>
       </w:pPr>
       <w:r>
         <w:t>И наоборот: синтетический материал может говорить правду о своей природе</w:t>
@@ -10093,7 +10093,7 @@
     </w:p>
     <w:p>
       <w:pPr>
-        <w:pStyle w:val="Heading2"/>
+        <w:pStyle w:val="InternalHeading"/>
       </w:pPr>
       <w:r>
         <w:t>Отсутствие метки ничего не доказывает</w:t>
@@ -10146,7 +10146,7 @@
     </w:p>
     <w:p>
       <w:pPr>
-        <w:pStyle w:val="Heading2"/>
+        <w:pStyle w:val="InternalHeading"/>
       </w:pPr>
       <w:r>
         <w:t>Первоисточник важнее количества репостов</w:t>
@@ -10224,7 +10224,7 @@
     </w:p>
     <w:p>
       <w:pPr>
-        <w:pStyle w:val="Heading2"/>
+        <w:pStyle w:val="InternalHeading"/>
       </w:pPr>
       <w:r>
         <w:t>Детектор отвечает не на тот вопрос, который задаёт новость</w:t>
@@ -10282,7 +10282,7 @@
     </w:p>
     <w:p>
       <w:pPr>
-        <w:pStyle w:val="Heading2"/>
+        <w:pStyle w:val="InternalHeading"/>
       </w:pPr>
       <w:r>
         <w:t>Если материал важен, повышается качество основания</w:t>
@@ -10365,7 +10365,7 @@
     </w:p>
     <w:p>
       <w:pPr>
-        <w:pStyle w:val="Heading2"/>
+        <w:pStyle w:val="InternalHeading"/>
       </w:pPr>
       <w:r>
         <w:t>Слова «по сообщениям СМИ» иногда ничего не добавляют</w:t>
@@ -10448,7 +10448,7 @@
     </w:p>
     <w:p>
       <w:pPr>
-        <w:pStyle w:val="Heading2"/>
+        <w:pStyle w:val="InternalHeading"/>
       </w:pPr>
       <w:r>
         <w:t>Самая честная формулировка: «мы пока не знаем»</w:t>
@@ -10506,7 +10506,7 @@
     </w:p>
     <w:p>
       <w:pPr>
-        <w:pStyle w:val="Heading2"/>
+        <w:pStyle w:val="InternalHeading"/>
       </w:pPr>
       <w:r>
         <w:t>Публичное доверие требует институций</w:t>
@@ -10559,7 +10559,7 @@
     </w:p>
     <w:p>
       <w:pPr>
-        <w:pStyle w:val="Heading2"/>
+        <w:pStyle w:val="InternalHeading"/>
       </w:pPr>
       <w:r>
         <w:t>Что сохраняет силу, когда картинка идеальна</w:t>
@@ -10752,7 +10752,7 @@
     </w:p>
     <w:p>
       <w:pPr>
-        <w:pStyle w:val="Heading3"/>
+        <w:pStyle w:val="InternalHeading"/>
       </w:pPr>
       <w:r>
         <w:t>Не каждое «это фейк» работает</w:t>
@@ -10785,7 +10785,7 @@
     </w:p>
     <w:p>
       <w:pPr>
-        <w:pStyle w:val="Heading3"/>
+        <w:pStyle w:val="InternalHeading"/>
       </w:pPr>
       <w:r>
         <w:t>От доказательства к спору о доказательстве</w:t>
@@ -10878,7 +10878,7 @@
     </w:p>
     <w:p>
       <w:pPr>
-        <w:pStyle w:val="Heading3"/>
+        <w:pStyle w:val="InternalHeading"/>
       </w:pPr>
       <w:r>
         <w:t>Цинизм — подарок манипулятору</w:t>
@@ -10941,7 +10941,7 @@
     </w:p>
     <w:p>
       <w:pPr>
-        <w:pStyle w:val="Heading3"/>
+        <w:pStyle w:val="InternalHeading"/>
       </w:pPr>
       <w:r>
         <w:t>Здоровый скептицизм имеет направление</w:t>
@@ -11009,7 +11009,7 @@
     </w:p>
     <w:p>
       <w:pPr>
-        <w:pStyle w:val="Heading3"/>
+        <w:pStyle w:val="InternalHeading"/>
       </w:pPr>
       <w:r>
         <w:t>Дипфейк как универсальное алиби</w:t>
@@ -11072,7 +11072,7 @@
     </w:p>
     <w:p>
       <w:pPr>
-        <w:pStyle w:val="Heading3"/>
+        <w:pStyle w:val="InternalHeading"/>
       </w:pPr>
       <w:r>
         <w:t>Почему происхождение становится общественной инфраструктурой</w:t>
@@ -11120,7 +11120,7 @@
     </w:p>
     <w:p>
       <w:pPr>
-        <w:pStyle w:val="Heading3"/>
+        <w:pStyle w:val="InternalHeading"/>
       </w:pPr>
       <w:r>
         <w:t>Настоящее видео всё ещё важно</w:t>
@@ -11168,7 +11168,7 @@
     </w:p>
     <w:p>
       <w:pPr>
-        <w:pStyle w:val="Heading3"/>
+        <w:pStyle w:val="InternalHeading"/>
       </w:pPr>
       <w:r>
         <w:t>Когда «я видел» превращается в начало расследования</w:t>
@@ -11221,7 +11221,7 @@
     </w:p>
     <w:p>
       <w:pPr>
-        <w:pStyle w:val="Heading3"/>
+        <w:pStyle w:val="InternalHeading"/>
       </w:pPr>
       <w:r>
         <w:t>Доверие после невинности</w:t>
@@ -11259,7 +11259,7 @@
     </w:p>
     <w:p>
       <w:pPr>
-        <w:pStyle w:val="Heading3"/>
+        <w:pStyle w:val="InternalHeading"/>
       </w:pPr>
       <w:r>
         <w:t>Парадокс названия книги</w:t>
@@ -11312,7 +11312,7 @@
     </w:p>
     <w:p>
       <w:pPr>
-        <w:pStyle w:val="Heading3"/>
+        <w:pStyle w:val="InternalHeading"/>
       </w:pPr>
       <w:r>
         <w:t>Последний обман</w:t>
@@ -11457,7 +11457,7 @@
     </w:p>
     <w:p>
       <w:pPr>
-        <w:pStyle w:val="Heading3"/>
+        <w:pStyle w:val="InternalHeading"/>
       </w:pPr>
       <w:r>
         <w:t>Что мы на самом деле поменяли</w:t>
@@ -11510,7 +11510,7 @@
     </w:p>
     <w:p>
       <w:pPr>
-        <w:pStyle w:val="Heading3"/>
+        <w:pStyle w:val="InternalHeading"/>
       </w:pPr>
       <w:r>
         <w:t>Голос можно оставить голосом</w:t>
@@ -11573,7 +11573,7 @@
     </w:p>
     <w:p>
       <w:pPr>
-        <w:pStyle w:val="Heading3"/>
+        <w:pStyle w:val="InternalHeading"/>
       </w:pPr>
       <w:r>
         <w:t>Самая сильная защита не выглядит героически</w:t>
@@ -11641,7 +11641,7 @@
     </w:p>
     <w:p>
       <w:pPr>
-        <w:pStyle w:val="Heading3"/>
+        <w:pStyle w:val="InternalHeading"/>
       </w:pPr>
       <w:r>
         <w:t>Доверие не обязано быть слепым, чтобы оставаться доверием</w:t>
@@ -11694,7 +11694,7 @@
     </w:p>
     <w:p>
       <w:pPr>
-        <w:pStyle w:val="Heading3"/>
+        <w:pStyle w:val="InternalHeading"/>
       </w:pPr>
       <w:r>
         <w:t>Человек останется человеком</w:t>
@@ -11752,7 +11752,7 @@
     </w:p>
     <w:p>
       <w:pPr>
-        <w:pStyle w:val="Heading3"/>
+        <w:pStyle w:val="InternalHeading"/>
       </w:pPr>
       <w:r>
         <w:t>Последняя договорённость</w:t>
@@ -11815,7 +11815,7 @@
     </w:p>
     <w:p>
       <w:pPr>
-        <w:pStyle w:val="Heading3"/>
+        <w:pStyle w:val="InternalHeading"/>
       </w:pPr>
       <w:r>
         <w:t>Когда включаем сильную проверку</w:t>
@@ -11892,7 +11892,7 @@
     </w:p>
     <w:p>
       <w:pPr>
-        <w:pStyle w:val="Heading3"/>
+        <w:pStyle w:val="InternalHeading"/>
       </w:pPr>
       <w:r>
         <w:t>Что делаем</w:t>
@@ -11958,7 +11958,7 @@
     </w:p>
     <w:p>
       <w:pPr>
-        <w:pStyle w:val="Heading3"/>
+        <w:pStyle w:val="InternalHeading"/>
       </w:pPr>
       <w:r>
         <w:t>Что не считается независимой проверкой</w:t>
@@ -12022,7 +12022,7 @@
     </w:p>
     <w:p>
       <w:pPr>
-        <w:pStyle w:val="Heading3"/>
+        <w:pStyle w:val="InternalHeading"/>
       </w:pPr>
       <w:r>
         <w:t>Резервный человек</w:t>
@@ -12035,7 +12035,7 @@
     </w:p>
     <w:p>
       <w:pPr>
-        <w:pStyle w:val="Heading3"/>
+        <w:pStyle w:val="InternalHeading"/>
       </w:pPr>
       <w:r>
         <w:t>Семейное правило</w:t>
@@ -12075,7 +12075,7 @@
     </w:p>
     <w:p>
       <w:pPr>
-        <w:pStyle w:val="Heading3"/>
+        <w:pStyle w:val="InternalHeading"/>
       </w:pPr>
       <w:r>
         <w:t>Договоритесь о четырёх вещах</w:t>
@@ -12115,7 +12115,7 @@
     </w:p>
     <w:p>
       <w:pPr>
-        <w:pStyle w:val="Heading3"/>
+        <w:pStyle w:val="InternalHeading"/>
       </w:pPr>
       <w:r>
         <w:t>Чего не делать</w:t>
@@ -12176,7 +12176,7 @@
     </w:p>
     <w:p>
       <w:pPr>
-        <w:pStyle w:val="Heading3"/>
+        <w:pStyle w:val="InternalHeading"/>
       </w:pPr>
       <w:r>
         <w:t>Если от имени родителя просят</w:t>
@@ -12208,7 +12208,7 @@
     </w:p>
     <w:p>
       <w:pPr>
-        <w:pStyle w:val="Heading3"/>
+        <w:pStyle w:val="InternalHeading"/>
       </w:pPr>
       <w:r>
         <w:t>Что делать</w:t>
@@ -12268,7 +12268,7 @@
     </w:p>
     <w:p>
       <w:pPr>
-        <w:pStyle w:val="Heading3"/>
+        <w:pStyle w:val="InternalHeading"/>
       </w:pPr>
       <w:r>
         <w:t>Высокорисковые действия</w:t>
@@ -12332,7 +12332,7 @@
     </w:p>
     <w:p>
       <w:pPr>
-        <w:pStyle w:val="Heading3"/>
+        <w:pStyle w:val="InternalHeading"/>
       </w:pPr>
       <w:r>
         <w:t>Минимальные правила</w:t>
@@ -12436,7 +12436,7 @@
     </w:p>
     <w:p>
       <w:pPr>
-        <w:pStyle w:val="Heading3"/>
+        <w:pStyle w:val="InternalHeading"/>
       </w:pPr>
       <w:r>
         <w:t>Сначала определите, что поставлено на карту</w:t>
@@ -12449,7 +12449,7 @@
     </w:p>
     <w:p>
       <w:pPr>
-        <w:pStyle w:val="Heading3"/>
+        <w:pStyle w:val="InternalHeading"/>
       </w:pPr>
       <w:r>
         <w:t>Если материал связан с просьбой от знакомого</w:t>
@@ -12489,7 +12489,7 @@
     </w:p>
     <w:p>
       <w:pPr>
-        <w:pStyle w:val="Heading3"/>
+        <w:pStyle w:val="InternalHeading"/>
       </w:pPr>
       <w:r>
         <w:t>Если материал претендует на общественно значимое доказательство</w:t>
@@ -12537,7 +12537,7 @@
     </w:p>
     <w:p>
       <w:pPr>
-        <w:pStyle w:val="Heading3"/>
+        <w:pStyle w:val="InternalHeading"/>
       </w:pPr>
       <w:r>
         <w:t>Если вы не можете подтвердить подлинность</w:t>
@@ -12568,7 +12568,7 @@
     </w:p>
     <w:p>
       <w:pPr>
-        <w:pStyle w:val="Heading3"/>
+        <w:pStyle w:val="InternalHeading"/>
       </w:pPr>
       <w:r>
         <w:t>1. Зафиксируйте</w:t>
@@ -12624,7 +12624,7 @@
     </w:p>
     <w:p>
       <w:pPr>
-        <w:pStyle w:val="Heading3"/>
+        <w:pStyle w:val="InternalHeading"/>
       </w:pPr>
       <w:r>
         <w:t>2. Определите аудиторию наибольшего риска</w:t>
@@ -12637,7 +12637,7 @@
     </w:p>
     <w:p>
       <w:pPr>
-        <w:pStyle w:val="Heading3"/>
+        <w:pStyle w:val="InternalHeading"/>
       </w:pPr>
       <w:r>
         <w:t>3. Используйте официальный канал</w:t>
@@ -12650,7 +12650,7 @@
     </w:p>
     <w:p>
       <w:pPr>
-        <w:pStyle w:val="Heading3"/>
+        <w:pStyle w:val="InternalHeading"/>
       </w:pPr>
       <w:r>
         <w:t>4. Подайте жалобу площадке</w:t>
@@ -12663,7 +12663,7 @@
     </w:p>
     <w:p>
       <w:pPr>
-        <w:pStyle w:val="Heading3"/>
+        <w:pStyle w:val="InternalHeading"/>
       </w:pPr>
       <w:r>
         <w:t>5. При существенном вреде получите профессиональную помощь</w:t>
@@ -12676,7 +12676,7 @@
     </w:p>
     <w:p>
       <w:pPr>
-        <w:pStyle w:val="Heading3"/>
+        <w:pStyle w:val="InternalHeading"/>
       </w:pPr>
       <w:r>
         <w:t>6. Если атака затрагивает деньги или доступы</w:t>
@@ -12878,7 +12878,7 @@
     </w:p>
     <w:p>
       <w:pPr>
-        <w:pStyle w:val="Heading3"/>
+        <w:pStyle w:val="InternalHeading"/>
       </w:pPr>
       <w:r>
         <w:t>Россия</w:t>
@@ -12910,7 +12910,7 @@
     </w:p>
     <w:p>
       <w:pPr>
-        <w:pStyle w:val="Heading3"/>
+        <w:pStyle w:val="InternalHeading"/>
       </w:pPr>
       <w:r>
         <w:t>Международные источники</w:t>
@@ -12978,7 +12978,7 @@
     </w:p>
     <w:p>
       <w:pPr>
-        <w:pStyle w:val="Heading3"/>
+        <w:pStyle w:val="InternalHeading"/>
       </w:pPr>
       <w:r>
         <w:t>Как читать обновления</w:t>
@@ -13049,7 +13049,7 @@
     </w:p>
     <w:p>
       <w:pPr>
-        <w:pStyle w:val="Heading2"/>
+        <w:pStyle w:val="InternalHeading"/>
       </w:pPr>
       <w:r>
         <w:t>К прологу и главе 1</w:t>
@@ -13135,7 +13135,7 @@
     </w:p>
     <w:p>
       <w:pPr>
-        <w:pStyle w:val="Heading2"/>
+        <w:pStyle w:val="InternalHeading"/>
       </w:pPr>
       <w:r>
         <w:t>К главе 2</w:t>
@@ -13202,7 +13202,7 @@
     </w:p>
     <w:p>
       <w:pPr>
-        <w:pStyle w:val="Heading2"/>
+        <w:pStyle w:val="InternalHeading"/>
       </w:pPr>
       <w:r>
         <w:t>К главам 3 и 7</w:t>
@@ -13254,7 +13254,7 @@
     </w:p>
     <w:p>
       <w:pPr>
-        <w:pStyle w:val="Heading2"/>
+        <w:pStyle w:val="InternalHeading"/>
       </w:pPr>
       <w:r>
         <w:t>К интерлюдии «Цепочка доверия»</w:t>
@@ -13289,7 +13289,7 @@
     </w:p>
     <w:p>
       <w:pPr>
-        <w:pStyle w:val="Heading2"/>
+        <w:pStyle w:val="InternalHeading"/>
       </w:pPr>
       <w:r>
         <w:t>К главам 4 и 12</w:t>
@@ -13368,7 +13368,7 @@
     </w:p>
     <w:p>
       <w:pPr>
-        <w:pStyle w:val="Heading2"/>
+        <w:pStyle w:val="InternalHeading"/>
       </w:pPr>
       <w:r>
         <w:t>К главам 5 и 6</w:t>
@@ -13422,7 +13422,7 @@
     </w:p>
     <w:p>
       <w:pPr>
-        <w:pStyle w:val="Heading2"/>
+        <w:pStyle w:val="InternalHeading"/>
       </w:pPr>
       <w:r>
         <w:t>К главам 8–11</w:t>
@@ -13498,7 +13498,7 @@
     </w:p>
     <w:p>
       <w:pPr>
-        <w:pStyle w:val="Heading2"/>
+        <w:pStyle w:val="InternalHeading"/>
       </w:pPr>
       <w:r>
         <w:t>К интерлюдии «Кто именно настоящий?»</w:t>
@@ -13557,7 +13557,7 @@
     </w:p>
     <w:p>
       <w:pPr>
-        <w:pStyle w:val="Heading2"/>
+        <w:pStyle w:val="InternalHeading"/>
       </w:pPr>
       <w:r>
         <w:t>К интерлюдии «Когда фейк ничего не просит»</w:t>
@@ -13597,7 +13597,7 @@
     </w:p>
     <w:p>
       <w:pPr>
-        <w:pStyle w:val="Heading2"/>
+        <w:pStyle w:val="InternalHeading"/>
       </w:pPr>
       <w:r>
         <w:t>К главе 13: право России</w:t>
@@ -13675,7 +13675,7 @@
     </w:p>
     <w:p>
       <w:pPr>
-        <w:pStyle w:val="Heading2"/>
+        <w:pStyle w:val="InternalHeading"/>
       </w:pPr>
       <w:r>
         <w:t>К главе 14</w:t>
@@ -13732,7 +13732,7 @@
     </w:p>
     <w:p>
       <w:pPr>
-        <w:pStyle w:val="Heading2"/>
+        <w:pStyle w:val="InternalHeading"/>
       </w:pPr>
       <w:r>
         <w:t>Принцип чтения цифр</w:t>
@@ -13745,7 +13745,7 @@
     </w:p>
     <w:p>
       <w:pPr>
-        <w:pStyle w:val="Heading2"/>
+        <w:pStyle w:val="InternalHeading"/>
       </w:pPr>
       <w:r>
         <w:t>Обновление</w:t>
@@ -14245,11 +14245,10 @@
       <w:outlineLvl w:val="2"/>
     </w:pPr>
     <w:rPr>
-      <w:rFonts w:asciiTheme="majorHAnsi" w:eastAsiaTheme="majorEastAsia" w:hAnsiTheme="majorHAnsi" w:cstheme="majorBidi" w:ascii="Times New Roman" w:hAnsi="Times New Roman" w:eastAsia="Times New Roman"/>
+      <w:rFonts w:asciiTheme="majorHAnsi" w:eastAsiaTheme="majorEastAsia" w:hAnsiTheme="majorHAnsi" w:cstheme="majorBidi"/>
       <w:b/>
       <w:bCs/>
-      <w:color w:val="000000"/>
-      <w:sz w:val="26"/>
+      <w:color w:val="4F81BD" w:themeColor="accent1"/>
     </w:rPr>
   </w:style>
   <w:style w:type="paragraph" w:styleId="Heading4">
@@ -14269,13 +14268,12 @@
       <w:outlineLvl w:val="3"/>
     </w:pPr>
     <w:rPr>
-      <w:rFonts w:asciiTheme="majorHAnsi" w:eastAsiaTheme="majorEastAsia" w:hAnsiTheme="majorHAnsi" w:cstheme="majorBidi" w:ascii="Times New Roman" w:hAnsi="Times New Roman" w:eastAsia="Times New Roman"/>
+      <w:rFonts w:asciiTheme="majorHAnsi" w:eastAsiaTheme="majorEastAsia" w:hAnsiTheme="majorHAnsi" w:cstheme="majorBidi"/>
       <w:b/>
       <w:bCs/>
       <w:i/>
       <w:iCs/>
-      <w:color w:val="000000"/>
-      <w:sz w:val="24"/>
+      <w:color w:val="4F81BD" w:themeColor="accent1"/>
     </w:rPr>
   </w:style>
   <w:style w:type="paragraph" w:styleId="Heading5">
@@ -25821,6 +25819,19 @@
         <w:shd w:val="clear" w:color="auto" w:fill="FBCAA2" w:themeFill="accent6" w:themeFillTint="7F"/>
       </w:tcPr>
     </w:tblStylePr>
+  </w:style>
+  <w:style w:type="paragraph" w:customStyle="1" w:styleId="InternalHeading">
+    <w:name w:val="Internal Heading"/>
+    <w:basedOn w:val="Normal"/>
+    <w:pPr>
+      <w:spacing w:before="160" w:after="60"/>
+    </w:pPr>
+    <w:rPr>
+      <w:rFonts w:ascii="Times New Roman" w:hAnsi="Times New Roman" w:eastAsia="Times New Roman"/>
+      <w:b/>
+      <w:color w:val="000000"/>
+      <w:sz w:val="24"/>
+    </w:rPr>
   </w:style>
 </w:styles>
 </file>

--- a/ne-ver-golosu/dist/ne-ver-golosu-litres.docx
+++ b/ne-ver-golosu/dist/ne-ver-golosu-litres.docx
@@ -11267,7 +11267,7 @@
     </w:p>
     <w:p>
       <w:r>
-        <w:t>«Не верь голосу» звучит как призыв к подозрительности.</w:t>
+        <w:t>Фраза, вынесенная в название, звучит как призыв к подозрительности.</w:t>
       </w:r>
     </w:p>
     <w:p>

--- a/ne-ver-golosu/dist/ne-ver-golosu-litres.docx
+++ b/ne-ver-golosu/dist/ne-ver-golosu-litres.docx
@@ -741,7 +741,7 @@
     </w:p>
     <w:p>
       <w:r>
-        <w:t>Через несколько месяцев полиция Гонконга сообщила о другом эпизоде. Сотрудник международной торговой компании получил WhatsApp-сообщение от человека, выдававшего себя за финансового директора британской головной компании, и участвовал почти в тридцатиминутной видеоконференции. После распоряжения «руководителя» был осуществлён перевод почти на четыре миллиона гонконгских долларов. Полиция также связывала видео с deepfake-технологией.</w:t>
+        <w:t>Через несколько месяцев полиция Гонконга сообщила о другом эпизоде. Сотрудник международной торговой компании получил WhatsApp-сообщение от человека, выдававшего себя за финансового директора британской головной компании, и участвовал почти в тридцатиминутной видеоконференции. После распоряжения «руководителя» был осуществлён перевод почти на четыре миллиона гонконгских долларов. Полиция также связывала видео с технологией дипфейков.</w:t>
       </w:r>
     </w:p>
     <w:p>
@@ -870,7 +870,7 @@
     </w:p>
     <w:p>
       <w:r>
-        <w:t>Есть распространённая идея: задайте собеседнику неожиданное действие. Попросите поднять руку, повернуть голову, показать предмет. В определённых условиях такое взаимодействие действительно может повысить вероятность обнаружить плохо подготовленную подмену. В профессиональных процедурах бывают случайные human-in-the-loop cues — NIST упоминает подобные меры как дополнительный слой.</w:t>
+        <w:t>Есть распространённая идея: задайте собеседнику неожиданное действие. Попросите поднять руку, повернуть голову, показать предмет. В определённых условиях такое взаимодействие действительно может повысить вероятность обнаружить плохо подготовленную подмену. В профессиональных процедурах бывают случайные проверочные действия с участием человека — NIST упоминает подобные меры как дополнительный слой.</w:t>
       </w:r>
     </w:p>
     <w:p>
@@ -918,7 +918,7 @@
     </w:p>
     <w:p>
       <w:r>
-        <w:t>Есть ещё одна причина не сводить проблему к deepfake detection.</w:t>
+        <w:t>Есть ещё одна причина не сводить проблему к выявлению дипфейков.</w:t>
       </w:r>
     </w:p>
     <w:p>
@@ -933,7 +933,7 @@
     </w:p>
     <w:p>
       <w:r>
-        <w:t>Так называемые cheapfakes или shallowfakes напоминают неприятную вещь: «поддельность» бывает не только на уровне пикселей. Иногда каждый пиксель настоящий, а утверждение о событии — нет.</w:t>
+        <w:t>Так называемые простые подделки — манипуляции с настоящим контентом без сложного синтеза — напоминают неприятную вещь: «поддельность» бывает не только на уровне пикселей. Иногда каждый пиксель настоящий, а утверждение о событии — нет.</w:t>
       </w:r>
     </w:p>
     <w:p>
@@ -1011,12 +1011,12 @@
     </w:p>
     <w:p>
       <w:r>
-        <w:t>«Это действительно CFO?»</w:t>
-      </w:r>
-    </w:p>
-    <w:p>
-      <w:r>
-        <w:t>Как только вопрос заменяется на «как выполнить распоряжение CFO?», основная работа имперсонации сделана.</w:t>
+        <w:t>«Это действительно финансовый директор?»</w:t>
+      </w:r>
+    </w:p>
+    <w:p>
+      <w:r>
+        <w:t>Как только вопрос заменяется на «как выполнить распоряжение финансового директора?», основная работа имперсонации сделана.</w:t>
       </w:r>
     </w:p>
     <w:p>
@@ -1256,7 +1256,7 @@
     </w:p>
     <w:p>
       <w:r>
-        <w:t>NIST давно отказался от идеи, что так называемые knowledge-based вопросы — сведения вроде девичьей фамилии матери или фактов из кредитной истории — должны считаться сильным современным механизмом подтверждения личности. Причина понятна: ответы могут быть известны другим, обнаруживаемы или иметь слишком ограниченный набор вариантов.</w:t>
+        <w:t>NIST давно отказался от идеи, что так называемые контрольные вопросы, основанные на знании биографических сведений, — например, о девичьей фамилии матери или фактах из кредитной истории — должны считаться сильным современным механизмом подтверждения личности. Причина понятна: ответы могут быть известны другим, обнаруживаемы или иметь слишком ограниченный набор вариантов.</w:t>
       </w:r>
     </w:p>
     <w:p>
@@ -2386,7 +2386,7 @@
     </w:p>
     <w:p>
       <w:r>
-        <w:t>Международные правоохранительные структуры именно так описывают новый риск. На глобальном саммите INTERPOL и UNODC в марте 2026 года генеративный ИИ — включая deepfake-видео, изображения, аудио и чат-боты — рассматривался как инструмент, который облегчает имперсонацию доверенных людей и обман. Слово «облегчает» здесь точнее слова «заменяет».</w:t>
+        <w:t>Международные правоохранительные структуры именно так описывают новый риск. На глобальном саммите INTERPOL и UNODC в марте 2026 года генеративный ИИ — включая дипфейки в видео и аудио, синтетические изображения и чат-боты — рассматривался как инструмент, который облегчает имперсонацию доверенных людей и обман. Слово «облегчает» здесь точнее слова «заменяет».</w:t>
       </w:r>
     </w:p>
     <w:p>
@@ -2775,7 +2775,7 @@
     </w:p>
     <w:p>
       <w:r>
-        <w:t>В предупреждениях FBI об имперсонации высокопоставленных лиц также описываются сочетания текстовых сообщений, AI-generated voice и перехода на новые платформы. Система доверия ломается не одним ударом, а последовательностью маленьких подтверждений.</w:t>
+        <w:t>В предупреждениях FBI об имперсонации высокопоставленных лиц также описываются сочетания текстовых сообщений, синтетического голоса и перехода на новые платформы. Система доверия ломается не одним ударом, а последовательностью маленьких подтверждений.</w:t>
       </w:r>
     </w:p>
     <w:p>
@@ -3468,7 +3468,7 @@
     </w:p>
     <w:p>
       <w:r>
-        <w:t>Поэтому профессиональные стандарты цифровой идентичности давно относятся к knowledge-based проверкам скептически. NIST в актуальных руководствах не предлагает строить сильную аутентификацию на вопросах вроде «как звали вашего первого питомца». Информация может быть обнаруживаемой, а пространство ответов — слишком маленьким.</w:t>
+        <w:t>Поэтому профессиональные стандарты цифровой идентичности давно относятся скептически к проверкам, основанным на знании биографических сведений. NIST в актуальных руководствах не предлагает строить сильную аутентификацию на вопросах вроде «как звали вашего первого питомца». Информация может быть обнаруживаемой, а пространство ответов — слишком маленьким.</w:t>
       </w:r>
     </w:p>
     <w:p>
@@ -4593,12 +4593,12 @@
     </w:p>
     <w:p>
       <w:r>
-        <w:t>Мы скоро будем говорить о provenance цифрового контента — происхождении файла и истории его изменений.</w:t>
-      </w:r>
-    </w:p>
-    <w:p>
-      <w:r>
-        <w:t>Но у доверия есть собственное provenance.</w:t>
+        <w:t>Мы скоро будем говорить о происхождении цифрового контента — происхождении файла и истории его изменений.</w:t>
+      </w:r>
+    </w:p>
+    <w:p>
+      <w:r>
+        <w:t>Но у доверия тоже есть собственная история происхождения.</w:t>
       </w:r>
     </w:p>
     <w:p>
@@ -5307,7 +5307,7 @@
     </w:p>
     <w:p>
       <w:r>
-        <w:t>В профессиональной цифровой идентичности используется понятие assurance — степень уверенности, необходимая для конкретной операции. Разные риски требуют разных мер. Мы не будем переносить технические уровни стандартов NIST в семейный мессенджер: это было бы декоративной экспертностью.</w:t>
+        <w:t>В профессиональной цифровой идентичности используется понятие уровня уверенности — степени уверенности, необходимой для конкретной операции. Разные риски требуют разных мер. Мы не будем переносить технические уровни стандартов NIST в семейный мессенджер: это было бы декоративной экспертностью.</w:t>
       </w:r>
     </w:p>
     <w:p>
@@ -6202,7 +6202,7 @@
     </w:p>
     <w:p>
       <w:r>
-        <w:t>Разговор о deepfake fraud часто строится вокруг родителей, которых обманывают голосом ребёнка. Но направление может быть обратным.</w:t>
+        <w:t>Разговор о мошенничестве с дипфейками часто строится вокруг родителей, которых обманывают голосом ребёнка. Но направление может быть обратным.</w:t>
       </w:r>
     </w:p>
     <w:p>
@@ -6617,7 +6617,7 @@
     </w:p>
     <w:p>
       <w:r>
-        <w:t>Это разница между поиском виноватого и post-incident review.</w:t>
+        <w:t>Это разница между поиском виноватого и разбором инцидента.</w:t>
       </w:r>
     </w:p>
     <w:p>
@@ -6672,12 +6672,12 @@
         <w:pStyle w:val="InternalHeading"/>
       </w:pPr>
       <w:r>
-        <w:t>BEC старше генеративного ИИ</w:t>
-      </w:r>
-    </w:p>
-    <w:p>
-      <w:r>
-        <w:t>Business Email Compromise — мошенничество с компрометацией или имитацией деловой переписки — не появилось вместе с нейросетями. Годами злоумышленники выдавали себя за руководителей, поставщиков и партнёров, добиваясь переводов или изменения реквизитов.</w:t>
+        <w:t>Компрометация деловой переписки старше генеративного ИИ</w:t>
+      </w:r>
+    </w:p>
+    <w:p>
+      <w:r>
+        <w:t>Компрометация деловой электронной почты (Business Email Compromise, BEC) — мошенничество с компрометацией или имитацией деловой переписки — не появилась вместе с нейросетями. Годами злоумышленники выдавали себя за руководителей, поставщиков и партнёров, добиваясь переводов или изменения реквизитов.</w:t>
       </w:r>
     </w:p>
     <w:p>
@@ -6739,7 +6739,7 @@
     </w:p>
     <w:p>
       <w:r>
-        <w:t>Если в компании существует правило «платёж выше X подтверждают два человека», оно должно срабатывать и в ситуации «генеральный лично попросил срочно».</w:t>
+        <w:t>Если в компании существует правило «платёж выше установленного лимита подтверждают два человека», оно должно срабатывать и в ситуации «генеральный лично попросил срочно».</w:t>
       </w:r>
     </w:p>
     <w:p>
@@ -6893,7 +6893,7 @@
         <w:pStyle w:val="InternalHeading"/>
       </w:pPr>
       <w:r>
-        <w:t>HR: «директор попросил прислать документы»</w:t>
+        <w:t>Кадровая служба: «директор попросил прислать документы»</w:t>
       </w:r>
     </w:p>
     <w:p>
@@ -6903,12 +6903,12 @@
     </w:p>
     <w:p>
       <w:r>
-        <w:t>HR хранит персональные данные сотрудников.</w:t>
-      </w:r>
-    </w:p>
-    <w:p>
-      <w:r>
-        <w:t>IT — права доступа.</w:t>
+        <w:t>Кадровая служба хранит персональные данные сотрудников.</w:t>
+      </w:r>
+    </w:p>
+    <w:p>
+      <w:r>
+        <w:t>ИТ — права доступа.</w:t>
       </w:r>
     </w:p>
     <w:p>
@@ -6948,7 +6948,7 @@
     </w:p>
     <w:p>
       <w:r>
-        <w:t>Настоящему директору не обязательно иметь право получать пароль администратора в мессенджере. Настоящий коллега не обязательно должен видеть полную базу клиентов. Настоящий HR не должен просить код MFA.</w:t>
+        <w:t>Настоящему директору не обязательно иметь право получать пароль администратора в мессенджере. Настоящий коллега не обязательно должен видеть полную базу клиентов. Настоящий сотрудник кадровой службы не должен просить код многофакторной аутентификации.</w:t>
       </w:r>
     </w:p>
     <w:p>
@@ -7160,7 +7160,7 @@
     </w:p>
     <w:p>
       <w:r>
-        <w:t>Голос, видео, email или мессенджер не являются единственным подтверждением высокорискового распоряжения.</w:t>
+        <w:t>Голос, видео, электронная почта или мессенджер не являются единственным подтверждением высокорискового распоряжения.</w:t>
       </w:r>
     </w:p>
     <w:p>
@@ -7216,7 +7216,7 @@
     </w:p>
     <w:p>
       <w:r>
-        <w:t>CEO, собственник, финансовый директор и любой другой руководитель подчиняются контрольным правилам высокорисковых действий.</w:t>
+        <w:t>Генеральный директор, собственник, финансовый директор и любой другой руководитель подчиняются контрольным правилам высокорисковых действий.</w:t>
       </w:r>
     </w:p>
     <w:p>
@@ -7359,7 +7359,7 @@
     </w:p>
     <w:p>
       <w:r>
-        <w:t>NIST — Национальный институт стандартов и технологий США — в актуальном семействе Digital Identity Guidelines разделяет процесс как минимум на несколько разных задач. Эти рекомендации адресованы цифровым системам, а не российским семьям и не должны превращаться в бытовой норматив. Но понятийная дисциплина здесь чрезвычайно полезна.</w:t>
+        <w:t>NIST — Национальный институт стандартов и технологий США — в актуальном семействе рекомендаций по цифровой идентичности (Digital Identity Guidelines) разделяет процесс как минимум на несколько разных задач. Эти рекомендации адресованы цифровым системам, а не российским семьям и не должны превращаться в бытовой норматив. Но понятийная дисциплина здесь чрезвычайно полезна.</w:t>
       </w:r>
     </w:p>
     <w:p>
@@ -7389,15 +7389,15 @@
           <w:b/>
           <w:i w:val="0"/>
         </w:rPr>
-        <w:t>identity proofing</w:t>
-      </w:r>
-      <w:r>
-        <w:t>: установление заявленной идентичности и проверка доказательств, на которых она основана.</w:t>
-      </w:r>
-    </w:p>
-    <w:p>
-      <w:r>
-        <w:t>NIST SP 800-63A-4 рассматривает доказательство личности не как красивую фотографию паспорта. Важна валидация: является ли доказательство подлинным, не изменено ли оно, корректны ли заявленные атрибуты, можно ли проверить их допустимым способом. Для удалённой процедуры стандарт отдельно учитывает forged media и digital injection — поддельные или внедрённые медиапотоки.</w:t>
+        <w:t>установления личности (identity proofing)</w:t>
+      </w:r>
+      <w:r>
+        <w:t>: проверки заявленной идентичности и доказательств, на которых она основана.</w:t>
+      </w:r>
+    </w:p>
+    <w:p>
+      <w:r>
+        <w:t>NIST SP 800-63A-4 рассматривает доказательство личности не как красивую фотографию паспорта. Важна валидация: является ли доказательство подлинным, не изменено ли оно, корректны ли заявленные атрибуты, можно ли проверить их допустимым способом. Для удалённой процедуры стандарт отдельно учитывает поддельные медиа и атаки с внедрением цифрового медиапотока.</w:t>
       </w:r>
     </w:p>
     <w:p>
@@ -7412,7 +7412,7 @@
     </w:p>
     <w:p>
       <w:r>
-        <w:t>Поэтому серьёзный remote identity proofing складывается из слоёв: защищённого канала, анализа медиа, проверки документов и атрибутов, дополнительных сигналов устройства, иногда действий человека по случайной инструкции, ручной проверки и других мер в зависимости от риска.</w:t>
+        <w:t>Поэтому серьёзное удалённое установление личности складывается из слоёв: защищённого канала, анализа медиа, проверки документов и атрибутов, дополнительных сигналов устройства, иногда действий человека по случайной инструкции, ручной проверки и других мер в зависимости от риска.</w:t>
       </w:r>
     </w:p>
     <w:p>
@@ -7447,7 +7447,7 @@
           <w:b/>
           <w:i w:val="0"/>
         </w:rPr>
-        <w:t>authentication</w:t>
+        <w:t>аутентификация (authentication)</w:t>
       </w:r>
       <w:r>
         <w:t>.</w:t>
@@ -7455,7 +7455,7 @@
     </w:p>
     <w:p>
       <w:r>
-        <w:t>Пароль, аппаратный ключ, passkey, одноразовый код, криптографический ключ, биометрическая активация устройства — разные способы участвовать в аутентификации с разными свойствами.</w:t>
+        <w:t>Пароль, аппаратный ключ, ключ доступа (passkey), одноразовый код, криптографический ключ, биометрическая активация устройства — разные способы участвовать в аутентификации с разными свойствами.</w:t>
       </w:r>
     </w:p>
     <w:p>
@@ -7577,10 +7577,10 @@
           <w:b/>
           <w:i w:val="0"/>
         </w:rPr>
-        <w:t>authorization</w:t>
-      </w:r>
-      <w:r>
-        <w:t xml:space="preserve"> — полномочия.</w:t>
+        <w:t>авторизация (authorization)</w:t>
+      </w:r>
+      <w:r>
+        <w:t xml:space="preserve"> — проверка полномочий.</w:t>
       </w:r>
     </w:p>
     <w:p>
@@ -7600,7 +7600,7 @@
     </w:p>
     <w:p>
       <w:r>
-        <w:t>Здесь важно не приписывать терминологии NIST то, чего она не говорит: authorization — широкий базовый security concept, а не ещё один «уровень AAL». Нам он нужен, чтобы разделить два человечески похожих утверждения:</w:t>
+        <w:t>Здесь важно не приписывать терминологии NIST то, чего она не говорит: авторизация — базовое понятие информационной безопасности, а не ещё один «уровень надёжности аутентификации». Нам он нужен, чтобы разделить два человечески похожих утверждения:</w:t>
       </w:r>
     </w:p>
     <w:p>
@@ -7644,7 +7644,7 @@
           <w:b/>
           <w:i w:val="0"/>
         </w:rPr>
-        <w:t>authentication intent</w:t>
+        <w:t>подтверждение намерения аутентифицироваться (authentication intent)</w:t>
       </w:r>
       <w:r>
         <w:t>.</w:t>
@@ -7746,7 +7746,7 @@
     </w:p>
     <w:p>
       <w:r>
-        <w:t>Поэтому NIST различает обычные OTP-механизмы и phishing-resistant authentication. Фишинг-устойчивая аутентификация строится так, чтобы валидный ответ был криптографически связан с настоящим проверяющим сервисом или каналом и не мог просто быть переправлен самозванцем в нужную ему сессию.</w:t>
+        <w:t>Поэтому NIST различает обычные механизмы одноразовых паролей (OTP) и устойчивую к фишингу аутентификацию. Фишинг-устойчивая аутентификация строится так, чтобы валидный ответ был криптографически связан с настоящим проверяющим сервисом или каналом и не мог просто быть переправлен самозванцем в нужную ему сессию.</w:t>
       </w:r>
     </w:p>
     <w:p>
@@ -7770,7 +7770,7 @@
     </w:p>
     <w:p>
       <w:r>
-        <w:t>Именно поэтому passkeys и другие криптографические механизмы интересны не как «новый модный способ войти», а как попытка убрать часть аутентификационного секрета из человеческого разговора.</w:t>
+        <w:t>Именно поэтому ключи доступа и другие криптографические механизмы интересны не как «новый модный способ войти», а как попытка убрать часть аутентификационного секрета из человеческого разговора.</w:t>
       </w:r>
     </w:p>
     <w:p>
@@ -7798,7 +7798,7 @@
     </w:p>
     <w:p>
       <w:r>
-        <w:t>Liveness-механизмы — повысить уверенность, что процесс взаимодействует с живым субъектом или реальным сенсором, а не с заранее подготовленным медиа.</w:t>
+        <w:t>Механизмы проверки живого присутствия (liveness) — повысить уверенность, что процесс взаимодействует с живым субъектом или реальным сенсором, а не с заранее подготовленным медиа.</w:t>
       </w:r>
     </w:p>
     <w:p>
@@ -7830,7 +7830,7 @@
           <w:b/>
           <w:i w:val="0"/>
         </w:rPr>
-        <w:t>identity attack</w:t>
+        <w:t>атакой на личность</w:t>
       </w:r>
       <w:r>
         <w:t xml:space="preserve"> и </w:t>
@@ -7840,7 +7840,7 @@
           <w:b/>
           <w:i w:val="0"/>
         </w:rPr>
-        <w:t>decision attack</w:t>
+        <w:t>атакой на решение</w:t>
       </w:r>
       <w:r>
         <w:t>.</w:t>
@@ -7858,7 +7858,7 @@
     </w:p>
     <w:p>
       <w:r>
-        <w:t>Deepfake способен участвовать в обеих, но защитные механизмы будут разными.</w:t>
+        <w:t>Дипфейк способен участвовать в обеих, но защитные механизмы будут разными.</w:t>
       </w:r>
     </w:p>
     <w:p>
@@ -7866,12 +7866,12 @@
         <w:pStyle w:val="InternalHeading"/>
       </w:pPr>
       <w:r>
-        <w:t>Liveness — не экзамен, который нужно проводить родственнику</w:t>
-      </w:r>
-    </w:p>
-    <w:p>
-      <w:r>
-        <w:t>Профессиональные требования к remote proofing иногда включают случайные human-in-the-loop действия: попросить человека изменить положение, переместить предмет перед камерой и тому подобное. NIST описывает такие меры как один из дополнительных способов повысить шанс обнаружить forged media в attended-сценарии.</w:t>
+        <w:t>Проверка живого присутствия — не экзамен, который нужно проводить родственнику</w:t>
+      </w:r>
+    </w:p>
+    <w:p>
+      <w:r>
+        <w:t>Профессиональные требования к удалённому установлению личности иногда включают случайные проверочные действия с участием человека: попросить человека изменить положение, переместить предмет перед камерой и тому подобное. NIST описывает такие меры как один из дополнительных способов повысить шанс обнаружить поддельные медиа в процедуре с участием оператора.</w:t>
       </w:r>
     </w:p>
     <w:p>
@@ -7901,7 +7901,7 @@
     </w:p>
     <w:p>
       <w:r>
-        <w:t>В-четвёртых, родственнику гораздо проще перезвонить по известному номеру, чем превращать разговор в импровизированную лабораторию liveness detection.</w:t>
+        <w:t>В-четвёртых, родственнику гораздо проще перезвонить по известному номеру, чем превращать разговор в импровизированную лабораторию проверки живого присутствия.</w:t>
       </w:r>
     </w:p>
     <w:p>
@@ -8235,7 +8235,7 @@
     </w:p>
     <w:p>
       <w:r>
-        <w:t>Вторая иногда кажется менее страшной. Но представьте журналистское видео, доказательство нарушения, запись человека, защищающего свою репутацию, — и автоматическую систему, которая уверенно сообщает: «synthetic».</w:t>
+        <w:t>Вторая иногда кажется менее страшной. Но представьте журналистское видео, доказательство нарушения, запись человека, защищающего свою репутацию, — и автоматическую систему, которая уверенно сообщает: «синтетический материал».</w:t>
       </w:r>
     </w:p>
     <w:p>
@@ -8341,10 +8341,10 @@
           <w:b/>
           <w:i w:val="0"/>
         </w:rPr>
-        <w:t>provenance</w:t>
-      </w:r>
-      <w:r>
-        <w:t>, происхождение цифрового материала.</w:t>
+        <w:t>происхождение цифрового материала (provenance)</w:t>
+      </w:r>
+      <w:r>
+        <w:t>.</w:t>
       </w:r>
     </w:p>
     <w:p>
@@ -8354,12 +8354,12 @@
     </w:p>
     <w:p>
       <w:r>
-        <w:t>Coalition for Content Provenance and Authenticity — C2PA — развивает открытый технический стандарт Content Credentials. На дату этой книги актуальна спецификация 2.4, опубликованная в апреле 2026 года.</w:t>
-      </w:r>
-    </w:p>
-    <w:p>
-      <w:r>
-        <w:t>В упрощённом виде Content Credential содержит утверждения о цифровом активе, объединённые в манифест и криптографически подписанные. Система может фиксировать происхождение и части истории обработки, связывать данные с конкретным активом и позволять проверяющей стороне удостовериться, что заявленная информация не была незаметно изменена.</w:t>
+        <w:t>Коалиция по происхождению и подлинности контента (Coalition for Content Provenance and Authenticity, C2PA) развивает открытый технический стандарт Content Credentials. На дату этой книги актуальна спецификация 2.4, опубликованная в апреле 2026 года.</w:t>
+      </w:r>
+    </w:p>
+    <w:p>
+      <w:r>
+        <w:t>В упрощённом виде запись Content Credentials содержит утверждения о цифровом активе, объединённые в манифест и криптографически подписанные. Система может фиксировать происхождение и части истории обработки, связывать данные с конкретным активом и позволять проверяющей стороне удостовериться, что заявленная информация не была незаметно изменена.</w:t>
       </w:r>
     </w:p>
     <w:p>
@@ -8374,7 +8374,7 @@
     </w:p>
     <w:p>
       <w:r>
-        <w:t>Provenance может сказать: «вот заявленная история происхождения, вот кто её подписал, вот какие изменения зафиксированы, вот прошла ли криптографическая проверка».</w:t>
+        <w:t>Система происхождения может показать: «вот заявленная история происхождения, вот кто её подписал, вот какие изменения зафиксированы, вот прошла ли криптографическая проверка».</w:t>
       </w:r>
     </w:p>
     <w:p>
@@ -8397,7 +8397,7 @@
     </w:p>
     <w:p>
       <w:r>
-        <w:t>Это, пожалуй, главное, что нужно понимать о provenance.</w:t>
+        <w:t>Это, пожалуй, главное, что нужно понимать о происхождении цифрового материала.</w:t>
       </w:r>
     </w:p>
     <w:p>
@@ -8695,7 +8695,7 @@
     </w:p>
     <w:p>
       <w:r>
-        <w:t>Наша задача — не сделать каждого человека специалистом по forensic-анализу изображения.</w:t>
+        <w:t>Наша задача — не сделать каждого человека специалистом по экспертному анализу изображения.</w:t>
       </w:r>
     </w:p>
     <w:p>
@@ -9001,7 +9001,7 @@
     </w:p>
     <w:p>
       <w:r>
-        <w:t>Смысл для читателя не в перечислении статей. Важнее понять, что один deepfake способен одновременно затронуть разные объекты:</w:t>
+        <w:t>Смысл для читателя не в перечислении статей. Важнее понять, что один дипфейк способен одновременно затронуть разные объекты:</w:t>
       </w:r>
     </w:p>
     <w:p>
@@ -9915,7 +9915,7 @@
     </w:p>
     <w:p>
       <w:r>
-        <w:t>Именно поэтому технология provenance так важна и одновременно так ограничена.</w:t>
+        <w:t>Именно поэтому технология подтверждения происхождения так важна и одновременно так ограничена.</w:t>
       </w:r>
     </w:p>
     <w:p>
@@ -9928,7 +9928,7 @@
     </w:p>
     <w:p>
       <w:r>
-        <w:t>C2PA описывает provenance как историю цифрового актива и его взаимодействий с участниками и другими активами. Content Credentials позволяют хранить криптографически проверяемые assertions — утверждения о создании, обработке, устройстве, действиях и других элементах истории материала.</w:t>
+        <w:t>C2PA описывает происхождение цифрового материала как историю цифрового актива и его взаимодействий с участниками и другими активами. Content Credentials позволяют хранить криптографически проверяемые утверждения о создании, обработке, устройстве, действиях и других элементах истории материала.</w:t>
       </w:r>
     </w:p>
     <w:p>
@@ -9948,7 +9948,7 @@
     </w:p>
     <w:p>
       <w:r>
-        <w:t xml:space="preserve">Её задача — не объявить provenance data «хорошими» или «плохими», а дать возможность проверять, что соответствующие assertions действительно связаны с активом, корректно сформированы и не были незаметно изменены. Дальше человек или система решают, </w:t>
+        <w:t xml:space="preserve">Её задача — не объявить данные о происхождении «хорошими» или «плохими», а дать возможность проверять, что соответствующие утверждения действительно связаны с активом, корректно сформированы и не были незаметно изменены. Дальше человек или система решают, </w:t>
       </w:r>
       <w:r>
         <w:rPr>
@@ -10010,12 +10010,12 @@
           <w:b/>
           <w:i w:val="0"/>
         </w:rPr>
-        <w:t>Authenticity не равна truth.</w:t>
-      </w:r>
-    </w:p>
-    <w:p>
-      <w:r>
-        <w:t>Это не слабость provenance. Это правильное разделение задач.</w:t>
+        <w:t>Подлинность не равна истинности.</w:t>
+      </w:r>
+    </w:p>
+    <w:p>
+      <w:r>
+        <w:t>Это не слабость технологии подтверждения происхождения. Это правильное разделение задач.</w:t>
       </w:r>
     </w:p>
     <w:p>
@@ -10116,7 +10116,7 @@
     </w:p>
     <w:p>
       <w:r>
-        <w:t>Материал мог быть снят устройством, которое не поддерживает стандарт. Мог пройти через сервис, который удалил метаданные. Мог быть старым. Мог быть экспортирован способом, не сохранившим связанный манифест. Мог иметь отдельное внешнее хранилище provenance, которое вы сейчас не видите.</w:t>
+        <w:t>Материал мог быть снят устройством, которое не поддерживает стандарт. Мог пройти через сервис, который удалил метаданные. Мог быть старым. Мог быть экспортирован способом, не сохранившим связанный манифест. Мог иметь отдельное внешнее хранилище данных о происхождении, которое вы сейчас не видите.</w:t>
       </w:r>
     </w:p>
     <w:p>
@@ -10219,7 +10219,7 @@
     </w:p>
     <w:p>
       <w:r>
-        <w:t>Эта работа не требует forensic-лаборатории. Большая часть информационных ошибок обнаруживается раньше — на уровне контекста и цепочки перепечаток.</w:t>
+        <w:t>Эта работа не требует экспертной лаборатории. Большая часть информационных ошибок обнаруживается раньше — на уровне контекста и цепочки перепечаток.</w:t>
       </w:r>
     </w:p>
     <w:p>
@@ -10257,7 +10257,7 @@
     </w:p>
     <w:p>
       <w:r>
-        <w:t xml:space="preserve">Исследования real-world deepfake detection в последние годы подчёркивают проблему генерализации детекторов на материалы вне лабораторных наборов. Но даже идеальный пиксельный детектор решал бы </w:t>
+        <w:t xml:space="preserve">Исследования выявления дипфейков в реальных условиях в последние годы подчёркивают проблему генерализации детекторов на материалы вне лабораторных наборов. Но даже идеальный пиксельный детектор решал бы </w:t>
       </w:r>
       <w:r>
         <w:rPr>
@@ -10272,7 +10272,7 @@
     </w:p>
     <w:p>
       <w:r>
-        <w:t>Это важно потому, что слово «deepfake detector» психологически звучит как «детектор лжи».</w:t>
+        <w:t>Это важно потому, что выражение «детектор дипфейков» психологически звучит как «детектор лжи».</w:t>
       </w:r>
     </w:p>
     <w:p>
@@ -10340,7 +10340,7 @@
     </w:p>
     <w:p>
       <w:r>
-        <w:t>Инвестор получил «видео CEO» — проверяет корпоративные раскрытия и официальный канал компании.</w:t>
+        <w:t>Инвестор получил «видео генерального директора» — проверяет корпоративные раскрытия и официальный канал компании.</w:t>
       </w:r>
     </w:p>
     <w:p>
@@ -10534,7 +10534,7 @@
     </w:p>
     <w:p>
       <w:r>
-        <w:t>Здесь доверие неизбежно делегируется институциям: редакциям, судам, научным журналам, государственным реестрам, экспертным лабораториям, архивам, платформам, системам цифровой подписи и provenance.</w:t>
+        <w:t>Здесь доверие неизбежно делегируется институциям: редакциям, судам, научным журналам, государственным реестрам, экспертным лабораториям, архивам, платформам, системам цифровой подписи и подтверждения происхождения контента.</w:t>
       </w:r>
     </w:p>
     <w:p>
@@ -10644,7 +10644,7 @@
     </w:p>
     <w:p>
       <w:r>
-        <w:t>Эта последовательность делает разговор о deepfake гораздо взрослее.</w:t>
+        <w:t>Эта последовательность делает разговор о дипфейках гораздо взрослее.</w:t>
       </w:r>
     </w:p>
     <w:p>
@@ -10739,7 +10739,7 @@
           <w:b/>
           <w:i w:val="0"/>
         </w:rPr>
-        <w:t>liar's dividend — дивидендом лжеца</w:t>
+        <w:t>дивидендом лжеца (liar's dividend)</w:t>
       </w:r>
       <w:r>
         <w:t>. Сам факт существования правдоподобных подделок создаёт выгоду для того, кому удобно объявить подделкой подлинное доказательство.</w:t>
@@ -10747,7 +10747,7 @@
     </w:p>
     <w:p>
       <w:r>
-        <w:t>Это одна из самых серьёзных идей всей темы deepfake — и одна из тех, которые особенно легко преувеличить.</w:t>
+        <w:t>Это одна из самых серьёзных идей всей темы дипфейков — и одна из тех, которые особенно легко преувеличить.</w:t>
       </w:r>
     </w:p>
     <w:p>
@@ -10760,7 +10760,7 @@
     </w:p>
     <w:p>
       <w:r>
-        <w:t>В 2024 году исследователи Kaylyn Jackson Schiff, Daniel S. Schiff и Natália S. Bueno опубликовали результаты пяти предварительно зарегистрированных экспериментов с более чем пятнадцатью тысячами взрослых американцев. Они изучали, получают ли политики выгоду, когда в ответ на неприятную правдивую историю заявляют, что это misinformation или deepfake.</w:t>
+        <w:t>В 2024 году исследователи Kaylyn Jackson Schiff, Daniel S. Schiff и Natália S. Bueno опубликовали результаты пяти предварительно зарегистрированных экспериментов с более чем пятнадцатью тысячами взрослых американцев. Они изучали, получают ли политики выгоду, когда в ответ на неприятную правдивую историю заявляют, что это дезинформация или дипфейк.</w:t>
       </w:r>
     </w:p>
     <w:p>
@@ -10770,7 +10770,7 @@
     </w:p>
     <w:p>
       <w:r>
-        <w:t>Ложные заявления о misinformation действительно могли повышать поддержку политика, особенно когда исходная неприятная история была представлена текстом. Но для видеодоказательств эффект заявления «это deepfake» в большинстве тестов оказался слабее или не проявлялся.</w:t>
+        <w:t>Ложные заявления о «дезинформации» действительно могли повышать поддержку политика, особенно когда исходная неприятная история была представлена текстом. Но для видеодоказательств эффект заявления «это дипфейк» в большинстве тестов оказался слабее или не проявлялся.</w:t>
       </w:r>
     </w:p>
     <w:p>
@@ -11047,7 +11047,7 @@
     </w:p>
     <w:p>
       <w:r>
-        <w:t>Несоответствие provenance?</w:t>
+        <w:t>Несоответствие данных о происхождении?</w:t>
       </w:r>
     </w:p>
     <w:p>
@@ -11062,7 +11062,7 @@
     </w:p>
     <w:p>
       <w:r>
-        <w:t>Само слово «deepfake» не является техническим заключением.</w:t>
+        <w:t>Само слово «дипфейк» не является техническим заключением.</w:t>
       </w:r>
     </w:p>
     <w:p>
@@ -11080,7 +11080,7 @@
     </w:p>
     <w:p>
       <w:r>
-        <w:t>В предыдущей главе мы обсуждали Content Credentials применительно к файлу. Но значение provenance шире.</w:t>
+        <w:t>В предыдущей главе мы обсуждали Content Credentials применительно к файлу. Но значение проверяемого происхождения шире.</w:t>
       </w:r>
     </w:p>
     <w:p>
@@ -11133,7 +11133,7 @@
     </w:p>
     <w:p>
       <w:r>
-        <w:t>Но исследование Schiff и коллег даёт полезный противовес: в их экспериментах участники не были одинаково готовы принять заявление «это deepfake» против видеоматериала. Видео сохраняло вес.</w:t>
+        <w:t>Но исследование Schiff и коллег даёт полезный противовес: в их экспериментах участники не были одинаково готовы принять заявление «это дипфейк» против видеоматериала. Видео сохраняло вес.</w:t>
       </w:r>
     </w:p>
     <w:p>
@@ -11320,7 +11320,7 @@
     </w:p>
     <w:p>
       <w:r>
-        <w:t>Самый опасный deepfake будущего может оказаться не роликом, которому все поверили.</w:t>
+        <w:t>Самый опасный дипфейк будущего может оказаться не роликом, которому все поверили.</w:t>
       </w:r>
     </w:p>
     <w:p>
@@ -11505,7 +11505,7 @@
     </w:p>
     <w:p>
       <w:r>
-        <w:t>Это менее эффектно, чем набор секретных признаков deepfake. Зато работает и тогда, когда подделка становится лучше.</w:t>
+        <w:t>Это менее эффектно, чем набор секретных признаков дипфейка. Зато работает и тогда, когда подделка становится лучше.</w:t>
       </w:r>
     </w:p>
     <w:p>
@@ -12524,7 +12524,7 @@
         <w:pStyle w:val="ListBullet"/>
       </w:pPr>
       <w:r>
-        <w:t>не считайте автоматический deepfake detector окончательным вердиктом;</w:t>
+        <w:t>не считайте автоматический детектор дипфейков окончательным вердиктом;</w:t>
       </w:r>
     </w:p>
     <w:p>
@@ -12773,7 +12773,7 @@
           <w:b/>
           <w:i w:val="0"/>
         </w:rPr>
-        <w:t>BEC (Business Email Compromise)</w:t>
+        <w:t>Компрометация деловой электронной почты (BEC, Business Email Compromise)</w:t>
       </w:r>
       <w:r>
         <w:t xml:space="preserve"> — класс делового мошенничества, в котором злоумышленник компрометирует или имитирует деловую коммуникацию, часто ради платежей или изменения реквизитов.</w:t>
@@ -12797,7 +12797,7 @@
           <w:b/>
           <w:i w:val="0"/>
         </w:rPr>
-        <w:t>Provenance / происхождение контента</w:t>
+        <w:t>Происхождение контента (provenance)</w:t>
       </w:r>
       <w:r>
         <w:t xml:space="preserve"> — информация об истории цифрового материала: откуда он появился и какие преобразования с ним происходили.</w:t>
@@ -12821,7 +12821,7 @@
           <w:b/>
           <w:i w:val="0"/>
         </w:rPr>
-        <w:t>Digital injection attack</w:t>
+        <w:t>Атака с внедрением цифрового медиапотока (digital injection attack)</w:t>
       </w:r>
       <w:r>
         <w:t xml:space="preserve"> — внедрение изменённого или искусственно созданного цифрового медиапотока в процесс, который ожидает сигнал от реального устройства/человека.</w:t>
@@ -12833,7 +12833,7 @@
           <w:b/>
           <w:i w:val="0"/>
         </w:rPr>
-        <w:t>False positive</w:t>
+        <w:t>Ложноположительный результат (false positive)</w:t>
       </w:r>
       <w:r>
         <w:t xml:space="preserve"> — система ошибочно считает настоящий материал поддельным.</w:t>
@@ -12845,7 +12845,7 @@
           <w:b/>
           <w:i w:val="0"/>
         </w:rPr>
-        <w:t>False negative</w:t>
+        <w:t>Ложноотрицательный результат (false negative)</w:t>
       </w:r>
       <w:r>
         <w:t xml:space="preserve"> — система ошибочно пропускает поддельный материал как настоящий.</w:t>
@@ -12857,7 +12857,7 @@
           <w:b/>
           <w:i w:val="0"/>
         </w:rPr>
-        <w:t>Liar's dividend / дивиденд лжеца</w:t>
+        <w:t>Дивиденд лжеца (liar's dividend)</w:t>
       </w:r>
       <w:r>
         <w:t xml:space="preserve"> — выгода, которую человек может получить, объявив реальное компрометирующее свидетельство фальшивкой в среде, где существование убедительных подделок кажется правдоподобным объяснением.</w:t>
@@ -12925,7 +12925,7 @@
         <w:t>NIST</w:t>
       </w:r>
       <w:r>
-        <w:t xml:space="preserve"> — Digital Identity Guidelines и материалы о рисках synthetic content.</w:t>
+        <w:t xml:space="preserve"> — рекомендации по цифровой идентичности (Digital Identity Guidelines) и материалы о рисках синтетического контента.</w:t>
       </w:r>
     </w:p>
     <w:p>
@@ -12949,7 +12949,7 @@
         <w:t>FTC Consumer Advice</w:t>
       </w:r>
       <w:r>
-        <w:t xml:space="preserve"> — потребительские рекомендации, включая family emergency scams и voice cloning.</w:t>
+        <w:t xml:space="preserve"> — потребительские рекомендации, включая мошеннические сценарии с семейной чрезвычайной ситуацией и клонированием голоса.</w:t>
       </w:r>
     </w:p>
     <w:p>
@@ -12991,7 +12991,7 @@
     </w:p>
     <w:p>
       <w:r>
-        <w:t>Отделяйте статистику всего мошенничества от статистики именно AI/deepfake incidents.</w:t>
+        <w:t>Отделяйте статистику всего мошенничества от статистики именно инцидентов с ИИ и дипфейками.</w:t>
       </w:r>
     </w:p>
     <w:p>

--- a/ne-ver-golosu/dist/ne-ver-golosu-litres.docx
+++ b/ne-ver-golosu/dist/ne-ver-golosu-litres.docx
@@ -2490,7 +2490,7 @@
     </w:p>
     <w:p>
       <w:r>
-        <w:t>Финансовые регуляторы регулярно сталкиваются с жертвами, которые имеют образование, работу, опыт и знают о мошенниках. Банк России в 2026 году публиковал региональные результаты опросов, где среди заметно уязвимых групп были люди 25–44 лет с высшим образованием и постоянным доходом. Из такой статистики нельзя делать национальный портрет жертвы, но она хорошо разрушает бытовой миф: проблема не ограничена «пожилыми, которые ничего не понимают в телефонах».</w:t>
+        <w:t>Финансовые регуляторы регулярно сталкиваются с жертвами, которые имеют образование, работу, опыт и знают о мошенниках. В июле 2026 года севастопольское отделение Банка России опубликовало результаты опроса о безопасности финансовых услуг за 2025 год: в регионе наиболее уязвимой группой оказались жители 25–44 лет с высшим образованием и постоянным доходом. В других регионах профиль отличался, поэтому из этих данных нельзя делать национальный портрет жертвы. Но они хорошо разрушают бытовой миф: проблема не ограничена «пожилыми, которые ничего не понимают в телефонах».</w:t>
       </w:r>
     </w:p>
     <w:p>
@@ -8915,12 +8915,17 @@
     </w:p>
     <w:p>
       <w:r>
-        <w:t>На дату фактологического среза книги не стоит исходить из существования отдельного универсального «права на голос», полностью зеркального статье 152.1. Вопрос может затрагивать разные правовые режимы: персональные данные, нематериальные блага, частную жизнь, репутацию, права на исполнение или запись в зависимости от обстоятельств. Появлялись и законодательные инициативы о специальной охране голоса, но инициативу нельзя выдавать за действующее правило.</w:t>
+        <w:t>На дату фактологического среза книги отдельного универсального «права на голос», полностью зеркального статье 152.1 ГК РФ, нет. Но это не значит, что голос нигде специально не урегулирован. Федеральный закон № 130-ФЗ вступил в силу 2 мая 2026 года и для выборов и референдумов, назначенных после этой даты, ввёл специальное регулирование использования изображения и воспроизведения голоса в агитационных материалах, включая материалы, созданные с применением информационных технологий. Для использования изображения или голоса иного совершеннолетнего гражданина в предусмотренных законом случаях требуется письменное согласие. Это специальный режим избирательной агитации, а не общий гражданско-правовой аналог статьи 152.1 для голоса. В остальных ситуациях вопрос может затрагивать разные правовые режимы: персональные данные, нематериальные блага, частную жизнь, репутацию, права на исполнение или запись — в зависимости от обстоятельств.</w:t>
       </w:r>
     </w:p>
     <w:p>
       <w:r>
         <w:t>Практический вывод из этой юридической сложности парадоксально простой: если чужой цифровой материал говорит вашим голосом, не пытайтесь самостоятельно выбрать одну статью закона по первой публикации в интернете. Сначала зафиксируйте факт и масштаб распространения. Затем решайте правовой маршрут с учётом конкретной ситуации.</w:t>
+      </w:r>
+    </w:p>
+    <w:p>
+      <w:r>
+        <w:t>Отдельно важно не перепутать подписанный закон с уже действующим правилом. Федеральный закон от 26 июля 2026 года № 243-ФЗ «О поддержке развития технологий искусственного интеллекта в Российской Федерации» на дату фактологического среза, 14 августа 2026 года, ещё не вступил в силу. Его основные положения начинают действовать с 1 сентября 2026 года, а статьи 8–10, включая требования к маркировке информационных материалов, созданных с применением больших фундаментальных моделей искусственного интеллекта, — с 1 марта 2027 года. Поэтому в этой книге они не описываются как действующие нормы.</w:t>
       </w:r>
     </w:p>
     <w:p>
@@ -12890,10 +12895,10 @@
           <w:b/>
           <w:i w:val="0"/>
         </w:rPr>
-        <w:t>Банк России</w:t>
-      </w:r>
-      <w:r>
-        <w:t xml:space="preserve"> — актуальные схемы финансового мошенничества и рекомендации по безопасному поведению.</w:t>
+        <w:t>Банк России. Раздел «Противодействие мошенническим практикам»</w:t>
+      </w:r>
+      <w:r>
+        <w:t xml:space="preserve"> — регулярно обновляемая подборка выявленных схем финансового мошенничества и рекомендаций по защите. https://www.cbr.ru/information_security/pmp/</w:t>
       </w:r>
     </w:p>
     <w:p>
@@ -12902,10 +12907,34 @@
           <w:b/>
           <w:i w:val="0"/>
         </w:rPr>
-        <w:t>Официальные тексты законодательства / надёжные правовые системы</w:t>
-      </w:r>
-      <w:r>
-        <w:t xml:space="preserve"> — действующие редакции ГК РФ и 152-ФЗ.</w:t>
+        <w:t>Официальный интернет-портал правовой информации</w:t>
+      </w:r>
+      <w:r>
+        <w:t xml:space="preserve"> — официальное опубликование федеральных законов и иных нормативных правовых актов. https://pravo.gov.ru/</w:t>
+      </w:r>
+    </w:p>
+    <w:p>
+      <w:r>
+        <w:rPr>
+          <w:b/>
+          <w:i w:val="0"/>
+        </w:rPr>
+        <w:t>КонсультантПлюс</w:t>
+      </w:r>
+      <w:r>
+        <w:t xml:space="preserve"> — консолидированные действующие редакции ГК РФ, 152-ФЗ и других актов; при проверке важно смотреть дату редакции. https://www.consultant.ru/</w:t>
+      </w:r>
+    </w:p>
+    <w:p>
+      <w:r>
+        <w:rPr>
+          <w:b/>
+          <w:i w:val="0"/>
+        </w:rPr>
+        <w:t>Верховный Суд РФ</w:t>
+      </w:r>
+      <w:r>
+        <w:t xml:space="preserve"> — официальные постановления Пленума и другие судебные разъяснения. https://www.vsrf.ru/</w:t>
       </w:r>
     </w:p>
     <w:p>
@@ -13404,6 +13433,28 @@
           <w:b/>
           <w:i w:val="0"/>
         </w:rPr>
+        <w:t>Банк России.</w:t>
+      </w:r>
+      <w:r>
+        <w:t xml:space="preserve"> </w:t>
+      </w:r>
+      <w:r>
+        <w:rPr>
+          <w:b w:val="0"/>
+          <w:i/>
+        </w:rPr>
+        <w:t>В Севастополе составили портрет типичной жертвы мошенников</w:t>
+      </w:r>
+      <w:r>
+        <w:t>, 8 июля 2026 года. Региональная публикация по итогам опроса о безопасности финансовых услуг за 2025 год использована только как пример того, что заметно уязвимой группой могут быть экономически активные люди 25–44 лет с высшим образованием и постоянным доходом; этот результат не переносится на страну в целом. https://www.cbr.ru/press/regevent/?id=69055</w:t>
+      </w:r>
+    </w:p>
+    <w:p>
+      <w:r>
+        <w:rPr>
+          <w:b/>
+          <w:i w:val="0"/>
+        </w:rPr>
         <w:t>INTERPOL.</w:t>
       </w:r>
       <w:r>
@@ -13605,7 +13656,7 @@
     </w:p>
     <w:p>
       <w:r>
-        <w:t>Правовые положения актуализированы на дату фактологического среза. Книга не является индивидуальной юридической консультацией и не обещает одинаковой квалификации для всех deepfake-кейсов.</w:t>
+        <w:t>Правовые положения актуализированы на дату фактологического среза. Книга не является индивидуальной юридической консультацией и не обещает одинаковой квалификации для всех случаев с дипфейками.</w:t>
       </w:r>
     </w:p>
     <w:p>
@@ -13662,6 +13713,30 @@
           <w:b/>
           <w:i w:val="0"/>
         </w:rPr>
+        <w:t>Федеральный закон от 02.05.2026 № 130-ФЗ «О внесении изменений в отдельные законодательные акты Российской Федерации».</w:t>
+      </w:r>
+      <w:r>
+        <w:t xml:space="preserve"> Закон вступил в силу 2 мая 2026 года; соответствующие изменения избирательного законодательства применяются к правоотношениям, связанным с выборами и референдумами, назначенными после этой даты. В агитационных материалах введено специальное регулирование использования изображения и воспроизведения голоса, включая материалы, созданные с применением информационных технологий. Это узкий режим избирательной агитации и не создаёт универсального гражданско-правового «права на голос». https://www.consultant.ru/document/cons_doc_LAW_533418/</w:t>
+      </w:r>
+    </w:p>
+    <w:p>
+      <w:r>
+        <w:rPr>
+          <w:b/>
+          <w:i w:val="0"/>
+        </w:rPr>
+        <w:t>Федеральный закон от 26.07.2026 № 243-ФЗ «О поддержке развития технологий искусственного интеллекта в Российской Федерации».</w:t>
+      </w:r>
+      <w:r>
+        <w:t xml:space="preserve"> На дату фактологического среза 14 августа 2026 года закон подписан и опубликован, но ещё не вступил в силу. Основные положения вступают в силу 1 сентября 2026 года; статьи 8–10, включая требования к маркировке информационных материалов, созданных с применением больших фундаментальных моделей искусственного интеллекта, — 1 марта 2027 года. https://www.consultant.ru/document/cons_doc_LAW_540336/</w:t>
+      </w:r>
+    </w:p>
+    <w:p>
+      <w:r>
+        <w:rPr>
+          <w:b/>
+          <w:i w:val="0"/>
+        </w:rPr>
         <w:t>Федеральный закон от 27.07.2006 №152-ФЗ «О персональных данных»</w:t>
       </w:r>
       <w:r>
@@ -13753,7 +13828,7 @@
     </w:p>
     <w:p>
       <w:r>
-        <w:t>Читателю, которому нужны рекомендации после даты фактологического среза, следует проверять актуальные материалы Банка России, NIST, FTC, FBI/IC3, INTERPOL/Europol, C2PA и действующие редакции российского законодательства.</w:t>
+        <w:t>Читателю, которому нужны рекомендации после даты фактологического среза, следует проверять раздел Банка России «Противодействие мошенническим практикам», актуальные материалы NIST, FTC, FBI/IC3, INTERPOL/Europol, C2PA и действующие редакции российского законодательства.</w:t>
       </w:r>
     </w:p>
     <w:sectPr>

--- a/ne-ver-golosu/dist/ne-ver-golosu-litres.docx
+++ b/ne-ver-golosu/dist/ne-ver-golosu-litres.docx
@@ -3209,7 +3209,7 @@
     </w:p>
     <w:p>
       <w:r>
-        <w:t>Иногда безопасность описывают исключительно техническим языком: MFA, антифрод, криптография, мониторинг.</w:t>
+        <w:t>Иногда безопасность описывают исключительно техническим языком: многофакторная аутентификация, антифрод, криптография, мониторинг.</w:t>
       </w:r>
     </w:p>
     <w:p>
@@ -6677,12 +6677,12 @@
     </w:p>
     <w:p>
       <w:r>
-        <w:t>Компрометация деловой электронной почты (Business Email Compromise, BEC) — мошенничество с компрометацией или имитацией деловой переписки — не появилась вместе с нейросетями. Годами злоумышленники выдавали себя за руководителей, поставщиков и партнёров, добиваясь переводов или изменения реквизитов.</w:t>
-      </w:r>
-    </w:p>
-    <w:p>
-      <w:r>
-        <w:t>Поэтому рекомендации FBI для BEC полезны именно своей технологической скромностью. Отдельно подтвердить платёжную просьбу. Самостоятельно найти телефон компании, а не использовать контакт из подозрительного сообщения. Проверить изменение номера счёта или платёжной процедуры. Использовать многофакторную защиту аккаунтов.</w:t>
+        <w:t>Компрометация деловой электронной почты — мошенничество с компрометацией или имитацией деловой переписки — не появилась вместе с нейросетями. Годами злоумышленники выдавали себя за руководителей, поставщиков и партнёров, добиваясь переводов или изменения реквизитов.</w:t>
+      </w:r>
+    </w:p>
+    <w:p>
+      <w:r>
+        <w:t>Поэтому рекомендации FBI по защите от компрометации деловой электронной почты полезны именно своей технологической скромностью. Отдельно подтвердить платёжную просьбу. Самостоятельно найти телефон компании, а не использовать контакт из подозрительного сообщения. Проверить изменение номера счёта или платёжной процедуры. Использовать многофакторную защиту аккаунтов.</w:t>
       </w:r>
     </w:p>
     <w:p>
@@ -6702,7 +6702,7 @@
     </w:p>
     <w:p>
       <w:r>
-        <w:t>Синтетические голос и видео добавляют BEC убедительности. Но хорошая финансовая процедура должна быть спроектирована так, чтобы убедительность не имела права единолично менять денежный поток.</w:t>
+        <w:t>Синтетические голос и видео добавляют таким атакам убедительности. Но хорошая финансовая процедура должна быть спроектирована так, чтобы убедительность не имела права единолично менять денежный поток.</w:t>
       </w:r>
     </w:p>
     <w:p>
@@ -7089,7 +7089,7 @@
     </w:p>
     <w:p>
       <w:r>
-        <w:t>Для финансовых и киберинцидентов минуты иногда имеют значение. Банк может успеть остановить часть операций. IT — ограничить доступ. Партнёр — предупредить получателя. Команда — разослать предупреждение о дальнейшей имперсонации.</w:t>
+        <w:t>Для финансовых и киберинцидентов минуты иногда имеют значение. Банк может успеть остановить часть операций. ИТ-служба — ограничить доступ. Партнёр — предупредить получателя. Команда — разослать предупреждение о дальнейшей имперсонации.</w:t>
       </w:r>
     </w:p>
     <w:p>
@@ -7359,7 +7359,7 @@
     </w:p>
     <w:p>
       <w:r>
-        <w:t>NIST — Национальный институт стандартов и технологий США — в актуальном семействе рекомендаций по цифровой идентичности (Digital Identity Guidelines) разделяет процесс как минимум на несколько разных задач. Эти рекомендации адресованы цифровым системам, а не российским семьям и не должны превращаться в бытовой норматив. Но понятийная дисциплина здесь чрезвычайно полезна.</w:t>
+        <w:t>NIST — Национальный институт стандартов и технологий США — в актуальном семействе рекомендаций по цифровой идентичности разделяет процесс как минимум на несколько разных задач. Эти рекомендации адресованы цифровым системам, а не российским семьям и не должны превращаться в бытовой норматив. Но понятийная дисциплина здесь чрезвычайно полезна.</w:t>
       </w:r>
     </w:p>
     <w:p>
@@ -7389,7 +7389,7 @@
           <w:b/>
           <w:i w:val="0"/>
         </w:rPr>
-        <w:t>установления личности (identity proofing)</w:t>
+        <w:t>установления личности</w:t>
       </w:r>
       <w:r>
         <w:t>: проверки заявленной идентичности и доказательств, на которых она основана.</w:t>
@@ -7447,7 +7447,7 @@
           <w:b/>
           <w:i w:val="0"/>
         </w:rPr>
-        <w:t>аутентификация (authentication)</w:t>
+        <w:t>аутентификация</w:t>
       </w:r>
       <w:r>
         <w:t>.</w:t>
@@ -7455,7 +7455,7 @@
     </w:p>
     <w:p>
       <w:r>
-        <w:t>Пароль, аппаратный ключ, ключ доступа (passkey), одноразовый код, криптографический ключ, биометрическая активация устройства — разные способы участвовать в аутентификации с разными свойствами.</w:t>
+        <w:t>Пароль, аппаратный ключ, ключ доступа, одноразовый код, криптографический ключ, биометрическая активация устройства — разные способы участвовать в аутентификации с разными свойствами.</w:t>
       </w:r>
     </w:p>
     <w:p>
@@ -7577,7 +7577,7 @@
           <w:b/>
           <w:i w:val="0"/>
         </w:rPr>
-        <w:t>авторизация (authorization)</w:t>
+        <w:t>авторизация</w:t>
       </w:r>
       <w:r>
         <w:t xml:space="preserve"> — проверка полномочий.</w:t>
@@ -7644,7 +7644,7 @@
           <w:b/>
           <w:i w:val="0"/>
         </w:rPr>
-        <w:t>подтверждение намерения аутентифицироваться (authentication intent)</w:t>
+        <w:t>подтверждение намерения аутентифицироваться</w:t>
       </w:r>
       <w:r>
         <w:t>.</w:t>
@@ -7746,7 +7746,7 @@
     </w:p>
     <w:p>
       <w:r>
-        <w:t>Поэтому NIST различает обычные механизмы одноразовых паролей (OTP) и устойчивую к фишингу аутентификацию. Фишинг-устойчивая аутентификация строится так, чтобы валидный ответ был криптографически связан с настоящим проверяющим сервисом или каналом и не мог просто быть переправлен самозванцем в нужную ему сессию.</w:t>
+        <w:t>Поэтому NIST различает обычные механизмы одноразовых паролей и устойчивую к фишингу аутентификацию. Фишинг-устойчивая аутентификация строится так, чтобы валидный ответ был криптографически связан с настоящим проверяющим сервисом или каналом и не мог просто быть переправлен самозванцем в нужную ему сессию.</w:t>
       </w:r>
     </w:p>
     <w:p>
@@ -7798,7 +7798,7 @@
     </w:p>
     <w:p>
       <w:r>
-        <w:t>Механизмы проверки живого присутствия (liveness) — повысить уверенность, что процесс взаимодействует с живым субъектом или реальным сенсором, а не с заранее подготовленным медиа.</w:t>
+        <w:t>Механизмы проверки живого присутствия — повысить уверенность, что процесс взаимодействует с живым субъектом или реальным сенсором, а не с заранее подготовленным медиа.</w:t>
       </w:r>
     </w:p>
     <w:p>
@@ -8341,7 +8341,7 @@
           <w:b/>
           <w:i w:val="0"/>
         </w:rPr>
-        <w:t>происхождение цифрового материала (provenance)</w:t>
+        <w:t>происхождение цифрового материала</w:t>
       </w:r>
       <w:r>
         <w:t>.</w:t>
@@ -8354,7 +8354,7 @@
     </w:p>
     <w:p>
       <w:r>
-        <w:t>Коалиция по происхождению и подлинности контента (Coalition for Content Provenance and Authenticity, C2PA) развивает открытый технический стандарт Content Credentials. На дату этой книги актуальна спецификация 2.4, опубликованная в апреле 2026 года.</w:t>
+        <w:t>Коалиция по происхождению и подлинности контента (C2PA) развивает открытый технический стандарт Content Credentials. На дату этой книги актуальна спецификация 2.4, опубликованная в апреле 2026 года.</w:t>
       </w:r>
     </w:p>
     <w:p>
@@ -9981,7 +9981,7 @@
     </w:p>
     <w:p>
       <w:r>
-        <w:t>Пусть Content Credential показывает, что видео опубликовано определённой организацией и прошло известную цепочку обработки.</w:t>
+        <w:t>Пусть запись Content Credentials показывает, что видео опубликовано определённой организацией и прошло известную цепочку обработки.</w:t>
       </w:r>
     </w:p>
     <w:p>
@@ -10744,7 +10744,7 @@
           <w:b/>
           <w:i w:val="0"/>
         </w:rPr>
-        <w:t>дивидендом лжеца (liar's dividend)</w:t>
+        <w:t>дивидендом лжеца</w:t>
       </w:r>
       <w:r>
         <w:t>. Сам факт существования правдоподобных подделок создаёт выгоду для того, кому удобно объявить подделкой подлинное доказательство.</w:t>
@@ -10765,7 +10765,7 @@
     </w:p>
     <w:p>
       <w:r>
-        <w:t>В 2024 году исследователи Kaylyn Jackson Schiff, Daniel S. Schiff и Natália S. Bueno опубликовали результаты пяти предварительно зарегистрированных экспериментов с более чем пятнадцатью тысячами взрослых американцев. Они изучали, получают ли политики выгоду, когда в ответ на неприятную правдивую историю заявляют, что это дезинформация или дипфейк.</w:t>
+        <w:t>В 2024 году исследователи Кейлин Джексон Шифф, Дэниел Шифф и Наталия Буэно опубликовали результаты пяти предварительно зарегистрированных экспериментов с более чем пятнадцатью тысячами взрослых американцев. Они изучали, получают ли политики выгоду, когда в ответ на неприятную правдивую историю заявляют, что это дезинформация или дипфейк.</w:t>
       </w:r>
     </w:p>
     <w:p>
@@ -11138,7 +11138,7 @@
     </w:p>
     <w:p>
       <w:r>
-        <w:t>Но исследование Schiff и коллег даёт полезный противовес: в их экспериментах участники не были одинаково готовы принять заявление «это дипфейк» против видеоматериала. Видео сохраняло вес.</w:t>
+        <w:t>Но исследование Шифф и коллег даёт полезный противовес: в их экспериментах участники не были одинаково готовы принять заявление «это дипфейк» против видеоматериала. Видео сохраняло вес.</w:t>
       </w:r>
     </w:p>
     <w:p>
@@ -12778,7 +12778,7 @@
           <w:b/>
           <w:i w:val="0"/>
         </w:rPr>
-        <w:t>Компрометация деловой электронной почты (BEC, Business Email Compromise)</w:t>
+        <w:t>Компрометация деловой электронной почты</w:t>
       </w:r>
       <w:r>
         <w:t xml:space="preserve"> — класс делового мошенничества, в котором злоумышленник компрометирует или имитирует деловую коммуникацию, часто ради платежей или изменения реквизитов.</w:t>
@@ -12802,7 +12802,7 @@
           <w:b/>
           <w:i w:val="0"/>
         </w:rPr>
-        <w:t>Происхождение контента (provenance)</w:t>
+        <w:t>Происхождение контента</w:t>
       </w:r>
       <w:r>
         <w:t xml:space="preserve"> — информация об истории цифрового материала: откуда он появился и какие преобразования с ним происходили.</w:t>
@@ -12826,7 +12826,7 @@
           <w:b/>
           <w:i w:val="0"/>
         </w:rPr>
-        <w:t>Атака с внедрением цифрового медиапотока (digital injection attack)</w:t>
+        <w:t>Атака с внедрением цифрового медиапотока</w:t>
       </w:r>
       <w:r>
         <w:t xml:space="preserve"> — внедрение изменённого или искусственно созданного цифрового медиапотока в процесс, который ожидает сигнал от реального устройства/человека.</w:t>
@@ -12838,7 +12838,7 @@
           <w:b/>
           <w:i w:val="0"/>
         </w:rPr>
-        <w:t>Ложноположительный результат (false positive)</w:t>
+        <w:t>Ложноположительный результат</w:t>
       </w:r>
       <w:r>
         <w:t xml:space="preserve"> — система ошибочно считает настоящий материал поддельным.</w:t>
@@ -12850,7 +12850,7 @@
           <w:b/>
           <w:i w:val="0"/>
         </w:rPr>
-        <w:t>Ложноотрицательный результат (false negative)</w:t>
+        <w:t>Ложноотрицательный результат</w:t>
       </w:r>
       <w:r>
         <w:t xml:space="preserve"> — система ошибочно пропускает поддельный материал как настоящий.</w:t>
@@ -12862,7 +12862,7 @@
           <w:b/>
           <w:i w:val="0"/>
         </w:rPr>
-        <w:t>Дивиденд лжеца (liar's dividend)</w:t>
+        <w:t>Дивиденд лжеца</w:t>
       </w:r>
       <w:r>
         <w:t xml:space="preserve"> — выгода, которую человек может получить, объявив реальное компрометирующее свидетельство фальшивкой в среде, где существование убедительных подделок кажется правдоподобным объяснением.</w:t>
@@ -12954,7 +12954,7 @@
         <w:t>NIST</w:t>
       </w:r>
       <w:r>
-        <w:t xml:space="preserve"> — рекомендации по цифровой идентичности (Digital Identity Guidelines) и материалы о рисках синтетического контента.</w:t>
+        <w:t xml:space="preserve"> — рекомендации по цифровой идентичности и материалы о рисках синтетического контента.</w:t>
       </w:r>
     </w:p>
     <w:p>
@@ -12966,7 +12966,7 @@
         <w:t>FBI / IC3</w:t>
       </w:r>
       <w:r>
-        <w:t xml:space="preserve"> — официальные предупреждения о BEC и цифровой имперсонации.</w:t>
+        <w:t xml:space="preserve"> — официальные предупреждения о компрометации деловой электронной почты и цифровой имперсонации.</w:t>
       </w:r>
     </w:p>
     <w:p>
@@ -12975,7 +12975,7 @@
           <w:b/>
           <w:i w:val="0"/>
         </w:rPr>
-        <w:t>FTC Consumer Advice</w:t>
+        <w:t>FTC</w:t>
       </w:r>
       <w:r>
         <w:t xml:space="preserve"> — потребительские рекомендации, включая мошеннические сценарии с семейной чрезвычайной ситуацией и клонированием голоса.</w:t>
@@ -13103,7 +13103,7 @@
         <w:t>Scammers Use Fake Emergencies To Steal Your Money.</w:t>
       </w:r>
       <w:r>
-        <w:t xml:space="preserve"> Официальная потребительская памятка о family-emergency scams, включая использование AI voice cloning, срочность, секретность и рекомендацию независимо связаться с близким по известному номеру. https://consumer.ftc.gov/articles/scammers-use-fake-emergencies-steal-your-money</w:t>
+        <w:t xml:space="preserve"> Официальная потребительская памятка о мошенничестве под видом чрезвычайной ситуации в семье, включая клонирование голоса с помощью ИИ, срочность, секретность и рекомендацию независимо связаться с близким по известному номеру. https://consumer.ftc.gov/articles/scammers-use-fake-emergencies-steal-your-money</w:t>
       </w:r>
     </w:p>
     <w:p>
@@ -13137,7 +13137,7 @@
         <w:t>FTC.</w:t>
       </w:r>
       <w:r>
-        <w:t xml:space="preserve"> Материалы Voice Cloning Challenge и публикации о предотвращении вреда от AI-enabled voice cloning. Использованы для общей рамки возможностей и законных/вредоносных применений; конкретные быстро устаревающие показатели не переносились в текст как универсальные свойства отрасли. https://www.ftc.gov/news-events/news/press-releases/2023/11/ftc-announces-exploratory-challenge-prevent-harms-ai-enabled-voice-cloning</w:t>
+        <w:t xml:space="preserve"> Материалы конкурса Voice Cloning Challenge и публикации о предотвращении вреда от клонирования голоса с помощью ИИ. Использованы для общей рамки возможностей и законных/вредоносных применений; конкретные быстро устаревающие показатели не переносились в текст как универсальные свойства отрасли. https://www.ftc.gov/news-events/news/press-releases/2023/11/ftc-announces-exploratory-challenge-prevent-harms-ai-enabled-voice-cloning</w:t>
       </w:r>
     </w:p>
     <w:p>
@@ -13256,7 +13256,7 @@
         <w:t>Senior U.S. Officials Impersonated in Malicious Messaging Campaign</w:t>
       </w:r>
       <w:r>
-        <w:t>, 15 мая 2025 года, и обновление от 19 декабря 2025 года. Официально описаны кампании с текстовыми сообщениями и AI-generated voice, сменой платформ и рекомендацией независимо подтверждать контактные данные. https://www.fbi.gov/investigate/cyber/alerts/2025/senior-us-officials-impersonated-in-malicious-messaging-campaign https://www.fbi.gov/investigate/cyber/alerts/2025/senior-us-officials-continue-to-be-impersonated-in-malicious-messaging-campaign</w:t>
+        <w:t>, 15 мая 2025 года, и обновление от 19 декабря 2025 года. Официально описаны кампании с текстовыми сообщениями и синтетическим голосом, сменой платформ и рекомендацией независимо подтверждать контактные данные. https://www.fbi.gov/investigate/cyber/alerts/2025/senior-us-officials-impersonated-in-malicious-messaging-campaign https://www.fbi.gov/investigate/cyber/alerts/2025/senior-us-officials-continue-to-be-impersonated-in-malicious-messaging-campaign</w:t>
       </w:r>
     </w:p>
     <w:p>
@@ -13278,7 +13278,7 @@
         <w:t>Digital Identity Guidelines, SP 800-63-4</w:t>
       </w:r>
       <w:r>
-        <w:t xml:space="preserve"> и связанные разделы об аутентификаторах/identity proofing. Использованы для ограничения роли knowledge-based вопросов как современной аутентификации. https://pages.nist.gov/800-63-4/</w:t>
+        <w:t xml:space="preserve"> и связанные разделы об аутентификаторах и установлении личности. Использованы для ограничения роли контрольных вопросов, основанных на знании биографических сведений, как современной аутентификации. https://pages.nist.gov/800-63-4/</w:t>
       </w:r>
     </w:p>
     <w:p>
@@ -13365,7 +13365,7 @@
         <w:t>SP 800-63A-4.</w:t>
       </w:r>
       <w:r>
-        <w:t xml:space="preserve"> Использованы положения о forged-media detection, необходимости измерять false positive/false negative, защищённых каналах и многослойном контроле. https://pages.nist.gov/800-63-4/sp800-63a.html</w:t>
+        <w:t xml:space="preserve"> Использованы положения о выявлении поддельных медиа, необходимости измерять ложноположительные и ложноотрицательные результаты, защищённых каналах и многослойном контроле. https://pages.nist.gov/800-63-4/sp800-63a.html</w:t>
       </w:r>
     </w:p>
     <w:p>
@@ -13392,7 +13392,7 @@
     </w:p>
     <w:p>
       <w:r>
-        <w:t>Спецификация использована для понятий provenance, assertions, claim signature, manifest и Content Credentials. В книге отдельно подчёркнуто: криптографически проверяемая история происхождения не равна доказательству истинности всех слов или событий внутри материала.</w:t>
+        <w:t>Спецификация использована для понятий происхождения, утверждений, подписи утверждения, манифеста и Content Credentials. В книге отдельно подчёркнуто: криптографически проверяемая история происхождения не равна доказательству истинности всех слов или событий внутри материала.</w:t>
       </w:r>
     </w:p>
     <w:p>
@@ -13412,7 +13412,7 @@
         <w:t>Банк России.</w:t>
       </w:r>
       <w:r>
-        <w:t xml:space="preserve"> Интервью заместителя Председателя Банка России Германа Зубарева, 6 февраля 2026 года. Использована позиция регулятора о deepfake fraud как одной из ключевых угроз 2026 года и различие между дипфейком как средством входа в доверие и последующим действием жертвы. https://www.cbr.ru/press/event/?id=28288</w:t>
+        <w:t xml:space="preserve"> Интервью заместителя Председателя Банка России Германа Зубарева, 6 февраля 2026 года. Использована позиция регулятора о мошенничестве с дипфейками как одной из ключевых угроз 2026 года и различие между дипфейком как средством входа в доверие и последующим действием жертвы. https://www.cbr.ru/press/event/?id=28288</w:t>
       </w:r>
     </w:p>
     <w:p>
@@ -13488,7 +13488,7 @@
         <w:t>FTC.</w:t>
       </w:r>
       <w:r>
-        <w:t xml:space="preserve"> Family emergency guidance — для принципа независимого обратного звонка по известному контакту.</w:t>
+        <w:t xml:space="preserve"> Рекомендации по мошенничеству под видом чрезвычайной ситуации в семье — для принципа независимого обратного звонка по известному контакту.</w:t>
       </w:r>
     </w:p>
     <w:p>
@@ -13532,7 +13532,7 @@
         <w:t>Business Email Compromise: Virtual Meeting Platforms</w:t>
       </w:r>
       <w:r>
-        <w:t>, 2022. Использовано как подтверждение того, что бизнес-имперсонация может сочетать компрометированную переписку, virtual meeting, статическое изображение/deepfake audio и последующую коммуникацию; конкретные тактики изготовления в книге не описываются.</w:t>
+        <w:t>, 2022. Использовано как подтверждение того, что бизнес-имперсонация может сочетать компрометированную переписку, виртуальную встречу, статическое изображение, синтетическое аудио и последующую коммуникацию; конкретные тактики изготовления в книге не описываются.</w:t>
       </w:r>
     </w:p>
     <w:p>
@@ -13544,7 +13544,7 @@
         <w:t>NIST SP 800-63-4.</w:t>
       </w:r>
       <w:r>
-        <w:t xml:space="preserve"> Общий risk-based принцип assurance использован как интеллектуальная опора главы 9. Бытовая трёхзонная модель книги является авторской и не выдаётся за официальный стандарт NIST.</w:t>
+        <w:t xml:space="preserve"> Общий риск-ориентированный принцип выбора требуемого уровня уверенности использован как интеллектуальная опора главы 9. Бытовая трёхзонная модель книги является авторской и не выдаётся за официальный стандарт NIST.</w:t>
       </w:r>
     </w:p>
     <w:p>
@@ -13564,7 +13564,7 @@
         <w:t>NIST SP 800-63-4, Digital Identity Guidelines</w:t>
       </w:r>
       <w:r>
-        <w:t>, финальная Revision 4, 2025 год. Руководство разводит identity proofing, authentication и federation как разные задачи цифровой идентичности. https://pages.nist.gov/800-63-4/sp800-63.html</w:t>
+        <w:t>, финальная редакция 4, 2025 год. Руководство разводит установление личности, аутентификацию и федерацию идентичности как разные задачи цифровой идентичности. https://pages.nist.gov/800-63-4/sp800-63.html</w:t>
       </w:r>
     </w:p>
     <w:p>
@@ -13576,7 +13576,7 @@
         <w:t>NIST SP 800-63A-4, Identity Proofing and Enrollment.</w:t>
       </w:r>
       <w:r>
-        <w:t xml:space="preserve"> Использованы положения о валидации identity evidence, защищённых каналах, forged media/digital injection и необходимости многослойных мер. https://pages.nist.gov/800-63-4/sp800-63a.html</w:t>
+        <w:t xml:space="preserve"> Использованы положения о валидации доказательств личности, защищённых каналах, поддельных медиа, внедрении цифрового медиапотока и необходимости многослойных мер. https://pages.nist.gov/800-63-4/sp800-63a.html</w:t>
       </w:r>
     </w:p>
     <w:p>
@@ -13588,7 +13588,7 @@
         <w:t>NIST SP 800-63B-4, Authentication and Authenticator Management.</w:t>
       </w:r>
       <w:r>
-        <w:t xml:space="preserve"> Использованы положения о факторах «know / have / are», authentication intent и phishing resistance. В частности, стандарт прямо указывает, что несколько экземпляров одного типа фактора не превращаются в разные факторы; биометрическая характеристика сама по себе не рассматривается как самостоятельный аутентификатор на AAL3 и используется вместе с физическим аутентификатором. https://pages.nist.gov/800-63-4/sp800-63b.html</w:t>
+        <w:t xml:space="preserve"> Использованы положения о факторах «знаю / имею / являюсь», подтверждении намерения аутентифицироваться и устойчивости к фишингу. В частности, стандарт прямо указывает, что несколько экземпляров одного типа фактора не превращаются в разные факторы; биометрическая характеристика сама по себе не рассматривается как самостоятельный аутентификатор на AAL3 и используется вместе с физическим аутентификатором. https://pages.nist.gov/800-63-4/sp800-63b.html</w:t>
       </w:r>
     </w:p>
     <w:p>
@@ -13603,7 +13603,7 @@
         <w:t>не</w:t>
       </w:r>
       <w:r>
-        <w:t xml:space="preserve"> выдаёт NIST за бытовой стандарт для российских семей или компаний. Термин authorization используется в его общем смысле информационной безопасности и отдельно от NIST Authentication Assurance Levels.</w:t>
+        <w:t xml:space="preserve"> выдаёт NIST за бытовой стандарт для российских семей или компаний. Понятие авторизации используется в его общем смысле информационной безопасности и отдельно от уровней уверенности аутентификации NIST.</w:t>
       </w:r>
     </w:p>
     <w:p>
@@ -13633,12 +13633,12 @@
         <w:t>C2PA 2.4</w:t>
       </w:r>
       <w:r>
-        <w:t xml:space="preserve"> используются для различения detection, provenance и authenticity. Ключевой вывод книги: технически подтверждаемое происхождение актива и истинность утверждения внутри актива — разные вопросы.</w:t>
-      </w:r>
-    </w:p>
-    <w:p>
-      <w:r>
-        <w:t>C2PA определяет provenance как историю цифрового актива и его взаимодействий; authenticity — как набор криптографически проверяемых фактов о контенте. Стандарт предоставляет trust signals, а не универсальный вердикт истинности.</w:t>
+        <w:t xml:space="preserve"> используются для различения выявления подделки, происхождения и подлинности. Ключевой вывод книги: технически подтверждаемое происхождение актива и истинность утверждения внутри актива — разные вопросы.</w:t>
+      </w:r>
+    </w:p>
+    <w:p>
+      <w:r>
+        <w:t>C2PA определяет происхождение как историю цифрового актива и его взаимодействий, а подлинность — как набор криптографически проверяемых фактов о контенте. Стандарт предоставляет сигналы доверия, а не универсальный вердикт истинности.</w:t>
       </w:r>
     </w:p>
     <w:p>
@@ -13775,7 +13775,7 @@
         <w:t>Deep Fakes: A Looming Challenge for Privacy, Democracy, and National Security</w:t>
       </w:r>
       <w:r>
-        <w:t>, California Law Review, 2019. Источник концепции liar's dividend.</w:t>
+        <w:t>, California Law Review, 2019. Источник концепции «дивиденда лжеца».</w:t>
       </w:r>
     </w:p>
     <w:p>
@@ -13802,7 +13802,7 @@
     </w:p>
     <w:p>
       <w:r>
-        <w:t>Исследование включало пять preregistered survey experiments с более чем 15 000 взрослыми американцами. В книге сохранено важное ограничение результата: эффект ложных заявлений о misinformation был устойчивее для текстовых историй; утверждения о deepfake против видеодоказательств в большинстве тестов не давали такого же устойчивого эффекта.</w:t>
+        <w:t>Исследование включало пять предварительно зарегистрированных опросных экспериментов с более чем 15 000 взрослыми американцами. В книге сохранено важное ограничение результата: эффект ложных заявлений о дезинформации был устойчивее для текстовых историй; утверждения о дипфейке против видеодоказательств в большинстве тестов не давали такого же устойчивого эффекта.</w:t>
       </w:r>
     </w:p>
     <w:p>

--- a/ne-ver-golosu/dist/ne-ver-golosu-litres.docx
+++ b/ne-ver-golosu/dist/ne-ver-golosu-litres.docx
@@ -240,7 +240,7 @@
     </w:p>
     <w:p>
       <w:r>
-        <w:t>Мы начнём с голоса — самого интимного и потому самого опасно убедительного сигнала. Потом разберём лицо, переписку, фотографии и документы. Посмотрим, почему мошенническая атака часто выигрывает не благодаря нейросети, а благодаря срочности, секретности и знанию контекста. Затем соберём новую систему доверия для семьи и бизнеса. Наконец, выйдем за пределы финансового мошенничества: к цифровым двойникам, репутации, праву на собственное лицо и к парадоксальной проблеме, когда существование подделок позволяет объявить подделкой настоящее.</w:t>
+        <w:t>Мы начнём с голоса — самого интимного и потому самого опасно убедительного сигнала. Потом разберём лицо, переписку, фотографии и документы. Посмотрим, почему срочность, секретность и знание контекста должны включать защитную паузу и независимую проверку независимо от качества нейросети. Затем соберём новую систему доверия для семьи и бизнеса. Наконец, выйдем за пределы финансового мошенничества: к цифровым двойникам, репутации, праву на собственное лицо и к парадоксальной проблеме, когда существование подделок позволяет объявить подделкой настоящее.</w:t>
       </w:r>
     </w:p>
     <w:p>
@@ -369,7 +369,7 @@
     </w:p>
     <w:p>
       <w:r>
-        <w:t>У семейной атаки есть одно преимущество перед большинством других: она получает эмоцию до того, как успевает появиться аналитическая дистанция.</w:t>
+        <w:t>В семейной ситуации знакомый голос способен вызвать сильную эмоцию раньше, чем появляется аналитическая дистанция. Для защиты важно не разбирать, как именно создаётся такой эффект, а заранее связать денежные, кодовые и иные необратимые просьбы с обязательной независимой проверкой.</w:t>
       </w:r>
     </w:p>
     <w:p>
@@ -409,12 +409,12 @@
     </w:p>
     <w:p>
       <w:r>
-        <w:t>Это важный момент для разговоров о «невнимательных жертвах». Человек, который бросается помогать близкому, делает то, чему общество обычно его и учит. Атака паразитирует на нормальной связи между людьми.</w:t>
-      </w:r>
-    </w:p>
-    <w:p>
-      <w:r>
-        <w:t>Поэтому фраза «я бы никогда не повёлся» мало полезна. Мы заранее представляем себя спокойными наблюдателями. В настоящем звонке условие другое: собеседник может знать имя близкого, подобрать правдоподобный повод, создать шум, передать трубку «сотруднику», ограничить время и попросить сохранить всё в тайне. Даже без синтетического голоса такой сценарий десятилетиями работал. Голосовой клон не изобретает человеческую уязвимость — он убирает одно из возражений.</w:t>
+        <w:t>Это важный момент для разговоров о «невнимательных жертвах». Человек, который бросается помогать близкому, делает то, чему общество обычно его и учит. Поэтому защита должна учитывать нормальную человеческую привязанность, а не требовать от человека перестать доверять знакомому голосу.</w:t>
+      </w:r>
+    </w:p>
+    <w:p>
+      <w:r>
+        <w:t>Поэтому фраза «я бы никогда не повёлся» мало полезна. Мы заранее представляем себя спокойными наблюдателями. В настоящем звонке условия хуже, чем в спокойном мысленном эксперименте: могут совпасть знакомый голос, личные подробности, срочность и просьба сохранить разговор в тайне. Именно сочетание таких признаков должно включать паузу и независимый контакт. Не нужно устанавливать способ подделки, чтобы отказаться действовать вслепую.</w:t>
       </w:r>
     </w:p>
     <w:p>
@@ -736,7 +736,7 @@
     </w:p>
     <w:p>
       <w:r>
-        <w:t>Чтобы понять проблему, нам не нужен фантастический преступник, способный в 2024 году синтезировать идеальный интерактивный совет директоров. Достаточно того, что уже подтверждено: человек увидел знакомые лица в привычной социальной ситуации, счёл видеоприсутствие сильным доказательством и перенёс возникшее доверие на дальнейшие действия.</w:t>
+        <w:t>Чтобы понять защитный вывод, достаточно подтверждённого факта: знакомые лица на видеоконференции были восприняты как сильное доказательство личности, хотя этого оказалось недостаточно для безопасного финансового решения. Значит, видеоприсутствие не должно заменять отдельное подтверждение необычного платежа или изменения реквизитов.</w:t>
       </w:r>
     </w:p>
     <w:p>
@@ -956,44 +956,24 @@
         <w:pStyle w:val="InternalHeading"/>
       </w:pPr>
       <w:r>
-        <w:t>Что на самом деле произошло в гонконгском кейсе</w:t>
-      </w:r>
-    </w:p>
-    <w:p>
-      <w:r>
-        <w:t>Если убрать технологическую экзотику, структура случая становится знакомой.</w:t>
-      </w:r>
-    </w:p>
-    <w:p>
-      <w:r>
-        <w:t>Сначала — сообщение от фигуры авторитета.</w:t>
-      </w:r>
-    </w:p>
-    <w:p>
-      <w:r>
-        <w:t>Затем — секретность.</w:t>
-      </w:r>
-    </w:p>
-    <w:p>
-      <w:r>
-        <w:t>Потом — видеосцена, которая снимает сомнение в личности участников.</w:t>
-      </w:r>
-    </w:p>
-    <w:p>
-      <w:r>
-        <w:t>После этого — переход к действию и продолжение коммуникации уже через другой канал.</w:t>
-      </w:r>
-    </w:p>
-    <w:p>
-      <w:r>
-        <w:t xml:space="preserve">Синтетическое видео не должно было поддерживать бесконечный разговор. Ему требовалось выполнить одну задачу: </w:t>
+        <w:t>Что защитного даёт гонконгский кейс</w:t>
+      </w:r>
+    </w:p>
+    <w:p>
+      <w:r>
+        <w:t>Если убрать медийную драматизацию, остаётся практический вывод: знакомые лица на экране не должны единолично подтверждать право на необычный платёж или другое высокорисковое действие.</w:t>
+      </w:r>
+    </w:p>
+    <w:p>
+      <w:r>
+        <w:t xml:space="preserve">В официально описанном случае сотрудник получил сообщение, участвовал в видеоконференции и затем получил дальнейшие инструкции через другой канал. Для читателя важна не реконструкция преступной последовательности, а место, где контроль мог бы остановить ущерб: </w:t>
       </w:r>
       <w:r>
         <w:rPr>
           <w:b/>
           <w:i w:val="0"/>
         </w:rPr>
-        <w:t>перевести сотрудника через порог доверия</w:t>
+        <w:t>перед денежным действием требовалось независимое подтверждение по заранее известной процедуре</w:t>
       </w:r>
       <w:r>
         <w:t>.</w:t>
@@ -1001,22 +981,7 @@
     </w:p>
     <w:p>
       <w:r>
-        <w:t>Это гораздо полезнее для понимания, чем вопрос «насколько совершенным был дипфейк».</w:t>
-      </w:r>
-    </w:p>
-    <w:p>
-      <w:r>
-        <w:t>Мы часто воображаем подделку как экзамен: преступник должен изготовить безупречный объект, а жертва — обнаружить дефект. В реальных атаках задача может быть дешевле. Нужно добиться достаточной убедительности в конкретный момент, чтобы человек перестал задавать один определённый вопрос.</w:t>
-      </w:r>
-    </w:p>
-    <w:p>
-      <w:r>
-        <w:t>«Это действительно финансовый директор?»</w:t>
-      </w:r>
-    </w:p>
-    <w:p>
-      <w:r>
-        <w:t>Как только вопрос заменяется на «как выполнить распоряжение финансового директора?», основная работа имперсонации сделана.</w:t>
+        <w:t>Поэтому при необычном распоряжении не нужно оценивать, насколько «живым» выглядит видео. Нужно выйти из текущей коммуникации, связаться с организацией или человеком по известному каналу и отдельно проверить полномочия и само действие.</w:t>
       </w:r>
     </w:p>
     <w:p>
@@ -1107,7 +1072,7 @@
     </w:p>
     <w:p>
       <w:r>
-        <w:t>У голоса и видео есть эффект аттракциона: «нейросеть научилась говорить как человек». Имитация письма выглядит скучнее. Между тем именно текст легче всего вплетается в обычную коммуникацию и не требует от атакующего создавать идеальную иллюзию непрерывно.</w:t>
+        <w:t>У голоса и видео есть эффект аттракциона: «нейросеть научилась говорить как человек». Имитация письма выглядит скучнее. Между тем текст особенно легко воспринимается как обычная коммуникация. Поэтому для защиты важнее не стиль сообщения, а цена действия, которое оно предлагает.</w:t>
       </w:r>
     </w:p>
     <w:p>
@@ -1183,7 +1148,7 @@
     </w:p>
     <w:p>
       <w:r>
-        <w:t>Мошенник мог знать имя человека, но не знать, что тот никогда не пишет «Здравствуйте», заканчивает сообщения двумя точками и называет бухгалтерию «финансами». Сегодня генеративные системы делают стилистическую имитацию гораздо доступнее.</w:t>
+        <w:t>Раньше непривычная манера письма могла сильнее настораживать. Сегодня генеративные системы делают стилистическую имитацию доступнее, поэтому привычный стиль нельзя считать доказательством авторства.</w:t>
       </w:r>
     </w:p>
     <w:p>
@@ -1304,17 +1269,22 @@
     </w:p>
     <w:p>
       <w:r>
-        <w:t>Именно поэтому компрометация переписки опаснее случайного спама. Атака может использовать реальную историю отношений, а не выдуманную легенду.</w:t>
-      </w:r>
-    </w:p>
-    <w:p>
-      <w:r>
-        <w:t>ФБР в предупреждениях об имперсонации высокопоставленных лиц описывает цепочки, где начальный контакт служит для установления доверия, затем человека переводят на другой канал или платформу, а полученная контактная информация может использоваться для дальнейшей имперсонации связанных людей. Такая атака похожа не на единичное фальшивое письмо, а на распространение доверия по социальной сети.</w:t>
-      </w:r>
-    </w:p>
-    <w:p>
-      <w:r>
-        <w:t>Кто-то получает доступ к одному узлу — и начинает занимать доверие у его соседей.</w:t>
+        <w:t>Именно поэтому реальный контекст нельзя использовать как удостоверение личности. Даже если сообщение точно попадает в текущий проект или семейную ситуацию, высокорисковая просьба должна подтверждаться отдельно.</w:t>
+      </w:r>
+    </w:p>
+    <w:p>
+      <w:r>
+        <w:t xml:space="preserve">Предупреждения ФБР показывают ещё один защитный принцип: </w:t>
+      </w:r>
+      <w:r>
+        <w:rPr>
+          <w:b/>
+          <w:i w:val="0"/>
+        </w:rPr>
+        <w:t>переход на новый номер, сервис или платформу не должен автоматически переносить доверие</w:t>
+      </w:r>
+      <w:r>
+        <w:t>. Новый канал считается новым до тех пор, пока вы не подтвердили его через заранее известную независимую точку.</w:t>
       </w:r>
     </w:p>
     <w:p>
@@ -1550,12 +1520,12 @@
     </w:p>
     <w:p>
       <w:r>
-        <w:t>Это почти несправедливо по отношению к красиво построенной атаке. Она потратила усилия на аккаунт, стиль, контекст и знания — а вы просто звоните по старому номеру.</w:t>
-      </w:r>
-    </w:p>
-    <w:p>
-      <w:r>
-        <w:t>В этом и прелесть хороших процедур.</w:t>
+        <w:t>Независимый звонок по известному номеру снимает необходимость разбирать, почему сообщение оказалось таким убедительным.</w:t>
+      </w:r>
+    </w:p>
+    <w:p>
+      <w:r>
+        <w:t>В этом и сила хороших процедур.</w:t>
       </w:r>
     </w:p>
     <w:p>
@@ -2313,7 +2283,7 @@
     </w:p>
     <w:p>
       <w:r>
-        <w:t>В феврале 2026 года заместитель председателя Банка России Герман Зубарев сформулировал мысль, которую стоило бы печатать крупнее большинства советов по распознаванию дипфейков: сами по себе дипфейки деньги у людей не крадут. Они помогают мошенникам войти в доверие и убедить человека расстаться с деньгами.</w:t>
+        <w:t>В феврале 2026 года заместитель председателя Банка России Герман Зубарев подчёркивал важное для защиты различие: сам дипфейк ещё не равен финансовому ущербу. Ущерб возникает, когда под влиянием подмены человек совершает действие с деньгами. Поэтому защищать нужно не только канал связи, но и момент принятия решения.</w:t>
       </w:r>
     </w:p>
     <w:p>
@@ -2328,7 +2298,7 @@
     </w:p>
     <w:p>
       <w:r>
-        <w:t>На практике между синтетическим сообщением и потерей есть цепочка действий. Кто-то поверил в срочность. Перешёл по ссылке. Раскрыл код. Перевёл деньги. Изменил реквизиты. Установил программу. Не позвонил близкому. Нарушил собственную корпоративную процедуру.</w:t>
+        <w:t>Между синтетическим сообщением и потерей есть несколько точек, где защита может остановить процесс: перед переходом по неожиданной ссылке, перед передачей кода, переводом денег, изменением реквизитов, установкой программы, выдачей доступа или нарушением обычной корпоративной процедуры.</w:t>
       </w:r>
     </w:p>
     <w:p>
@@ -2351,123 +2321,47 @@
         <w:pStyle w:val="InternalHeading"/>
       </w:pPr>
       <w:r>
-        <w:t>Убедительность нужна не везде</w:t>
-      </w:r>
-    </w:p>
-    <w:p>
-      <w:r>
-        <w:t>Мошенническому сообщению не требуется быть идеальным во всех деталях.</w:t>
-      </w:r>
-    </w:p>
-    <w:p>
-      <w:r>
-        <w:t>Представим человека, который ждёт курьера. Ему приходит сообщение о проблеме с доставкой. Оно может быть написано посредственно, но попадает точно во время. Другой человек ждёт ответа из банка. Третий обсуждает с подрядчиком оплату. Четвёртый знает, что дочь летит через другую страну.</w:t>
-      </w:r>
-    </w:p>
-    <w:p>
-      <w:r>
-        <w:t>Контекст делает половину работы.</w:t>
-      </w:r>
-    </w:p>
-    <w:p>
-      <w:r>
-        <w:t xml:space="preserve">Синтетический голос, видео или персонализированный текст становятся не отдельной атакой, а </w:t>
+        <w:t>Не оценивайте качество подделки — оценивайте риск действия</w:t>
+      </w:r>
+    </w:p>
+    <w:p>
+      <w:r>
+        <w:t>Сообщение может выглядеть убедительно или, наоборот, иметь странности. Для защитного решения это вторично.</w:t>
+      </w:r>
+    </w:p>
+    <w:p>
+      <w:r>
+        <w:t xml:space="preserve">Главный вопрос: </w:t>
       </w:r>
       <w:r>
         <w:rPr>
           <w:b/>
           <w:i w:val="0"/>
         </w:rPr>
-        <w:t>усилителем уже правдоподобной истории</w:t>
-      </w:r>
-      <w:r>
-        <w:t>.</w:t>
-      </w:r>
-    </w:p>
-    <w:p>
-      <w:r>
-        <w:t>Международные правоохранительные структуры именно так описывают новый риск. На глобальном саммите INTERPOL и UNODC в марте 2026 года генеративный ИИ — включая дипфейки в видео и аудио, синтетические изображения и чат-боты — рассматривался как инструмент, который облегчает имперсонацию доверенных людей и обман. Слово «облегчает» здесь точнее слова «заменяет».</w:t>
-      </w:r>
-    </w:p>
-    <w:p>
-      <w:r>
-        <w:t>Преступнику всё ещё нужна легенда. Нужен канал. Нужен момент. Нужна просьба. Нужно действие жертвы.</w:t>
-      </w:r>
-    </w:p>
-    <w:p>
-      <w:r>
-        <w:t>ИИ снижает цену некоторых деталей этой конструкции.</w:t>
-      </w:r>
-    </w:p>
-    <w:p>
-      <w:pPr>
-        <w:pStyle w:val="InternalHeading"/>
-      </w:pPr>
-      <w:r>
-        <w:t>Четыре ускорителя решения</w:t>
-      </w:r>
-    </w:p>
-    <w:p>
-      <w:r>
-        <w:t>Если отбросить конкретные схемы, снова и снова появляются четыре рычага.</w:t>
-      </w:r>
-    </w:p>
-    <w:p>
+        <w:t>что изменится, если я выполню просьбу?</w:t>
+      </w:r>
+      <w:r>
+        <w:t xml:space="preserve"> Деньги уйдут? Изменятся реквизиты? Будет передан код, документ или доступ? Появится обязательство, которое трудно отменить?</w:t>
+      </w:r>
+    </w:p>
+    <w:p>
+      <w:r>
+        <w:t>Если цена ошибки высока, проверка включается независимо от того, насколько правдоподобны голос, лицо, текст и контекст. Генеративный ИИ лишь делает этот принцип ещё важнее: внешняя убедительность больше не должна повышать уровень полномочий сообщения.</w:t>
+      </w:r>
+    </w:p>
+    <w:p>
+      <w:r>
+        <w:t xml:space="preserve">Международные правоохранительные структуры предупреждают, что генеративный ИИ облегчает имперсонацию доверенных лиц. Практический вывод для читателя прост: </w:t>
+      </w:r>
       <w:r>
         <w:rPr>
           <w:b/>
           <w:i w:val="0"/>
         </w:rPr>
-        <w:t>Срочность.</w:t>
-      </w:r>
-      <w:r>
-        <w:t xml:space="preserve"> Времени нет. Решать нужно сейчас. Любая пауза объявляется опасной.</w:t>
-      </w:r>
-    </w:p>
-    <w:p>
-      <w:r>
-        <w:rPr>
-          <w:b/>
-          <w:i w:val="0"/>
-        </w:rPr>
-        <w:t>Авторитет.</w:t>
-      </w:r>
-      <w:r>
-        <w:t xml:space="preserve"> Начальник, банк, полиция, врач, родственник, «служба безопасности», технический специалист — фигура, которой привыкли подчиняться или доверять.</w:t>
-      </w:r>
-    </w:p>
-    <w:p>
-      <w:r>
-        <w:rPr>
-          <w:b/>
-          <w:i w:val="0"/>
-        </w:rPr>
-        <w:t>Эмоция.</w:t>
-      </w:r>
-      <w:r>
-        <w:t xml:space="preserve"> Страх потерять деньги, спасти близкого, не упустить выгоду, не сорвать сделку, не выглядеть виноватым.</w:t>
-      </w:r>
-    </w:p>
-    <w:p>
-      <w:r>
-        <w:rPr>
-          <w:b/>
-          <w:i w:val="0"/>
-        </w:rPr>
-        <w:t>Изоляция.</w:t>
-      </w:r>
-      <w:r>
-        <w:t xml:space="preserve"> Не звоните никому. Не обсуждайте. Не выходите из диалога. Оставайтесь в управляемом информационном пространстве.</w:t>
-      </w:r>
-    </w:p>
-    <w:p>
-      <w:r>
-        <w:t>Каждый из этих рычагов существовал до нейросетей. Синтетическая идентичность делает авторитет и эмоцию убедительнее: голос сына усиливает страх за сына, лицо директора усиливает распоряжение директора.</w:t>
-      </w:r>
-    </w:p>
-    <w:p>
-      <w:r>
-        <w:t>Но если мы понимаем рычаги, защита перестаёт зависеть от технологии.</w:t>
+        <w:t>не выяснять, каким именно инструментом создано сообщение, а проверять личность и действие независимым способом</w:t>
+      </w:r>
+      <w:r>
+        <w:t>.</w:t>
       </w:r>
     </w:p>
     <w:p>
@@ -2510,7 +2404,7 @@
     </w:p>
     <w:p>
       <w:r>
-        <w:t>В-третьих, атака может попасть в реальный контекст.</w:t>
+        <w:t>В-третьих, сообщение может совпасть с реальным контекстом — и это всё равно не подтверждает личность отправителя.</w:t>
       </w:r>
     </w:p>
     <w:p>
@@ -2538,311 +2432,141 @@
         <w:pStyle w:val="InternalHeading"/>
       </w:pPr>
       <w:r>
-        <w:t>Хорошая атака меняет вопрос</w:t>
-      </w:r>
-    </w:p>
-    <w:p>
-      <w:r>
-        <w:t>Представьте звонок «из банка».</w:t>
-      </w:r>
-    </w:p>
-    <w:p>
-      <w:r>
-        <w:t>Пока вы спрашиваете: «Кто вы?», атака ещё не выиграла.</w:t>
-      </w:r>
-    </w:p>
-    <w:p>
-      <w:r>
-        <w:t>После нескольких минут собеседник сообщает о подозрительной операции, называет часть ваших данных, создаёт тревогу и предлагает план спасения. В какой-то момент ваш внутренний вопрос меняется.</w:t>
-      </w:r>
-    </w:p>
-    <w:p>
-      <w:r>
-        <w:t>Было: «Это действительно банк?»</w:t>
-      </w:r>
-    </w:p>
-    <w:p>
-      <w:r>
-        <w:t>Стало: «Как мне сейчас защитить деньги?»</w:t>
-      </w:r>
-    </w:p>
-    <w:p>
-      <w:r>
-        <w:t>Это ключевой переход.</w:t>
-      </w:r>
-    </w:p>
-    <w:p>
-      <w:r>
-        <w:t>То же самое происходит с голосом родственника.</w:t>
-      </w:r>
-    </w:p>
-    <w:p>
-      <w:r>
-        <w:t>Было: «Кто звонит?»</w:t>
-      </w:r>
-    </w:p>
-    <w:p>
-      <w:r>
-        <w:t>Стало: «Как помочь?»</w:t>
-      </w:r>
-    </w:p>
-    <w:p>
-      <w:r>
-        <w:t>С руководителем:</w:t>
-      </w:r>
-    </w:p>
-    <w:p>
-      <w:r>
-        <w:t>Было: «Кто дал поручение?»</w:t>
-      </w:r>
-    </w:p>
-    <w:p>
-      <w:r>
-        <w:t>Стало: «Как успеть провести платёж?»</w:t>
-      </w:r>
-    </w:p>
-    <w:p>
-      <w:r>
-        <w:t xml:space="preserve">Имперсонация хороша не тогда, когда подделка объективно безупречна. Она хороша, когда </w:t>
-      </w:r>
+        <w:t>Когда разговор уводит от проверки личности</w:t>
+      </w:r>
+    </w:p>
+    <w:p>
+      <w:r>
+        <w:t>В тревожной ситуации внимание естественно смещается с вопроса «кто со мной говорит?» на вопрос «что мне сейчас делать?». Именно поэтому правило проверки должно срабатывать не по ощущению подозрительности, а по типу действия.</w:t>
+      </w:r>
+    </w:p>
+    <w:p>
+      <w:r>
+        <w:t>Если разговор приводит к переводу денег, передаче кода, установке программы, изменению реквизитов, выдаче доступа или отправке чувствительных документов, остановитесь и вернитесь к двум вопросам:</w:t>
+      </w:r>
+    </w:p>
+    <w:p>
       <w:r>
         <w:rPr>
           <w:b/>
           <w:i w:val="0"/>
         </w:rPr>
-        <w:t>вопрос о личности исчезает из головы раньше, чем начинается рискованное действие</w:t>
-      </w:r>
-      <w:r>
-        <w:t>.</w:t>
-      </w:r>
-    </w:p>
-    <w:p>
-      <w:pPr>
-        <w:pStyle w:val="InternalHeading"/>
-      </w:pPr>
-      <w:r>
-        <w:t>Секунда до процедуры</w:t>
-      </w:r>
-    </w:p>
-    <w:p>
-      <w:r>
-        <w:t>Здесь появляется пространство для защиты, которое часто недооценивают.</w:t>
-      </w:r>
-    </w:p>
-    <w:p>
-      <w:r>
-        <w:t>Нам не нужно сохранять холодную рациональность весь разговор. Не нужно быть специалистом по социальной инженерии. Не нужно мгновенно понять, кто именно атакует.</w:t>
-      </w:r>
-    </w:p>
-    <w:p>
-      <w:r>
-        <w:t>Нужно связать определённые действия с обязательной паузой.</w:t>
-      </w:r>
-    </w:p>
-    <w:p>
-      <w:r>
-        <w:t>Перевод незнакомому получателю.</w:t>
-      </w:r>
-    </w:p>
-    <w:p>
-      <w:r>
-        <w:t>Изменение реквизитов.</w:t>
-      </w:r>
-    </w:p>
-    <w:p>
-      <w:r>
-        <w:t>Передача кода.</w:t>
-      </w:r>
-    </w:p>
-    <w:p>
-      <w:r>
-        <w:t>Установка программы по просьбе собеседника.</w:t>
-      </w:r>
-    </w:p>
-    <w:p>
-      <w:r>
-        <w:t>Выдача доступа.</w:t>
-      </w:r>
-    </w:p>
-    <w:p>
-      <w:r>
-        <w:t>Отправка документов.</w:t>
-      </w:r>
-    </w:p>
-    <w:p>
-      <w:r>
-        <w:t>Срочная просьба держать всё в секрете.</w:t>
-      </w:r>
-    </w:p>
-    <w:p>
-      <w:r>
-        <w:t>Если одно из этих действий возникает, решение возвращается на уровень процедуры.</w:t>
-      </w:r>
-    </w:p>
-    <w:p>
-      <w:r>
-        <w:t>Человек может продолжать верить собеседнику на 90 процентов. Этого достаточно, чтобы проверить оставшиеся десять.</w:t>
-      </w:r>
-    </w:p>
-    <w:p>
-      <w:r>
-        <w:t>Такой подход гораздо реалистичнее призыва «никому не доверяйте».</w:t>
-      </w:r>
-    </w:p>
-    <w:p>
-      <w:pPr>
-        <w:pStyle w:val="InternalHeading"/>
-      </w:pPr>
-      <w:r>
-        <w:t>Комбинированная атака</w:t>
-      </w:r>
-    </w:p>
-    <w:p>
-      <w:r>
-        <w:t>Ещё одна причина смотреть на решение, а не на технологию: современные мошеннические эпизоды часто не являются «чистым дипфейком».</w:t>
-      </w:r>
-    </w:p>
-    <w:p>
-      <w:r>
-        <w:t>В цепочке могут быть:</w:t>
-      </w:r>
-    </w:p>
-    <w:p>
-      <w:pPr>
-        <w:pStyle w:val="ListBullet"/>
-      </w:pPr>
-      <w:r>
-        <w:t>реальный скомпрометированный аккаунт;</w:t>
-      </w:r>
-    </w:p>
-    <w:p>
-      <w:pPr>
-        <w:pStyle w:val="ListBullet"/>
-      </w:pPr>
-      <w:r>
-        <w:t>обычное фишинговое письмо;</w:t>
-      </w:r>
-    </w:p>
-    <w:p>
-      <w:pPr>
-        <w:pStyle w:val="ListBullet"/>
-      </w:pPr>
-      <w:r>
-        <w:t>синтетическое голосовое сообщение;</w:t>
-      </w:r>
-    </w:p>
-    <w:p>
-      <w:pPr>
-        <w:pStyle w:val="ListBullet"/>
-      </w:pPr>
-      <w:r>
-        <w:t>настоящий публичный видеоклип;</w:t>
-      </w:r>
-    </w:p>
-    <w:p>
-      <w:pPr>
-        <w:pStyle w:val="ListBullet"/>
-      </w:pPr>
-      <w:r>
-        <w:t>поддельная страница;</w:t>
-      </w:r>
-    </w:p>
-    <w:p>
-      <w:pPr>
-        <w:pStyle w:val="ListBullet"/>
-      </w:pPr>
-      <w:r>
-        <w:t>разговор с живым человеком;</w:t>
-      </w:r>
-    </w:p>
-    <w:p>
-      <w:pPr>
-        <w:pStyle w:val="ListBullet"/>
-      </w:pPr>
-      <w:r>
-        <w:t>последующая переписка.</w:t>
-      </w:r>
-    </w:p>
-    <w:p>
-      <w:r>
-        <w:t>Если книга классифицирует нападения по типу нейросети, она теряет картину целиком.</w:t>
-      </w:r>
-    </w:p>
-    <w:p>
-      <w:r>
-        <w:t>Гонконгский корпоративный кейс показателен: фишинговое письмо, видеоконференция, затем инструкции в мессенджере. Синтетическое видео было одним звеном.</w:t>
-      </w:r>
-    </w:p>
-    <w:p>
-      <w:r>
-        <w:t>В предупреждениях FBI об имперсонации высокопоставленных лиц также описываются сочетания текстовых сообщений, синтетического голоса и перехода на новые платформы. Система доверия ломается не одним ударом, а последовательностью маленьких подтверждений.</w:t>
-      </w:r>
-    </w:p>
-    <w:p>
-      <w:pPr>
-        <w:pStyle w:val="InternalHeading"/>
-      </w:pPr>
-      <w:r>
-        <w:t>Когда страх полезен атакующему</w:t>
-      </w:r>
-    </w:p>
-    <w:p>
-      <w:r>
-        <w:t>Страх сужает горизонт.</w:t>
-      </w:r>
-    </w:p>
-    <w:p>
-      <w:r>
-        <w:t xml:space="preserve">Если человеку говорят, что с его деньгами происходит катастрофа, естественное желание — действовать. Проблема не в самой эмоции. Проблема в том, что атакующий предлагает </w:t>
-      </w:r>
+        <w:t>Кто действительно инициировал просьбу?</w:t>
+      </w:r>
+    </w:p>
+    <w:p>
       <w:r>
         <w:rPr>
           <w:b/>
           <w:i w:val="0"/>
         </w:rPr>
-        <w:t>единственный путь выхода</w:t>
-      </w:r>
-      <w:r>
-        <w:t>, который одновременно требует не проверять его авторство.</w:t>
-      </w:r>
-    </w:p>
-    <w:p>
-      <w:r>
-        <w:t>Поэтому хороший защитный вопрос звучит не «почему я испугался?», а:</w:t>
-      </w:r>
-    </w:p>
-    <w:p>
+        <w:t>Разрешено ли это действие установленной процедурой?</w:t>
+      </w:r>
+    </w:p>
+    <w:p>
+      <w:r>
+        <w:t>Такой возврат к проверке работает даже тогда, когда сообщение кажется полностью настоящим.</w:t>
+      </w:r>
+    </w:p>
+    <w:p>
+      <w:pPr>
+        <w:pStyle w:val="InternalHeading"/>
+      </w:pPr>
+      <w:r>
+        <w:t>Секунда до процедуры</w:t>
+      </w:r>
+    </w:p>
+    <w:p>
+      <w:r>
+        <w:t>Здесь появляется пространство для защиты, которое часто недооценивают.</w:t>
+      </w:r>
+    </w:p>
+    <w:p>
+      <w:r>
+        <w:t>Нам не нужно сохранять холодную рациональность весь разговор. Не нужно быть специалистом по социальной инженерии. Не нужно мгновенно понять, кто именно атакует.</w:t>
+      </w:r>
+    </w:p>
+    <w:p>
+      <w:r>
+        <w:t>Нужно связать определённые действия с обязательной паузой.</w:t>
+      </w:r>
+    </w:p>
+    <w:p>
+      <w:r>
+        <w:t>Перевод незнакомому получателю.</w:t>
+      </w:r>
+    </w:p>
+    <w:p>
+      <w:r>
+        <w:t>Изменение реквизитов.</w:t>
+      </w:r>
+    </w:p>
+    <w:p>
+      <w:r>
+        <w:t>Передача кода.</w:t>
+      </w:r>
+    </w:p>
+    <w:p>
+      <w:r>
+        <w:t>Установка программы по просьбе собеседника.</w:t>
+      </w:r>
+    </w:p>
+    <w:p>
+      <w:r>
+        <w:t>Выдача доступа.</w:t>
+      </w:r>
+    </w:p>
+    <w:p>
+      <w:r>
+        <w:t>Отправка документов.</w:t>
+      </w:r>
+    </w:p>
+    <w:p>
+      <w:r>
+        <w:t>Срочная просьба держать всё в секрете.</w:t>
+      </w:r>
+    </w:p>
+    <w:p>
+      <w:r>
+        <w:t>Если одно из этих действий возникает, решение возвращается на уровень процедуры.</w:t>
+      </w:r>
+    </w:p>
+    <w:p>
+      <w:r>
+        <w:t>Человек может продолжать верить собеседнику на 90 процентов. Этого достаточно, чтобы проверить оставшиеся десять.</w:t>
+      </w:r>
+    </w:p>
+    <w:p>
+      <w:r>
+        <w:t>Такой подход гораздо реалистичнее призыва «никому не доверяйте».</w:t>
+      </w:r>
+    </w:p>
+    <w:p>
+      <w:pPr>
+        <w:pStyle w:val="InternalHeading"/>
+      </w:pPr>
+      <w:r>
+        <w:t>Несколько каналов не равны независимой проверке</w:t>
+      </w:r>
+    </w:p>
+    <w:p>
+      <w:r>
+        <w:t xml:space="preserve">В одном инциденте могут встречаться письмо, звонок, видеоконференция, мессенджер и настоящий аккаунт. Для защиты важно не классифицировать каждую технологию, а проверить, </w:t>
+      </w:r>
       <w:r>
         <w:rPr>
           <w:b/>
           <w:i w:val="0"/>
         </w:rPr>
-        <w:t>Почему человек, который сообщает об опасности, также контролирует способ её проверки?</w:t>
-      </w:r>
-    </w:p>
-    <w:p>
-      <w:r>
-        <w:t>Банк позвонил — и сам дал номер, куда перезвонить.</w:t>
-      </w:r>
-    </w:p>
-    <w:p>
-      <w:r>
-        <w:t>«Родственник» попал в беду — и сам объяснил, почему нельзя звонить другим.</w:t>
-      </w:r>
-    </w:p>
-    <w:p>
-      <w:r>
-        <w:t>«Руководитель» требует платёж — и сам отменяет корпоративную процедуру.</w:t>
-      </w:r>
-    </w:p>
-    <w:p>
-      <w:r>
-        <w:t>Как только источник угрозы контролирует и источник подтверждения, вы находитесь в закрытом контуре.</w:t>
-      </w:r>
-    </w:p>
-    <w:p>
-      <w:r>
-        <w:t>Следующая глава посвящена именно ему.</w:t>
+        <w:t>есть ли среди подтверждений источник, выбранный вами независимо от текущей коммуникации</w:t>
+      </w:r>
+      <w:r>
+        <w:t>.</w:t>
+      </w:r>
+    </w:p>
+    <w:p>
+      <w:r>
+        <w:t>Гонконгский корпоративный случай и предупреждения ФБР показывают, что несколько каналов сами по себе не гарантируют независимости. Поэтому подтверждение нужно получать через заранее известный контакт, официальный сервис, внутренний регламент или второго уполномоченного человека.</w:t>
       </w:r>
     </w:p>
     <w:p>
@@ -2850,6 +2574,38 @@
         <w:pStyle w:val="InternalHeading"/>
       </w:pPr>
       <w:r>
+        <w:t>Если вам не дают проверить — проверка нужна особенно</w:t>
+      </w:r>
+    </w:p>
+    <w:p>
+      <w:r>
+        <w:t>Страх и срочность сужают внимание. Поэтому полезно иметь заранее подготовленный вопрос:</w:t>
+      </w:r>
+    </w:p>
+    <w:p>
+      <w:r>
+        <w:rPr>
+          <w:b/>
+          <w:i w:val="0"/>
+        </w:rPr>
+        <w:t>Могу ли я независимо проверить эту информацию через официальный или ранее известный канал?</w:t>
+      </w:r>
+    </w:p>
+    <w:p>
+      <w:r>
+        <w:t>Если собеседник настаивает, что нельзя завершать разговор, связываться с близкими, использовать официальное приложение, звонить в организацию по известному номеру или следовать обычному корпоративному процессу, не спорьте. Завершите текущую коммуникацию и проверьте ситуацию самостоятельно.</w:t>
+      </w:r>
+    </w:p>
+    <w:p>
+      <w:r>
+        <w:t>Секретность может быть законной. Срочность тоже бывает реальной. Но ни то ни другое не должно отменять независимую проверку перед необратимым действием.</w:t>
+      </w:r>
+    </w:p>
+    <w:p>
+      <w:pPr>
+        <w:pStyle w:val="InternalHeading"/>
+      </w:pPr>
+      <w:r>
         <w:t>Самый важный компонент</w:t>
       </w:r>
     </w:p>
@@ -2860,7 +2616,7 @@
     </w:p>
     <w:p>
       <w:r>
-        <w:t>Разумеется, нейросеть важна, если благодаря ей злоумышленник воспроизводит голос или лицо. Технология меняет масштаб, доступность и реалистичность имперсонации.</w:t>
+        <w:t>Воспроизведение голоса или лица с помощью нейросети меняет масштаб, доступность и реалистичность имперсонации.</w:t>
       </w:r>
     </w:p>
     <w:p>
@@ -2923,67 +2679,22 @@
     </w:p>
     <w:p>
       <w:r>
-        <w:t>У хорошей проверки есть один неприятный для мошенника участник.</w:t>
-      </w:r>
-    </w:p>
-    <w:p>
-      <w:r>
-        <w:t>Другой человек.</w:t>
-      </w:r>
-    </w:p>
-    <w:p>
-      <w:r>
-        <w:t>Не искусственный интеллект. Не банковский антифрод. Не детектор голоса.</w:t>
-      </w:r>
-    </w:p>
-    <w:p>
-      <w:r>
-        <w:t>Просто кто-то, кому жертва расскажет, что происходит.</w:t>
-      </w:r>
-    </w:p>
-    <w:p>
-      <w:r>
-        <w:t>Поэтому во множестве схем появляется требование секретности.</w:t>
-      </w:r>
-    </w:p>
-    <w:p>
-      <w:r>
-        <w:t>Не звоните дочери — ей может стать хуже.</w:t>
-      </w:r>
-    </w:p>
-    <w:p>
-      <w:r>
-        <w:t>Не обсуждайте с коллегами — сделка конфиденциальна.</w:t>
-      </w:r>
-    </w:p>
-    <w:p>
-      <w:r>
-        <w:t>Не обращайтесь в банк — там есть «скомпрометированные сотрудники».</w:t>
-      </w:r>
-    </w:p>
-    <w:p>
-      <w:r>
-        <w:t>Не кладите трубку — соединение с «защищённой линией» будет потеряно.</w:t>
-      </w:r>
-    </w:p>
-    <w:p>
-      <w:r>
-        <w:t>Не рассказывайте супругу — операция проводится тайно.</w:t>
-      </w:r>
-    </w:p>
-    <w:p>
-      <w:r>
-        <w:t xml:space="preserve">Конкретные легенды меняются. Функция одна: </w:t>
+        <w:t>Независимая проверка часто начинается с простого действия: рассказать о происходящем другому человеку или выйти на официальный канал.</w:t>
+      </w:r>
+    </w:p>
+    <w:p>
+      <w:r>
+        <w:t xml:space="preserve">Поэтому сочетание </w:t>
       </w:r>
       <w:r>
         <w:rPr>
           <w:b/>
           <w:i w:val="0"/>
         </w:rPr>
-        <w:t>не дать системе доверия получить второй независимый источник</w:t>
-      </w:r>
-      <w:r>
-        <w:t>.</w:t>
+        <w:t>срочности, секретности и запрета на внешнюю проверку</w:t>
+      </w:r>
+      <w:r>
+        <w:t xml:space="preserve"> нужно воспринимать как отдельный сигнал риска.</w:t>
       </w:r>
     </w:p>
     <w:p>
@@ -2996,100 +2707,45 @@
     </w:p>
     <w:p>
       <w:r>
-        <w:t>Социальная изоляция в цифровом разговоре выглядит странно. Человек может физически сидеть дома среди семьи или в офисе среди коллег. Телефон соединён со всем миром. И всё же информационно он находится в комнате, где есть только один голос.</w:t>
-      </w:r>
-    </w:p>
-    <w:p>
-      <w:r>
-        <w:t>Эту комнату строят из срочности и секретности.</w:t>
-      </w:r>
-    </w:p>
-    <w:p>
-      <w:r>
-        <w:t>Срочность объясняет, почему нельзя ждать.</w:t>
-      </w:r>
-    </w:p>
-    <w:p>
-      <w:r>
-        <w:t>Секретность — почему нельзя советоваться.</w:t>
-      </w:r>
-    </w:p>
-    <w:p>
-      <w:r>
-        <w:t>Авторитет — почему нельзя спорить.</w:t>
-      </w:r>
-    </w:p>
-    <w:p>
-      <w:r>
-        <w:t>Если все три условия приняты, атакующий получает почти монополию на интерпретацию происходящего. Любое новое событие он объясняет сам.</w:t>
-      </w:r>
-    </w:p>
-    <w:p>
-      <w:r>
-        <w:t>Банк не отвечает? «Внутри идёт проверка».</w:t>
-      </w:r>
-    </w:p>
-    <w:p>
-      <w:r>
-        <w:t>Дочь не берёт трубку? «Телефон у полиции».</w:t>
-      </w:r>
-    </w:p>
-    <w:p>
-      <w:r>
-        <w:t>Коллега удивился просьбе? «Он не посвящён в сделку».</w:t>
-      </w:r>
-    </w:p>
-    <w:p>
-      <w:r>
-        <w:t>Каждое несоответствие не разрушает легенду, а поглощается ею.</w:t>
-      </w:r>
-    </w:p>
-    <w:p>
-      <w:r>
-        <w:t>Это одна из причин, почему длинный мошеннический разговор иногда кажется со стороны нелепым. Наблюдатель видит весь набор странностей одновременно. Человек внутри разговора получает их последовательно — и к каждой сразу получает готовое объяснение.</w:t>
-      </w:r>
-    </w:p>
-    <w:p>
-      <w:pPr>
-        <w:pStyle w:val="InternalHeading"/>
-      </w:pPr>
-      <w:r>
-        <w:t>Секретность умеет маскироваться под добродетель</w:t>
-      </w:r>
-    </w:p>
-    <w:p>
-      <w:r>
-        <w:t>Самая эффективная просьба сохранить тайну редко звучит подозрительно.</w:t>
-      </w:r>
-    </w:p>
-    <w:p>
-      <w:r>
-        <w:t>В семье она может маскироваться под заботу: «не пугай бабушку».</w:t>
-      </w:r>
-    </w:p>
-    <w:p>
-      <w:r>
-        <w:t>В компании — под профессионализм: «сделка до объявления строго конфиденциальна».</w:t>
-      </w:r>
-    </w:p>
-    <w:p>
-      <w:r>
-        <w:t>В разговоре с «правоохранителем» — под гражданскую ответственность: «идёт операция, разглашение помешает задержанию».</w:t>
-      </w:r>
-    </w:p>
-    <w:p>
-      <w:r>
-        <w:t xml:space="preserve">Человек не просто молчит. Он начинает считать молчание </w:t>
+        <w:t>Человек может физически находиться среди семьи или коллег и при этом принимать решение, опираясь только на один разговор. Защитная задача — вернуть в ситуацию второй независимый источник.</w:t>
+      </w:r>
+    </w:p>
+    <w:p>
+      <w:r>
+        <w:t xml:space="preserve">Если вам объясняют, почему нельзя советоваться, перезванивать, пользоваться официальным приложением или обращаться к другому сотруднику, не нужно оценивать правдоподобность каждого объяснения. Достаточно применить заранее установленное правило: </w:t>
       </w:r>
       <w:r>
         <w:rPr>
           <w:b/>
           <w:i w:val="0"/>
         </w:rPr>
-        <w:t>правильным поведением</w:t>
+        <w:t>высокорисковое действие без независимой проверки не выполняется</w:t>
       </w:r>
       <w:r>
         <w:t>.</w:t>
+      </w:r>
+    </w:p>
+    <w:p>
+      <w:r>
+        <w:t>Это правило особенно полезно потому, что оно не требует доказать мошенничество. Оно просто возвращает контроль из разговора в процедуру.</w:t>
+      </w:r>
+    </w:p>
+    <w:p>
+      <w:pPr>
+        <w:pStyle w:val="InternalHeading"/>
+      </w:pPr>
+      <w:r>
+        <w:t>Секретность умеет маскироваться под добродетель</w:t>
+      </w:r>
+    </w:p>
+    <w:p>
+      <w:r>
+        <w:t>Просьба сохранить тайну не обязательно выглядит подозрительно: она может быть объяснена заботой, конфиденциальностью или служебной необходимостью. Поэтому оценивать нужно не красивое объяснение, а последствия.</w:t>
+      </w:r>
+    </w:p>
+    <w:p>
+      <w:r>
+        <w:t>Если секретность сопровождается необычным высокорисковым действием и одновременно исключает независимую проверку, остановитесь и вернитесь к официальному или заранее известному каналу.</w:t>
       </w:r>
     </w:p>
     <w:p>
@@ -3559,27 +3215,22 @@
     </w:p>
     <w:p>
       <w:r>
-        <w:t>До генеративных систем злоумышленник мог иметь набор разрозненных фактов, но плохо соединять их в естественный разговор.</w:t>
-      </w:r>
-    </w:p>
-    <w:p>
-      <w:r>
-        <w:t>Сегодня текстовые модели упрощают связное использование контекста. Это не значит, что они «знают вас». Они могут обрабатывать предоставленные фрагменты и строить из них правдоподобный стиль сообщения.</w:t>
-      </w:r>
-    </w:p>
-    <w:p>
-      <w:r>
-        <w:t>Риск здесь тоньше, чем «ИИ соберёт всё о каждом».</w:t>
-      </w:r>
-    </w:p>
-    <w:p>
-      <w:r>
-        <w:t>Главное — исчезает один из старых дефектов социальной инженерии: неестественная речь между правильными фактами.</w:t>
-      </w:r>
-    </w:p>
-    <w:p>
-      <w:r>
-        <w:t>Раньше поддельное письмо могло назвать реальную компанию, но звучать чуждо. Теперь персонализация может быть гладкой. И снова защита не должна зависеть от того, насколько литературно талантлив атакующий.</w:t>
+        <w:t>Генеративные системы могут связно использовать предоставленный им контекст и воспроизводить правдоподобную манеру сообщения. Это не значит, что система «знает вас», но означает, что естественность речи больше нельзя считать сильным подтверждением личности.</w:t>
+      </w:r>
+    </w:p>
+    <w:p>
+      <w:r>
+        <w:t xml:space="preserve">Защитный вывод простой: </w:t>
+      </w:r>
+      <w:r>
+        <w:rPr>
+          <w:b/>
+          <w:i w:val="0"/>
+        </w:rPr>
+        <w:t>правильные факты и привычный стиль подтверждают только наличие информации, а не личность и не полномочия собеседника</w:t>
+      </w:r>
+      <w:r>
+        <w:t>.</w:t>
       </w:r>
     </w:p>
     <w:p>
@@ -3827,188 +3478,105 @@
     </w:p>
     <w:p>
       <w:r>
-        <w:t>Они не обязаны знать всё.</w:t>
-      </w:r>
-    </w:p>
-    <w:p>
-      <w:r>
-        <w:t xml:space="preserve">Им нужно знать </w:t>
+        <w:t>Не требуется выяснять, сколько именно информации оказалось у постороннего и откуда она взялась.</w:t>
+      </w:r>
+    </w:p>
+    <w:p>
+      <w:r>
+        <w:t>Человек естественно узнаёт знакомую картину по нескольким фрагментам. Поэтому совпадение нескольких личных деталей может субъективно казаться сильнее, чем является на самом деле.</w:t>
+      </w:r>
+    </w:p>
+    <w:p>
+      <w:r>
+        <w:t>Поэтому защитный принцип снова довольно скромный:</w:t>
+      </w:r>
+    </w:p>
+    <w:p>
+      <w:r>
+        <w:t>если действие дорогое, правильные биографические ответы не завершают проверку.</w:t>
+      </w:r>
+    </w:p>
+    <w:p>
+      <w:r>
+        <w:t>Знание о вас — это знание о вас.</w:t>
+      </w:r>
+    </w:p>
+    <w:p>
+      <w:r>
+        <w:t>Не паспорт. Не подпись. Не право распоряжаться вашими деньгами. И даже не доказательство того, что на другом конце связи находится владелец этих воспоминаний.</w:t>
+      </w:r>
+    </w:p>
+    <w:p>
+      <w:pPr>
+        <w:pStyle w:val="Heading1"/>
+      </w:pPr>
+      <w:r>
+        <w:t>Интерлюдия. Цепочка доверия</w:t>
+      </w:r>
+    </w:p>
+    <w:p>
+      <w:r>
+        <w:t>До сих пор мы разбирали отдельные признаки: голос, лицо, переписку, знание личных деталей. Для защиты важно помнить: несколько таких признаков могут появиться одновременно и всё равно не образовать независимого подтверждения.</w:t>
+      </w:r>
+    </w:p>
+    <w:p>
+      <w:r>
+        <w:t xml:space="preserve">Самый полезный способ посмотреть на имперсонацию — перестать искать один «главный фейк» и вместо этого проверять, </w:t>
       </w:r>
       <w:r>
         <w:rPr>
           <w:b/>
           <w:i w:val="0"/>
         </w:rPr>
-        <w:t>достаточно правильных вещей</w:t>
-      </w:r>
-      <w:r>
-        <w:t>, чтобы вы сами достроили остальное.</w:t>
-      </w:r>
-    </w:p>
-    <w:p>
-      <w:r>
-        <w:t>Человек очень хорошо узнаёт знакомую картину по нескольким фрагментам. Это одно из наших сильных качеств. На нём работают язык, память, юмор и отношения.</w:t>
-      </w:r>
-    </w:p>
-    <w:p>
-      <w:r>
-        <w:t>Имперсонация использует ту же способность.</w:t>
-      </w:r>
-    </w:p>
-    <w:p>
-      <w:r>
-        <w:t>Поэтому защитный принцип снова довольно скромный:</w:t>
-      </w:r>
-    </w:p>
-    <w:p>
-      <w:r>
-        <w:t>если действие дорогое, правильные биографические ответы не завершают проверку.</w:t>
-      </w:r>
-    </w:p>
-    <w:p>
-      <w:r>
-        <w:t>Знание о вас — это знание о вас.</w:t>
-      </w:r>
-    </w:p>
-    <w:p>
-      <w:r>
-        <w:t>Не паспорт. Не подпись. Не право распоряжаться вашими деньгами. И даже не доказательство того, что на другом конце связи находится владелец этих воспоминаний.</w:t>
-      </w:r>
-    </w:p>
-    <w:p>
-      <w:pPr>
-        <w:pStyle w:val="Heading1"/>
-      </w:pPr>
-      <w:r>
-        <w:t>Интерлюдия. Цепочка доверия</w:t>
-      </w:r>
-    </w:p>
-    <w:p>
-      <w:r>
-        <w:t>До сих пор мы разбирали отдельные признаки: голос, лицо, переписку, знание личных деталей. В реальной атаке они редко живут по одному.</w:t>
-      </w:r>
-    </w:p>
-    <w:p>
-      <w:r>
-        <w:t xml:space="preserve">Самый полезный способ посмотреть на имперсонацию — перестать представлять её как один фальшивый объект. Не «мне прислали дипфейк», а </w:t>
+        <w:t>не переносим ли мы доверие с одного непроверенного канала на следующий</w:t>
+      </w:r>
+      <w:r>
+        <w:t>.</w:t>
+      </w:r>
+    </w:p>
+    <w:p>
+      <w:r>
+        <w:t xml:space="preserve">Это различие хорошо видно в документированных случаях: один и тот же инцидент может включать несколько каналов связи. Защитный вывод из них один — </w:t>
       </w:r>
       <w:r>
         <w:rPr>
           <w:b/>
           <w:i w:val="0"/>
         </w:rPr>
-        <w:t>«меня провели через цепочку, в которой каждый следующий шаг наследовал доверие от предыдущего»</w:t>
+        <w:t>число каналов не равно числу независимых источников</w:t>
       </w:r>
       <w:r>
         <w:t>.</w:t>
       </w:r>
     </w:p>
     <w:p>
-      <w:r>
-        <w:t>Это различие кажется семантическим, пока не возвращаешься к документированным случаям.</w:t>
-      </w:r>
-    </w:p>
-    <w:p>
-      <w:r>
-        <w:t>В гонконгском корпоративном эпизоде января 2024 года всё не началось с эффектного видео. Сначала сотрудник получил фишинговое письмо от имени финансового директора. Затем оказался на видеоконференции, где увидел знакомых людей. После конференции инструкции продолжились уже в мессенджере. Денежное действие произошло не внутри одного «дипфейкового звонка», а после последовательности каналов, каждый из которых поддерживал общую легенду.</w:t>
-      </w:r>
-    </w:p>
-    <w:p>
-      <w:r>
-        <w:t>В предупреждениях FBI об имперсонации высокопоставленных лиц тоже важна не отдельная технология. Начальный текстовый контакт может привести к переходу на другой сервис; синтетический голос усиливает доверие; полученные контактные связи используются для дальнейших сообщений другим людям. Это уже не подделка одного человека. Это движение по социальной структуре.</w:t>
-      </w:r>
-    </w:p>
-    <w:p>
-      <w:r>
-        <w:t>Генеративный ИИ здесь похож не на двигатель всей машины, а на набор деталей, которые можно вставить там, где раньше атака скрипела.</w:t>
-      </w:r>
-    </w:p>
-    <w:p>
       <w:pPr>
         <w:pStyle w:val="InternalHeading"/>
       </w:pPr>
       <w:r>
-        <w:t>Ошибка «найти главный фейк»</w:t>
-      </w:r>
-    </w:p>
-    <w:p>
-      <w:r>
-        <w:t>После инцидента людям хочется определить решающую подделку.</w:t>
-      </w:r>
-    </w:p>
-    <w:p>
-      <w:r>
-        <w:t>Что именно нас обмануло?</w:t>
-      </w:r>
-    </w:p>
-    <w:p>
-      <w:r>
-        <w:t>Видео?</w:t>
-      </w:r>
-    </w:p>
-    <w:p>
-      <w:r>
-        <w:t>Голос?</w:t>
-      </w:r>
-    </w:p>
-    <w:p>
-      <w:r>
-        <w:t>Письмо?</w:t>
-      </w:r>
-    </w:p>
-    <w:p>
-      <w:r>
-        <w:t>Компрометированный аккаунт?</w:t>
-      </w:r>
-    </w:p>
-    <w:p>
-      <w:r>
-        <w:t>Такой поиск удобен для рассказа, но не всегда полезен для защиты. В сложной атаке каждый элемент может быть недостаточным сам по себе и убедительным в совокупности.</w:t>
-      </w:r>
-    </w:p>
-    <w:p>
-      <w:r>
-        <w:t>Письмо от «директора» вызывает сомнение. Но потом директор появляется на видео.</w:t>
-      </w:r>
-    </w:p>
-    <w:p>
-      <w:r>
-        <w:t>Видео кажется необычным. Но в чате присутствуют имена настоящих коллег.</w:t>
-      </w:r>
-    </w:p>
-    <w:p>
-      <w:r>
-        <w:t>Новый номер настораживает. Но собеседник знает вчерашнее решение совета.</w:t>
-      </w:r>
-    </w:p>
-    <w:p>
-      <w:r>
-        <w:t>Просьба выглядит нетипичной. Но она объяснена «конфиденциальной сделкой».</w:t>
-      </w:r>
-    </w:p>
-    <w:p>
-      <w:r>
-        <w:t>Сомнение не исчезает одним ударом. Его понемногу выкупают доказательствами, которые кажутся независимыми.</w:t>
-      </w:r>
-    </w:p>
-    <w:p>
-      <w:r>
-        <w:t xml:space="preserve">Ключевое слово — </w:t>
+        <w:t>Не ищите один «главный фейк»</w:t>
+      </w:r>
+    </w:p>
+    <w:p>
+      <w:r>
+        <w:t>После инцидента легко сосредоточиться на одном объекте: видео, голосе, письме или аккаунте. Но для защиты полезнее спросить, какие подтверждения были действительно независимыми.</w:t>
+      </w:r>
+    </w:p>
+    <w:p>
+      <w:r>
+        <w:t xml:space="preserve">Если голос, видео, документ и новый контакт появились внутри одной и той же непроверенной коммуникации, их нельзя складывать как четыре независимых доказательства. </w:t>
       </w:r>
       <w:r>
         <w:rPr>
           <w:b/>
           <w:i w:val="0"/>
         </w:rPr>
-        <w:t>кажутся</w:t>
-      </w:r>
-      <w:r>
-        <w:t>.</w:t>
-      </w:r>
-    </w:p>
-    <w:p>
-      <w:r>
-        <w:t>Если все подтверждения исходят из одного контролируемого сюжета, независимости нет.</w:t>
+        <w:t>Правдоподобие суммируется; независимость — нет.</w:t>
+      </w:r>
+    </w:p>
+    <w:p>
+      <w:r>
+        <w:t>Поэтому перед высокорисковым действием добавьте хотя бы один источник, который текущая коммуникация не определяла сама.</w:t>
       </w:r>
     </w:p>
     <w:p>
@@ -4016,157 +3584,75 @@
         <w:pStyle w:val="InternalHeading"/>
       </w:pPr>
       <w:r>
-        <w:t>Как доверие переносится между каналами</w:t>
-      </w:r>
-    </w:p>
-    <w:p>
-      <w:r>
-        <w:t>Представим обычный разговор с человеком, которого вы давно знаете.</w:t>
-      </w:r>
-    </w:p>
-    <w:p>
-      <w:r>
-        <w:t>Он пишет в мессенджере: «Позвони мне на новый номер».</w:t>
-      </w:r>
-    </w:p>
-    <w:p>
-      <w:r>
-        <w:t>Вы звоните. Слышите его голос. После разговора сохраняете номер. Через неделю новое сообщение уже не воспринимается как контакт неизвестного человека: номер «прошёл проверку» прошлым разговором.</w:t>
-      </w:r>
-    </w:p>
-    <w:p>
-      <w:r>
-        <w:t>Так работает нормальная жизнь. Мы редко устанавливаем каждое доверие с нуля. Один достоверный контакт сертифицирует следующий.</w:t>
-      </w:r>
-    </w:p>
-    <w:p>
-      <w:r>
-        <w:t>Атака использует тот же механизм.</w:t>
-      </w:r>
-    </w:p>
-    <w:p>
-      <w:r>
-        <w:t xml:space="preserve">Если злоумышленнику удалось убедить вас в точке А, он может попытаться </w:t>
+        <w:t>Как не переносить доверие между каналами</w:t>
+      </w:r>
+    </w:p>
+    <w:p>
+      <w:r>
+        <w:t>В обычной жизни один подтверждённый контакт действительно помогает доверять следующему. В ситуации высокого риска это правило нужно ограничить.</w:t>
+      </w:r>
+    </w:p>
+    <w:p>
+      <w:r>
+        <w:t xml:space="preserve">Если сообщение предлагает перейти на новый номер, мессенджер, видеозвонок или контакт третьего лица, новый канал </w:t>
       </w:r>
       <w:r>
         <w:rPr>
           <w:b/>
           <w:i w:val="0"/>
         </w:rPr>
-        <w:t>перенести доверие</w:t>
-      </w:r>
-      <w:r>
-        <w:t xml:space="preserve"> в точку Б, которую контролировать легче.</w:t>
-      </w:r>
-    </w:p>
-    <w:p>
-      <w:r>
-        <w:t>«На рабочей почте сейчас проблема, перейдём в мессенджер».</w:t>
-      </w:r>
-    </w:p>
-    <w:p>
-      <w:r>
-        <w:t>«Этот телефон скоро отключится, запиши новый».</w:t>
-      </w:r>
-    </w:p>
-    <w:p>
-      <w:r>
-        <w:t>«Я соединю тебя с юристом, он всё объяснит».</w:t>
-      </w:r>
-    </w:p>
-    <w:p>
-      <w:r>
-        <w:t>«Сейчас пришлю ссылку на защищённую форму».</w:t>
-      </w:r>
-    </w:p>
-    <w:p>
-      <w:r>
-        <w:t xml:space="preserve">Каждое предложение само по себе может быть вполне законным. Опасность возникает, если новый канал получает доверие </w:t>
+        <w:t>не получает доверие автоматически</w:t>
+      </w:r>
+      <w:r>
+        <w:t>. Сначала подтвердите переход через точку, которая существовала до текущей коммуникации: сохранённый номер, официальный справочник, внутреннюю систему или другого известного человека.</w:t>
+      </w:r>
+    </w:p>
+    <w:p>
+      <w:r>
+        <w:t xml:space="preserve">Практическое правило: </w:t>
       </w:r>
       <w:r>
         <w:rPr>
           <w:b/>
           <w:i w:val="0"/>
         </w:rPr>
-        <w:t>только потому, что его представил предыдущий подозрительный канал</w:t>
+        <w:t>канал, предложенный внутри непроверенной истории, не может сам себя подтвердить</w:t>
       </w:r>
       <w:r>
         <w:t>.</w:t>
       </w:r>
     </w:p>
     <w:p>
-      <w:r>
-        <w:t>Это похоже на человека, который сам пишет себе рекомендательное письмо, сам звонит вам как «бывший работодатель», а потом предлагает проверить диплом на сайте, который тоже создал сам. Формально источников три. По происхождению — один.</w:t>
-      </w:r>
-    </w:p>
-    <w:p>
       <w:pPr>
         <w:pStyle w:val="InternalHeading"/>
       </w:pPr>
       <w:r>
-        <w:t>Наследование авторитета</w:t>
-      </w:r>
-    </w:p>
-    <w:p>
-      <w:r>
-        <w:t>Доверие переносится не только между каналами. Оно переносится между людьми.</w:t>
-      </w:r>
-    </w:p>
-    <w:p>
-      <w:r>
-        <w:t>Если вам пишет незнакомый «адвокат», вы осторожны.</w:t>
-      </w:r>
-    </w:p>
-    <w:p>
-      <w:r>
-        <w:t>Если перед этим голос сына сказал: «Сейчас с тобой поговорит мой адвокат», незнакомец получает часть авторитета сына ещё до первой фразы.</w:t>
-      </w:r>
-    </w:p>
-    <w:p>
-      <w:r>
-        <w:t>В бизнесе похожая конструкция выглядит так:</w:t>
-      </w:r>
-    </w:p>
-    <w:p>
-      <w:r>
-        <w:t>«Генеральный попросил меня срочно согласовать с вами платёж».</w:t>
-      </w:r>
-    </w:p>
-    <w:p>
-      <w:r>
-        <w:t>Или:</w:t>
-      </w:r>
-    </w:p>
-    <w:p>
-      <w:r>
-        <w:t>«Я от финансового директора, он сейчас на встрече».</w:t>
-      </w:r>
-    </w:p>
-    <w:p>
-      <w:r>
-        <w:t>Или:</w:t>
-      </w:r>
-    </w:p>
-    <w:p>
-      <w:r>
-        <w:t>«Поставщик уже всё подтвердил руководителю проекта».</w:t>
-      </w:r>
-    </w:p>
-    <w:p>
-      <w:r>
-        <w:t xml:space="preserve">Мы называем это социальным доказательством, делегированием, полномочием — в зависимости от контекста. Для защиты важен один вопрос: </w:t>
+        <w:t>Проверяйте делегирование отдельно</w:t>
+      </w:r>
+    </w:p>
+    <w:p>
+      <w:r>
+        <w:t>Даже если сообщение ссылается на родственника, руководителя, юриста, поставщика или другого известного человека, сама ссылка не подтверждает полномочия нового собеседника.</w:t>
+      </w:r>
+    </w:p>
+    <w:p>
+      <w:r>
+        <w:t xml:space="preserve">Для защиты достаточно одного правила: </w:t>
       </w:r>
       <w:r>
         <w:rPr>
           <w:b/>
           <w:i w:val="0"/>
         </w:rPr>
-        <w:t>каким независимым способом подтверждается сама цепочка делегирования?</w:t>
-      </w:r>
-    </w:p>
-    <w:p>
-      <w:r>
-        <w:t>Чем длиннее цепочка, тем легче в ней спрятать одно несуществующее звено.</w:t>
+        <w:t>цепочка делегирования проверяется через известный независимый канал</w:t>
+      </w:r>
+      <w:r>
+        <w:t>. В семье — через самого близкого или другого родственника. В компании — через внутренний справочник, утверждённую систему согласования или второго уполномоченного сотрудника.</w:t>
+      </w:r>
+    </w:p>
+    <w:p>
+      <w:r>
+        <w:t>Чем выше цена действия, тем меньше значения имеет убедительность рассказа о том, «кто кого уполномочил».</w:t>
       </w:r>
     </w:p>
     <w:p>
@@ -4174,234 +3660,27 @@
         <w:pStyle w:val="InternalHeading"/>
       </w:pPr>
       <w:r>
-        <w:t>Реальный элемент делает фальшивую историю сильнее</w:t>
-      </w:r>
-    </w:p>
-    <w:p>
-      <w:r>
-        <w:t>Есть ещё одна причина не делить мир на «реальное» и «сгенерированное» слишком рано.</w:t>
-      </w:r>
-    </w:p>
-    <w:p>
-      <w:r>
-        <w:t>В мошеннической цепочке могут быть настоящими:</w:t>
-      </w:r>
-    </w:p>
-    <w:p>
-      <w:pPr>
-        <w:pStyle w:val="ListBullet"/>
-      </w:pPr>
-      <w:r>
-        <w:t>имя компании;</w:t>
-      </w:r>
-    </w:p>
-    <w:p>
-      <w:pPr>
-        <w:pStyle w:val="ListBullet"/>
-      </w:pPr>
-      <w:r>
-        <w:t>реальный сотрудник;</w:t>
-      </w:r>
-    </w:p>
-    <w:p>
-      <w:pPr>
-        <w:pStyle w:val="ListBullet"/>
-      </w:pPr>
-      <w:r>
-        <w:t>существующий договор;</w:t>
-      </w:r>
-    </w:p>
-    <w:p>
-      <w:pPr>
-        <w:pStyle w:val="ListBullet"/>
-      </w:pPr>
-      <w:r>
-        <w:t>подлинная фотография руководителя;</w:t>
-      </w:r>
-    </w:p>
-    <w:p>
-      <w:pPr>
-        <w:pStyle w:val="ListBullet"/>
-      </w:pPr>
-      <w:r>
-        <w:t>настоящий публичный ролик;</w:t>
-      </w:r>
-    </w:p>
-    <w:p>
-      <w:pPr>
-        <w:pStyle w:val="ListBullet"/>
-      </w:pPr>
-      <w:r>
-        <w:t>настоящий логотип;</w:t>
-      </w:r>
-    </w:p>
-    <w:p>
-      <w:pPr>
-        <w:pStyle w:val="ListBullet"/>
-      </w:pPr>
-      <w:r>
-        <w:t>реальная переписка, полученная из скомпрометированного аккаунта;</w:t>
-      </w:r>
-    </w:p>
-    <w:p>
-      <w:pPr>
-        <w:pStyle w:val="ListBullet"/>
-      </w:pPr>
-      <w:r>
-        <w:t>корректные реквизиты — до момента их внезапной замены.</w:t>
-      </w:r>
-    </w:p>
-    <w:p>
-      <w:r>
-        <w:t>Наличие настоящих элементов не делает историю настоящей целиком.</w:t>
-      </w:r>
-    </w:p>
-    <w:p>
-      <w:r>
-        <w:t>Это хорошо видно на примере монтажа. Фильм состоит из реальных кадров, но их последовательность создаёт новый смысл. Социальная инженерия делает похожее с фактами: берёт несколько подлинных фрагментов и собирает из них ложное основание для действия.</w:t>
-      </w:r>
-    </w:p>
-    <w:p>
-      <w:r>
-        <w:t>Генеративные инструменты лишь добавляют возможность изготовить недостающий фрагмент — голос, лицо, письмо, изображение документа.</w:t>
-      </w:r>
-    </w:p>
-    <w:p>
-      <w:r>
-        <w:t>Поэтому вопрос «сколько процентов этой атаки было ИИ?» редко помогает жертве. Ущерб не распределяется пропорционально синтетическим пикселям.</w:t>
-      </w:r>
-    </w:p>
-    <w:p>
-      <w:pPr>
-        <w:pStyle w:val="InternalHeading"/>
-      </w:pPr>
-      <w:r>
-        <w:t>Пять переходов, на которых ломается цепочка</w:t>
-      </w:r>
-    </w:p>
-    <w:p>
-      <w:r>
-        <w:t>Следующая модель — авторская, не классификация FBI или INTERPOL. Она нужна, чтобы увидеть места контроля без изучения преступной тактики.</w:t>
-      </w:r>
-    </w:p>
-    <w:p>
-      <w:pPr>
-        <w:pStyle w:val="InternalHeading"/>
-      </w:pPr>
-      <w:r>
-        <w:t>1. Вход</w:t>
-      </w:r>
-    </w:p>
-    <w:p>
-      <w:r>
-        <w:t>Появляется первый контакт: письмо, звонок, сообщение, знакомый аккаунт, ссылка на материал.</w:t>
-      </w:r>
-    </w:p>
-    <w:p>
-      <w:r>
-        <w:t>На этом этапе человек ещё может быть осторожен. Поэтому первый контакт часто не просит самого дорогого действия. Его задача — создать правдоподобный контекст.</w:t>
-      </w:r>
-    </w:p>
-    <w:p>
-      <w:pPr>
-        <w:pStyle w:val="InternalHeading"/>
-      </w:pPr>
-      <w:r>
-        <w:t>2. Подтверждение легенды</w:t>
-      </w:r>
-    </w:p>
-    <w:p>
-      <w:r>
-        <w:t>Появляется второй сигнал: знакомый голос, видео, внутренняя подробность, имя общего знакомого, документ.</w:t>
-      </w:r>
-    </w:p>
-    <w:p>
-      <w:r>
-        <w:t>Именно здесь человек часто чувствует облегчение: «А, всё понятно, это действительно они».</w:t>
-      </w:r>
-    </w:p>
-    <w:p>
-      <w:pPr>
-        <w:pStyle w:val="InternalHeading"/>
-      </w:pPr>
-      <w:r>
-        <w:t>3. Перенос</w:t>
-      </w:r>
-    </w:p>
-    <w:p>
-      <w:r>
-        <w:t>Общение переводят туда, где у легенды меньше внешних помех: другой номер, отдельный мессенджер, звонок «специалиста», закрытая конференция.</w:t>
-      </w:r>
-    </w:p>
-    <w:p>
-      <w:r>
-        <w:t>Новый канал наследует доверие от предыдущего.</w:t>
-      </w:r>
-    </w:p>
-    <w:p>
-      <w:pPr>
-        <w:pStyle w:val="InternalHeading"/>
-      </w:pPr>
-      <w:r>
-        <w:t>4. Изоляция</w:t>
-      </w:r>
-    </w:p>
-    <w:p>
-      <w:r>
-        <w:t>Возникают срочность и секретность. Проверка через третьих лиц становится «опасной», «невозможной», «неуместной» или «слишком медленной».</w:t>
-      </w:r>
-    </w:p>
-    <w:p>
-      <w:pPr>
-        <w:pStyle w:val="InternalHeading"/>
-      </w:pPr>
-      <w:r>
-        <w:t>5. Действие</w:t>
-      </w:r>
-    </w:p>
-    <w:p>
-      <w:r>
-        <w:t>Только теперь человек делает то, ради чего строилась цепочка: переводит, раскрывает, устанавливает, подтверждает, изменяет.</w:t>
-      </w:r>
-    </w:p>
-    <w:p>
-      <w:r>
-        <w:t xml:space="preserve">У этой модели есть практическое достоинство: </w:t>
+        <w:t>Настоящие детали не подтверждают историю целиком</w:t>
+      </w:r>
+    </w:p>
+    <w:p>
+      <w:r>
+        <w:t>В сообщении могут быть настоящими имя компании, фотография, договор, фрагмент переписки или сведения о текущем проекте. Это подтверждает только подлинность отдельных деталей.</w:t>
+      </w:r>
+    </w:p>
+    <w:p>
+      <w:r>
+        <w:t xml:space="preserve">Защитный вывод: </w:t>
       </w:r>
       <w:r>
         <w:rPr>
           <w:b/>
           <w:i w:val="0"/>
         </w:rPr>
-        <w:t>не обязательно остановить атаку на первом шаге</w:t>
-      </w:r>
-      <w:r>
-        <w:t>.</w:t>
-      </w:r>
-    </w:p>
-    <w:p>
-      <w:r>
-        <w:t>Можно поверить письму — и остановиться перед переводом.</w:t>
-      </w:r>
-    </w:p>
-    <w:p>
-      <w:r>
-        <w:t>Можно не распознать синтетический голос — и всё равно перезвонить по известному номеру.</w:t>
-      </w:r>
-    </w:p>
-    <w:p>
-      <w:r>
-        <w:t>Можно принять видеоконференцию за настоящую — и отдельно подтвердить изменение реквизитов.</w:t>
-      </w:r>
-    </w:p>
-    <w:p>
-      <w:r>
-        <w:t>Безопасность не требует безошибочности с первой секунды.</w:t>
-      </w:r>
-    </w:p>
-    <w:p>
-      <w:r>
-        <w:t>Она требует хотя бы одного независимого барьера до необратимого действия.</w:t>
+        <w:t>реальная деталь не превращает всё сообщение в доказательство личности или полномочий</w:t>
+      </w:r>
+      <w:r>
+        <w:t>. Если действие высокорисковое, проверяйте источник независимо, даже когда часть информации точно верна.</w:t>
       </w:r>
     </w:p>
     <w:p>
@@ -4409,100 +3688,148 @@
         <w:pStyle w:val="InternalHeading"/>
       </w:pPr>
       <w:r>
-        <w:t>Почему «два подтверждения» иногда всё равно одно</w:t>
-      </w:r>
-    </w:p>
-    <w:p>
-      <w:r>
-        <w:t>В компаниях любят формулировку «мы проверили по двум каналам».</w:t>
-      </w:r>
-    </w:p>
-    <w:p>
-      <w:r>
-        <w:t>Но количество каналов не равно количеству источников.</w:t>
-      </w:r>
-    </w:p>
-    <w:p>
-      <w:r>
-        <w:t>Письмо привело в видеозвонок, а видеозвонок — в мессенджер. Три интерфейса. Одна легенда.</w:t>
-      </w:r>
-    </w:p>
-    <w:p>
-      <w:r>
-        <w:t>Сотрудник услышал голос директора и получил PDF, который тот же «директор» прислал. Два вида данных. Один источник.</w:t>
-      </w:r>
-    </w:p>
-    <w:p>
-      <w:r>
-        <w:t>Клиент увидел рекламу, затем прочитал сайт, затем поговорил с «менеджером» по номеру с сайта. Три шага. Если вся инфраструктура принадлежит одному злоумышленнику, подтверждение замкнуто внутри системы.</w:t>
-      </w:r>
-    </w:p>
-    <w:p>
-      <w:r>
-        <w:t xml:space="preserve">Настоящая независимость появляется, когда вы привлекаете информацию, </w:t>
+        <w:t>Пять контрольных точек, где нужно вернуть независимую проверку</w:t>
+      </w:r>
+    </w:p>
+    <w:p>
+      <w:r>
+        <w:t>Эта модель описывает не ход мошенничества, а действия защищающегося человека.</w:t>
+      </w:r>
+    </w:p>
+    <w:p>
+      <w:pPr>
+        <w:pStyle w:val="InternalHeading"/>
+      </w:pPr>
+      <w:r>
+        <w:t>1. Необычный контакт</w:t>
+      </w:r>
+    </w:p>
+    <w:p>
+      <w:r>
+        <w:t>Не решайте сразу, настоящий он или нет. Определите, ведёт ли он к действию с заметной ценой ошибки.</w:t>
+      </w:r>
+    </w:p>
+    <w:p>
+      <w:pPr>
+        <w:pStyle w:val="InternalHeading"/>
+      </w:pPr>
+      <w:r>
+        <w:t>2. Убедительные признаки</w:t>
+      </w:r>
+    </w:p>
+    <w:p>
+      <w:r>
+        <w:t>Знакомый голос, лицо, аккаунт, внутренняя подробность или документ повышают правдоподобие, но не заменяют независимого подтверждения.</w:t>
+      </w:r>
+    </w:p>
+    <w:p>
+      <w:pPr>
+        <w:pStyle w:val="InternalHeading"/>
+      </w:pPr>
+      <w:r>
+        <w:t>3. Смена канала</w:t>
+      </w:r>
+    </w:p>
+    <w:p>
+      <w:r>
+        <w:t>Если вам предлагают новый номер, мессенджер, специалиста или ссылку, не переносите на них доверие автоматически. Найдите известную точку самостоятельно.</w:t>
+      </w:r>
+    </w:p>
+    <w:p>
+      <w:pPr>
+        <w:pStyle w:val="InternalHeading"/>
+      </w:pPr>
+      <w:r>
+        <w:t>4. Срочность или секретность</w:t>
+      </w:r>
+    </w:p>
+    <w:p>
+      <w:r>
+        <w:t>Если времени «нет» или проверку просят отложить, включите обязательную паузу. Срочность должна ускорять официальный процесс, а не отменять его.</w:t>
+      </w:r>
+    </w:p>
+    <w:p>
+      <w:pPr>
+        <w:pStyle w:val="InternalHeading"/>
+      </w:pPr>
+      <w:r>
+        <w:t>5. Необратимое действие</w:t>
+      </w:r>
+    </w:p>
+    <w:p>
+      <w:r>
+        <w:t>Перед переводом денег, передачей кода, изменением реквизитов, выдачей доступа или отправкой чувствительных документов подтвердите личность, полномочия и само действие независимо.</w:t>
+      </w:r>
+    </w:p>
+    <w:p>
+      <w:r>
+        <w:t xml:space="preserve">Главное достоинство этой модели: </w:t>
       </w:r>
       <w:r>
         <w:rPr>
           <w:b/>
           <w:i w:val="0"/>
         </w:rPr>
-        <w:t>которую подозрительная цепочка не определила сама</w:t>
+        <w:t>не нужно безошибочно распознавать подделку на первом шаге</w:t>
+      </w:r>
+      <w:r>
+        <w:t>. Достаточно, чтобы хотя бы одна контрольная точка остановила действие до необратимого последствия.</w:t>
+      </w:r>
+    </w:p>
+    <w:p>
+      <w:pPr>
+        <w:pStyle w:val="InternalHeading"/>
+      </w:pPr>
+      <w:r>
+        <w:t>Два канала — не всегда два источника</w:t>
+      </w:r>
+    </w:p>
+    <w:p>
+      <w:r>
+        <w:t>Проверка считается независимой не потому, что использованы разные интерфейсы, а потому, что второй источник выбран вне текущей непроверенной коммуникации.</w:t>
+      </w:r>
+    </w:p>
+    <w:p>
+      <w:r>
+        <w:t>Поэтому предпочтительны заранее известный номер, официальное приложение, внутренний справочник, исходная система учёта, публичный реестр или другой человек, с которым вы связываетесь самостоятельно.</w:t>
+      </w:r>
+    </w:p>
+    <w:p>
+      <w:r>
+        <w:t xml:space="preserve">Именно поэтому слово </w:t>
+      </w:r>
+      <w:r>
+        <w:rPr>
+          <w:b/>
+          <w:i w:val="0"/>
+        </w:rPr>
+        <w:t>«известный»</w:t>
+      </w:r>
+      <w:r>
+        <w:t xml:space="preserve"> в формуле проверки важнее слова </w:t>
+      </w:r>
+      <w:r>
+        <w:rPr>
+          <w:b/>
+          <w:i w:val="0"/>
+        </w:rPr>
+        <w:t>«другой»</w:t>
       </w:r>
       <w:r>
         <w:t>.</w:t>
       </w:r>
     </w:p>
     <w:p>
-      <w:r>
-        <w:t>Старый контакт.</w:t>
-      </w:r>
-    </w:p>
-    <w:p>
-      <w:r>
-        <w:t>Официальное приложение.</w:t>
-      </w:r>
-    </w:p>
-    <w:p>
-      <w:r>
-        <w:t>Ранее известный контрагент.</w:t>
-      </w:r>
-    </w:p>
-    <w:p>
-      <w:r>
-        <w:t>Второй сотрудник, который сверяет данные в исходной системе.</w:t>
-      </w:r>
-    </w:p>
-    <w:p>
-      <w:r>
-        <w:t>Публичный реестр.</w:t>
-      </w:r>
-    </w:p>
-    <w:p>
-      <w:r>
-        <w:t>Другой член семьи.</w:t>
-      </w:r>
-    </w:p>
-    <w:p>
-      <w:r>
-        <w:t>Именно поэтому слово «известный» в нашей формуле важнее слова «другой».</w:t>
-      </w:r>
-    </w:p>
-    <w:p>
       <w:pPr>
         <w:pStyle w:val="InternalHeading"/>
       </w:pPr>
       <w:r>
-        <w:t>Атака может продолжиться после того, как вы не заплатили</w:t>
-      </w:r>
-    </w:p>
-    <w:p>
-      <w:r>
-        <w:t>Есть ещё один эффект цепочки: цель не всегда заканчивается на первом адресате.</w:t>
-      </w:r>
-    </w:p>
-    <w:p>
-      <w:r>
-        <w:t>Если человек вступил в контакт, атакующий может получить новые сведения о его связях. Если скомпрометирован аккаунт, доверие владельца можно использовать против коллег и родственников. Если один сотрудник сообщил внутреннюю структуру, следующая имперсонация может стать убедительнее.</w:t>
+        <w:t>Что сделать после подозрительного контакта</w:t>
+      </w:r>
+    </w:p>
+    <w:p>
+      <w:r>
+        <w:t>После подозрительного контакта полезно оценить, какие данные, контакты или внутренние сведения могли быть раскрыты, и предупредить людей, которых это может затронуть. При компрометации аккаунта нужно считать риск более широким, чем один конкретный диалог.</w:t>
       </w:r>
     </w:p>
     <w:p>
@@ -4545,7 +3872,7 @@
     </w:p>
     <w:p>
       <w:r>
-        <w:t>После любой успешной социальной инженерии звучит формула «человек — самое слабое звено».</w:t>
+        <w:t>После инцидентов часто звучит формула «человек — самое слабое звено».</w:t>
       </w:r>
     </w:p>
     <w:p>
@@ -4684,7 +4011,7 @@
     </w:p>
     <w:p>
       <w:r>
-        <w:t>Теперь можно перестать искать мошенника.</w:t>
+        <w:t>Теперь можно перестать пытаться распознать мошенничество по внешним признакам.</w:t>
       </w:r>
     </w:p>
     <w:p>
@@ -4878,22 +4205,22 @@
     </w:p>
     <w:p>
       <w:r>
-        <w:t xml:space="preserve">Вся сложность генерации внезапно оказывается вторичной. Атакующему теперь недостаточно хорошо звучать. Ему нужно контролировать ещё и </w:t>
+        <w:t xml:space="preserve">После этого качество голоса становится вторичным: решение опирается уже не на впечатление от текущего звонка, а на </w:t>
       </w:r>
       <w:r>
         <w:rPr>
           <w:b/>
           <w:i w:val="0"/>
         </w:rPr>
-        <w:t>независимый канал</w:t>
-      </w:r>
-      <w:r>
-        <w:t>, который вы выбрали сами.</w:t>
-      </w:r>
-    </w:p>
-    <w:p>
-      <w:r>
-        <w:t>Если этот канал тоже скомпрометирован, существуют дополнительные уровни. Но каждый независимый фактор повышает стоимость атаки.</w:t>
+        <w:t>независимый канал, который вы выбрали сами</w:t>
+      </w:r>
+      <w:r>
+        <w:t>.</w:t>
+      </w:r>
+    </w:p>
+    <w:p>
+      <w:r>
+        <w:t>Если и этот канал вызывает сомнение, используйте дополнительный независимый путь: другого близкого, официальный сервис, второй корпоративный источник или очное подтверждение, когда это возможно.</w:t>
       </w:r>
     </w:p>
     <w:p>
@@ -4926,7 +4253,7 @@
     </w:p>
     <w:p>
       <w:r>
-        <w:t>Это опасный момент. Отсутствие ответа не подтверждает рассказ атакующего. Оно создаёт новую неопределённость.</w:t>
+        <w:t>Это важный момент: отсутствие ответа не подтверждает исходный рассказ. Оно создаёт новую неопределённость.</w:t>
       </w:r>
     </w:p>
     <w:p>
@@ -4956,7 +4283,7 @@
     </w:p>
     <w:p>
       <w:r>
-        <w:t>Задача не в том, чтобы мгновенно доказать мошенничество. Задача — не позволить одному непроверенному каналу стать единственной реальностью.</w:t>
+        <w:t>Задача не в том, чтобы мгновенно доказать мошенничество. Задача — не позволить одному непроверенному каналу стать единственным основанием для действия.</w:t>
       </w:r>
     </w:p>
     <w:p>
@@ -5009,7 +4336,7 @@
     </w:p>
     <w:p>
       <w:r>
-        <w:t>Именно поэтому опасны схемы, где «сотрудник» объясняет, что официальному приложению, отделению или другим сотрудникам верить нельзя. Он пытается разрушить внешнюю точку, которая способна опровергнуть его монополию на ситуацию.</w:t>
+        <w:t>Именно поэтому опасны схемы, где «сотрудник» объясняет, что официальному приложению, отделению или другим сотрудникам верить нельзя. Именно в такой момент важно не продолжать спор внутри звонка, а вернуться к официальной внешней точке проверки.</w:t>
       </w:r>
     </w:p>
     <w:p>
@@ -5121,7 +4448,7 @@
     </w:p>
     <w:p>
       <w:r>
-        <w:t>В семье это можно заранее сделать нормой. Тогда настоящий родственник не обижается, а мошеннику становится сложнее использовать обиду как оружие.</w:t>
+        <w:t>В семье это можно заранее сделать нормой. Тогда перепроверка воспринимается как обычная семейная норма, а не как личное недоверие.</w:t>
       </w:r>
     </w:p>
     <w:p>
@@ -5566,7 +4893,7 @@
     </w:p>
     <w:p>
       <w:r>
-        <w:t>Это возвращает человеку контроль над разговором. Атакующий может управлять историей, но не обязан управлять классификацией вашего действия.</w:t>
+        <w:t>Это возвращает человеку контроль: содержание разговора может быть каким угодно, но класс риска действия определяете вы и заранее установленная процедура.</w:t>
       </w:r>
     </w:p>
     <w:p>
@@ -5705,7 +5032,7 @@
     </w:p>
     <w:p>
       <w:r>
-        <w:t>То же происходит в компаниях с чрезмерно тяжёлыми регламентами. Если обычная оплата требует пятнадцати шагов, сотрудники создают обходные пути. Сначала для удобства, потом по привычке. Именно по этим обходам и приходит атака.</w:t>
+        <w:t>То же происходит в компаниях с чрезмерно тяжёлыми регламентами. Если обычная оплата требует пятнадцати шагов, сотрудники создают обходные пути. Сначала для удобства, потом по привычке. Именно поэтому удобство регламента — часть безопасности: чем чаще сотрудники вынуждены обходить процесс, тем слабее реальный контроль.</w:t>
       </w:r>
     </w:p>
     <w:p>
@@ -6040,7 +5367,7 @@
     </w:p>
     <w:p>
       <w:r>
-        <w:t>Почему? Потому что мошенническая легенда часто строится так, чтобы объяснить невозможность обычной проверки. Телефон сломан. Полиция запретила звонить. Начальник не должен знать. Супругу нельзя говорить. Врач не разрешает.</w:t>
+        <w:t>Почему? Потому что в подозрительном разговоре могут появляться объяснения, почему обычная проверка якобы невозможна. Для семьи полезно заранее договориться: никакое объяснение внутри самого звонка не отменяет независимого контакта.</w:t>
       </w:r>
     </w:p>
     <w:p>
@@ -6744,7 +6071,7 @@
     </w:p>
     <w:p>
       <w:r>
-        <w:t>Иначе правило фактически означает: «два подтверждения, кроме случаев, когда атакующий убедительно изображает человека с самым большим авторитетом».</w:t>
+        <w:t>Иначе правило фактически перестаёт работать именно в момент, когда распоряжение выглядит особенно авторитетным. Поэтому исключений «для руководителя» у контрольной процедуры быть не должно.</w:t>
       </w:r>
     </w:p>
     <w:p>
@@ -6971,7 +6298,7 @@
     </w:p>
     <w:p>
       <w:r>
-        <w:t>Если процедура изобретается в момент кризиса, атакующий участвует в её создании.</w:t>
+        <w:t>Если процедура придумывается уже во время кризиса, её правила неизбежно зависят от текущего разговора. Поэтому высокорисковые проверки нужно определить заранее.</w:t>
       </w:r>
     </w:p>
     <w:p>
@@ -7537,17 +6864,7 @@
     </w:p>
     <w:p>
       <w:r>
-        <w:t xml:space="preserve">Вот почему мошенничество так часто обходит спор «взломали или не взломали». Атакующему выгодно заставить </w:t>
-      </w:r>
-      <w:r>
-        <w:rPr>
-          <w:b/>
-          <w:i w:val="0"/>
-        </w:rPr>
-        <w:t>настоящего пользователя выполнить настоящее действие своими настоящими средствами</w:t>
-      </w:r>
-      <w:r>
-        <w:t>.</w:t>
+        <w:t>Поэтому спор «взломали или не взломали» не всегда отвечает на главный защитный вопрос. Даже настоящий, корректно аутентифицированный пользователь может совершить вредное действие, если принимает решение в ложном контексте.</w:t>
       </w:r>
     </w:p>
     <w:p>
@@ -7718,7 +7035,7 @@
     </w:p>
     <w:p>
       <w:r>
-        <w:t>Технология способна лучше связывать аутентификацию с конкретной сессией и сервисом. Она гораздо хуже решает человеческую проблему ложного контекста, если сам пользователь убеждён атакующим.</w:t>
+        <w:t>Технология способна лучше связывать аутентификацию с конкретной сессией и сервисом. Но она не всегда определяет, правильно ли пользователь понимает контекст и последствия операции.</w:t>
       </w:r>
     </w:p>
     <w:p>
@@ -7741,7 +7058,7 @@
     </w:p>
     <w:p>
       <w:r>
-        <w:t>На самом деле код подтверждает то, что определяет конкретный протокол. Он может быть одним из факторов аутентификации. Но если человек сам диктует его злоумышленнику, технический механизм получает правильные цифры в неправильном контексте.</w:t>
+        <w:t>На самом деле код подтверждает то, что определяет конкретный протокол. Он может быть одним из факторов аутентификации. Но переданный постороннему код перестаёт быть независимым подтверждением: технический механизм может получить правильные цифры в неправильном контексте.</w:t>
       </w:r>
     </w:p>
     <w:p>
@@ -7848,17 +7165,12 @@
     </w:p>
     <w:p>
       <w:r>
-        <w:t>В первой злоумышленник пытается стать вами для системы.</w:t>
-      </w:r>
-    </w:p>
-    <w:p>
-      <w:r>
-        <w:t>Во второй он пытается заставить вас остаться собой — и действовать в его интересах.</w:t>
-      </w:r>
-    </w:p>
-    <w:p>
-      <w:r>
-        <w:t>Дипфейк способен участвовать в обеих, но защитные механизмы будут разными.</w:t>
+        <w:t>В одном случае системе нужно защититься от подмены личности. В другом — человеку нужно защитить собственное решение от ложного контекста.</w:t>
+      </w:r>
+    </w:p>
+    <w:p>
+      <w:r>
+        <w:t>Дипфейк может быть связан с обоими рисками, но защитные механизмы различаются.</w:t>
       </w:r>
     </w:p>
     <w:p>
@@ -8316,7 +7628,7 @@
     </w:p>
     <w:p>
       <w:r>
-        <w:t>Метка должна сохраняться после обычной обработки, но не портить материал. Её нужно поддерживать в цепочке публикации. Разные инструменты должны договориться о стандартах. Злоумышленник может пытаться удалить или разрушить сигнал. А главное — отсутствие метки не объясняет происхождение файла: он может быть настоящим, созданным системой без маркировки или прошедшим обработку, которая метку потеряла.</w:t>
+        <w:t>Метка должна сохраняться после обычной обработки, но не портить материал. Её нужно поддерживать в цепочке публикации. Разные инструменты должны договориться о стандартах. Метка может отсутствовать или потеряться при обработке. А главное — само отсутствие метки не объясняет происхождение файла: он может быть настоящим, созданным системой без маркировки или прошедшим обработку, которая метку потеряла.</w:t>
       </w:r>
     </w:p>
     <w:p>
@@ -9671,7 +8983,7 @@
     </w:p>
     <w:p>
       <w:r>
-        <w:t>У финансовой атаки есть удобное свойство: рано или поздно она чего-то хочет от вас.</w:t>
+        <w:t>В финансовой ситуации защитная граница обычно ясна: рано или поздно возникает конкретное действие с деньгами, доступом или данными, перед которым можно поставить обязательную проверку.</w:t>
       </w:r>
     </w:p>
     <w:p>
@@ -11636,7 +10948,7 @@
     </w:p>
     <w:p>
       <w:r>
-        <w:t>Хорошая процедура почти оскорбительно проста по сравнению с технологией атаки.</w:t>
+        <w:t>Хорошая процедура почти оскорбительно проста по сравнению со сложностью современных подделок.</w:t>
       </w:r>
     </w:p>
     <w:p>
@@ -11717,37 +11029,32 @@
     </w:p>
     <w:p>
       <w:r>
-        <w:t>Есть вещи стабильнее.</w:t>
-      </w:r>
-    </w:p>
-    <w:p>
-      <w:r>
-        <w:t>Человека можно торопить.</w:t>
-      </w:r>
-    </w:p>
-    <w:p>
-      <w:r>
-        <w:t>Можно изолировать.</w:t>
-      </w:r>
-    </w:p>
-    <w:p>
-      <w:r>
-        <w:t>Можно убедить авторитетом.</w:t>
-      </w:r>
-    </w:p>
-    <w:p>
-      <w:r>
-        <w:t>Можно попасть в его заботу о близких.</w:t>
-      </w:r>
-    </w:p>
-    <w:p>
-      <w:r>
-        <w:t>Можно воспользоваться привычкой узнавать голос и лицо.</w:t>
-      </w:r>
-    </w:p>
-    <w:p>
-      <w:r>
-        <w:t>И человек способен ответить тоже стабильными инструментами: паузой, независимым каналом, вторым участником, разделением полномочий, проверяемым происхождением.</w:t>
+        <w:t>Есть вещи стабильнее технологий.</w:t>
+      </w:r>
+    </w:p>
+    <w:p>
+      <w:r>
+        <w:t>Срочность не должна отменять паузу.</w:t>
+      </w:r>
+    </w:p>
+    <w:p>
+      <w:r>
+        <w:t>Секретность не должна запрещать независимую проверку.</w:t>
+      </w:r>
+    </w:p>
+    <w:p>
+      <w:r>
+        <w:t>Авторитет не должен отменять полномочия и регламент.</w:t>
+      </w:r>
+    </w:p>
+    <w:p>
+      <w:r>
+        <w:t>Знакомый голос или лицо не должны единолично разрешать высокорисковое действие.</w:t>
+      </w:r>
+    </w:p>
+    <w:p>
+      <w:r>
+        <w:t>И у человека остаются столь же стабильные инструменты: пауза, независимый канал, второй участник, разделение полномочий и проверяемое происхождение.</w:t>
       </w:r>
     </w:p>
     <w:p>

--- a/ne-ver-golosu/dist/ne-ver-golosu-litres.docx
+++ b/ne-ver-golosu/dist/ne-ver-golosu-litres.docx
@@ -3902,7 +3902,7 @@
     </w:p>
     <w:p>
       <w:r>
-        <w:t>Если платформа маркирует любой материал без Content Credentials как подозрительный, слабость находится в модели доверия платформы.</w:t>
+        <w:t>Если платформа маркирует любой материал без проверяемые данные о происхождении как подозрительный, слабость находится в модели доверия платформы.</w:t>
       </w:r>
     </w:p>
     <w:p>
@@ -5962,7 +5962,7 @@
     </w:p>
     <w:p>
       <w:r>
-        <w:t>Официально известно: сотрудник получил фишинговое письмо от имени финансового директора британской головной компании, участвовал в групповой видеоконференции, после чего санкционировал переводы на пять местных счетов. Ущерб — около HK$200 млн. Полиция считала, что для предварительно записанной конференции использовались публичные видео и голоса изображаемых сотрудников.</w:t>
+        <w:t>Официально известно: сотрудник получил фишинговое письмо от имени финансового директора британской головной компании, участвовал в групповой видеоконференции, после чего санкционировал переводы на пять местных счетов. Ущерб — около 200 млн гонконгских долларов. Полиция считала, что для предварительно записанной конференции использовались публичные видео и голоса изображаемых сотрудников.</w:t>
       </w:r>
     </w:p>
     <w:p>
@@ -6009,7 +6009,7 @@
     </w:p>
     <w:p>
       <w:r>
-        <w:t>Поэтому рекомендации FBI по защите от компрометации деловой электронной почты полезны именно своей технологической скромностью. Отдельно подтвердить платёжную просьбу. Самостоятельно найти телефон компании, а не использовать контакт из подозрительного сообщения. Проверить изменение номера счёта или платёжной процедуры. Использовать многофакторную защиту аккаунтов.</w:t>
+        <w:t>Поэтому рекомендации ФБР по защите от компрометации деловой электронной почты полезны именно своей технологической скромностью. Отдельно подтвердить платёжную просьбу. Самостоятельно найти телефон компании, а не использовать контакт из подозрительного сообщения. Проверить изменение номера счёта или платёжной процедуры. Использовать многофакторную защиту аккаунтов.</w:t>
       </w:r>
     </w:p>
     <w:p>
@@ -7671,7 +7671,7 @@
     </w:p>
     <w:p>
       <w:r>
-        <w:t>В упрощённом виде запись Content Credentials содержит утверждения о цифровом активе, объединённые в манифест и криптографически подписанные. Система может фиксировать происхождение и части истории обработки, связывать данные с конкретным активом и позволять проверяющей стороне удостовериться, что заявленная информация не была незаметно изменена.</w:t>
+        <w:t>В упрощённом виде такая запись содержит утверждения о цифровом активе, объединённые в манифест и криптографически подписанные. Система может фиксировать происхождение и части истории обработки, связывать данные с конкретным активом и позволять проверяющей стороне удостовериться, что заявленная информация не была незаметно изменена.</w:t>
       </w:r>
     </w:p>
     <w:p>
@@ -7704,7 +7704,7 @@
         <w:pStyle w:val="InternalHeading"/>
       </w:pPr>
       <w:r>
-        <w:t>Content Credentials не являются сертификатом правды</w:t>
+        <w:t>Проверяемые данные о происхождении не являются сертификатом правды</w:t>
       </w:r>
     </w:p>
     <w:p>
@@ -7714,7 +7714,7 @@
     </w:p>
     <w:p>
       <w:r>
-        <w:t>Представьте видео с безупречными Content Credentials. Оно действительно снято камерой известной редакции. Файл прошёл через зарегистрированный процесс обработки. Цепочка валидна.</w:t>
+        <w:t>Представьте видео с безупречными проверяемые данные о происхождении. Оно действительно снято камерой известной редакции. Файл прошёл через зарегистрированный процесс обработки. Цепочка валидна.</w:t>
       </w:r>
     </w:p>
     <w:p>
@@ -7754,7 +7754,7 @@
     </w:p>
     <w:p>
       <w:r>
-        <w:t>И наоборот: отсутствие Content Credentials не делает ролик фальшивым. Огромный объём настоящего контента не имеет такой истории — потому что устройство, программа или платформа её не создавали, данные были удалены при обработке или стандарт просто не применялся.</w:t>
+        <w:t>И наоборот: отсутствие проверяемые данные о происхождении не делает ролик фальшивым. Огромный объём настоящего контента не имеет такой истории — потому что устройство, программа или платформа её не создавали, данные были удалены при обработке или стандарт просто не применялся.</w:t>
       </w:r>
     </w:p>
     <w:p>
@@ -7764,7 +7764,7 @@
     </w:p>
     <w:p>
       <w:r>
-        <w:t xml:space="preserve">Content Credentials дают </w:t>
+        <w:t xml:space="preserve">проверяемые данные о происхождении дают </w:t>
       </w:r>
       <w:r>
         <w:rPr>
@@ -9245,7 +9245,7 @@
     </w:p>
     <w:p>
       <w:r>
-        <w:t>C2PA описывает происхождение цифрового материала как историю цифрового актива и его взаимодействий с участниками и другими активами. Content Credentials позволяют хранить криптографически проверяемые утверждения о создании, обработке, устройстве, действиях и других элементах истории материала.</w:t>
+        <w:t>C2PA описывает происхождение цифрового материала как историю цифрового актива и его взаимодействий с участниками и другими активами. Проверяемые данные о происхождении позволяют хранить криптографически проверяемые утверждения о создании, обработке, устройстве, действиях и других элементах истории материала.</w:t>
       </w:r>
     </w:p>
     <w:p>
@@ -9293,7 +9293,7 @@
     </w:p>
     <w:p>
       <w:r>
-        <w:t>Пусть запись Content Credentials показывает, что видео опубликовано определённой организацией и прошло известную цепочку обработки.</w:t>
+        <w:t>Пусть проверяемая запись о происхождении показывает, что видео опубликовано определённой организацией и прошло известную цепочку обработки.</w:t>
       </w:r>
     </w:p>
     <w:p>
@@ -9423,7 +9423,7 @@
     </w:p>
     <w:p>
       <w:r>
-        <w:t>«У файла нет Content Credentials — значит, фейк».</w:t>
+        <w:t>«У файла нет проверяемые данные о происхождении — значит, фейк».</w:t>
       </w:r>
     </w:p>
     <w:p>
@@ -9920,7 +9920,7 @@
         <w:t>Проверьте происхождение и контекст.</w:t>
       </w:r>
       <w:r>
-        <w:t xml:space="preserve"> Дата, полный файл, история обработки, Content Credentials — если доступны.</w:t>
+        <w:t xml:space="preserve"> Дата, полный файл, история обработки, проверяемые данные о происхождении — если доступны.</w:t>
       </w:r>
     </w:p>
     <w:p>
@@ -10397,7 +10397,7 @@
     </w:p>
     <w:p>
       <w:r>
-        <w:t>В предыдущей главе мы обсуждали Content Credentials применительно к файлу. Но значение проверяемого происхождения шире.</w:t>
+        <w:t>В предыдущей главе мы обсуждали проверяемые данные о происхождении применительно к файлу. Но значение проверяемого происхождения шире.</w:t>
       </w:r>
     </w:p>
     <w:p>
@@ -11844,7 +11844,7 @@
         <w:pStyle w:val="ListBullet"/>
       </w:pPr>
       <w:r>
-        <w:t>если доступны Content Credentials или иные данные происхождения, рассматривайте их как дополнительный сигнал, а не сертификат истинности содержания.</w:t>
+        <w:t>если доступны проверяемые данные о происхождении или иные данные происхождения, рассматривайте их как дополнительный сигнал, а не сертификат истинности содержания.</w:t>
       </w:r>
     </w:p>
     <w:p>
@@ -12270,7 +12270,7 @@
           <w:b/>
           <w:i w:val="0"/>
         </w:rPr>
-        <w:t>FBI / IC3</w:t>
+        <w:t>ФБР / IC3</w:t>
       </w:r>
       <w:r>
         <w:t xml:space="preserve"> — официальные предупреждения о компрометации деловой электронной почты и цифровой имперсонации.</w:t>
@@ -12282,7 +12282,7 @@
           <w:b/>
           <w:i w:val="0"/>
         </w:rPr>
-        <w:t>FTC</w:t>
+        <w:t>Федеральная торговая комиссия США</w:t>
       </w:r>
       <w:r>
         <w:t xml:space="preserve"> — потребительские рекомендации, включая мошеннические сценарии с семейной чрезвычайной ситуацией и клонированием голоса.</w:t>
@@ -12294,7 +12294,7 @@
           <w:b/>
           <w:i w:val="0"/>
         </w:rPr>
-        <w:t>INTERPOL / Europol</w:t>
+        <w:t>Интерпол / Европол</w:t>
       </w:r>
       <w:r>
         <w:t xml:space="preserve"> — международные оценки эволюции мошенничества.</w:t>
@@ -12309,7 +12309,7 @@
         <w:t>C2PA</w:t>
       </w:r>
       <w:r>
-        <w:t xml:space="preserve"> — актуальная спецификация Content Credentials.</w:t>
+        <w:t xml:space="preserve"> — открытая техническая спецификация для проверяемых данных о происхождении цифрового контента; в книге используется версия 2.4.</w:t>
       </w:r>
     </w:p>
     <w:p>

--- a/ne-ver-golosu/dist/ne-ver-golosu-litres.docx
+++ b/ne-ver-golosu/dist/ne-ver-golosu-litres.docx
@@ -42,7 +42,7 @@
     </w:p>
     <w:p>
       <w:r>
-        <w:t>Дальше история развивается быстро. Произошла неприятность. Телефон сына почти разряжен. Сейчас с ним будет говорить другой человек. Нужно помочь. Главное — никому пока не звонить: всё сложнее, чем кажется, и любое лишнее действие может ухудшить ситуацию.</w:t>
+        <w:t>Дальше разговор быстро подводит к срочной просьбе о помощи и требованию никому пока не звонить. Для защитного решения важны не подробности этой истории, а сочетание знакомого голоса, давления временем и запрета на независимую проверку.</w:t>
       </w:r>
     </w:p>
     <w:p>
@@ -301,7 +301,7 @@
     </w:p>
     <w:p>
       <w:r>
-        <w:t>Именно поэтому подделка голоса действует так сильно. Она не обязана обмануть акустическую лабораторию. Ей достаточно попасть в человеческое узнавание.</w:t>
+        <w:t>Для защиты важно различать лабораторную точность и человеческое узнавание. Запись не обязана быть безупречной с точки зрения специалиста, чтобы знакомое звучание вызвало у слушателя уверенность: «Это он». Поэтому само узнавание голоса нельзя использовать как окончательное подтверждение личности при высоком риске.</w:t>
       </w:r>
     </w:p>
     <w:p>
@@ -721,7 +721,7 @@
         <w:t>предварительно записана</w:t>
       </w:r>
       <w:r>
-        <w:t>. Реального взаимодействия между потерпевшим и людьми на записи не происходило. После передачи инструкции встречу завершили под предлогом, а дальнейшие платёжные указания шли через мгновенные сообщения.</w:t>
+        <w:t>. Реального взаимодействия между потерпевшим и людьми на записи не происходило; дальнейшая коммуникация продолжилась сообщениями. Для защитного вывода этого достаточно: узнаваемые лица и несколько каналов связи не заменяют независимого подтверждения высокорискового действия.</w:t>
       </w:r>
     </w:p>
     <w:p>
@@ -822,7 +822,7 @@
     </w:p>
     <w:p>
       <w:r>
-        <w:t>Если системе генерации плохо удаётся моргание, разработчики получают ровно ту же публикацию, что и вы. Если лицо распадается при повороте головы, это не вечный закон природы. Это инженерная задача.</w:t>
+        <w:t>Слабость конкретной версии генеративной системы не является постоянным свойством технологии. Признак, который помогает сегодня, завтра может исчезнуть. Поэтому визуальный дефект полезен как повод остановиться, но непригоден как постоянное доказательство подлинности.</w:t>
       </w:r>
     </w:p>
     <w:p>
@@ -928,12 +928,7 @@
     </w:p>
     <w:p>
       <w:r>
-        <w:t>Его можно вырезать из контекста. Склеить. Изменить скорость. Подставить другую подпись. Взять старую запись и представить как сегодняшнюю. Оставить только одну фразу из длинного ответа.</w:t>
-      </w:r>
-    </w:p>
-    <w:p>
-      <w:r>
-        <w:t>Так называемые простые подделки — манипуляции с настоящим контентом без сложного синтеза — напоминают неприятную вещь: «поддельность» бывает не только на уровне пикселей. Иногда каждый пиксель настоящий, а утверждение о событии — нет.</w:t>
+        <w:t>Настоящее видео можно изменить, неполно показать или поместить в ложный контекст. Так называемые простые подделки — манипуляции с реальным материалом без сложного синтеза — напоминают неприятную вещь: проблема бывает не только на уровне пикселей. Иногда сам материал настоящий, а утверждение о событии — нет.</w:t>
       </w:r>
     </w:p>
     <w:p>
@@ -1158,17 +1153,7 @@
     </w:p>
     <w:p>
       <w:r>
-        <w:t>Чтобы сообщение казалось «вашим», не требуется воспроизвести личность целиком. В бытовой переписке стиль состоит из повторяющихся деталей: длина фраз, обращения, набор эмодзи, типичные сокращения, уровень формальности, любимые слова. Человеческий мозг охотно достраивает остальное.</w:t>
-      </w:r>
-    </w:p>
-    <w:p>
-      <w:r>
-        <w:t>Это похоже на карикатуру: художнику не нужно рисовать каждую пору кожи. Достаточно правильно преувеличить несколько признаков — и мы узнаём человека.</w:t>
-      </w:r>
-    </w:p>
-    <w:p>
-      <w:r>
-        <w:t>Синтетический текст способен делать то же самое без карикатурного преувеличения.</w:t>
+        <w:t>Для защиты достаточно знать, что привычная манера письма состоит из повторяющихся языковых признаков, которые сегодня можно воспроизводить автоматически. Человеческий мозг охотно достраивает по знакомому стилю ощущение знакомого автора. Поэтому совпадение манеры письма следует считать признаком узнавания, а не самостоятельным доказательством авторства.</w:t>
       </w:r>
     </w:p>
     <w:p>
@@ -1249,7 +1234,7 @@
     </w:p>
     <w:p>
       <w:r>
-        <w:t>Если вы вчера обсуждали ремонт, сегодня просьба «скинь мастеру ещё 30 тысяч, у него поменялись реквизиты» не выглядит случайной. Если в компании идёт сделка, письмо о срочном платеже попадает в уже существующий сюжет. Если родственник действительно путешествует, сообщение о проблеме с картой естественно ложится в его положение.</w:t>
+        <w:t>Совпадение сообщения с реальным контекстом повышает правдоподобие: текущий ремонт, рабочая сделка или поездка родственника делают связанную с ними просьбу естественной. Именно поэтому контекст нельзя использовать как удостоверение личности.</w:t>
       </w:r>
     </w:p>
     <w:p>
@@ -1311,7 +1296,7 @@
     </w:p>
     <w:p>
       <w:r>
-        <w:t>«Опоздаю на десять минут» и «срочно пришли код подтверждения» могут быть написаны одним стилем, из одного аккаунта и с одинаково точными подробностями. У них совершенно разная цена ошибки.</w:t>
+        <w:t>Обычное бытовое сообщение и просьба передать код подтверждения могут быть написаны одним стилем, из одного аккаунта и с одинаково точными подробностями. У них совершенно разная цена ошибки.</w:t>
       </w:r>
     </w:p>
     <w:p>
@@ -1379,12 +1364,7 @@
     </w:p>
     <w:p>
       <w:r>
-        <w:t>Допустим, коллега пишет из рабочего мессенджера:</w:t>
-      </w:r>
-    </w:p>
-    <w:p>
-      <w:r>
-        <w:t>«Я сейчас без связи. Срочно выгрузи базу клиентов и отправь сюда».</w:t>
+        <w:t>Допустим, из рабочего аккаунта коллеги приходит необычная срочная просьба передать чувствительные корпоративные данные.</w:t>
       </w:r>
     </w:p>
     <w:p>
@@ -1404,7 +1384,7 @@
         <w:t>аномалию действия</w:t>
       </w:r>
       <w:r>
-        <w:t>: сотрудник впервые просит чувствительную выгрузку, объясняет невозможность обычной связи и требует сделать это срочно. Именно здесь включается второй путь подтверждения.</w:t>
+        <w:t>: чувствительные данные запрашиваются необычным способом и с нетипичной срочностью. Именно здесь включается второй путь подтверждения.</w:t>
       </w:r>
     </w:p>
     <w:p>
@@ -1515,7 +1495,7 @@
     </w:p>
     <w:p>
       <w:r>
-        <w:t>Но если финальная строка звучит «переведи деньги на новые реквизиты», система должна добавить последний слой, которого нет внутри самого сообщения: независимое подтверждение.</w:t>
+        <w:t>Но если сообщение заканчивается просьбой перевести деньги по новым реквизитам, система должна добавить последний слой, которого нет внутри самого сообщения: независимое подтверждение.</w:t>
       </w:r>
     </w:p>
     <w:p>
@@ -2129,32 +2109,7 @@
     </w:p>
     <w:p>
       <w:r>
-        <w:t>Особенно опасен момент, когда изображение используется, чтобы заставить вас совершить действие в другой системе.</w:t>
-      </w:r>
-    </w:p>
-    <w:p>
-      <w:r>
-        <w:t>«Вот подтверждение платежа — отдайте товар».</w:t>
-      </w:r>
-    </w:p>
-    <w:p>
-      <w:r>
-        <w:t>«Вот письмо директора — переведите».</w:t>
-      </w:r>
-    </w:p>
-    <w:p>
-      <w:r>
-        <w:t>«Вот документ — пришлите ваши данные».</w:t>
-      </w:r>
-    </w:p>
-    <w:p>
-      <w:r>
-        <w:t>«Вот скрин из банка — установите приложение».</w:t>
-      </w:r>
-    </w:p>
-    <w:p>
-      <w:r>
-        <w:t>Здесь картинка перестаёт быть информацией и становится рычагом.</w:t>
+        <w:t>Особенно опасен момент, когда изображение используется как единственное основание для действия в другой системе: передачи товара по изображению оплаты, проведения платежа по снимку распоряжения, раскрытия данных по присланному документу или установки программы по скриншоту якобы банковского сообщения. Здесь защитное правило одно: сначала проверить событие или распоряжение в исходной системе либо по независимо известному каналу.</w:t>
       </w:r>
     </w:p>
     <w:p>
@@ -3902,7 +3857,7 @@
     </w:p>
     <w:p>
       <w:r>
-        <w:t>Если платформа маркирует любой материал без проверяемые данные о происхождении как подозрительный, слабость находится в модели доверия платформы.</w:t>
+        <w:t>Если платформа маркирует любой материал без проверяемых данных о происхождении как подозрительный, слабость находится в модели доверия платформы.</w:t>
       </w:r>
     </w:p>
     <w:p>
@@ -4405,7 +4360,7 @@
     </w:p>
     <w:p>
       <w:r>
-        <w:t>Мошенничество часто выигрывает, потому что эти три вопроса сливаются. «Это директор» превращается в «значит, надо выполнить». «Это сын» — в «значит, надо перевести». «Это банк» — в «значит, надо назвать код».</w:t>
+        <w:t>Для защиты принципиально не сливать эти три вопроса. Подтверждённая личность ещё не подтверждает полномочия, а подтверждённые полномочия ещё не делают любое действие безопасным или соответствующим процедуре.</w:t>
       </w:r>
     </w:p>
     <w:p>
@@ -5534,7 +5489,7 @@
     </w:p>
     <w:p>
       <w:r>
-        <w:t>Подросток получает голосовое от «мамы»: срочно пришли код, перешли фотографию документа, оплати что-то, открой дверь курьеру, отправь данные карты.</w:t>
+        <w:t>Подростку может прийти голосовое от имени родителя с просьбой передать код, документ, платёжные данные или выполнить другое необычное цифровое либо финансовое действие.</w:t>
       </w:r>
     </w:p>
     <w:p>
@@ -6004,7 +5959,7 @@
     </w:p>
     <w:p>
       <w:r>
-        <w:t>Компрометация деловой электронной почты — мошенничество с компрометацией или имитацией деловой переписки — не появилась вместе с нейросетями. Годами злоумышленники выдавали себя за руководителей, поставщиков и партнёров, добиваясь переводов или изменения реквизитов.</w:t>
+        <w:t>Компрометация деловой электронной почты — мошенничество с компрометацией или имитацией деловой переписки — не появилась вместе с нейросетями. Такие инциденты давно показывают, что знакомое имя отправителя или привычная рабочая переписка сами по себе не должны разрешать перевод денег или изменение реквизитов.</w:t>
       </w:r>
     </w:p>
     <w:p>
@@ -6029,7 +5984,7 @@
     </w:p>
     <w:p>
       <w:r>
-        <w:t>Синтетические голос и видео добавляют таким атакам убедительности. Но хорошая финансовая процедура должна быть спроектирована так, чтобы убедительность не имела права единолично менять денежный поток.</w:t>
+        <w:t>Синтетические голос и видео делают внешнюю убедительность ещё менее пригодной для финансового контроля. Хорошая процедура должна быть спроектирована так, чтобы убедительность не имела права единолично менять денежный поток.</w:t>
       </w:r>
     </w:p>
     <w:p>
@@ -6255,7 +6210,7 @@
     </w:p>
     <w:p>
       <w:r>
-        <w:t>Сотрудник может получить совершенно правдоподобный звонок от «директора»: срочно прислать паспортные данные нового топ-менеджера, список телефонов команды, резервную копию, приглашение в закрытую систему.</w:t>
+        <w:t>Сотрудник может получить совершенно правдоподобный звонок от имени руководителя с необычным требованием передать персональные данные, внутреннюю контактную информацию, резервную копию или доступ к закрытому ресурсу.</w:t>
       </w:r>
     </w:p>
     <w:p>
@@ -6303,27 +6258,7 @@
     </w:p>
     <w:p>
       <w:r>
-        <w:t>«Позвоните моему новому помощнику».</w:t>
-      </w:r>
-    </w:p>
-    <w:p>
-      <w:r>
-        <w:t>«Вот номер юриста сделки».</w:t>
-      </w:r>
-    </w:p>
-    <w:p>
-      <w:r>
-        <w:t>«Мы временно работаем через другой мессенджер».</w:t>
-      </w:r>
-    </w:p>
-    <w:p>
-      <w:r>
-        <w:t>«Не используйте корпоративную почту».</w:t>
-      </w:r>
-    </w:p>
-    <w:p>
-      <w:r>
-        <w:t>Организации нужен заранее известный маршрут для аномальных распоряжений.</w:t>
+        <w:t>Если внутри необычного поручения вам предлагают новый контакт, новый мессенджер или отказ от обычного корпоративного канала, предложенный маршрут не должен одновременно становиться способом подтверждения самого поручения. Организации нужен заранее известный маршрут для аномальных распоряжений.</w:t>
       </w:r>
     </w:p>
     <w:p>
@@ -7575,7 +7510,7 @@
     </w:p>
     <w:p>
       <w:r>
-        <w:t>Слабость сегодняшнего генератора становится учебным материалом для завтрашнего. Появляются новые архитектуры. Контент пережимают соцсети. Пользователь снимает экран другого телефона. В ролик вносят обычный монтаж, который меняет статистические признаки.</w:t>
+        <w:t>Технологии генерации и способы обработки контента меняются, а вместе с ними меняются и признаки, на которых обучались детекторы. Сжатие, пересъёмка экрана и обычный монтаж дополнительно могут менять статистические характеристики материала.</w:t>
       </w:r>
     </w:p>
     <w:p>
@@ -7714,7 +7649,7 @@
     </w:p>
     <w:p>
       <w:r>
-        <w:t>Представьте видео с безупречными проверяемые данные о происхождении. Оно действительно снято камерой известной редакции. Файл прошёл через зарегистрированный процесс обработки. Цепочка валидна.</w:t>
+        <w:t>Представьте видео с безупречными проверяемыми данными о происхождении. Оно действительно снято камерой известной редакции. Файл прошёл через зарегистрированный процесс обработки. Цепочка валидна.</w:t>
       </w:r>
     </w:p>
     <w:p>
@@ -7754,7 +7689,7 @@
     </w:p>
     <w:p>
       <w:r>
-        <w:t>И наоборот: отсутствие проверяемые данные о происхождении не делает ролик фальшивым. Огромный объём настоящего контента не имеет такой истории — потому что устройство, программа или платформа её не создавали, данные были удалены при обработке или стандарт просто не применялся.</w:t>
+        <w:t>И наоборот: отсутствие проверяемых данных о происхождении не делает ролик фальшивым. Огромный объём настоящего контента не имеет такой истории — потому что устройство, программа или платформа её не создавали, данные были удалены при обработке или стандарт просто не применялся.</w:t>
       </w:r>
     </w:p>
     <w:p>
@@ -7764,7 +7699,7 @@
     </w:p>
     <w:p>
       <w:r>
-        <w:t xml:space="preserve">проверяемые данные о происхождении дают </w:t>
+        <w:t xml:space="preserve">Проверяемые данные о происхождении дают </w:t>
       </w:r>
       <w:r>
         <w:rPr>
@@ -8237,7 +8172,7 @@
     </w:p>
     <w:p>
       <w:r>
-        <w:t>Отдельно важно не перепутать подписанный закон с уже действующим правилом. Федеральный закон от 26 июля 2026 года № 243-ФЗ «О поддержке развития технологий искусственного интеллекта в Российской Федерации» на дату фактологического среза, 14 августа 2026 года, ещё не вступил в силу. Его основные положения начинают действовать с 1 сентября 2026 года, а статьи 8–10, включая требования к маркировке информационных материалов, созданных с применением больших фундаментальных моделей искусственного интеллекта, — с 1 марта 2027 года. Поэтому в этой книге они не описываются как действующие нормы.</w:t>
+        <w:t>Отдельно важно не перепутать подписанный закон с уже действующим правилом. Федеральный закон от 26 июля 2026 года № 243-ФЗ «О поддержке развития технологий искусственного интеллекта в Российской Федерации» на дату фактологического среза, 14 августа 2026 года, ещё не вступил в силу. Основная часть закона начинает действовать с 1 сентября 2026 года. Статья 9, посвящённая информационному предупреждению о применении технологий искусственного интеллекта при создании аудио- и визуальных материалов, вступает в силу 1 марта 2027 года; в ту же дату вступают в силу и другие положения, перечисленные в части 2 статьи 13 закона. При этом статья 9 не устанавливает универсальную обязанность маркировать каждый материал: она регулирует возможность размещения такого предупреждения и, для предусмотренных законом крупных площадок, обязанность обеспечить пользователям возможность его размещения. Поэтому в этой книге эти положения не описываются как действующие нормы.</w:t>
       </w:r>
     </w:p>
     <w:p>
@@ -9423,7 +9358,7 @@
     </w:p>
     <w:p>
       <w:r>
-        <w:t>«У файла нет проверяемые данные о происхождении — значит, фейк».</w:t>
+        <w:t>«У файла нет проверяемых данных о происхождении — значит, фейк».</w:t>
       </w:r>
     </w:p>
     <w:p>
@@ -12602,25 +12537,10 @@
           <w:b/>
           <w:i w:val="0"/>
         </w:rPr>
-        <w:t>Government of Hong Kong, FBI и INTERPOL</w:t>
-      </w:r>
-      <w:r>
-        <w:t xml:space="preserve"> — те же первичные материалы, перечисленные выше и ниже. Они используются не для создания «инструкции атаки», а для подтверждения принципиально важного факта: реальная имперсонация может складываться из нескольких каналов и технологий — обычного письма, видеоконференции, мессенджера, синтетического голоса или видео и последующих сообщений.</w:t>
-      </w:r>
-    </w:p>
-    <w:p>
-      <w:r>
-        <w:t xml:space="preserve">Предложенная в книге последовательность «вход → подтверждение легенды → перенос → изоляция → действие» является </w:t>
-      </w:r>
-      <w:r>
-        <w:rPr>
-          <w:b/>
-          <w:i w:val="0"/>
-        </w:rPr>
-        <w:t>авторской аналитической моделью</w:t>
-      </w:r>
-      <w:r>
-        <w:t>, а не официальной классификацией FBI, INTERPOL или полиции Гонконга.</w:t>
+        <w:t>Правительство Гонконга, ФБР и Интерпол</w:t>
+      </w:r>
+      <w:r>
+        <w:t xml:space="preserve"> — те же первичные материалы, перечисленные выше и ниже. Они используются только для защитного вывода: несколько каналов связи не равны нескольким независимым источникам. Интерлюдия выделяет авторские контрольные точки защиты — необычный контакт, внешнюю убедительность, смену канала, давление срочностью или секретностью и необратимое действие. Это не официальная классификация правоохранительных органов и не описание порядка совершения атаки.</w:t>
       </w:r>
     </w:p>
     <w:p>
@@ -12762,7 +12682,7 @@
           <w:b/>
           <w:i w:val="0"/>
         </w:rPr>
-        <w:t>INTERPOL.</w:t>
+        <w:t>Интерпол.</w:t>
       </w:r>
       <w:r>
         <w:t xml:space="preserve"> </w:t>
@@ -12775,7 +12695,7 @@
         <w:t>INTERPOL-UNODC global summit ends with call to action against fraud surge</w:t>
       </w:r>
       <w:r>
-        <w:t>, 17 марта 2026 года. Использована международная оценка роли generative AI, включая deepfake video/images/audio и chatbots, в облегчении имперсонации доверенных лиц. https://www.interpol.int/en/News-and-Events/News/2026/INTERPOL-UNODC-global-summit-ends-with-call-to-action-against-fraud-surge</w:t>
+        <w:t>, 17 марта 2026 года. Использована международная оценка роли генеративного ИИ, включая синтетические видео, изображения, аудио и чат-боты, в облегчении имперсонации доверенных лиц. https://www.interpol.int/en/News-and-Events/News/2026/INTERPOL-UNODC-global-summit-ends-with-call-to-action-against-fraud-surge</w:t>
       </w:r>
     </w:p>
     <w:p>
@@ -12826,7 +12746,7 @@
           <w:b/>
           <w:i w:val="0"/>
         </w:rPr>
-        <w:t>FBI / IC3.</w:t>
+        <w:t>ФБР / IC3.</w:t>
       </w:r>
       <w:r>
         <w:t xml:space="preserve"> </w:t>
@@ -12839,7 +12759,7 @@
         <w:t>Business Email Compromise: Virtual Meeting Platforms</w:t>
       </w:r>
       <w:r>
-        <w:t>, 2022. Использовано как подтверждение того, что бизнес-имперсонация может сочетать компрометированную переписку, виртуальную встречу, статическое изображение, синтетическое аудио и последующую коммуникацию; конкретные тактики изготовления в книге не описываются.</w:t>
+        <w:t>, 16 февраля 2022 года. Использовано только как подтверждение необходимости независимо проверять высокорисковые деловые распоряжения, даже если коммуникация проходит через привычные цифровые каналы. https://www.ic3.gov/PSA/2022/PSA220216</w:t>
       </w:r>
     </w:p>
     <w:p>
@@ -13023,7 +12943,7 @@
         <w:t>Федеральный закон от 02.05.2026 № 130-ФЗ «О внесении изменений в отдельные законодательные акты Российской Федерации».</w:t>
       </w:r>
       <w:r>
-        <w:t xml:space="preserve"> Закон вступил в силу 2 мая 2026 года; соответствующие изменения избирательного законодательства применяются к правоотношениям, связанным с выборами и референдумами, назначенными после этой даты. В агитационных материалах введено специальное регулирование использования изображения и воспроизведения голоса, включая материалы, созданные с применением информационных технологий. Это узкий режим избирательной агитации и не создаёт универсального гражданско-правового «права на голос». https://www.consultant.ru/document/cons_doc_LAW_533418/</w:t>
+        <w:t xml:space="preserve"> Закон вступил в силу 2 мая 2026 года; соответствующие изменения избирательного законодательства применяются к правоотношениям, связанным с выборами и референдумами, назначенными после этой даты. Пункт 9.1 и новый пункт 9.1-1 статьи 48 Федерального закона № 67-ФЗ регулируют использование изображения и воспроизведения голоса в агитационных материалах, включая материалы, созданные с применением информационных технологий. Это специальный режим избирательной агитации и не создаёт универсального гражданско-правового «права на голос». Официальное опубликование: https://publication.pravo.gov.ru/document/0001202605020015 Текст закона: https://www.consultant.ru/document/cons_doc_LAW_533418/ Статья 48 Федерального закона № 67-ФЗ: https://www.consultant.ru/document/cons_doc_LAW_37119/cf920f375931b9b9ceccb8fa4c2a7947f2a3acac/</w:t>
       </w:r>
     </w:p>
     <w:p>
@@ -13035,7 +12955,7 @@
         <w:t>Федеральный закон от 26.07.2026 № 243-ФЗ «О поддержке развития технологий искусственного интеллекта в Российской Федерации».</w:t>
       </w:r>
       <w:r>
-        <w:t xml:space="preserve"> На дату фактологического среза 14 августа 2026 года закон подписан и опубликован, но ещё не вступил в силу. Основные положения вступают в силу 1 сентября 2026 года; статьи 8–10, включая требования к маркировке информационных материалов, созданных с применением больших фундаментальных моделей искусственного интеллекта, — 1 марта 2027 года. https://www.consultant.ru/document/cons_doc_LAW_540336/</w:t>
+        <w:t xml:space="preserve"> На дату фактологического среза 14 августа 2026 года закон подписан и опубликован, но ещё не вступил в силу. По статье 13 основная часть закона вступает в силу 1 сентября 2026 года. Статья 9, регулирующая информационное предупреждение о применении технологий искусственного интеллекта при создании аудио- и визуальных материалов, а также другие положения, перечисленные в части 2 статьи 13, вступают в силу 1 марта 2027 года. Статья 9 не устанавливает универсальную обязанность маркировать каждый материал: она предусматривает возможность размещения предупреждения и обязанность определённых законом крупных площадок обеспечить пользователям такую возможность. Официальная публикация в «Российской газете»: https://rg.ru/documents/2026/07/31/fz243-dok.html Текст закона: https://www.consultant.ru/document/cons_doc_LAW_540336/</w:t>
       </w:r>
     </w:p>
     <w:p>
@@ -13044,10 +12964,10 @@
           <w:b/>
           <w:i w:val="0"/>
         </w:rPr>
-        <w:t>Федеральный закон от 27.07.2006 №152-ФЗ «О персональных данных»</w:t>
-      </w:r>
-      <w:r>
-        <w:t>, редакция от 26.07.2026 на дату проверки. В частности, ст. 7, 9, 11. https://www.consultant.ru/document/cons_doc_LAW_61801/</w:t>
+        <w:t>Федеральный закон от 27.07.2006 № 152-ФЗ «О персональных данных»</w:t>
+      </w:r>
+      <w:r>
+        <w:t>, редакция от 26.07.2026 на дату проверки. В частности, статьи 7, 9 и 11. Текст закона: https://www.consultant.ru/document/cons_doc_LAW_61801/ Статья 11 «Биометрические персональные данные»: https://www.consultant.ru/document/cons_doc_LAW_61801/7336c78762a98b5f4f698b8c3800dca1111acc16/</w:t>
       </w:r>
     </w:p>
     <w:p>
@@ -13069,7 +12989,7 @@
           <w:b/>
           <w:i w:val="0"/>
         </w:rPr>
-        <w:t>Robert Chesney, Danielle Keats Citron.</w:t>
+        <w:t>Bobby Chesney, Danielle Citron.</w:t>
       </w:r>
       <w:r>
         <w:t xml:space="preserve"> </w:t>
@@ -13082,7 +13002,7 @@
         <w:t>Deep Fakes: A Looming Challenge for Privacy, Democracy, and National Security</w:t>
       </w:r>
       <w:r>
-        <w:t>, California Law Review, 2019. Источник концепции «дивиденда лжеца».</w:t>
+        <w:t>, California Law Review, т. 107, № 6, 2019, с. 1753–1820. Источник концепции «дивиденда лжеца». https://doi.org/10.15779/Z38RV0D15J</w:t>
       </w:r>
     </w:p>
     <w:p>
@@ -13104,7 +13024,7 @@
         <w:t>The Liar’s Dividend: Can Politicians Claim Misinformation to Evade Accountability?</w:t>
       </w:r>
       <w:r>
-        <w:t xml:space="preserve"> American Political Science Review, online publication 20 февраля 2024 года; Volume 119, Issue 1, 2025, pp. 71–90. https://www.cambridge.org/core/journals/american-political-science-review/article/liars-dividend-can-politicians-claim-misinformation-to-evade-accountability/687FEE54DBD7ED0C96D72B26606AA073</w:t>
+        <w:t xml:space="preserve"> American Political Science Review, опубликовано онлайн 20 февраля 2024 года; т. 119, № 1, 2025, с. 71–90. https://www.cambridge.org/core/journals/american-political-science-review/article/liars-dividend-can-politicians-claim-misinformation-to-evade-accountability/687FEE54DBD7ED0C96D72B26606AA073 https://doi.org/10.1017/S0003055423001454</w:t>
       </w:r>
     </w:p>
     <w:p>

--- a/ne-ver-golosu/dist/ne-ver-golosu-litres.docx
+++ b/ne-ver-golosu/dist/ne-ver-golosu-litres.docx
@@ -104,7 +104,7 @@
     </w:p>
     <w:p>
       <w:r>
-        <w:t>Это не означает, что каждое голосовое сообщение поддельно. Подавляющее большинство голосов, лиц и домашних видео остаются тем, чем кажутся. Книга, после которой человек начинает подозревать дипфейк в поздравлении двоюродной сестры, сделала плохую работу.</w:t>
+        <w:t>Это не означает, что каждое голосовое сообщение поддельно. Подавляющее большинство голосов, лиц и домашних видео остаются тем, чем кажутся. Если после разговора о дипфейках человек начинает подозревать подделку в поздравлении двоюродной сестры, пользы от такого разговора мало.</w:t>
       </w:r>
     </w:p>
     <w:p>
@@ -161,7 +161,7 @@
     </w:p>
     <w:p>
       <w:r>
-        <w:t>Поэтому эта книга не будет учить вас выигрывать в игру «угадай, настоящее ли лицо».</w:t>
+        <w:t>Поэтому не нужно учиться выигрывать в игру «угадай, настоящее ли лицо».</w:t>
       </w:r>
     </w:p>
     <w:p>
@@ -185,7 +185,7 @@
     </w:p>
     <w:p>
       <w:r>
-        <w:t>Вот вокруг этого вопроса и построена книга.</w:t>
+        <w:t>Именно этот вопрос — главный.</w:t>
       </w:r>
     </w:p>
     <w:p>
@@ -339,7 +339,7 @@
     </w:p>
     <w:p>
       <w:r>
-        <w:t>Для защитной логики не так важно, сколько именно секунд исходного аудио потребовалось конкретному сервису в конкретном году. Такие цифры быстро превращаются в рекламный фольклор. Важнее то, что сам класс возможностей уже существует и используется достаточно широко, чтобы Федеральная торговая комиссия США и Банк России отдельно предупреждали о голосовой имитации в мошеннических сценариях.</w:t>
+        <w:t>Не так важно, сколько именно секунд исходного аудио потребовалось конкретному сервису в конкретном году. Такие цифры быстро превращаются в рекламный фольклор. Важнее то, что сам класс возможностей уже существует и используется достаточно широко, чтобы Федеральная торговая комиссия США и Банк России отдельно предупреждали о голосовой имитации в мошеннических сценариях.</w:t>
       </w:r>
     </w:p>
     <w:p>
@@ -553,7 +553,7 @@
     </w:p>
     <w:p>
       <w:r>
-        <w:t>Корпоративная безопасность, которая держится на способности бухгалтерии распознавать начальника на слух, имеет архитектурную проблему независимо от качества дипфейков.</w:t>
+        <w:t>Если корпоративная безопасность держится на способности бухгалтерии распознавать начальника на слух, уязвимость заложена в самой системе — независимо от качества дипфейков.</w:t>
       </w:r>
     </w:p>
     <w:p>
@@ -586,7 +586,7 @@
     </w:p>
     <w:p>
       <w:r>
-        <w:t>Это принципиально для всей книги. Если мы свалим легальный синтез, художественную обработку, пародию, доступность и мошенническую имперсонацию в один мешок, мы ничего не поймём — и не построим хорошую защиту.</w:t>
+        <w:t>Это принципиально. Если мы свалим легальный синтез, художественную обработку, пародию, доступность и мошенническую имперсонацию в один мешок, мы ничего не поймём — и не построим хорошую защиту.</w:t>
       </w:r>
     </w:p>
     <w:p>
@@ -731,12 +731,12 @@
     </w:p>
     <w:p>
       <w:r>
-        <w:t>Потому что книга о новой реальности очень легко сама становится производителем мифов о новой реальности.</w:t>
-      </w:r>
-    </w:p>
-    <w:p>
-      <w:r>
-        <w:t>Чтобы понять защитный вывод, достаточно подтверждённого факта: знакомые лица на видеоконференции были восприняты как сильное доказательство личности, хотя этого оказалось недостаточно для безопасного финансового решения. Значит, видеоприсутствие не должно заменять отдельное подтверждение необычного платежа или изменения реквизитов.</w:t>
+        <w:t>Потому что разговор о новой реальности легко сам становится источником новых мифов.</w:t>
+      </w:r>
+    </w:p>
+    <w:p>
+      <w:r>
+        <w:t>Здесь достаточно подтверждённого факта: знакомые лица на видеоконференции были восприняты как сильное доказательство личности, хотя этого оказалось недостаточно для безопасного финансового решения. Значит, видеоприсутствие не должно заменять отдельное подтверждение необычного платежа или изменения реквизитов.</w:t>
       </w:r>
     </w:p>
     <w:p>
@@ -943,7 +943,7 @@
     </w:p>
     <w:p>
       <w:r>
-        <w:t>Мы ещё вернёмся к этому различию в главе о цифровом происхождении. Пока достаточно одного вывода: визуальная реалистичность и истинность — разные свойства.</w:t>
+        <w:t>Пока достаточно одного вывода: визуальная реалистичность и истинность — разные свойства.</w:t>
       </w:r>
     </w:p>
     <w:p>
@@ -951,7 +951,7 @@
         <w:pStyle w:val="InternalHeading"/>
       </w:pPr>
       <w:r>
-        <w:t>Что защитного даёт гонконгский кейс</w:t>
+        <w:t>Что показывает гонконгский случай</w:t>
       </w:r>
     </w:p>
     <w:p>
@@ -961,7 +961,7 @@
     </w:p>
     <w:p>
       <w:r>
-        <w:t xml:space="preserve">В официально описанном случае сотрудник получил сообщение, участвовал в видеоконференции и затем получил дальнейшие инструкции через другой канал. Для читателя важна не реконструкция преступной последовательности, а место, где контроль мог бы остановить ущерб: </w:t>
+        <w:t xml:space="preserve">В официально описанном случае сотрудник получил сообщение, участвовал в видеоконференции и затем получил дальнейшие инструкции через другой канал. Важна не реконструкция преступной последовательности, а место, где контроль мог бы остановить ущерб: </w:t>
       </w:r>
       <w:r>
         <w:rPr>
@@ -1111,7 +1111,7 @@
     </w:p>
     <w:p>
       <w:r>
-        <w:t>Для читателя этой книги не важно знать способы захвата аккаунта. Важно изменить грамматику доверия.</w:t>
+        <w:t>Знать способы захвата аккаунта не нужно. Важно изменить грамматику доверия.</w:t>
       </w:r>
     </w:p>
     <w:p>
@@ -1359,7 +1359,7 @@
     </w:p>
     <w:p>
       <w:r>
-        <w:t>На самом деле она просто требует другой модели.</w:t>
+        <w:t>На самом деле нужно просто иначе смотреть на ситуацию.</w:t>
       </w:r>
     </w:p>
     <w:p>
@@ -1369,12 +1369,12 @@
     </w:p>
     <w:p>
       <w:r>
-        <w:t>В старой модели вы оцениваете канал: корпоративный аккаунт, знакомый аватар, привычный стиль. Всё совпало — действие разрешено.</w:t>
-      </w:r>
-    </w:p>
-    <w:p>
-      <w:r>
-        <w:t xml:space="preserve">В новой модели вы оцениваете </w:t>
+        <w:t>При старом подходе вы оцениваете канал: корпоративный аккаунт, знакомый аватар, привычный стиль. Всё совпало — действие разрешено.</w:t>
+      </w:r>
+    </w:p>
+    <w:p>
+      <w:r>
+        <w:t xml:space="preserve">При новом подходе вы оцениваете </w:t>
       </w:r>
       <w:r>
         <w:rPr>
@@ -1389,7 +1389,7 @@
     </w:p>
     <w:p>
       <w:r>
-        <w:t>Модель не требует решить, взломан ли аккаунт. Это прекрасная экономия.</w:t>
+        <w:t>Такой подход не требует решать, взломан ли аккаунт. Это прекрасная экономия.</w:t>
       </w:r>
     </w:p>
     <w:p>
@@ -1591,7 +1591,7 @@
     </w:p>
     <w:p>
       <w:r>
-        <w:t>Это различие существовало задолго до генеративного ИИ. Скриншоты можно было редактировать в графическом редакторе, сайты — верстать, документы — подделывать. Новые инструменты меняют скорость и качество изготовления, но не фундаментальную логику проверки.</w:t>
+        <w:t>Это различие существовало задолго до генеративного ИИ. Скриншоты можно было редактировать в графическом редакторе, сайты — верстать, документы — подделывать. Новые инструменты меняют скорость и качество изготовления, но не сам принцип проверки.</w:t>
       </w:r>
     </w:p>
     <w:p>
@@ -1696,7 +1696,7 @@
     </w:p>
     <w:p>
       <w:r>
-        <w:t>Эта логика скучнее визуального детектива. Зато она не зависит от качества фотомонтажа.</w:t>
+        <w:t>Такой подход скучнее визуального детектива. Зато он не зависит от качества фотомонтажа.</w:t>
       </w:r>
     </w:p>
     <w:p>
@@ -1845,7 +1845,7 @@
     </w:p>
     <w:p>
       <w:r>
-        <w:t>Стандарты происхождения цифрового контента, к которым мы ещё придём, помогают проверить историю файла и заявленные действия с ним. Они не превращают контент в философский прибор истины.</w:t>
+        <w:t>Стандарты происхождения цифрового контента помогают проверить историю файла и заявленные действия с ним. Они не превращают контент в философский прибор истины.</w:t>
       </w:r>
     </w:p>
     <w:p>
@@ -1981,7 +1981,7 @@
     </w:p>
     <w:p>
       <w:r>
-        <w:t xml:space="preserve">Это будет повторяться по всей книге: хорошая процедура часто </w:t>
+        <w:t xml:space="preserve">И здесь снова работает простой принцип: хорошая процедура часто </w:t>
       </w:r>
       <w:r>
         <w:rPr>
@@ -2306,7 +2306,7 @@
     </w:p>
     <w:p>
       <w:r>
-        <w:t xml:space="preserve">Международные правоохранительные структуры предупреждают, что генеративный ИИ облегчает имперсонацию доверенных лиц. Практический вывод для читателя прост: </w:t>
+        <w:t xml:space="preserve">Международные правоохранительные структуры предупреждают, что генеративный ИИ облегчает имперсонацию доверенных лиц. Практический вывод прост: </w:t>
       </w:r>
       <w:r>
         <w:rPr>
@@ -2591,7 +2591,7 @@
     </w:p>
     <w:p>
       <w:r>
-        <w:t>Пока книга о дипфейках обсуждает только качество синтеза, она оставляет читателя в пассивной роли. Генератор стал лучше — нам хуже. Детектор стал лучше — нам лучше. Следующая модель опять обошла детектор — снова хуже.</w:t>
+        <w:t>Если обсуждать только качество синтеза, человек остаётся в пассивной роли. Генератор стал лучше — нам хуже. Детектор стал лучше — нам лучше. Следующая модель опять обошла детектор — снова хуже.</w:t>
       </w:r>
     </w:p>
     <w:p>
@@ -3175,7 +3175,7 @@
     </w:p>
     <w:p>
       <w:r>
-        <w:t xml:space="preserve">Защитный вывод простой: </w:t>
+        <w:t xml:space="preserve">Вывод простой: </w:t>
       </w:r>
       <w:r>
         <w:rPr>
@@ -3491,7 +3491,7 @@
     </w:p>
     <w:p>
       <w:r>
-        <w:t xml:space="preserve">Это различие хорошо видно в документированных случаях: один и тот же инцидент может включать несколько каналов связи. Защитный вывод из них один — </w:t>
+        <w:t xml:space="preserve">Это различие хорошо видно в документированных случаях: один и тот же инцидент может включать несколько каналов связи. Вывод один — </w:t>
       </w:r>
       <w:r>
         <w:rPr>
@@ -3625,7 +3625,7 @@
     </w:p>
     <w:p>
       <w:r>
-        <w:t xml:space="preserve">Защитный вывод: </w:t>
+        <w:t xml:space="preserve">Вывод: </w:t>
       </w:r>
       <w:r>
         <w:rPr>
@@ -3648,7 +3648,7 @@
     </w:p>
     <w:p>
       <w:r>
-        <w:t>Эта модель описывает не ход мошенничества, а действия защищающегося человека.</w:t>
+        <w:t>Здесь речь не о ходе мошенничества, а о действиях человека, который защищается.</w:t>
       </w:r>
     </w:p>
     <w:p>
@@ -3718,7 +3718,7 @@
     </w:p>
     <w:p>
       <w:r>
-        <w:t xml:space="preserve">Главное достоинство этой модели: </w:t>
+        <w:t xml:space="preserve">Главное достоинство такого подхода: </w:t>
       </w:r>
       <w:r>
         <w:rPr>
@@ -3814,7 +3814,7 @@
     </w:p>
     <w:p>
       <w:r>
-        <w:t>Это не повод устраивать расследование дома. Это обычная логика локализации инцидента.</w:t>
+        <w:t>Это не повод устраивать расследование дома. Это обычный способ ограничить последствия.</w:t>
       </w:r>
     </w:p>
     <w:p>
@@ -3940,7 +3940,7 @@
     </w:p>
     <w:p>
       <w:r>
-        <w:t>Именно с этого начинается следующая часть книги.</w:t>
+        <w:t>С этого и начинается новая архитектура доверия.</w:t>
       </w:r>
     </w:p>
     <w:p>
@@ -3976,7 +3976,7 @@
     </w:p>
     <w:p>
       <w:r>
-        <w:t>Первые семь глав объясняли, почему привычные признаки подлинности ослабли: голос можно синтезировать, лицо — подменить, стиль — воспроизвести, аккаунт — скомпрометировать, биографические подробности — узнать. Если после этого оставить читателя с задачей «определите, настоящий ли собеседник», мы только сделали её страшнее.</w:t>
+        <w:t>Привычные признаки подлинности ослабли: голос можно синтезировать, лицо — подменить, стиль — воспроизвести, аккаунт — скомпрометировать, биографические подробности — узнать. Если после этого по-прежнему пытаться решить задачу «определите, настоящий ли собеседник», она становится только страшнее.</w:t>
       </w:r>
     </w:p>
     <w:p>
@@ -4536,7 +4536,7 @@
     </w:p>
     <w:p>
       <w:r>
-        <w:t>Если после этой книги вы начнёте проверять подлинность каждого сообщения, я буду считать это поражением.</w:t>
+        <w:t>Проверять подлинность каждого сообщения — не цель. Это только создаст постоянное напряжение.</w:t>
       </w:r>
     </w:p>
     <w:p>
@@ -4896,7 +4896,7 @@
     </w:p>
     <w:p>
       <w:r>
-        <w:t>Риск-модель защищает не только от подделки. Она защищает от ошибки, скомпрометированного аккаунта настоящего руководителя, неправильного решения и внутреннего злоупотребления.</w:t>
+        <w:t>Оценка риска защищает не только от подделки. Она защищает от ошибки, скомпрометированного аккаунта настоящего руководителя, неправильного решения и внутреннего злоупотребления.</w:t>
       </w:r>
     </w:p>
     <w:p>
@@ -5537,7 +5537,7 @@
     </w:p>
     <w:p>
       <w:r>
-        <w:t>Во многих семьях есть «операционная система» — человек, который знает номера врачей, банковские контакты, страховки, документы, планы поездок и телефоны родственников.</w:t>
+        <w:t>Во многих семьях есть человек, на котором держится бытовая организация: он знает номера врачей, банковские контакты, страховки, документы, планы поездок и телефоны родственников.</w:t>
       </w:r>
     </w:p>
     <w:p>
@@ -5907,7 +5907,7 @@
         <w:pStyle w:val="InternalHeading"/>
       </w:pPr>
       <w:r>
-        <w:t>Кейс, в котором видео оказалось административным паролем</w:t>
+        <w:t>Когда видео заменило подтверждение полномочий</w:t>
       </w:r>
     </w:p>
     <w:p>
@@ -5927,7 +5927,7 @@
     </w:p>
     <w:p>
       <w:r>
-        <w:t>Но кейс позволяет задать архитектурный вопрос:</w:t>
+        <w:t>Но этот случай позволяет задать вопрос к самой системе:</w:t>
       </w:r>
     </w:p>
     <w:p>
@@ -7003,7 +7003,7 @@
     </w:p>
     <w:p>
       <w:r>
-        <w:t>Это очень глубокий принцип для всей книги:</w:t>
+        <w:t>Отсюда важный принцип:</w:t>
       </w:r>
     </w:p>
     <w:p>
@@ -7372,14 +7372,14 @@
     </w:p>
     <w:p>
       <w:r>
-        <w:t xml:space="preserve">То есть делает ровно то, к чему мы постепенно пришли в семье и бизнесе: </w:t>
+        <w:t xml:space="preserve">То есть делает ровно то, что нужно семье и бизнесу: </w:t>
       </w:r>
       <w:r>
         <w:rPr>
           <w:b/>
           <w:i w:val="0"/>
         </w:rPr>
-        <w:t>заменяет ощущение подлинности архитектурой подлинности</w:t>
+        <w:t>заменяет ощущение подлинности проверяемым подтверждением</w:t>
       </w:r>
       <w:r>
         <w:t>.</w:t>
@@ -7387,7 +7387,7 @@
     </w:p>
     <w:p>
       <w:r>
-        <w:t>Эта архитектура всё равно не идеальна. Её атакуют, обновляют, тестируют и перестраивают. Но она принципиально отличается от старой человеческой формулы «я его вижу, значит, это он».</w:t>
+        <w:t>Такая система всё равно не идеальна. Её атакуют, обновляют, тестируют и перестраивают. Но она принципиально отличается от старой человеческой формулы «я его вижу, значит, это он».</w:t>
       </w:r>
     </w:p>
     <w:p>
@@ -7601,7 +7601,7 @@
     </w:p>
     <w:p>
       <w:r>
-        <w:t>Коалиция по происхождению и подлинности контента (C2PA) развивает открытый технический стандарт Content Credentials. На дату этой книги актуальна спецификация 2.4, опубликованная в апреле 2026 года.</w:t>
+        <w:t>Коалиция по происхождению и подлинности контента (C2PA) развивает открытый технический стандарт Content Credentials. На август 2026 года актуальна спецификация 2.4, опубликованная в апреле 2026 года.</w:t>
       </w:r>
     </w:p>
     <w:p>
@@ -7737,7 +7737,7 @@
     </w:p>
     <w:p>
       <w:r>
-        <w:t xml:space="preserve">Это важная модель будущего доверия: </w:t>
+        <w:t xml:space="preserve">Это важный принцип будущего доверия: </w:t>
       </w:r>
       <w:r>
         <w:rPr>
@@ -7861,7 +7861,7 @@
     </w:p>
     <w:p>
       <w:r>
-        <w:t>Практически полезная модель выглядит так.</w:t>
+        <w:t>Практически это выглядит так.</w:t>
       </w:r>
     </w:p>
     <w:p>
@@ -7932,7 +7932,7 @@
     </w:p>
     <w:p>
       <w:r>
-        <w:t>Через несколько лет сегодняшние советы по артефактам будут выглядеть так же забавно, как инструкции отличать поддельный сайт по тому, что у него «некачественный дизайн». Иногда полезно. Но хорошие подделки давно умеют быть красивыми.</w:t>
+        <w:t>Через несколько лет сегодняшние советы по внешним признакам подделки будут выглядеть так же забавно, как инструкции отличать поддельный сайт по тому, что у него «некачественный дизайн». Иногда полезно. Но хорошие подделки давно умеют быть красивыми.</w:t>
       </w:r>
     </w:p>
     <w:p>
@@ -8134,7 +8134,7 @@
     </w:p>
     <w:p>
       <w:r>
-        <w:t>Однако книга не должна обещать, что любая синтетическая обработка автоматически подпадает под одну конкретную статью и гарантирует один исход спора. В реальном деле значение имеют способ использования, контекст, цель, содержание, распространение и другие обстоятельства.</w:t>
+        <w:t>Однако нельзя считать, что любая синтетическая обработка автоматически подпадает под одну конкретную статью и гарантирует один исход спора. В реальном деле значение имеют способ использования, контекст, цель, содержание, распространение и другие обстоятельства.</w:t>
       </w:r>
     </w:p>
     <w:p>
@@ -8162,7 +8162,7 @@
     </w:p>
     <w:p>
       <w:r>
-        <w:t>На дату фактологического среза книги отдельного универсального «права на голос», полностью зеркального статье 152.1 ГК РФ, нет. Но это не значит, что голос нигде специально не урегулирован. Федеральный закон № 130-ФЗ вступил в силу 2 мая 2026 года и для выборов и референдумов, назначенных после этой даты, ввёл специальное регулирование использования изображения и воспроизведения голоса в агитационных материалах, включая материалы, созданные с применением информационных технологий. Для использования изображения или голоса иного совершеннолетнего гражданина в предусмотренных законом случаях требуется письменное согласие. Это специальный режим избирательной агитации, а не общий гражданско-правовой аналог статьи 152.1 для голоса. В остальных ситуациях вопрос может затрагивать разные правовые режимы: персональные данные, нематериальные блага, частную жизнь, репутацию, права на исполнение или запись — в зависимости от обстоятельств.</w:t>
+        <w:t>По состоянию на 14 августа 2026 года отдельного универсального «права на голос», полностью зеркального статье 152.1 ГК РФ, нет. Но это не значит, что голос нигде специально не урегулирован. Федеральный закон № 130-ФЗ вступил в силу 2 мая 2026 года и для выборов и референдумов, назначенных после этой даты, ввёл специальное регулирование использования изображения и воспроизведения голоса в агитационных материалах, включая материалы, созданные с применением информационных технологий. Для использования изображения или голоса иного совершеннолетнего гражданина в предусмотренных законом случаях требуется письменное согласие. Это специальный режим избирательной агитации, а не общий гражданско-правовой аналог статьи 152.1 для голоса. В остальных ситуациях вопрос может затрагивать разные правовые режимы: персональные данные, нематериальные блага, частную жизнь, репутацию, права на исполнение или запись — в зависимости от обстоятельств.</w:t>
       </w:r>
     </w:p>
     <w:p>
@@ -8172,7 +8172,7 @@
     </w:p>
     <w:p>
       <w:r>
-        <w:t>Отдельно важно не перепутать подписанный закон с уже действующим правилом. Федеральный закон от 26 июля 2026 года № 243-ФЗ «О поддержке развития технологий искусственного интеллекта в Российской Федерации» на дату фактологического среза, 14 августа 2026 года, ещё не вступил в силу. Основная часть закона начинает действовать с 1 сентября 2026 года. Статья 9, посвящённая информационному предупреждению о применении технологий искусственного интеллекта при создании аудио- и визуальных материалов, вступает в силу 1 марта 2027 года; в ту же дату вступают в силу и другие положения, перечисленные в части 2 статьи 13 закона. При этом статья 9 не устанавливает универсальную обязанность маркировать каждый материал: она регулирует возможность размещения такого предупреждения и, для предусмотренных законом крупных площадок, обязанность обеспечить пользователям возможность его размещения. Поэтому в этой книге эти положения не описываются как действующие нормы.</w:t>
+        <w:t>Отдельно важно не перепутать подписанный закон с уже действующим правилом. Федеральный закон от 26 июля 2026 года № 243-ФЗ «О поддержке развития технологий искусственного интеллекта в Российской Федерации» по состоянию на 14 августа 2026 года ещё не вступил в силу. Основная часть закона начинает действовать с 1 сентября 2026 года. Статья 9, посвящённая информационному предупреждению о применении технологий искусственного интеллекта при создании аудио- и визуальных материалов, вступает в силу 1 марта 2027 года; в ту же дату вступают в силу и другие положения, перечисленные в части 2 статьи 13 закона. При этом статья 9 не устанавливает универсальную обязанность маркировать каждый материал: она регулирует возможность размещения такого предупреждения и, для предусмотренных законом крупных площадок, обязанность обеспечить пользователям возможность его размещения. Поэтому эти положения пока нельзя описывать как действующие нормы.</w:t>
       </w:r>
     </w:p>
     <w:p>
@@ -8253,7 +8253,7 @@
     </w:p>
     <w:p>
       <w:r>
-        <w:t>Смысл для читателя не в перечислении статей. Важнее понять, что один дипфейк способен одновременно затронуть разные объекты:</w:t>
+        <w:t>Смысл не в перечислении статей. Важнее понять, что один дипфейк способен одновременно затронуть разные объекты:</w:t>
       </w:r>
     </w:p>
     <w:p>
@@ -8486,7 +8486,7 @@
     </w:p>
     <w:p>
       <w:r>
-        <w:t>Это напоминает архитектуру из предыдущих глав: важнее не победить фейк эстетически, а восстановить независимую точку доверия.</w:t>
+        <w:t>Здесь работает тот же принцип: важнее не победить фейк эстетически, а восстановить независимую точку доверия.</w:t>
       </w:r>
     </w:p>
     <w:p>
@@ -8557,7 +8557,7 @@
     </w:p>
     <w:p>
       <w:r>
-        <w:t xml:space="preserve">В книге нет необходимости описывать способы создания такого контента. Достаточно увидеть принципиальную перемену: раньше защита интимной приватности часто связывалась с контролем над </w:t>
+        <w:t xml:space="preserve">Способы создания такого контента не важны для защиты. Достаточно увидеть принципиальную перемену: раньше защита интимной приватности часто связывалась с контролем над </w:t>
       </w:r>
       <w:r>
         <w:rPr>
@@ -9054,7 +9054,7 @@
     </w:p>
     <w:p>
       <w:r>
-        <w:t>Эти четыре вопроса устойчивее игры «найди артефакт на лице».</w:t>
+        <w:t>Эти четыре вопроса устойчивее игры «найди странность на лице».</w:t>
       </w:r>
     </w:p>
     <w:p>
@@ -9542,7 +9542,7 @@
     </w:p>
     <w:p>
       <w:r>
-        <w:t>Мы уже применяли риск-модель к действиям. Её можно адаптировать и к убеждениям.</w:t>
+        <w:t>Тот же принцип оценки риска можно применить и к убеждениям.</w:t>
       </w:r>
     </w:p>
     <w:p>
@@ -10032,7 +10032,7 @@
     </w:p>
     <w:p>
       <w:r>
-        <w:t>Это важная граница. Книга о кризисе доверия не должна сама убеждать читателя, что доверие уже полностью исчезло.</w:t>
+        <w:t>Это важная граница. Разговор о кризисе доверия не должен приводить к выводу, что доверие уже полностью исчезло.</w:t>
       </w:r>
     </w:p>
     <w:p>
@@ -10188,7 +10188,7 @@
     </w:p>
     <w:p>
       <w:r>
-        <w:t>Это ровно обратное тому, что мы строили всю книгу.</w:t>
+        <w:t>Это ровно обратное тому, как должна работать проверка.</w:t>
       </w:r>
     </w:p>
     <w:p>
@@ -10332,7 +10332,7 @@
     </w:p>
     <w:p>
       <w:r>
-        <w:t>В предыдущей главе мы обсуждали проверяемые данные о происхождении применительно к файлу. Но значение проверяемого происхождения шире.</w:t>
+        <w:t>Проверяемое происхождение важно не только для отдельного файла.</w:t>
       </w:r>
     </w:p>
     <w:p>
@@ -10514,7 +10514,7 @@
         <w:pStyle w:val="InternalHeading"/>
       </w:pPr>
       <w:r>
-        <w:t>Парадокс названия книги</w:t>
+        <w:t>Что на самом деле значит «не верь голосу»</w:t>
       </w:r>
     </w:p>
     <w:p>
@@ -10524,7 +10524,7 @@
     </w:p>
     <w:p>
       <w:r>
-        <w:t>К этому моменту должно быть ясно, что книга утверждает почти противоположное.</w:t>
+        <w:t>На самом деле смысл почти противоположный.</w:t>
       </w:r>
     </w:p>
     <w:p>
@@ -10717,7 +10717,7 @@
     </w:p>
     <w:p>
       <w:r>
-        <w:t>За всю книгу нам не понадобилось научиться определять процент синтетичности видео.</w:t>
+        <w:t>Для защиты не понадобилось учиться определять процент синтетичности видео.</w:t>
       </w:r>
     </w:p>
     <w:p>
@@ -10770,7 +10770,7 @@
     </w:p>
     <w:p>
       <w:r>
-        <w:t>После такой книги легко начать прислушиваться к каждому голосовому сообщению и искать металлическую ноту.</w:t>
+        <w:t>Легко начать прислушиваться к каждому голосовому сообщению и искать металлическую ноту.</w:t>
       </w:r>
     </w:p>
     <w:p>
@@ -10959,7 +10959,7 @@
     </w:p>
     <w:p>
       <w:r>
-        <w:t>Поэтому книга намеренно не строилась вокруг списка сервисов и артефактов.</w:t>
+        <w:t>Поэтому нет смысла строить защиту вокруг списка сервисов и внешних признаков подделки.</w:t>
       </w:r>
     </w:p>
     <w:p>
@@ -11510,7 +11510,7 @@
     </w:p>
     <w:p>
       <w:r>
-        <w:t>Подходит как основа для малого бизнеса. Для регулируемых отраслей и крупных организаций его нужно адаптировать к внутренним требованиям, закону и модели угроз.</w:t>
+        <w:t>Подходит как основа для малого бизнеса. Для регулируемых отраслей и крупных организаций его нужно адаптировать к внутренним требованиям, закону и реальным угрозам.</w:t>
       </w:r>
     </w:p>
     <w:p>
@@ -11918,7 +11918,7 @@
     </w:p>
     <w:p>
       <w:r>
-        <w:t>Репутационный, интимный, финансовый и уголовно-правовой контекст может требовать разных действий. Российская правовая рамка на дату фактологического среза включает, среди прочего, нормы ГК РФ о репутации, изображении и частной жизни и нормы законодательства о персональных данных. Конкретная применимость зависит от ситуации.</w:t>
+        <w:t>Репутационный, интимный, финансовый и уголовно-правовой контекст может требовать разных действий. По состоянию на 14 августа 2026 года российское право включает, среди прочего, нормы ГК РФ о репутации, изображении и частной жизни и нормы законодательства о персональных данных. Конкретная применимость зависит от ситуации.</w:t>
       </w:r>
     </w:p>
     <w:p>
@@ -11939,7 +11939,7 @@
         <w:pStyle w:val="Heading2"/>
       </w:pPr>
       <w:r>
-        <w:t>Приложение 7. Словарь без техножаргона</w:t>
+        <w:t>Приложение 7. Краткий словарь</w:t>
       </w:r>
     </w:p>
     <w:p>
@@ -12244,7 +12244,7 @@
         <w:t>C2PA</w:t>
       </w:r>
       <w:r>
-        <w:t xml:space="preserve"> — открытая техническая спецификация для проверяемых данных о происхождении цифрового контента; в книге используется версия 2.4.</w:t>
+        <w:t xml:space="preserve"> — открытая техническая спецификация для проверяемых данных о происхождении цифрового контента; версия 2.4 актуальна на август 2026 года.</w:t>
       </w:r>
     </w:p>
     <w:p>
@@ -12287,7 +12287,7 @@
     </w:p>
     <w:p>
       <w:r>
-        <w:t>Для реальных кейсов ищите полицию, суд, регулятора или официальное заявление стороны прежде, чем повторять эффектный пересказ.</w:t>
+        <w:t>Для реальных случаев ищите полицию, суд, регулятора или официальное заявление стороны прежде, чем повторять эффектный пересказ.</w:t>
       </w:r>
     </w:p>
     <w:p>
@@ -12300,7 +12300,7 @@
     </w:p>
     <w:p>
       <w:r>
-        <w:t xml:space="preserve">Фактологический срез этой книги сделан на </w:t>
+        <w:t xml:space="preserve">Сведения и правовые положения проверены по состоянию на </w:t>
       </w:r>
       <w:r>
         <w:rPr>
@@ -12310,12 +12310,12 @@
         <w:t>14 августа 2026 года</w:t>
       </w:r>
       <w:r>
-        <w:t>. Технологии синтетического контента, стандарты и законодательство меняются; для быстро меняющихся утверждений в тексте сознательно избегаются универсальные численные обещания и рейтинги конкретных сервисов.</w:t>
-      </w:r>
-    </w:p>
-    <w:p>
-      <w:r>
-        <w:t>Ниже перечислены основные источники, на которых основаны проверяемые факты, реальные кейсы и технические/правовые границы книги.</w:t>
+        <w:t>. Технологии синтетического контента, стандарты и законодательство меняются, поэтому быстро устаревающие численные обещания и рейтинги конкретных сервисов не используются.</w:t>
+      </w:r>
+    </w:p>
+    <w:p>
+      <w:r>
+        <w:t>Ниже — основные источники для проверяемых фактов, реальных случаев, технических и правовых положений.</w:t>
       </w:r>
     </w:p>
     <w:p>
@@ -12332,7 +12332,7 @@
           <w:b/>
           <w:i w:val="0"/>
         </w:rPr>
-        <w:t>Federal Trade Commission (FTC).</w:t>
+        <w:t>Федеральная торговая комиссия США.</w:t>
       </w:r>
       <w:r>
         <w:t xml:space="preserve"> </w:t>
@@ -12354,7 +12354,7 @@
           <w:b/>
           <w:i w:val="0"/>
         </w:rPr>
-        <w:t>FTC.</w:t>
+        <w:t>Федеральная торговая комиссия США.</w:t>
       </w:r>
       <w:r>
         <w:t xml:space="preserve"> </w:t>
@@ -12376,10 +12376,20 @@
           <w:b/>
           <w:i w:val="0"/>
         </w:rPr>
-        <w:t>FTC.</w:t>
-      </w:r>
-      <w:r>
-        <w:t xml:space="preserve"> Материалы конкурса Voice Cloning Challenge и публикации о предотвращении вреда от клонирования голоса с помощью ИИ. Использованы для общей рамки возможностей и законных/вредоносных применений; конкретные быстро устаревающие показатели не переносились в текст как универсальные свойства отрасли. https://www.ftc.gov/news-events/news/press-releases/2023/11/ftc-announces-exploratory-challenge-prevent-harms-ai-enabled-voice-cloning</w:t>
+        <w:t>Федеральная торговая комиссия США.</w:t>
+      </w:r>
+      <w:r>
+        <w:t xml:space="preserve"> Материалы конкурса </w:t>
+      </w:r>
+      <w:r>
+        <w:rPr>
+          <w:b w:val="0"/>
+          <w:i/>
+        </w:rPr>
+        <w:t>Voice Cloning Challenge</w:t>
+      </w:r>
+      <w:r>
+        <w:t xml:space="preserve"> и публикации о предотвращении вреда от клонирования голоса с помощью ИИ. Использованы для описания возможностей, законных и вредоносных применений; конкретные быстро устаревающие показатели не представлены как универсальные свойства отрасли. https://www.ftc.gov/news-events/news/press-releases/2023/11/ftc-announces-exploratory-challenge-prevent-harms-ai-enabled-voice-cloning</w:t>
       </w:r>
     </w:p>
     <w:p>
@@ -12418,7 +12428,7 @@
           <w:b/>
           <w:i w:val="0"/>
         </w:rPr>
-        <w:t>Government of the Hong Kong Special Administrative Region.</w:t>
+        <w:t>Правительство Специального административного района Гонконг.</w:t>
       </w:r>
       <w:r>
         <w:t xml:space="preserve"> </w:t>
@@ -12436,7 +12446,7 @@
     </w:p>
     <w:p>
       <w:r>
-        <w:t xml:space="preserve">Это первичный источник для двух корпоративных кейсов 2024 года. В книге сохранено важное уточнение официального сообщения: январская видеоконференция описана полицией как </w:t>
+        <w:t xml:space="preserve">Это первичный источник для двух корпоративных случаев 2024 года. Важно уточнение официального сообщения: январская видеоконференция описана полицией как </w:t>
       </w:r>
       <w:r>
         <w:rPr>
@@ -12485,7 +12495,7 @@
           <w:b/>
           <w:i w:val="0"/>
         </w:rPr>
-        <w:t>Federal Bureau of Investigation (FBI).</w:t>
+        <w:t>Федеральное бюро расследований США (ФБР).</w:t>
       </w:r>
       <w:r>
         <w:t xml:space="preserve"> </w:t>
@@ -12540,7 +12550,7 @@
         <w:t>Правительство Гонконга, ФБР и Интерпол</w:t>
       </w:r>
       <w:r>
-        <w:t xml:space="preserve"> — те же первичные материалы, перечисленные выше и ниже. Они используются только для защитного вывода: несколько каналов связи не равны нескольким независимым источникам. Интерлюдия выделяет авторские контрольные точки защиты — необычный контакт, внешнюю убедительность, смену канала, давление срочностью или секретностью и необратимое действие. Это не официальная классификация правоохранительных органов и не описание порядка совершения атаки.</w:t>
+        <w:t xml:space="preserve"> — те же первичные материалы, перечисленные выше и ниже. Они подтверждают простой принцип: несколько каналов связи не равны нескольким независимым источникам. В интерлюдии выделены точки, в которых стоит остановиться и проверить ситуацию: необычный контакт, внешняя убедительность, смена канала, давление срочностью или секретностью и необратимое действие. Это не официальная классификация правоохранительных органов и не описание порядка совершения атаки.</w:t>
       </w:r>
     </w:p>
     <w:p>
@@ -12601,7 +12611,7 @@
           <w:b/>
           <w:i w:val="0"/>
         </w:rPr>
-        <w:t>Coalition for Content Provenance and Authenticity (C2PA).</w:t>
+        <w:t>Коалиция по происхождению и подлинности контента (C2PA).</w:t>
       </w:r>
       <w:r>
         <w:t xml:space="preserve"> </w:t>
@@ -12619,7 +12629,7 @@
     </w:p>
     <w:p>
       <w:r>
-        <w:t>Спецификация использована для понятий происхождения, утверждений, подписи утверждения, манифеста и Content Credentials. В книге отдельно подчёркнуто: криптографически проверяемая история происхождения не равна доказательству истинности всех слов или событий внутри материала.</w:t>
+        <w:t>Спецификация использована для понятий происхождения, утверждений, подписи утверждения, манифеста и Content Credentials. Важно: криптографически проверяемая история происхождения не равна доказательству истинности всех слов или событий внутри материала.</w:t>
       </w:r>
     </w:p>
     <w:p>
@@ -12712,7 +12722,7 @@
           <w:b/>
           <w:i w:val="0"/>
         </w:rPr>
-        <w:t>FTC.</w:t>
+        <w:t>Федеральная торговая комиссия США.</w:t>
       </w:r>
       <w:r>
         <w:t xml:space="preserve"> Рекомендации по мошенничеству под видом чрезвычайной ситуации в семье — для принципа независимого обратного звонка по известному контакту.</w:t>
@@ -12724,7 +12734,7 @@
           <w:b/>
           <w:i w:val="0"/>
         </w:rPr>
-        <w:t>FBI.</w:t>
+        <w:t>ФБР.</w:t>
       </w:r>
       <w:r>
         <w:t xml:space="preserve"> </w:t>
@@ -12771,7 +12781,7 @@
         <w:t>NIST SP 800-63-4.</w:t>
       </w:r>
       <w:r>
-        <w:t xml:space="preserve"> Общий риск-ориентированный принцип выбора требуемого уровня уверенности использован как интеллектуальная опора главы 9. Бытовая трёхзонная модель книги является авторской и не выдаётся за официальный стандарт NIST.</w:t>
+        <w:t xml:space="preserve"> Риск-ориентированный принцип выбора требуемого уровня уверенности использован в главе 9 для выбора глубины проверки по цене ошибки. Трёхзонное деление — практическое упрощение, а не официальный стандарт NIST.</w:t>
       </w:r>
     </w:p>
     <w:p>
@@ -12820,17 +12830,7 @@
     </w:p>
     <w:p>
       <w:r>
-        <w:t xml:space="preserve">Книга </w:t>
-      </w:r>
-      <w:r>
-        <w:rPr>
-          <w:b/>
-          <w:i w:val="0"/>
-        </w:rPr>
-        <w:t>не</w:t>
-      </w:r>
-      <w:r>
-        <w:t xml:space="preserve"> выдаёт NIST за бытовой стандарт для российских семей или компаний. Понятие авторизации используется в его общем смысле информационной безопасности и отдельно от уровней уверенности аутентификации NIST.</w:t>
+        <w:t>Принципы NIST используются как ориентир, а не как бытовой стандарт для российских семей или компаний. Понятие авторизации используется в его общем смысле информационной безопасности и отдельно от уровней уверенности аутентификации NIST.</w:t>
       </w:r>
     </w:p>
     <w:p>
@@ -12860,7 +12860,7 @@
         <w:t>C2PA 2.4</w:t>
       </w:r>
       <w:r>
-        <w:t xml:space="preserve"> используются для различения выявления подделки, происхождения и подлинности. Ключевой вывод книги: технически подтверждаемое происхождение актива и истинность утверждения внутри актива — разные вопросы.</w:t>
+        <w:t xml:space="preserve"> используются для различения выявления подделки, происхождения и подлинности. Ключевой вывод: технически подтверждаемое происхождение актива и истинность утверждения внутри актива — разные вопросы.</w:t>
       </w:r>
     </w:p>
     <w:p>
@@ -12870,7 +12870,7 @@
     </w:p>
     <w:p>
       <w:r>
-        <w:t>Отсутствие Content Credentials не трактуется в книге как доказательство подделки; наличие валидных Content Credentials не трактуется как доказательство истинности каждого утверждения в материале.</w:t>
+        <w:t>Отсутствие Content Credentials не является доказательством подделки; наличие валидных Content Credentials не является доказательством истинности каждого утверждения в материале.</w:t>
       </w:r>
     </w:p>
     <w:p>
@@ -12883,7 +12883,7 @@
     </w:p>
     <w:p>
       <w:r>
-        <w:t>Правовые положения актуализированы на дату фактологического среза. Книга не является индивидуальной юридической консультацией и не обещает одинаковой квалификации для всех случаев с дипфейками.</w:t>
+        <w:t>Правовые положения проверены по состоянию на 14 августа 2026 года. Этот раздел не является индивидуальной юридической консультацией: правовая квалификация зависит от обстоятельств конкретного случая.</w:t>
       </w:r>
     </w:p>
     <w:p>
@@ -12955,7 +12955,7 @@
         <w:t>Федеральный закон от 26.07.2026 № 243-ФЗ «О поддержке развития технологий искусственного интеллекта в Российской Федерации».</w:t>
       </w:r>
       <w:r>
-        <w:t xml:space="preserve"> На дату фактологического среза 14 августа 2026 года закон подписан и опубликован, но ещё не вступил в силу. По статье 13 основная часть закона вступает в силу 1 сентября 2026 года. Статья 9, регулирующая информационное предупреждение о применении технологий искусственного интеллекта при создании аудио- и визуальных материалов, а также другие положения, перечисленные в части 2 статьи 13, вступают в силу 1 марта 2027 года. Статья 9 не устанавливает универсальную обязанность маркировать каждый материал: она предусматривает возможность размещения предупреждения и обязанность определённых законом крупных площадок обеспечить пользователям такую возможность. Официальная публикация в «Российской газете»: https://rg.ru/documents/2026/07/31/fz243-dok.html Текст закона: https://www.consultant.ru/document/cons_doc_LAW_540336/</w:t>
+        <w:t xml:space="preserve"> По состоянию на 14 августа 2026 года закон подписан и опубликован, но ещё не вступил в силу. По статье 13 основная часть закона вступает в силу 1 сентября 2026 года. Статья 9, регулирующая информационное предупреждение о применении технологий искусственного интеллекта при создании аудио- и визуальных материалов, а также другие положения, перечисленные в части 2 статьи 13, вступают в силу 1 марта 2027 года. Статья 9 не устанавливает универсальную обязанность маркировать каждый материал: она предусматривает возможность размещения предупреждения и обязанность определённых законом крупных площадок обеспечить пользователям такую возможность. Официальная публикация в «Российской газете»: https://rg.ru/documents/2026/07/31/fz243-dok.html Текст закона: https://www.consultant.ru/document/cons_doc_LAW_540336/</w:t>
       </w:r>
     </w:p>
     <w:p>
@@ -12972,7 +12972,7 @@
     </w:p>
     <w:p>
       <w:r>
-        <w:t>Критическое ограничение: ст. 11 связывает понятие биометрических персональных данных с физиологическими/биологическими особенностями, на основании которых можно установить личность и которые используются оператором для установления личности. Поэтому книга не называет любую фотографию или любую запись голоса биометрическими персональными данными автоматически.</w:t>
+        <w:t>Критическое ограничение: ст. 11 связывает понятие биометрических персональных данных с физиологическими/биологическими особенностями, на основании которых можно установить личность и которые используются оператором для установления личности. Поэтому сама по себе фотография или запись голоса не означает автоматически, что перед нами биометрические персональные данные.</w:t>
       </w:r>
     </w:p>
     <w:p>
@@ -13029,7 +13029,7 @@
     </w:p>
     <w:p>
       <w:r>
-        <w:t>Исследование включало пять предварительно зарегистрированных опросных экспериментов с более чем 15 000 взрослыми американцами. В книге сохранено важное ограничение результата: эффект ложных заявлений о дезинформации был устойчивее для текстовых историй; утверждения о дипфейке против видеодоказательств в большинстве тестов не давали такого же устойчивого эффекта.</w:t>
+        <w:t>Исследование включало пять предварительно зарегистрированных опросных экспериментов с более чем 15 000 взрослыми американцами. Важное ограничение результата: эффект ложных заявлений о дезинформации был устойчивее для текстовых историй; утверждения о дипфейке против видеодоказательств в большинстве тестов не давали такого же устойчивого эффекта.</w:t>
       </w:r>
     </w:p>
     <w:p>
@@ -13042,7 +13042,7 @@
     </w:p>
     <w:p>
       <w:r>
-        <w:t>В книге намеренно не используется общая статистика мошенничества как «статистика дипфейков». Там, где упоминается сумма конкретного инцидента, она привязана к первичному официальному сообщению. Там, где приводится исследовательская выборка, обозначены предмет и география исследования.</w:t>
+        <w:t>Общая статистика мошенничества не используется как «статистика дипфейков». Там, где упоминается сумма конкретного инцидента, она привязана к первичному официальному сообщению. Там, где приводится исследовательская выборка, обозначены предмет и география исследования.</w:t>
       </w:r>
     </w:p>
     <w:p>
@@ -13055,7 +13055,7 @@
     </w:p>
     <w:p>
       <w:r>
-        <w:t>Читателю, которому нужны рекомендации после даты фактологического среза, следует проверять раздел Банка России «Противодействие мошенническим практикам», актуальные материалы NIST, FTC, FBI/IC3, INTERPOL/Europol, C2PA и действующие редакции российского законодательства.</w:t>
+        <w:t>Для актуальных рекомендаций после 14 августа 2026 года следует проверять раздел Банка России «Противодействие мошенническим практикам», актуальные материалы NIST, Федеральной торговой комиссии США, ФБР/IC3, Интерпола/Европола, C2PA и действующие редакции российского законодательства.</w:t>
       </w:r>
     </w:p>
     <w:sectPr>

--- a/ne-ver-golosu/dist/ne-ver-golosu-litres.docx
+++ b/ne-ver-golosu/dist/ne-ver-golosu-litres.docx
@@ -6581,39 +6581,39 @@
     </w:p>
     <w:p>
       <w:r>
-        <w:t>Фраза «подтвердить личность» звучит так, будто у неё есть одно очевидное значение.</w:t>
-      </w:r>
-    </w:p>
-    <w:p>
-      <w:r>
-        <w:t>Человек показал паспорт — подтвердил личность.</w:t>
-      </w:r>
-    </w:p>
-    <w:p>
-      <w:r>
-        <w:t>Ввёл пароль — подтвердил личность.</w:t>
-      </w:r>
-    </w:p>
-    <w:p>
-      <w:r>
-        <w:t>Приложил палец — подтвердил личность.</w:t>
-      </w:r>
-    </w:p>
-    <w:p>
-      <w:r>
-        <w:t>Появился на видео — подтвердил личность.</w:t>
-      </w:r>
-    </w:p>
-    <w:p>
-      <w:r>
-        <w:t xml:space="preserve">В профессиональных системах эти действия отвечают на разные вопросы. Именно поэтому разговор о дипфейках становится значительно яснее, если на несколько страниц забыть слово «фейк» и посмотреть, </w:t>
+        <w:t>Фраза «подтвердить личность» звучит просто.</w:t>
+      </w:r>
+    </w:p>
+    <w:p>
+      <w:r>
+        <w:t>Человек показал паспорт.</w:t>
+      </w:r>
+    </w:p>
+    <w:p>
+      <w:r>
+        <w:t>Ввёл пароль.</w:t>
+      </w:r>
+    </w:p>
+    <w:p>
+      <w:r>
+        <w:t>Приложил палец к датчику.</w:t>
+      </w:r>
+    </w:p>
+    <w:p>
+      <w:r>
+        <w:t>Появился на видео.</w:t>
+      </w:r>
+    </w:p>
+    <w:p>
+      <w:r>
+        <w:t xml:space="preserve">Но эти действия отвечают на разные вопросы. И именно здесь возникает одна из самых важных защитных привычек: </w:t>
       </w:r>
       <w:r>
         <w:rPr>
           <w:b/>
           <w:i w:val="0"/>
         </w:rPr>
-        <w:t>что вообще делает система, когда говорит: “мы знаем, кто вы”</w:t>
+        <w:t>не смешивать личность, доступ, полномочия и решение</w:t>
       </w:r>
       <w:r>
         <w:t>.</w:t>
@@ -6621,7 +6621,7 @@
     </w:p>
     <w:p>
       <w:r>
-        <w:t>NIST — Национальный институт стандартов и технологий США — в актуальном семействе рекомендаций по цифровой идентичности разделяет процесс как минимум на несколько разных задач. Эти рекомендации адресованы цифровым системам, а не российским семьям и не должны превращаться в бытовой норматив. Но понятийная дисциплина здесь чрезвычайно полезна.</w:t>
+        <w:t>NIST — Национальный институт стандартов и технологий США — в своих рекомендациях по цифровой идентичности тоже разделяет эти задачи. Семье не нужно изучать стандарты. Полезен сам принцип: одного убедительного признака недостаточно, если цена ошибки высока.</w:t>
       </w:r>
     </w:p>
     <w:p>
@@ -6629,57 +6629,36 @@
         <w:pStyle w:val="InternalHeading"/>
       </w:pPr>
       <w:r>
-        <w:t>Сначала личность нужно установить</w:t>
-      </w:r>
-    </w:p>
-    <w:p>
-      <w:r>
-        <w:t>Представьте человека, который впервые открывает дистанционно финансовый сервис.</w:t>
-      </w:r>
-    </w:p>
-    <w:p>
-      <w:r>
-        <w:t>У сервиса ещё нет «знакомого аккаунта», которому можно доверять. Нужно связать реального человека с некоторым набором атрибутов: именем, датой рождения, документами, другими сведениями — в зависимости от требований системы.</w:t>
-      </w:r>
-    </w:p>
-    <w:p>
-      <w:r>
-        <w:t xml:space="preserve">Это область </w:t>
-      </w:r>
+        <w:t>Сначала нужно понять, кто перед нами</w:t>
+      </w:r>
+    </w:p>
+    <w:p>
+      <w:r>
+        <w:t>Когда человек впервые открывает финансовый или государственный сервис, системе недостаточно увидеть фотографию документа в камере. Нужно убедиться, что документ подлинный, относится к этому человеку и не был подменён в процессе проверки.</w:t>
+      </w:r>
+    </w:p>
+    <w:p>
+      <w:r>
+        <w:t>Удалённая проверка поэтому строится не на одном лице и не на одном кадре. Используются документы, данные из доверенных источников, защита канала связи, дополнительные проверки и, при необходимости, участие сотрудника.</w:t>
+      </w:r>
+    </w:p>
+    <w:p>
+      <w:r>
+        <w:t>Главный вывод здесь бытовой и очень простой:</w:t>
+      </w:r>
+    </w:p>
+    <w:p>
       <w:r>
         <w:rPr>
           <w:b/>
           <w:i w:val="0"/>
         </w:rPr>
-        <w:t>установления личности</w:t>
-      </w:r>
-      <w:r>
-        <w:t>: проверки заявленной идентичности и доказательств, на которых она основана.</w:t>
-      </w:r>
-    </w:p>
-    <w:p>
-      <w:r>
-        <w:t>NIST SP 800-63A-4 рассматривает доказательство личности не как красивую фотографию паспорта. Важна валидация: является ли доказательство подлинным, не изменено ли оно, корректны ли заявленные атрибуты, можно ли проверить их допустимым способом. Для удалённой процедуры стандарт отдельно учитывает поддельные медиа и атаки с внедрением цифрового медиапотока.</w:t>
-      </w:r>
-    </w:p>
-    <w:p>
-      <w:r>
-        <w:t>Это принципиальная перемена по сравнению с бытовой логикой «покажите документ в камеру».</w:t>
-      </w:r>
-    </w:p>
-    <w:p>
-      <w:r>
-        <w:t>Камера передаёт изображение доказательства. Система должна ещё установить, что доказательство действительно относится к живому процессу, не было подменено и связано с тем субъектом, который проходит процедуру.</w:t>
-      </w:r>
-    </w:p>
-    <w:p>
-      <w:r>
-        <w:t>Поэтому серьёзное удалённое установление личности складывается из слоёв: защищённого канала, анализа медиа, проверки документов и атрибутов, дополнительных сигналов устройства, иногда действий человека по случайной инструкции, ручной проверки и других мер в зависимости от риска.</w:t>
-      </w:r>
-    </w:p>
-    <w:p>
-      <w:r>
-        <w:t>Ни один слой не говорит: «лицо похоже — значит, вопрос закрыт».</w:t>
+        <w:t>«Лицо похоже» не означает «личность подтверждена».</w:t>
+      </w:r>
+    </w:p>
+    <w:p>
+      <w:r>
+        <w:t>Это особенно важно в мире, где изображение камеры или микрофона можно заменить заранее подготовленным либо искусственно созданным изображением или звуком.</w:t>
       </w:r>
     </w:p>
     <w:p>
@@ -6687,172 +6666,100 @@
         <w:pStyle w:val="InternalHeading"/>
       </w:pPr>
       <w:r>
-        <w:t>Потом нужно понять, кто вернулся</w:t>
-      </w:r>
-    </w:p>
-    <w:p>
-      <w:r>
-        <w:t>Допустим, личность уже установлена. Аккаунт создан.</w:t>
-      </w:r>
-    </w:p>
-    <w:p>
-      <w:r>
-        <w:t>На следующий день системе не нужно снова исследовать паспорт и биографию пользователя с нуля. Нужно установить, что сейчас к аккаунту обращается субъект, контролирующий зарегистрированный аутентификатор.</w:t>
-      </w:r>
-    </w:p>
-    <w:p>
-      <w:r>
-        <w:t xml:space="preserve">Это </w:t>
-      </w:r>
+        <w:t>Доступ к аккаунту — ещё не доказательство происходящего</w:t>
+      </w:r>
+    </w:p>
+    <w:p>
+      <w:r>
+        <w:t>Допустим, личность человека когда-то уже была проверена, аккаунт создан и сегодня в него выполнен обычный вход.</w:t>
+      </w:r>
+    </w:p>
+    <w:p>
+      <w:r>
+        <w:t>Это всё равно не доказывает, что каждое сообщение из аккаунта отражает свободное и осознанное решение владельца.</w:t>
+      </w:r>
+    </w:p>
+    <w:p>
+      <w:r>
+        <w:t>Посторонний может получить доступ к учётной записи. Человек может сам сообщить кому-то код подтверждения. Он может войти в свой настоящий банковский аккаунт и выполнить реальное действие, потому что поверил ложной истории.</w:t>
+      </w:r>
+    </w:p>
+    <w:p>
+      <w:r>
+        <w:t>Поэтому вопрос «аккаунт настоящий?» слишком узкий.</w:t>
+      </w:r>
+    </w:p>
+    <w:p>
+      <w:r>
+        <w:t>Нужно спрашивать:</w:t>
+      </w:r>
+    </w:p>
+    <w:p>
       <w:r>
         <w:rPr>
           <w:b/>
           <w:i w:val="0"/>
         </w:rPr>
-        <w:t>аутентификация</w:t>
-      </w:r>
-      <w:r>
-        <w:t>.</w:t>
-      </w:r>
-    </w:p>
-    <w:p>
-      <w:r>
-        <w:t>Пароль, аппаратный ключ, ключ доступа, одноразовый код, криптографический ключ, биометрическая активация устройства — разные способы участвовать в аутентификации с разными свойствами.</w:t>
-      </w:r>
-    </w:p>
-    <w:p>
-      <w:r>
-        <w:t>NIST группирует факторы традиционно:</w:t>
-      </w:r>
-    </w:p>
-    <w:p>
-      <w:pPr>
-        <w:pStyle w:val="ListBullet"/>
-      </w:pPr>
-      <w:r>
-        <w:t>что-то, что вы знаете;</w:t>
-      </w:r>
-    </w:p>
-    <w:p>
-      <w:pPr>
-        <w:pStyle w:val="ListBullet"/>
-      </w:pPr>
-      <w:r>
-        <w:t>что-то, что у вас есть;</w:t>
-      </w:r>
-    </w:p>
-    <w:p>
-      <w:pPr>
-        <w:pStyle w:val="ListBullet"/>
-      </w:pPr>
-      <w:r>
-        <w:t>что-то, чем вы являетесь.</w:t>
-      </w:r>
-    </w:p>
-    <w:p>
-      <w:r>
-        <w:t>Но здесь есть важная деталь, которую бытовой язык часто теряет. Два пароля — не два фактора. Это два экземпляра типа «знаю». А биометрия в строгой высокоуровневой модели тоже не превращается в самостоятельную магическую замену всему остальному: в NIST SP 800-63B-4 биометрическое сравнение на высоких уровнях используется вместе с физическим аутентификатором.</w:t>
-      </w:r>
-    </w:p>
-    <w:p>
-      <w:r>
-        <w:t xml:space="preserve">Это полезно для нашей темы потому, что лицо и голос начинают выглядеть не «самой сущностью человека», а </w:t>
+        <w:t>кто сейчас контролирует этот контакт и почему от меня требуется именно это действие?</w:t>
+      </w:r>
+    </w:p>
+    <w:p>
+      <w:r>
+        <w:t>Настоящий аккаунт — полезный сигнал. Но не окончательное доказательство личности, намерения и полномочий одновременно.</w:t>
+      </w:r>
+    </w:p>
+    <w:p>
+      <w:pPr>
+        <w:pStyle w:val="InternalHeading"/>
+      </w:pPr>
+      <w:r>
+        <w:t>Личность и полномочия — разные вещи</w:t>
+      </w:r>
+    </w:p>
+    <w:p>
+      <w:r>
+        <w:t xml:space="preserve">Даже если перед вами совершенно точно настоящий человек, остаётся второй вопрос: </w:t>
       </w:r>
       <w:r>
         <w:rPr>
           <w:b/>
           <w:i w:val="0"/>
         </w:rPr>
-        <w:t>одним типом сигнала внутри системы</w:t>
-      </w:r>
-      <w:r>
-        <w:t>.</w:t>
-      </w:r>
-    </w:p>
-    <w:p>
-      <w:pPr>
-        <w:pStyle w:val="InternalHeading"/>
-      </w:pPr>
-      <w:r>
-        <w:t>Контроль аккаунта — ещё не личность в философском смысле</w:t>
-      </w:r>
-    </w:p>
-    <w:p>
-      <w:r>
-        <w:t>Когда сервис успешно аутентифицировал пользователя, он знает не всё о человеке. Он установил, что текущая сессия удовлетворила определённому протоколу.</w:t>
-      </w:r>
-    </w:p>
-    <w:p>
-      <w:r>
-        <w:t>Если злоумышленник получил контроль над уже открытой сессией, вопрос становится другим.</w:t>
-      </w:r>
-    </w:p>
-    <w:p>
-      <w:r>
-        <w:t>Если настоящий владелец добровольно передал код другому, система может увидеть корректный результат аутентификации, но ошибиться в социальном смысле происходящего.</w:t>
-      </w:r>
-    </w:p>
-    <w:p>
-      <w:r>
-        <w:t>Если человек действует под давлением, технически он сам вводит данные.</w:t>
-      </w:r>
-    </w:p>
-    <w:p>
-      <w:r>
-        <w:t>Поэтому спор «взломали или не взломали» не всегда отвечает на главный защитный вопрос. Даже настоящий, корректно аутентифицированный пользователь может совершить вредное действие, если принимает решение в ложном контексте.</w:t>
-      </w:r>
-    </w:p>
-    <w:p>
-      <w:r>
-        <w:t>Для банка это особенно сложная ситуация. Система может видеть подлинно аутентифицированного клиента. Человек действительно нажимает кнопку. Но решение сформировано чужой социальной инженерией.</w:t>
-      </w:r>
-    </w:p>
-    <w:p>
-      <w:r>
-        <w:t>Техническая подлинность сессии не гарантирует независимость человеческого намерения.</w:t>
-      </w:r>
-    </w:p>
-    <w:p>
-      <w:pPr>
-        <w:pStyle w:val="InternalHeading"/>
-      </w:pPr>
-      <w:r>
-        <w:t>Третий вопрос: что вам разрешено?</w:t>
-      </w:r>
-    </w:p>
-    <w:p>
-      <w:r>
-        <w:t xml:space="preserve">Даже если личность установлена идеально и аккаунтом управляет настоящий владелец, остаётся </w:t>
-      </w:r>
+        <w:t>имеет ли он право требовать именно это?</w:t>
+      </w:r>
+    </w:p>
+    <w:p>
+      <w:r>
+        <w:t>Настоящий генеральный директор не должен получать пароль системного администратора просто потому, что он генеральный директор.</w:t>
+      </w:r>
+    </w:p>
+    <w:p>
+      <w:r>
+        <w:t>Настоящий сотрудник бухгалтерии может иметь право подготовить платёж, но не единолично утвердить крупную сумму.</w:t>
+      </w:r>
+    </w:p>
+    <w:p>
+      <w:r>
+        <w:t>Настоящий коллега не обязательно имеет право видеть всю клиентскую базу.</w:t>
+      </w:r>
+    </w:p>
+    <w:p>
+      <w:r>
+        <w:t>Поэтому фразы</w:t>
+      </w:r>
+    </w:p>
+    <w:p>
       <w:r>
         <w:rPr>
           <w:b/>
           <w:i w:val="0"/>
         </w:rPr>
-        <w:t>авторизация</w:t>
-      </w:r>
-      <w:r>
-        <w:t xml:space="preserve"> — проверка полномочий.</w:t>
-      </w:r>
-    </w:p>
-    <w:p>
-      <w:r>
-        <w:t>В компании человек может быть настоящим генеральным директором и всё равно не должен знать пароль системного администратора.</w:t>
-      </w:r>
-    </w:p>
-    <w:p>
-      <w:r>
-        <w:t>Сотрудник бухгалтерии может быть корректно аутентифицирован и иметь право создавать платёж, но не право единолично его утверждать сверх лимита.</w:t>
-      </w:r>
-    </w:p>
-    <w:p>
-      <w:r>
-        <w:t>Пользователь сервиса может войти в свой аккаунт, но не иметь права видеть данные другого клиента.</w:t>
-      </w:r>
-    </w:p>
-    <w:p>
-      <w:r>
-        <w:t>Здесь важно не приписывать терминологии NIST то, чего она не говорит: авторизация — базовое понятие информационной безопасности, а не ещё один «уровень надёжности аутентификации». Нам он нужен, чтобы разделить два человечески похожих утверждения:</w:t>
+        <w:t>«это действительно директор»</w:t>
+      </w:r>
+    </w:p>
+    <w:p>
+      <w:r>
+        <w:t>и</w:t>
       </w:r>
     </w:p>
     <w:p>
@@ -6861,85 +6768,106 @@
           <w:b/>
           <w:i w:val="0"/>
         </w:rPr>
-        <w:t>«Это действительно директор»</w:t>
-      </w:r>
-      <w:r>
-        <w:t xml:space="preserve"> и </w:t>
-      </w:r>
+        <w:t>«директор имеет право дать такое распоряжение таким способом»</w:t>
+      </w:r>
+    </w:p>
+    <w:p>
+      <w:r>
+        <w:t>не равны друг другу.</w:t>
+      </w:r>
+    </w:p>
+    <w:p>
+      <w:r>
+        <w:t>Хорошая процедура проверяет не только человека, но и его полномочия.</w:t>
+      </w:r>
+    </w:p>
+    <w:p>
+      <w:pPr>
+        <w:pStyle w:val="InternalHeading"/>
+      </w:pPr>
+      <w:r>
+        <w:t>Человек может сознательно нажать не ту кнопку</w:t>
+      </w:r>
+    </w:p>
+    <w:p>
+      <w:r>
+        <w:t>Есть ещё одна граница, которую техника сама по себе не всегда видит.</w:t>
+      </w:r>
+    </w:p>
+    <w:p>
+      <w:r>
+        <w:t>Человек может совершенно сознательно нажать «подтвердить» и при этом неверно понимать смысл операции.</w:t>
+      </w:r>
+    </w:p>
+    <w:p>
+      <w:r>
+        <w:t>Он уверен, что отменяет подозрительный перевод.</w:t>
+      </w:r>
+    </w:p>
+    <w:p>
+      <w:r>
+        <w:t>Или защищает деньги.</w:t>
+      </w:r>
+    </w:p>
+    <w:p>
+      <w:r>
+        <w:t>Или выполняет срочное распоряжение руководителя.</w:t>
+      </w:r>
+    </w:p>
+    <w:p>
+      <w:r>
+        <w:t>То есть есть разница между двумя утверждениями:</w:t>
+      </w:r>
+    </w:p>
+    <w:p>
       <w:r>
         <w:rPr>
           <w:b/>
           <w:i w:val="0"/>
         </w:rPr>
-        <w:t>«директор имеет право дать именно такое распоряжение именно таким способом».</w:t>
-      </w:r>
-    </w:p>
-    <w:p>
-      <w:r>
-        <w:t>Подделка личности опасна. Но культура, в которой настоящая должность отменяет контроль доступа, опасна даже без подделки.</w:t>
-      </w:r>
-    </w:p>
-    <w:p>
-      <w:pPr>
-        <w:pStyle w:val="InternalHeading"/>
-      </w:pPr>
-      <w:r>
-        <w:t>Четвёртый вопрос: человек действительно хотел сделать это сейчас?</w:t>
-      </w:r>
-    </w:p>
-    <w:p>
-      <w:r>
-        <w:t xml:space="preserve">В современных руководствах появляется ещё одно понятие — </w:t>
-      </w:r>
+        <w:t>«я сам нажал эту кнопку»</w:t>
+      </w:r>
+    </w:p>
+    <w:p>
+      <w:r>
+        <w:t>и</w:t>
+      </w:r>
+    </w:p>
+    <w:p>
       <w:r>
         <w:rPr>
           <w:b/>
           <w:i w:val="0"/>
         </w:rPr>
-        <w:t>подтверждение намерения аутентифицироваться</w:t>
-      </w:r>
-      <w:r>
-        <w:t>.</w:t>
-      </w:r>
-    </w:p>
-    <w:p>
-      <w:r>
-        <w:t>Смысл можно объяснить без протокольной математики: система стремится получить подтверждение, что пользователь не просто физически обладает аутентификатором, а действительно участвует в текущем процессе аутентификации.</w:t>
-      </w:r>
-    </w:p>
-    <w:p>
-      <w:r>
-        <w:t>Например, физическое действие на устройстве может уменьшить риск того, что операция произойдёт совершенно незаметно для владельца.</w:t>
-      </w:r>
-    </w:p>
-    <w:p>
-      <w:r>
-        <w:t>Но в социальной инженерии вопрос намерения сложнее.</w:t>
-      </w:r>
-    </w:p>
-    <w:p>
-      <w:r>
-        <w:t>Человек может совершенно сознательно нажать «подтвердить» — и всё же не понимать реальный смысл операции.</w:t>
-      </w:r>
-    </w:p>
-    <w:p>
-      <w:r>
-        <w:t>Он думает, что спасает деньги.</w:t>
-      </w:r>
-    </w:p>
-    <w:p>
-      <w:r>
-        <w:t>Или подтверждает отмену мошеннического перевода.</w:t>
-      </w:r>
-    </w:p>
-    <w:p>
-      <w:r>
-        <w:t>Или выполняет распоряжение начальника.</w:t>
-      </w:r>
-    </w:p>
-    <w:p>
-      <w:r>
-        <w:t>То есть существует разница между:</w:t>
+        <w:t>«я правильно понимаю, какое последствие сейчас разрешаю».</w:t>
+      </w:r>
+    </w:p>
+    <w:p>
+      <w:r>
+        <w:t>Именно поэтому перед дорогим или необратимым действием полезны не только технические средства защиты, но и понятное описание операции, лимиты, пауза и независимое подтверждение.</w:t>
+      </w:r>
+    </w:p>
+    <w:p>
+      <w:pPr>
+        <w:pStyle w:val="InternalHeading"/>
+      </w:pPr>
+      <w:r>
+        <w:t>Почему код из СМС не является универсальным доказательством</w:t>
+      </w:r>
+    </w:p>
+    <w:p>
+      <w:r>
+        <w:t>Код подтверждения кажется особенно надёжным, потому что приходит от банка или сервиса.</w:t>
+      </w:r>
+    </w:p>
+    <w:p>
+      <w:r>
+        <w:t>Но код подтверждает только ту операцию, для которой его создала система. Он не доказывает, что человек правильно понял ситуацию вокруг этой операции.</w:t>
+      </w:r>
+    </w:p>
+    <w:p>
+      <w:r>
+        <w:t>Поэтому правило проще любого стандарта:</w:t>
       </w:r>
     </w:p>
     <w:p>
@@ -6948,12 +6876,50 @@
           <w:b/>
           <w:i w:val="0"/>
         </w:rPr>
-        <w:t>я нажал эту кнопку</w:t>
-      </w:r>
-    </w:p>
-    <w:p>
-      <w:r>
-        <w:t>и</w:t>
+        <w:t>код, пароль и подтверждение в приложении нельзя передавать другому человеку по его просьбе.</w:t>
+      </w:r>
+    </w:p>
+    <w:p>
+      <w:r>
+        <w:t>Современные способы входа всё чаще устроены так, чтобы часть проверки происходила внутри устройства и сервиса, а не в разговоре между людьми. Это полезно именно потому, что человеку приходится меньше решать на слух, кто перед ним.</w:t>
+      </w:r>
+    </w:p>
+    <w:p>
+      <w:r>
+        <w:t>Но даже самый надёжный вход в аккаунт не защищает от ошибочного решения после входа.</w:t>
+      </w:r>
+    </w:p>
+    <w:p>
+      <w:pPr>
+        <w:pStyle w:val="InternalHeading"/>
+      </w:pPr>
+      <w:r>
+        <w:t>Биометрия не понимает контекст</w:t>
+      </w:r>
+    </w:p>
+    <w:p>
+      <w:r>
+        <w:t>Отпечаток пальца может подтвердить, что палец принадлежит владельцу устройства.</w:t>
+      </w:r>
+    </w:p>
+    <w:p>
+      <w:r>
+        <w:t>Распознавание лица может сравнить лицо с сохранённым образцом.</w:t>
+      </w:r>
+    </w:p>
+    <w:p>
+      <w:r>
+        <w:t>Камера может выполнить дополнительные проверки, чтобы убедиться, что перед ней живой человек, а не готовая запись.</w:t>
+      </w:r>
+    </w:p>
+    <w:p>
+      <w:r>
+        <w:t>Всё это полезно.</w:t>
+      </w:r>
+    </w:p>
+    <w:p>
+      <w:r>
+        <w:t>Но ни одна такая проверка не отвечает на вопрос:</w:t>
       </w:r>
     </w:p>
     <w:p>
@@ -6962,20 +6928,17 @@
           <w:b/>
           <w:i w:val="0"/>
         </w:rPr>
-        <w:t>я понимаю, какое реальное последствие разрешаю этой кнопкой</w:t>
-      </w:r>
-      <w:r>
-        <w:t>.</w:t>
-      </w:r>
-    </w:p>
-    <w:p>
-      <w:r>
-        <w:t>Технология способна лучше связывать аутентификацию с конкретной сессией и сервисом. Но она не всегда определяет, правильно ли пользователь понимает контекст и последствия операции.</w:t>
-      </w:r>
-    </w:p>
-    <w:p>
-      <w:r>
-        <w:t>Поэтому сильная безопасность соединяет техническую аутентификацию с понятным описанием операции, лимитами, антифродом, паузами и процедурами.</w:t>
+        <w:t>«Почему этот настоящий человек сейчас переводит деньги?»</w:t>
+      </w:r>
+    </w:p>
+    <w:p>
+      <w:r>
+        <w:t>Если человек действует под влиянием ложной истории, система может безошибочно узнать его и всё равно пропустить вредное решение.</w:t>
+      </w:r>
+    </w:p>
+    <w:p>
+      <w:r>
+        <w:t>Поэтому защита личности и защита решения — две разные задачи.</w:t>
       </w:r>
     </w:p>
     <w:p>
@@ -6983,27 +6946,22 @@
         <w:pStyle w:val="InternalHeading"/>
       </w:pPr>
       <w:r>
-        <w:t>Почему одноразовый код не является универсальным доказательством</w:t>
-      </w:r>
-    </w:p>
-    <w:p>
-      <w:r>
-        <w:t>Многие пользователи воспринимают код из СМС как финальную печать безопасности.</w:t>
-      </w:r>
-    </w:p>
-    <w:p>
-      <w:r>
-        <w:t>На самом деле код подтверждает то, что определяет конкретный протокол. Он может быть одним из факторов аутентификации. Но переданный постороннему код перестаёт быть независимым подтверждением: технический механизм может получить правильные цифры в неправильном контексте.</w:t>
-      </w:r>
-    </w:p>
-    <w:p>
-      <w:r>
-        <w:t>Поэтому NIST различает обычные механизмы одноразовых паролей и устойчивую к фишингу аутентификацию. Фишинг-устойчивая аутентификация строится так, чтобы валидный ответ был криптографически связан с настоящим проверяющим сервисом или каналом и не мог просто быть переправлен самозванцем в нужную ему сессию.</w:t>
-      </w:r>
-    </w:p>
-    <w:p>
-      <w:r>
-        <w:t>Отсюда важный принцип:</w:t>
+        <w:t>Не устраивайте родственнику экзамен по видеосвязи</w:t>
+      </w:r>
+    </w:p>
+    <w:p>
+      <w:r>
+        <w:t>Иногда советуют проверять человека на видеозвонке: попросить повернуть голову, поднять руку, показать предмет или выполнить неожиданное движение.</w:t>
+      </w:r>
+    </w:p>
+    <w:p>
+      <w:r>
+        <w:t>Такие действия действительно могут использоваться профессиональными системами как часть более широкой проверки. Но в бытовом разговоре превращать их в «секретный тест на дипфейк» не стоит.</w:t>
+      </w:r>
+    </w:p>
+    <w:p>
+      <w:r>
+        <w:t>Технологии меняются. Один удачный жест ничего не говорит о полномочиях. А главное — у семьи уже есть более простой способ.</w:t>
       </w:r>
     </w:p>
     <w:p>
@@ -7012,22 +6970,12 @@
           <w:b/>
           <w:i w:val="0"/>
         </w:rPr>
-        <w:t>хорошая система старается не требовать от человека распознавать самозванца каждый раз.</w:t>
-      </w:r>
-    </w:p>
-    <w:p>
-      <w:r>
-        <w:t>Она делает некоторые виды обмана технически менее переносимыми.</w:t>
-      </w:r>
-    </w:p>
-    <w:p>
-      <w:r>
-        <w:t>Именно поэтому ключи доступа и другие криптографические механизмы интересны не как «новый модный способ войти», а как попытка убрать часть аутентификационного секрета из человеческого разговора.</w:t>
-      </w:r>
-    </w:p>
-    <w:p>
-      <w:r>
-        <w:t>Но даже самый сильный вход в аккаунт не отменяет мошенничество, если после входа пользователь сам совершает вредное действие под влиянием ложной истории.</w:t>
+        <w:t>Прервите подозрительный контакт и сами позвоните человеку по номеру, который знали заранее.</w:t>
+      </w:r>
+    </w:p>
+    <w:p>
+      <w:r>
+        <w:t>Это надёжнее домашнего экзамена по изображению.</w:t>
       </w:r>
     </w:p>
     <w:p>
@@ -7035,148 +6983,54 @@
         <w:pStyle w:val="InternalHeading"/>
       </w:pPr>
       <w:r>
-        <w:t>Биометрия не знает, что вам лгут</w:t>
-      </w:r>
-    </w:p>
-    <w:p>
-      <w:r>
-        <w:t>Отпечаток пальца может подтвердить биометрическое совпадение.</w:t>
-      </w:r>
-    </w:p>
-    <w:p>
-      <w:r>
-        <w:t>Система распознавания лица — сравнить образцы.</w:t>
-      </w:r>
-    </w:p>
-    <w:p>
-      <w:r>
-        <w:t>Механизмы проверки живого присутствия — повысить уверенность, что процесс взаимодействует с живым субъектом или реальным сенсором, а не с заранее подготовленным медиа.</w:t>
-      </w:r>
-    </w:p>
-    <w:p>
-      <w:r>
-        <w:t>Каждый из этих слоёв полезен.</w:t>
-      </w:r>
-    </w:p>
-    <w:p>
-      <w:r>
-        <w:t>Но ни один не отвечает на вопрос:</w:t>
-      </w:r>
-    </w:p>
-    <w:p>
-      <w:r>
-        <w:t>«Почему этот живой настоящий человек сейчас переводит деньги?»</w:t>
-      </w:r>
-    </w:p>
-    <w:p>
-      <w:r>
-        <w:t>Если он делает это потому, что слышит «сотрудника правоохранительных органов», биометрия может прекрасно работать на стороне мошенничества: настоящий палец настоящего владельца разрешает настоящий перевод.</w:t>
-      </w:r>
-    </w:p>
-    <w:p>
-      <w:r>
-        <w:t xml:space="preserve">Здесь становится видно различие между </w:t>
-      </w:r>
+        <w:t>Четыре вопроса, которые нельзя сливать в один</w:t>
+      </w:r>
+    </w:p>
+    <w:p>
+      <w:r>
+        <w:t>Перед важным действием полезно разделить ситуацию на четыре вопроса.</w:t>
+      </w:r>
+    </w:p>
+    <w:p>
       <w:r>
         <w:rPr>
           <w:b/>
           <w:i w:val="0"/>
         </w:rPr>
-        <w:t>атакой на личность</w:t>
-      </w:r>
-      <w:r>
-        <w:t xml:space="preserve"> и </w:t>
-      </w:r>
+        <w:t>Это действительно тот человек?</w:t>
+      </w:r>
+    </w:p>
+    <w:p>
+      <w:r>
+        <w:t>Проверяем личность независимо от текущего сообщения.</w:t>
+      </w:r>
+    </w:p>
+    <w:p>
       <w:r>
         <w:rPr>
           <w:b/>
           <w:i w:val="0"/>
         </w:rPr>
-        <w:t>атакой на решение</w:t>
-      </w:r>
-      <w:r>
-        <w:t>.</w:t>
-      </w:r>
-    </w:p>
-    <w:p>
-      <w:r>
-        <w:t>В одном случае системе нужно защититься от подмены личности. В другом — человеку нужно защитить собственное решение от ложного контекста.</w:t>
-      </w:r>
-    </w:p>
-    <w:p>
-      <w:r>
-        <w:t>Дипфейк может быть связан с обоими рисками, но защитные механизмы различаются.</w:t>
-      </w:r>
-    </w:p>
-    <w:p>
-      <w:pPr>
-        <w:pStyle w:val="InternalHeading"/>
-      </w:pPr>
-      <w:r>
-        <w:t>Проверка живого присутствия — не экзамен, который нужно проводить родственнику</w:t>
-      </w:r>
-    </w:p>
-    <w:p>
-      <w:r>
-        <w:t>Профессиональные требования к удалённому установлению личности иногда включают случайные проверочные действия с участием человека: попросить человека изменить положение, переместить предмет перед камерой и тому подобное. NIST описывает такие меры как один из дополнительных способов повысить шанс обнаружить поддельные медиа в процедуре с участием оператора.</w:t>
-      </w:r>
-    </w:p>
-    <w:p>
-      <w:r>
-        <w:t>Из этого легко сделать популярный совет: «на видеозвонке попросите родственника повернуть голову — дипфейк сломается».</w:t>
-      </w:r>
-    </w:p>
-    <w:p>
-      <w:r>
-        <w:t>Это плохой перенос профессионального контроля в бытовую ситуацию.</w:t>
-      </w:r>
-    </w:p>
-    <w:p>
-      <w:r>
-        <w:t>Во-первых, мера работает только как часть системы, а не как гарантированный трюк.</w:t>
-      </w:r>
-    </w:p>
-    <w:p>
-      <w:r>
-        <w:t>Во-вторых, технологии меняются.</w:t>
-      </w:r>
-    </w:p>
-    <w:p>
-      <w:r>
-        <w:t>В-третьих, настоящий человек выполнит просьбу, но это всё равно не докажет полномочия на крупный перевод.</w:t>
-      </w:r>
-    </w:p>
-    <w:p>
-      <w:r>
-        <w:t>В-четвёртых, родственнику гораздо проще перезвонить по известному номеру, чем превращать разговор в импровизированную лабораторию проверки живого присутствия.</w:t>
-      </w:r>
-    </w:p>
-    <w:p>
-      <w:r>
-        <w:t xml:space="preserve">Профессиональный стандарт полезен здесь именно тем, что показывает: </w:t>
-      </w:r>
+        <w:t>Этот контакт действительно находится под его контролем?</w:t>
+      </w:r>
+    </w:p>
+    <w:p>
+      <w:r>
+        <w:t>Не считаем знакомый аккаунт или номер безусловным доказательством.</w:t>
+      </w:r>
+    </w:p>
+    <w:p>
       <w:r>
         <w:rPr>
           <w:b/>
           <w:i w:val="0"/>
         </w:rPr>
-        <w:t>даже специалисты не полагаются на один тест лица</w:t>
-      </w:r>
-      <w:r>
-        <w:t>.</w:t>
-      </w:r>
-    </w:p>
-    <w:p>
-      <w:pPr>
-        <w:pStyle w:val="InternalHeading"/>
-      </w:pPr>
-      <w:r>
-        <w:t>Пять разных «настоящих»</w:t>
-      </w:r>
-    </w:p>
-    <w:p>
-      <w:r>
-        <w:t>Теперь можно собрать карту, которую стоит держать в голове, когда слово «подлинность» начинает звучать слишком легко.</w:t>
+        <w:t>Имеет ли этот человек право требовать такое действие?</w:t>
+      </w:r>
+    </w:p>
+    <w:p>
+      <w:r>
+        <w:t>Проверяем полномочия и обычный порядок.</w:t>
       </w:r>
     </w:p>
     <w:p>
@@ -7185,10 +7039,42 @@
           <w:b/>
           <w:i w:val="0"/>
         </w:rPr>
-        <w:t>Настоящий документ.</w:t>
-      </w:r>
-      <w:r>
-        <w:t xml:space="preserve"> Его не подделали и не изменили; он валиден в нужном контексте.</w:t>
+        <w:t>Понимаю ли я последствия того, что сейчас делаю?</w:t>
+      </w:r>
+    </w:p>
+    <w:p>
+      <w:r>
+        <w:t>Не позволяем срочности и чужому объяснению заменить собственное понимание операции.</w:t>
+      </w:r>
+    </w:p>
+    <w:p>
+      <w:r>
+        <w:t>Вот почему вопрос «кто настоящий?» нельзя решить одной камерой, одним голосом, одним паролем или одной галочкой.</w:t>
+      </w:r>
+    </w:p>
+    <w:p>
+      <w:r>
+        <w:t>Надёжность появляется, когда разные задачи получают разные проверки.</w:t>
+      </w:r>
+    </w:p>
+    <w:p>
+      <w:r>
+        <w:t>И для человека это означает не больше технических знаний, а меньше угадывания.</w:t>
+      </w:r>
+    </w:p>
+    <w:p>
+      <w:r>
+        <w:t>Не нужно определять, насколько хорошо сгенерировано лицо.</w:t>
+      </w:r>
+    </w:p>
+    <w:p>
+      <w:r>
+        <w:t>Не нужно распознавать подделку по микродвижениям.</w:t>
+      </w:r>
+    </w:p>
+    <w:p>
+      <w:r>
+        <w:t>Нужно уметь выйти из текущего контакта, независимо подтвердить человека и проверить, соответствует ли просьба его реальным полномочиям и обычной процедуре.</w:t>
       </w:r>
     </w:p>
     <w:p>
@@ -7197,212 +7083,7 @@
           <w:b/>
           <w:i w:val="0"/>
         </w:rPr>
-        <w:t>Настоящий человек.</w:t>
-      </w:r>
-      <w:r>
-        <w:t xml:space="preserve"> Физический субъект соответствует заявленной идентичности.</w:t>
-      </w:r>
-    </w:p>
-    <w:p>
-      <w:r>
-        <w:rPr>
-          <w:b/>
-          <w:i w:val="0"/>
-        </w:rPr>
-        <w:t>Настоящая сессия.</w:t>
-      </w:r>
-      <w:r>
-        <w:t xml:space="preserve"> Текущий доступ прошёл установленный протокол аутентификации.</w:t>
-      </w:r>
-    </w:p>
-    <w:p>
-      <w:r>
-        <w:rPr>
-          <w:b/>
-          <w:i w:val="0"/>
-        </w:rPr>
-        <w:t>Настоящие полномочия.</w:t>
-      </w:r>
-      <w:r>
-        <w:t xml:space="preserve"> Субъект имеет право выполнять действие.</w:t>
-      </w:r>
-    </w:p>
-    <w:p>
-      <w:r>
-        <w:rPr>
-          <w:b/>
-          <w:i w:val="0"/>
-        </w:rPr>
-        <w:t>Настоящее намерение.</w:t>
-      </w:r>
-      <w:r>
-        <w:t xml:space="preserve"> Субъект понимает и действительно хочет выполнить именно эту операцию в данном контексте.</w:t>
-      </w:r>
-    </w:p>
-    <w:p>
-      <w:r>
-        <w:t>Иногда все пять совпадают.</w:t>
-      </w:r>
-    </w:p>
-    <w:p>
-      <w:r>
-        <w:t>Иногда нет.</w:t>
-      </w:r>
-    </w:p>
-    <w:p>
-      <w:r>
-        <w:t>Можно показать настоящий документ другого человека.</w:t>
-      </w:r>
-    </w:p>
-    <w:p>
-      <w:r>
-        <w:t>Настоящий сотрудник может пользоваться украденной сессией коллеги.</w:t>
-      </w:r>
-    </w:p>
-    <w:p>
-      <w:r>
-        <w:t>Настоящий директор может не иметь права единолично провести конкретную операцию по внутреннему регламенту.</w:t>
-      </w:r>
-    </w:p>
-    <w:p>
-      <w:r>
-        <w:t>Настоящий клиент может сознательно авторизовать перевод, потому что его обманули относительно назначения.</w:t>
-      </w:r>
-    </w:p>
-    <w:p>
-      <w:r>
-        <w:t>И, конечно, синтетическое лицо может пытаться изобразить настоящего человека там, где человека вообще нет.</w:t>
-      </w:r>
-    </w:p>
-    <w:p>
-      <w:pPr>
-        <w:pStyle w:val="InternalHeading"/>
-      </w:pPr>
-      <w:r>
-        <w:t>Почему это меняет бытовой разговор</w:t>
-      </w:r>
-    </w:p>
-    <w:p>
-      <w:r>
-        <w:t>Теперь фраза «я проверил, это точно он» требует продолжения.</w:t>
-      </w:r>
-    </w:p>
-    <w:p>
-      <w:r>
-        <w:t>Что именно вы проверили?</w:t>
-      </w:r>
-    </w:p>
-    <w:p>
-      <w:r>
-        <w:t>Что голос похож?</w:t>
-      </w:r>
-    </w:p>
-    <w:p>
-      <w:r>
-        <w:t>Что номер принадлежал ему раньше?</w:t>
-      </w:r>
-    </w:p>
-    <w:p>
-      <w:r>
-        <w:t>Что аккаунт аутентифицирован?</w:t>
-      </w:r>
-    </w:p>
-    <w:p>
-      <w:r>
-        <w:t>Что он лично подтвердил просьбу по независимому каналу?</w:t>
-      </w:r>
-    </w:p>
-    <w:p>
-      <w:r>
-        <w:t>Что у него есть полномочия?</w:t>
-      </w:r>
-    </w:p>
-    <w:p>
-      <w:r>
-        <w:t>Что операция соответствует обычной процедуре?</w:t>
-      </w:r>
-    </w:p>
-    <w:p>
-      <w:r>
-        <w:t>Не нужно задавать все вопросы всегда. В этом и состоит риск-ориентированный подход.</w:t>
-      </w:r>
-    </w:p>
-    <w:p>
-      <w:r>
-        <w:t xml:space="preserve">Но для дорогих действий полезно понимать, </w:t>
-      </w:r>
-      <w:r>
-        <w:rPr>
-          <w:b/>
-          <w:i w:val="0"/>
-        </w:rPr>
-        <w:t>какой вопрос остаётся без ответа</w:t>
-      </w:r>
-      <w:r>
-        <w:t>.</w:t>
-      </w:r>
-    </w:p>
-    <w:p>
-      <w:pPr>
-        <w:pStyle w:val="InternalHeading"/>
-      </w:pPr>
-      <w:r>
-        <w:t>Профессиональная система не пытается «поверить человеку сильнее»</w:t>
-      </w:r>
-    </w:p>
-    <w:p>
-      <w:r>
-        <w:t>Это, пожалуй, главный вывод интерлюдии.</w:t>
-      </w:r>
-    </w:p>
-    <w:p>
-      <w:r>
-        <w:t>Серьёзная цифровая идентичность не строится на увеличении эмоциональной уверенности оператора.</w:t>
-      </w:r>
-    </w:p>
-    <w:p>
-      <w:r>
-        <w:t>Она не говорит: «смотрите на лицо внимательнее».</w:t>
-      </w:r>
-    </w:p>
-    <w:p>
-      <w:r>
-        <w:t>Она разделяет задачи, назначает каждому риску свой контроль, связывает аутентификаторы с протоколами, измеряет ошибки детекции, защищает каналы, проверяет доказательства, разделяет полномочия.</w:t>
-      </w:r>
-    </w:p>
-    <w:p>
-      <w:r>
-        <w:t xml:space="preserve">То есть делает ровно то, что нужно семье и бизнесу: </w:t>
-      </w:r>
-      <w:r>
-        <w:rPr>
-          <w:b/>
-          <w:i w:val="0"/>
-        </w:rPr>
-        <w:t>заменяет ощущение подлинности проверяемым подтверждением</w:t>
-      </w:r>
-      <w:r>
-        <w:t>.</w:t>
-      </w:r>
-    </w:p>
-    <w:p>
-      <w:r>
-        <w:t>Такая система всё равно не идеальна. Её атакуют, обновляют, тестируют и перестраивают. Но она принципиально отличается от старой человеческой формулы «я его вижу, значит, это он».</w:t>
-      </w:r>
-    </w:p>
-    <w:p>
-      <w:r>
-        <w:t>Следующий вопрос неизбежен.</w:t>
-      </w:r>
-    </w:p>
-    <w:p>
-      <w:r>
-        <w:t>Если даже профессиональное подтверждение личности не сводится к одному детектору, что делать с миллиардами фотографий и видео, где никакой процедуры входа вообще нет?</w:t>
-      </w:r>
-    </w:p>
-    <w:p>
-      <w:r>
-        <w:t>Там начинается другая область — происхождение самого контента.</w:t>
+        <w:t>Подлинность важна. Но даже подлинность не отменяет проверку действия.</w:t>
       </w:r>
     </w:p>
     <w:p>

--- a/ne-ver-golosu/dist/ne-ver-golosu-litres.docx
+++ b/ne-ver-golosu/dist/ne-ver-golosu-litres.docx
@@ -7091,12 +7091,12 @@
         <w:pStyle w:val="Heading2"/>
       </w:pPr>
       <w:r>
-        <w:t>Глава 12. Кто будет проверять подделку: детектор, подпись или мы сами?</w:t>
-      </w:r>
-    </w:p>
-    <w:p>
-      <w:r>
-        <w:t>Есть мечта, которая сопровождает любую новую проблему цифрового доверия: появится кнопка.</w:t>
+        <w:t>Глава 12. Кто будет проверять подделку: программа, подпись или мы сами?</w:t>
+      </w:r>
+    </w:p>
+    <w:p>
+      <w:r>
+        <w:t>Есть удобная мечта: появится кнопка.</w:t>
       </w:r>
     </w:p>
     <w:p>
@@ -7116,7 +7116,7 @@
     </w:p>
     <w:p>
       <w:r>
-        <w:t>Было бы удобно. И очень опасно, если принять такую кнопку за окончательного арбитра.</w:t>
+        <w:t>Такая кнопка была бы полезна. Опасно только считать её окончательным судьёй.</w:t>
       </w:r>
     </w:p>
     <w:p>
@@ -7124,17 +7124,53 @@
         <w:pStyle w:val="InternalHeading"/>
       </w:pPr>
       <w:r>
-        <w:t>Детектор решает статистическую задачу</w:t>
-      </w:r>
-    </w:p>
-    <w:p>
-      <w:r>
-        <w:t>Система обнаружения синтетического контента ищет признаки, позволяющие отличать определённые классы настоящих и изменённых материалов. Она может быть превосходной. Может показывать впечатляющие результаты на тестах. Но её вывод всё равно существует внутри условий: какие данные использовались, какие атаки представлены, насколько новый материал похож на тестовый, как система ведёт себя после сжатия, обрезки, пересъёмки, появления нового генератора.</w:t>
-      </w:r>
-    </w:p>
-    <w:p>
-      <w:r>
-        <w:t>У детекции есть две неприятные ошибки.</w:t>
+        <w:t>Программа тоже ошибается</w:t>
+      </w:r>
+    </w:p>
+    <w:p>
+      <w:r>
+        <w:t>Системы выявления дипфейков ищут признаки, по которым настоящий материал можно отличить от изменённого или созданного искусственно.</w:t>
+      </w:r>
+    </w:p>
+    <w:p>
+      <w:r>
+        <w:t>Они способны работать очень хорошо. Но результат зависит от того, на каких материалах систему проверяли, насколько новое видео похоже на знакомые ей примеры, не было ли оно сжато, обрезано, переснято с экрана или создано новым способом.</w:t>
+      </w:r>
+    </w:p>
+    <w:p>
+      <w:r>
+        <w:t>Есть две простые ошибки:</w:t>
+      </w:r>
+    </w:p>
+    <w:p>
+      <w:pPr>
+        <w:pStyle w:val="ListBullet"/>
+      </w:pPr>
+      <w:r>
+        <w:t>подделку можно принять за настоящее;</w:t>
+      </w:r>
+    </w:p>
+    <w:p>
+      <w:pPr>
+        <w:pStyle w:val="ListBullet"/>
+      </w:pPr>
+      <w:r>
+        <w:t>настоящее можно принять за подделку.</w:t>
+      </w:r>
+    </w:p>
+    <w:p>
+      <w:r>
+        <w:t>Вторая ошибка не безобидна. Представьте запись нарушения, журналистское видео или обращение человека, защищающего свою репутацию, которое программа уверенно объявила синтетическим.</w:t>
+      </w:r>
+    </w:p>
+    <w:p>
+      <w:r>
+        <w:t>Поэтому профессиональные рекомендации NIST не предлагают доверять одному автоматическому анализу. Его сочетают с другими проверками и, когда цена ошибки высока, с участием человека.</w:t>
+      </w:r>
+    </w:p>
+    <w:p>
+      <w:r>
+        <w:t>Вывод для обычного пользователя ещё проще:</w:t>
       </w:r>
     </w:p>
     <w:p>
@@ -7143,10 +7179,68 @@
           <w:b/>
           <w:i w:val="0"/>
         </w:rPr>
-        <w:t>Ложноотрицательная:</w:t>
-      </w:r>
-      <w:r>
-        <w:t xml:space="preserve"> подделка прошла как настоящая.</w:t>
+        <w:t>результат программы — сигнал для проверки, а не приговор.</w:t>
+      </w:r>
+    </w:p>
+    <w:p>
+      <w:pPr>
+        <w:pStyle w:val="InternalHeading"/>
+      </w:pPr>
+      <w:r>
+        <w:t>Почему сегодняшние признаки быстро стареют</w:t>
+      </w:r>
+    </w:p>
+    <w:p>
+      <w:r>
+        <w:t>Генераторы меняются. Вместе с ними меняются и следы, которые ищут системы проверки.</w:t>
+      </w:r>
+    </w:p>
+    <w:p>
+      <w:r>
+        <w:t>Кроме того, обычный монтаж, сжатие и повторная публикация способны изменить материал так, что автоматическому анализу станет труднее.</w:t>
+      </w:r>
+    </w:p>
+    <w:p>
+      <w:r>
+        <w:t>Это не делает программы бесполезными. Они нужны платформам, банкам, редакциям и специалистам.</w:t>
+      </w:r>
+    </w:p>
+    <w:p>
+      <w:r>
+        <w:t>Но человеку не стоит строить защиту вокруг надежды на единственный идеальный «детектор правды».</w:t>
+      </w:r>
+    </w:p>
+    <w:p>
+      <w:pPr>
+        <w:pStyle w:val="InternalHeading"/>
+      </w:pPr>
+      <w:r>
+        <w:t>Метка тоже не решает всё</w:t>
+      </w:r>
+    </w:p>
+    <w:p>
+      <w:r>
+        <w:t>Другая идея — помечать искусственно созданные материалы.</w:t>
+      </w:r>
+    </w:p>
+    <w:p>
+      <w:r>
+        <w:t>Если программа создала изображение или видео, логично сохранить сведения об этом. Тогда платформа или устройство сможет показать, откуда материал появился.</w:t>
+      </w:r>
+    </w:p>
+    <w:p>
+      <w:r>
+        <w:t>Но и здесь есть ограничения.</w:t>
+      </w:r>
+    </w:p>
+    <w:p>
+      <w:r>
+        <w:t>Метка может отсутствовать. Она может потеряться после обработки. Не все программы и устройства поддерживают один и тот же способ маркировки.</w:t>
+      </w:r>
+    </w:p>
+    <w:p>
+      <w:r>
+        <w:t>Поэтому два вывода одинаково неверны:</w:t>
       </w:r>
     </w:p>
     <w:p>
@@ -7155,68 +7249,21 @@
           <w:b/>
           <w:i w:val="0"/>
         </w:rPr>
-        <w:t>Ложноположительная:</w:t>
-      </w:r>
-      <w:r>
-        <w:t xml:space="preserve"> настоящее объявили подделкой.</w:t>
-      </w:r>
-    </w:p>
-    <w:p>
-      <w:r>
-        <w:t>Вторая иногда кажется менее страшной. Но представьте журналистское видео, доказательство нарушения, запись человека, защищающего свою репутацию, — и автоматическую систему, которая уверенно сообщает: «синтетический материал».</w:t>
-      </w:r>
-    </w:p>
-    <w:p>
-      <w:r>
-        <w:t>Именно поэтому NIST в требованиях к удалённой идентификации не говорит: «используйте детектор — проблема решена». Автоматический анализ должен иметь измеренную базовую производительность и известные уровни ошибок; его рекомендуется дополнять другими контролями и ручной проверкой. Одновременно используются защищённые каналы, проверки источника сигнала, механизмы против внедрения поддельного медиа и другие слои.</w:t>
-      </w:r>
-    </w:p>
-    <w:p>
-      <w:r>
-        <w:t>Это зрелый подход: не спрашивать, какой инструмент никогда не ошибается, а проектировать систему, переживающую ошибку инструмента.</w:t>
-      </w:r>
-    </w:p>
-    <w:p>
-      <w:pPr>
-        <w:pStyle w:val="InternalHeading"/>
-      </w:pPr>
-      <w:r>
-        <w:t>Гонка с генератором</w:t>
-      </w:r>
-    </w:p>
-    <w:p>
-      <w:r>
-        <w:t>У детекторов есть структурная сложность: они анализируют следы технологий, которые меняются.</w:t>
-      </w:r>
-    </w:p>
-    <w:p>
-      <w:r>
-        <w:t>Технологии генерации и способы обработки контента меняются, а вместе с ними меняются и признаки, на которых обучались детекторы. Сжатие, пересъёмка экрана и обычный монтаж дополнительно могут менять статистические характеристики материала.</w:t>
-      </w:r>
-    </w:p>
-    <w:p>
-      <w:r>
-        <w:t>Это не означает, что детекция бесполезна. Наоборот, она важна для платформ, банков, расследований, редакций и систем идентификации.</w:t>
-      </w:r>
-    </w:p>
-    <w:p>
-      <w:r>
-        <w:t>Но пользователь должен понимать её роль.</w:t>
-      </w:r>
-    </w:p>
-    <w:p>
-      <w:r>
-        <w:t xml:space="preserve">Детектор — </w:t>
-      </w:r>
+        <w:t>«метки нет — значит, материал настоящий»</w:t>
+      </w:r>
+    </w:p>
+    <w:p>
+      <w:r>
+        <w:t>и</w:t>
+      </w:r>
+    </w:p>
+    <w:p>
       <w:r>
         <w:rPr>
           <w:b/>
           <w:i w:val="0"/>
         </w:rPr>
-        <w:t>свидетель с вероятностным заключением</w:t>
-      </w:r>
-      <w:r>
-        <w:t>, а не нотариус реальности.</w:t>
+        <w:t>«метка есть — значит, всё в материале ложь».</w:t>
       </w:r>
     </w:p>
     <w:p>
@@ -7224,52 +7271,19 @@
         <w:pStyle w:val="InternalHeading"/>
       </w:pPr>
       <w:r>
-        <w:t>Водяной знак: метка, которую хотелось бы видеть всегда</w:t>
-      </w:r>
-    </w:p>
-    <w:p>
-      <w:r>
-        <w:t>Другая идея — маркировать синтетический контент.</w:t>
-      </w:r>
-    </w:p>
-    <w:p>
-      <w:r>
-        <w:t>Если генератор создаёт изображение, почему бы не встроить невидимую метку? Тогда платформа или устройство сможет сообщить, что материал создан определённой системой.</w:t>
-      </w:r>
-    </w:p>
-    <w:p>
-      <w:r>
-        <w:t>Подход полезен, но и здесь нет одного универсального механизма.</w:t>
-      </w:r>
-    </w:p>
-    <w:p>
-      <w:r>
-        <w:t>Метка должна сохраняться после обычной обработки, но не портить материал. Её нужно поддерживать в цепочке публикации. Разные инструменты должны договориться о стандартах. Метка может отсутствовать или потеряться при обработке. А главное — само отсутствие метки не объясняет происхождение файла: он может быть настоящим, созданным системой без маркировки или прошедшим обработку, которая метку потеряла.</w:t>
-      </w:r>
-    </w:p>
-    <w:p>
-      <w:r>
-        <w:t>Поэтому «метки нет — значит, настоящее» столь же слабо, как «метка есть — значит, всё внутри ложь».</w:t>
-      </w:r>
-    </w:p>
-    <w:p>
-      <w:pPr>
-        <w:pStyle w:val="InternalHeading"/>
-      </w:pPr>
-      <w:r>
-        <w:t>Вместо угадывания — история происхождения</w:t>
-      </w:r>
-    </w:p>
-    <w:p>
-      <w:r>
-        <w:t xml:space="preserve">Здесь появляется более фундаментальная идея: </w:t>
+        <w:t>Полезнее знать историю файла</w:t>
+      </w:r>
+    </w:p>
+    <w:p>
+      <w:r>
+        <w:t xml:space="preserve">Вместо угадывания по пикселям развивается другой подход: вместе с файлом сохранять проверяемые сведения о том, </w:t>
       </w:r>
       <w:r>
         <w:rPr>
           <w:b/>
           <w:i w:val="0"/>
         </w:rPr>
-        <w:t>происхождение цифрового материала</w:t>
+        <w:t>кто его создал и как он менялся</w:t>
       </w:r>
       <w:r>
         <w:t>.</w:t>
@@ -7277,42 +7291,49 @@
     </w:p>
     <w:p>
       <w:r>
-        <w:t>Не пытаться только определить по пикселям, как сделан файл, а прикреплять к нему проверяемую информацию о том, откуда он появился и какие действия с ним происходили.</w:t>
-      </w:r>
-    </w:p>
-    <w:p>
-      <w:r>
-        <w:t>Коалиция по происхождению и подлинности контента (C2PA) развивает открытый технический стандарт Content Credentials. На август 2026 года актуальна спецификация 2.4, опубликованная в апреле 2026 года.</w:t>
-      </w:r>
-    </w:p>
-    <w:p>
-      <w:r>
-        <w:t>В упрощённом виде такая запись содержит утверждения о цифровом активе, объединённые в манифест и криптографически подписанные. Система может фиксировать происхождение и части истории обработки, связывать данные с конкретным активом и позволять проверяющей стороне удостовериться, что заявленная информация не была незаметно изменена.</w:t>
-      </w:r>
-    </w:p>
-    <w:p>
-      <w:r>
-        <w:t>Это другой тип знания.</w:t>
-      </w:r>
-    </w:p>
-    <w:p>
-      <w:r>
-        <w:t>Детектор говорит: «по признакам файл похож на синтетический».</w:t>
-      </w:r>
-    </w:p>
-    <w:p>
-      <w:r>
-        <w:t>Система происхождения может показать: «вот заявленная история происхождения, вот кто её подписал, вот какие изменения зафиксированы, вот прошла ли криптографическая проверка».</w:t>
-      </w:r>
-    </w:p>
-    <w:p>
-      <w:r>
-        <w:t>Один подход анализирует содержимое. Другой — цепочку происхождения.</w:t>
-      </w:r>
-    </w:p>
-    <w:p>
-      <w:r>
-        <w:t>Они могут дополнять друг друга.</w:t>
+        <w:t>Один из таких стандартов развивает коалиция C2PA. Пользовательское название технологии — Content Credentials.</w:t>
+      </w:r>
+    </w:p>
+    <w:p>
+      <w:r>
+        <w:t>Смысл можно объяснить без технических деталей. К материалу добавляется история его происхождения. Цифровая подпись позволяет проверить, что заявленные сведения не были незаметно изменены после их записи.</w:t>
+      </w:r>
+    </w:p>
+    <w:p>
+      <w:r>
+        <w:t>Это не ответ на вопрос «правда ли всё, что мы видим». Это ответ на более узкие вопросы:</w:t>
+      </w:r>
+    </w:p>
+    <w:p>
+      <w:pPr>
+        <w:pStyle w:val="ListBullet"/>
+      </w:pPr>
+      <w:r>
+        <w:t>откуда появился файл;</w:t>
+      </w:r>
+    </w:p>
+    <w:p>
+      <w:pPr>
+        <w:pStyle w:val="ListBullet"/>
+      </w:pPr>
+      <w:r>
+        <w:t>кто заявил о его происхождении;</w:t>
+      </w:r>
+    </w:p>
+    <w:p>
+      <w:pPr>
+        <w:pStyle w:val="ListBullet"/>
+      </w:pPr>
+      <w:r>
+        <w:t>какие изменения были зафиксированы;</w:t>
+      </w:r>
+    </w:p>
+    <w:p>
+      <w:pPr>
+        <w:pStyle w:val="ListBullet"/>
+      </w:pPr>
+      <w:r>
+        <w:t>сохранилась ли эта история без незаметной подмены.</w:t>
       </w:r>
     </w:p>
     <w:p>
@@ -7320,32 +7341,32 @@
         <w:pStyle w:val="InternalHeading"/>
       </w:pPr>
       <w:r>
-        <w:t>Проверяемые данные о происхождении не являются сертификатом правды</w:t>
-      </w:r>
-    </w:p>
-    <w:p>
-      <w:r>
-        <w:t>Это, пожалуй, главное, что нужно понимать о происхождении цифрового материала.</w:t>
-      </w:r>
-    </w:p>
-    <w:p>
-      <w:r>
-        <w:t>Представьте видео с безупречными проверяемыми данными о происхождении. Оно действительно снято камерой известной редакции. Файл прошёл через зарегистрированный процесс обработки. Цепочка валидна.</w:t>
-      </w:r>
-    </w:p>
-    <w:p>
-      <w:r>
-        <w:t>Человек в кадре произносит ложь.</w:t>
-      </w:r>
-    </w:p>
-    <w:p>
-      <w:r>
-        <w:t>Технология происхождения не обязана это обнаружить.</w:t>
-      </w:r>
-    </w:p>
-    <w:p>
-      <w:r>
-        <w:t xml:space="preserve">Она подтверждает историю </w:t>
+        <w:t>История файла не является сертификатом правды</w:t>
+      </w:r>
+    </w:p>
+    <w:p>
+      <w:r>
+        <w:t>Представьте видео, история которого подтверждена безупречно.</w:t>
+      </w:r>
+    </w:p>
+    <w:p>
+      <w:r>
+        <w:t>Оно действительно снято камерой известной редакции. Файл прошёл через обычную обработку. Можно проверить, кто его выпустил.</w:t>
+      </w:r>
+    </w:p>
+    <w:p>
+      <w:r>
+        <w:t>Но человек в кадре произносит ложь.</w:t>
+      </w:r>
+    </w:p>
+    <w:p>
+      <w:r>
+        <w:t>Проверяемая история файла этого не обнаружит.</w:t>
+      </w:r>
+    </w:p>
+    <w:p>
+      <w:r>
+        <w:t xml:space="preserve">Она помогает установить происхождение </w:t>
       </w:r>
       <w:r>
         <w:rPr>
@@ -7355,14 +7376,14 @@
         <w:t>материала</w:t>
       </w:r>
       <w:r>
-        <w:t xml:space="preserve">, а не истинность всех </w:t>
+        <w:t xml:space="preserve">, а не истинность каждой фразы </w:t>
       </w:r>
       <w:r>
         <w:rPr>
           <w:b/>
           <w:i w:val="0"/>
         </w:rPr>
-        <w:t>утверждений в материале</w:t>
+        <w:t>внутри материала</w:t>
       </w:r>
       <w:r>
         <w:t>.</w:t>
@@ -7370,32 +7391,21 @@
     </w:p>
     <w:p>
       <w:r>
-        <w:t>И наоборот: отсутствие проверяемых данных о происхождении не делает ролик фальшивым. Огромный объём настоящего контента не имеет такой истории — потому что устройство, программа или платформа её не создавали, данные были удалены при обработке или стандарт просто не применялся.</w:t>
-      </w:r>
-    </w:p>
-    <w:p>
-      <w:r>
-        <w:t>Поэтому правильный язык такой:</w:t>
-      </w:r>
-    </w:p>
-    <w:p>
-      <w:r>
-        <w:t xml:space="preserve">Проверяемые данные о происхождении дают </w:t>
-      </w:r>
+        <w:t>И наоборот: отсутствие такой истории не доказывает подделку. Огромное количество настоящих фотографий и видео не содержит проверяемых сведений о происхождении — устройство их не создало, программа удалила их при обработке или стандарт вообще не использовался.</w:t>
+      </w:r>
+    </w:p>
+    <w:p>
+      <w:r>
+        <w:t>Поэтому полезная формула звучит так:</w:t>
+      </w:r>
+    </w:p>
+    <w:p>
       <w:r>
         <w:rPr>
           <w:b/>
           <w:i w:val="0"/>
         </w:rPr>
-        <w:t>сигналы происхождения и целостности заявленной истории</w:t>
-      </w:r>
-      <w:r>
-        <w:t>, которые помогают принимать более информированное решение.</w:t>
-      </w:r>
-    </w:p>
-    <w:p>
-      <w:r>
-        <w:t>Не «зелёную галочку правды».</w:t>
+        <w:t>проверяемая история происхождения помогает понять, откуда взялся материал, но не заменяет проверку фактов.</w:t>
       </w:r>
     </w:p>
     <w:p>
@@ -7403,42 +7413,31 @@
         <w:pStyle w:val="InternalHeading"/>
       </w:pPr>
       <w:r>
-        <w:t>Подпись меняет вопрос</w:t>
-      </w:r>
-    </w:p>
-    <w:p>
-      <w:r>
-        <w:t>Цифровая подпись интересна тем, что она не пытается имитировать человеческое узнавание.</w:t>
-      </w:r>
-    </w:p>
-    <w:p>
-      <w:r>
-        <w:t>Человек может не знать, как выглядит руководитель удостоверяющего центра, не узнавать голос автора документа и вообще никогда его не видеть. Проверка строится на криптографической связи между ключом, подписью и данными.</w:t>
-      </w:r>
-    </w:p>
-    <w:p>
-      <w:r>
-        <w:t xml:space="preserve">Это важный принцип будущего доверия: </w:t>
-      </w:r>
+        <w:t>Цифровая подпись меняет сам вопрос</w:t>
+      </w:r>
+    </w:p>
+    <w:p>
+      <w:r>
+        <w:t>Цифровая подпись ценна тем, что не требует узнавать человека по лицу или голосу.</w:t>
+      </w:r>
+    </w:p>
+    <w:p>
+      <w:r>
+        <w:t>Для важного документа можно проверить, кем он подписан и не менялся ли после подписания. Внешний вид файла становится менее важным.</w:t>
+      </w:r>
+    </w:p>
+    <w:p>
+      <w:r>
+        <w:t>Но и здесь нельзя отключать здравый смысл. Настоящий подписанный документ может содержать ошибку. Подлинное сообщение организации может быть неактуальным. Подписавшая сторона может не иметь отношения к тому вопросу, который нас интересует.</w:t>
+      </w:r>
+    </w:p>
+    <w:p>
       <w:r>
         <w:rPr>
           <w:b/>
           <w:i w:val="0"/>
         </w:rPr>
-        <w:t>доказательство не обязано быть похоже на человека</w:t>
-      </w:r>
-      <w:r>
-        <w:t>.</w:t>
-      </w:r>
-    </w:p>
-    <w:p>
-      <w:r>
-        <w:t>Многие века мы ценили рукописную подпись именно как след личности. Цифровая среда постепенно переносит акцент от визуального сходства к проверяемой связи между сущностями.</w:t>
-      </w:r>
-    </w:p>
-    <w:p>
-      <w:r>
-        <w:t>Но и цифровая подпись существует внутри инфраструктуры доверия: кто выдал сертификат, не скомпрометирован ли ключ, что именно было подписано, доверяете ли вы подписанту. Криптография не отменяет контекст — она делает отдельные части контекста формально проверяемыми.</w:t>
+        <w:t>Подлинность источника и истинность содержания — не одно и то же.</w:t>
       </w:r>
     </w:p>
     <w:p>
@@ -7446,103 +7445,125 @@
         <w:pStyle w:val="InternalHeading"/>
       </w:pPr>
       <w:r>
-        <w:t>Настоящий человек в защищённом канале</w:t>
-      </w:r>
-    </w:p>
-    <w:p>
-      <w:r>
-        <w:t>Мы обсуждаем медиа так много, что легко забыть: иногда лучший ответ — не анализ файла, а аутентифицированный канал.</w:t>
-      </w:r>
-    </w:p>
-    <w:p>
-      <w:r>
-        <w:t>Если банк показывает сообщение внутри приложения после вашей авторизации, это иной уровень происхождения, чем картинка «письма банка» в мессенджере.</w:t>
-      </w:r>
-    </w:p>
-    <w:p>
-      <w:r>
-        <w:t>Если корпоративная система фиксирует заявку, права пользователя и одобрение второго сотрудника, это иной уровень, чем голосовое поручение.</w:t>
-      </w:r>
-    </w:p>
-    <w:p>
-      <w:r>
-        <w:t>Если государственный документ проверяется в официальном реестре, внешний вид PDF становится вторичным.</w:t>
-      </w:r>
-    </w:p>
-    <w:p>
-      <w:r>
-        <w:t xml:space="preserve">То есть будущее доверия — не только в новых детекторах. Оно в </w:t>
-      </w:r>
+        <w:t>Иногда лучший ответ — официальный канал</w:t>
+      </w:r>
+    </w:p>
+    <w:p>
+      <w:r>
+        <w:t>Не каждый файл нужно исследовать.</w:t>
+      </w:r>
+    </w:p>
+    <w:p>
+      <w:r>
+        <w:t>Если банк прислал важное сообщение, надёжнее открыть официальное банковское приложение, чем изучать скриншот письма в мессенджере.</w:t>
+      </w:r>
+    </w:p>
+    <w:p>
+      <w:r>
+        <w:t>Если в компании требуется крупный платёж, надёжнее использовать установленную систему согласования, чем оценивать голосовое поручение.</w:t>
+      </w:r>
+    </w:p>
+    <w:p>
+      <w:r>
+        <w:t>Если государственный документ можно проверить в официальном реестре, внешний вид PDF вторичен.</w:t>
+      </w:r>
+    </w:p>
+    <w:p>
+      <w:r>
+        <w:t>То есть хорошая защита постепенно переносит важные действия туда, где источник и полномочия можно проверить независимо от убедительности картинки, голоса или текста.</w:t>
+      </w:r>
+    </w:p>
+    <w:p>
+      <w:pPr>
+        <w:pStyle w:val="InternalHeading"/>
+      </w:pPr>
+      <w:r>
+        <w:t>Что всё равно остаётся человеку</w:t>
+      </w:r>
+    </w:p>
+    <w:p>
+      <w:r>
+        <w:t>Даже лучшая техника не знает автоматически, насколько дорого вам обойдётся ошибка.</w:t>
+      </w:r>
+    </w:p>
+    <w:p>
+      <w:r>
+        <w:t>Она не решает, стоит ли доверять конкретному источнику.</w:t>
+      </w:r>
+    </w:p>
+    <w:p>
+      <w:r>
+        <w:t>И она не гарантирует, что подлинный человек принимает хорошее решение.</w:t>
+      </w:r>
+    </w:p>
+    <w:p>
+      <w:r>
+        <w:t>Поэтому человеку остаются три задачи:</w:t>
+      </w:r>
+    </w:p>
+    <w:p>
+      <w:pPr>
+        <w:pStyle w:val="ListBullet"/>
+      </w:pPr>
+      <w:r>
+        <w:t>понимать цену ошибки;</w:t>
+      </w:r>
+    </w:p>
+    <w:p>
+      <w:pPr>
+        <w:pStyle w:val="ListBullet"/>
+      </w:pPr>
+      <w:r>
+        <w:t>выбирать независимый источник проверки;</w:t>
+      </w:r>
+    </w:p>
+    <w:p>
+      <w:pPr>
+        <w:pStyle w:val="ListBullet"/>
+      </w:pPr>
+      <w:r>
+        <w:t>не путать подтверждённый источник с подтверждённой правдой.</w:t>
+      </w:r>
+    </w:p>
+    <w:p>
+      <w:pPr>
+        <w:pStyle w:val="InternalHeading"/>
+      </w:pPr>
+      <w:r>
+        <w:t>Четыре вопроса вместо одной кнопки</w:t>
+      </w:r>
+    </w:p>
+    <w:p>
+      <w:r>
+        <w:t>При важном материале полезно пройти четыре шага.</w:t>
+      </w:r>
+    </w:p>
+    <w:p>
       <w:r>
         <w:rPr>
           <w:b/>
           <w:i w:val="0"/>
         </w:rPr>
-        <w:t>переносе критических действий в системы, где происхождение и полномочия можно проверить технологически</w:t>
-      </w:r>
-      <w:r>
-        <w:t>.</w:t>
-      </w:r>
-    </w:p>
-    <w:p>
-      <w:pPr>
-        <w:pStyle w:val="InternalHeading"/>
-      </w:pPr>
-      <w:r>
-        <w:t>А что останется человеку?</w:t>
-      </w:r>
-    </w:p>
-    <w:p>
-      <w:r>
-        <w:t>Можно подумать, что финал технологической эволюции — полностью автоматическая проверка: машины генерируют, машины детектируют, машины подписывают, машины решают.</w:t>
-      </w:r>
-    </w:p>
-    <w:p>
-      <w:r>
-        <w:t>Но человек остаётся минимум в трёх местах.</w:t>
-      </w:r>
-    </w:p>
-    <w:p>
-      <w:r>
-        <w:t>Во-первых, кто-то определяет цену ошибки. Система не знает автоматически, насколько для вашей семьи критичен перевод или насколько публикация повредит репутации.</w:t>
-      </w:r>
-    </w:p>
-    <w:p>
-      <w:r>
-        <w:t>Во-вторых, кто-то выбирает, каким источникам и инфраструктурам доверять. Подпись неизвестной организации не становится значимой только потому, что она криптографически валидна.</w:t>
-      </w:r>
-    </w:p>
-    <w:p>
-      <w:r>
-        <w:t>В-третьих, даже полностью аутентифицированное сообщение может содержать плохое решение, ложь или злоупотребление полномочиями.</w:t>
-      </w:r>
-    </w:p>
-    <w:p>
-      <w:r>
-        <w:t xml:space="preserve">То есть новые технологии не отменяют человеческое суждение. Они должны </w:t>
-      </w:r>
+        <w:t>Откуда он?</w:t>
+      </w:r>
+    </w:p>
+    <w:p>
+      <w:r>
+        <w:t>Можно ли добраться до первоисточника или проверить историю файла?</w:t>
+      </w:r>
+    </w:p>
+    <w:p>
       <w:r>
         <w:rPr>
           <w:b/>
           <w:i w:val="0"/>
         </w:rPr>
-        <w:t>снять с него неподходящую работу</w:t>
-      </w:r>
-      <w:r>
-        <w:t xml:space="preserve"> — например, попытку на глаз отличить синтетическое лицо от настоящего в каждом ролике.</w:t>
-      </w:r>
-    </w:p>
-    <w:p>
-      <w:pPr>
-        <w:pStyle w:val="InternalHeading"/>
-      </w:pPr>
-      <w:r>
-        <w:t>Четыре слоя вместо одной кнопки</w:t>
-      </w:r>
-    </w:p>
-    <w:p>
-      <w:r>
-        <w:t>Практически это выглядит так.</w:t>
+        <w:t>Есть ли дополнительные сигналы?</w:t>
+      </w:r>
+    </w:p>
+    <w:p>
+      <w:r>
+        <w:t>Маркировка, цифровая подпись, официальный реестр или результат автоматической проверки могут помочь, но не заменяют друг друга.</w:t>
       </w:r>
     </w:p>
     <w:p>
@@ -7551,10 +7572,12 @@
           <w:b/>
           <w:i w:val="0"/>
         </w:rPr>
-        <w:t>Происхождение.</w:t>
-      </w:r>
-      <w:r>
-        <w:t xml:space="preserve"> Откуда материал и можно ли проверить его историю?</w:t>
+        <w:t>Какое действие требуется?</w:t>
+      </w:r>
+    </w:p>
+    <w:p>
+      <w:r>
+        <w:t>Если речь идёт о деньгах, доступе, документах или репутационно важном решении, нужна независимая процедура.</w:t>
       </w:r>
     </w:p>
     <w:p>
@@ -7563,79 +7586,34 @@
           <w:b/>
           <w:i w:val="0"/>
         </w:rPr>
-        <w:t>Технические сигналы.</w:t>
-      </w:r>
-      <w:r>
-        <w:t xml:space="preserve"> Есть ли детекция, маркировка, подпись, защищённый канал?</w:t>
-      </w:r>
-    </w:p>
-    <w:p>
+        <w:t>Подтверждается ли смысл?</w:t>
+      </w:r>
+    </w:p>
+    <w:p>
+      <w:r>
+        <w:t>Даже настоящий материал нужно сопоставить с контекстом, полномочиями и другими источниками.</w:t>
+      </w:r>
+    </w:p>
+    <w:p>
+      <w:r>
+        <w:t>Через несколько лет советы вроде «ищите странные пальцы и неправильные тени» наверняка будут выглядеть ещё менее надёжно, чем сегодня.</w:t>
+      </w:r>
+    </w:p>
+    <w:p>
+      <w:r>
+        <w:t>Поэтому человеку не нужно становиться специалистом по пикселям.</w:t>
+      </w:r>
+    </w:p>
+    <w:p>
+      <w:r>
+        <w:t xml:space="preserve">Нужно, чтобы </w:t>
+      </w:r>
       <w:r>
         <w:rPr>
           <w:b/>
           <w:i w:val="0"/>
         </w:rPr>
-        <w:t>Процедура.</w:t>
-      </w:r>
-      <w:r>
-        <w:t xml:space="preserve"> Что требуется для высокорискового действия независимо от содержания сообщения?</w:t>
-      </w:r>
-    </w:p>
-    <w:p>
-      <w:r>
-        <w:rPr>
-          <w:b/>
-          <w:i w:val="0"/>
-        </w:rPr>
-        <w:t>Человеческое решение.</w:t>
-      </w:r>
-      <w:r>
-        <w:t xml:space="preserve"> Соответствует ли действие контексту, полномочиям и здравому смыслу?</w:t>
-      </w:r>
-    </w:p>
-    <w:p>
-      <w:r>
-        <w:t>Ни один слой не абсолютен.</w:t>
-      </w:r>
-    </w:p>
-    <w:p>
-      <w:r>
-        <w:t>Вместе они гораздо сильнее.</w:t>
-      </w:r>
-    </w:p>
-    <w:p>
-      <w:pPr>
-        <w:pStyle w:val="InternalHeading"/>
-      </w:pPr>
-      <w:r>
-        <w:t>Почему будущее не требует научиться видеть пиксели</w:t>
-      </w:r>
-    </w:p>
-    <w:p>
-      <w:r>
-        <w:t>Через несколько лет сегодняшние советы по внешним признакам подделки будут выглядеть так же забавно, как инструкции отличать поддельный сайт по тому, что у него «некачественный дизайн». Иногда полезно. Но хорошие подделки давно умеют быть красивыми.</w:t>
-      </w:r>
-    </w:p>
-    <w:p>
-      <w:r>
-        <w:t>То же происходит с синтетическим медиа.</w:t>
-      </w:r>
-    </w:p>
-    <w:p>
-      <w:r>
-        <w:t>Наша задача — не сделать каждого человека специалистом по экспертному анализу изображения.</w:t>
-      </w:r>
-    </w:p>
-    <w:p>
-      <w:r>
-        <w:t xml:space="preserve">Наша задача — постепенно перестроить цифровую среду так, чтобы </w:t>
-      </w:r>
-      <w:r>
-        <w:rPr>
-          <w:b/>
-          <w:i w:val="0"/>
-        </w:rPr>
-        <w:t>важные утверждения имели проверяемое происхождение, а важные действия — независимую процедуру</w:t>
+        <w:t>важные материалы имели проверяемое происхождение, а важные действия — независимую проверку</w:t>
       </w:r>
       <w:r>
         <w:t>.</w:t>
@@ -7643,12 +7621,7 @@
     </w:p>
     <w:p>
       <w:r>
-        <w:t>Тогда детектор остаётся ценным инструментом, но перестаёт быть последней надеждой.</w:t>
-      </w:r>
-    </w:p>
-    <w:p>
-      <w:r>
-        <w:t>И кнопка «настоящее / фейк» уже не кажется такой необходимой.</w:t>
+        <w:t>Тогда программа остаётся полезным помощником, но перестаёт быть последней надеждой.</w:t>
       </w:r>
     </w:p>
     <w:p>

--- a/ne-ver-golosu/dist/ne-ver-golosu-litres.docx
+++ b/ne-ver-golosu/dist/ne-ver-golosu-litres.docx
@@ -8572,17 +8572,32 @@
     </w:p>
     <w:p>
       <w:r>
-        <w:t>В финансовой ситуации защитная граница обычно ясна: рано или поздно возникает конкретное действие с деньгами, доступом или данными, перед которым можно поставить обязательную проверку.</w:t>
-      </w:r>
-    </w:p>
-    <w:p>
-      <w:r>
-        <w:t>Перевести деньги. Передать код. Открыть доступ. Установить программу.</w:t>
-      </w:r>
-    </w:p>
-    <w:p>
-      <w:r>
-        <w:t>В этот момент можно включить риск-процедуру и остановиться.</w:t>
+        <w:t>В финансовой ситуации защитная граница обычно видна: рано или поздно возникает конкретное действие.</w:t>
+      </w:r>
+    </w:p>
+    <w:p>
+      <w:r>
+        <w:t>Перевести деньги.</w:t>
+      </w:r>
+    </w:p>
+    <w:p>
+      <w:r>
+        <w:t>Передать код.</w:t>
+      </w:r>
+    </w:p>
+    <w:p>
+      <w:r>
+        <w:t>Открыть доступ.</w:t>
+      </w:r>
+    </w:p>
+    <w:p>
+      <w:r>
+        <w:t>Установить программу.</w:t>
+      </w:r>
+    </w:p>
+    <w:p>
+      <w:r>
+        <w:t>Перед таким действием можно остановиться и проверить ситуацию.</w:t>
       </w:r>
     </w:p>
     <w:p>
@@ -8602,29 +8617,26 @@
     </w:p>
     <w:p>
       <w:r>
-        <w:t>Аудиозапись «сливают» в канал.</w:t>
-      </w:r>
-    </w:p>
-    <w:p>
-      <w:r>
-        <w:t>Скриншот расходится по чатам.</w:t>
-      </w:r>
-    </w:p>
-    <w:p>
-      <w:r>
-        <w:t>Видео показывает событие, к которому вы не имеете никакого прямого отношения.</w:t>
-      </w:r>
-    </w:p>
-    <w:p>
-      <w:r>
-        <w:t xml:space="preserve">Здесь нельзя применить простое правило «не переводите до обратного звонка». Нужно решить другую задачу: </w:t>
-      </w:r>
+        <w:t>Аудиозапись расходится по каналам.</w:t>
+      </w:r>
+    </w:p>
+    <w:p>
+      <w:r>
+        <w:t>Скриншот пересылают знакомые.</w:t>
+      </w:r>
+    </w:p>
+    <w:p>
+      <w:r>
+        <w:t>Здесь вопрос другой:</w:t>
+      </w:r>
+    </w:p>
+    <w:p>
       <w:r>
         <w:rPr>
           <w:b/>
           <w:i w:val="0"/>
         </w:rPr>
-        <w:t>что именно я теперь знаю о мире благодаря этому материалу?</w:t>
+        <w:t>что именно я теперь считаю фактом благодаря этому материалу?</w:t>
       </w:r>
     </w:p>
     <w:p>
@@ -8632,12 +8644,12 @@
         <w:pStyle w:val="InternalHeading"/>
       </w:pPr>
       <w:r>
-        <w:t>Четыре разных вопроса вместо одного «фейк или нет»</w:t>
-      </w:r>
-    </w:p>
-    <w:p>
-      <w:r>
-        <w:t>Когда спорят о публичном видео, почти всегда первым звучит бинарный вопрос:</w:t>
+        <w:t>Четыре вопроса вместо одного «фейк или нет»</w:t>
+      </w:r>
+    </w:p>
+    <w:p>
+      <w:r>
+        <w:t>Когда спорят о публичном видео, первым обычно спрашивают:</w:t>
       </w:r>
     </w:p>
     <w:p>
@@ -8647,7 +8659,12 @@
     </w:p>
     <w:p>
       <w:r>
-        <w:t>Но слово «настоящее» может обозначать четыре разные вещи.</w:t>
+        <w:t>Но этого вопроса мало.</w:t>
+      </w:r>
+    </w:p>
+    <w:p>
+      <w:r>
+        <w:t>Полезнее разделить его на четыре.</w:t>
       </w:r>
     </w:p>
     <w:p>
@@ -8656,12 +8673,12 @@
           <w:b/>
           <w:i w:val="0"/>
         </w:rPr>
-        <w:t>Что утверждается?</w:t>
-      </w:r>
-    </w:p>
-    <w:p>
-      <w:r>
-        <w:t>Подпись говорит, что ролик снят сегодня? Что человек произнёс определённую фразу? Что событие произошло в конкретном месте? Иногда обман находится не в видео, а в утверждении вокруг него.</w:t>
+        <w:t>Что именно утверждается?</w:t>
+      </w:r>
+    </w:p>
+    <w:p>
+      <w:r>
+        <w:t>Подпись говорит, что ролик снят сегодня? Что человек произнёс определённую фразу? Что событие произошло в конкретном месте? Иногда проблема не в самом видео, а в подписи к нему.</w:t>
       </w:r>
     </w:p>
     <w:p>
@@ -8675,7 +8692,7 @@
     </w:p>
     <w:p>
       <w:r>
-        <w:t>Кто опубликовал первым? Есть ли оригинальный файл? Известен ли автор? Или мы имеем десятую копию без контекста?</w:t>
+        <w:t>Кто опубликовал его первым? Есть ли более ранняя или полная версия? Известен ли автор? Или перед нами десятая копия без контекста?</w:t>
       </w:r>
     </w:p>
     <w:p>
@@ -8684,12 +8701,12 @@
           <w:b/>
           <w:i w:val="0"/>
         </w:rPr>
-        <w:t>Что происходило с файлом?</w:t>
-      </w:r>
-    </w:p>
-    <w:p>
-      <w:r>
-        <w:t>Монтаж, обрезка, цветокоррекция, перевод, удаление звука, синтетическое дополнение — разные преобразования имеют разное значение.</w:t>
+        <w:t>Что с материалом происходило?</w:t>
+      </w:r>
+    </w:p>
+    <w:p>
+      <w:r>
+        <w:t>Его могли обрезать, смонтировать, перевести, лишить звука или дополнить искусственно. Эти изменения имеют разное значение.</w:t>
       </w:r>
     </w:p>
     <w:p>
@@ -8703,12 +8720,12 @@
     </w:p>
     <w:p>
       <w:r>
-        <w:t>Есть ли другие записи, документы, свидетельства, официальные данные, сообщения людей, которые не зависят от того же источника?</w:t>
-      </w:r>
-    </w:p>
-    <w:p>
-      <w:r>
-        <w:t>Эти четыре вопроса устойчивее игры «найди странность на лице».</w:t>
+        <w:t>Есть ли другие записи, документы, официальные сведения или свидетельства, которые не зависят от того же самого источника?</w:t>
+      </w:r>
+    </w:p>
+    <w:p>
+      <w:r>
+        <w:t>Эти вопросы полезнее поиска странного моргания или необычной тени.</w:t>
       </w:r>
     </w:p>
     <w:p>
@@ -8716,17 +8733,17 @@
         <w:pStyle w:val="InternalHeading"/>
       </w:pPr>
       <w:r>
-        <w:t>Настоящий кадр способен рассказывать вымышленную историю</w:t>
-      </w:r>
-    </w:p>
-    <w:p>
-      <w:r>
-        <w:t>Представим фотографию улицы после сильного наводнения.</w:t>
-      </w:r>
-    </w:p>
-    <w:p>
-      <w:r>
-        <w:t>Фотография полностью подлинная. Ни одного синтетического пикселя.</w:t>
+        <w:t>Настоящий кадр может сопровождать ложную историю</w:t>
+      </w:r>
+    </w:p>
+    <w:p>
+      <w:r>
+        <w:t>Представьте фотографию улицы после сильного наводнения.</w:t>
+      </w:r>
+    </w:p>
+    <w:p>
+      <w:r>
+        <w:t>Фотография подлинная. Ничего искусственного в ней нет.</w:t>
       </w:r>
     </w:p>
     <w:p>
@@ -8736,178 +8753,123 @@
     </w:p>
     <w:p>
       <w:r>
-        <w:t xml:space="preserve">Если подпись утверждает, что это сегодняшнее событие, проблема находится не в подлинности изображения. Она в </w:t>
+        <w:t>Если подпись выдаёт её за сегодняшнее событие, проблема не в изображении. Проблема в неверном контексте.</w:t>
+      </w:r>
+    </w:p>
+    <w:p>
+      <w:r>
+        <w:t>Другой пример: человек действительно произнёс фразу на видео, но из длинного ответа вырезали половину предложения.</w:t>
+      </w:r>
+    </w:p>
+    <w:p>
+      <w:r>
+        <w:t>Третий: запись настоящая, дата правильная, но подпись неверно называет участников.</w:t>
+      </w:r>
+    </w:p>
+    <w:p>
+      <w:r>
+        <w:t>Четвёртый: изображение полностью создано искусственно, однако прямо обозначено как художественная реконструкция.</w:t>
+      </w:r>
+    </w:p>
+    <w:p>
+      <w:r>
+        <w:t>Одного ярлыка «настоящее / фальшивое» здесь недостаточно.</w:t>
+      </w:r>
+    </w:p>
+    <w:p>
+      <w:r>
+        <w:t>Нужно отдельно смотреть на источник, изменения, контекст и смысл утверждения.</w:t>
+      </w:r>
+    </w:p>
+    <w:p>
+      <w:pPr>
+        <w:pStyle w:val="InternalHeading"/>
+      </w:pPr>
+      <w:r>
+        <w:t>Что даёт проверяемая история файла</w:t>
+      </w:r>
+    </w:p>
+    <w:p>
+      <w:r>
+        <w:t>Некоторые современные системы позволяют сохранять вместе с изображением или видео сведения о его происхождении и обработке.</w:t>
+      </w:r>
+    </w:p>
+    <w:p>
+      <w:r>
+        <w:t>Один из таких стандартов развивает C2PA. Его пользовательское название — Content Credentials.</w:t>
+      </w:r>
+    </w:p>
+    <w:p>
+      <w:r>
+        <w:t>Практический смысл прост: если система поддерживается на всех нужных этапах, можно проверить, кто заявил о создании материала, какие изменения были зафиксированы и не была ли сама эта история незаметно изменена.</w:t>
+      </w:r>
+    </w:p>
+    <w:p>
+      <w:r>
+        <w:t>Это полезно.</w:t>
+      </w:r>
+    </w:p>
+    <w:p>
+      <w:r>
+        <w:t>Но технология не решает, заслуживает ли источник доверия и правду ли говорит человек в кадре.</w:t>
+      </w:r>
+    </w:p>
+    <w:p>
+      <w:r>
+        <w:t xml:space="preserve">Она помогает ответить на вопрос </w:t>
       </w:r>
       <w:r>
         <w:rPr>
           <w:b/>
           <w:i w:val="0"/>
         </w:rPr>
-        <w:t>ложной атрибуции</w:t>
-      </w:r>
-      <w:r>
-        <w:t>.</w:t>
-      </w:r>
-    </w:p>
-    <w:p>
-      <w:r>
-        <w:t>Другой пример: человек действительно произнёс фразу на видео, но из длинного ответа вырезана половина предложения.</w:t>
-      </w:r>
-    </w:p>
-    <w:p>
-      <w:r>
-        <w:t>Третий: запись настоящая, дата правильная, однако подпись неверно называет участников.</w:t>
-      </w:r>
-    </w:p>
-    <w:p>
-      <w:r>
-        <w:t>Четвёртый: изображение полностью синтетическое, но ясно подписано как художественная реконструкция.</w:t>
-      </w:r>
-    </w:p>
-    <w:p>
-      <w:r>
-        <w:t>Какой из четырёх материалов «фальшивый»?</w:t>
-      </w:r>
-    </w:p>
-    <w:p>
-      <w:r>
-        <w:t>Бинарный ярлык начинает мешать.</w:t>
-      </w:r>
-    </w:p>
-    <w:p>
-      <w:r>
-        <w:t>Для информационной гигиены полезнее различать:</w:t>
-      </w:r>
-    </w:p>
-    <w:p>
-      <w:pPr>
-        <w:pStyle w:val="ListBullet"/>
-      </w:pPr>
-      <w:r>
-        <w:t>происхождение актива;</w:t>
-      </w:r>
-    </w:p>
-    <w:p>
-      <w:pPr>
-        <w:pStyle w:val="ListBullet"/>
-      </w:pPr>
-      <w:r>
-        <w:t>целостность актива;</w:t>
-      </w:r>
-    </w:p>
-    <w:p>
-      <w:pPr>
-        <w:pStyle w:val="ListBullet"/>
-      </w:pPr>
-      <w:r>
-        <w:t>контекст;</w:t>
-      </w:r>
-    </w:p>
-    <w:p>
-      <w:pPr>
-        <w:pStyle w:val="ListBullet"/>
-      </w:pPr>
-      <w:r>
-        <w:t>истинность утверждения;</w:t>
-      </w:r>
-    </w:p>
-    <w:p>
-      <w:pPr>
-        <w:pStyle w:val="ListBullet"/>
-      </w:pPr>
-      <w:r>
-        <w:t>намерение автора публикации.</w:t>
-      </w:r>
-    </w:p>
-    <w:p>
-      <w:r>
-        <w:t>Именно поэтому технология подтверждения происхождения так важна и одновременно так ограничена.</w:t>
-      </w:r>
-    </w:p>
-    <w:p>
-      <w:pPr>
-        <w:pStyle w:val="InternalHeading"/>
-      </w:pPr>
-      <w:r>
-        <w:t>Что даёт происхождение</w:t>
-      </w:r>
-    </w:p>
-    <w:p>
-      <w:r>
-        <w:t>C2PA описывает происхождение цифрового материала как историю цифрового актива и его взаимодействий с участниками и другими активами. Проверяемые данные о происхождении позволяют хранить криптографически проверяемые утверждения о создании, обработке, устройстве, действиях и других элементах истории материала.</w:t>
-      </w:r>
-    </w:p>
-    <w:p>
-      <w:r>
-        <w:t>Это может быть чрезвычайно ценным.</w:t>
-      </w:r>
-    </w:p>
-    <w:p>
-      <w:r>
-        <w:t>Если фотография создана камерой, поддерживающей такую систему, в дальнейшем можно увидеть проверяемую связь между активом и заявленной историей. Если редакция выполняет обработку в совместимом процессе, новые действия могут добавляться к цепочке происхождения. Валидатор проверяет подписи и связи с активом.</w:t>
-      </w:r>
-    </w:p>
-    <w:p>
-      <w:r>
-        <w:t>Но спецификация C2PA специально избегает роли министерства правды.</w:t>
-      </w:r>
-    </w:p>
-    <w:p>
-      <w:r>
-        <w:t xml:space="preserve">Её задача — не объявить данные о происхождении «хорошими» или «плохими», а дать возможность проверять, что соответствующие утверждения действительно связаны с активом, корректно сформированы и не были незаметно изменены. Дальше человек или система решают, </w:t>
+        <w:t>«откуда взялся этот файл?»</w:t>
+      </w:r>
+      <w:r>
+        <w:t xml:space="preserve">, а не на вопрос </w:t>
       </w:r>
       <w:r>
         <w:rPr>
           <w:b/>
           <w:i w:val="0"/>
         </w:rPr>
-        <w:t>доверяют ли они подписанту и что означают эти сведения</w:t>
+        <w:t>«истинно ли всё, что в нём сказано?»</w:t>
       </w:r>
       <w:r>
         <w:t>.</w:t>
       </w:r>
     </w:p>
     <w:p>
-      <w:r>
-        <w:t>Это тонкая, но принципиальная граница.</w:t>
-      </w:r>
-    </w:p>
-    <w:p>
       <w:pPr>
         <w:pStyle w:val="InternalHeading"/>
       </w:pPr>
       <w:r>
-        <w:t>Подпись известной редакции не доказывает каждую фразу редакции</w:t>
-      </w:r>
-    </w:p>
-    <w:p>
-      <w:r>
-        <w:t>Пусть проверяемая запись о происхождении показывает, что видео опубликовано определённой организацией и прошло известную цепочку обработки.</w:t>
-      </w:r>
-    </w:p>
-    <w:p>
-      <w:r>
-        <w:t>Мы получили сильное доказательство происхождения.</w:t>
-      </w:r>
-    </w:p>
-    <w:p>
-      <w:r>
-        <w:t>Теперь внутри видео журналист говорит: «По нашим данным, событие произошло в 15:00».</w:t>
-      </w:r>
-    </w:p>
-    <w:p>
-      <w:r>
-        <w:t>Криптография не проверяет источник этих слов автоматически.</w:t>
-      </w:r>
-    </w:p>
-    <w:p>
-      <w:r>
-        <w:t>Она помогает установить, что именно эта организация выпустила именно этот материал с определённой историей. Истинность журналистского утверждения всё равно оценивается по редакционной репутации, источникам, подтверждениям, документам и дальнейшим данным.</w:t>
-      </w:r>
-    </w:p>
-    <w:p>
-      <w:r>
-        <w:t>Точно так же подписанный государственным органом документ может содержать человеческую ошибку. Настоящий политик может лгать на настоящем видео. Подлинный научный препринт может содержать неверный вывод.</w:t>
+        <w:t>Подлинность не равна истинности</w:t>
+      </w:r>
+    </w:p>
+    <w:p>
+      <w:r>
+        <w:t>Представьте видео, для которого происхождение подтверждается очень хорошо.</w:t>
+      </w:r>
+    </w:p>
+    <w:p>
+      <w:r>
+        <w:t>Известно, какая редакция его выпустила. Известно, что файл не был незаметно заменён после публикации.</w:t>
+      </w:r>
+    </w:p>
+    <w:p>
+      <w:r>
+        <w:t>Но журналист в кадре сообщает неверные сведения.</w:t>
+      </w:r>
+    </w:p>
+    <w:p>
+      <w:r>
+        <w:t>Технология происхождения не обязана обнаруживать такую ошибку.</w:t>
+      </w:r>
+    </w:p>
+    <w:p>
+      <w:r>
+        <w:t>Точно так же настоящий политик может лгать на настоящем видео. Подлинный документ может содержать ошибку. Реальная аудиозапись может быть вырвана из контекста.</w:t>
       </w:r>
     </w:p>
     <w:p>
@@ -8921,12 +8883,7 @@
     </w:p>
     <w:p>
       <w:r>
-        <w:t>Это не слабость технологии подтверждения происхождения. Это правильное разделение задач.</w:t>
-      </w:r>
-    </w:p>
-    <w:p>
-      <w:r>
-        <w:t>Молоток плох не потому, что не измеряет температуру.</w:t>
+        <w:t>Это одна из самых важных границ в новой системе доверия.</w:t>
       </w:r>
     </w:p>
     <w:p>
@@ -8934,17 +8891,17 @@
         <w:pStyle w:val="InternalHeading"/>
       </w:pPr>
       <w:r>
-        <w:t>И наоборот: синтетический материал может говорить правду о своей природе</w:t>
-      </w:r>
-    </w:p>
-    <w:p>
-      <w:r>
-        <w:t>Синтетическое изображение само по себе не обман.</w:t>
-      </w:r>
-    </w:p>
-    <w:p>
-      <w:r>
-        <w:t>Иллюстрация исторической сцены.</w:t>
+        <w:t>Искусственно созданный материал не всегда обман</w:t>
+      </w:r>
+    </w:p>
+    <w:p>
+      <w:r>
+        <w:t>Синтетическое изображение само по себе не означает мошенничество.</w:t>
+      </w:r>
+    </w:p>
+    <w:p>
+      <w:r>
+        <w:t>Историческая иллюстрация.</w:t>
       </w:r>
     </w:p>
     <w:p>
@@ -8969,32 +8926,27 @@
     </w:p>
     <w:p>
       <w:r>
-        <w:t>Сатирический ролик с очевидной маркировкой.</w:t>
-      </w:r>
-    </w:p>
-    <w:p>
-      <w:r>
-        <w:t>В каждом случае часть контента не является фотографической записью произошедшего события, но аудиторию не обязательно вводят в заблуждение.</w:t>
-      </w:r>
-    </w:p>
-    <w:p>
-      <w:r>
-        <w:t>Это ещё одна причина, почему цель информационной безопасности не может быть сформулирована как «уничтожить синтетический контент».</w:t>
-      </w:r>
-    </w:p>
-    <w:p>
-      <w:r>
-        <w:t xml:space="preserve">Нас интересует </w:t>
+        <w:t>Если зрителю ясно, что перед ним не документальная запись события, сам способ создания материала не является проблемой.</w:t>
+      </w:r>
+    </w:p>
+    <w:p>
+      <w:r>
+        <w:t>Опасность возникает там, где искусственно созданное или изменённое выдают за свидетельство реального события, человека или действия.</w:t>
+      </w:r>
+    </w:p>
+    <w:p>
+      <w:r>
+        <w:t xml:space="preserve">Поэтому цель защиты — не «запретить всё синтетическое», а </w:t>
       </w:r>
       <w:r>
         <w:rPr>
           <w:b/>
           <w:i w:val="0"/>
         </w:rPr>
-        <w:t>ложная атрибуция и вредоносное использование</w:t>
-      </w:r>
-      <w:r>
-        <w:t>, а не сам факт применения генеративного инструмента.</w:t>
+        <w:t>не позволять убедительной форме подменять проверку фактов</w:t>
+      </w:r>
+      <w:r>
+        <w:t>.</w:t>
       </w:r>
     </w:p>
     <w:p>
@@ -9007,12 +8959,12 @@
     </w:p>
     <w:p>
       <w:r>
-        <w:t>Когда технология происхождения станет привычнее, появится новая когнитивная ловушка.</w:t>
-      </w:r>
-    </w:p>
-    <w:p>
-      <w:r>
-        <w:t>«У файла нет проверяемых данных о происхождении — значит, фейк».</w:t>
+        <w:t>Со временем проверяемая история происхождения станет встречаться чаще. И вместе с ней появится новая ошибка:</w:t>
+      </w:r>
+    </w:p>
+    <w:p>
+      <w:r>
+        <w:t>«У файла нет такой истории — значит, это фейк».</w:t>
       </w:r>
     </w:p>
     <w:p>
@@ -9022,32 +8974,27 @@
     </w:p>
     <w:p>
       <w:r>
-        <w:t>Материал мог быть снят устройством, которое не поддерживает стандарт. Мог пройти через сервис, который удалил метаданные. Мог быть старым. Мог быть экспортирован способом, не сохранившим связанный манифест. Мог иметь отдельное внешнее хранилище данных о происхождении, которое вы сейчас не видите.</w:t>
-      </w:r>
-    </w:p>
-    <w:p>
-      <w:r>
-        <w:t xml:space="preserve">Отсутствие проверяемой истории означает </w:t>
+        <w:t>Материал мог быть снят старым устройством. Программа могла удалить дополнительные сведения при обработке. Платформа могла их не сохранить. Сам стандарт мог вообще не использоваться.</w:t>
+      </w:r>
+    </w:p>
+    <w:p>
+      <w:r>
+        <w:t xml:space="preserve">Отсутствие проверяемой истории означает только одно: </w:t>
       </w:r>
       <w:r>
         <w:rPr>
           <w:b/>
           <w:i w:val="0"/>
         </w:rPr>
-        <w:t>отсутствие этого конкретного сигнала</w:t>
-      </w:r>
-      <w:r>
-        <w:t>, а не наличие доказанной подделки.</w:t>
-      </w:r>
-    </w:p>
-    <w:p>
-      <w:r>
-        <w:t>И обратное уже знакомо: наличие валидной истории не делает каждое смысловое утверждение истинным.</w:t>
-      </w:r>
-    </w:p>
-    <w:p>
-      <w:r>
-        <w:t>Хорошая система доверия умеет жить с неполными сигналами, а не превращает каждый из них в приговор.</w:t>
+        <w:t>этого дополнительного доказательства у нас нет</w:t>
+      </w:r>
+      <w:r>
+        <w:t>.</w:t>
+      </w:r>
+    </w:p>
+    <w:p>
+      <w:r>
+        <w:t>И наоборот, наличие такой истории не делает каждое утверждение внутри материала истинным.</w:t>
       </w:r>
     </w:p>
     <w:p>
@@ -9055,77 +9002,124 @@
         <w:pStyle w:val="InternalHeading"/>
       </w:pPr>
       <w:r>
-        <w:t>Первоисточник важнее количества репостов</w:t>
-      </w:r>
-    </w:p>
-    <w:p>
-      <w:r>
-        <w:t>В публичной среде особенно легко спутать независимые источники с независимыми публикациями.</w:t>
-      </w:r>
-    </w:p>
-    <w:p>
-      <w:r>
-        <w:t>Десять каналов показывают одно видео.</w:t>
-      </w:r>
-    </w:p>
-    <w:p>
-      <w:r>
-        <w:t>Пять сайтов пишут одну и ту же историю.</w:t>
-      </w:r>
-    </w:p>
-    <w:p>
-      <w:r>
-        <w:t>Три блогера цитируют скриншот.</w:t>
-      </w:r>
-    </w:p>
-    <w:p>
-      <w:r>
-        <w:t>Визуально подтверждений много. Но все они могут вести к одной анонимной публикации.</w:t>
-      </w:r>
-    </w:p>
-    <w:p>
-      <w:r>
-        <w:t xml:space="preserve">Поэтому первая практическая работа с громким материалом — </w:t>
-      </w:r>
+        <w:t>Первоисточник важнее количества перепечаток</w:t>
+      </w:r>
+    </w:p>
+    <w:p>
+      <w:r>
+        <w:t>В публичной среде десять публикаций легко принять за десять подтверждений.</w:t>
+      </w:r>
+    </w:p>
+    <w:p>
+      <w:r>
+        <w:t>Но десять каналов могут показывать один и тот же ролик.</w:t>
+      </w:r>
+    </w:p>
+    <w:p>
+      <w:r>
+        <w:t>Пять сайтов могут пересказывать одну публикацию.</w:t>
+      </w:r>
+    </w:p>
+    <w:p>
+      <w:r>
+        <w:t>Несколько блогеров могут ссылаться на один скриншот.</w:t>
+      </w:r>
+    </w:p>
+    <w:p>
+      <w:r>
+        <w:t>Визуально источников много. Фактически источник один.</w:t>
+      </w:r>
+    </w:p>
+    <w:p>
+      <w:r>
+        <w:t>Поэтому при важном материале стоит вернуться как можно ближе к началу.</w:t>
+      </w:r>
+    </w:p>
+    <w:p>
+      <w:r>
+        <w:t>Кто опубликовал его первым из доступных источников?</w:t>
+      </w:r>
+    </w:p>
+    <w:p>
+      <w:r>
+        <w:t>Есть ли более полная версия?</w:t>
+      </w:r>
+    </w:p>
+    <w:p>
+      <w:r>
+        <w:t>Совпадает ли дата?</w:t>
+      </w:r>
+    </w:p>
+    <w:p>
+      <w:r>
+        <w:t>Есть ли исходная подпись?</w:t>
+      </w:r>
+    </w:p>
+    <w:p>
+      <w:r>
+        <w:t>Не изменился ли смысл по дороге от оригинала к пересказу?</w:t>
+      </w:r>
+    </w:p>
+    <w:p>
+      <w:r>
+        <w:t>Для такой проверки не требуется лаборатория. Очень многие ошибки обнаруживаются ещё до разговора о дипфейках — на уровне даты, контекста и первоисточника.</w:t>
+      </w:r>
+    </w:p>
+    <w:p>
+      <w:pPr>
+        <w:pStyle w:val="InternalHeading"/>
+      </w:pPr>
+      <w:r>
+        <w:t>Программа не проверяет всю новость</w:t>
+      </w:r>
+    </w:p>
+    <w:p>
+      <w:r>
+        <w:t>Допустим, система выявления дипфейков считает изображение подозрительным.</w:t>
+      </w:r>
+    </w:p>
+    <w:p>
+      <w:r>
+        <w:t>Это полезный сигнал.</w:t>
+      </w:r>
+    </w:p>
+    <w:p>
+      <w:r>
+        <w:t>Но новость может быть ложной и с совершенно настоящей фотографией.</w:t>
+      </w:r>
+    </w:p>
+    <w:p>
+      <w:r>
+        <w:t>Или правдивой и с искусственной иллюстрацией, которая честно не выдаётся за документальный кадр.</w:t>
+      </w:r>
+    </w:p>
+    <w:p>
+      <w:r>
+        <w:t>Или содержать реальный ролик, ошибочно привязанный к другому событию.</w:t>
+      </w:r>
+    </w:p>
+    <w:p>
+      <w:r>
+        <w:t>Поэтому программа, анализирующая изображение, не заменяет проверку смысла публикации.</w:t>
+      </w:r>
+    </w:p>
+    <w:p>
+      <w:r>
+        <w:t>Она отвечает на узкий технический вопрос.</w:t>
+      </w:r>
+    </w:p>
+    <w:p>
+      <w:r>
+        <w:t>А человеку обычно нужно ответить на более широкий:</w:t>
+      </w:r>
+    </w:p>
+    <w:p>
       <w:r>
         <w:rPr>
           <w:b/>
           <w:i w:val="0"/>
         </w:rPr>
-        <w:t>вернуться как можно ближе к происхождению</w:t>
-      </w:r>
-      <w:r>
-        <w:t>.</w:t>
-      </w:r>
-    </w:p>
-    <w:p>
-      <w:r>
-        <w:t>Кто загрузил файл первым из доступных источников?</w:t>
-      </w:r>
-    </w:p>
-    <w:p>
-      <w:r>
-        <w:t>Есть ли более длинная версия?</w:t>
-      </w:r>
-    </w:p>
-    <w:p>
-      <w:r>
-        <w:t>Есть ли дата и контекст исходной публикации?</w:t>
-      </w:r>
-    </w:p>
-    <w:p>
-      <w:r>
-        <w:t>Говорит ли первоисточник то же, что поздний пересказ?</w:t>
-      </w:r>
-    </w:p>
-    <w:p>
-      <w:r>
-        <w:t>Не произошла ли подмена: «человек обсуждал возможность» превратилось в «человек объявил решение»?</w:t>
-      </w:r>
-    </w:p>
-    <w:p>
-      <w:r>
-        <w:t>Эта работа не требует экспертной лаборатории. Большая часть информационных ошибок обнаруживается раньше — на уровне контекста и цепочки перепечаток.</w:t>
+        <w:t>можно ли считать заявленное событие установленным фактом?</w:t>
       </w:r>
     </w:p>
     <w:p>
@@ -9133,57 +9127,32 @@
         <w:pStyle w:val="InternalHeading"/>
       </w:pPr>
       <w:r>
-        <w:t>Детектор отвечает не на тот вопрос, который задаёт новость</w:t>
-      </w:r>
-    </w:p>
-    <w:p>
-      <w:r>
-        <w:t>Предположим, автоматический инструмент сообщает: вероятность синтетического изображения — высокая.</w:t>
-      </w:r>
-    </w:p>
-    <w:p>
-      <w:r>
-        <w:t>Это полезный сигнал.</w:t>
-      </w:r>
-    </w:p>
-    <w:p>
-      <w:r>
-        <w:t>Но новость может быть ложной и с настоящим изображением.</w:t>
-      </w:r>
-    </w:p>
-    <w:p>
-      <w:r>
-        <w:t>Или правдивой и с иллюстративной синтетической картинкой, которая честно не претендует на документальность.</w:t>
-      </w:r>
-    </w:p>
-    <w:p>
-      <w:r>
-        <w:t>Или содержать настоящий ролик, выданный за другое событие.</w:t>
-      </w:r>
-    </w:p>
-    <w:p>
-      <w:r>
-        <w:t xml:space="preserve">Исследования выявления дипфейков в реальных условиях в последние годы подчёркивают проблему генерализации детекторов на материалы вне лабораторных наборов. Но даже идеальный пиксельный детектор решал бы </w:t>
-      </w:r>
-      <w:r>
-        <w:rPr>
-          <w:b/>
-          <w:i w:val="0"/>
-        </w:rPr>
-        <w:t>задачу происхождения изображения</w:t>
-      </w:r>
-      <w:r>
-        <w:t>, а не весь фактчек утверждения вокруг него.</w:t>
-      </w:r>
-    </w:p>
-    <w:p>
-      <w:r>
-        <w:t>Это важно потому, что выражение «детектор дипфейков» психологически звучит как «детектор лжи».</w:t>
-      </w:r>
-    </w:p>
-    <w:p>
-      <w:r>
-        <w:t>Он им не является.</w:t>
+        <w:t>Чем выше цена ошибки, тем сильнее основание</w:t>
+      </w:r>
+    </w:p>
+    <w:p>
+      <w:r>
+        <w:t>Не каждую фотографию в семейном чате нужно проверять до первоисточника.</w:t>
+      </w:r>
+    </w:p>
+    <w:p>
+      <w:r>
+        <w:t>Если ошибка ничего не меняет, достаточно обычной осторожности.</w:t>
+      </w:r>
+    </w:p>
+    <w:p>
+      <w:r>
+        <w:t>Но если материал влияет на серьёзное финансовое, медицинское, профессиональное, юридическое или общественное решение, требования к доказательствам должны расти.</w:t>
+      </w:r>
+    </w:p>
+    <w:p>
+      <w:r>
+        <w:t>Не потому, что «интернету нельзя верить».</w:t>
+      </w:r>
+    </w:p>
+    <w:p>
+      <w:r>
+        <w:t>Потому что цена ошибки стала выше.</w:t>
       </w:r>
     </w:p>
     <w:p>
@@ -9191,289 +9160,7 @@
         <w:pStyle w:val="InternalHeading"/>
       </w:pPr>
       <w:r>
-        <w:t>Если материал важен, повышается качество основания</w:t>
-      </w:r>
-    </w:p>
-    <w:p>
-      <w:r>
-        <w:t>Тот же принцип оценки риска можно применить и к убеждениям.</w:t>
-      </w:r>
-    </w:p>
-    <w:p>
-      <w:r>
-        <w:t>Не каждую фотографию в семейном чате нужно проверять по первоисточнику.</w:t>
-      </w:r>
-    </w:p>
-    <w:p>
-      <w:r>
-        <w:t>Если мем утверждает несущественную ерунду, цена ошибки невелика.</w:t>
-      </w:r>
-    </w:p>
-    <w:p>
-      <w:r>
-        <w:t>Но если материал влияет на серьёзное решение — финансовое, медицинское, профессиональное, юридическое или общественное — стоит требовать основание выше.</w:t>
-      </w:r>
-    </w:p>
-    <w:p>
-      <w:r>
-        <w:t>Не потому, что «интернету нельзя верить».</w:t>
-      </w:r>
-    </w:p>
-    <w:p>
-      <w:r>
-        <w:t xml:space="preserve">Потому что </w:t>
-      </w:r>
-      <w:r>
-        <w:rPr>
-          <w:b/>
-          <w:i w:val="0"/>
-        </w:rPr>
-        <w:t>последствия принятия утверждения выросли</w:t>
-      </w:r>
-      <w:r>
-        <w:t>.</w:t>
-      </w:r>
-    </w:p>
-    <w:p>
-      <w:r>
-        <w:t>Человек увидел ролик о новом способе лечения — перед изменением терапии нужен медицинский источник, а не анализ пикселей лица автора.</w:t>
-      </w:r>
-    </w:p>
-    <w:p>
-      <w:r>
-        <w:t>Компания увидела «заявление регулятора» — проверяет официальный сайт регулятора.</w:t>
-      </w:r>
-    </w:p>
-    <w:p>
-      <w:r>
-        <w:t>Инвестор получил «видео генерального директора» — проверяет корпоративные раскрытия и официальный канал компании.</w:t>
-      </w:r>
-    </w:p>
-    <w:p>
-      <w:r>
-        <w:t>Сотрудник увидел «распоряжение» — возвращается к внутренней процедуре.</w:t>
-      </w:r>
-    </w:p>
-    <w:p>
-      <w:r>
-        <w:t xml:space="preserve">Вновь срабатывает один и тот же принцип: при высокой цене ошибки </w:t>
-      </w:r>
-      <w:r>
-        <w:rPr>
-          <w:b/>
-          <w:i w:val="0"/>
-        </w:rPr>
-        <w:t>источник истины важнее визуальной убедительности сообщения</w:t>
-      </w:r>
-      <w:r>
-        <w:t>.</w:t>
-      </w:r>
-    </w:p>
-    <w:p>
-      <w:pPr>
-        <w:pStyle w:val="InternalHeading"/>
-      </w:pPr>
-      <w:r>
-        <w:t>Слова «по сообщениям СМИ» иногда ничего не добавляют</w:t>
-      </w:r>
-    </w:p>
-    <w:p>
-      <w:r>
-        <w:t>Для экспертного чтения полезно замечать ещё одну вещь: источник должен быть не просто назван, а соответствовать утверждению.</w:t>
-      </w:r>
-    </w:p>
-    <w:p>
-      <w:r>
-        <w:t>«СМИ сообщили» не объясняет, откуда СМИ узнали.</w:t>
-      </w:r>
-    </w:p>
-    <w:p>
-      <w:r>
-        <w:t>«Эксперты считают» не говорит, какие эксперты и на основании каких данных.</w:t>
-      </w:r>
-    </w:p>
-    <w:p>
-      <w:r>
-        <w:t>«В сети появилось видео» описывает факт появления файла, но не событие внутри файла.</w:t>
-      </w:r>
-    </w:p>
-    <w:p>
-      <w:r>
-        <w:t>«Исследование доказало» может скрывать лабораторный эксперимент с ограниченной выборкой.</w:t>
-      </w:r>
-    </w:p>
-    <w:p>
-      <w:r>
-        <w:t>Цифровая эпоха не изобрела эту проблему. Но синтетический контент делает стоимость неточного источникового языка выше.</w:t>
-      </w:r>
-    </w:p>
-    <w:p>
-      <w:r>
-        <w:t>Если фальшивый ролик способен быстро получить миллионы просмотров, журналистское «в соцсетях утверждают» может невольно перенести статус существования ролика на статус существования события.</w:t>
-      </w:r>
-    </w:p>
-    <w:p>
-      <w:r>
-        <w:t>Поэтому качественная редакционная работа начинается с дисциплины глаголов:</w:t>
-      </w:r>
-    </w:p>
-    <w:p>
-      <w:r>
-        <w:t>показывает;</w:t>
-      </w:r>
-    </w:p>
-    <w:p>
-      <w:r>
-        <w:t>утверждает;</w:t>
-      </w:r>
-    </w:p>
-    <w:p>
-      <w:r>
-        <w:t>сообщает;</w:t>
-      </w:r>
-    </w:p>
-    <w:p>
-      <w:r>
-        <w:t>подтверждает;</w:t>
-      </w:r>
-    </w:p>
-    <w:p>
-      <w:r>
-        <w:t>фиксирует;</w:t>
-      </w:r>
-    </w:p>
-    <w:p>
-      <w:r>
-        <w:t>доказывает.</w:t>
-      </w:r>
-    </w:p>
-    <w:p>
-      <w:r>
-        <w:t>Это не синонимы.</w:t>
-      </w:r>
-    </w:p>
-    <w:p>
-      <w:pPr>
-        <w:pStyle w:val="InternalHeading"/>
-      </w:pPr>
-      <w:r>
-        <w:t>Самая честная формулировка: «мы пока не знаем»</w:t>
-      </w:r>
-    </w:p>
-    <w:p>
-      <w:r>
-        <w:t>Скорость социальной сети плохо переносит неопределённость.</w:t>
-      </w:r>
-    </w:p>
-    <w:p>
-      <w:r>
-        <w:t>Пользователю предлагают выбрать: настоящее или фейк, свой или чужой, верю или не верю.</w:t>
-      </w:r>
-    </w:p>
-    <w:p>
-      <w:r>
-        <w:t>Между тем профессиональная проверка регулярно заканчивается промежуточным состоянием: данных недостаточно.</w:t>
-      </w:r>
-    </w:p>
-    <w:p>
-      <w:r>
-        <w:t>Неизвестно происхождение.</w:t>
-      </w:r>
-    </w:p>
-    <w:p>
-      <w:r>
-        <w:t>Нет оригинала.</w:t>
-      </w:r>
-    </w:p>
-    <w:p>
-      <w:r>
-        <w:t>Не подтверждена дата.</w:t>
-      </w:r>
-    </w:p>
-    <w:p>
-      <w:r>
-        <w:t>Детекторы расходятся.</w:t>
-      </w:r>
-    </w:p>
-    <w:p>
-      <w:r>
-        <w:t>Источники зависят друг от друга.</w:t>
-      </w:r>
-    </w:p>
-    <w:p>
-      <w:r>
-        <w:t>В такой ситуации «не знаю» — не слабость мышления. Это точный статус знания.</w:t>
-      </w:r>
-    </w:p>
-    <w:p>
-      <w:r>
-        <w:t>Он позволяет не распространять ложную уверенность в обе стороны: не объявлять подделкой настоящее и не сертифицировать настоящее по внешнему виду.</w:t>
-      </w:r>
-    </w:p>
-    <w:p>
-      <w:pPr>
-        <w:pStyle w:val="InternalHeading"/>
-      </w:pPr>
-      <w:r>
-        <w:t>Публичное доверие требует институций</w:t>
-      </w:r>
-    </w:p>
-    <w:p>
-      <w:r>
-        <w:t>В семье независимый источник — другой родственник.</w:t>
-      </w:r>
-    </w:p>
-    <w:p>
-      <w:r>
-        <w:t>В банке — официальное приложение.</w:t>
-      </w:r>
-    </w:p>
-    <w:p>
-      <w:r>
-        <w:t>В компании — утверждённая система.</w:t>
-      </w:r>
-    </w:p>
-    <w:p>
-      <w:r>
-        <w:t>В публичной информации всё сложнее, потому что миллионы людей не могут лично позвонить каждому участнику события.</w:t>
-      </w:r>
-    </w:p>
-    <w:p>
-      <w:r>
-        <w:t>Здесь доверие неизбежно делегируется институциям: редакциям, судам, научным журналам, государственным реестрам, экспертным лабораториям, архивам, платформам, системам цифровой подписи и подтверждения происхождения контента.</w:t>
-      </w:r>
-    </w:p>
-    <w:p>
-      <w:r>
-        <w:t xml:space="preserve">Ни одна институция не безошибочна. Именно поэтому зрелое доверие не означает «верить одному авторитету навсегда». Оно означает наличие </w:t>
-      </w:r>
-      <w:r>
-        <w:rPr>
-          <w:b/>
-          <w:i w:val="0"/>
-        </w:rPr>
-        <w:t>процедур исправления, конкурирующих источников, прозрачного происхождения и возможности оспорить доказательство</w:t>
-      </w:r>
-      <w:r>
-        <w:t>.</w:t>
-      </w:r>
-    </w:p>
-    <w:p>
-      <w:r>
-        <w:t>Синтетический контент не отменяет эти механизмы. Он делает их дороже и важнее.</w:t>
-      </w:r>
-    </w:p>
-    <w:p>
-      <w:pPr>
-        <w:pStyle w:val="InternalHeading"/>
-      </w:pPr>
-      <w:r>
-        <w:t>Что сохраняет силу, когда картинка идеальна</w:t>
-      </w:r>
-    </w:p>
-    <w:p>
-      <w:r>
-        <w:t>Для публичного материала можно оставить короткую последовательность, но она отличается от семейного звонка.</w:t>
+        <w:t>Если материал важен — простой порядок проверки</w:t>
       </w:r>
     </w:p>
     <w:p>
@@ -9484,8 +9171,10 @@
         </w:rPr>
         <w:t>Сформулируйте утверждение.</w:t>
       </w:r>
-      <w:r>
-        <w:t xml:space="preserve"> Что именно вы собираетесь принять за факт?</w:t>
+    </w:p>
+    <w:p>
+      <w:r>
+        <w:t>Что именно вы собираетесь принять за факт?</w:t>
       </w:r>
     </w:p>
     <w:p>
@@ -9494,10 +9183,12 @@
           <w:b/>
           <w:i w:val="0"/>
         </w:rPr>
-        <w:t>Найдите первоисточник.</w:t>
-      </w:r>
-      <w:r>
-        <w:t xml:space="preserve"> Кто и где опубликовал материал впервые из доступных вам данных?</w:t>
+        <w:t>Найдите наиболее ранний доступный источник.</w:t>
+      </w:r>
+    </w:p>
+    <w:p>
+      <w:r>
+        <w:t>Не считайте десятки перепечаток независимыми подтверждениями.</w:t>
       </w:r>
     </w:p>
     <w:p>
@@ -9506,10 +9197,26 @@
           <w:b/>
           <w:i w:val="0"/>
         </w:rPr>
-        <w:t>Проверьте происхождение и контекст.</w:t>
-      </w:r>
-      <w:r>
-        <w:t xml:space="preserve"> Дата, полный файл, история обработки, проверяемые данные о происхождении — если доступны.</w:t>
+        <w:t>Проверьте дату и контекст.</w:t>
+      </w:r>
+    </w:p>
+    <w:p>
+      <w:r>
+        <w:t>Полная версия материала нередко меняет смысл короткого фрагмента.</w:t>
+      </w:r>
+    </w:p>
+    <w:p>
+      <w:r>
+        <w:rPr>
+          <w:b/>
+          <w:i w:val="0"/>
+        </w:rPr>
+        <w:t>Посмотрите, есть ли сведения о происхождении файла.</w:t>
+      </w:r>
+    </w:p>
+    <w:p>
+      <w:r>
+        <w:t>Если они есть, используйте их как дополнительный источник информации, а не как печать истины.</w:t>
       </w:r>
     </w:p>
     <w:p>
@@ -9520,8 +9227,10 @@
         </w:rPr>
         <w:t>Ищите независимое подтверждение события.</w:t>
       </w:r>
-      <w:r>
-        <w:t xml:space="preserve"> Не копии одной публикации, а отдельные данные.</w:t>
+    </w:p>
+    <w:p>
+      <w:r>
+        <w:t>Документы, официальные данные, другие съёмки и свидетельства должны по возможности происходить не из одной цепочки публикаций.</w:t>
       </w:r>
     </w:p>
     <w:p>
@@ -9530,62 +9239,37 @@
           <w:b/>
           <w:i w:val="0"/>
         </w:rPr>
-        <w:t>Соразмерьте усилие цене ошибки.</w:t>
-      </w:r>
-      <w:r>
-        <w:t xml:space="preserve"> Не каждая картинка заслуживает расследования; важное решение — заслуживает.</w:t>
-      </w:r>
-    </w:p>
-    <w:p>
+        <w:t>Не принимайте важное решение только потому, что материал выглядит убедительно.</w:t>
+      </w:r>
+    </w:p>
+    <w:p>
+      <w:r>
+        <w:t>Вот и вся перемена.</w:t>
+      </w:r>
+    </w:p>
+    <w:p>
+      <w:r>
+        <w:t>Раньше убедительная запись часто сама становилась доказательством.</w:t>
+      </w:r>
+    </w:p>
+    <w:p>
+      <w:r>
+        <w:t>Теперь убедительность — только начало проверки.</w:t>
+      </w:r>
+    </w:p>
+    <w:p>
+      <w:r>
+        <w:t xml:space="preserve">И чем важнее утверждение, тем меньше значения имеет вопрос «похоже ли на настоящее?» и тем больше — </w:t>
+      </w:r>
       <w:r>
         <w:rPr>
           <w:b/>
           <w:i w:val="0"/>
         </w:rPr>
-        <w:t>Разрешите неопределённость.</w:t>
-      </w:r>
-      <w:r>
-        <w:t xml:space="preserve"> Если данных недостаточно, не назначайте себе уверенность насильно.</w:t>
-      </w:r>
-    </w:p>
-    <w:p>
-      <w:r>
-        <w:t>Эта последовательность делает разговор о дипфейках гораздо взрослее.</w:t>
-      </w:r>
-    </w:p>
-    <w:p>
-      <w:r>
-        <w:t xml:space="preserve">Материал перестаёт быть загадочным объектом, который нужно разоблачить по пикселям. Он становится </w:t>
-      </w:r>
-      <w:r>
-        <w:rPr>
-          <w:b/>
-          <w:i w:val="0"/>
-        </w:rPr>
-        <w:t>одним свидетельством внутри системы доказательств</w:t>
+        <w:t>«чем это подтверждается независимо?»</w:t>
       </w:r>
       <w:r>
         <w:t>.</w:t>
-      </w:r>
-    </w:p>
-    <w:p>
-      <w:r>
-        <w:t>И тогда появляется неприятная последняя проблема.</w:t>
-      </w:r>
-    </w:p>
-    <w:p>
-      <w:r>
-        <w:t>Даже когда система доказательств сильна, человек может попытаться уничтожить её одним словом:</w:t>
-      </w:r>
-    </w:p>
-    <w:p>
-      <w:r>
-        <w:t>«Дипфейк».</w:t>
-      </w:r>
-    </w:p>
-    <w:p>
-      <w:r>
-        <w:t>Именно это и называется дивидендом лжеца.</w:t>
       </w:r>
     </w:p>
     <w:p>

--- a/ne-ver-golosu/dist/ne-ver-golosu-litres.docx
+++ b/ne-ver-golosu/dist/ne-ver-golosu-litres.docx
@@ -225,7 +225,7 @@
     </w:p>
     <w:p>
       <w:r>
-        <w:t>Подтверждение личности опирается на что-то ещё: известный заранее канал, независимый обратный звонок, корпоративную процедуру, второй фактор, подтверждение другого человека, официальный источник, криптографически проверяемое происхождение материала — в зависимости от того, что именно поставлено на карту.</w:t>
+        <w:t>Подтверждение личности опирается на что-то ещё: известный заранее канал, независимый обратный звонок, корпоративную процедуру, второй фактор, подтверждение другого человека, официальный источник, проверяемая история происхождения материала — в зависимости от того, что именно поставлено на карту.</w:t>
       </w:r>
     </w:p>
     <w:p>
@@ -319,7 +319,7 @@
     </w:p>
     <w:p>
       <w:r>
-        <w:t>Это экономия мышления. Мир был бы невыносим, если бы каждое бытовое взаимодействие начиналось с аутентификации.</w:t>
+        <w:t>Это экономия мышления. Мир был бы невыносим, если бы каждое бытовое взаимодействие начиналось с проверки личности.</w:t>
       </w:r>
     </w:p>
     <w:p>
@@ -427,22 +427,17 @@
         <w:pStyle w:val="InternalHeading"/>
       </w:pPr>
       <w:r>
-        <w:t>Где заканчивается биометрия бытового уровня</w:t>
-      </w:r>
-    </w:p>
-    <w:p>
-      <w:r>
-        <w:t>Мы часто употребляем слово «биометрия» так, будто любая физиологическая особенность автоматически является надёжным ключом. На практике всё сложнее.</w:t>
-      </w:r>
-    </w:p>
-    <w:p>
-      <w:r>
-        <w:t>Голос действительно может использоваться в специальных системах распознавания. Но бытовое узнавание человеком и формальная система голосовой биометрии — не одно и то же. Более того, само наличие биометрического сравнения не делает всю систему неуязвимой. Современные рекомендации по цифровой идентичности исходят из многослойной защиты: важны канал, источник сигнала, защита от подмены, дополнительные факторы и процедура.</w:t>
-      </w:r>
-    </w:p>
-    <w:p>
-      <w:r>
-        <w:t>Это полезная интеллектуальная прививка от магического мышления. «Это мой голос» — свойство сигнала. «Это я сейчас совершаю действие» — утверждение о личности и намерении. Между ними нужна связь.</w:t>
+        <w:t>Почему узнавание голоса — не доказательство личности</w:t>
+      </w:r>
+    </w:p>
+    <w:p>
+      <w:r>
+        <w:t>Голос действительно можно использовать в специальных системах распознавания. Но то, что человек узнаёт голос на слух, и автоматическая проверка — не одно и то же. Даже точное сравнение голоса не делает всю систему неуязвимой. Надёжная защита учитывает источник сигнала, способ связи, дополнительные подтверждения и процедуру.</w:t>
+      </w:r>
+    </w:p>
+    <w:p>
+      <w:r>
+        <w:t>Это помогает избежать простой ошибки. «Это мой голос» — свойство сигнала. «Это я сейчас совершаю действие» — утверждение о личности и намерении. Между ними нужна связь.</w:t>
       </w:r>
     </w:p>
     <w:p>
@@ -586,7 +581,7 @@
     </w:p>
     <w:p>
       <w:r>
-        <w:t>Это принципиально. Если мы свалим легальный синтез, художественную обработку, пародию, доступность и мошенническую имперсонацию в один мешок, мы ничего не поймём — и не построим хорошую защиту.</w:t>
+        <w:t>Это принципиально. Если мы свалим легальный синтез, художественную обработку, пародию, доступность и выдачу себя за другого человека в один мешок, мы ничего не поймём — и не построим хорошую защиту.</w:t>
       </w:r>
     </w:p>
     <w:p>
@@ -814,7 +809,7 @@
           <w:b/>
           <w:i w:val="0"/>
         </w:rPr>
-        <w:t>превращать сегодняшний дефект технологии в завтрашний механизм аутентификации</w:t>
+        <w:t>превращать сегодняшний дефект технологии в завтрашний способ проверки личности</w:t>
       </w:r>
       <w:r>
         <w:t>.</w:t>
@@ -842,17 +837,17 @@
     </w:p>
     <w:p>
       <w:r>
-        <w:t xml:space="preserve">В финальных рекомендациях NIST по цифровой идентичности, опубликованных в 2025 году, отдельный раздел посвящён атакам с внедрением цифрового медиапотока и поддельным медиа. Там формулировка довольно отрезвляющая: </w:t>
+        <w:t xml:space="preserve">В финальных рекомендациях NIST по подтверждению личности, опубликованных в 2025 году, отдельно рассматривается подмена сигнала камеры или микрофона заранее подготовленным либо искусственно созданным изображением или звуком. Вывод практический: </w:t>
       </w:r>
       <w:r>
         <w:rPr>
           <w:b/>
           <w:i w:val="0"/>
         </w:rPr>
-        <w:t>все формы удалённого подтверждения личности в той или иной степени уязвимы для подобных атак</w:t>
-      </w:r>
-      <w:r>
-        <w:t>. Одного сравнения биометрического образца недостаточно. Нужны дополнительные технические меры, защищённый канал, проверка медиа на признаки манипуляции, оценка ошибок автоматических алгоритмов и, в определённых сценариях, человеческий контроль.</w:t>
+        <w:t>удалённая проверка личности не должна опираться только на изображение или голос</w:t>
+      </w:r>
+      <w:r>
+        <w:t>. Нужны дополнительные независимые проверки, а при высокой цене ошибки — участие человека.</w:t>
       </w:r>
     </w:p>
     <w:p>
@@ -999,7 +994,7 @@
     </w:p>
     <w:p>
       <w:r>
-        <w:t>Видеосвязь прекрасна как канал коммуникации. Она передаёт лицо, голос, реакцию, совместное присутствие. Но при высокорисковом действии она больше не должна автоматически служить финальной аутентификацией полномочий.</w:t>
+        <w:t>Видеосвязь прекрасна как канал коммуникации. Она передаёт лицо, голос, реакцию, совместное присутствие. Но при высокорисковом действии она больше не должна автоматически служить окончательным подтверждением полномочий.</w:t>
       </w:r>
     </w:p>
     <w:p>
@@ -1106,7 +1101,7 @@
     </w:p>
     <w:p>
       <w:r>
-        <w:t>Учётная запись способна быть скомпрометирована. Телефон может оказаться в чужих руках. Сессия — украдена. Почта — взломана. В корпоративном мире компрометация реального почтового ящика особенно неприятна именно потому, что убирает самый очевидный внешний дефект: адрес не похож на настоящий — он и есть настоящий.</w:t>
+        <w:t>Посторонний может получить доступ к настоящей учётной записи, телефону или почте. В деловой переписке это особенно опасно: адрес не выглядит поддельным — он действительно принадлежит нужному человеку или компании.</w:t>
       </w:r>
     </w:p>
     <w:p>
@@ -1201,12 +1196,12 @@
     </w:p>
     <w:p>
       <w:r>
-        <w:t>Мы не обязаны становиться параноиками и предполагать утечку каждого семейного факта. Но нужно перестать считать знание биографической детали криптографической подписью.</w:t>
-      </w:r>
-    </w:p>
-    <w:p>
-      <w:r>
-        <w:t>NIST давно отказался от идеи, что так называемые контрольные вопросы, основанные на знании биографических сведений, — например, о девичьей фамилии матери или фактах из кредитной истории — должны считаться сильным современным механизмом подтверждения личности. Причина понятна: ответы могут быть известны другим, обнаруживаемы или иметь слишком ограниченный набор вариантов.</w:t>
+        <w:t>Мы не обязаны становиться параноиками и предполагать утечку каждого семейного факта. Но нужно перестать считать знание биографической детали доказательством личности.</w:t>
+      </w:r>
+    </w:p>
+    <w:p>
+      <w:r>
+        <w:t>NIST давно отказался от идеи, что так называемые контрольные вопросы, основанные на знании биографических сведений, — например, о девичьей фамилии матери или фактах из кредитной истории — должны считаться надёжным способом подтверждения личности. Причина понятна: ответы могут быть известны другим, обнаруживаемы или иметь слишком ограниченный набор вариантов.</w:t>
       </w:r>
     </w:p>
     <w:p>
@@ -2306,7 +2301,7 @@
     </w:p>
     <w:p>
       <w:r>
-        <w:t xml:space="preserve">Международные правоохранительные структуры предупреждают, что генеративный ИИ облегчает имперсонацию доверенных лиц. Практический вывод прост: </w:t>
+        <w:t xml:space="preserve">Международные правоохранительные структуры предупреждают, что генеративный ИИ облегчает выдачу себя за доверенных людей. Практический вывод прост: </w:t>
       </w:r>
       <w:r>
         <w:rPr>
@@ -2571,7 +2566,7 @@
     </w:p>
     <w:p>
       <w:r>
-        <w:t>Воспроизведение голоса или лица с помощью нейросети меняет масштаб, доступность и реалистичность имперсонации.</w:t>
+        <w:t>Воспроизведение голоса или лица с помощью нейросети меняет масштаб, доступность и реалистичность подделки личности.</w:t>
       </w:r>
     </w:p>
     <w:p>
@@ -2820,7 +2815,7 @@
     </w:p>
     <w:p>
       <w:r>
-        <w:t>Иногда безопасность описывают исключительно техническим языком: многофакторная аутентификация, антифрод, криптография, мониторинг.</w:t>
+        <w:t>Безопасность часто описывают языком технологий и специальных систем.</w:t>
       </w:r>
     </w:p>
     <w:p>
@@ -2835,7 +2830,7 @@
     </w:p>
     <w:p>
       <w:r>
-        <w:t>Смысл один: не позволить одной ошибке, одной эмоции или одному скомпрометированному каналу стать всей системой.</w:t>
+        <w:t>Смысл один: не позволить одной ошибке, одной эмоции или одному ненадёжному каналу стать всей системой.</w:t>
       </w:r>
     </w:p>
     <w:p>
@@ -3066,7 +3061,7 @@
           <w:b/>
           <w:i w:val="0"/>
         </w:rPr>
-        <w:t>секреты аутентификации</w:t>
+        <w:t>секретные сведения для подтверждения личности</w:t>
       </w:r>
       <w:r>
         <w:t>.</w:t>
@@ -3079,7 +3074,7 @@
     </w:p>
     <w:p>
       <w:r>
-        <w:t>Поэтому профессиональные стандарты цифровой идентичности давно относятся скептически к проверкам, основанным на знании биографических сведений. NIST в актуальных руководствах не предлагает строить сильную аутентификацию на вопросах вроде «как звали вашего первого питомца». Информация может быть обнаруживаемой, а пространство ответов — слишком маленьким.</w:t>
+        <w:t>Современные рекомендации по подтверждению личности, включая актуальные руководства NIST, не предлагают строить надёжную проверку на вопросах вроде «как звали вашего первого питомца». Такие сведения могут быть известны другим или найдены, а вариантов ответа нередко слишком мало.</w:t>
       </w:r>
     </w:p>
     <w:p>
@@ -3374,7 +3369,7 @@
     </w:p>
     <w:p>
       <w:r>
-        <w:t xml:space="preserve">То есть даже идеальная аутентификация личности не отвечает на второй вопрос: </w:t>
+        <w:t xml:space="preserve">То есть даже идеально подтверждённая личность не отвечает на второй вопрос: </w:t>
       </w:r>
       <w:r>
         <w:rPr>
@@ -3476,7 +3471,7 @@
     </w:p>
     <w:p>
       <w:r>
-        <w:t xml:space="preserve">Самый полезный способ посмотреть на имперсонацию — перестать искать один «главный фейк» и вместо этого проверять, </w:t>
+        <w:t xml:space="preserve">Самый полезный способ посмотреть на подмену личности — перестать искать один «главный фейк» и вместо этого проверять, </w:t>
       </w:r>
       <w:r>
         <w:rPr>
@@ -3784,7 +3779,7 @@
     </w:p>
     <w:p>
       <w:r>
-        <w:t>После подозрительного контакта полезно оценить, какие данные, контакты или внутренние сведения могли быть раскрыты, и предупредить людей, которых это может затронуть. При компрометации аккаунта нужно считать риск более широким, чем один конкретный диалог.</w:t>
+        <w:t>После подозрительного контакта полезно оценить, какие данные, контакты или внутренние сведения могли быть раскрыты, и предупредить людей, которых это может затронуть. Если посторонний получил доступ к аккаунту, риск не ограничивается одним конкретным диалогом.</w:t>
       </w:r>
     </w:p>
     <w:p>
@@ -3935,7 +3930,7 @@
         <w:t>«откуда произошло моё доверие?»</w:t>
       </w:r>
       <w:r>
-        <w:t>, имперсонации сложнее незаметно присвоить его по пути.</w:t>
+        <w:t>, самозванцу сложнее незаметно присвоить его по пути.</w:t>
       </w:r>
     </w:p>
     <w:p>
@@ -4331,7 +4326,7 @@
         <w:t>Кто просит?</w:t>
       </w:r>
       <w:r>
-        <w:t xml:space="preserve"> — вопрос аутентификации.</w:t>
+        <w:t xml:space="preserve"> — вопрос подтверждения личности.</w:t>
       </w:r>
     </w:p>
     <w:p>
@@ -4551,7 +4546,7 @@
     </w:p>
     <w:p>
       <w:r>
-        <w:t>Фотография кота — криптографической подписи.</w:t>
+        <w:t>Фотография кота — доказательства подлинности.</w:t>
       </w:r>
     </w:p>
     <w:p>
@@ -4589,7 +4584,7 @@
     </w:p>
     <w:p>
       <w:r>
-        <w:t>В профессиональной цифровой идентичности используется понятие уровня уверенности — степени уверенности, необходимой для конкретной операции. Разные риски требуют разных мер. Мы не будем переносить технические уровни стандартов NIST в семейный мессенджер: это было бы декоративной экспертностью.</w:t>
+        <w:t>Чем выше цена ошибки, тем сильнее должна быть проверка. Для семейного мессенджера не нужны технические уровни стандартов: достаточно связать глубину проверки с возможными последствиями.</w:t>
       </w:r>
     </w:p>
     <w:p>
@@ -5746,7 +5741,7 @@
     </w:p>
     <w:p>
       <w:r>
-        <w:t>Предупреждаем остальных членов семьи, потому что имперсонация может продолжиться по социальной цепочке.</w:t>
+        <w:t>Предупреждаем остальных членов семьи, потому что самозванец может попытаться связаться и с ними.</w:t>
       </w:r>
     </w:p>
     <w:p>
@@ -5850,42 +5845,74 @@
     </w:p>
     <w:p>
       <w:r>
-        <w:t xml:space="preserve">После дорогого инцидента в компании почти всегда возникает соблазн найти момент, когда </w:t>
-      </w:r>
+        <w:t>После дорогой ошибки в компании почти неизбежно хочется найти человека, который «должен был догадаться».</w:t>
+      </w:r>
+    </w:p>
+    <w:p>
+      <w:r>
+        <w:t>Бухгалтер не заметил странность.</w:t>
+      </w:r>
+    </w:p>
+    <w:p>
+      <w:r>
+        <w:t>Финансовый сотрудник поверил письму.</w:t>
+      </w:r>
+    </w:p>
+    <w:p>
+      <w:r>
+        <w:t>Менеджер не перезвонил.</w:t>
+      </w:r>
+    </w:p>
+    <w:p>
+      <w:r>
+        <w:t>Кто-то нарушил инструкцию.</w:t>
+      </w:r>
+    </w:p>
+    <w:p>
+      <w:r>
+        <w:t>Такой разбор удобен: у ошибки появляется фамилия. Но если компания действительно хочет стать устойчивее, полезнее спросить иначе:</w:t>
+      </w:r>
+    </w:p>
+    <w:p>
       <w:r>
         <w:rPr>
           <w:b/>
           <w:i w:val="0"/>
         </w:rPr>
-        <w:t>конкретный человек должен был догадаться</w:t>
-      </w:r>
-      <w:r>
-        <w:t>.</w:t>
-      </w:r>
-    </w:p>
-    <w:p>
-      <w:r>
-        <w:t>Бухгалтер не заметил странность.</w:t>
-      </w:r>
-    </w:p>
-    <w:p>
-      <w:r>
-        <w:t>Финансовый сотрудник поверил письму.</w:t>
-      </w:r>
-    </w:p>
-    <w:p>
-      <w:r>
-        <w:t>Менеджер не перезвонил.</w:t>
-      </w:r>
-    </w:p>
-    <w:p>
-      <w:r>
-        <w:t>Кто-то нарушил инструкцию.</w:t>
-      </w:r>
-    </w:p>
-    <w:p>
-      <w:r>
-        <w:t>Такая логика удобна: у ошибки появляется фамилия. Но если организация хочет стать устойчивее, вопрос должен звучать иначе:</w:t>
+        <w:t>почему одной человеческой ошибки оказалось достаточно, чтобы деньги, данные или доступ ушли не туда?</w:t>
+      </w:r>
+    </w:p>
+    <w:p>
+      <w:r>
+        <w:t>Это уже не вопрос о виноватом. Это вопрос о том, как устроена работа.</w:t>
+      </w:r>
+    </w:p>
+    <w:p>
+      <w:pPr>
+        <w:pStyle w:val="InternalHeading"/>
+      </w:pPr>
+      <w:r>
+        <w:t>Когда увидеть начальника уже недостаточно</w:t>
+      </w:r>
+    </w:p>
+    <w:p>
+      <w:r>
+        <w:t>Вернёмся к гонконгскому случаю января 2024 года.</w:t>
+      </w:r>
+    </w:p>
+    <w:p>
+      <w:r>
+        <w:t>Официально известно: сотрудник получил мошенническое письмо от имени финансового директора британской головной компании, участвовал в групповой видеоконференции, после чего санкционировал переводы на пять местных счетов. Ущерб составил около 200 миллионов гонконгских долларов. Полиция считала, что для предварительно записанной конференции использовались публичные видео и голоса изображаемых сотрудников.</w:t>
+      </w:r>
+    </w:p>
+    <w:p>
+      <w:r>
+        <w:t>О внутренних правилах этой компании официальное сообщение ничего не говорит. Поэтому было бы нечестно придумывать, чего именно там не хватило.</w:t>
+      </w:r>
+    </w:p>
+    <w:p>
+      <w:r>
+        <w:t>Но сам случай ставит очень ясный вопрос:</w:t>
       </w:r>
     </w:p>
     <w:p>
@@ -5894,12 +5921,27 @@
           <w:b/>
           <w:i w:val="0"/>
         </w:rPr>
-        <w:t>Почему одна ошибка одного человека могла провести высокорисковое действие до конца?</w:t>
-      </w:r>
-    </w:p>
-    <w:p>
-      <w:r>
-        <w:t>Это разница между поиском виноватого и разбором инцидента.</w:t>
+        <w:t>что должно отделять убедительный разговор с начальником от права перевести огромную сумму?</w:t>
+      </w:r>
+    </w:p>
+    <w:p>
+      <w:r>
+        <w:t>Не «как можно было не заметить дипфейк».</w:t>
+      </w:r>
+    </w:p>
+    <w:p>
+      <w:r>
+        <w:t>А что должно сработать, даже если никто его не заметил.</w:t>
+      </w:r>
+    </w:p>
+    <w:p>
+      <w:r>
+        <w:t>Это важная перемена взгляда. Если безопасность держится на том, что сотрудник обязан распознать подделку по лицу, голосу или странной интонации, мы снова требуем от человека быть экспертом по тому, что меняется быстрее любых инструкций.</w:t>
+      </w:r>
+    </w:p>
+    <w:p>
+      <w:r>
+        <w:t>Гораздо надёжнее другое: дорогие решения должны иметь собственный способ проверки, который не исчезает от одного убедительного звонка.</w:t>
       </w:r>
     </w:p>
     <w:p>
@@ -5907,27 +5949,45 @@
         <w:pStyle w:val="InternalHeading"/>
       </w:pPr>
       <w:r>
-        <w:t>Когда видео заменило подтверждение полномочий</w:t>
-      </w:r>
-    </w:p>
-    <w:p>
-      <w:r>
-        <w:t>Вернёмся к гонконгскому эпизоду января 2024 года.</w:t>
-      </w:r>
-    </w:p>
-    <w:p>
-      <w:r>
-        <w:t>Официально известно: сотрудник получил фишинговое письмо от имени финансового директора британской головной компании, участвовал в групповой видеоконференции, после чего санкционировал переводы на пять местных счетов. Ущерб — около 200 млн гонконгских долларов. Полиция считала, что для предварительно записанной конференции использовались публичные видео и голоса изображаемых сотрудников.</w:t>
-      </w:r>
-    </w:p>
-    <w:p>
-      <w:r>
-        <w:t>Мы не знаем из официального сообщения все внутренние процедуры компании. Поэтому было бы нечестно сочинять: «у них не было двухфакторного согласования» или «бухгалтер нарушил такой-то пункт».</w:t>
-      </w:r>
-    </w:p>
-    <w:p>
-      <w:r>
-        <w:t>Но этот случай позволяет задать вопрос к самой системе:</w:t>
+        <w:t>Поддельная деловая переписка появилась не вчера</w:t>
+      </w:r>
+    </w:p>
+    <w:p>
+      <w:r>
+        <w:t>Мошенничество через подменённую или захваченную рабочую почту существовало задолго до нейросетей. И урок у этих историй старый: знакомое имя отправителя и привычный адрес ещё не дают права переводить деньги или менять реквизиты.</w:t>
+      </w:r>
+    </w:p>
+    <w:p>
+      <w:r>
+        <w:t>Именно поэтому рекомендации ФБР по защите деловой переписки удивительно просты. Платёжную просьбу нужно перепроверить отдельно. Телефон компании — найти самому, а не брать из подозрительного письма. Новые реквизиты — подтвердить по прежнему контакту. Вход в рабочие аккаунты — защитить дополнительным подтверждением.</w:t>
+      </w:r>
+    </w:p>
+    <w:p>
+      <w:r>
+        <w:t>В этих советах почти нет футуризма. И это их достоинство.</w:t>
+      </w:r>
+    </w:p>
+    <w:p>
+      <w:r>
+        <w:t>Они работали до генеративного ИИ и продолжают работать после него.</w:t>
+      </w:r>
+    </w:p>
+    <w:p>
+      <w:r>
+        <w:t>Синтетический голос или лицо только усиливают старую проблему: внешняя убедительность всё хуже подходит на роль финансовой гарантии.</w:t>
+      </w:r>
+    </w:p>
+    <w:p>
+      <w:pPr>
+        <w:pStyle w:val="InternalHeading"/>
+      </w:pPr>
+      <w:r>
+        <w:t>Должность не отменяет правил</w:t>
+      </w:r>
+    </w:p>
+    <w:p>
+      <w:r>
+        <w:t>Одна из самых трудных вещей в корпоративной культуре звучит почти вызывающе:</w:t>
       </w:r>
     </w:p>
     <w:p>
@@ -5936,55 +5996,41 @@
           <w:b/>
           <w:i w:val="0"/>
         </w:rPr>
-        <w:t>какая процедура должна была сделать визуальную убедительность руководителя недостаточной для проведения аномальной серии платежей?</w:t>
-      </w:r>
-    </w:p>
-    <w:p>
-      <w:r>
-        <w:t>Не «как сотрудник мог не заметить дипфейк».</w:t>
-      </w:r>
-    </w:p>
-    <w:p>
-      <w:r>
-        <w:t>А именно: что должно происходить в компании, если дипфейк не заметил никто?</w:t>
-      </w:r>
-    </w:p>
-    <w:p>
-      <w:pPr>
-        <w:pStyle w:val="InternalHeading"/>
-      </w:pPr>
-      <w:r>
-        <w:t>Компрометация деловой переписки старше генеративного ИИ</w:t>
-      </w:r>
-    </w:p>
-    <w:p>
-      <w:r>
-        <w:t>Компрометация деловой электронной почты — мошенничество с компрометацией или имитацией деловой переписки — не появилась вместе с нейросетями. Такие инциденты давно показывают, что знакомое имя отправителя или привычная рабочая переписка сами по себе не должны разрешать перевод денег или изменение реквизитов.</w:t>
-      </w:r>
-    </w:p>
-    <w:p>
-      <w:r>
-        <w:t>Поэтому рекомендации ФБР по защите от компрометации деловой электронной почты полезны именно своей технологической скромностью. Отдельно подтвердить платёжную просьбу. Самостоятельно найти телефон компании, а не использовать контакт из подозрительного сообщения. Проверить изменение номера счёта или платёжной процедуры. Использовать многофакторную защиту аккаунтов.</w:t>
-      </w:r>
-    </w:p>
-    <w:p>
-      <w:r>
-        <w:t xml:space="preserve">Это советы не о том, как распознать генеративный ИИ. Они работают </w:t>
-      </w:r>
+        <w:t>директор не должен иметь права отменить защиту компании одним своим голосом.</w:t>
+      </w:r>
+    </w:p>
+    <w:p>
+      <w:r>
+        <w:t>Даже настоящий директор.</w:t>
+      </w:r>
+    </w:p>
+    <w:p>
+      <w:r>
+        <w:t>Если крупный платёж обычно подтверждают два человека, просьба «генеральный лично сказал срочно» не должна превращаться в исключение. Иначе правило исчезает именно тогда, когда давление сильнее всего.</w:t>
+      </w:r>
+    </w:p>
+    <w:p>
+      <w:r>
+        <w:t>Хороший руководитель поэтому заранее даёт сотрудникам очень важное разрешение:</w:t>
+      </w:r>
+    </w:p>
+    <w:p>
       <w:r>
         <w:rPr>
           <w:b/>
           <w:i w:val="0"/>
         </w:rPr>
-        <w:t>до и после него</w:t>
-      </w:r>
-      <w:r>
-        <w:t>.</w:t>
-      </w:r>
-    </w:p>
-    <w:p>
-      <w:r>
-        <w:t>Синтетические голос и видео делают внешнюю убедительность ещё менее пригодной для финансового контроля. Хорошая процедура должна быть спроектирована так, чтобы убедительность не имела права единолично менять денежный поток.</w:t>
+        <w:t>перепроверить меня — не значит ослушаться меня.</w:t>
+      </w:r>
+    </w:p>
+    <w:p>
+      <w:r>
+        <w:t>Это тот же принцип, что и в семье: «я не обижусь, если ты мне перезвонишь».</w:t>
+      </w:r>
+    </w:p>
+    <w:p>
+      <w:r>
+        <w:t>Нормальная проверка не выражает недоверие к человеку. Она защищает и сотрудника, и самого руководителя от ситуации, когда его имя становится универсальным ключом.</w:t>
       </w:r>
     </w:p>
     <w:p>
@@ -5992,12 +6038,216 @@
         <w:pStyle w:val="InternalHeading"/>
       </w:pPr>
       <w:r>
-        <w:t>Процедура выше должности</w:t>
-      </w:r>
-    </w:p>
-    <w:p>
-      <w:r>
-        <w:t>Самая трудная культурная установка звучит так:</w:t>
+        <w:t>Новые реквизиты — повод остановиться</w:t>
+      </w:r>
+    </w:p>
+    <w:p>
+      <w:r>
+        <w:t>Одно из самых полезных правил бизнеса удивительно конкретно.</w:t>
+      </w:r>
+    </w:p>
+    <w:p>
+      <w:r>
+        <w:t>Изменились реквизиты контрагента — не считайте само письмо об изменении доказательством того, что они действительно изменились.</w:t>
+      </w:r>
+    </w:p>
+    <w:p>
+      <w:r>
+        <w:t>Даже если письмо пришло из старой переписки.</w:t>
+      </w:r>
+    </w:p>
+    <w:p>
+      <w:r>
+        <w:t>Даже если подпись правильная.</w:t>
+      </w:r>
+    </w:p>
+    <w:p>
+      <w:r>
+        <w:t>Даже если менеджер появился на видео.</w:t>
+      </w:r>
+    </w:p>
+    <w:p>
+      <w:r>
+        <w:t>Позвоните по номеру, которым пользовались раньше, или свяжитесь с другим знакомым представителем компании. Лучше, если проверяет человек, который сам не вносил новые реквизиты.</w:t>
+      </w:r>
+    </w:p>
+    <w:p>
+      <w:r>
+        <w:t>Почему это работает?</w:t>
+      </w:r>
+    </w:p>
+    <w:p>
+      <w:r>
+        <w:t>Потому что правило привязано не к качеству подделки, а к самому событию.</w:t>
+      </w:r>
+    </w:p>
+    <w:p>
+      <w:r>
+        <w:t>Реквизиты изменились — значит, их нужно перепроверить.</w:t>
+      </w:r>
+    </w:p>
+    <w:p>
+      <w:r>
+        <w:t>Если всё в порядке, несколько минут ничего не испортят. Если нет — именно эти минуты могут спасти платёж.</w:t>
+      </w:r>
+    </w:p>
+    <w:p>
+      <w:pPr>
+        <w:pStyle w:val="InternalHeading"/>
+      </w:pPr>
+      <w:r>
+        <w:t>Два человека полезны только тогда, когда думают независимо</w:t>
+      </w:r>
+    </w:p>
+    <w:p>
+      <w:r>
+        <w:t>Есть соблазн решить проблему арифметикой: пусть крупное действие подтверждают двое.</w:t>
+      </w:r>
+    </w:p>
+    <w:p>
+      <w:r>
+        <w:t>Но если оба смотрят на одну и ту же видеоконференцию и оба уверены, что видят директора, количество людей само по себе не спасает.</w:t>
+      </w:r>
+    </w:p>
+    <w:p>
+      <w:r>
+        <w:t>Второй человек нужен не для второго кивка.</w:t>
+      </w:r>
+    </w:p>
+    <w:p>
+      <w:r>
+        <w:t>Он должен проверить другое: реквизиты, основание платежа, лимит, право дать такое поручение, прежний контакт контрагента.</w:t>
+      </w:r>
+    </w:p>
+    <w:p>
+      <w:r>
+        <w:t>Именно независимость делает второго человека защитой.</w:t>
+      </w:r>
+    </w:p>
+    <w:p>
+      <w:r>
+        <w:t>Два свидетеля одного и того же убедительного экрана могут ошибиться одинаково.</w:t>
+      </w:r>
+    </w:p>
+    <w:p>
+      <w:r>
+        <w:t>Два человека, которые смотрят на ситуацию с разных сторон, — уже совсем другая история.</w:t>
+      </w:r>
+    </w:p>
+    <w:p>
+      <w:pPr>
+        <w:pStyle w:val="InternalHeading"/>
+      </w:pPr>
+      <w:r>
+        <w:t>Не только деньги</w:t>
+      </w:r>
+    </w:p>
+    <w:p>
+      <w:r>
+        <w:t>Подмена руководителя опасна не только для финансового отдела.</w:t>
+      </w:r>
+    </w:p>
+    <w:p>
+      <w:r>
+        <w:t>У кадровой службы есть персональные данные сотрудников.</w:t>
+      </w:r>
+    </w:p>
+    <w:p>
+      <w:r>
+        <w:t>У ИТ — доступ к системам.</w:t>
+      </w:r>
+    </w:p>
+    <w:p>
+      <w:r>
+        <w:t>У закупок — сведения о поставщиках.</w:t>
+      </w:r>
+    </w:p>
+    <w:p>
+      <w:r>
+        <w:t>У юристов — договоры и конфиденциальные материалы.</w:t>
+      </w:r>
+    </w:p>
+    <w:p>
+      <w:r>
+        <w:t>У секретаря — календарь руководителя и его контакты.</w:t>
+      </w:r>
+    </w:p>
+    <w:p>
+      <w:r>
+        <w:t>Поэтому правдоподобная просьба «директора» прислать документы, резервную копию, список телефонов или открыть закрытый ресурс должна оцениваться не по знакомому голосу, а по самому запросу.</w:t>
+      </w:r>
+    </w:p>
+    <w:p>
+      <w:r>
+        <w:t>Настоящий директор не обязан знать пароль администратора.</w:t>
+      </w:r>
+    </w:p>
+    <w:p>
+      <w:r>
+        <w:t>Настоящий коллега не обязан видеть всю клиентскую базу.</w:t>
+      </w:r>
+    </w:p>
+    <w:p>
+      <w:r>
+        <w:t>Настоящий сотрудник кадровой службы не должен просить код подтверждения входа.</w:t>
+      </w:r>
+    </w:p>
+    <w:p>
+      <w:r>
+        <w:t>Даже когда человек настоящий, у него есть границы того, что ему положено видеть и делать.</w:t>
+      </w:r>
+    </w:p>
+    <w:p>
+      <w:r>
+        <w:t>Это простая мысль, но должность часто заставляет о ней забыть.</w:t>
+      </w:r>
+    </w:p>
+    <w:p>
+      <w:pPr>
+        <w:pStyle w:val="InternalHeading"/>
+      </w:pPr>
+      <w:r>
+        <w:t>Как перепроверять необычное поручение, нужно решить заранее</w:t>
+      </w:r>
+    </w:p>
+    <w:p>
+      <w:r>
+        <w:t>Худший момент для изобретения правил — минута, когда кто-то уже торопит, требует секретности и уверяет, что «сейчас всё объяснит».</w:t>
+      </w:r>
+    </w:p>
+    <w:p>
+      <w:r>
+        <w:t>Поэтому компания должна заранее знать, что делать с несколькими типами просьб.</w:t>
+      </w:r>
+    </w:p>
+    <w:p>
+      <w:r>
+        <w:t>Крупный платёж — перепроверяем отдельно.</w:t>
+      </w:r>
+    </w:p>
+    <w:p>
+      <w:r>
+        <w:t>Новые реквизиты — подтверждаем по прежнему контакту.</w:t>
+      </w:r>
+    </w:p>
+    <w:p>
+      <w:r>
+        <w:t>Доступ администратора — выдаём только через обычную рабочую систему.</w:t>
+      </w:r>
+    </w:p>
+    <w:p>
+      <w:r>
+        <w:t>Секретная сделка не отменяет проверку: для неё просто нужен свой ограниченный круг людей.</w:t>
+      </w:r>
+    </w:p>
+    <w:p>
+      <w:r>
+        <w:t>Если у руководителя действительно бывает экстренная связь, сотрудники должны знать о ней до экстренной ситуации.</w:t>
+      </w:r>
+    </w:p>
+    <w:p>
+      <w:r>
+        <w:t>Суть одна:</w:t>
       </w:r>
     </w:p>
     <w:p>
@@ -6006,52 +6256,72 @@
           <w:b/>
           <w:i w:val="0"/>
         </w:rPr>
-        <w:t>директор не имеет права отменять защиту компании одним своим голосом.</w:t>
-      </w:r>
-    </w:p>
-    <w:p>
-      <w:r>
-        <w:t>Даже настоящий директор.</w:t>
-      </w:r>
-    </w:p>
-    <w:p>
-      <w:r>
-        <w:t>Это не ограничение власти ради бюрократии. Это защита его собственной цифровой идентичности.</w:t>
-      </w:r>
-    </w:p>
-    <w:p>
-      <w:r>
-        <w:t>Если в компании существует правило «платёж выше установленного лимита подтверждают два человека», оно должно срабатывать и в ситуации «генеральный лично попросил срочно».</w:t>
-      </w:r>
-    </w:p>
-    <w:p>
-      <w:r>
-        <w:t>Иначе правило фактически перестаёт работать именно в момент, когда распоряжение выглядит особенно авторитетным. Поэтому исключений «для руководителя» у контрольной процедуры быть не должно.</w:t>
-      </w:r>
-    </w:p>
-    <w:p>
-      <w:r>
-        <w:t>То есть исключение уничтожает сам смысл контроля.</w:t>
-      </w:r>
-    </w:p>
-    <w:p>
-      <w:r>
-        <w:t xml:space="preserve">Хороший руководитель должен заранее сказать сотрудникам: </w:t>
+        <w:t>человек, который прислал необычную просьбу, не должен сам выбирать единственный способ доказать, что просьба настоящая.</w:t>
+      </w:r>
+    </w:p>
+    <w:p>
+      <w:pPr>
+        <w:pStyle w:val="InternalHeading"/>
+      </w:pPr>
+      <w:r>
+        <w:t>Ошибку нужно сообщить сразу</w:t>
+      </w:r>
+    </w:p>
+    <w:p>
+      <w:r>
+        <w:t>Есть ещё одна причина, по которой компании теряют деньги уже после того, как что-то пошло не так: стыд.</w:t>
+      </w:r>
+    </w:p>
+    <w:p>
+      <w:r>
+        <w:t>«Меня уволят».</w:t>
+      </w:r>
+    </w:p>
+    <w:p>
+      <w:r>
+        <w:t>«Как я мог поверить?»</w:t>
+      </w:r>
+    </w:p>
+    <w:p>
+      <w:r>
+        <w:t>«Сначала попробую всё исправить сам».</w:t>
+      </w:r>
+    </w:p>
+    <w:p>
+      <w:r>
+        <w:t>Но иногда минуты действительно важны. Банк ещё может остановить часть операций. ИТ-служба — закрыть посторонний доступ. Партнёр — предупредить получателя. Коллеги — узнать, что от чужого имени могут прийти новые сообщения.</w:t>
+      </w:r>
+    </w:p>
+    <w:p>
+      <w:r>
+        <w:t xml:space="preserve">Поэтому хороший рабочий климат должен давать сотруднику право сказать: </w:t>
       </w:r>
       <w:r>
         <w:rPr>
           <w:b/>
           <w:i w:val="0"/>
         </w:rPr>
-        <w:t>соблюдение процедуры не является неповиновением</w:t>
-      </w:r>
-      <w:r>
-        <w:t>.</w:t>
-      </w:r>
-    </w:p>
-    <w:p>
-      <w:r>
-        <w:t>Это организационный аналог семейной договорённости «я не обижусь, если ты мне перезвонишь».</w:t>
+        <w:t>«Кажется, я ошибся» — сразу.</w:t>
+      </w:r>
+    </w:p>
+    <w:p>
+      <w:r>
+        <w:t>Не потому, что ответственность не важна.</w:t>
+      </w:r>
+    </w:p>
+    <w:p>
+      <w:r>
+        <w:t>Просто порядок должен быть человеческим и разумным.</w:t>
+      </w:r>
+    </w:p>
+    <w:p>
+      <w:r>
+        <w:t>Сначала остановить ущерб.</w:t>
+      </w:r>
+    </w:p>
+    <w:p>
+      <w:r>
+        <w:t>Потом разбираться, почему это стало возможно.</w:t>
       </w:r>
     </w:p>
     <w:p>
@@ -6059,342 +6329,82 @@
         <w:pStyle w:val="InternalHeading"/>
       </w:pPr>
       <w:r>
-        <w:t>Изменение реквизитов — отдельное событие</w:t>
-      </w:r>
-    </w:p>
-    <w:p>
-      <w:r>
-        <w:t>Одно из самых полезных правил бизнеса удивительно конкретно.</w:t>
-      </w:r>
-    </w:p>
-    <w:p>
-      <w:r>
-        <w:t>Изменились платёжные реквизиты контрагента — не доверяйте самому сообщению об изменении как доказательству изменения.</w:t>
-      </w:r>
-    </w:p>
-    <w:p>
-      <w:r>
-        <w:t>Даже если письмо пришло из обычной цепочки.</w:t>
-      </w:r>
-    </w:p>
-    <w:p>
-      <w:r>
-        <w:t>Даже если в нём правильная подпись.</w:t>
-      </w:r>
-    </w:p>
-    <w:p>
-      <w:r>
-        <w:t>Даже если менеджер «сам на видео».</w:t>
-      </w:r>
-    </w:p>
-    <w:p>
-      <w:r>
-        <w:t>Изменение проверяется через ранее известный канал контрагента и, желательно, человеком, который не инициировал изменение в системе.</w:t>
-      </w:r>
-    </w:p>
-    <w:p>
-      <w:r>
-        <w:t>Почему это правило сильное?</w:t>
-      </w:r>
-    </w:p>
-    <w:p>
-      <w:r>
-        <w:t xml:space="preserve">Потому что оно привязано к </w:t>
-      </w:r>
+        <w:t>Несколько правил, которые помещаются на одной странице</w:t>
+      </w:r>
+    </w:p>
+    <w:p>
+      <w:r>
+        <w:t>Малому бизнесу не обязательно писать толстый документ. Достаточно заранее договориться о нескольких вещах.</w:t>
+      </w:r>
+    </w:p>
+    <w:p>
       <w:r>
         <w:rPr>
           <w:b/>
           <w:i w:val="0"/>
         </w:rPr>
-        <w:t>аномалии процесса</w:t>
-      </w:r>
-      <w:r>
-        <w:t>, а не к качеству мошеннического письма.</w:t>
-      </w:r>
-    </w:p>
-    <w:p>
-      <w:r>
-        <w:t>Если реквизиты действительно изменились, несколько минут проверки сохранят правильный платёж.</w:t>
-      </w:r>
-    </w:p>
-    <w:p>
-      <w:r>
-        <w:t>Если нет — остановят его.</w:t>
-      </w:r>
-    </w:p>
-    <w:p>
-      <w:pPr>
-        <w:pStyle w:val="InternalHeading"/>
-      </w:pPr>
-      <w:r>
-        <w:t>Два человека и проблема коллективной уверенности</w:t>
-      </w:r>
-    </w:p>
-    <w:p>
-      <w:r>
-        <w:t>Принцип двух лиц не означает автоматически безопасность.</w:t>
-      </w:r>
-    </w:p>
-    <w:p>
-      <w:r>
-        <w:t>Если второй сотрудник видит ту же видеоконференцию и заражается той же уверенностью, двое могут ошибиться одинаково.</w:t>
-      </w:r>
-    </w:p>
-    <w:p>
-      <w:r>
-        <w:t>Поэтому независимость важнее арифметики.</w:t>
-      </w:r>
-    </w:p>
-    <w:p>
-      <w:r>
-        <w:t xml:space="preserve">Второй участник должен проверять не выражение лица директора, а </w:t>
-      </w:r>
+        <w:t>Что мы всегда перепроверяем?</w:t>
+      </w:r>
+    </w:p>
+    <w:p>
+      <w:r>
+        <w:t>Крупные и необычные платежи, новые реквизиты, выдачу важных доступов, передачу чувствительных данных, установку программ по чужой просьбе, неожиданный отход от привычного порядка.</w:t>
+      </w:r>
+    </w:p>
+    <w:p>
       <w:r>
         <w:rPr>
           <w:b/>
           <w:i w:val="0"/>
         </w:rPr>
-        <w:t>основание действия</w:t>
-      </w:r>
-      <w:r>
-        <w:t>: реквизиты, полномочия, лимит, канал подтверждения, соответствие процедуре.</w:t>
-      </w:r>
-    </w:p>
-    <w:p>
-      <w:r>
-        <w:t>Иначе получается два свидетеля одного и того же фальшивого сигнала.</w:t>
-      </w:r>
-    </w:p>
-    <w:p>
-      <w:r>
-        <w:t>Разделение полномочий полезно, когда люди выполняют разные функции контроля.</w:t>
-      </w:r>
-    </w:p>
-    <w:p>
-      <w:pPr>
-        <w:pStyle w:val="InternalHeading"/>
-      </w:pPr>
-      <w:r>
-        <w:t>Кадровая служба: «директор попросил прислать документы»</w:t>
-      </w:r>
-    </w:p>
-    <w:p>
-      <w:r>
-        <w:t>Имперсонация в компании — не только деньги.</w:t>
-      </w:r>
-    </w:p>
-    <w:p>
-      <w:r>
-        <w:t>Кадровая служба хранит персональные данные сотрудников.</w:t>
-      </w:r>
-    </w:p>
-    <w:p>
-      <w:r>
-        <w:t>ИТ — права доступа.</w:t>
-      </w:r>
-    </w:p>
-    <w:p>
-      <w:r>
-        <w:t>Закупки — информацию о поставщиках.</w:t>
-      </w:r>
-    </w:p>
-    <w:p>
-      <w:r>
-        <w:t>Юристы — договоры и конфиденциальные материалы.</w:t>
-      </w:r>
-    </w:p>
-    <w:p>
-      <w:r>
-        <w:t>Секретари — календарь руководителей и связи.</w:t>
-      </w:r>
-    </w:p>
-    <w:p>
-      <w:r>
-        <w:t>Сотрудник может получить совершенно правдоподобный звонок от имени руководителя с необычным требованием передать персональные данные, внутреннюю контактную информацию, резервную копию или доступ к закрытому ресурсу.</w:t>
-      </w:r>
-    </w:p>
-    <w:p>
-      <w:r>
-        <w:t xml:space="preserve">Здесь работает тот же принцип: </w:t>
-      </w:r>
+        <w:t>Что не считается достаточным доказательством?</w:t>
+      </w:r>
+    </w:p>
+    <w:p>
+      <w:r>
+        <w:t>Один звонок, одно видео, одно письмо или одно сообщение — даже если всё выглядит совершенно правдоподобно.</w:t>
+      </w:r>
+    </w:p>
+    <w:p>
       <w:r>
         <w:rPr>
           <w:b/>
           <w:i w:val="0"/>
         </w:rPr>
-        <w:t>личность запрашивающего не отменяет минимизации доступа</w:t>
-      </w:r>
-      <w:r>
-        <w:t>.</w:t>
-      </w:r>
-    </w:p>
-    <w:p>
-      <w:r>
-        <w:t>Настоящему директору не обязательно иметь право получать пароль администратора в мессенджере. Настоящий коллега не обязательно должен видеть полную базу клиентов. Настоящий сотрудник кадровой службы не должен просить код многофакторной аутентификации.</w:t>
-      </w:r>
-    </w:p>
-    <w:p>
-      <w:r>
-        <w:t>Аутентификация отвечает на вопрос «кто». Контроль доступа — «что ему разрешено».</w:t>
-      </w:r>
-    </w:p>
-    <w:p>
-      <w:r>
-        <w:t>Компании опасно смешивать эти вопросы из уважения к должности.</w:t>
-      </w:r>
-    </w:p>
-    <w:p>
-      <w:pPr>
-        <w:pStyle w:val="InternalHeading"/>
-      </w:pPr>
-      <w:r>
-        <w:t>Канал для необычных поручений должен существовать заранее</w:t>
-      </w:r>
-    </w:p>
-    <w:p>
-      <w:r>
-        <w:t>Если процедура придумывается уже во время кризиса, её правила неизбежно зависят от текущего разговора. Поэтому высокорисковые проверки нужно определить заранее.</w:t>
-      </w:r>
-    </w:p>
-    <w:p>
-      <w:r>
-        <w:t>Если внутри необычного поручения вам предлагают новый контакт, новый мессенджер или отказ от обычного корпоративного канала, предложенный маршрут не должен одновременно становиться способом подтверждения самого поручения. Организации нужен заранее известный маршрут для аномальных распоряжений.</w:t>
-      </w:r>
-    </w:p>
-    <w:p>
-      <w:r>
-        <w:t>Например:</w:t>
-      </w:r>
-    </w:p>
-    <w:p>
-      <w:pPr>
-        <w:pStyle w:val="ListBullet"/>
-      </w:pPr>
-      <w:r>
-        <w:t>крупные платежи проходят отдельное подтверждение;</w:t>
-      </w:r>
-    </w:p>
-    <w:p>
-      <w:pPr>
-        <w:pStyle w:val="ListBullet"/>
-      </w:pPr>
-      <w:r>
-        <w:t>новые реквизиты проверяются по прежнему контакту;</w:t>
-      </w:r>
-    </w:p>
-    <w:p>
-      <w:pPr>
-        <w:pStyle w:val="ListBullet"/>
-      </w:pPr>
-      <w:r>
-        <w:t>выдача административного доступа оформляется в системе заявок;</w:t>
-      </w:r>
-    </w:p>
-    <w:p>
-      <w:pPr>
-        <w:pStyle w:val="ListBullet"/>
-      </w:pPr>
-      <w:r>
-        <w:t>секретные сделки не отменяют контроль, а используют специальный ограниченный процесс;</w:t>
-      </w:r>
-    </w:p>
-    <w:p>
-      <w:pPr>
-        <w:pStyle w:val="ListBullet"/>
-      </w:pPr>
-      <w:r>
-        <w:t>экстренный канал руководителя заранее внесён в регламент.</w:t>
-      </w:r>
-    </w:p>
-    <w:p>
-      <w:r>
-        <w:t xml:space="preserve">Конкретная реализация зависит от размера и отрасли компании. Но принцип один: </w:t>
-      </w:r>
+        <w:t>Как проверяем новые реквизиты?</w:t>
+      </w:r>
+    </w:p>
+    <w:p>
+      <w:r>
+        <w:t>По контакту, который был известен раньше.</w:t>
+      </w:r>
+    </w:p>
+    <w:p>
       <w:r>
         <w:rPr>
           <w:b/>
           <w:i w:val="0"/>
         </w:rPr>
-        <w:t>автор сообщения не должен единолично определять способ проверки самого себя</w:t>
-      </w:r>
-      <w:r>
-        <w:t>.</w:t>
-      </w:r>
-    </w:p>
-    <w:p>
-      <w:pPr>
-        <w:pStyle w:val="InternalHeading"/>
-      </w:pPr>
-      <w:r>
-        <w:t>Инцидент без стыда</w:t>
-      </w:r>
-    </w:p>
-    <w:p>
-      <w:r>
-        <w:t>Есть ещё одна организационная проблема: сотрудник может понять, что уже совершил ошибку, и потерять время из-за страха.</w:t>
-      </w:r>
-    </w:p>
-    <w:p>
-      <w:r>
-        <w:t>«Меня уволят».</w:t>
-      </w:r>
-    </w:p>
-    <w:p>
-      <w:r>
-        <w:t>«Как я мог поверить?»</w:t>
-      </w:r>
-    </w:p>
-    <w:p>
-      <w:r>
-        <w:t>«Сначала попробую сам разобраться».</w:t>
-      </w:r>
-    </w:p>
-    <w:p>
-      <w:r>
-        <w:t>Для финансовых и киберинцидентов минуты иногда имеют значение. Банк может успеть остановить часть операций. ИТ-служба — ограничить доступ. Партнёр — предупредить получателя. Команда — разослать предупреждение о дальнейшей имперсонации.</w:t>
-      </w:r>
-    </w:p>
-    <w:p>
-      <w:r>
-        <w:t xml:space="preserve">Поэтому культура должна содержать отдельное правило: </w:t>
-      </w:r>
+        <w:t>Зачем нужен второй человек?</w:t>
+      </w:r>
+    </w:p>
+    <w:p>
+      <w:r>
+        <w:t>Не для того, чтобы ещё раз посмотреть то же сообщение, а чтобы проверить просьбу с другой стороны.</w:t>
+      </w:r>
+    </w:p>
+    <w:p>
       <w:r>
         <w:rPr>
           <w:b/>
           <w:i w:val="0"/>
         </w:rPr>
-        <w:t>раннее сообщение об ошибке важнее немедленного поиска виноватого</w:t>
-      </w:r>
-      <w:r>
-        <w:t>.</w:t>
-      </w:r>
-    </w:p>
-    <w:p>
-      <w:r>
-        <w:t>Это не означает отсутствия ответственности. Это означает правильный порядок действий.</w:t>
-      </w:r>
-    </w:p>
-    <w:p>
-      <w:r>
-        <w:t>Сначала ограничить ущерб.</w:t>
-      </w:r>
-    </w:p>
-    <w:p>
-      <w:r>
-        <w:t>Потом разбирать, почему система позволила ему произойти.</w:t>
-      </w:r>
-    </w:p>
-    <w:p>
-      <w:pPr>
-        <w:pStyle w:val="InternalHeading"/>
-      </w:pPr>
-      <w:r>
-        <w:t>Мини-регламент высокорискового поручения</w:t>
-      </w:r>
-    </w:p>
-    <w:p>
-      <w:r>
-        <w:t>Для небольшой компании он может помещаться на одной странице.</w:t>
+        <w:t>Что делать со срочностью?</w:t>
+      </w:r>
+    </w:p>
+    <w:p>
+      <w:r>
+        <w:t>Ускорять проверку, а не отменять её.</w:t>
       </w:r>
     </w:p>
     <w:p>
@@ -6403,12 +6413,12 @@
           <w:b/>
           <w:i w:val="0"/>
         </w:rPr>
-        <w:t>1. Какие действия считаются высокорисковыми</w:t>
-      </w:r>
-    </w:p>
-    <w:p>
-      <w:r>
-        <w:t>Крупные/необычные платежи, смена реквизитов, выдача привилегированного доступа, передача чувствительных данных, установка программ, изменение процедуры по просьбе руководителя.</w:t>
+        <w:t>Есть ли исключение для руководителя?</w:t>
+      </w:r>
+    </w:p>
+    <w:p>
+      <w:r>
+        <w:t>Нет. Чем выше должность, тем дороже может оказаться ошибка от его имени.</w:t>
       </w:r>
     </w:p>
     <w:p>
@@ -6417,12 +6427,12 @@
           <w:b/>
           <w:i w:val="0"/>
         </w:rPr>
-        <w:t>2. Одного канала недостаточно</w:t>
-      </w:r>
-    </w:p>
-    <w:p>
-      <w:r>
-        <w:t>Голос, видео, электронная почта или мессенджер не являются единственным подтверждением высокорискового распоряжения.</w:t>
+        <w:t>Можно ли сотруднику остановиться и спросить?</w:t>
+      </w:r>
+    </w:p>
+    <w:p>
+      <w:r>
+        <w:t>Не только можно. В важных ситуациях именно этого от него и ждут.</w:t>
       </w:r>
     </w:p>
     <w:p>
@@ -6431,12 +6441,60 @@
           <w:b/>
           <w:i w:val="0"/>
         </w:rPr>
-        <w:t>3. Изменение реквизитов подтверждается независимо</w:t>
-      </w:r>
-    </w:p>
-    <w:p>
-      <w:r>
-        <w:t>По ранее известному контакту контрагента.</w:t>
+        <w:t>Что делать, если ошибка уже произошла?</w:t>
+      </w:r>
+    </w:p>
+    <w:p>
+      <w:r>
+        <w:t>Сообщить сразу, не пытаясь сначала тихо исправить всё в одиночку.</w:t>
+      </w:r>
+    </w:p>
+    <w:p>
+      <w:pPr>
+        <w:pStyle w:val="InternalHeading"/>
+      </w:pPr>
+      <w:r>
+        <w:t>Самый дорогой пароль компании</w:t>
+      </w:r>
+    </w:p>
+    <w:p>
+      <w:r>
+        <w:t>Лицо и голос руководителя становятся опасными не потому, что их нужно спрятать. Публичный человек всё равно не сможет убрать из интернета своё лицо, интервью и выступления.</w:t>
+      </w:r>
+    </w:p>
+    <w:p>
+      <w:r>
+        <w:t>Опасность начинается там, где узнаваемость превращается в универсальный пароль.</w:t>
+      </w:r>
+    </w:p>
+    <w:p>
+      <w:r>
+        <w:t>«Я видел директора».</w:t>
+      </w:r>
+    </w:p>
+    <w:p>
+      <w:r>
+        <w:t>«Я слышал его голос».</w:t>
+      </w:r>
+    </w:p>
+    <w:p>
+      <w:r>
+        <w:t>«Он сам написал».</w:t>
+      </w:r>
+    </w:p>
+    <w:p>
+      <w:r>
+        <w:t>Все три фразы могут быть правдой — и всё равно быть недостаточными для дорогого решения.</w:t>
+      </w:r>
+    </w:p>
+    <w:p>
+      <w:r>
+        <w:t>Хорошая компания не заставляет сотрудника гадать, насколько реалистичен начальник на экране.</w:t>
+      </w:r>
+    </w:p>
+    <w:p>
+      <w:r>
+        <w:t>Она заранее отвечает на другой вопрос:</w:t>
       </w:r>
     </w:p>
     <w:p>
@@ -6445,130 +6503,12 @@
           <w:b/>
           <w:i w:val="0"/>
         </w:rPr>
-        <w:t>4. Крупное действие проходит разделение ролей</w:t>
-      </w:r>
-    </w:p>
-    <w:p>
-      <w:r>
-        <w:t>Инициатор и подтверждающий не должны просто повторно смотреть на один и тот же сигнал.</w:t>
-      </w:r>
-    </w:p>
-    <w:p>
-      <w:r>
-        <w:rPr>
-          <w:b/>
-          <w:i w:val="0"/>
-        </w:rPr>
-        <w:t>5. Срочность не отменяет контроль</w:t>
-      </w:r>
-    </w:p>
-    <w:p>
-      <w:r>
-        <w:t>Для экстренных ситуаций есть ускоренная процедура, а не отсутствие процедуры.</w:t>
-      </w:r>
-    </w:p>
-    <w:p>
-      <w:r>
-        <w:rPr>
-          <w:b/>
-          <w:i w:val="0"/>
-        </w:rPr>
-        <w:t>6. Должность не является исключением</w:t>
-      </w:r>
-    </w:p>
-    <w:p>
-      <w:r>
-        <w:t>Генеральный директор, собственник, финансовый директор и любой другой руководитель подчиняются контрольным правилам высокорисковых действий.</w:t>
-      </w:r>
-    </w:p>
-    <w:p>
-      <w:r>
-        <w:rPr>
-          <w:b/>
-          <w:i w:val="0"/>
-        </w:rPr>
-        <w:t>7. Сотрудник имеет право остановить процесс</w:t>
-      </w:r>
-    </w:p>
-    <w:p>
-      <w:r>
-        <w:t>Проверка необычного поручения не считается дисциплинарным нарушением.</w:t>
-      </w:r>
-    </w:p>
-    <w:p>
-      <w:r>
-        <w:rPr>
-          <w:b/>
-          <w:i w:val="0"/>
-        </w:rPr>
-        <w:t>8. Ошибка сообщается немедленно</w:t>
-      </w:r>
-    </w:p>
-    <w:p>
-      <w:r>
-        <w:t>Без попытки сначала скрыть или самостоятельно «отыграть назад» инцидент.</w:t>
-      </w:r>
-    </w:p>
-    <w:p>
-      <w:pPr>
-        <w:pStyle w:val="InternalHeading"/>
-      </w:pPr>
-      <w:r>
-        <w:t>Самый дорогой пароль компании</w:t>
-      </w:r>
-    </w:p>
-    <w:p>
-      <w:r>
-        <w:t>Лицо и голос руководителя становятся ценным цифровым активом не потому, что их нужно спрятать. Публичный руководитель не сможет спрятать лицо, а бизнес не должен зависеть от информационной невидимости.</w:t>
-      </w:r>
-    </w:p>
-    <w:p>
-      <w:r>
-        <w:t>Опасность возникает, если организация превращает узнаваемость этого лица в универсальный административный пароль.</w:t>
-      </w:r>
-    </w:p>
-    <w:p>
-      <w:r>
-        <w:t>«Я видел директора».</w:t>
-      </w:r>
-    </w:p>
-    <w:p>
-      <w:r>
-        <w:t>«Я слышал его голос».</w:t>
-      </w:r>
-    </w:p>
-    <w:p>
-      <w:r>
-        <w:t>«Он сам написал».</w:t>
-      </w:r>
-    </w:p>
-    <w:p>
-      <w:r>
-        <w:t>Все три утверждения могут быть верны в обычном смысле и всё равно быть недостаточны для дорогого действия.</w:t>
-      </w:r>
-    </w:p>
-    <w:p>
-      <w:r>
-        <w:t>Хорошая компания защищает сотрудника от необходимости решать, насколько реалистичен директор на экране.</w:t>
-      </w:r>
-    </w:p>
-    <w:p>
-      <w:r>
-        <w:t>Она заранее отвечает на другой вопрос:</w:t>
-      </w:r>
-    </w:p>
-    <w:p>
-      <w:r>
-        <w:rPr>
-          <w:b/>
-          <w:i w:val="0"/>
-        </w:rPr>
-        <w:t>что мы делаем с таким поручением, даже если на экране действительно директор?</w:t>
-      </w:r>
-    </w:p>
-    <w:p>
-      <w:r>
-        <w:t>Вот тогда дипфейк перестаёт быть магическим ключом к организационной иерархии.</w:t>
+        <w:t>что мы делаем с такой просьбой, даже если на экране действительно директор?</w:t>
+      </w:r>
+    </w:p>
+    <w:p>
+      <w:r>
+        <w:t>Когда этот ответ есть, дипфейк теряет главное преимущество: право выдавать убедительность за полномочие.</w:t>
       </w:r>
     </w:p>
     <w:p>
@@ -6621,7 +6561,7 @@
     </w:p>
     <w:p>
       <w:r>
-        <w:t>NIST — Национальный институт стандартов и технологий США — в своих рекомендациях по цифровой идентичности тоже разделяет эти задачи. Семье не нужно изучать стандарты. Полезен сам принцип: одного убедительного признака недостаточно, если цена ошибки высока.</w:t>
+        <w:t>NIST — Национальный институт стандартов и технологий США — в своих рекомендациях по подтверждению личности и защите доступа тоже разделяет эти задачи. Семье не нужно изучать стандарты. Полезен сам принцип: одного убедительного признака недостаточно, если цена ошибки высока.</w:t>
       </w:r>
     </w:p>
     <w:p>
@@ -8233,7 +8173,7 @@
           <w:b/>
           <w:i w:val="0"/>
         </w:rPr>
-        <w:t>связь между изображением и идентичностью человека</w:t>
+        <w:t>связь между изображением и конкретным человеком</w:t>
       </w:r>
       <w:r>
         <w:t>.</w:t>
@@ -8329,7 +8269,7 @@
           <w:b/>
           <w:i w:val="0"/>
         </w:rPr>
-        <w:t>посмертное продолжение идентичности</w:t>
+        <w:t>посмертное использование образа человека</w:t>
       </w:r>
       <w:r>
         <w:t>.</w:t>
@@ -8372,7 +8312,7 @@
           <w:b/>
           <w:i w:val="0"/>
         </w:rPr>
-        <w:t>утверждение об авторстве поведения</w:t>
+        <w:t>вопрос о том, действительно ли человек это сказал или сделал</w:t>
       </w:r>
       <w:r>
         <w:t>:</w:t>
@@ -8450,7 +8390,7 @@
         <w:pStyle w:val="ListBullet"/>
       </w:pPr>
       <w:r>
-        <w:t>не использовать голос или видео как единственную авторизацию денег и доступов;</w:t>
+        <w:t>не использовать голос или видео как единственное подтверждение денежных операций и выдачи доступа;</w:t>
       </w:r>
     </w:p>
     <w:p>
@@ -8458,7 +8398,7 @@
         <w:pStyle w:val="ListBullet"/>
       </w:pPr>
       <w:r>
-        <w:t>знать внутренний порядок действий при имперсонации;</w:t>
+        <w:t>знать внутренний порядок действий, если кто-то выдаёт себя за сотрудника;</w:t>
       </w:r>
     </w:p>
     <w:p>
@@ -10032,7 +9972,7 @@
     </w:p>
     <w:p>
       <w:r>
-        <w:t>Ни один из этих инструментов не был создан природой для криптографического подтверждения полномочий на банковский перевод.</w:t>
+        <w:t>Ни один из этих инструментов не был создан природой для формального подтверждения полномочий на банковский перевод.</w:t>
       </w:r>
     </w:p>
     <w:p>
@@ -11061,7 +11001,7 @@
         <w:pStyle w:val="ListBullet"/>
       </w:pPr>
       <w:r>
-        <w:t>предупредите его, если выяснилось, что используется имперсонация;</w:t>
+        <w:t>предупредите его, если кто-то выдаёт себя за него;</w:t>
       </w:r>
     </w:p>
     <w:p>
@@ -11243,7 +11183,7 @@
     </w:p>
     <w:p>
       <w:r>
-        <w:t>Используйте механизмы для имперсонации, нарушения приватности, незаконного изображения или иные применимые категории.</w:t>
+        <w:t>Используйте подходящие категории жалоб: выдача себя за другого человека, нарушение приватности, незаконное использование изображения и другие доступные основания.</w:t>
       </w:r>
     </w:p>
     <w:p>
@@ -11269,7 +11209,7 @@
     </w:p>
     <w:p>
       <w:r>
-        <w:t>Свяжитесь с банком/организацией по официальному каналу и одновременно ограничьте скомпрометированные учётные записи.</w:t>
+        <w:t>Свяжитесь с банком или организацией по официальному каналу и одновременно ограничьте доступ к учётным записям, которыми мог воспользоваться посторонний.</w:t>
       </w:r>
     </w:p>
     <w:p>
@@ -11278,30 +11218,6 @@
       </w:pPr>
       <w:r>
         <w:t>Приложение 7. Краткий словарь</w:t>
-      </w:r>
-    </w:p>
-    <w:p>
-      <w:r>
-        <w:rPr>
-          <w:b/>
-          <w:i w:val="0"/>
-        </w:rPr>
-        <w:t>Аутентификация</w:t>
-      </w:r>
-      <w:r>
-        <w:t xml:space="preserve"> — подтверждение того, что субъект действительно тот, за кого себя выдаёт, в контексте конкретной системы.</w:t>
-      </w:r>
-    </w:p>
-    <w:p>
-      <w:r>
-        <w:rPr>
-          <w:b/>
-          <w:i w:val="0"/>
-        </w:rPr>
-        <w:t>Имперсонация</w:t>
-      </w:r>
-      <w:r>
-        <w:t xml:space="preserve"> — выдача себя за другого человека или организацию.</w:t>
       </w:r>
     </w:p>
     <w:p>
@@ -11325,7 +11241,7 @@
         <w:t>Дипфейк</w:t>
       </w:r>
       <w:r>
-        <w:t xml:space="preserve"> — синтетический или существенно изменённый медиаматериал, который убедительно изображает человека или событие не так, как они происходили в действительности. В разных источниках границы термина могут различаться.</w:t>
+        <w:t xml:space="preserve"> — созданный или существенно изменённый материал, который убедительно показывает человека или событие не так, как они происходили в действительности. В разных источниках границы термина могут различаться.</w:t>
       </w:r>
     </w:p>
     <w:p>
@@ -11349,19 +11265,7 @@
         <w:t>Социальная инженерия</w:t>
       </w:r>
       <w:r>
-        <w:t xml:space="preserve"> — воздействие на человека, чтобы он сам раскрыл информацию, передал доступ или совершил нужное атакующему действие.</w:t>
-      </w:r>
-    </w:p>
-    <w:p>
-      <w:r>
-        <w:rPr>
-          <w:b/>
-          <w:i w:val="0"/>
-        </w:rPr>
-        <w:t>Компрометация деловой электронной почты</w:t>
-      </w:r>
-      <w:r>
-        <w:t xml:space="preserve"> — класс делового мошенничества, в котором злоумышленник компрометирует или имитирует деловую коммуникацию, часто ради платежей или изменения реквизитов.</w:t>
+        <w:t xml:space="preserve"> — психологическое воздействие, которое побуждает человека самому передать информацию, доступ или совершить рискованное действие.</w:t>
       </w:r>
     </w:p>
     <w:p>
@@ -11373,7 +11277,7 @@
         <w:t>Независимый канал</w:t>
       </w:r>
       <w:r>
-        <w:t xml:space="preserve"> — канал проверки, который вы выбрали не по указанию подозрительного собеседника и которому доверяли до текущего сообщения.</w:t>
+        <w:t xml:space="preserve"> — способ проверки, который вы выбрали сами и которому доверяли до подозрительного сообщения.</w:t>
       </w:r>
     </w:p>
     <w:p>
@@ -11382,10 +11286,10 @@
           <w:b/>
           <w:i w:val="0"/>
         </w:rPr>
-        <w:t>Происхождение контента</w:t>
-      </w:r>
-      <w:r>
-        <w:t xml:space="preserve"> — информация об истории цифрового материала: откуда он появился и какие преобразования с ним происходили.</w:t>
+        <w:t>Проверяемая история происхождения</w:t>
+      </w:r>
+      <w:r>
+        <w:t xml:space="preserve"> — сведения о том, откуда появился цифровой материал и какие изменения с ним происходили. Они помогают установить историю файла, но не доказывают истинность всего содержания.</w:t>
       </w:r>
     </w:p>
     <w:p>
@@ -11394,46 +11298,10 @@
           <w:b/>
           <w:i w:val="0"/>
         </w:rPr>
-        <w:t>Content Credentials</w:t>
-      </w:r>
-      <w:r>
-        <w:t xml:space="preserve"> — пользовательское название технологии C2PA: криптографически проверяемая информация о происхождении и истории цифрового актива. Она помогает оценивать происхождение, но не гарантирует истинность каждого утверждения внутри контента.</w:t>
-      </w:r>
-    </w:p>
-    <w:p>
-      <w:r>
-        <w:rPr>
-          <w:b/>
-          <w:i w:val="0"/>
-        </w:rPr>
-        <w:t>Атака с внедрением цифрового медиапотока</w:t>
-      </w:r>
-      <w:r>
-        <w:t xml:space="preserve"> — внедрение изменённого или искусственно созданного цифрового медиапотока в процесс, который ожидает сигнал от реального устройства/человека.</w:t>
-      </w:r>
-    </w:p>
-    <w:p>
-      <w:r>
-        <w:rPr>
-          <w:b/>
-          <w:i w:val="0"/>
-        </w:rPr>
-        <w:t>Ложноположительный результат</w:t>
-      </w:r>
-      <w:r>
-        <w:t xml:space="preserve"> — система ошибочно считает настоящий материал поддельным.</w:t>
-      </w:r>
-    </w:p>
-    <w:p>
-      <w:r>
-        <w:rPr>
-          <w:b/>
-          <w:i w:val="0"/>
-        </w:rPr>
-        <w:t>Ложноотрицательный результат</w:t>
-      </w:r>
-      <w:r>
-        <w:t xml:space="preserve"> — система ошибочно пропускает поддельный материал как настоящий.</w:t>
+        <w:t>Content Credentials (C2PA)</w:t>
+      </w:r>
+      <w:r>
+        <w:t xml:space="preserve"> — официальное название технологии, которая позволяет сохранять и проверять сведения о происхождении и изменениях цифрового материала. Наличие таких данных не делает содержание автоматически истинным, а их отсутствие не доказывает подделку.</w:t>
       </w:r>
     </w:p>
     <w:p>
@@ -11445,7 +11313,7 @@
         <w:t>Дивиденд лжеца</w:t>
       </w:r>
       <w:r>
-        <w:t xml:space="preserve"> — выгода, которую человек может получить, объявив реальное компрометирующее свидетельство фальшивкой в среде, где существование убедительных подделок кажется правдоподобным объяснением.</w:t>
+        <w:t xml:space="preserve"> — возможность объявить настоящее компрометирующее свидетельство подделкой, пользуясь тем, что убедительные дипфейки действительно существуют.</w:t>
       </w:r>
     </w:p>
     <w:p>
@@ -11534,7 +11402,7 @@
         <w:t>NIST</w:t>
       </w:r>
       <w:r>
-        <w:t xml:space="preserve"> — рекомендации по цифровой идентичности и материалы о рисках синтетического контента.</w:t>
+        <w:t xml:space="preserve"> — рекомендации по подтверждению личности, защите доступа и рискам синтетического контента.</w:t>
       </w:r>
     </w:p>
     <w:p>
@@ -11546,7 +11414,7 @@
         <w:t>ФБР / IC3</w:t>
       </w:r>
       <w:r>
-        <w:t xml:space="preserve"> — официальные предупреждения о компрометации деловой электронной почты и цифровой имперсонации.</w:t>
+        <w:t xml:space="preserve"> — официальные предупреждения о подмене деловой переписки и мошенничестве от чужого имени в цифровых каналах.</w:t>
       </w:r>
     </w:p>
     <w:p>

--- a/ne-ver-golosu/dist/ne-ver-golosu-litres.docx
+++ b/ne-ver-golosu/dist/ne-ver-golosu-litres.docx
@@ -10330,131 +10330,32 @@
         <w:pStyle w:val="Heading2"/>
       </w:pPr>
       <w:r>
-        <w:t>Приложение 1. Семейный протокол подтверждения личности</w:t>
-      </w:r>
-    </w:p>
-    <w:p>
-      <w:r>
-        <w:t>Этот протокол стоит обсудить вслух. Сам файл не защищает семью, если никто не знает, что в нём написано.</w:t>
-      </w:r>
-    </w:p>
-    <w:p>
-      <w:pPr>
-        <w:pStyle w:val="InternalHeading"/>
-      </w:pPr>
-      <w:r>
-        <w:t>Когда включаем сильную проверку</w:t>
-      </w:r>
-    </w:p>
-    <w:p>
-      <w:r>
-        <w:t>Если человек от имени близкого просит:</w:t>
-      </w:r>
-    </w:p>
-    <w:p>
-      <w:pPr>
-        <w:pStyle w:val="ListBullet"/>
-      </w:pPr>
-      <w:r>
-        <w:t>перевести необычную или крупную сумму;</w:t>
-      </w:r>
-    </w:p>
-    <w:p>
-      <w:pPr>
-        <w:pStyle w:val="ListBullet"/>
-      </w:pPr>
-      <w:r>
-        <w:t>занять деньги у третьего лица;</w:t>
-      </w:r>
-    </w:p>
-    <w:p>
-      <w:pPr>
-        <w:pStyle w:val="ListBullet"/>
-      </w:pPr>
-      <w:r>
-        <w:t>назвать код подтверждения;</w:t>
-      </w:r>
-    </w:p>
-    <w:p>
-      <w:pPr>
-        <w:pStyle w:val="ListBullet"/>
-      </w:pPr>
-      <w:r>
-        <w:t>передать пароль или доступ;</w:t>
-      </w:r>
-    </w:p>
-    <w:p>
-      <w:pPr>
-        <w:pStyle w:val="ListBullet"/>
-      </w:pPr>
-      <w:r>
-        <w:t>прислать документы или чувствительные данные;</w:t>
-      </w:r>
-    </w:p>
-    <w:p>
-      <w:pPr>
-        <w:pStyle w:val="ListBullet"/>
-      </w:pPr>
-      <w:r>
-        <w:t>установить программу;</w:t>
-      </w:r>
-    </w:p>
-    <w:p>
-      <w:pPr>
-        <w:pStyle w:val="ListBullet"/>
-      </w:pPr>
-      <w:r>
-        <w:t>срочно изменить привычный способ оплаты;</w:t>
-      </w:r>
-    </w:p>
-    <w:p>
-      <w:pPr>
-        <w:pStyle w:val="ListBullet"/>
-      </w:pPr>
-      <w:r>
-        <w:t>скрыть финансовую ситуацию от остальных членов семьи.</w:t>
-      </w:r>
-    </w:p>
-    <w:p>
-      <w:pPr>
-        <w:pStyle w:val="InternalHeading"/>
-      </w:pPr>
-      <w:r>
-        <w:t>Что делаем</w:t>
-      </w:r>
-    </w:p>
-    <w:p>
-      <w:pPr>
-        <w:pStyle w:val="ListNumber"/>
-      </w:pPr>
-      <w:r>
-        <w:t>Не выполняем просьбу в том же разговоре.</w:t>
-      </w:r>
-    </w:p>
-    <w:p>
-      <w:pPr>
-        <w:pStyle w:val="ListNumber"/>
-      </w:pPr>
-      <w:r>
-        <w:t>Завершаем контакт.</w:t>
-      </w:r>
-    </w:p>
-    <w:p>
-      <w:pPr>
-        <w:pStyle w:val="ListNumber"/>
-      </w:pPr>
-      <w:r>
-        <w:t xml:space="preserve">Связываемся с близким по номеру или каналу, который был известен </w:t>
+        <w:t>Приложение 1. Как договориться в семье заранее</w:t>
+      </w:r>
+    </w:p>
+    <w:p>
+      <w:r>
+        <w:t>Главное здесь — не сохранить этот список, а однажды спокойно обсудить его вслух.</w:t>
+      </w:r>
+    </w:p>
+    <w:p>
+      <w:r>
+        <w:t xml:space="preserve">Договоритесь: если кто-то от имени близкого неожиданно просит крупную сумму, код, пароль, документы, установку программы или требует скрыть происходящее от семьи, просьба </w:t>
       </w:r>
       <w:r>
         <w:rPr>
           <w:b/>
           <w:i w:val="0"/>
         </w:rPr>
-        <w:t>до</w:t>
-      </w:r>
-      <w:r>
-        <w:t xml:space="preserve"> этой просьбы.</w:t>
+        <w:t>не выполняется сразу</w:t>
+      </w:r>
+      <w:r>
+        <w:t>.</w:t>
+      </w:r>
+    </w:p>
+    <w:p>
+      <w:r>
+        <w:t>Что делать:</w:t>
       </w:r>
     </w:p>
     <w:p>
@@ -10462,7 +10363,7 @@
         <w:pStyle w:val="ListNumber"/>
       </w:pPr>
       <w:r>
-        <w:t>Если близкий недоступен — связываемся с резервным человеком.</w:t>
+        <w:t>Закончить разговор или переписку.</w:t>
       </w:r>
     </w:p>
     <w:p>
@@ -10470,7 +10371,7 @@
         <w:pStyle w:val="ListNumber"/>
       </w:pPr>
       <w:r>
-        <w:t>Если речь о больнице, полиции, банке или другой организации — находим официальный контакт самостоятельно.</w:t>
+        <w:t>Самому позвонить близкому по номеру, которым вы пользовались раньше.</w:t>
       </w:r>
     </w:p>
     <w:p>
@@ -10478,15 +10379,28 @@
         <w:pStyle w:val="ListNumber"/>
       </w:pPr>
       <w:r>
-        <w:t>Только после независимого подтверждения решаем, нужно ли выполнять действие.</w:t>
-      </w:r>
-    </w:p>
-    <w:p>
-      <w:pPr>
-        <w:pStyle w:val="InternalHeading"/>
-      </w:pPr>
-      <w:r>
-        <w:t>Что не считается независимой проверкой</w:t>
+        <w:t>Если он недоступен — связаться с другим человеком, которому семья доверяет.</w:t>
+      </w:r>
+    </w:p>
+    <w:p>
+      <w:pPr>
+        <w:pStyle w:val="ListNumber"/>
+      </w:pPr>
+      <w:r>
+        <w:t>Если в истории фигурируют банк, больница, полиция или другая организация — найти её официальный телефон самостоятельно.</w:t>
+      </w:r>
+    </w:p>
+    <w:p>
+      <w:pPr>
+        <w:pStyle w:val="ListNumber"/>
+      </w:pPr>
+      <w:r>
+        <w:t>Только после этого решать, что произошло на самом деле.</w:t>
+      </w:r>
+    </w:p>
+    <w:p>
+      <w:r>
+        <w:t>Что не считается проверкой:</w:t>
       </w:r>
     </w:p>
     <w:p>
@@ -10494,7 +10408,7 @@
         <w:pStyle w:val="ListBullet"/>
       </w:pPr>
       <w:r>
-        <w:t>номер, который продиктовал подозрительный собеседник;</w:t>
+        <w:t>номер, который продиктовал сам звонящий;</w:t>
       </w:r>
     </w:p>
     <w:p>
@@ -10502,7 +10416,7 @@
         <w:pStyle w:val="ListBullet"/>
       </w:pPr>
       <w:r>
-        <w:t>ссылка, которую он прислал;</w:t>
+        <w:t>ссылка из его сообщения;</w:t>
       </w:r>
     </w:p>
     <w:p>
@@ -10510,7 +10424,7 @@
         <w:pStyle w:val="ListBullet"/>
       </w:pPr>
       <w:r>
-        <w:t>новый мессенджер, куда он сам предложил перейти;</w:t>
+        <w:t>новый мессенджер, куда он предложил перейти;</w:t>
       </w:r>
     </w:p>
     <w:p>
@@ -10518,6 +10432,22 @@
         <w:pStyle w:val="ListBullet"/>
       </w:pPr>
       <w:r>
+        <w:t>знакомый голос;</w:t>
+      </w:r>
+    </w:p>
+    <w:p>
+      <w:pPr>
+        <w:pStyle w:val="ListBullet"/>
+      </w:pPr>
+      <w:r>
+        <w:t>лицо на видеосвязи;</w:t>
+      </w:r>
+    </w:p>
+    <w:p>
+      <w:pPr>
+        <w:pStyle w:val="ListBullet"/>
+      </w:pPr>
+      <w:r>
         <w:t>правильный ответ на один семейный вопрос;</w:t>
       </w:r>
     </w:p>
@@ -10526,44 +10456,17 @@
         <w:pStyle w:val="ListBullet"/>
       </w:pPr>
       <w:r>
-        <w:t>узнаваемый голос;</w:t>
-      </w:r>
-    </w:p>
-    <w:p>
-      <w:pPr>
-        <w:pStyle w:val="ListBullet"/>
-      </w:pPr>
-      <w:r>
-        <w:t>лицо на видеосвязи;</w:t>
-      </w:r>
-    </w:p>
-    <w:p>
-      <w:pPr>
-        <w:pStyle w:val="ListBullet"/>
-      </w:pPr>
-      <w:r>
-        <w:t>просьба другого неизвестного человека, которого первый собеседник назвал «адвокатом», «врачом», «следователем» или «коллегой».</w:t>
-      </w:r>
-    </w:p>
-    <w:p>
-      <w:pPr>
-        <w:pStyle w:val="InternalHeading"/>
-      </w:pPr>
-      <w:r>
-        <w:t>Резервный человек</w:t>
-      </w:r>
-    </w:p>
-    <w:p>
-      <w:r>
-        <w:t>Запишите для себя имя человека, которому можно позвонить, если основной член семьи недоступен. Не храните здесь банковские коды, пароли и другие секреты.</w:t>
-      </w:r>
-    </w:p>
-    <w:p>
-      <w:pPr>
-        <w:pStyle w:val="InternalHeading"/>
-      </w:pPr>
-      <w:r>
-        <w:t>Семейное правило</w:t>
+        <w:t>неизвестный человек, которого собеседник представил «врачом», «адвокатом», «следователем» или «коллегой».</w:t>
+      </w:r>
+    </w:p>
+    <w:p>
+      <w:r>
+        <w:t>Полезно заранее выбрать ещё одного человека, которому можно позвонить, если близкий недоступен.</w:t>
+      </w:r>
+    </w:p>
+    <w:p>
+      <w:r>
+        <w:t>И отдельно договориться о самом важном:</w:t>
       </w:r>
     </w:p>
     <w:p>
@@ -10572,7 +10475,7 @@
           <w:b/>
           <w:i w:val="0"/>
         </w:rPr>
-        <w:t>Никто не обижается на проверку высокорисковой просьбы.</w:t>
+        <w:t>никто не обижается, если просьбу о деньгах, кодах или документах перепроверяют.</w:t>
       </w:r>
     </w:p>
     <w:p>
@@ -10580,7 +10483,7 @@
         <w:pStyle w:val="Heading2"/>
       </w:pPr>
       <w:r>
-        <w:t>Приложение 2. Разговор с пожилыми родителями</w:t>
+        <w:t>Приложение 2. Как поговорить с пожилыми родителями</w:t>
       </w:r>
     </w:p>
     <w:p>
@@ -10590,20 +10493,17 @@
     </w:p>
     <w:p>
       <w:r>
-        <w:t>Полезный вариант разговора:</w:t>
-      </w:r>
-    </w:p>
-    <w:p>
-      <w:r>
-        <w:t>«Сейчас можно довольно убедительно воспроизводить чужой голос и лицо. Поэтому давай введём правило для всех нас: если кто-то из семьи неожиданно просит деньги, код или документы, мы сначала завершаем разговор и перезваниваем по старому номеру. Я буду делать то же самое, если позвонишь ты. Это не потому, что мы друг другу не верим — просто голос теперь можно скопировать».</w:t>
-      </w:r>
-    </w:p>
-    <w:p>
-      <w:pPr>
-        <w:pStyle w:val="InternalHeading"/>
-      </w:pPr>
-      <w:r>
-        <w:t>Договоритесь о четырёх вещах</w:t>
+        <w:t>Гораздо лучше сказать примерно так:</w:t>
+      </w:r>
+    </w:p>
+    <w:p>
+      <w:r>
+        <w:t>«Сейчас чужой голос и лицо можно воспроизвести очень убедительно. Поэтому давай введём одно правило для всех нас: если кто-то из семьи неожиданно просит деньги, код или документы, мы сначала заканчиваем разговор и перезваниваем по старому номеру. Я буду делать то же самое, если позвонишь ты. Это не недоверие — просто голос теперь можно скопировать».</w:t>
+      </w:r>
+    </w:p>
+    <w:p>
+      <w:r>
+        <w:t>Договоритесь о четырёх вещах:</w:t>
       </w:r>
     </w:p>
     <w:p>
@@ -10635,15 +10535,12 @@
         <w:pStyle w:val="ListNumber"/>
       </w:pPr>
       <w:r>
-        <w:t>Что банк, полиция или госорган не проверяются по номеру, который дал сам звонящий: контакт ищется самостоятельно.</w:t>
-      </w:r>
-    </w:p>
-    <w:p>
-      <w:pPr>
-        <w:pStyle w:val="InternalHeading"/>
-      </w:pPr>
-      <w:r>
-        <w:t>Чего не делать</w:t>
+        <w:t>Что телефон банка, полиции или государственного органа ищут самостоятельно, а не берут у звонящего.</w:t>
+      </w:r>
+    </w:p>
+    <w:p>
+      <w:r>
+        <w:t>И ещё несколько простых правил разговора:</w:t>
       </w:r>
     </w:p>
     <w:p>
@@ -10675,7 +10572,7 @@
         <w:pStyle w:val="ListBullet"/>
       </w:pPr>
       <w:r>
-        <w:t>не говорить, что «нормальный человек сразу поймёт»;</w:t>
+        <w:t>не говорить «нормальный человек сразу поймёт»;</w:t>
       </w:r>
     </w:p>
     <w:p>
@@ -10683,7 +10580,12 @@
         <w:pStyle w:val="ListBullet"/>
       </w:pPr>
       <w:r>
-        <w:t>не назначать пожилого родственника единственной уязвимой стороной — правила действуют для всех.</w:t>
+        <w:t>не делать вид, будто ошибиться может только пожилой человек.</w:t>
+      </w:r>
+    </w:p>
+    <w:p>
+      <w:r>
+        <w:t>Эти правила нужны всем возрастам.</w:t>
       </w:r>
     </w:p>
     <w:p>
@@ -10691,112 +10593,27 @@
         <w:pStyle w:val="Heading2"/>
       </w:pPr>
       <w:r>
-        <w:t>Приложение 3. Протокол для подростка</w:t>
-      </w:r>
-    </w:p>
-    <w:p>
-      <w:r>
-        <w:t>Подростку достаточно запомнить три ситуации, в которых разрешено не подчиниться даже «голосу родителя» немедленно.</w:t>
-      </w:r>
-    </w:p>
-    <w:p>
-      <w:pPr>
-        <w:pStyle w:val="InternalHeading"/>
-      </w:pPr>
-      <w:r>
-        <w:t>Если от имени родителя просят</w:t>
-      </w:r>
-    </w:p>
-    <w:p>
-      <w:pPr>
-        <w:pStyle w:val="ListBullet"/>
-      </w:pPr>
-      <w:r>
-        <w:t>деньги или данные карты;</w:t>
-      </w:r>
-    </w:p>
-    <w:p>
-      <w:pPr>
-        <w:pStyle w:val="ListBullet"/>
-      </w:pPr>
-      <w:r>
-        <w:t>пароль, одноразовый код, доступ к аккаунту;</w:t>
-      </w:r>
-    </w:p>
-    <w:p>
-      <w:pPr>
-        <w:pStyle w:val="ListBullet"/>
-      </w:pPr>
-      <w:r>
-        <w:t>документ, фотографию документа или установку приложения.</w:t>
-      </w:r>
-    </w:p>
-    <w:p>
-      <w:pPr>
-        <w:pStyle w:val="InternalHeading"/>
-      </w:pPr>
-      <w:r>
-        <w:t>Что делать</w:t>
-      </w:r>
-    </w:p>
-    <w:p>
-      <w:pPr>
-        <w:pStyle w:val="ListNumber"/>
-      </w:pPr>
-      <w:r>
-        <w:t>Перезвонить родителю на известный номер.</w:t>
-      </w:r>
-    </w:p>
-    <w:p>
-      <w:pPr>
-        <w:pStyle w:val="ListNumber"/>
-      </w:pPr>
-      <w:r>
-        <w:t>Если он недоступен — связаться со вторым взрослым, которому семья доверяет.</w:t>
-      </w:r>
-    </w:p>
-    <w:p>
-      <w:pPr>
-        <w:pStyle w:val="ListNumber"/>
-      </w:pPr>
-      <w:r>
-        <w:t>Не бояться, что за проверку будут ругать.</w:t>
-      </w:r>
-    </w:p>
-    <w:p>
-      <w:r>
-        <w:t xml:space="preserve">Родителям важно произнести последнее правило заранее: </w:t>
+        <w:t>Приложение 3. Три правила для подростка</w:t>
+      </w:r>
+    </w:p>
+    <w:p>
+      <w:r>
+        <w:t xml:space="preserve">Подростку не нужен длинный курс цифровой безопасности. Достаточно заранее дать право </w:t>
       </w:r>
       <w:r>
         <w:rPr>
           <w:b/>
           <w:i w:val="0"/>
         </w:rPr>
-        <w:t>«Если ты остановишь настоящую мою просьбу ради проверки, я не буду сердиться»</w:t>
-      </w:r>
-      <w:r>
-        <w:t>.</w:t>
-      </w:r>
-    </w:p>
-    <w:p>
-      <w:pPr>
-        <w:pStyle w:val="Heading2"/>
-      </w:pPr>
-      <w:r>
-        <w:t>Приложение 4. Деловой протокол высокорискового поручения</w:t>
-      </w:r>
-    </w:p>
-    <w:p>
-      <w:r>
-        <w:t>Подходит как основа для малого бизнеса. Для регулируемых отраслей и крупных организаций его нужно адаптировать к внутренним требованиям, закону и реальным угрозам.</w:t>
-      </w:r>
-    </w:p>
-    <w:p>
-      <w:pPr>
-        <w:pStyle w:val="InternalHeading"/>
-      </w:pPr>
-      <w:r>
-        <w:t>Высокорисковые действия</w:t>
+        <w:t>не подчиниться немедленно</w:t>
+      </w:r>
+      <w:r>
+        <w:t>, даже если сообщение приходит будто бы от родителя.</w:t>
+      </w:r>
+    </w:p>
+    <w:p>
+      <w:r>
+        <w:t>Особенно если просят:</w:t>
       </w:r>
     </w:p>
     <w:p>
@@ -10804,7 +10621,7 @@
         <w:pStyle w:val="ListBullet"/>
       </w:pPr>
       <w:r>
-        <w:t>новый или необычный платёж;</w:t>
+        <w:t>деньги или данные карты;</w:t>
       </w:r>
     </w:p>
     <w:p>
@@ -10812,7 +10629,7 @@
         <w:pStyle w:val="ListBullet"/>
       </w:pPr>
       <w:r>
-        <w:t>изменение реквизитов контрагента;</w:t>
+        <w:t>пароль, одноразовый код или доступ к аккаунту;</w:t>
       </w:r>
     </w:p>
     <w:p>
@@ -10820,47 +10637,41 @@
         <w:pStyle w:val="ListBullet"/>
       </w:pPr>
       <w:r>
-        <w:t>выдача административного доступа;</w:t>
-      </w:r>
-    </w:p>
-    <w:p>
-      <w:pPr>
-        <w:pStyle w:val="ListBullet"/>
-      </w:pPr>
-      <w:r>
-        <w:t>передача чувствительных персональных или коммерческих данных;</w:t>
-      </w:r>
-    </w:p>
-    <w:p>
-      <w:pPr>
-        <w:pStyle w:val="ListBullet"/>
-      </w:pPr>
-      <w:r>
-        <w:t>установка ПО по внешнему поручению;</w:t>
-      </w:r>
-    </w:p>
-    <w:p>
-      <w:pPr>
-        <w:pStyle w:val="ListBullet"/>
-      </w:pPr>
-      <w:r>
-        <w:t>изменение стандартного процесса «по просьбе руководителя»;</w:t>
-      </w:r>
-    </w:p>
-    <w:p>
-      <w:pPr>
-        <w:pStyle w:val="ListBullet"/>
-      </w:pPr>
-      <w:r>
-        <w:t>срочная конфиденциальная операция вне обычной системы.</w:t>
-      </w:r>
-    </w:p>
-    <w:p>
-      <w:pPr>
-        <w:pStyle w:val="InternalHeading"/>
-      </w:pPr>
-      <w:r>
-        <w:t>Минимальные правила</w:t>
+        <w:t>документ, фотографию документа или установку приложения.</w:t>
+      </w:r>
+    </w:p>
+    <w:p>
+      <w:r>
+        <w:t>Что делать:</w:t>
+      </w:r>
+    </w:p>
+    <w:p>
+      <w:pPr>
+        <w:pStyle w:val="ListNumber"/>
+      </w:pPr>
+      <w:r>
+        <w:t>Позвонить родителю по знакомому номеру.</w:t>
+      </w:r>
+    </w:p>
+    <w:p>
+      <w:pPr>
+        <w:pStyle w:val="ListNumber"/>
+      </w:pPr>
+      <w:r>
+        <w:t>Если он недоступен — связаться со вторым взрослым, которому семья доверяет.</w:t>
+      </w:r>
+    </w:p>
+    <w:p>
+      <w:pPr>
+        <w:pStyle w:val="ListNumber"/>
+      </w:pPr>
+      <w:r>
+        <w:t>Не бояться, что за такую проверку будут ругать.</w:t>
+      </w:r>
+    </w:p>
+    <w:p>
+      <w:r>
+        <w:t>Родителю важно заранее произнести простую фразу:</w:t>
       </w:r>
     </w:p>
     <w:p>
@@ -10869,12 +10680,92 @@
           <w:b/>
           <w:i w:val="0"/>
         </w:rPr>
-        <w:t>1. Лицо и голос не являются финальным одобрением.</w:t>
-      </w:r>
-    </w:p>
-    <w:p>
-      <w:r>
-        <w:t>Видеозвонок или голос руководителя может подтверждать коммуникацию, но высокорисковое действие проходит отдельную процедуру.</w:t>
+        <w:t>«Если ты остановишь настоящую мою просьбу, потому что решил всё перепроверить, я не буду сердиться».</w:t>
+      </w:r>
+    </w:p>
+    <w:p>
+      <w:pPr>
+        <w:pStyle w:val="Heading2"/>
+      </w:pPr>
+      <w:r>
+        <w:t>Приложение 4. Как перепроверять необычные поручения в компании</w:t>
+      </w:r>
+    </w:p>
+    <w:p>
+      <w:r>
+        <w:t>Для небольшого бизнеса достаточно нескольких понятных правил. В крупных и регулируемых организациях их, конечно, придётся согласовать с внутренними требованиями и законом.</w:t>
+      </w:r>
+    </w:p>
+    <w:p>
+      <w:pPr>
+        <w:pStyle w:val="InternalHeading"/>
+      </w:pPr>
+      <w:r>
+        <w:t>Что всегда стоит перепроверять</w:t>
+      </w:r>
+    </w:p>
+    <w:p>
+      <w:pPr>
+        <w:pStyle w:val="ListBullet"/>
+      </w:pPr>
+      <w:r>
+        <w:t>крупный или необычный платёж;</w:t>
+      </w:r>
+    </w:p>
+    <w:p>
+      <w:pPr>
+        <w:pStyle w:val="ListBullet"/>
+      </w:pPr>
+      <w:r>
+        <w:t>новые реквизиты контрагента;</w:t>
+      </w:r>
+    </w:p>
+    <w:p>
+      <w:pPr>
+        <w:pStyle w:val="ListBullet"/>
+      </w:pPr>
+      <w:r>
+        <w:t>выдачу важных прав доступа;</w:t>
+      </w:r>
+    </w:p>
+    <w:p>
+      <w:pPr>
+        <w:pStyle w:val="ListBullet"/>
+      </w:pPr>
+      <w:r>
+        <w:t>передачу чувствительных персональных или коммерческих данных;</w:t>
+      </w:r>
+    </w:p>
+    <w:p>
+      <w:pPr>
+        <w:pStyle w:val="ListBullet"/>
+      </w:pPr>
+      <w:r>
+        <w:t>установку программы по неожиданной просьбе;</w:t>
+      </w:r>
+    </w:p>
+    <w:p>
+      <w:pPr>
+        <w:pStyle w:val="ListBullet"/>
+      </w:pPr>
+      <w:r>
+        <w:t>требование отойти от привычного порядка «потому что руководитель сказал срочно»;</w:t>
+      </w:r>
+    </w:p>
+    <w:p>
+      <w:pPr>
+        <w:pStyle w:val="ListBullet"/>
+      </w:pPr>
+      <w:r>
+        <w:t>секретную операцию, которая почему-то должна пройти мимо обычных правил.</w:t>
+      </w:r>
+    </w:p>
+    <w:p>
+      <w:pPr>
+        <w:pStyle w:val="InternalHeading"/>
+      </w:pPr>
+      <w:r>
+        <w:t>Несколько простых договорённостей</w:t>
       </w:r>
     </w:p>
     <w:p>
@@ -10883,12 +10774,12 @@
           <w:b/>
           <w:i w:val="0"/>
         </w:rPr>
-        <w:t>2. Изменение реквизитов проверяется по ранее известному контакту.</w:t>
-      </w:r>
-    </w:p>
-    <w:p>
-      <w:r>
-        <w:t>Не по телефону или ссылке из письма об изменении.</w:t>
+        <w:t>Одного голоса или видеозвонка недостаточно.</w:t>
+      </w:r>
+    </w:p>
+    <w:p>
+      <w:r>
+        <w:t>Если на кону деньги, доступ или данные, просьбу перепроверяют отдельно.</w:t>
       </w:r>
     </w:p>
     <w:p>
@@ -10897,12 +10788,12 @@
           <w:b/>
           <w:i w:val="0"/>
         </w:rPr>
-        <w:t>3. У крупного действия два независимых участника контроля.</w:t>
-      </w:r>
-    </w:p>
-    <w:p>
-      <w:r>
-        <w:t>Второй сотрудник проверяет основание и процесс, а не просто повторно смотрит то же сообщение.</w:t>
+        <w:t>Новые реквизиты подтверждают по прежнему контакту.</w:t>
+      </w:r>
+    </w:p>
+    <w:p>
+      <w:r>
+        <w:t>Не по телефону и не по ссылке из самого письма об изменении.</w:t>
       </w:r>
     </w:p>
     <w:p>
@@ -10911,7 +10802,12 @@
           <w:b/>
           <w:i w:val="0"/>
         </w:rPr>
-        <w:t>4. Срочность имеет ускоренный процесс, а не отмену процесса.</w:t>
+        <w:t>Для крупного действия нужен второй человек.</w:t>
+      </w:r>
+    </w:p>
+    <w:p>
+      <w:r>
+        <w:t>Но он должен проверить просьбу с другой стороны, а не просто ещё раз посмотреть то же сообщение.</w:t>
       </w:r>
     </w:p>
     <w:p>
@@ -10920,7 +10816,12 @@
           <w:b/>
           <w:i w:val="0"/>
         </w:rPr>
-        <w:t>5. Руководитель не является исключением.</w:t>
+        <w:t>Срочность не отменяет проверку.</w:t>
+      </w:r>
+    </w:p>
+    <w:p>
+      <w:r>
+        <w:t>Если ситуация действительно экстренная, проверяем быстрее — но не закрываем глаза.</w:t>
       </w:r>
     </w:p>
     <w:p>
@@ -10929,7 +10830,12 @@
           <w:b/>
           <w:i w:val="0"/>
         </w:rPr>
-        <w:t>6. Сотрудник вправе остановить действие для проверки.</w:t>
+        <w:t>Руководитель не является исключением.</w:t>
+      </w:r>
+    </w:p>
+    <w:p>
+      <w:r>
+        <w:t>Чем выше должность, тем дороже может оказаться ошибка от его имени.</w:t>
       </w:r>
     </w:p>
     <w:p>
@@ -10938,12 +10844,26 @@
           <w:b/>
           <w:i w:val="0"/>
         </w:rPr>
-        <w:t>7. О подозрительной операции сообщают немедленно.</w:t>
-      </w:r>
-    </w:p>
-    <w:p>
-      <w:r>
-        <w:t>Сначала ограничение ущерба, затем разбор ответственности.</w:t>
+        <w:t>Сотрудник имеет право остановиться и спросить.</w:t>
+      </w:r>
+    </w:p>
+    <w:p>
+      <w:r>
+        <w:t>Перепроверка необычного поручения не должна считаться неповиновением.</w:t>
+      </w:r>
+    </w:p>
+    <w:p>
+      <w:r>
+        <w:rPr>
+          <w:b/>
+          <w:i w:val="0"/>
+        </w:rPr>
+        <w:t>Если ошибка уже произошла — сообщаем сразу.</w:t>
+      </w:r>
+    </w:p>
+    <w:p>
+      <w:r>
+        <w:t>Сначала пытаемся остановить ущерб. Кто и почему ошибся, разберём потом.</w:t>
       </w:r>
     </w:p>
     <w:p>
@@ -10960,16 +10880,178 @@
       </w:r>
     </w:p>
     <w:p>
+      <w:r>
+        <w:t xml:space="preserve">Сначала спросите другое: </w:t>
+      </w:r>
+      <w:r>
+        <w:rPr>
+          <w:b/>
+          <w:i w:val="0"/>
+        </w:rPr>
+        <w:t>что от меня хотят и что я потеряю, если поверю?</w:t>
+      </w:r>
+    </w:p>
+    <w:p>
+      <w:r>
+        <w:t>Если от имени знакомого просят деньги, данные, документы или доступ:</w:t>
+      </w:r>
+    </w:p>
+    <w:p>
+      <w:pPr>
+        <w:pStyle w:val="ListBullet"/>
+      </w:pPr>
+      <w:r>
+        <w:t>ничего не делайте сразу;</w:t>
+      </w:r>
+    </w:p>
+    <w:p>
+      <w:pPr>
+        <w:pStyle w:val="ListBullet"/>
+      </w:pPr>
+      <w:r>
+        <w:t>сами свяжитесь с человеком по знакомому контакту;</w:t>
+      </w:r>
+    </w:p>
+    <w:p>
+      <w:pPr>
+        <w:pStyle w:val="ListBullet"/>
+      </w:pPr>
+      <w:r>
+        <w:t>если выяснилось, что кто-то выдаёт себя за него, предупредите самого человека и тех, кого это тоже может коснуться.</w:t>
+      </w:r>
+    </w:p>
+    <w:p>
+      <w:r>
+        <w:t>Если материал претендует на общественно важное доказательство:</w:t>
+      </w:r>
+    </w:p>
+    <w:p>
+      <w:pPr>
+        <w:pStyle w:val="ListBullet"/>
+      </w:pPr>
+      <w:r>
+        <w:t>найдите первоисточник;</w:t>
+      </w:r>
+    </w:p>
+    <w:p>
+      <w:pPr>
+        <w:pStyle w:val="ListBullet"/>
+      </w:pPr>
+      <w:r>
+        <w:t>посмотрите, кто и когда опубликовал материал впервые;</w:t>
+      </w:r>
+    </w:p>
+    <w:p>
+      <w:pPr>
+        <w:pStyle w:val="ListBullet"/>
+      </w:pPr>
+      <w:r>
+        <w:t>найдите независимые подтверждения;</w:t>
+      </w:r>
+    </w:p>
+    <w:p>
+      <w:pPr>
+        <w:pStyle w:val="ListBullet"/>
+      </w:pPr>
+      <w:r>
+        <w:t>не считайте результат программы, выявляющей дипфейки, окончательным вердиктом;</w:t>
+      </w:r>
+    </w:p>
+    <w:p>
+      <w:pPr>
+        <w:pStyle w:val="ListBullet"/>
+      </w:pPr>
+      <w:r>
+        <w:t>если у файла есть проверяемая история происхождения, используйте её как дополнительную подсказку, а не как печать истины.</w:t>
+      </w:r>
+    </w:p>
+    <w:p>
+      <w:r>
+        <w:t xml:space="preserve">Если подтвердить подлинность не удалось, нормальный ответ — </w:t>
+      </w:r>
+      <w:r>
+        <w:rPr>
+          <w:b/>
+          <w:i w:val="0"/>
+        </w:rPr>
+        <w:t>«я не знаю»</w:t>
+      </w:r>
+      <w:r>
+        <w:t>.</w:t>
+      </w:r>
+    </w:p>
+    <w:p>
+      <w:r>
+        <w:t>Неопределённость лучше выдуманной уверенности.</w:t>
+      </w:r>
+    </w:p>
+    <w:p>
+      <w:pPr>
+        <w:pStyle w:val="Heading2"/>
+      </w:pPr>
+      <w:r>
+        <w:t>Приложение 6. Если подделка создана от вашего имени</w:t>
+      </w:r>
+    </w:p>
+    <w:p>
+      <w:r>
+        <w:t>Первые действия зависят от ситуации, но общий порядок довольно прост.</w:t>
+      </w:r>
+    </w:p>
+    <w:p>
       <w:pPr>
         <w:pStyle w:val="InternalHeading"/>
       </w:pPr>
       <w:r>
-        <w:t>Сначала определите, что поставлено на карту</w:t>
-      </w:r>
-    </w:p>
-    <w:p>
-      <w:r>
-        <w:t>Материал просто странный — или от вас требуют деньги, данные, доступ, публичное действие?</w:t>
+        <w:t>1. Сохраните то, что ещё можно сохранить</w:t>
+      </w:r>
+    </w:p>
+    <w:p>
+      <w:pPr>
+        <w:pStyle w:val="ListBullet"/>
+      </w:pPr>
+      <w:r>
+        <w:t>исходную ссылку;</w:t>
+      </w:r>
+    </w:p>
+    <w:p>
+      <w:pPr>
+        <w:pStyle w:val="ListBullet"/>
+      </w:pPr>
+      <w:r>
+        <w:t>дату и время;</w:t>
+      </w:r>
+    </w:p>
+    <w:p>
+      <w:pPr>
+        <w:pStyle w:val="ListBullet"/>
+      </w:pPr>
+      <w:r>
+        <w:t>скриншоты страницы и аккаунта;</w:t>
+      </w:r>
+    </w:p>
+    <w:p>
+      <w:pPr>
+        <w:pStyle w:val="ListBullet"/>
+      </w:pPr>
+      <w:r>
+        <w:t>исходный файл, если он доступен;</w:t>
+      </w:r>
+    </w:p>
+    <w:p>
+      <w:pPr>
+        <w:pStyle w:val="ListBullet"/>
+      </w:pPr>
+      <w:r>
+        <w:t>текст и контекст публикации;</w:t>
+      </w:r>
+    </w:p>
+    <w:p>
+      <w:pPr>
+        <w:pStyle w:val="ListBullet"/>
+      </w:pPr>
+      <w:r>
+        <w:t>сведения о том, кому материал был отправлен, если они известны.</w:t>
       </w:r>
     </w:p>
     <w:p>
@@ -10977,39 +11059,12 @@
         <w:pStyle w:val="InternalHeading"/>
       </w:pPr>
       <w:r>
-        <w:t>Если материал связан с просьбой от знакомого</w:t>
-      </w:r>
-    </w:p>
-    <w:p>
-      <w:pPr>
-        <w:pStyle w:val="ListBullet"/>
-      </w:pPr>
-      <w:r>
-        <w:t>не выполняйте высокорисковое действие;</w:t>
-      </w:r>
-    </w:p>
-    <w:p>
-      <w:pPr>
-        <w:pStyle w:val="ListBullet"/>
-      </w:pPr>
-      <w:r>
-        <w:t>свяжитесь с человеком независимо;</w:t>
-      </w:r>
-    </w:p>
-    <w:p>
-      <w:pPr>
-        <w:pStyle w:val="ListBullet"/>
-      </w:pPr>
-      <w:r>
-        <w:t>предупредите его, если кто-то выдаёт себя за него;</w:t>
-      </w:r>
-    </w:p>
-    <w:p>
-      <w:pPr>
-        <w:pStyle w:val="ListBullet"/>
-      </w:pPr>
-      <w:r>
-        <w:t>предупредите связанных людей, если атака может идти по цепочке.</w:t>
+        <w:t>2. Сначала предупредите тех, кому ошибка может дорого обойтись</w:t>
+      </w:r>
+    </w:p>
+    <w:p>
+      <w:r>
+        <w:t>Это могут быть семья, финансовый отдел, работодатель, клиенты, подписчики или банк.</w:t>
       </w:r>
     </w:p>
     <w:p>
@@ -11017,47 +11072,12 @@
         <w:pStyle w:val="InternalHeading"/>
       </w:pPr>
       <w:r>
-        <w:t>Если материал претендует на общественно значимое доказательство</w:t>
-      </w:r>
-    </w:p>
-    <w:p>
-      <w:pPr>
-        <w:pStyle w:val="ListBullet"/>
-      </w:pPr>
-      <w:r>
-        <w:t>найдите первоисточник;</w:t>
-      </w:r>
-    </w:p>
-    <w:p>
-      <w:pPr>
-        <w:pStyle w:val="ListBullet"/>
-      </w:pPr>
-      <w:r>
-        <w:t>проверьте, кто впервые опубликовал;</w:t>
-      </w:r>
-    </w:p>
-    <w:p>
-      <w:pPr>
-        <w:pStyle w:val="ListBullet"/>
-      </w:pPr>
-      <w:r>
-        <w:t>ищите подтверждение из независимых источников;</w:t>
-      </w:r>
-    </w:p>
-    <w:p>
-      <w:pPr>
-        <w:pStyle w:val="ListBullet"/>
-      </w:pPr>
-      <w:r>
-        <w:t>не считайте автоматический детектор дипфейков окончательным вердиктом;</w:t>
-      </w:r>
-    </w:p>
-    <w:p>
-      <w:pPr>
-        <w:pStyle w:val="ListBullet"/>
-      </w:pPr>
-      <w:r>
-        <w:t>если доступны проверяемые данные о происхождении или иные данные происхождения, рассматривайте их как дополнительный сигнал, а не сертификат истинности содержания.</w:t>
+        <w:t>3. Опровергайте там, где вас уже умеют узнавать</w:t>
+      </w:r>
+    </w:p>
+    <w:p>
+      <w:r>
+        <w:t>Лучше использовать официальный сайт, давно известный аккаунт, рабочую страницу организации или другой привычный источник. Ещё одно видео с вашим лицом само по себе уже не решает проблему.</w:t>
       </w:r>
     </w:p>
     <w:p>
@@ -11065,30 +11085,12 @@
         <w:pStyle w:val="InternalHeading"/>
       </w:pPr>
       <w:r>
-        <w:t>Если вы не можете подтвердить подлинность</w:t>
-      </w:r>
-    </w:p>
-    <w:p>
-      <w:r>
-        <w:t>Допустимая позиция — «не знаю».</w:t>
-      </w:r>
-    </w:p>
-    <w:p>
-      <w:r>
-        <w:t>Неопределённость лучше выдуманной уверенности.</w:t>
-      </w:r>
-    </w:p>
-    <w:p>
-      <w:pPr>
-        <w:pStyle w:val="Heading2"/>
-      </w:pPr>
-      <w:r>
-        <w:t>Приложение 6. Если подделка создана от вашего имени</w:t>
-      </w:r>
-    </w:p>
-    <w:p>
-      <w:r>
-        <w:t>Порядок зависит от ущерба и юрисдикции, но первые действия можно сделать универсальнее.</w:t>
+        <w:t>4. Подайте жалобу площадке</w:t>
+      </w:r>
+    </w:p>
+    <w:p>
+      <w:r>
+        <w:t>Выберите подходящую причину: кто-то выдаёт себя за другого человека, нарушает приватность, незаконно использует изображение или совершает другое нарушение, которое подходит к ситуации.</w:t>
       </w:r>
     </w:p>
     <w:p>
@@ -11096,55 +11098,12 @@
         <w:pStyle w:val="InternalHeading"/>
       </w:pPr>
       <w:r>
-        <w:t>1. Зафиксируйте</w:t>
-      </w:r>
-    </w:p>
-    <w:p>
-      <w:pPr>
-        <w:pStyle w:val="ListBullet"/>
-      </w:pPr>
-      <w:r>
-        <w:t>исходную ссылку;</w:t>
-      </w:r>
-    </w:p>
-    <w:p>
-      <w:pPr>
-        <w:pStyle w:val="ListBullet"/>
-      </w:pPr>
-      <w:r>
-        <w:t>дату и время;</w:t>
-      </w:r>
-    </w:p>
-    <w:p>
-      <w:pPr>
-        <w:pStyle w:val="ListBullet"/>
-      </w:pPr>
-      <w:r>
-        <w:t>скриншоты страницы и аккаунта;</w:t>
-      </w:r>
-    </w:p>
-    <w:p>
-      <w:pPr>
-        <w:pStyle w:val="ListBullet"/>
-      </w:pPr>
-      <w:r>
-        <w:t>доступный исходный файл;</w:t>
-      </w:r>
-    </w:p>
-    <w:p>
-      <w:pPr>
-        <w:pStyle w:val="ListBullet"/>
-      </w:pPr>
-      <w:r>
-        <w:t>текст и контекст публикации;</w:t>
-      </w:r>
-    </w:p>
-    <w:p>
-      <w:pPr>
-        <w:pStyle w:val="ListBullet"/>
-      </w:pPr>
-      <w:r>
-        <w:t>кому материал был отправлен, если это известно.</w:t>
+        <w:t>5. При серьёзном вреде обратитесь за профессиональной помощью</w:t>
+      </w:r>
+    </w:p>
+    <w:p>
+      <w:r>
+        <w:t>Репутационный, интимный, финансовый и уголовно-правовой вред требуют разных действий. По состоянию на 14 августа 2026 года российское право включает, в частности, нормы ГК РФ о репутации, изображении и частной жизни, а также законодательство о персональных данных. Как именно они применяются, зависит от обстоятельств.</w:t>
       </w:r>
     </w:p>
     <w:p>
@@ -11152,64 +11111,12 @@
         <w:pStyle w:val="InternalHeading"/>
       </w:pPr>
       <w:r>
-        <w:t>2. Определите аудиторию наибольшего риска</w:t>
-      </w:r>
-    </w:p>
-    <w:p>
-      <w:r>
-        <w:t>Кому важно быстро узнать правду: семье, финансовому отделу, работодателю, клиентам, подписчикам, банку?</w:t>
-      </w:r>
-    </w:p>
-    <w:p>
-      <w:pPr>
-        <w:pStyle w:val="InternalHeading"/>
-      </w:pPr>
-      <w:r>
-        <w:t>3. Используйте официальный канал</w:t>
-      </w:r>
-    </w:p>
-    <w:p>
-      <w:r>
-        <w:t>Опровержение должно появиться там, где аудитория уже умеет проверять ваше авторство. Не полагайтесь только на ещё одно видео с вашим лицом.</w:t>
-      </w:r>
-    </w:p>
-    <w:p>
-      <w:pPr>
-        <w:pStyle w:val="InternalHeading"/>
-      </w:pPr>
-      <w:r>
-        <w:t>4. Подайте жалобу площадке</w:t>
-      </w:r>
-    </w:p>
-    <w:p>
-      <w:r>
-        <w:t>Используйте подходящие категории жалоб: выдача себя за другого человека, нарушение приватности, незаконное использование изображения и другие доступные основания.</w:t>
-      </w:r>
-    </w:p>
-    <w:p>
-      <w:pPr>
-        <w:pStyle w:val="InternalHeading"/>
-      </w:pPr>
-      <w:r>
-        <w:t>5. При существенном вреде получите профессиональную помощь</w:t>
-      </w:r>
-    </w:p>
-    <w:p>
-      <w:r>
-        <w:t>Репутационный, интимный, финансовый и уголовно-правовой контекст может требовать разных действий. По состоянию на 14 августа 2026 года российское право включает, среди прочего, нормы ГК РФ о репутации, изображении и частной жизни и нормы законодательства о персональных данных. Конкретная применимость зависит от ситуации.</w:t>
-      </w:r>
-    </w:p>
-    <w:p>
-      <w:pPr>
-        <w:pStyle w:val="InternalHeading"/>
-      </w:pPr>
-      <w:r>
-        <w:t>6. Если атака затрагивает деньги или доступы</w:t>
-      </w:r>
-    </w:p>
-    <w:p>
-      <w:r>
-        <w:t>Свяжитесь с банком или организацией по официальному каналу и одновременно ограничьте доступ к учётным записям, которыми мог воспользоваться посторонний.</w:t>
+        <w:t>6. Если затронуты деньги или аккаунты — действуйте сразу</w:t>
+      </w:r>
+    </w:p>
+    <w:p>
+      <w:r>
+        <w:t>Свяжитесь с банком или организацией через официальный контакт и закройте посторонний доступ к учётным записям, если он возможен.</w:t>
       </w:r>
     </w:p>
     <w:p>
@@ -11274,10 +11181,10 @@
           <w:b/>
           <w:i w:val="0"/>
         </w:rPr>
-        <w:t>Независимый канал</w:t>
-      </w:r>
-      <w:r>
-        <w:t xml:space="preserve"> — способ проверки, который вы выбрали сами и которому доверяли до подозрительного сообщения.</w:t>
+        <w:t>Независимая проверка</w:t>
+      </w:r>
+      <w:r>
+        <w:t xml:space="preserve"> — проверка, которую вы начинаете сами и которая не зависит от контакта, вызвавшего сомнение. Например, вы сами звоните близкому по знакомому номеру или открываете официальный сайт банка.</w:t>
       </w:r>
     </w:p>
     <w:p>
@@ -11326,7 +11233,7 @@
     </w:p>
     <w:p>
       <w:r>
-        <w:t>Технология и право меняются, поэтому для обновлений полезнее иметь несколько первичных источников, чем сотню пересказов.</w:t>
+        <w:t>Технологии и право меняются. Поэтому полезнее знать несколько первичных источников, чем хранить десятки пересказов.</w:t>
       </w:r>
     </w:p>
     <w:p>
@@ -11370,7 +11277,7 @@
         <w:t>КонсультантПлюс</w:t>
       </w:r>
       <w:r>
-        <w:t xml:space="preserve"> — консолидированные действующие редакции ГК РФ, 152-ФЗ и других актов; при проверке важно смотреть дату редакции. https://www.consultant.ru/</w:t>
+        <w:t xml:space="preserve"> — действующие редакции ГК РФ, 152-ФЗ и других актов; при проверке важно смотреть дату редакции. https://www.consultant.ru/</w:t>
       </w:r>
     </w:p>
     <w:p>
@@ -11438,7 +11345,7 @@
         <w:t>Интерпол / Европол</w:t>
       </w:r>
       <w:r>
-        <w:t xml:space="preserve"> — международные оценки эволюции мошенничества.</w:t>
+        <w:t xml:space="preserve"> — международные оценки развития мошенничества.</w:t>
       </w:r>
     </w:p>
     <w:p>
@@ -11463,17 +11370,17 @@
     </w:p>
     <w:p>
       <w:r>
-        <w:t>Обращайте внимание на дату.</w:t>
-      </w:r>
-    </w:p>
-    <w:p>
-      <w:r>
-        <w:t>Отделяйте статистику всего мошенничества от статистики именно инцидентов с ИИ и дипфейками.</w:t>
-      </w:r>
-    </w:p>
-    <w:p>
-      <w:r>
-        <w:t xml:space="preserve">Для технических показателей смотрите, </w:t>
+        <w:t>Смотрите на дату.</w:t>
+      </w:r>
+    </w:p>
+    <w:p>
+      <w:r>
+        <w:t>Не смешивайте статистику всего мошенничества со статистикой случаев, где использовались ИИ и дипфейки.</w:t>
+      </w:r>
+    </w:p>
+    <w:p>
+      <w:r>
+        <w:t xml:space="preserve">Если приводится технический показатель, проверяйте, </w:t>
       </w:r>
       <w:r>
         <w:rPr>
@@ -11488,12 +11395,12 @@
     </w:p>
     <w:p>
       <w:r>
-        <w:t>Для законов проверяйте действующую редакцию, а не новость о законопроекте.</w:t>
-      </w:r>
-    </w:p>
-    <w:p>
-      <w:r>
-        <w:t>Для реальных случаев ищите полицию, суд, регулятора или официальное заявление стороны прежде, чем повторять эффектный пересказ.</w:t>
+        <w:t>В законах смотрите действующую редакцию, а не новость о законопроекте.</w:t>
+      </w:r>
+    </w:p>
+    <w:p>
+      <w:r>
+        <w:t>А в громких историях сначала ищите полицию, суд, регулятора или официальное заявление стороны — и только потом эффектный пересказ.</w:t>
       </w:r>
     </w:p>
     <w:p>

--- a/ne-ver-golosu/dist/ne-ver-golosu-litres.docx
+++ b/ne-ver-golosu/dist/ne-ver-golosu-litres.docx
@@ -2629,22 +2629,21 @@
     </w:p>
     <w:p>
       <w:r>
-        <w:t>Независимая проверка часто начинается с простого действия: рассказать о происходящем другому человеку или выйти на официальный канал.</w:t>
-      </w:r>
-    </w:p>
-    <w:p>
-      <w:r>
-        <w:t xml:space="preserve">Поэтому сочетание </w:t>
-      </w:r>
+        <w:t>Есть фраза, после которой особенно важно не оставаться один на один с разговором:</w:t>
+      </w:r>
+    </w:p>
+    <w:p>
       <w:r>
         <w:rPr>
           <w:b/>
           <w:i w:val="0"/>
         </w:rPr>
-        <w:t>срочности, секретности и запрета на внешнюю проверку</w:t>
-      </w:r>
-      <w:r>
-        <w:t xml:space="preserve"> нужно воспринимать как отдельный сигнал риска.</w:t>
+        <w:t>«Только никому не говори».</w:t>
+      </w:r>
+    </w:p>
+    <w:p>
+      <w:r>
+        <w:t>Сама по себе просьба о тайне ничего не доказывает. В жизни есть медицинские тайны, кадровые решения, сделки, семейные разговоры. Но когда к секретности добавляются срочность, необычная просьба и запрет перепроверить происходящее, картина меняется.</w:t>
       </w:r>
     </w:p>
     <w:p>
@@ -2657,19 +2656,24 @@
     </w:p>
     <w:p>
       <w:r>
-        <w:t>Человек может физически находиться среди семьи или коллег и при этом принимать решение, опираясь только на один разговор. Защитная задача — вернуть в ситуацию второй независимый источник.</w:t>
-      </w:r>
-    </w:p>
-    <w:p>
-      <w:r>
-        <w:t xml:space="preserve">Если вам объясняют, почему нельзя советоваться, перезванивать, пользоваться официальным приложением или обращаться к другому сотруднику, не нужно оценивать правдоподобность каждого объяснения. Достаточно применить заранее установленное правило: </w:t>
+        <w:t>Человек может сидеть на кухне рядом с семьёй и всё равно оказаться в психологически закрытой комнате.</w:t>
+      </w:r>
+    </w:p>
+    <w:p>
+      <w:r>
+        <w:t>Он слышит один голос. Получает одно объяснение. И принимает решение так, будто других людей вокруг не существует.</w:t>
+      </w:r>
+    </w:p>
+    <w:p>
+      <w:r>
+        <w:t xml:space="preserve">Выход из этой комнаты очень прост: </w:t>
       </w:r>
       <w:r>
         <w:rPr>
           <w:b/>
           <w:i w:val="0"/>
         </w:rPr>
-        <w:t>высокорисковое действие без независимой проверки не выполняется</w:t>
+        <w:t>подключить кого-то, кто не находится внутри того же разговора</w:t>
       </w:r>
       <w:r>
         <w:t>.</w:t>
@@ -2677,7 +2681,32 @@
     </w:p>
     <w:p>
       <w:r>
-        <w:t>Это правило особенно полезно потому, что оно не требует доказать мошенничество. Оно просто возвращает контроль из разговора в процедуру.</w:t>
+        <w:t>Позвонить близкому.</w:t>
+      </w:r>
+    </w:p>
+    <w:p>
+      <w:r>
+        <w:t>Открыть официальное приложение банка.</w:t>
+      </w:r>
+    </w:p>
+    <w:p>
+      <w:r>
+        <w:t>Спросить коллегу.</w:t>
+      </w:r>
+    </w:p>
+    <w:p>
+      <w:r>
+        <w:t>Самому найти номер организации.</w:t>
+      </w:r>
+    </w:p>
+    <w:p>
+      <w:r>
+        <w:t>Если собеседник подробно объясняет, почему ничего этого делать нельзя, не нужно спорить с каждым доводом. Достаточно остановиться.</w:t>
+      </w:r>
+    </w:p>
+    <w:p>
+      <w:r>
+        <w:t>Когда на кону деньги, документы или доступ, просьба должна выдерживать независимую перепроверку.</w:t>
       </w:r>
     </w:p>
     <w:p>
@@ -2685,51 +2714,72 @@
         <w:pStyle w:val="InternalHeading"/>
       </w:pPr>
       <w:r>
-        <w:t>Секретность умеет маскироваться под добродетель</w:t>
-      </w:r>
-    </w:p>
-    <w:p>
-      <w:r>
-        <w:t>Просьба сохранить тайну не обязательно выглядит подозрительно: она может быть объяснена заботой, конфиденциальностью или служебной необходимостью. Поэтому оценивать нужно не красивое объяснение, а последствия.</w:t>
-      </w:r>
-    </w:p>
-    <w:p>
-      <w:r>
-        <w:t>Если секретность сопровождается необычным высокорисковым действием и одновременно исключает независимую проверку, остановитесь и вернитесь к официальному или заранее известному каналу.</w:t>
-      </w:r>
-    </w:p>
-    <w:p>
-      <w:r>
-        <w:t>Вот почему совет «если просят никому не говорить — это мошенники» слишком груб. В реальной жизни бывают медицинские тайны, сделки, кадровые решения, личные разговоры. Секретность сама по себе не преступна.</w:t>
-      </w:r>
-    </w:p>
-    <w:p>
-      <w:r>
-        <w:t>Нужно смотреть на сочетание:</w:t>
-      </w:r>
-    </w:p>
-    <w:p>
+        <w:t>Секретность умеет выглядеть прилично</w:t>
+      </w:r>
+    </w:p>
+    <w:p>
+      <w:r>
+        <w:t>Тайна редко предъявляется как тайна ради тайны.</w:t>
+      </w:r>
+    </w:p>
+    <w:p>
+      <w:r>
+        <w:t>Её могут объяснять заботой.</w:t>
+      </w:r>
+    </w:p>
+    <w:p>
+      <w:r>
+        <w:t>Конфиденциальностью.</w:t>
+      </w:r>
+    </w:p>
+    <w:p>
+      <w:r>
+        <w:t>Служебной необходимостью.</w:t>
+      </w:r>
+    </w:p>
+    <w:p>
+      <w:r>
+        <w:t>Желанием «не тревожить остальных».</w:t>
+      </w:r>
+    </w:p>
+    <w:p>
+      <w:r>
+        <w:t>Именно поэтому опасно оценивать только красивое объяснение. Гораздо полезнее посмотреть на то, к чему оно ведёт.</w:t>
+      </w:r>
+    </w:p>
+    <w:p>
+      <w:r>
+        <w:t>Если ради конфиденциальности вас просят нарушить обычный порядок крупного платежа — остановитесь.</w:t>
+      </w:r>
+    </w:p>
+    <w:p>
+      <w:r>
+        <w:t>Если ради «семейной беды» нельзя позвонить никому из семьи — остановитесь.</w:t>
+      </w:r>
+    </w:p>
+    <w:p>
+      <w:r>
+        <w:t>Если «банк» запрещает открыть официальное приложение или позвонить по номеру с карты — остановитесь.</w:t>
+      </w:r>
+    </w:p>
+    <w:p>
+      <w:r>
+        <w:t>Не потому, что секретность автоматически означает мошенничество.</w:t>
+      </w:r>
+    </w:p>
+    <w:p>
+      <w:r>
+        <w:t xml:space="preserve">А потому, что </w:t>
+      </w:r>
       <w:r>
         <w:rPr>
           <w:b/>
           <w:i w:val="0"/>
         </w:rPr>
-        <w:t>секретность + необычное высокорисковое действие + запрет на независимую проверку.</w:t>
-      </w:r>
-    </w:p>
-    <w:p>
-      <w:r>
-        <w:t>Если конфиденциальность требует отменить установленный финансовый контроль, она перестаёт быть просто конфиденциальностью.</w:t>
-      </w:r>
-    </w:p>
-    <w:p>
-      <w:r>
-        <w:t>Если «семейная беда» требует не связываться ни с одним другим членом семьи, это не просто деликатность.</w:t>
-      </w:r>
-    </w:p>
-    <w:p>
-      <w:r>
-        <w:t>Если «банк» требует не пользоваться официальным приложением и не звонить по номеру на карте, это не защита данных.</w:t>
+        <w:t>настоящая необходимость в тайне не должна лишать вас права проверить реальность происходящего</w:t>
+      </w:r>
+      <w:r>
+        <w:t>.</w:t>
       </w:r>
     </w:p>
     <w:p>
@@ -2737,49 +2787,49 @@
         <w:pStyle w:val="InternalHeading"/>
       </w:pPr>
       <w:r>
-        <w:t>Право на неудобную проверку</w:t>
-      </w:r>
-    </w:p>
-    <w:p>
-      <w:r>
-        <w:t>Многие процедуры ломаются не из-за отсутствия технической возможности, а из-за социального дискомфорта.</w:t>
-      </w:r>
-    </w:p>
-    <w:p>
-      <w:r>
-        <w:t>Позвонить директору и уточнить платёж — будто бы поставить под сомнение его слово.</w:t>
-      </w:r>
-    </w:p>
-    <w:p>
-      <w:r>
-        <w:t>Переспросить сына — будто бы показать, что не узнала голос.</w:t>
-      </w:r>
-    </w:p>
-    <w:p>
-      <w:r>
-        <w:t>Связаться с другим родственником — будто бы предать секрет.</w:t>
-      </w:r>
-    </w:p>
-    <w:p>
-      <w:r>
-        <w:t>Остановить разговор с «сотрудником банка» — будто бы быть невежливым или несговорчивым.</w:t>
-      </w:r>
-    </w:p>
-    <w:p>
-      <w:r>
-        <w:t>Этим неудобством нужно управлять заранее.</w:t>
-      </w:r>
-    </w:p>
-    <w:p>
-      <w:r>
-        <w:t xml:space="preserve">В семье полезно договориться: </w:t>
+        <w:t>Самое трудное — разрешить себе быть неудобным</w:t>
+      </w:r>
+    </w:p>
+    <w:p>
+      <w:r>
+        <w:t>Перепроверка часто кажется неловкой.</w:t>
+      </w:r>
+    </w:p>
+    <w:p>
+      <w:r>
+        <w:t>Позвонить директору ещё раз — будто усомниться в его слове.</w:t>
+      </w:r>
+    </w:p>
+    <w:p>
+      <w:r>
+        <w:t>Переспросить сына — будто признаться, что не узнала его голос.</w:t>
+      </w:r>
+    </w:p>
+    <w:p>
+      <w:r>
+        <w:t>Позвонить сестре — будто нарушить обещание хранить семейную тайну.</w:t>
+      </w:r>
+    </w:p>
+    <w:p>
+      <w:r>
+        <w:t>Закончить разговор с «сотрудником банка» — будто проявить грубость.</w:t>
+      </w:r>
+    </w:p>
+    <w:p>
+      <w:r>
+        <w:t>Но безопасность иногда начинается именно с права быть неудобным.</w:t>
+      </w:r>
+    </w:p>
+    <w:p>
+      <w:r>
+        <w:t xml:space="preserve">В семье полезно заранее договориться: </w:t>
       </w:r>
       <w:r>
         <w:rPr>
           <w:b/>
           <w:i w:val="0"/>
         </w:rPr>
-        <w:t>перепроверка необычной денежной просьбы не считается недоверием</w:t>
+        <w:t>необычную просьбу о деньгах всегда можно перепроверить, и никто на это не обижается</w:t>
       </w:r>
       <w:r>
         <w:t>.</w:t>
@@ -2787,14 +2837,67 @@
     </w:p>
     <w:p>
       <w:r>
-        <w:t xml:space="preserve">В компании: </w:t>
+        <w:t>В компании руководитель должен сказать то же самое сотрудникам своими словами: если поручение дорогое или необычное, перепроверить его — нормально.</w:t>
+      </w:r>
+    </w:p>
+    <w:p>
+      <w:r>
+        <w:t>Иначе официальные правила будут жить на бумаге, а реальные решения — подчиняться страху показаться недоверчивым.</w:t>
+      </w:r>
+    </w:p>
+    <w:p>
+      <w:pPr>
+        <w:pStyle w:val="InternalHeading"/>
+      </w:pPr>
+      <w:r>
+        <w:t>Зачем нужен второй человек</w:t>
+      </w:r>
+    </w:p>
+    <w:p>
+      <w:r>
+        <w:t>Мы привыкли искать защиту в программах и настройках. Но один из самых старых способов уменьшить цену ошибки — просто позвать второго человека.</w:t>
+      </w:r>
+    </w:p>
+    <w:p>
+      <w:r>
+        <w:t>Не для того, чтобы он подтвердил ваши чувства.</w:t>
+      </w:r>
+    </w:p>
+    <w:p>
+      <w:r>
+        <w:t>А потому, что он не слышал предыдущие десять минут разговора и не успел попасть под то же давление.</w:t>
+      </w:r>
+    </w:p>
+    <w:p>
+      <w:r>
+        <w:t>Мать слышит голос сына и думает только о том, как ему помочь.</w:t>
+      </w:r>
+    </w:p>
+    <w:p>
+      <w:r>
+        <w:t>Сестра, которой она звонит, может первым делом спросить:</w:t>
+      </w:r>
+    </w:p>
+    <w:p>
+      <w:r>
+        <w:t>«А ты ему на обычный номер звонила?»</w:t>
+      </w:r>
+    </w:p>
+    <w:p>
+      <w:r>
+        <w:t>Не потому, что сестра умнее.</w:t>
+      </w:r>
+    </w:p>
+    <w:p>
+      <w:r>
+        <w:t xml:space="preserve">Она просто </w:t>
       </w:r>
       <w:r>
         <w:rPr>
           <w:b/>
           <w:i w:val="0"/>
         </w:rPr>
-        <w:t>сотрудник не может быть наказан за соблюдение процедуры подтверждения высокорискового поручения, даже если поручение действительно дал директор</w:t>
+        <w:t>не находится внутри этой истории</w:t>
       </w:r>
       <w:r>
         <w:t>.</w:t>
@@ -2802,7 +2905,7 @@
     </w:p>
     <w:p>
       <w:r>
-        <w:t>Это кажется мелочью, но культура безопасности начинается именно здесь. Если формальный регламент требует второго подтверждения, а неформальная культура считает его оскорблением начальства, фактического регламента нет.</w:t>
+        <w:t>Этого иногда достаточно, чтобы вернуть здравый смысл.</w:t>
       </w:r>
     </w:p>
     <w:p>
@@ -2810,145 +2913,111 @@
         <w:pStyle w:val="InternalHeading"/>
       </w:pPr>
       <w:r>
-        <w:t>Второй человек как технология</w:t>
-      </w:r>
-    </w:p>
-    <w:p>
-      <w:r>
-        <w:t>Безопасность часто описывают языком технологий и специальных систем.</w:t>
-      </w:r>
-    </w:p>
-    <w:p>
-      <w:r>
-        <w:t>Но принцип двух независимых людей старше большинства цифровых систем.</w:t>
-      </w:r>
-    </w:p>
-    <w:p>
-      <w:r>
-        <w:t>Двойная подпись. Разделение полномочий. Коллегиальное решение. Свидетель. Второй оператор. Проверка редактором. Независимое подтверждение.</w:t>
-      </w:r>
-    </w:p>
-    <w:p>
-      <w:r>
-        <w:t>Смысл один: не позволить одной ошибке, одной эмоции или одному ненадёжному каналу стать всей системой.</w:t>
-      </w:r>
-    </w:p>
-    <w:p>
-      <w:r>
-        <w:t>В семейной ситуации второй человек особенно полезен, потому что он не находится под тем же эмоциональным давлением.</w:t>
-      </w:r>
-    </w:p>
-    <w:p>
-      <w:r>
-        <w:t>Мать слышит голос сына и думает о его безопасности.</w:t>
-      </w:r>
-    </w:p>
-    <w:p>
-      <w:r>
-        <w:t>Сестра, которой она перезванивает, первым делом может спросить: «А ты звонила ему на обычный номер?»</w:t>
-      </w:r>
-    </w:p>
-    <w:p>
-      <w:r>
-        <w:t xml:space="preserve">Не потому, что сестра умнее. Она просто </w:t>
-      </w:r>
+        <w:t>Короткое правило</w:t>
+      </w:r>
+    </w:p>
+    <w:p>
+      <w:r>
+        <w:t>Если просьба одновременно звучит как:</w:t>
+      </w:r>
+    </w:p>
+    <w:p>
+      <w:pPr>
+        <w:pStyle w:val="ListBullet"/>
+      </w:pPr>
+      <w:r>
+        <w:t>срочно;</w:t>
+      </w:r>
+    </w:p>
+    <w:p>
+      <w:pPr>
+        <w:pStyle w:val="ListBullet"/>
+      </w:pPr>
+      <w:r>
+        <w:t>дорого;</w:t>
+      </w:r>
+    </w:p>
+    <w:p>
+      <w:pPr>
+        <w:pStyle w:val="ListBullet"/>
+      </w:pPr>
+      <w:r>
+        <w:t>необычно;</w:t>
+      </w:r>
+    </w:p>
+    <w:p>
+      <w:pPr>
+        <w:pStyle w:val="ListBullet"/>
+      </w:pPr>
+      <w:r>
+        <w:t>тайно;</w:t>
+      </w:r>
+    </w:p>
+    <w:p>
+      <w:pPr>
+        <w:pStyle w:val="ListBullet"/>
+      </w:pPr>
+      <w:r>
+        <w:t>и «никого больше не спрашивай»,</w:t>
+      </w:r>
+    </w:p>
+    <w:p>
+      <w:r>
+        <w:t>то первым нарушается именно последнее условие.</w:t>
+      </w:r>
+    </w:p>
+    <w:p>
+      <w:r>
+        <w:t>Не нужно доказывать собеседнику, что он мошенник.</w:t>
+      </w:r>
+    </w:p>
+    <w:p>
+      <w:r>
+        <w:t>Не нужно выигрывать спор.</w:t>
+      </w:r>
+    </w:p>
+    <w:p>
+      <w:r>
+        <w:t>Не нужно объяснять свои сомнения.</w:t>
+      </w:r>
+    </w:p>
+    <w:p>
+      <w:r>
+        <w:t>Можно сказать:</w:t>
+      </w:r>
+    </w:p>
+    <w:p>
       <w:r>
         <w:rPr>
           <w:b/>
           <w:i w:val="0"/>
         </w:rPr>
-        <w:t>не была внутри сцены</w:t>
-      </w:r>
-      <w:r>
-        <w:t>.</w:t>
-      </w:r>
-    </w:p>
-    <w:p>
-      <w:pPr>
-        <w:pStyle w:val="InternalHeading"/>
-      </w:pPr>
-      <w:r>
-        <w:t>Короткое правило</w:t>
-      </w:r>
-    </w:p>
-    <w:p>
-      <w:r>
-        <w:t>Если разговор одновременно требует:</w:t>
-      </w:r>
-    </w:p>
-    <w:p>
-      <w:pPr>
-        <w:pStyle w:val="ListBullet"/>
-      </w:pPr>
-      <w:r>
-        <w:t>срочно;</w:t>
-      </w:r>
-    </w:p>
-    <w:p>
-      <w:pPr>
-        <w:pStyle w:val="ListBullet"/>
-      </w:pPr>
-      <w:r>
-        <w:t>дорого;</w:t>
-      </w:r>
-    </w:p>
-    <w:p>
-      <w:pPr>
-        <w:pStyle w:val="ListBullet"/>
-      </w:pPr>
-      <w:r>
-        <w:t>необычно;</w:t>
-      </w:r>
-    </w:p>
-    <w:p>
-      <w:pPr>
-        <w:pStyle w:val="ListBullet"/>
-      </w:pPr>
-      <w:r>
-        <w:t>тайно;</w:t>
-      </w:r>
-    </w:p>
-    <w:p>
-      <w:pPr>
-        <w:pStyle w:val="ListBullet"/>
-      </w:pPr>
-      <w:r>
-        <w:t>и без проверки через привычный канал,</w:t>
-      </w:r>
-    </w:p>
-    <w:p>
-      <w:r>
-        <w:t>то тайна заканчивается первой.</w:t>
-      </w:r>
-    </w:p>
-    <w:p>
-      <w:r>
-        <w:t>Не нужно доказывать собеседнику, что он мошенник. Не нужно побеждать его аргументы. Не нужно объяснять, почему вы сомневаетесь.</w:t>
-      </w:r>
-    </w:p>
-    <w:p>
-      <w:r>
-        <w:t>Можно сказать: «Я проверю и вернусь» — и выйти из разговора.</w:t>
-      </w:r>
-    </w:p>
-    <w:p>
-      <w:r>
-        <w:t>Если просьба реальна, проверка переживёт паузу.</w:t>
-      </w:r>
-    </w:p>
-    <w:p>
-      <w:r>
-        <w:t>Если ситуация действительно экстренная, независимый контакт помогает быстрее понять, что случилось на самом деле.</w:t>
-      </w:r>
-    </w:p>
-    <w:p>
-      <w:r>
-        <w:t>Если начальник действительно дал поручение, он должен быть заинтересован в том, чтобы компания не переводила деньги по одному голосу.</w:t>
-      </w:r>
-    </w:p>
-    <w:p>
-      <w:r>
-        <w:t>А если вся конструкция разваливается от того, что вы рассказали о ней одному человеку, возможно, именно на молчании она и держалась.</w:t>
+        <w:t>«Я проверю и вернусь».</w:t>
+      </w:r>
+    </w:p>
+    <w:p>
+      <w:r>
+        <w:t>И закончить разговор.</w:t>
+      </w:r>
+    </w:p>
+    <w:p>
+      <w:r>
+        <w:t>Если просьба настоящая, она переживёт несколько минут проверки.</w:t>
+      </w:r>
+    </w:p>
+    <w:p>
+      <w:r>
+        <w:t>Если ситуация действительно экстренная, звонок другому человеку поможет быстрее понять, что случилось.</w:t>
+      </w:r>
+    </w:p>
+    <w:p>
+      <w:r>
+        <w:t>Если поручение действительно дал начальник, нормальному начальнику выгодно, чтобы компания не переводила деньги только потому, что кто-то убедительно заговорил его голосом.</w:t>
+      </w:r>
+    </w:p>
+    <w:p>
+      <w:r>
+        <w:t>А если вся история рушится от одного звонка наружу, возможно, именно на вашей изоляции она и держалась.</w:t>
       </w:r>
     </w:p>
     <w:p>

--- a/ne-ver-golosu/dist/ne-ver-golosu-litres.docx
+++ b/ne-ver-golosu/dist/ne-ver-golosu-litres.docx
@@ -3535,19 +3535,14 @@
     </w:p>
     <w:p>
       <w:r>
-        <w:t>До сих пор мы разбирали отдельные признаки: голос, лицо, переписку, знание личных деталей. Для защиты важно помнить: несколько таких признаков могут появиться одновременно и всё равно не образовать независимого подтверждения.</w:t>
-      </w:r>
-    </w:p>
-    <w:p>
-      <w:r>
-        <w:t xml:space="preserve">Самый полезный способ посмотреть на подмену личности — перестать искать один «главный фейк» и вместо этого проверять, </w:t>
+        <w:t xml:space="preserve">До сих пор мы говорили о голосе, лице, переписке, знании личных деталей. У каждого из этих признаков есть одна общая слабость: </w:t>
       </w:r>
       <w:r>
         <w:rPr>
           <w:b/>
           <w:i w:val="0"/>
         </w:rPr>
-        <w:t>не переносим ли мы доверие с одного непроверенного канала на следующий</w:t>
+        <w:t>несколько убедительных вещей могут прийти из одного и того же ошибочного источника</w:t>
       </w:r>
       <w:r>
         <w:t>.</w:t>
@@ -3555,17 +3550,41 @@
     </w:p>
     <w:p>
       <w:r>
-        <w:t xml:space="preserve">Это различие хорошо видно в документированных случаях: один и тот же инцидент может включать несколько каналов связи. Вывод один — </w:t>
-      </w:r>
+        <w:t>Это легко забыть.</w:t>
+      </w:r>
+    </w:p>
+    <w:p>
+      <w:r>
+        <w:t>Знакомый голос поддерживает знакомое лицо.</w:t>
+      </w:r>
+    </w:p>
+    <w:p>
+      <w:r>
+        <w:t>Потом приходит сообщение с правильным именем.</w:t>
+      </w:r>
+    </w:p>
+    <w:p>
+      <w:r>
+        <w:t>В нём — документ с настоящим логотипом.</w:t>
+      </w:r>
+    </w:p>
+    <w:p>
+      <w:r>
+        <w:t>Кажется, что подтверждений уже много.</w:t>
+      </w:r>
+    </w:p>
+    <w:p>
+      <w:r>
+        <w:t>Но если всё это появилось внутри одной и той же непроверенной истории, перед нами не четыре доказательства. Перед нами одна история, просто хорошо снабжённая деталями.</w:t>
+      </w:r>
+    </w:p>
+    <w:p>
       <w:r>
         <w:rPr>
           <w:b/>
           <w:i w:val="0"/>
         </w:rPr>
-        <w:t>число каналов не равно числу независимых источников</w:t>
-      </w:r>
-      <w:r>
-        <w:t>.</w:t>
+        <w:t>Правдоподобие складывается. Независимость — нет.</w:t>
       </w:r>
     </w:p>
     <w:p>
@@ -3573,29 +3592,56 @@
         <w:pStyle w:val="InternalHeading"/>
       </w:pPr>
       <w:r>
-        <w:t>Не ищите один «главный фейк»</w:t>
-      </w:r>
-    </w:p>
-    <w:p>
-      <w:r>
-        <w:t>После инцидента легко сосредоточиться на одном объекте: видео, голосе, письме или аккаунте. Но для защиты полезнее спросить, какие подтверждения были действительно независимыми.</w:t>
-      </w:r>
-    </w:p>
-    <w:p>
-      <w:r>
-        <w:t xml:space="preserve">Если голос, видео, документ и новый контакт появились внутри одной и той же непроверенной коммуникации, их нельзя складывать как четыре независимых доказательства. </w:t>
-      </w:r>
+        <w:t>Не ищите один главный фейк</w:t>
+      </w:r>
+    </w:p>
+    <w:p>
+      <w:r>
+        <w:t>После обмана хочется найти вещь, которая «всё испортила»: поддельное видео, голос, письмо, аккаунт.</w:t>
+      </w:r>
+    </w:p>
+    <w:p>
+      <w:r>
+        <w:t>Но полезнее задать другой вопрос:</w:t>
+      </w:r>
+    </w:p>
+    <w:p>
       <w:r>
         <w:rPr>
           <w:b/>
           <w:i w:val="0"/>
         </w:rPr>
-        <w:t>Правдоподобие суммируется; независимость — нет.</w:t>
-      </w:r>
-    </w:p>
-    <w:p>
-      <w:r>
-        <w:t>Поэтому перед высокорисковым действием добавьте хотя бы один источник, который текущая коммуникация не определяла сама.</w:t>
+        <w:t>что из увиденного я проверил независимо от самого сообщения?</w:t>
+      </w:r>
+    </w:p>
+    <w:p>
+      <w:r>
+        <w:t>Если ответ — «ничего», значит, все впечатляющие детали жили внутри одной и той же рамки.</w:t>
+      </w:r>
+    </w:p>
+    <w:p>
+      <w:r>
+        <w:t>Отсюда рождается простое правило: чем дороже возможная ошибка, тем важнее добавить хотя бы одну проверку, которую вы начинаете сами.</w:t>
+      </w:r>
+    </w:p>
+    <w:p>
+      <w:r>
+        <w:t>Самому позвонить.</w:t>
+      </w:r>
+    </w:p>
+    <w:p>
+      <w:r>
+        <w:t>Самому открыть официальный сайт.</w:t>
+      </w:r>
+    </w:p>
+    <w:p>
+      <w:r>
+        <w:t>Самому найти прежний контакт.</w:t>
+      </w:r>
+    </w:p>
+    <w:p>
+      <w:r>
+        <w:t>Спросить человека, который не участвовал в разговоре.</w:t>
       </w:r>
     </w:p>
     <w:p>
@@ -3603,75 +3649,274 @@
         <w:pStyle w:val="InternalHeading"/>
       </w:pPr>
       <w:r>
-        <w:t>Как не переносить доверие между каналами</w:t>
-      </w:r>
-    </w:p>
-    <w:p>
-      <w:r>
-        <w:t>В обычной жизни один подтверждённый контакт действительно помогает доверять следующему. В ситуации высокого риска это правило нужно ограничить.</w:t>
-      </w:r>
-    </w:p>
-    <w:p>
-      <w:r>
-        <w:t xml:space="preserve">Если сообщение предлагает перейти на новый номер, мессенджер, видеозвонок или контакт третьего лица, новый канал </w:t>
+        <w:t>Новый номер не наследует старое доверие</w:t>
+      </w:r>
+    </w:p>
+    <w:p>
+      <w:r>
+        <w:t>В обычной жизни доверие естественно переносится.</w:t>
+      </w:r>
+    </w:p>
+    <w:p>
+      <w:r>
+        <w:t>Друг пишет: «Это мой новый номер» — и мы сохраняем его.</w:t>
+      </w:r>
+    </w:p>
+    <w:p>
+      <w:r>
+        <w:t>Коллега говорит: «Дальше общайтесь с юристом» — и мы пишем юристу.</w:t>
+      </w:r>
+    </w:p>
+    <w:p>
+      <w:r>
+        <w:t>Обычно это работает.</w:t>
+      </w:r>
+    </w:p>
+    <w:p>
+      <w:r>
+        <w:t xml:space="preserve">Но если одновременно речь идёт о деньгах, документах, доступе или необычном поручении, полезно сделать одну дополнительную вещь: </w:t>
       </w:r>
       <w:r>
         <w:rPr>
           <w:b/>
           <w:i w:val="0"/>
         </w:rPr>
-        <w:t>не получает доверие автоматически</w:t>
-      </w:r>
-      <w:r>
-        <w:t>. Сначала подтвердите переход через точку, которая существовала до текущей коммуникации: сохранённый номер, официальный справочник, внутреннюю систему или другого известного человека.</w:t>
-      </w:r>
-    </w:p>
-    <w:p>
-      <w:r>
-        <w:t xml:space="preserve">Практическое правило: </w:t>
+        <w:t>проверить новый контакт через старый</w:t>
+      </w:r>
+      <w:r>
+        <w:t>.</w:t>
+      </w:r>
+    </w:p>
+    <w:p>
+      <w:r>
+        <w:t>Не потому, что новый номер обязательно ложный.</w:t>
+      </w:r>
+    </w:p>
+    <w:p>
+      <w:r>
+        <w:t>А потому, что контакт, который появился внутри сомнительной истории, не должен сам доказывать собственную подлинность.</w:t>
+      </w:r>
+    </w:p>
+    <w:p>
+      <w:pPr>
+        <w:pStyle w:val="InternalHeading"/>
+      </w:pPr>
+      <w:r>
+        <w:t>Чужие полномочия тоже нужно перепроверять</w:t>
+      </w:r>
+    </w:p>
+    <w:p>
+      <w:r>
+        <w:t>Фраза «меня прислал директор» звучит весомо только потому, что в ней уже присутствует знакомый авторитет.</w:t>
+      </w:r>
+    </w:p>
+    <w:p>
+      <w:r>
+        <w:t>То же происходит в семье: «мама попросила, чтобы я позвонил тебе».</w:t>
+      </w:r>
+    </w:p>
+    <w:p>
+      <w:r>
+        <w:t>Ссылка на знакомого человека психологически переносит часть его доверия на незнакомца.</w:t>
+      </w:r>
+    </w:p>
+    <w:p>
+      <w:r>
+        <w:t>Но право говорить от чужого имени не возникает из одной фразы.</w:t>
+      </w:r>
+    </w:p>
+    <w:p>
+      <w:r>
+        <w:t>Если просьба важная, достаточно связаться с тем, на кого ссылаются, или с другим знакомым человеком, который действительно может это подтвердить.</w:t>
+      </w:r>
+    </w:p>
+    <w:p>
+      <w:r>
+        <w:t>Чем выше цена решения, тем меньше смысла спорить о том, насколько убедительно звучит рассказ о чужих полномочиях.</w:t>
+      </w:r>
+    </w:p>
+    <w:p>
+      <w:pPr>
+        <w:pStyle w:val="InternalHeading"/>
+      </w:pPr>
+      <w:r>
+        <w:t>Настоящая деталь не делает настоящей всю историю</w:t>
+      </w:r>
+    </w:p>
+    <w:p>
+      <w:r>
+        <w:t>Имя компании может быть правильным.</w:t>
+      </w:r>
+    </w:p>
+    <w:p>
+      <w:r>
+        <w:t>Фотография — настоящей.</w:t>
+      </w:r>
+    </w:p>
+    <w:p>
+      <w:r>
+        <w:t>Договор — существовать в реальности.</w:t>
+      </w:r>
+    </w:p>
+    <w:p>
+      <w:r>
+        <w:t>Сведения о проекте — совпадать.</w:t>
+      </w:r>
+    </w:p>
+    <w:p>
+      <w:r>
+        <w:t>Фрагмент переписки — быть подлинным.</w:t>
+      </w:r>
+    </w:p>
+    <w:p>
+      <w:r>
+        <w:t>Но каждое из этих совпадений подтверждает только себя.</w:t>
+      </w:r>
+    </w:p>
+    <w:p>
+      <w:r>
+        <w:t xml:space="preserve">Это важная привычка мышления: </w:t>
       </w:r>
       <w:r>
         <w:rPr>
           <w:b/>
           <w:i w:val="0"/>
         </w:rPr>
-        <w:t>канал, предложенный внутри непроверенной истории, не может сам себя подтвердить</w:t>
+        <w:t>не позволять одной настоящей детали заверять всё остальное сообщение</w:t>
       </w:r>
       <w:r>
         <w:t>.</w:t>
       </w:r>
     </w:p>
     <w:p>
+      <w:r>
+        <w:t>Если вас просят о том, что трудно отменить, проверяйте именно просьбу и именно человека, который её делает.</w:t>
+      </w:r>
+    </w:p>
+    <w:p>
       <w:pPr>
         <w:pStyle w:val="InternalHeading"/>
       </w:pPr>
       <w:r>
-        <w:t>Проверяйте делегирование отдельно</w:t>
-      </w:r>
-    </w:p>
-    <w:p>
-      <w:r>
-        <w:t>Даже если сообщение ссылается на родственника, руководителя, юриста, поставщика или другого известного человека, сама ссылка не подтверждает полномочия нового собеседника.</w:t>
-      </w:r>
-    </w:p>
-    <w:p>
-      <w:r>
-        <w:t xml:space="preserve">Для защиты достаточно одного правила: </w:t>
+        <w:t>Пять моментов, когда особенно полезно остановиться</w:t>
+      </w:r>
+    </w:p>
+    <w:p>
+      <w:r>
+        <w:t>Не нужно угадывать подделку в первую секунду. Достаточно заметить один из моментов, когда ещё можно спокойно вернуть себе инициативу.</w:t>
+      </w:r>
+    </w:p>
+    <w:p>
+      <w:pPr>
+        <w:pStyle w:val="InternalHeading"/>
+      </w:pPr>
+      <w:r>
+        <w:t>Неожиданный контакт</w:t>
+      </w:r>
+    </w:p>
+    <w:p>
+      <w:r>
+        <w:t>Не спешите решать, настоящий он или нет. Сначала спросите себя: к чему меня ведёт этот разговор?</w:t>
+      </w:r>
+    </w:p>
+    <w:p>
+      <w:pPr>
+        <w:pStyle w:val="InternalHeading"/>
+      </w:pPr>
+      <w:r>
+        <w:t>Слишком много убедительных деталей</w:t>
+      </w:r>
+    </w:p>
+    <w:p>
+      <w:r>
+        <w:t>Знакомый голос, лицо, правильный аккаунт и знание внутренних подробностей создают сильное впечатление. Но впечатление — ещё не независимая проверка.</w:t>
+      </w:r>
+    </w:p>
+    <w:p>
+      <w:pPr>
+        <w:pStyle w:val="InternalHeading"/>
+      </w:pPr>
+      <w:r>
+        <w:t>Переход на новый номер или к новому человеку</w:t>
+      </w:r>
+    </w:p>
+    <w:p>
+      <w:r>
+        <w:t>Не переносите туда доверие автоматически. Перепроверьте переход через контакт, который существовал раньше.</w:t>
+      </w:r>
+    </w:p>
+    <w:p>
+      <w:pPr>
+        <w:pStyle w:val="InternalHeading"/>
+      </w:pPr>
+      <w:r>
+        <w:t>Срочность и секретность</w:t>
+      </w:r>
+    </w:p>
+    <w:p>
+      <w:r>
+        <w:t>Когда вам объясняют, что времени нет и никого спрашивать нельзя, это как раз хороший момент замедлиться.</w:t>
+      </w:r>
+    </w:p>
+    <w:p>
+      <w:pPr>
+        <w:pStyle w:val="InternalHeading"/>
+      </w:pPr>
+      <w:r>
+        <w:t>Действие, которое трудно отменить</w:t>
+      </w:r>
+    </w:p>
+    <w:p>
+      <w:r>
+        <w:t>Перед переводом денег, передачей кода, изменением реквизитов или отправкой важных документов нужно знать не только, кто говорит, но и действительно ли просьба имеет смысл.</w:t>
+      </w:r>
+    </w:p>
+    <w:p>
+      <w:r>
+        <w:t>Главное достоинство такого подхода в том, что человеку не нужно быть безошибочным экспертом по дипфейкам.</w:t>
+      </w:r>
+    </w:p>
+    <w:p>
+      <w:r>
+        <w:t>Достаточно один раз остановиться до того, как решение станет необратимым.</w:t>
+      </w:r>
+    </w:p>
+    <w:p>
+      <w:pPr>
+        <w:pStyle w:val="InternalHeading"/>
+      </w:pPr>
+      <w:r>
+        <w:t>Два приложения — не два источника</w:t>
+      </w:r>
+    </w:p>
+    <w:p>
+      <w:r>
+        <w:t>Мессенджер и видеозвонок выглядят как разные способы связи.</w:t>
+      </w:r>
+    </w:p>
+    <w:p>
+      <w:r>
+        <w:t>Но если оба появились по указанию одного и того же сомнительного собеседника, независимости не прибавилось.</w:t>
+      </w:r>
+    </w:p>
+    <w:p>
+      <w:r>
+        <w:t xml:space="preserve">Поэтому ценнее всего те точки, которые существовали </w:t>
       </w:r>
       <w:r>
         <w:rPr>
           <w:b/>
           <w:i w:val="0"/>
         </w:rPr>
-        <w:t>цепочка делегирования проверяется через известный независимый канал</w:t>
-      </w:r>
-      <w:r>
-        <w:t>. В семье — через самого близкого или другого родственника. В компании — через внутренний справочник, утверждённую систему согласования или второго уполномоченного сотрудника.</w:t>
-      </w:r>
-    </w:p>
-    <w:p>
-      <w:r>
-        <w:t>Чем выше цена действия, тем меньше значения имеет убедительность рассказа о том, «кто кого уполномочил».</w:t>
+        <w:t>до</w:t>
+      </w:r>
+      <w:r>
+        <w:t xml:space="preserve"> текущей истории: старый номер, официальный сайт, рабочий справочник, банковское приложение, другой знакомый человек.</w:t>
+      </w:r>
+    </w:p>
+    <w:p>
+      <w:r>
+        <w:t>В проверке слово «известный» часто важнее слова «другой».</w:t>
       </w:r>
     </w:p>
     <w:p>
@@ -3679,27 +3924,100 @@
         <w:pStyle w:val="InternalHeading"/>
       </w:pPr>
       <w:r>
-        <w:t>Настоящие детали не подтверждают историю целиком</w:t>
-      </w:r>
-    </w:p>
-    <w:p>
-      <w:r>
-        <w:t>В сообщении могут быть настоящими имя компании, фотография, договор, фрагмент переписки или сведения о текущем проекте. Это подтверждает только подлинность отдельных деталей.</w:t>
-      </w:r>
-    </w:p>
-    <w:p>
-      <w:r>
-        <w:t xml:space="preserve">Вывод: </w:t>
+        <w:t>После подозрительного контакта вопрос не всегда закрыт</w:t>
+      </w:r>
+    </w:p>
+    <w:p>
+      <w:r>
+        <w:t>Допустим, вы ничего не перевели и вовремя закончили разговор.</w:t>
+      </w:r>
+    </w:p>
+    <w:p>
+      <w:r>
+        <w:t>Это уже хорошо.</w:t>
+      </w:r>
+    </w:p>
+    <w:p>
+      <w:r>
+        <w:t>Но стоит вспомнить, что успело произойти до этого.</w:t>
+      </w:r>
+    </w:p>
+    <w:p>
+      <w:r>
+        <w:t>Не назвали ли вы чьи-то контакты?</w:t>
+      </w:r>
+    </w:p>
+    <w:p>
+      <w:r>
+        <w:t>Не сообщили ли внутреннюю подробность?</w:t>
+      </w:r>
+    </w:p>
+    <w:p>
+      <w:r>
+        <w:t>Не вошёл ли кто-то в ваш аккаунт?</w:t>
+      </w:r>
+    </w:p>
+    <w:p>
+      <w:r>
+        <w:t>Не стоит ли предупредить человека, от чьего имени вам писали?</w:t>
+      </w:r>
+    </w:p>
+    <w:p>
+      <w:r>
+        <w:t>Не нужно превращать дом в штаб расследования. Достаточно подумать о тех, кого может затронуть продолжение истории.</w:t>
+      </w:r>
+    </w:p>
+    <w:p>
+      <w:r>
+        <w:t>Иногда короткое сообщение родственникам или коллегам предотвращает следующий звонок.</w:t>
+      </w:r>
+    </w:p>
+    <w:p>
+      <w:pPr>
+        <w:pStyle w:val="InternalHeading"/>
+      </w:pPr>
+      <w:r>
+        <w:t>Человек — не обязательно слабое звено</w:t>
+      </w:r>
+    </w:p>
+    <w:p>
+      <w:r>
+        <w:t>После громких случаев любят говорить: «человек — самое слабое звено».</w:t>
+      </w:r>
+    </w:p>
+    <w:p>
+      <w:r>
+        <w:t>Фраза удобная, но слишком часто снимает ответственность с плохо устроенной работы.</w:t>
+      </w:r>
+    </w:p>
+    <w:p>
+      <w:r>
+        <w:t>Если один сотрудник может перевести огромную сумму только потому, что увидел начальника на экране, проблема не только в сотруднике.</w:t>
+      </w:r>
+    </w:p>
+    <w:p>
+      <w:r>
+        <w:t>Если мать должна по голосу определить, настоящий ли это сын, проблема не только в её доверчивости.</w:t>
+      </w:r>
+    </w:p>
+    <w:p>
+      <w:r>
+        <w:t>Люди ошибаются. Они пугаются. Торопятся. Узнают знакомые лица. Верят авторитетам.</w:t>
+      </w:r>
+    </w:p>
+    <w:p>
+      <w:r>
+        <w:t xml:space="preserve">Надёжная среда строится не на мечте о человеке, который никогда не ошибается, а на том, чтобы </w:t>
       </w:r>
       <w:r>
         <w:rPr>
           <w:b/>
           <w:i w:val="0"/>
         </w:rPr>
-        <w:t>реальная деталь не превращает всё сообщение в доказательство личности или полномочий</w:t>
-      </w:r>
-      <w:r>
-        <w:t>. Если действие высокорисковое, проверяйте источник независимо, даже когда часть информации точно верна.</w:t>
+        <w:t>одна ошибка не становилась последней</w:t>
+      </w:r>
+      <w:r>
+        <w:t>.</w:t>
       </w:r>
     </w:p>
     <w:p>
@@ -3707,309 +4025,94 @@
         <w:pStyle w:val="InternalHeading"/>
       </w:pPr>
       <w:r>
-        <w:t>Пять контрольных точек, где нужно вернуть независимую проверку</w:t>
-      </w:r>
-    </w:p>
-    <w:p>
-      <w:r>
-        <w:t>Здесь речь не о ходе мошенничества, а о действиях человека, который защищается.</w:t>
-      </w:r>
-    </w:p>
-    <w:p>
-      <w:pPr>
-        <w:pStyle w:val="InternalHeading"/>
-      </w:pPr>
-      <w:r>
-        <w:t>1. Необычный контакт</w:t>
-      </w:r>
-    </w:p>
-    <w:p>
-      <w:r>
-        <w:t>Не решайте сразу, настоящий он или нет. Определите, ведёт ли он к действию с заметной ценой ошибки.</w:t>
-      </w:r>
-    </w:p>
-    <w:p>
-      <w:pPr>
-        <w:pStyle w:val="InternalHeading"/>
-      </w:pPr>
-      <w:r>
-        <w:t>2. Убедительные признаки</w:t>
-      </w:r>
-    </w:p>
-    <w:p>
-      <w:r>
-        <w:t>Знакомый голос, лицо, аккаунт, внутренняя подробность или документ повышают правдоподобие, но не заменяют независимого подтверждения.</w:t>
-      </w:r>
-    </w:p>
-    <w:p>
-      <w:pPr>
-        <w:pStyle w:val="InternalHeading"/>
-      </w:pPr>
-      <w:r>
-        <w:t>3. Смена канала</w:t>
-      </w:r>
-    </w:p>
-    <w:p>
-      <w:r>
-        <w:t>Если вам предлагают новый номер, мессенджер, специалиста или ссылку, не переносите на них доверие автоматически. Найдите известную точку самостоятельно.</w:t>
-      </w:r>
-    </w:p>
-    <w:p>
-      <w:pPr>
-        <w:pStyle w:val="InternalHeading"/>
-      </w:pPr>
-      <w:r>
-        <w:t>4. Срочность или секретность</w:t>
-      </w:r>
-    </w:p>
-    <w:p>
-      <w:r>
-        <w:t>Если времени «нет» или проверку просят отложить, включите обязательную паузу. Срочность должна ускорять официальный процесс, а не отменять его.</w:t>
-      </w:r>
-    </w:p>
-    <w:p>
-      <w:pPr>
-        <w:pStyle w:val="InternalHeading"/>
-      </w:pPr>
-      <w:r>
-        <w:t>5. Необратимое действие</w:t>
-      </w:r>
-    </w:p>
-    <w:p>
-      <w:r>
-        <w:t>Перед переводом денег, передачей кода, изменением реквизитов, выдачей доступа или отправкой чувствительных документов подтвердите личность, полномочия и само действие независимо.</w:t>
-      </w:r>
-    </w:p>
-    <w:p>
-      <w:r>
-        <w:t xml:space="preserve">Главное достоинство такого подхода: </w:t>
+        <w:t>У доверия тоже есть происхождение</w:t>
+      </w:r>
+    </w:p>
+    <w:p>
+      <w:r>
+        <w:t>Мы привыкли спрашивать, откуда взялся файл.</w:t>
+      </w:r>
+    </w:p>
+    <w:p>
+      <w:r>
+        <w:t xml:space="preserve">Но не менее полезно спросить: </w:t>
       </w:r>
       <w:r>
         <w:rPr>
           <w:b/>
           <w:i w:val="0"/>
         </w:rPr>
-        <w:t>не нужно безошибочно распознавать подделку на первом шаге</w:t>
-      </w:r>
-      <w:r>
-        <w:t>. Достаточно, чтобы хотя бы одна контрольная точка остановила действие до необратимого последствия.</w:t>
-      </w:r>
-    </w:p>
-    <w:p>
-      <w:pPr>
-        <w:pStyle w:val="InternalHeading"/>
-      </w:pPr>
-      <w:r>
-        <w:t>Два канала — не всегда два источника</w:t>
-      </w:r>
-    </w:p>
-    <w:p>
-      <w:r>
-        <w:t>Проверка считается независимой не потому, что использованы разные интерфейсы, а потому, что второй источник выбран вне текущей непроверенной коммуникации.</w:t>
-      </w:r>
-    </w:p>
-    <w:p>
-      <w:r>
-        <w:t>Поэтому предпочтительны заранее известный номер, официальное приложение, внутренний справочник, исходная система учёта, публичный реестр или другой человек, с которым вы связываетесь самостоятельно.</w:t>
-      </w:r>
-    </w:p>
-    <w:p>
-      <w:r>
-        <w:t xml:space="preserve">Именно поэтому слово </w:t>
+        <w:t>откуда взялось моё доверие?</w:t>
+      </w:r>
+    </w:p>
+    <w:p>
+      <w:r>
+        <w:t>Почему я уверен, что это номер сына?</w:t>
+      </w:r>
+    </w:p>
+    <w:p>
+      <w:r>
+        <w:t>Потому что он сам дал его мне раньше.</w:t>
+      </w:r>
+    </w:p>
+    <w:p>
+      <w:r>
+        <w:t>Почему верю сообщению банка?</w:t>
+      </w:r>
+    </w:p>
+    <w:p>
+      <w:r>
+        <w:t>Потому что сам открыл официальное приложение.</w:t>
+      </w:r>
+    </w:p>
+    <w:p>
+      <w:r>
+        <w:t>Почему считаю распоряжение настоящим?</w:t>
+      </w:r>
+    </w:p>
+    <w:p>
+      <w:r>
+        <w:t>Потому что оно пришло привычным способом и было отдельно подтверждено.</w:t>
+      </w:r>
+    </w:p>
+    <w:p>
+      <w:r>
+        <w:t>Почему верю этому видео?</w:t>
+      </w:r>
+    </w:p>
+    <w:p>
+      <w:r>
+        <w:t>Потому что знаю, кто его опубликовал, вижу контекст и нахожу независимые подтверждения.</w:t>
+      </w:r>
+    </w:p>
+    <w:p>
+      <w:r>
+        <w:t>Когда на вопрос «почему я этому верю?» есть ясный ответ, чужой убедительный голос уже не может так легко присвоить себе чужой авторитет.</w:t>
+      </w:r>
+    </w:p>
+    <w:p>
+      <w:r>
+        <w:t>С этого и начинается новая архитектура доверия.</w:t>
+      </w:r>
+    </w:p>
+    <w:p>
+      <w:r>
+        <w:t>Не с тотального недоверия.</w:t>
+      </w:r>
+    </w:p>
+    <w:p>
+      <w:r>
+        <w:t xml:space="preserve">С привычки понимать, </w:t>
       </w:r>
       <w:r>
         <w:rPr>
           <w:b/>
           <w:i w:val="0"/>
         </w:rPr>
-        <w:t>«известный»</w:t>
-      </w:r>
-      <w:r>
-        <w:t xml:space="preserve"> в формуле проверки важнее слова </w:t>
-      </w:r>
-      <w:r>
-        <w:rPr>
-          <w:b/>
-          <w:i w:val="0"/>
-        </w:rPr>
-        <w:t>«другой»</w:t>
+        <w:t>на чём именно держится наша уверенность</w:t>
       </w:r>
       <w:r>
         <w:t>.</w:t>
-      </w:r>
-    </w:p>
-    <w:p>
-      <w:pPr>
-        <w:pStyle w:val="InternalHeading"/>
-      </w:pPr>
-      <w:r>
-        <w:t>Что сделать после подозрительного контакта</w:t>
-      </w:r>
-    </w:p>
-    <w:p>
-      <w:r>
-        <w:t>После подозрительного контакта полезно оценить, какие данные, контакты или внутренние сведения могли быть раскрыты, и предупредить людей, которых это может затронуть. Если посторонний получил доступ к аккаунту, риск не ограничивается одним конкретным диалогом.</w:t>
-      </w:r>
-    </w:p>
-    <w:p>
-      <w:r>
-        <w:t>Поэтому после выявленной попытки полезно думать не только «я не перевёл — всё хорошо», но и:</w:t>
-      </w:r>
-    </w:p>
-    <w:p>
-      <w:r>
-        <w:t>кому ещё могут написать от моего имени?</w:t>
-      </w:r>
-    </w:p>
-    <w:p>
-      <w:r>
-        <w:t>какой канал оказался скомпрометирован?</w:t>
-      </w:r>
-    </w:p>
-    <w:p>
-      <w:r>
-        <w:t>какое доверие я невольно передал дальше?</w:t>
-      </w:r>
-    </w:p>
-    <w:p>
-      <w:r>
-        <w:t>кого нужно предупредить?</w:t>
-      </w:r>
-    </w:p>
-    <w:p>
-      <w:r>
-        <w:t>Это не повод устраивать расследование дома. Это обычный способ ограничить последствия.</w:t>
-      </w:r>
-    </w:p>
-    <w:p>
-      <w:pPr>
-        <w:pStyle w:val="InternalHeading"/>
-      </w:pPr>
-      <w:r>
-        <w:t>Слабое звено не обязательно человек</w:t>
-      </w:r>
-    </w:p>
-    <w:p>
-      <w:r>
-        <w:t>После инцидентов часто звучит формула «человек — самое слабое звено».</w:t>
-      </w:r>
-    </w:p>
-    <w:p>
-      <w:r>
-        <w:t>Она слишком удобна для систем, которые были плохо спроектированы.</w:t>
-      </w:r>
-    </w:p>
-    <w:p>
-      <w:r>
-        <w:t xml:space="preserve">Если один сотрудник способен провести аномальный платёж только потому, что увидел начальника на экране, слабым звеном является не только сотрудник. Слабое звено — </w:t>
-      </w:r>
-      <w:r>
-        <w:rPr>
-          <w:b/>
-          <w:i w:val="0"/>
-        </w:rPr>
-        <w:t>процесс, который сделал его личную уверенность финальным контролем</w:t>
-      </w:r>
-      <w:r>
-        <w:t>.</w:t>
-      </w:r>
-    </w:p>
-    <w:p>
-      <w:r>
-        <w:t>Если семья считает голос достаточным основанием для крупного перевода, проблема не в том, что мать «не распознала ИИ». У семьи просто не было второго маршрута.</w:t>
-      </w:r>
-    </w:p>
-    <w:p>
-      <w:r>
-        <w:t>Если платформа маркирует любой материал без проверяемых данных о происхождении как подозрительный, слабость находится в модели доверия платформы.</w:t>
-      </w:r>
-    </w:p>
-    <w:p>
-      <w:r>
-        <w:t>Люди ошибаются. Хорошая система исходит из этого заранее.</w:t>
-      </w:r>
-    </w:p>
-    <w:p>
-      <w:pPr>
-        <w:pStyle w:val="InternalHeading"/>
-      </w:pPr>
-      <w:r>
-        <w:t>Доверие тоже имеет цепочку происхождения</w:t>
-      </w:r>
-    </w:p>
-    <w:p>
-      <w:r>
-        <w:t>Мы скоро будем говорить о происхождении цифрового контента — происхождении файла и истории его изменений.</w:t>
-      </w:r>
-    </w:p>
-    <w:p>
-      <w:r>
-        <w:t>Но у доверия тоже есть собственная история происхождения.</w:t>
-      </w:r>
-    </w:p>
-    <w:p>
-      <w:r>
-        <w:t>Почему я считаю этот номер номером сына?</w:t>
-      </w:r>
-    </w:p>
-    <w:p>
-      <w:r>
-        <w:t>Потому что он сообщил его лично месяц назад.</w:t>
-      </w:r>
-    </w:p>
-    <w:p>
-      <w:r>
-        <w:t>Почему доверяю этому банковскому экрану?</w:t>
-      </w:r>
-    </w:p>
-    <w:p>
-      <w:r>
-        <w:t>Потому что открыл официальное приложение сам.</w:t>
-      </w:r>
-    </w:p>
-    <w:p>
-      <w:r>
-        <w:t>Почему считаю распоряжение директорским?</w:t>
-      </w:r>
-    </w:p>
-    <w:p>
-      <w:r>
-        <w:t>Потому что оно прошло систему, где директор аутентифицировался и второй сотрудник подтвердил действие.</w:t>
-      </w:r>
-    </w:p>
-    <w:p>
-      <w:r>
-        <w:t>Почему верю этому видео?</w:t>
-      </w:r>
-    </w:p>
-    <w:p>
-      <w:r>
-        <w:t>Потому что знаю его первичный источник, контекст публикации и независимые подтверждения.</w:t>
-      </w:r>
-    </w:p>
-    <w:p>
-      <w:r>
-        <w:t xml:space="preserve">Когда мы способны ответить на вопрос </w:t>
-      </w:r>
-      <w:r>
-        <w:rPr>
-          <w:b/>
-          <w:i w:val="0"/>
-        </w:rPr>
-        <w:t>«откуда произошло моё доверие?»</w:t>
-      </w:r>
-      <w:r>
-        <w:t>, самозванцу сложнее незаметно присвоить его по пути.</w:t>
-      </w:r>
-    </w:p>
-    <w:p>
-      <w:r>
-        <w:t>С этого и начинается новая архитектура доверия.</w:t>
-      </w:r>
-    </w:p>
-    <w:p>
-      <w:r>
-        <w:t>Мы перестаём оценивать сообщение как отдельный объект и начинаем строить систему, в которой доверие не передаётся автоматически только потому, что один убедительный канал представил другой.</w:t>
       </w:r>
     </w:p>
     <w:p>

--- a/ne-ver-golosu/dist/ne-ver-golosu-litres.docx
+++ b/ne-ver-golosu/dist/ne-ver-golosu-litres.docx
@@ -4133,35 +4133,27 @@
     </w:p>
     <w:p>
       <w:r>
-        <w:t>Теперь можно перестать пытаться распознать мошенничество по внешним признакам.</w:t>
-      </w:r>
-    </w:p>
-    <w:p>
-      <w:r>
-        <w:t>Это не шутка.</w:t>
-      </w:r>
-    </w:p>
-    <w:p>
-      <w:r>
-        <w:t>Привычные признаки подлинности ослабли: голос можно синтезировать, лицо — подменить, стиль — воспроизвести, аккаунт — скомпрометировать, биографические подробности — узнать. Если после этого по-прежнему пытаться решить задачу «определите, настоящий ли собеседник», она становится только страшнее.</w:t>
-      </w:r>
-    </w:p>
-    <w:p>
-      <w:r>
-        <w:t>Хорошая новость в том, что во многих ситуациях решать эту задачу вообще не требуется.</w:t>
-      </w:r>
-    </w:p>
-    <w:p>
-      <w:r>
-        <w:t>Нужно выйти из сообщения.</w:t>
-      </w:r>
-    </w:p>
-    <w:p>
-      <w:pPr>
-        <w:pStyle w:val="InternalHeading"/>
-      </w:pPr>
-      <w:r>
-        <w:t>Пять шагов вместо детектива</w:t>
+        <w:t>Есть хорошая новость: вам не обязательно научиться безошибочно узнавать мошенника по голосу, лицу или манере письма.</w:t>
+      </w:r>
+    </w:p>
+    <w:p>
+      <w:r>
+        <w:t>Голос можно синтезировать. Лицо — подменить. Стиль — воспроизвести. В настоящий аккаунт может попасть посторонний. Биографические подробности можно узнать.</w:t>
+      </w:r>
+    </w:p>
+    <w:p>
+      <w:r>
+        <w:t>Если после всего этого продолжать ставить перед собой задачу «определи, настоящий ли собеседник», жить станет только тревожнее.</w:t>
+      </w:r>
+    </w:p>
+    <w:p>
+      <w:r>
+        <w:t>Но во многих ситуациях эту задачу вообще не нужно решать.</w:t>
+      </w:r>
+    </w:p>
+    <w:p>
+      <w:r>
+        <w:t>Нужно сделать другое:</w:t>
       </w:r>
     </w:p>
     <w:p>
@@ -4170,34 +4162,345 @@
           <w:b/>
           <w:i w:val="0"/>
         </w:rPr>
-        <w:t>СТОП.</w:t>
-      </w:r>
-      <w:r>
-        <w:t xml:space="preserve"> Не выполнять высокорисковое действие сразу.</w:t>
-      </w:r>
-    </w:p>
-    <w:p>
+        <w:t>выйти из сообщения.</w:t>
+      </w:r>
+    </w:p>
+    <w:p>
+      <w:pPr>
+        <w:pStyle w:val="InternalHeading"/>
+      </w:pPr>
+      <w:r>
+        <w:t>Пять простых движений</w:t>
+      </w:r>
+    </w:p>
+    <w:p>
+      <w:r>
+        <w:t>Сначала — не делать ничего, что трудно отменить.</w:t>
+      </w:r>
+    </w:p>
+    <w:p>
+      <w:r>
+        <w:t>Потом закончить разговор или отложить переписку.</w:t>
+      </w:r>
+    </w:p>
+    <w:p>
+      <w:r>
+        <w:t>Дальше найти контакт, который существовал до этой истории: старый номер близкого, официальное приложение банка, сайт организации, рабочий справочник.</w:t>
+      </w:r>
+    </w:p>
+    <w:p>
+      <w:r>
+        <w:t>Связаться самому.</w:t>
+      </w:r>
+    </w:p>
+    <w:p>
+      <w:r>
+        <w:t>И только после этого вернуться к самой просьбе.</w:t>
+      </w:r>
+    </w:p>
+    <w:p>
+      <w:r>
+        <w:t>Выглядит почти слишком просто. Но именно в этом сила приёма: он не требует угадать, насколько хорошо сделана подделка.</w:t>
+      </w:r>
+    </w:p>
+    <w:p>
+      <w:pPr>
+        <w:pStyle w:val="InternalHeading"/>
+      </w:pPr>
+      <w:r>
+        <w:t>Номер, который вам только что дали, ничего не проверяет</w:t>
+      </w:r>
+    </w:p>
+    <w:p>
+      <w:r>
+        <w:t>Представитель «банка» сообщает о проблеме и сразу диктует телефон «отдела безопасности».</w:t>
+      </w:r>
+    </w:p>
+    <w:p>
+      <w:r>
+        <w:t>«Сын» говорит, что его телефон сломан, и просит звонить «адвокату» по присланному номеру.</w:t>
+      </w:r>
+    </w:p>
+    <w:p>
+      <w:r>
+        <w:t>«Директор» пишет, что сейчас за границей, и переводит разговор в новый мессенджер.</w:t>
+      </w:r>
+    </w:p>
+    <w:p>
+      <w:r>
+        <w:t>Формально место общения меняется. Но маршрут по-прежнему задаёт тот же самый человек.</w:t>
+      </w:r>
+    </w:p>
+    <w:p>
+      <w:r>
+        <w:t>Это не независимая проверка.</w:t>
+      </w:r>
+    </w:p>
+    <w:p>
+      <w:r>
+        <w:t>Она начинается там, где следующий шаг выбираете вы.</w:t>
+      </w:r>
+    </w:p>
+    <w:p>
+      <w:r>
+        <w:t>Номер с банковской карты или из официального приложения.</w:t>
+      </w:r>
+    </w:p>
+    <w:p>
+      <w:r>
+        <w:t>Контакт сына, сохранённый задолго до звонка.</w:t>
+      </w:r>
+    </w:p>
+    <w:p>
+      <w:r>
+        <w:t>Телефон компании, который вы нашли сами.</w:t>
+      </w:r>
+    </w:p>
+    <w:p>
+      <w:r>
+        <w:t>Рабочий справочник, существовавший до подозрительного письма.</w:t>
+      </w:r>
+    </w:p>
+    <w:p>
+      <w:r>
+        <w:t xml:space="preserve">Здесь слово </w:t>
+      </w:r>
       <w:r>
         <w:rPr>
           <w:b/>
           <w:i w:val="0"/>
         </w:rPr>
-        <w:t>ВЫЙТИ ИЗ КАНАЛА.</w:t>
-      </w:r>
-      <w:r>
-        <w:t xml:space="preserve"> Завершить звонок, не отвечать на ссылку, не продолжать проверку внутри той же переписки.</w:t>
-      </w:r>
-    </w:p>
-    <w:p>
+        <w:t>«знакомый»</w:t>
+      </w:r>
+      <w:r>
+        <w:t xml:space="preserve"> важнее слова </w:t>
+      </w:r>
       <w:r>
         <w:rPr>
           <w:b/>
           <w:i w:val="0"/>
         </w:rPr>
-        <w:t>НАЙТИ ИЗВЕСТНУЮ ТОЧКУ.</w:t>
-      </w:r>
-      <w:r>
-        <w:t xml:space="preserve"> Контакт, который существовал до подозрительного сообщения: сохранённый номер близкого, официальное банковское приложение, сайт организации, внутренний корпоративный справочник.</w:t>
+        <w:t>«другой»</w:t>
+      </w:r>
+      <w:r>
+        <w:t>.</w:t>
+      </w:r>
+    </w:p>
+    <w:p>
+      <w:pPr>
+        <w:pStyle w:val="InternalHeading"/>
+      </w:pPr>
+      <w:r>
+        <w:t>Почему обычный обратный звонок так силён</w:t>
+      </w:r>
+    </w:p>
+    <w:p>
+      <w:r>
+        <w:t>Представим идеальный голосовой клон.</w:t>
+      </w:r>
+    </w:p>
+    <w:p>
+      <w:r>
+        <w:t>Он не хрипит. Не запаздывает. Правильно произносит имена. Знает семейные подробности. Отвечает на вопросы.</w:t>
+      </w:r>
+    </w:p>
+    <w:p>
+      <w:r>
+        <w:t>Вы заканчиваете разговор и сами набираете сохранённый номер человека.</w:t>
+      </w:r>
+    </w:p>
+    <w:p>
+      <w:r>
+        <w:t>В этот момент качество подделки перестаёт быть главным вопросом. Вы уже не пытаетесь решить, насколько убедительно звучал голос. Вы возвращаетесь к контакту, которому доверяли раньше.</w:t>
+      </w:r>
+    </w:p>
+    <w:p>
+      <w:r>
+        <w:t>Если и здесь остаются сомнения, можно позвонить другому близкому, открыть официальный сервис, обратиться к коллеге или дождаться очного подтверждения.</w:t>
+      </w:r>
+    </w:p>
+    <w:p>
+      <w:r>
+        <w:t>Смысл не в том, чтобы найти одну волшебную гарантию.</w:t>
+      </w:r>
+    </w:p>
+    <w:p>
+      <w:r>
+        <w:t>Смысл в том, чтобы одна убедительная история не оставалась единственным основанием для решения.</w:t>
+      </w:r>
+    </w:p>
+    <w:p>
+      <w:pPr>
+        <w:pStyle w:val="InternalHeading"/>
+      </w:pPr>
+      <w:r>
+        <w:t>А если близкий не отвечает?</w:t>
+      </w:r>
+    </w:p>
+    <w:p>
+      <w:r>
+        <w:t>Это самый неприятный момент.</w:t>
+      </w:r>
+    </w:p>
+    <w:p>
+      <w:r>
+        <w:t>Вы перезвонили — никто не отвечает.</w:t>
+      </w:r>
+    </w:p>
+    <w:p>
+      <w:r>
+        <w:t>И тревожная история сразу начинает казаться ещё убедительнее: «Конечно не отвечает, ведь мне только что сказали, что телефон разбит».</w:t>
+      </w:r>
+    </w:p>
+    <w:p>
+      <w:r>
+        <w:t>Но отсутствие ответа ничего не подтверждает.</w:t>
+      </w:r>
+    </w:p>
+    <w:p>
+      <w:r>
+        <w:t>Оно означает только одно: человек пока не ответил.</w:t>
+      </w:r>
+    </w:p>
+    <w:p>
+      <w:r>
+        <w:t>Теперь нужен другой путь.</w:t>
+      </w:r>
+    </w:p>
+    <w:p>
+      <w:r>
+        <w:t>Позвонить члену семьи.</w:t>
+      </w:r>
+    </w:p>
+    <w:p>
+      <w:r>
+        <w:t>Другу или коллеге, который может быть рядом.</w:t>
+      </w:r>
+    </w:p>
+    <w:p>
+      <w:r>
+        <w:t>Если речь о больнице или полиции — самостоятельно найти телефон учреждения.</w:t>
+      </w:r>
+    </w:p>
+    <w:p>
+      <w:r>
+        <w:t>Попробовать привычный рабочий номер или другой давно известный способ связи.</w:t>
+      </w:r>
+    </w:p>
+    <w:p>
+      <w:r>
+        <w:t>Задача не в том, чтобы за три минуты доказать мошенничество. Задача — не позволить одной непроверенной истории толкнуть вас к необратимому действию.</w:t>
+      </w:r>
+    </w:p>
+    <w:p>
+      <w:r>
+        <w:t>Если беда настоящая, несколько минут на перепроверку обычно помогают понять, куда действительно нужна помощь.</w:t>
+      </w:r>
+    </w:p>
+    <w:p>
+      <w:pPr>
+        <w:pStyle w:val="InternalHeading"/>
+      </w:pPr>
+      <w:r>
+        <w:t>Банк не нуждается в вашей вере</w:t>
+      </w:r>
+    </w:p>
+    <w:p>
+      <w:r>
+        <w:t>С банком всё ещё проще.</w:t>
+      </w:r>
+    </w:p>
+    <w:p>
+      <w:r>
+        <w:t>Вам не нужно выяснять, настоящий ли человек звонит с экрана телефона.</w:t>
+      </w:r>
+    </w:p>
+    <w:p>
+      <w:r>
+        <w:t>Можно закончить разговор.</w:t>
+      </w:r>
+    </w:p>
+    <w:p>
+      <w:r>
+        <w:t>Открыть банковское приложение.</w:t>
+      </w:r>
+    </w:p>
+    <w:p>
+      <w:r>
+        <w:t>Позвонить по официальному номеру.</w:t>
+      </w:r>
+    </w:p>
+    <w:p>
+      <w:r>
+        <w:t>Самому посмотреть операции.</w:t>
+      </w:r>
+    </w:p>
+    <w:p>
+      <w:r>
+        <w:t>Настоящий банк существует независимо от звонка.</w:t>
+      </w:r>
+    </w:p>
+    <w:p>
+      <w:r>
+        <w:t>Именно поэтому особенно настораживает ситуация, когда собеседник начинает объяснять, почему официальному приложению, отделению или другим сотрудникам банка доверять нельзя.</w:t>
+      </w:r>
+    </w:p>
+    <w:p>
+      <w:r>
+        <w:t>Не спорьте с ним внутри этой истории.</w:t>
+      </w:r>
+    </w:p>
+    <w:p>
+      <w:r>
+        <w:t>Просто выйдите из неё.</w:t>
+      </w:r>
+    </w:p>
+    <w:p>
+      <w:pPr>
+        <w:pStyle w:val="InternalHeading"/>
+      </w:pPr>
+      <w:r>
+        <w:t>Настоящий человек тоже может просить о неправильном</w:t>
+      </w:r>
+    </w:p>
+    <w:p>
+      <w:r>
+        <w:t>Допустим, вы перезвонили директору.</w:t>
+      </w:r>
+    </w:p>
+    <w:p>
+      <w:r>
+        <w:t>Да, это действительно он.</w:t>
+      </w:r>
+    </w:p>
+    <w:p>
+      <w:r>
+        <w:t>Да, поручение он давал сам.</w:t>
+      </w:r>
+    </w:p>
+    <w:p>
+      <w:r>
+        <w:t>Но на этом проверка не всегда заканчивается.</w:t>
+      </w:r>
+    </w:p>
+    <w:p>
+      <w:r>
+        <w:t>Настоящий директор не становится обладателем права отменить правила компании одной фразой.</w:t>
+      </w:r>
+    </w:p>
+    <w:p>
+      <w:r>
+        <w:t>Настоящий родственник тоже может ошибиться.</w:t>
+      </w:r>
+    </w:p>
+    <w:p>
+      <w:r>
+        <w:t>Настоящий сотрудник банка может не иметь права просить то, что просит.</w:t>
+      </w:r>
+    </w:p>
+    <w:p>
+      <w:r>
+        <w:t>Поэтому полезно разделять три вопроса:</w:t>
       </w:r>
     </w:p>
     <w:p>
@@ -4206,10 +4509,7 @@
           <w:b/>
           <w:i w:val="0"/>
         </w:rPr>
-        <w:t>ПОДТВЕРДИТЬ.</w:t>
-      </w:r>
-      <w:r>
-        <w:t xml:space="preserve"> Проверить, действительно ли человек или организация инициировали просьбу.</w:t>
+        <w:t>Кто передо мной?</w:t>
       </w:r>
     </w:p>
     <w:p>
@@ -4218,88 +4518,26 @@
           <w:b/>
           <w:i w:val="0"/>
         </w:rPr>
-        <w:t>ДЕЙСТВОВАТЬ.</w:t>
-      </w:r>
-      <w:r>
-        <w:t xml:space="preserve"> Вернуться к самой просьбе и отдельно решить, допустима ли она.</w:t>
-      </w:r>
-    </w:p>
-    <w:p>
-      <w:r>
-        <w:t>Эта последовательность кажется банальной только до тех пор, пока не замечаешь, сколько мошеннических сценариев специально устроено так, чтобы человек ни разу не вышел наружу.</w:t>
-      </w:r>
-    </w:p>
-    <w:p>
-      <w:pPr>
-        <w:pStyle w:val="InternalHeading"/>
-      </w:pPr>
-      <w:r>
-        <w:t>«Позвоните вот по этому номеру» — не выход</w:t>
-      </w:r>
-    </w:p>
-    <w:p>
-      <w:r>
-        <w:t>Представитель «банка» сообщает о проблеме и любезно даёт номер отдела безопасности.</w:t>
-      </w:r>
-    </w:p>
-    <w:p>
-      <w:r>
-        <w:t>«Сын» говорит, что его телефон сломан, поэтому нужно связаться с «адвокатом» по присланному контакту.</w:t>
-      </w:r>
-    </w:p>
-    <w:p>
-      <w:r>
-        <w:t>«Директор» пишет, что сейчас находится за границей и просит перейти в новый мессенджер.</w:t>
-      </w:r>
-    </w:p>
-    <w:p>
-      <w:r>
-        <w:t xml:space="preserve">Во всех трёх случаях канал меняется технически, но не меняется </w:t>
-      </w:r>
+        <w:t>Имеет ли этот человек право просить именно это?</w:t>
+      </w:r>
+    </w:p>
+    <w:p>
       <w:r>
         <w:rPr>
           <w:b/>
           <w:i w:val="0"/>
         </w:rPr>
-        <w:t>источник контроля</w:t>
-      </w:r>
-      <w:r>
-        <w:t>. Новую точку предложил тот же собеседник.</w:t>
-      </w:r>
-    </w:p>
-    <w:p>
-      <w:r>
-        <w:t>Это не независимая проверка.</w:t>
-      </w:r>
-    </w:p>
-    <w:p>
-      <w:r>
-        <w:t>Независимая точка существует вне подозрительной истории.</w:t>
-      </w:r>
-    </w:p>
-    <w:p>
-      <w:r>
-        <w:t>Номер на обратной стороне вашей банковской карты или в официальном приложении.</w:t>
-      </w:r>
-    </w:p>
-    <w:p>
-      <w:r>
-        <w:t>Контакт сына, сохранённый задолго до звонка.</w:t>
-      </w:r>
-    </w:p>
-    <w:p>
-      <w:r>
-        <w:t>Номер компании, который вы нашли самостоятельно.</w:t>
-      </w:r>
-    </w:p>
-    <w:p>
-      <w:r>
-        <w:t>Корпоративный каталог, а не визитка, присланная в письме.</w:t>
-      </w:r>
-    </w:p>
-    <w:p>
-      <w:r>
-        <w:t>Слово «известная» важнее слова «другая».</w:t>
+        <w:t>Нужно ли мне вообще это делать?</w:t>
+      </w:r>
+    </w:p>
+    <w:p>
+      <w:r>
+        <w:t>Они похожи, но это не один вопрос.</w:t>
+      </w:r>
+    </w:p>
+    <w:p>
+      <w:r>
+        <w:t>Именно это различие спасает от другой крайности — когда сама подлинность человека превращается в разрешение на всё.</w:t>
       </w:r>
     </w:p>
     <w:p>
@@ -4307,47 +4545,56 @@
         <w:pStyle w:val="InternalHeading"/>
       </w:pPr>
       <w:r>
-        <w:t>Почему обратный звонок так силён</w:t>
-      </w:r>
-    </w:p>
-    <w:p>
-      <w:r>
-        <w:t>Представим идеальный голосовой клон.</w:t>
-      </w:r>
-    </w:p>
-    <w:p>
-      <w:r>
-        <w:t>Он не хрипит. Не запаздывает. Правильно произносит имена. Отвечает на вопросы. Знает контекст.</w:t>
-      </w:r>
-    </w:p>
-    <w:p>
-      <w:r>
-        <w:t>Вы завершаете звонок и набираете сохранённый номер человека.</w:t>
-      </w:r>
-    </w:p>
-    <w:p>
-      <w:r>
-        <w:t xml:space="preserve">После этого качество голоса становится вторичным: решение опирается уже не на впечатление от текущего звонка, а на </w:t>
-      </w:r>
+        <w:t>Не устраивайте близкому допрос</w:t>
+      </w:r>
+    </w:p>
+    <w:p>
+      <w:r>
+        <w:t>Есть и противоположная крайность: превратить каждый подозрительный звонок в экзамен.</w:t>
+      </w:r>
+    </w:p>
+    <w:p>
+      <w:r>
+        <w:t>Как звали нашу учительницу?</w:t>
+      </w:r>
+    </w:p>
+    <w:p>
+      <w:r>
+        <w:t>Где мы были летом 2018 года?</w:t>
+      </w:r>
+    </w:p>
+    <w:p>
+      <w:r>
+        <w:t>Какое у меня второе отчество?</w:t>
+      </w:r>
+    </w:p>
+    <w:p>
+      <w:r>
+        <w:t>Такие вопросы неудобны и не особенно надёжны. Личные сведения могут быть известны другим. Человек в стрессе может растеряться. А тот, кто подготовился, — ответить правильно.</w:t>
+      </w:r>
+    </w:p>
+    <w:p>
+      <w:r>
+        <w:t>Гораздо мягче сказать:</w:t>
+      </w:r>
+    </w:p>
+    <w:p>
       <w:r>
         <w:rPr>
           <w:b/>
           <w:i w:val="0"/>
         </w:rPr>
-        <w:t>независимый канал, который вы выбрали сами</w:t>
-      </w:r>
-      <w:r>
-        <w:t>.</w:t>
-      </w:r>
-    </w:p>
-    <w:p>
-      <w:r>
-        <w:t>Если и этот канал вызывает сомнение, используйте дополнительный независимый путь: другого близкого, официальный сервис, второй корпоративный источник или очное подтверждение, когда это возможно.</w:t>
-      </w:r>
-    </w:p>
-    <w:p>
-      <w:r>
-        <w:t>Именно так строится серьёзная безопасность: не поиск одного безошибочного признака, а увеличение числа вещей, которые должны одновременно пойти не так.</w:t>
+        <w:t>«Секунду, я тебе перезвоню».</w:t>
+      </w:r>
+    </w:p>
+    <w:p>
+      <w:r>
+        <w:t>В семье это можно сделать обычной нормой заранее. Тогда перепроверка не звучит как личное недоверие.</w:t>
+      </w:r>
+    </w:p>
+    <w:p>
+      <w:r>
+        <w:t>В компании должно быть так же: сотрудник не оценивает честность начальника, а просто соблюдает заранее понятные правила для важных решений.</w:t>
       </w:r>
     </w:p>
     <w:p>
@@ -4355,342 +4602,84 @@
         <w:pStyle w:val="InternalHeading"/>
       </w:pPr>
       <w:r>
-        <w:t>Что если близкий не отвечает</w:t>
-      </w:r>
-    </w:p>
-    <w:p>
-      <w:r>
-        <w:t>Самый сильный аргумент против обратного звонка возникает в настоящей тревоге.</w:t>
-      </w:r>
-    </w:p>
-    <w:p>
-      <w:r>
-        <w:t>Вы перезвонили — никто не отвечает.</w:t>
-      </w:r>
-    </w:p>
-    <w:p>
-      <w:r>
-        <w:t>Теперь подозрительная история кажется ещё правдоподобнее. «Конечно не отвечает, он же сказал, что телефон разбит».</w:t>
-      </w:r>
-    </w:p>
-    <w:p>
-      <w:r>
-        <w:t>Это важный момент: отсутствие ответа не подтверждает исходный рассказ. Оно создаёт новую неопределённость.</w:t>
-      </w:r>
-    </w:p>
-    <w:p>
-      <w:r>
-        <w:t>Нужен резервный путь.</w:t>
-      </w:r>
-    </w:p>
-    <w:p>
-      <w:r>
-        <w:t>Другой член семьи.</w:t>
-      </w:r>
-    </w:p>
-    <w:p>
-      <w:r>
-        <w:t>Друг или коллега, который может быть рядом.</w:t>
-      </w:r>
-    </w:p>
-    <w:p>
-      <w:r>
-        <w:t>Официальный номер учреждения, если собеседник утверждает, что человек в больнице или полиции.</w:t>
-      </w:r>
-    </w:p>
-    <w:p>
-      <w:r>
-        <w:t>Обычные доступные каналы: другой мессенджер, рабочий номер, звонок супругу.</w:t>
-      </w:r>
-    </w:p>
-    <w:p>
-      <w:r>
-        <w:t>Задача не в том, чтобы мгновенно доказать мошенничество. Задача — не позволить одному непроверенному каналу стать единственным основанием для действия.</w:t>
-      </w:r>
-    </w:p>
-    <w:p>
-      <w:r>
-        <w:t xml:space="preserve">Если ситуация действительно экстренная, несколько минут на независимое подтверждение часто помогают направить помощь туда, где она нужна. Если собеседник требует, чтобы вы </w:t>
-      </w:r>
+        <w:t>Независимость тоже не магия</w:t>
+      </w:r>
+    </w:p>
+    <w:p>
+      <w:r>
+        <w:t>Конечно, ни один приём не защищает от всего на свете.</w:t>
+      </w:r>
+    </w:p>
+    <w:p>
+      <w:r>
+        <w:t>Если телефон полностью взломан, сохранённые контакты тоже могут оказаться ненадёжными. Если несколько новостных сайтов перепечатали одну ошибку, пять ссылок не превращаются в пять независимых подтверждений.</w:t>
+      </w:r>
+    </w:p>
+    <w:p>
+      <w:r>
+        <w:t>Но бытовая безопасность и не должна превращать человека в офицера спецслужб.</w:t>
+      </w:r>
+    </w:p>
+    <w:p>
+      <w:r>
+        <w:t>Наша задача гораздо скромнее: убрать самые опасные точки, где одна убедительная история получает слишком много власти.</w:t>
+      </w:r>
+    </w:p>
+    <w:p>
+      <w:r>
+        <w:t>Для этого простой выход из разговора работает удивительно хорошо.</w:t>
+      </w:r>
+    </w:p>
+    <w:p>
+      <w:pPr>
+        <w:pStyle w:val="InternalHeading"/>
+      </w:pPr>
+      <w:r>
+        <w:t>Сделайте это привычкой до того, как станет страшно</w:t>
+      </w:r>
+    </w:p>
+    <w:p>
+      <w:r>
+        <w:t>Если вы перезваниваете только тогда, когда «что-то показалось подозрительным», вы всё ещё зависите от способности вовремя почувствовать обман.</w:t>
+      </w:r>
+    </w:p>
+    <w:p>
+      <w:r>
+        <w:t>Надёжнее другое правило:</w:t>
+      </w:r>
+    </w:p>
+    <w:p>
       <w:r>
         <w:rPr>
           <w:b/>
           <w:i w:val="0"/>
         </w:rPr>
-        <w:t>не тратили эти минуты</w:t>
-      </w:r>
-      <w:r>
-        <w:t>, требование само становится частью оценки риска.</w:t>
-      </w:r>
-    </w:p>
-    <w:p>
-      <w:pPr>
-        <w:pStyle w:val="InternalHeading"/>
-      </w:pPr>
-      <w:r>
-        <w:t>Банк не нуждается в вашей вере</w:t>
-      </w:r>
-    </w:p>
-    <w:p>
-      <w:r>
-        <w:t>С финансовыми организациями принцип особенно удобен.</w:t>
-      </w:r>
-    </w:p>
-    <w:p>
-      <w:r>
-        <w:t>Вам не нужно выяснять, настоящий ли сотрудник звонит.</w:t>
-      </w:r>
-    </w:p>
-    <w:p>
-      <w:r>
-        <w:t>Можно завершить разговор и открыть банковское приложение. Позвонить по официальному номеру. Проверить операции самостоятельно.</w:t>
-      </w:r>
-    </w:p>
-    <w:p>
-      <w:r>
-        <w:t>Настоящий банк существует независимо от телефонного звонка.</w:t>
-      </w:r>
-    </w:p>
-    <w:p>
-      <w:r>
-        <w:t>Это фундаментальное преимущество институционального источника истины.</w:t>
-      </w:r>
-    </w:p>
-    <w:p>
-      <w:r>
-        <w:t>Именно поэтому опасны схемы, где «сотрудник» объясняет, что официальному приложению, отделению или другим сотрудникам верить нельзя. Именно в такой момент важно не продолжать спор внутри звонка, а вернуться к официальной внешней точке проверки.</w:t>
-      </w:r>
-    </w:p>
-    <w:p>
-      <w:pPr>
-        <w:pStyle w:val="InternalHeading"/>
-      </w:pPr>
-      <w:r>
-        <w:t>Проверка личности и проверка действия — два разных шага</w:t>
-      </w:r>
-    </w:p>
-    <w:p>
-      <w:r>
-        <w:t>Предположим, вы перезвонили директору. Да, это он. Да, поручение действительно его.</w:t>
-      </w:r>
-    </w:p>
-    <w:p>
-      <w:r>
-        <w:t>Работа ещё не закончена.</w:t>
-      </w:r>
-    </w:p>
-    <w:p>
-      <w:r>
-        <w:t>Если поручение требует действия, запрещённого вашим регламентом, личность директора не делает действие автоматически безопасным.</w:t>
-      </w:r>
-    </w:p>
-    <w:p>
-      <w:r>
-        <w:t>Это может показаться уходом в бюрократию, но различие принципиально:</w:t>
-      </w:r>
-    </w:p>
-    <w:p>
-      <w:r>
-        <w:rPr>
-          <w:b/>
-          <w:i w:val="0"/>
-        </w:rPr>
-        <w:t>Кто просит?</w:t>
-      </w:r>
-      <w:r>
-        <w:t xml:space="preserve"> — вопрос подтверждения личности.</w:t>
-      </w:r>
-    </w:p>
-    <w:p>
-      <w:r>
-        <w:rPr>
-          <w:b/>
-          <w:i w:val="0"/>
-        </w:rPr>
-        <w:t>Имеет ли он право это просить таким способом?</w:t>
-      </w:r>
-      <w:r>
-        <w:t xml:space="preserve"> — вопрос полномочий и процедуры.</w:t>
-      </w:r>
-    </w:p>
-    <w:p>
-      <w:r>
-        <w:rPr>
-          <w:b/>
-          <w:i w:val="0"/>
-        </w:rPr>
-        <w:t>Нужно ли мне это делать?</w:t>
-      </w:r>
-      <w:r>
-        <w:t xml:space="preserve"> — вопрос конкретного решения.</w:t>
-      </w:r>
-    </w:p>
-    <w:p>
-      <w:r>
-        <w:t>Для защиты принципиально не сливать эти три вопроса. Подтверждённая личность ещё не подтверждает полномочия, а подтверждённые полномочия ещё не делают любое действие безопасным или соответствующим процедуре.</w:t>
-      </w:r>
-    </w:p>
-    <w:p>
-      <w:r>
-        <w:t>Новая архитектура разделяет их.</w:t>
-      </w:r>
-    </w:p>
-    <w:p>
-      <w:pPr>
-        <w:pStyle w:val="InternalHeading"/>
-      </w:pPr>
-      <w:r>
-        <w:t>Не нужно унижать настоящего человека экзаменом</w:t>
-      </w:r>
-    </w:p>
-    <w:p>
-      <w:r>
-        <w:t>Есть противоположная крайность: устраивать каждому знакомому допрос.</w:t>
-      </w:r>
-    </w:p>
-    <w:p>
-      <w:r>
-        <w:t>Как звали нашу учительницу? Где мы были в 2018 году? Какое у меня второе отчество?</w:t>
-      </w:r>
-    </w:p>
-    <w:p>
-      <w:r>
-        <w:t>Такое поведение неудобно и не особенно надёжно. Биографические знания могут утечь. Человек в стрессе может забыть. Подделка может знать.</w:t>
-      </w:r>
-    </w:p>
-    <w:p>
-      <w:r>
-        <w:t>Независимый канал часто мягче и сильнее.</w:t>
-      </w:r>
-    </w:p>
-    <w:p>
-      <w:r>
-        <w:t>Вы просто говорите: «Секунду, я тебе перезвоню».</w:t>
-      </w:r>
-    </w:p>
-    <w:p>
-      <w:r>
-        <w:t>В семье это можно заранее сделать нормой. Тогда перепроверка воспринимается как обычная семейная норма, а не как личное недоверие.</w:t>
-      </w:r>
-    </w:p>
-    <w:p>
-      <w:r>
-        <w:t>В бизнесе проверка вообще должна быть обезличена: сотрудник выполняет процесс, а не оценивает честность начальника.</w:t>
-      </w:r>
-    </w:p>
-    <w:p>
-      <w:pPr>
-        <w:pStyle w:val="InternalHeading"/>
-      </w:pPr>
-      <w:r>
-        <w:t>Независимость — не абсолют</w:t>
-      </w:r>
-    </w:p>
-    <w:p>
-      <w:r>
-        <w:t>Важно не превратить слово «независимый» в магию.</w:t>
-      </w:r>
-    </w:p>
-    <w:p>
-      <w:r>
-        <w:t>Если ваш телефон полностью скомпрометирован, сохранённый номер и мессенджеры на нём могут не дать настоящей независимости. Если корпоративная почта и внутренний справочник контролируются атакующим, сложность выше. Если вы проверяете новость по пяти сайтам, которые перепечатали одну ошибочную публикацию, источников визуально много, происхождение одно.</w:t>
-      </w:r>
-    </w:p>
-    <w:p>
-      <w:r>
-        <w:t>Независимость всегда относительна к угрозе.</w:t>
-      </w:r>
-    </w:p>
-    <w:p>
-      <w:r>
-        <w:t>Но бытовая безопасность не обязана защищать от любого мыслимого противника. Она должна резко снижать риск типовых атак без превращения жизни в режим спецслужбы.</w:t>
-      </w:r>
-    </w:p>
-    <w:p>
-      <w:r>
-        <w:t>И для этого простой выход из канала чрезвычайно эффективен.</w:t>
-      </w:r>
-    </w:p>
-    <w:p>
-      <w:pPr>
-        <w:pStyle w:val="InternalHeading"/>
-      </w:pPr>
-      <w:r>
-        <w:t>Привычка, которую стоит автоматизировать</w:t>
-      </w:r>
-    </w:p>
-    <w:p>
-      <w:r>
-        <w:t>Самая полезная часть процедуры — сделать её до возникновения подозрения.</w:t>
-      </w:r>
-    </w:p>
-    <w:p>
-      <w:r>
-        <w:t>Если вы думаете «это похоже на мошенничество, поэтому я перезвоню», вы всё ещё зависите от способности распознать мошенничество.</w:t>
-      </w:r>
-    </w:p>
-    <w:p>
-      <w:r>
-        <w:t>Сильнее правило:</w:t>
-      </w:r>
-    </w:p>
-    <w:p>
-      <w:r>
-        <w:rPr>
-          <w:b/>
-          <w:i w:val="0"/>
-        </w:rPr>
-        <w:t>любая необычная просьба высокого риска подтверждается отдельно, даже если выглядит совершенно настоящей.</w:t>
-      </w:r>
-    </w:p>
-    <w:p>
-      <w:r>
-        <w:t>Тогда идеальный дипфейк не получает специального статуса. Он просто попадает в ту же процедуру, что и настоящее, но необычное распоряжение.</w:t>
-      </w:r>
-    </w:p>
-    <w:p>
-      <w:r>
-        <w:t>Это снимает с человека тяжёлую интеллектуальную работу.</w:t>
-      </w:r>
-    </w:p>
-    <w:p>
-      <w:r>
-        <w:t>Не нужно решить, врёт ли собеседник.</w:t>
-      </w:r>
-    </w:p>
-    <w:p>
-      <w:r>
-        <w:t>Нужно выполнить пять шагов.</w:t>
-      </w:r>
-    </w:p>
-    <w:p>
-      <w:r>
-        <w:t>СТОП.</w:t>
-      </w:r>
-    </w:p>
-    <w:p>
-      <w:r>
-        <w:t>Выйти из канала.</w:t>
-      </w:r>
-    </w:p>
-    <w:p>
-      <w:r>
-        <w:t>Найти известную точку.</w:t>
-      </w:r>
-    </w:p>
-    <w:p>
-      <w:r>
-        <w:t>Подтвердить.</w:t>
-      </w:r>
-    </w:p>
-    <w:p>
-      <w:r>
-        <w:t>И только после этого действовать.</w:t>
-      </w:r>
-    </w:p>
-    <w:p>
-      <w:r>
-        <w:t>В мире, где сообщение может выглядеть всё убедительнее, право выйти из сообщения становится одной из самых простых форм контроля над собственной реальностью.</w:t>
+        <w:t>если просьба необычная и ошибка может дорого обойтись, перепроверьте её отдельно — даже когда всё выглядит настоящим.</w:t>
+      </w:r>
+    </w:p>
+    <w:p>
+      <w:r>
+        <w:t>Тогда идеальный дипфейк не получает никакой особой власти.</w:t>
+      </w:r>
+    </w:p>
+    <w:p>
+      <w:r>
+        <w:t>Он встречает то же правило, что и настоящее, но странное поручение.</w:t>
+      </w:r>
+    </w:p>
+    <w:p>
+      <w:r>
+        <w:t>И человеку больше не нужно решать мучительную задачу «верю — не верю».</w:t>
+      </w:r>
+    </w:p>
+    <w:p>
+      <w:r>
+        <w:t>Нужно только остановиться, выйти из разговора, связаться самому и уже потом принимать решение.</w:t>
+      </w:r>
+    </w:p>
+    <w:p>
+      <w:r>
+        <w:t>В мире, где сообщения становятся всё убедительнее, это маленькое право — выйти из сообщения — оказывается одной из самых простых форм свободы.</w:t>
       </w:r>
     </w:p>
     <w:p>

--- a/ne-ver-golosu/dist/ne-ver-golosu-litres.docx
+++ b/ne-ver-golosu/dist/ne-ver-golosu-litres.docx
@@ -4692,7 +4692,22 @@
     </w:p>
     <w:p>
       <w:r>
-        <w:t>Проверять подлинность каждого сообщения — не цель. Это только создаст постоянное напряжение.</w:t>
+        <w:t>Если пытаться проверять подлинность каждого сообщения, жизнь быстро станет невыносимой.</w:t>
+      </w:r>
+    </w:p>
+    <w:p>
+      <w:r>
+        <w:t>«Купи молоко» не требует семейного совета.</w:t>
+      </w:r>
+    </w:p>
+    <w:p>
+      <w:r>
+        <w:t>Фотография кота не нуждается в цифровой подписи.</w:t>
+      </w:r>
+    </w:p>
+    <w:p>
+      <w:r>
+        <w:t>«Я опоздаю на пять минут» не повод устраивать обратный звонок по трём номерам.</w:t>
       </w:r>
     </w:p>
     <w:p>
@@ -4702,34 +4717,14 @@
     </w:p>
     <w:p>
       <w:r>
-        <w:t>«Купи молоко» не требует второго фактора.</w:t>
-      </w:r>
-    </w:p>
-    <w:p>
-      <w:r>
-        <w:t>Фотография кота — доказательства подлинности.</w:t>
-      </w:r>
-    </w:p>
-    <w:p>
-      <w:r>
-        <w:t>«Я опоздаю на пять минут» — обратного звонка через семейный штаб.</w:t>
-      </w:r>
-    </w:p>
-    <w:p>
-      <w:r>
-        <w:t>Безопасность, которая требует одинаковой строгости в каждой ситуации, обычно заканчивается одним из двух способов: её либо ненавидят, либо перестают соблюдать.</w:t>
-      </w:r>
-    </w:p>
-    <w:p>
-      <w:r>
-        <w:t xml:space="preserve">Поэтому нам нужен не максимальный уровень недоверия, а </w:t>
+        <w:t xml:space="preserve">Поэтому задача не в том, чтобы стать подозрительным ко всему. Гораздо полезнее научиться замечать момент, когда </w:t>
       </w:r>
       <w:r>
         <w:rPr>
           <w:b/>
           <w:i w:val="0"/>
         </w:rPr>
-        <w:t>правильный уровень проверки</w:t>
+        <w:t>ошибка становится дорогой</w:t>
       </w:r>
       <w:r>
         <w:t>.</w:t>
@@ -4740,27 +4735,32 @@
         <w:pStyle w:val="InternalHeading"/>
       </w:pPr>
       <w:r>
-        <w:t>Цена ошибки</w:t>
-      </w:r>
-    </w:p>
-    <w:p>
-      <w:r>
-        <w:t>Чем выше цена ошибки, тем сильнее должна быть проверка. Для семейного мессенджера не нужны технические уровни стандартов: достаточно связать глубину проверки с возможными последствиями.</w:t>
-      </w:r>
-    </w:p>
-    <w:p>
-      <w:r>
-        <w:t>Но общий принцип полезен.</w:t>
-      </w:r>
-    </w:p>
-    <w:p>
-      <w:r>
-        <w:t>Чем выше последствия ошибки, тем дороже должна быть проверка.</w:t>
-      </w:r>
-    </w:p>
-    <w:p>
-      <w:r>
-        <w:t>Для повседневной жизни я предлагаю смотреть на две оси:</w:t>
+        <w:t>Сколько стоит ошибиться</w:t>
+      </w:r>
+    </w:p>
+    <w:p>
+      <w:r>
+        <w:t>Можно случайно купить два батона вместо одного. Ничего страшного.</w:t>
+      </w:r>
+    </w:p>
+    <w:p>
+      <w:r>
+        <w:t>Можно отправить коллеге не ту версию внутреннего документа. Неприятно, но обычно поправимо.</w:t>
+      </w:r>
+    </w:p>
+    <w:p>
+      <w:r>
+        <w:t>А можно перевести все свободные деньги на новый счёт, передать чужому человеку код подтверждения, открыть важный доступ или опубликовать материал, который потом невозможно вернуть из сети.</w:t>
+      </w:r>
+    </w:p>
+    <w:p>
+      <w:r>
+        <w:t>Это уже другой класс решений — не потому, что они выглядят страшнее, а потому, что последствия тяжелее и хуже поддаются отмене.</w:t>
+      </w:r>
+    </w:p>
+    <w:p>
+      <w:r>
+        <w:t>Две вещи здесь важнее всего:</w:t>
       </w:r>
     </w:p>
     <w:p>
@@ -4769,17 +4769,21 @@
           <w:b/>
           <w:i w:val="0"/>
         </w:rPr>
-        <w:t>цена ошибки</w:t>
-      </w:r>
-      <w:r>
-        <w:t xml:space="preserve"> и </w:t>
-      </w:r>
+        <w:t>сколько вы можете потерять</w:t>
+      </w:r>
+    </w:p>
+    <w:p>
+      <w:r>
+        <w:t>и</w:t>
+      </w:r>
+    </w:p>
+    <w:p>
       <w:r>
         <w:rPr>
           <w:b/>
           <w:i w:val="0"/>
         </w:rPr>
-        <w:t>обратимость действия</w:t>
+        <w:t>можно ли будет вернуть всё назад</w:t>
       </w:r>
       <w:r>
         <w:t>.</w:t>
@@ -4787,22 +4791,7 @@
     </w:p>
     <w:p>
       <w:r>
-        <w:t>Можно ошибочно купить два батона вместо одного. Цена мала, действие легко компенсировать.</w:t>
-      </w:r>
-    </w:p>
-    <w:p>
-      <w:r>
-        <w:t>Можно отправить коллеге внутренний документ не той версии. Цена выше, но иногда исправима.</w:t>
-      </w:r>
-    </w:p>
-    <w:p>
-      <w:r>
-        <w:t>Можно перевести все свободные деньги на новый счёт, передать одноразовый код, отдать административный доступ или опубликовать интимный материал. Цена потенциально велика, а отмена может быть невозможной.</w:t>
-      </w:r>
-    </w:p>
-    <w:p>
-      <w:r>
-        <w:t>Вот где нужен другой режим.</w:t>
+        <w:t>Чем выше цена ошибки и чем труднее её исправить, тем меньше стоит полагаться на одно сообщение, один голос или одно лицо.</w:t>
       </w:r>
     </w:p>
     <w:p>
@@ -4810,12 +4799,62 @@
         <w:pStyle w:val="InternalHeading"/>
       </w:pPr>
       <w:r>
-        <w:t>Три зоны</w:t>
-      </w:r>
-    </w:p>
-    <w:p>
-      <w:r>
-        <w:t>Названия условны. Они нужны не для классификации всей жизни, а чтобы мозг быстрее замечал переход.</w:t>
+        <w:t>Повседневность не должна превращаться в досмотр</w:t>
+      </w:r>
+    </w:p>
+    <w:p>
+      <w:r>
+        <w:t>Большую часть времени нам достаточно обычного доверия.</w:t>
+      </w:r>
+    </w:p>
+    <w:p>
+      <w:r>
+        <w:t>Купить продукты.</w:t>
+      </w:r>
+    </w:p>
+    <w:p>
+      <w:r>
+        <w:t>Перенести встречу.</w:t>
+      </w:r>
+    </w:p>
+    <w:p>
+      <w:r>
+        <w:t>Отправить открытую ссылку.</w:t>
+      </w:r>
+    </w:p>
+    <w:p>
+      <w:r>
+        <w:t>Ответить на привычный рабочий вопрос.</w:t>
+      </w:r>
+    </w:p>
+    <w:p>
+      <w:r>
+        <w:t>Если каждое такое действие сопровождать проверками, люди очень быстро начнут обходить любые правила — просто чтобы жить и работать.</w:t>
+      </w:r>
+    </w:p>
+    <w:p>
+      <w:r>
+        <w:t>Поэтому осторожность должна расти вместе с последствиями.</w:t>
+      </w:r>
+    </w:p>
+    <w:p>
+      <w:r>
+        <w:t>Для умеренно чувствительных вещей полезно чуть замедлиться: посмотреть, обычна ли просьба, не изменился ли внезапно номер, не просят ли отправить то, что раньше так не отправляли.</w:t>
+      </w:r>
+    </w:p>
+    <w:p>
+      <w:r>
+        <w:t>А вот деньги, пароли, коды, новые реквизиты, важные документы, доступ к системам и действия, способные серьёзно повредить репутации, заслуживают отдельной перепроверки.</w:t>
+      </w:r>
+    </w:p>
+    <w:p>
+      <w:r>
+        <w:t>Не потому, что мир ужасен.</w:t>
+      </w:r>
+    </w:p>
+    <w:p>
+      <w:r>
+        <w:t>Потому что ошибка здесь стоит слишком дорого.</w:t>
       </w:r>
     </w:p>
     <w:p>
@@ -4823,151 +4862,17 @@
         <w:pStyle w:val="InternalHeading"/>
       </w:pPr>
       <w:r>
-        <w:t>Зона обычного доверия</w:t>
-      </w:r>
-    </w:p>
-    <w:p>
-      <w:r>
-        <w:t>Бытовые сообщения и действия с небольшой ценой ошибки.</w:t>
-      </w:r>
-    </w:p>
-    <w:p>
-      <w:r>
-        <w:t>Купить продукты.</w:t>
-      </w:r>
-    </w:p>
-    <w:p>
-      <w:r>
-        <w:t>Перенести встречу на час.</w:t>
-      </w:r>
-    </w:p>
-    <w:p>
-      <w:r>
-        <w:t>Отправить открытую ссылку.</w:t>
-      </w:r>
-    </w:p>
-    <w:p>
-      <w:r>
-        <w:t>Ответить на обычный рабочий вопрос.</w:t>
-      </w:r>
-    </w:p>
-    <w:p>
-      <w:r>
-        <w:t>Здесь привычных сигналов личности достаточно. Иначе безопасность сама станет атакой на повседневность.</w:t>
-      </w:r>
-    </w:p>
-    <w:p>
-      <w:pPr>
-        <w:pStyle w:val="InternalHeading"/>
-      </w:pPr>
-      <w:r>
-        <w:t>Зона внимания</w:t>
-      </w:r>
-    </w:p>
-    <w:p>
-      <w:r>
-        <w:t>Действия, которые могут причинить неудобство, раскрыть умеренно чувствительную информацию или создать обязательства, но обычно допускают исправление.</w:t>
-      </w:r>
-    </w:p>
-    <w:p>
-      <w:r>
-        <w:t>Отправка внутреннего, но не критичного файла.</w:t>
-      </w:r>
-    </w:p>
-    <w:p>
-      <w:r>
-        <w:t>Смена адреса доставки.</w:t>
-      </w:r>
-    </w:p>
-    <w:p>
-      <w:r>
-        <w:t>Нестандартная просьба коллеги.</w:t>
-      </w:r>
-    </w:p>
-    <w:p>
-      <w:r>
-        <w:t>Разговор о персональных данных.</w:t>
-      </w:r>
-    </w:p>
-    <w:p>
-      <w:r>
-        <w:t>Здесь полезно остановиться, посмотреть на контекст, а при аномалии — подтвердить канал.</w:t>
-      </w:r>
-    </w:p>
-    <w:p>
-      <w:pPr>
-        <w:pStyle w:val="InternalHeading"/>
-      </w:pPr>
-      <w:r>
-        <w:t>Зона сильной проверки</w:t>
-      </w:r>
-    </w:p>
-    <w:p>
-      <w:r>
-        <w:t>Деньги.</w:t>
-      </w:r>
-    </w:p>
-    <w:p>
-      <w:r>
-        <w:t>Коды подтверждения.</w:t>
-      </w:r>
-    </w:p>
-    <w:p>
-      <w:r>
-        <w:t>Пароли и доступы.</w:t>
-      </w:r>
-    </w:p>
-    <w:p>
-      <w:r>
-        <w:t>Изменение платёжных реквизитов.</w:t>
-      </w:r>
-    </w:p>
-    <w:p>
-      <w:r>
-        <w:t>Установка программ по чужому указанию.</w:t>
-      </w:r>
-    </w:p>
-    <w:p>
-      <w:r>
-        <w:t>Передача документов или больших массивов персональных данных.</w:t>
-      </w:r>
-    </w:p>
-    <w:p>
-      <w:r>
-        <w:t>Удаление резервных копий.</w:t>
-      </w:r>
-    </w:p>
-    <w:p>
-      <w:r>
-        <w:t>Публикация материалов, способных серьёзно повредить человеку.</w:t>
-      </w:r>
-    </w:p>
-    <w:p>
-      <w:r>
-        <w:t>Действия от имени компании с крупными юридическими или финансовыми последствиями.</w:t>
-      </w:r>
-    </w:p>
-    <w:p>
-      <w:r>
-        <w:t>Здесь узнаваемость собеседника — только начало.</w:t>
-      </w:r>
-    </w:p>
-    <w:p>
-      <w:pPr>
-        <w:pStyle w:val="InternalHeading"/>
-      </w:pPr>
-      <w:r>
-        <w:t>Обратимость важнее драматичности</w:t>
-      </w:r>
-    </w:p>
-    <w:p>
-      <w:r>
-        <w:t>Есть сообщения, которые звучат страшно, но не требуют немедленного необратимого действия.</w:t>
-      </w:r>
-    </w:p>
-    <w:p>
-      <w:r>
-        <w:t>«Мы обнаружили подозрительную активность».</w:t>
+        <w:t>Громкость сообщения ничего не говорит о срочности решения</w:t>
+      </w:r>
+    </w:p>
+    <w:p>
+      <w:r>
+        <w:t>Некоторые фразы специально заставляют сердце работать быстрее.</w:t>
+      </w:r>
+    </w:p>
+    <w:p>
+      <w:r>
+        <w:t>«Мы обнаружили подозрительную операцию».</w:t>
       </w:r>
     </w:p>
     <w:p>
@@ -4982,29 +4887,31 @@
     </w:p>
     <w:p>
       <w:r>
-        <w:t>Эмоциональная громкость не должна определять скорость решения.</w:t>
-      </w:r>
-    </w:p>
-    <w:p>
-      <w:r>
-        <w:t xml:space="preserve">Полезнее спросить: </w:t>
-      </w:r>
+        <w:t>Но эмоциональная громкость сообщения не должна определять скорость вашего действия.</w:t>
+      </w:r>
+    </w:p>
+    <w:p>
+      <w:r>
+        <w:t>Гораздо полезнее спросить:</w:t>
+      </w:r>
+    </w:p>
+    <w:p>
       <w:r>
         <w:rPr>
           <w:b/>
           <w:i w:val="0"/>
         </w:rPr>
-        <w:t>что от меня хотят сделать прямо сейчас и можно ли это отменить?</w:t>
-      </w:r>
-    </w:p>
-    <w:p>
-      <w:r>
-        <w:t>Если ответ — «перевести, назвать, установить, открыть, подписать, удалить» — начинается процедура проверки.</w:t>
-      </w:r>
-    </w:p>
-    <w:p>
-      <w:r>
-        <w:t>Это возвращает человеку контроль: содержание разговора может быть каким угодно, но класс риска действия определяете вы и заранее установленная процедура.</w:t>
+        <w:t>что именно от меня хотят сделать сейчас — и смогу ли я это отменить?</w:t>
+      </w:r>
+    </w:p>
+    <w:p>
+      <w:r>
+        <w:t>Если вас просят перевести, назвать, установить, открыть, подписать или удалить что-то важное, это и есть момент для паузы.</w:t>
+      </w:r>
+    </w:p>
+    <w:p>
+      <w:r>
+        <w:t>История может быть какой угодно драматичной. Цена вашего решения от этого не меняется.</w:t>
       </w:r>
     </w:p>
     <w:p>
@@ -5012,22 +4919,22 @@
         <w:pStyle w:val="InternalHeading"/>
       </w:pPr>
       <w:r>
-        <w:t>Аномалия важнее лица</w:t>
-      </w:r>
-    </w:p>
-    <w:p>
-      <w:r>
-        <w:t>Представьте директора, который действительно говорит своим голосом и лицом.</w:t>
-      </w:r>
-    </w:p>
-    <w:p>
-      <w:r>
-        <w:t>Он просит в пятницу вечером перевести большую сумму новому получателю, потому что «в понедельник будет поздно».</w:t>
-      </w:r>
-    </w:p>
-    <w:p>
-      <w:r>
-        <w:t>Даже если это абсолютно настоящий директор, просьба аномальна.</w:t>
+        <w:t>Странная просьба важнее знакомого лица</w:t>
+      </w:r>
+    </w:p>
+    <w:p>
+      <w:r>
+        <w:t>Представьте совершенно настоящего директора.</w:t>
+      </w:r>
+    </w:p>
+    <w:p>
+      <w:r>
+        <w:t>Он говорит своим настоящим голосом и просит в пятницу вечером перевести большую сумму новому получателю, потому что «в понедельник будет поздно».</w:t>
+      </w:r>
+    </w:p>
+    <w:p>
+      <w:r>
+        <w:t>Даже если это точно директор, сама просьба всё равно странная.</w:t>
       </w:r>
     </w:p>
     <w:p>
@@ -5037,7 +4944,7 @@
     </w:p>
     <w:p>
       <w:r>
-        <w:t>Почему вне обычного процесса?</w:t>
+        <w:t>Почему вне обычного порядка?</w:t>
       </w:r>
     </w:p>
     <w:p>
@@ -5047,17 +4954,22 @@
     </w:p>
     <w:p>
       <w:r>
-        <w:t>Почему один сотрудник должен провести всё самостоятельно?</w:t>
-      </w:r>
-    </w:p>
-    <w:p>
-      <w:r>
-        <w:t>Оценка риска защищает не только от подделки. Она защищает от ошибки, скомпрометированного аккаунта настоящего руководителя, неправильного решения и внутреннего злоупотребления.</w:t>
-      </w:r>
-    </w:p>
-    <w:p>
-      <w:r>
-        <w:t>Именно поэтому сильные процедуры полезны даже в мире без дипфейков.</w:t>
+        <w:t>Почему всё должен сделать один человек?</w:t>
+      </w:r>
+    </w:p>
+    <w:p>
+      <w:r>
+        <w:t>Вот где полезно смотреть не на лицо, а на действие.</w:t>
+      </w:r>
+    </w:p>
+    <w:p>
+      <w:r>
+        <w:t>Такая привычка защищает не только от дипфейков. Она помогает заметить ошибку, чужой доступ к настоящему аккаунту, неудачное решение самого руководителя или внутреннее злоупотребление.</w:t>
+      </w:r>
+    </w:p>
+    <w:p>
+      <w:r>
+        <w:t>Хорошие правила полезны даже в мире, где никто ничего не подделывает.</w:t>
       </w:r>
     </w:p>
     <w:p>
@@ -5065,47 +4977,42 @@
         <w:pStyle w:val="InternalHeading"/>
       </w:pPr>
       <w:r>
-        <w:t>Два ключа к одной двери</w:t>
-      </w:r>
-    </w:p>
-    <w:p>
-      <w:r>
-        <w:t>Для особо дорогих действий организациям давно знаком принцип разделения полномочий. Один человек инициирует, другой подтверждает. Один вводит платёж, другой авторизует. Один меняет реквизиты, другой связывается с контрагентом.</w:t>
-      </w:r>
-    </w:p>
-    <w:p>
-      <w:r>
-        <w:t>В бытовой жизни мы можем использовать мягкую версию.</w:t>
-      </w:r>
-    </w:p>
-    <w:p>
-      <w:r>
-        <w:t>Крупная необычная просьба родственника — подтвердить через второй канал.</w:t>
-      </w:r>
-    </w:p>
-    <w:p>
-      <w:r>
-        <w:t>Срочная просьба пожилого родителя о переводе незнакомому человеку — обсудить ещё с кем-то из семьи.</w:t>
-      </w:r>
-    </w:p>
-    <w:p>
-      <w:r>
-        <w:t>Изменение банковских данных подрядчика — проверить отдельно.</w:t>
-      </w:r>
-    </w:p>
-    <w:p>
-      <w:r>
-        <w:t xml:space="preserve">Смысл не в количестве людей. Смысл в том, чтобы </w:t>
-      </w:r>
-      <w:r>
-        <w:rPr>
-          <w:b/>
-          <w:i w:val="0"/>
-        </w:rPr>
-        <w:t>ошибка одного канала не имела полной власти над результатом</w:t>
-      </w:r>
-      <w:r>
-        <w:t>.</w:t>
+        <w:t>Второй человек нужен не для второго кивка</w:t>
+      </w:r>
+    </w:p>
+    <w:p>
+      <w:r>
+        <w:t>Для особенно дорогих решений давно существует простая идея: один человек начинает действие, другой смотрит на него отдельно.</w:t>
+      </w:r>
+    </w:p>
+    <w:p>
+      <w:r>
+        <w:t>В семье это может выглядеть мягче.</w:t>
+      </w:r>
+    </w:p>
+    <w:p>
+      <w:r>
+        <w:t>Необычная просьба о большой сумме — позвонить ещё кому-то из близких.</w:t>
+      </w:r>
+    </w:p>
+    <w:p>
+      <w:r>
+        <w:t>Новые банковские данные подрядчика — перепроверить по старому контакту.</w:t>
+      </w:r>
+    </w:p>
+    <w:p>
+      <w:r>
+        <w:t>Просьба пожилого родителя срочно перевести деньги незнакомцу — сначала поговорить с ним и ещё одним членом семьи.</w:t>
+      </w:r>
+    </w:p>
+    <w:p>
+      <w:r>
+        <w:t>Смысл не в количестве людей.</w:t>
+      </w:r>
+    </w:p>
+    <w:p>
+      <w:r>
+        <w:t>Смысл в том, чтобы одна ошибка не получила всю власть над результатом.</w:t>
       </w:r>
     </w:p>
     <w:p>
@@ -5113,22 +5020,22 @@
         <w:pStyle w:val="InternalHeading"/>
       </w:pPr>
       <w:r>
-        <w:t>Почему слишком строгие правила ломаются</w:t>
-      </w:r>
-    </w:p>
-    <w:p>
-      <w:r>
-        <w:t>Представим семью, которая после новости о дипфейках вводит пароль на каждое общение.</w:t>
-      </w:r>
-    </w:p>
-    <w:p>
-      <w:r>
-        <w:t>Через три дня пароль знают все.</w:t>
-      </w:r>
-    </w:p>
-    <w:p>
-      <w:r>
-        <w:t>Через неделю его произносят в обычных чатах.</w:t>
+        <w:t>Слишком тяжёлые правила тоже опасны</w:t>
+      </w:r>
+    </w:p>
+    <w:p>
+      <w:r>
+        <w:t>Представим семью, которая после новости о дипфейках вводит кодовое слово на каждый звонок.</w:t>
+      </w:r>
+    </w:p>
+    <w:p>
+      <w:r>
+        <w:t>Через три дня его знают все.</w:t>
+      </w:r>
+    </w:p>
+    <w:p>
+      <w:r>
+        <w:t>Через неделю произносят в обычных чатах.</w:t>
       </w:r>
     </w:p>
     <w:p>
@@ -5138,42 +5045,32 @@
     </w:p>
     <w:p>
       <w:r>
-        <w:t>Через полгода семья уверена, что «у нас есть кодовое слово», но фактической процедуры уже нет.</w:t>
-      </w:r>
-    </w:p>
-    <w:p>
-      <w:r>
-        <w:t>То же происходит в компаниях с чрезмерно тяжёлыми регламентами. Если обычная оплата требует пятнадцати шагов, сотрудники создают обходные пути. Сначала для удобства, потом по привычке. Именно поэтому удобство регламента — часть безопасности: чем чаще сотрудники вынуждены обходить процесс, тем слабее реальный контроль.</w:t>
-      </w:r>
-    </w:p>
-    <w:p>
-      <w:r>
-        <w:t xml:space="preserve">Поэтому защита должна быть </w:t>
-      </w:r>
-      <w:r>
-        <w:rPr>
-          <w:b/>
-          <w:i w:val="0"/>
-        </w:rPr>
-        <w:t>пропорциональной</w:t>
-      </w:r>
-      <w:r>
-        <w:t>.</w:t>
-      </w:r>
-    </w:p>
-    <w:p>
-      <w:r>
-        <w:t>Рутинное действие — простой процесс.</w:t>
-      </w:r>
-    </w:p>
-    <w:p>
-      <w:r>
-        <w:t>Аномальное дорогое — сильный.</w:t>
-      </w:r>
-    </w:p>
-    <w:p>
-      <w:r>
-        <w:t>Не все двери нуждаются в банковском хранилище. Но сейф не должен закрываться магнитиком с холодильника.</w:t>
+        <w:t>Через полгода семья уверена, что «у нас есть защита», хотя на деле правило давно умерло.</w:t>
+      </w:r>
+    </w:p>
+    <w:p>
+      <w:r>
+        <w:t>В компаниях происходит то же самое. Если обычная оплата требует пятнадцати мучительных шагов, люди начинают искать короткие пути. Сначала ради удобства. Потом по привычке.</w:t>
+      </w:r>
+    </w:p>
+    <w:p>
+      <w:r>
+        <w:t>Поэтому хорошая защита не должна быть тяжелее самой жизни.</w:t>
+      </w:r>
+    </w:p>
+    <w:p>
+      <w:r>
+        <w:t>Обычное действие — обычный уровень осторожности.</w:t>
+      </w:r>
+    </w:p>
+    <w:p>
+      <w:r>
+        <w:t>Необычное и дорогое — отдельная перепроверка.</w:t>
+      </w:r>
+    </w:p>
+    <w:p>
+      <w:r>
+        <w:t>Не каждая дверь нуждается в банковском сейфе. Но сейф и не должен закрываться магнитиком с холодильника.</w:t>
       </w:r>
     </w:p>
     <w:p>
@@ -5181,12 +5078,12 @@
         <w:pStyle w:val="InternalHeading"/>
       </w:pPr>
       <w:r>
-        <w:t>Простая матрица без таблицы</w:t>
-      </w:r>
-    </w:p>
-    <w:p>
-      <w:r>
-        <w:t>Перед необычной просьбой задайте себе четыре вопроса.</w:t>
+        <w:t>Четыре вопроса перед необычной просьбой</w:t>
+      </w:r>
+    </w:p>
+    <w:p>
+      <w:r>
+        <w:t>Не обязательно рисовать таблицу. Достаточно быстро спросить себя:</w:t>
       </w:r>
     </w:p>
     <w:p>
@@ -5197,8 +5094,10 @@
         </w:rPr>
         <w:t>Что я могу потерять?</w:t>
       </w:r>
-      <w:r>
-        <w:t xml:space="preserve"> Деньги, данные, доступ, репутацию, контроль над устройством?</w:t>
+    </w:p>
+    <w:p>
+      <w:r>
+        <w:t>Деньги, данные, доступ, репутацию, контроль над устройством?</w:t>
       </w:r>
     </w:p>
     <w:p>
@@ -5209,8 +5108,10 @@
         </w:rPr>
         <w:t>Можно ли это вернуть?</w:t>
       </w:r>
-      <w:r>
-        <w:t xml:space="preserve"> Отозвать сообщение проще, чем вернуть перевод. Сменить пароль проще, чем остановить распространение интимного фейка.</w:t>
+    </w:p>
+    <w:p>
+      <w:r>
+        <w:t>Отозвать сообщение проще, чем вернуть перевод. Сменить пароль проще, чем остановить распространение интимной подделки.</w:t>
       </w:r>
     </w:p>
     <w:p>
@@ -5219,10 +5120,12 @@
           <w:b/>
           <w:i w:val="0"/>
         </w:rPr>
-        <w:t>Просьба обычная для этого человека и канала?</w:t>
-      </w:r>
-      <w:r>
-        <w:t xml:space="preserve"> Не «похож ли человек», а соответствует ли действие обычным полномочиям и процессу.</w:t>
+        <w:t>Обычна ли эта просьба?</w:t>
+      </w:r>
+    </w:p>
+    <w:p>
+      <w:r>
+        <w:t>Не «похож ли человек на себя», а просит ли он то, что обычно просит, таким способом и в такое время.</w:t>
       </w:r>
     </w:p>
     <w:p>
@@ -5231,15 +5134,17 @@
           <w:b/>
           <w:i w:val="0"/>
         </w:rPr>
-        <w:t>Есть ли независимый способ подтвердить?</w:t>
-      </w:r>
-      <w:r>
-        <w:t xml:space="preserve"> Если есть — стоимость проверки обычно мала по сравнению с потенциальным ущербом.</w:t>
-      </w:r>
-    </w:p>
-    <w:p>
-      <w:r>
-        <w:t>Четыре ответа часто полезнее десятка признаков дипфейка.</w:t>
+        <w:t>Могу ли я перепроверить это самостоятельно?</w:t>
+      </w:r>
+    </w:p>
+    <w:p>
+      <w:r>
+        <w:t>Очень часто цена такой проверки — несколько минут. Цена ошибки — совсем другая.</w:t>
+      </w:r>
+    </w:p>
+    <w:p>
+      <w:r>
+        <w:t>Эти четыре вопроса полезнее десятка советов о том, как заметить дипфейк по глазам или теням.</w:t>
       </w:r>
     </w:p>
     <w:p>
@@ -5247,125 +5152,125 @@
         <w:pStyle w:val="InternalHeading"/>
       </w:pPr>
       <w:r>
-        <w:t>Риск — не подозрение</w:t>
-      </w:r>
-    </w:p>
-    <w:p>
-      <w:r>
-        <w:t>Это принципиально: сильная проверка не означает, что вы считаете близкого или коллегу мошенником.</w:t>
-      </w:r>
-    </w:p>
-    <w:p>
-      <w:r>
-        <w:t xml:space="preserve">Вы проверяете </w:t>
+        <w:t>Перепроверка — не обвинение</w:t>
+      </w:r>
+    </w:p>
+    <w:p>
+      <w:r>
+        <w:t>Есть важная психологическая разница между фразами:</w:t>
+      </w:r>
+    </w:p>
+    <w:p>
+      <w:r>
+        <w:t>«Я тебе не верю»</w:t>
+      </w:r>
+    </w:p>
+    <w:p>
+      <w:r>
+        <w:t>и</w:t>
+      </w:r>
+    </w:p>
+    <w:p>
+      <w:r>
+        <w:t>«Для таких переводов я всегда перезваниваю».</w:t>
+      </w:r>
+    </w:p>
+    <w:p>
+      <w:r>
+        <w:t>Между:</w:t>
+      </w:r>
+    </w:p>
+    <w:p>
+      <w:r>
+        <w:t>«Докажи, что ты мой сын»</w:t>
+      </w:r>
+    </w:p>
+    <w:p>
+      <w:r>
+        <w:t>и</w:t>
+      </w:r>
+    </w:p>
+    <w:p>
+      <w:r>
+        <w:t>«Если речь о крупной сумме, я сначала позвоню тебе сам».</w:t>
+      </w:r>
+    </w:p>
+    <w:p>
+      <w:r>
+        <w:t>В первом случае мы проверяем человека как подозреваемого.</w:t>
+      </w:r>
+    </w:p>
+    <w:p>
+      <w:r>
+        <w:t>Во втором — просто соблюдаем своё правило для дорогих решений.</w:t>
+      </w:r>
+    </w:p>
+    <w:p>
+      <w:r>
+        <w:t>Именно так исчезает ненужное унижение и напряжение.</w:t>
+      </w:r>
+    </w:p>
+    <w:p>
+      <w:pPr>
+        <w:pStyle w:val="InternalHeading"/>
+      </w:pPr>
+      <w:r>
+        <w:t>Самое полезное слово — «всегда»</w:t>
+      </w:r>
+    </w:p>
+    <w:p>
+      <w:r>
+        <w:t>Если мы перепроверяем только то, что выглядит подозрительно, хорошая подделка может просто не вызвать тревоги.</w:t>
+      </w:r>
+    </w:p>
+    <w:p>
+      <w:r>
+        <w:t>Гораздо сильнее правило, которое не зависит от впечатления.</w:t>
+      </w:r>
+    </w:p>
+    <w:p>
+      <w:r>
+        <w:t>Всегда перепроверяем новые реквизиты.</w:t>
+      </w:r>
+    </w:p>
+    <w:p>
+      <w:r>
+        <w:t>Всегда перезваниваем при необычной семейной просьбе о крупной сумме.</w:t>
+      </w:r>
+    </w:p>
+    <w:p>
+      <w:r>
+        <w:t>Всегда привлекаем второго человека к нетипичному большому платежу.</w:t>
+      </w:r>
+    </w:p>
+    <w:p>
+      <w:r>
+        <w:t>Всегда открываем банковское приложение сами, а не по ссылке из звонка.</w:t>
+      </w:r>
+    </w:p>
+    <w:p>
+      <w:r>
+        <w:t>Тогда убедительность сообщения теряет часть своей власти.</w:t>
+      </w:r>
+    </w:p>
+    <w:p>
+      <w:r>
+        <w:t>Не нужно становиться подозрительнее.</w:t>
+      </w:r>
+    </w:p>
+    <w:p>
+      <w:r>
+        <w:t xml:space="preserve">Нужно просто заранее решить, </w:t>
       </w:r>
       <w:r>
         <w:rPr>
           <w:b/>
           <w:i w:val="0"/>
         </w:rPr>
-        <w:t>риск действия</w:t>
-      </w:r>
-      <w:r>
-        <w:t>, а не моральные качества человека.</w:t>
-      </w:r>
-    </w:p>
-    <w:p>
-      <w:r>
-        <w:t>Эта формулировка снимает социальное напряжение.</w:t>
-      </w:r>
-    </w:p>
-    <w:p>
-      <w:r>
-        <w:t>«Я тебе не верю» — конфликт.</w:t>
-      </w:r>
-    </w:p>
-    <w:p>
-      <w:r>
-        <w:t>«Для таких переводов у нас всегда второе подтверждение» — процедура.</w:t>
-      </w:r>
-    </w:p>
-    <w:p>
-      <w:r>
-        <w:t>«Докажи, что ты мой сын» — драматично.</w:t>
-      </w:r>
-    </w:p>
-    <w:p>
-      <w:r>
-        <w:t>«Если речь о крупной сумме, я всегда перезваниваю» — нормально.</w:t>
-      </w:r>
-    </w:p>
-    <w:p>
-      <w:r>
-        <w:t>Система становится устойчивой, когда человек может выполнить проверку, не вступая в психологическую борьбу за доверие.</w:t>
-      </w:r>
-    </w:p>
-    <w:p>
-      <w:pPr>
-        <w:pStyle w:val="InternalHeading"/>
-      </w:pPr>
-      <w:r>
-        <w:t>Самое ценное слово — «всегда»</w:t>
-      </w:r>
-    </w:p>
-    <w:p>
-      <w:r>
-        <w:t>Если правило включается только при подозрении, хорошая имитация может его обойти.</w:t>
-      </w:r>
-    </w:p>
-    <w:p>
-      <w:r>
-        <w:t xml:space="preserve">Если правило включается </w:t>
-      </w:r>
-      <w:r>
-        <w:rPr>
-          <w:b/>
-          <w:i w:val="0"/>
-        </w:rPr>
-        <w:t>всегда для определённого класса действий</w:t>
-      </w:r>
-      <w:r>
-        <w:t>, качество подделки теряет часть силы.</w:t>
-      </w:r>
-    </w:p>
-    <w:p>
-      <w:r>
-        <w:t>Всегда отдельно подтверждаем изменение реквизитов.</w:t>
-      </w:r>
-    </w:p>
-    <w:p>
-      <w:r>
-        <w:t>Всегда перезваниваем при крупной семейной просьбе.</w:t>
-      </w:r>
-    </w:p>
-    <w:p>
-      <w:r>
-        <w:t>Всегда используем второго сотрудника для аномального платежа.</w:t>
-      </w:r>
-    </w:p>
-    <w:p>
-      <w:r>
-        <w:t>Всегда открываем банковское приложение самостоятельно, а не по ссылке из звонка.</w:t>
-      </w:r>
-    </w:p>
-    <w:p>
-      <w:r>
-        <w:t>Слово «всегда» превращает безопасность из эмоционального решения в инфраструктуру.</w:t>
-      </w:r>
-    </w:p>
-    <w:p>
-      <w:r>
-        <w:t>И это лучший ответ миру, где сообщение становится всё убедительнее.</w:t>
-      </w:r>
-    </w:p>
-    <w:p>
-      <w:r>
-        <w:t>Не нужно усиливать подозрительность.</w:t>
-      </w:r>
-    </w:p>
-    <w:p>
-      <w:r>
-        <w:t>Нужно правильно назначить цену проверке.</w:t>
+        <w:t>какие ошибки для вас слишком дороги, чтобы доверять одному впечатлению</w:t>
+      </w:r>
+      <w:r>
+        <w:t>.</w:t>
       </w:r>
     </w:p>
     <w:p>

--- a/ne-ver-golosu/dist/ne-ver-golosu-litres.docx
+++ b/ne-ver-golosu/dist/ne-ver-golosu-litres.docx
@@ -681,32 +681,32 @@
     </w:p>
     <w:p>
       <w:r>
-        <w:t>В конце января 2024 года сотрудник компании получил письмо, которое выглядело как сообщение финансового директора британской головной структуры. Речь шла о конфиденциальной операции. Сотрудника пригласили на групповую видеоконференцию.</w:t>
-      </w:r>
-    </w:p>
-    <w:p>
-      <w:r>
-        <w:t>Дальше произошло то, ради чего этот случай стоит разбирать очень медленно.</w:t>
-      </w:r>
-    </w:p>
-    <w:p>
-      <w:r>
-        <w:t>На экране были люди, которых сотрудник узнавал. Он получил инструкции. После конференции распоряжения о платежах продолжились через мессенджер. В результате были санкционированы переводы на пять местных банковских счетов. Общий ущерб, согласно официальному сообщению правительства Гонконга, составил около 200 миллионов гонконгских долларов.</w:t>
-      </w:r>
-    </w:p>
-    <w:p>
-      <w:r>
-        <w:t>История разошлась по миру в гораздо более кинематографичной версии: якобы сотрудник участвовал в живой видеовстрече с целой комнатой интерактивных дипфейков — виртуальные коллеги отвечали на вопросы, смотрели в камеру и существовали почти как цифровая преступная труппа.</w:t>
-      </w:r>
-    </w:p>
-    <w:p>
-      <w:r>
-        <w:t>Официальное описание осторожнее и потому полезнее.</w:t>
-      </w:r>
-    </w:p>
-    <w:p>
-      <w:r>
-        <w:t xml:space="preserve">Полиция пришла к выводу, что использовались публично доступные видеоклипы и голоса изображённых сотрудников, а видеоконференция была </w:t>
+        <w:t>В конце января 2024 года сотрудник компании получил письмо, которое выглядело как сообщение финансового директора британской головной структуры. Речь шла о конфиденциальной операции. Затем его пригласили на групповую видеоконференцию.</w:t>
+      </w:r>
+    </w:p>
+    <w:p>
+      <w:r>
+        <w:t>На экране были люди, которых сотрудник узнавал.</w:t>
+      </w:r>
+    </w:p>
+    <w:p>
+      <w:r>
+        <w:t>После разговора распоряжения продолжились в мессенджере. В результате были санкционированы переводы на пять местных банковских счетов. Общий ущерб, согласно официальному сообщению правительства Гонконга, составил около 200 миллионов гонконгских долларов.</w:t>
+      </w:r>
+    </w:p>
+    <w:p>
+      <w:r>
+        <w:t>Эта история быстро обросла кинематографическими подробностями. В пересказах появлялась почти фантастическая сцена: живая виртуальная переговорная, полная интерактивных дипфейков, которые отвечают на вопросы, смотрят в камеру и ведут себя как настоящие коллеги.</w:t>
+      </w:r>
+    </w:p>
+    <w:p>
+      <w:r>
+        <w:t>Официальное описание было скромнее — и от этого полезнее.</w:t>
+      </w:r>
+    </w:p>
+    <w:p>
+      <w:r>
+        <w:t xml:space="preserve">Полиция пришла к выводу, что использовались публично доступные видеозаписи и голоса изображённых сотрудников, а сама видеоконференция была </w:t>
       </w:r>
       <w:r>
         <w:rPr>
@@ -716,32 +716,42 @@
         <w:t>предварительно записана</w:t>
       </w:r>
       <w:r>
-        <w:t>. Реального взаимодействия между потерпевшим и людьми на записи не происходило; дальнейшая коммуникация продолжилась сообщениями. Для защитного вывода этого достаточно: узнаваемые лица и несколько каналов связи не заменяют независимого подтверждения высокорискового действия.</w:t>
-      </w:r>
-    </w:p>
-    <w:p>
-      <w:r>
-        <w:t>Почему эта поправка важна?</w:t>
-      </w:r>
-    </w:p>
-    <w:p>
-      <w:r>
-        <w:t>Потому что разговор о новой реальности легко сам становится источником новых мифов.</w:t>
-      </w:r>
-    </w:p>
-    <w:p>
-      <w:r>
-        <w:t>Здесь достаточно подтверждённого факта: знакомые лица на видеоконференции были восприняты как сильное доказательство личности, хотя этого оказалось недостаточно для безопасного финансового решения. Значит, видеоприсутствие не должно заменять отдельное подтверждение необычного платежа или изменения реквизитов.</w:t>
-      </w:r>
-    </w:p>
-    <w:p>
-      <w:r>
-        <w:t>Через несколько месяцев полиция Гонконга сообщила о другом эпизоде. Сотрудник международной торговой компании получил WhatsApp-сообщение от человека, выдававшего себя за финансового директора британской головной компании, и участвовал почти в тридцатиминутной видеоконференции. После распоряжения «руководителя» был осуществлён перевод почти на четыре миллиона гонконгских долларов. Полиция также связывала видео с технологией дипфейков.</w:t>
-      </w:r>
-    </w:p>
-    <w:p>
-      <w:r>
-        <w:t>Никакой научной фантастики не требуется. Достаточно пересмотреть то, что для нас означает присутствие человека на экране.</w:t>
+        <w:t>. Реального разговора с людьми на записи не происходило; после конференции общение продолжилось сообщениями.</w:t>
+      </w:r>
+    </w:p>
+    <w:p>
+      <w:r>
+        <w:t>И этого достаточно для главного вывода.</w:t>
+      </w:r>
+    </w:p>
+    <w:p>
+      <w:r>
+        <w:t>Человек увидел знакомые лица и воспринял их как сильное доказательство того, что всё происходящее действительно связано с руководством компании. Но для безопасного финансового решения этого оказалось мало.</w:t>
+      </w:r>
+    </w:p>
+    <w:p>
+      <w:r>
+        <w:t>Почему так важно отделять подтверждённую версию от эффектного пересказа?</w:t>
+      </w:r>
+    </w:p>
+    <w:p>
+      <w:r>
+        <w:t>Потому что книга о подделках не должна сама становиться фабрикой легенд.</w:t>
+      </w:r>
+    </w:p>
+    <w:p>
+      <w:r>
+        <w:t>Через несколько месяцев полиция Гонконга сообщила о другом случае. Сотрудник международной торговой компании получил WhatsApp-сообщение от человека, выдававшего себя за финансового директора британской головной компании, и участвовал почти в тридцатиминутной видеоконференции. После распоряжения «руководителя» был осуществлён перевод почти на четыре миллиона гонконгских долларов. Полиция также связывала видео с технологией дипфейков.</w:t>
+      </w:r>
+    </w:p>
+    <w:p>
+      <w:r>
+        <w:t>Никакой научной фантастики для вывода не требуется.</w:t>
+      </w:r>
+    </w:p>
+    <w:p>
+      <w:r>
+        <w:t>Нужно только пересмотреть то, что для нас означает лицо на экране.</w:t>
       </w:r>
     </w:p>
     <w:p>
@@ -749,37 +759,57 @@
         <w:pStyle w:val="InternalHeading"/>
       </w:pPr>
       <w:r>
-        <w:t>Камера как свидетель</w:t>
-      </w:r>
-    </w:p>
-    <w:p>
-      <w:r>
-        <w:t>Видео долго обладало особым статусом.</w:t>
-      </w:r>
-    </w:p>
-    <w:p>
-      <w:r>
-        <w:t>Текст можно написать от чужого имени. Голос — имитировать. Фотографию — отретушировать. Но движущийся человек, который говорит перед камерой, казался более тяжёлым доказательством. Видеосвязь добавила к этому ещё один слой: не запись события, а будто бы само событие, происходящее сейчас.</w:t>
-      </w:r>
-    </w:p>
-    <w:p>
-      <w:r>
-        <w:t>Мы не просто видим изображение начальника. Мы «встречаемся с начальником».</w:t>
-      </w:r>
-    </w:p>
-    <w:p>
-      <w:r>
-        <w:t>Эти выражения не случайны. Интерфейс видеоконференции построен как замена физическому присутствию. Окна с именами, реакциями, включёнными микрофонами, привычная сетка коллег — всё сообщает мозгу: здесь социальная группа, а не набор медиафайлов.</w:t>
-      </w:r>
-    </w:p>
-    <w:p>
-      <w:r>
-        <w:t>В обычной работе эта иллюзия полезна. Мы действительно можем обсуждать проект с людьми на другом конце света. Проблема возникает, когда психологическое ощущение присутствия незаметно превращается в процедуру подтверждения полномочий.</w:t>
-      </w:r>
-    </w:p>
-    <w:p>
-      <w:r>
-        <w:t>«Он был на видеозвонке» звучит как ответ на вопрос «почему вы поверили?». Но с точки зрения безопасности это теперь неполный ответ.</w:t>
+        <w:t>Камера долго была почти свидетелем</w:t>
+      </w:r>
+    </w:p>
+    <w:p>
+      <w:r>
+        <w:t>Текст можно написать от чужого имени.</w:t>
+      </w:r>
+    </w:p>
+    <w:p>
+      <w:r>
+        <w:t>Голос — имитировать.</w:t>
+      </w:r>
+    </w:p>
+    <w:p>
+      <w:r>
+        <w:t>Фотографию — отретушировать.</w:t>
+      </w:r>
+    </w:p>
+    <w:p>
+      <w:r>
+        <w:t>Но движущийся человек перед камерой долго казался доказательством другого порядка. А видеосвязь усилила это чувство ещё больше: перед нами будто бы не запись, а само присутствие.</w:t>
+      </w:r>
+    </w:p>
+    <w:p>
+      <w:r>
+        <w:t>Мы не говорим: «Я видел изображение начальника».</w:t>
+      </w:r>
+    </w:p>
+    <w:p>
+      <w:r>
+        <w:t>Мы говорим: «Я встречался с начальником».</w:t>
+      </w:r>
+    </w:p>
+    <w:p>
+      <w:r>
+        <w:t>Это не случайность. Интерфейс видеоконференции и создан для того, чтобы заменить физическое присутствие. Окна с именами, микрофоны, реакции, знакомая сетка коллег — всё убеждает мозг, что перед ним социальная группа, а не поток изображений и звука.</w:t>
+      </w:r>
+    </w:p>
+    <w:p>
+      <w:r>
+        <w:t>В обычной работе эта иллюзия прекрасна. Благодаря ей люди на разных концах мира действительно могут работать вместе.</w:t>
+      </w:r>
+    </w:p>
+    <w:p>
+      <w:r>
+        <w:t>Проблема начинается только тогда, когда ощущение присутствия незаметно превращается в доказательство права распоряжаться деньгами, данными или чужим доступом.</w:t>
+      </w:r>
+    </w:p>
+    <w:p>
+      <w:r>
+        <w:t>«Я видел его на видеозвонке» теперь уже не закрывает вопрос.</w:t>
       </w:r>
     </w:p>
     <w:p>
@@ -787,107 +817,265 @@
         <w:pStyle w:val="InternalHeading"/>
       </w:pPr>
       <w:r>
-        <w:t>Не ищите плохое моргание</w:t>
-      </w:r>
-    </w:p>
-    <w:p>
-      <w:r>
-        <w:t>После первых массовых разговоров о дипфейках возник целый фольклор распознавания.</w:t>
-      </w:r>
-    </w:p>
-    <w:p>
-      <w:r>
-        <w:t>Смотрите на моргание. Проверяйте уши. Следите за краями лица. Слушайте рассинхрон губ. Обратите внимание на волосы, зубы, отражения, тени.</w:t>
-      </w:r>
-    </w:p>
-    <w:p>
-      <w:r>
-        <w:t xml:space="preserve">Часть таких наблюдений рождалась из реальных слабостей конкретных поколений генеративных систем. И сегодня визуальный дефект может быть полезным поводом остановиться. Но есть принципиальная ошибка: </w:t>
-      </w:r>
+        <w:t>Не ищите неправильное моргание</w:t>
+      </w:r>
+    </w:p>
+    <w:p>
+      <w:r>
+        <w:t>Вокруг дипфейков быстро вырос целый фольклор.</w:t>
+      </w:r>
+    </w:p>
+    <w:p>
+      <w:r>
+        <w:t>Смотрите на уши.</w:t>
+      </w:r>
+    </w:p>
+    <w:p>
+      <w:r>
+        <w:t>Следите за морганием.</w:t>
+      </w:r>
+    </w:p>
+    <w:p>
+      <w:r>
+        <w:t>Проверяйте края лица.</w:t>
+      </w:r>
+    </w:p>
+    <w:p>
+      <w:r>
+        <w:t>Ищите странные зубы, волосы, тени, отражения.</w:t>
+      </w:r>
+    </w:p>
+    <w:p>
+      <w:r>
+        <w:t>Часть этих советов когда-то действительно опиралась на слабости конкретных технологий. И сегодня визуальная странность может быть хорошим поводом насторожиться.</w:t>
+      </w:r>
+    </w:p>
+    <w:p>
+      <w:r>
+        <w:t>Но плохая идея — превращать сегодняшний дефект программы в вечный тест на подлинность.</w:t>
+      </w:r>
+    </w:p>
+    <w:p>
+      <w:r>
+        <w:t>Технологии меняются.</w:t>
+      </w:r>
+    </w:p>
+    <w:p>
+      <w:r>
+        <w:t>А настоящее видео тоже бывает странным. Мессенджер портит качество. Связь заикается. Виртуальный фон обрезает волосы. Камера смартфона автоматически меняет изображение. Свет от монитора делает кожу неестественной.</w:t>
+      </w:r>
+    </w:p>
+    <w:p>
+      <w:r>
+        <w:t>Если мы ищем «неправильные пиксели», можно одновременно пропустить хорошую подделку и принять плохую связь за преступление.</w:t>
+      </w:r>
+    </w:p>
+    <w:p>
+      <w:r>
+        <w:t>Именно поэтому профессиональные рекомендации NIST по удалённому подтверждению личности не предлагают просто «посмотреть внимательнее». Они отдельно учитывают возможность подменить изображение камеры или звук микрофона заранее подготовленным либо искусственно созданным материалом.</w:t>
+      </w:r>
+    </w:p>
+    <w:p>
+      <w:r>
+        <w:t>Практический вывод из сложного стандарта очень простой:</w:t>
+      </w:r>
+    </w:p>
+    <w:p>
       <w:r>
         <w:rPr>
           <w:b/>
           <w:i w:val="0"/>
         </w:rPr>
-        <w:t>превращать сегодняшний дефект технологии в завтрашний способ проверки личности</w:t>
-      </w:r>
-      <w:r>
-        <w:t>.</w:t>
-      </w:r>
-    </w:p>
-    <w:p>
-      <w:r>
-        <w:t>Слабость конкретной версии генеративной системы не является постоянным свойством технологии. Признак, который помогает сегодня, завтра может исчезнуть. Поэтому визуальный дефект полезен как повод остановиться, но непригоден как постоянное доказательство подлинности.</w:t>
-      </w:r>
-    </w:p>
-    <w:p>
-      <w:r>
-        <w:t>Есть и обратная проблема. Настоящее видео тоже несовершенно.</w:t>
-      </w:r>
-    </w:p>
-    <w:p>
-      <w:r>
-        <w:t>Мессенджер снижает качество. Видеосвязь теряет пакеты. Свет от монитора делает кожу странной. Камера смартфона применяет алгоритмическую обработку. Виртуальный фон обрезает волосы. Микрофон и изображение могут на мгновение разойтись. Если наш метод проверки состоит из поиска визуальной нелепости, мы получаем две ошибки одновременно: можем пропустить хорошую подделку и заподозрить плохую связь.</w:t>
-      </w:r>
-    </w:p>
-    <w:p>
-      <w:r>
-        <w:t>Именно поэтому серьёзные системы удалённой идентификации не ограничиваются советом «посмотрите внимательнее».</w:t>
-      </w:r>
-    </w:p>
-    <w:p>
-      <w:r>
-        <w:t xml:space="preserve">В финальных рекомендациях NIST по подтверждению личности, опубликованных в 2025 году, отдельно рассматривается подмена сигнала камеры или микрофона заранее подготовленным либо искусственно созданным изображением или звуком. Вывод практический: </w:t>
+        <w:t>удалённая проверка личности не должна держаться только на лице или голосе.</w:t>
+      </w:r>
+    </w:p>
+    <w:p>
+      <w:r>
+        <w:t>Если даже профессиональные системы не рассчитывают на один визуальный признак, обычному человеку тем более не нужно становиться экспертом по пикселям.</w:t>
+      </w:r>
+    </w:p>
+    <w:p>
+      <w:pPr>
+        <w:pStyle w:val="InternalHeading"/>
+      </w:pPr>
+      <w:r>
+        <w:t>«Попросите его повернуть голову»</w:t>
+      </w:r>
+    </w:p>
+    <w:p>
+      <w:r>
+        <w:t>Есть популярный совет: попросите человека на видеозвонке сделать что-нибудь неожиданное — поднять руку, повернуть голову, показать предмет.</w:t>
+      </w:r>
+    </w:p>
+    <w:p>
+      <w:r>
+        <w:t>Иногда такой приём действительно способен обнаружить грубую или плохо подготовленную подмену.</w:t>
+      </w:r>
+    </w:p>
+    <w:p>
+      <w:r>
+        <w:t>Но это не домашний детектор истины.</w:t>
+      </w:r>
+    </w:p>
+    <w:p>
+      <w:r>
+        <w:t>Если вы разговариваете с другом и спрашиваете, где он оставил ключи, живого видеозвонка вполне достаточно.</w:t>
+      </w:r>
+    </w:p>
+    <w:p>
+      <w:r>
+        <w:t>Если «директор» просит перевести десятки миллионов, правильно повернутая голова ничего не говорит о том, нужно ли проводить этот платёж.</w:t>
+      </w:r>
+    </w:p>
+    <w:p>
+      <w:r>
+        <w:t>Цена вопроса разная — значит, и основания для решения должны быть разными.</w:t>
+      </w:r>
+    </w:p>
+    <w:p>
+      <w:r>
+        <w:t>Для обычной беседы лица на экране достаточно.</w:t>
+      </w:r>
+    </w:p>
+    <w:p>
+      <w:r>
+        <w:t>Для новых банковских реквизитов — нет.</w:t>
+      </w:r>
+    </w:p>
+    <w:p>
+      <w:pPr>
+        <w:pStyle w:val="InternalHeading"/>
+      </w:pPr>
+      <w:r>
+        <w:t>Настоящее видео тоже может обманывать</w:t>
+      </w:r>
+    </w:p>
+    <w:p>
+      <w:r>
+        <w:t>Есть ещё одна причина не сводить всё к дипфейкам.</w:t>
+      </w:r>
+    </w:p>
+    <w:p>
+      <w:r>
+        <w:t>Видео необязательно должно быть искусственным, чтобы вводить в заблуждение.</w:t>
+      </w:r>
+    </w:p>
+    <w:p>
+      <w:r>
+        <w:t>Настоящую запись можно обрезать.</w:t>
+      </w:r>
+    </w:p>
+    <w:p>
+      <w:r>
+        <w:t>Показать без начала или конца.</w:t>
+      </w:r>
+    </w:p>
+    <w:p>
+      <w:r>
+        <w:t>Подписать неправильной датой.</w:t>
+      </w:r>
+    </w:p>
+    <w:p>
+      <w:r>
+        <w:t>Выдать за событие в другой стране.</w:t>
+      </w:r>
+    </w:p>
+    <w:p>
+      <w:r>
+        <w:t>Настоящий человек может произнести ложь на совершенно настоящем видео.</w:t>
+      </w:r>
+    </w:p>
+    <w:p>
+      <w:r>
+        <w:t>А полностью синтетическое изображение может быть честно подписано как учебная реконструкция.</w:t>
+      </w:r>
+    </w:p>
+    <w:p>
+      <w:r>
+        <w:t>Поэтому вопрос «сгенерировано ли это ИИ?» уже, чем вопрос «что именно этот материал доказывает?».</w:t>
+      </w:r>
+    </w:p>
+    <w:p>
+      <w:r>
+        <w:t>Визуальная реалистичность и истинность — разные вещи.</w:t>
+      </w:r>
+    </w:p>
+    <w:p>
+      <w:pPr>
+        <w:pStyle w:val="InternalHeading"/>
+      </w:pPr>
+      <w:r>
+        <w:t>Что действительно показывает гонконгский случай</w:t>
+      </w:r>
+    </w:p>
+    <w:p>
+      <w:r>
+        <w:t>Не нужно разбирать преступную историю как схему по шагам.</w:t>
+      </w:r>
+    </w:p>
+    <w:p>
+      <w:r>
+        <w:t>Достаточно увидеть место, где можно было остановиться.</w:t>
+      </w:r>
+    </w:p>
+    <w:p>
+      <w:r>
+        <w:t>Перед переводом денег знакомого лица на экране должно было стать недостаточно.</w:t>
+      </w:r>
+    </w:p>
+    <w:p>
+      <w:r>
+        <w:t>Если после видеозвонка появляется необычная просьба о платеже, новых реквизитах, закрытых данных или важном доступе, не нужно выяснять, насколько «живым» выглядит собеседник.</w:t>
+      </w:r>
+    </w:p>
+    <w:p>
+      <w:r>
+        <w:t>Закончите разговор.</w:t>
+      </w:r>
+    </w:p>
+    <w:p>
+      <w:r>
+        <w:t>Самостоятельно свяжитесь с человеком или организацией по контакту, который знали раньше.</w:t>
+      </w:r>
+    </w:p>
+    <w:p>
+      <w:r>
+        <w:t>И уже там выясните, была ли просьба настоящей и имел ли человек право давать её таким способом.</w:t>
+      </w:r>
+    </w:p>
+    <w:p>
+      <w:pPr>
+        <w:pStyle w:val="InternalHeading"/>
+      </w:pPr>
+      <w:r>
+        <w:t>Видеосвязи просто нужна новая должность</w:t>
+      </w:r>
+    </w:p>
+    <w:p>
+      <w:r>
+        <w:t>Отказываться от видеозвонков, конечно, не нужно.</w:t>
+      </w:r>
+    </w:p>
+    <w:p>
+      <w:r>
+        <w:t>Они остаются прекрасным способом разговора.</w:t>
+      </w:r>
+    </w:p>
+    <w:p>
+      <w:r>
+        <w:t>Передают лицо, голос, реакцию, ощущение совместного присутствия.</w:t>
+      </w:r>
+    </w:p>
+    <w:p>
+      <w:r>
+        <w:t xml:space="preserve">Но теперь у видеосвязи должна быть одна должность поменьше: </w:t>
       </w:r>
       <w:r>
         <w:rPr>
           <w:b/>
           <w:i w:val="0"/>
         </w:rPr>
-        <w:t>удалённая проверка личности не должна опираться только на изображение или голос</w:t>
-      </w:r>
-      <w:r>
-        <w:t>. Нужны дополнительные независимые проверки, а при высокой цене ошибки — участие человека.</w:t>
-      </w:r>
-    </w:p>
-    <w:p>
-      <w:r>
-        <w:t>Если профессиональный стандарт не рассчитывает на один визуальный признак, домашнему пользователю тем более не стоит назначать себя экспертом по пикселям.</w:t>
-      </w:r>
-    </w:p>
-    <w:p>
-      <w:pPr>
-        <w:pStyle w:val="InternalHeading"/>
-      </w:pPr>
-      <w:r>
-        <w:t>«Попросите его повернуть голову»</w:t>
-      </w:r>
-    </w:p>
-    <w:p>
-      <w:r>
-        <w:t>Есть распространённая идея: задайте собеседнику неожиданное действие. Попросите поднять руку, повернуть голову, показать предмет. В определённых условиях такое взаимодействие действительно может повысить вероятность обнаружить плохо подготовленную подмену. В профессиональных процедурах бывают случайные проверочные действия с участием человека — NIST упоминает подобные меры как дополнительный слой.</w:t>
-      </w:r>
-    </w:p>
-    <w:p>
-      <w:r>
-        <w:t>Но слово «дополнительный» здесь важнее самого приёма.</w:t>
-      </w:r>
-    </w:p>
-    <w:p>
-      <w:r>
-        <w:t>Если на видеосвязи ваш друг и вы спрашиваете его, где он оставил ключи, живое взаимодействие — сильный бытовой сигнал. Если на видеосвязи «директор» требует перевести десятки миллионов, способность изображения правильно повернуть голову не должна отменять финансовый регламент.</w:t>
-      </w:r>
-    </w:p>
-    <w:p>
-      <w:r>
-        <w:t xml:space="preserve">Вопрос не в том, насколько ловко мы можем устроить тест собеседнику. Вопрос — </w:t>
-      </w:r>
-      <w:r>
-        <w:rPr>
-          <w:b/>
-          <w:i w:val="0"/>
-        </w:rPr>
-        <w:t>какой уровень доказательства нужен для последующего действия</w:t>
+        <w:t>она больше не может в одиночку разрешать дорогие и необычные действия</w:t>
       </w:r>
       <w:r>
         <w:t>.</w:t>
@@ -895,136 +1083,42 @@
     </w:p>
     <w:p>
       <w:r>
-        <w:t>Мы снова приходим к цене ошибки.</w:t>
-      </w:r>
-    </w:p>
-    <w:p>
-      <w:r>
-        <w:t>Для обычной беседы видеоприсутствия достаточно. Для изменения банковских реквизитов — нет.</w:t>
-      </w:r>
-    </w:p>
-    <w:p>
-      <w:pPr>
-        <w:pStyle w:val="InternalHeading"/>
-      </w:pPr>
-      <w:r>
-        <w:t>Видео может быть настоящим и всё равно вводить в заблуждение</w:t>
-      </w:r>
-    </w:p>
-    <w:p>
-      <w:r>
-        <w:t>Есть ещё одна причина не сводить проблему к выявлению дипфейков.</w:t>
-      </w:r>
-    </w:p>
-    <w:p>
-      <w:r>
-        <w:t>Видео необязательно синтетическое, чтобы сообщать ложь.</w:t>
-      </w:r>
-    </w:p>
-    <w:p>
-      <w:r>
-        <w:t>Настоящее видео можно изменить, неполно показать или поместить в ложный контекст. Так называемые простые подделки — манипуляции с реальным материалом без сложного синтеза — напоминают неприятную вещь: проблема бывает не только на уровне пикселей. Иногда сам материал настоящий, а утверждение о событии — нет.</w:t>
-      </w:r>
-    </w:p>
-    <w:p>
-      <w:r>
-        <w:t>Поэтому вопрос «сгенерировано ли это ИИ?» уже уже, чем вопрос «что именно этот материал доказывает?».</w:t>
-      </w:r>
-    </w:p>
-    <w:p>
-      <w:r>
-        <w:t>Видеоролик может достоверно показывать реального человека и ложно утверждать дату. Может быть полностью синтетическим, но честно маркированным учебным примером. Может иметь подтверждённое происхождение и содержать ложь, произнесённую настоящим человеком.</w:t>
-      </w:r>
-    </w:p>
-    <w:p>
-      <w:r>
-        <w:t>Пока достаточно одного вывода: визуальная реалистичность и истинность — разные свойства.</w:t>
-      </w:r>
-    </w:p>
-    <w:p>
-      <w:pPr>
-        <w:pStyle w:val="InternalHeading"/>
-      </w:pPr>
-      <w:r>
-        <w:t>Что показывает гонконгский случай</w:t>
-      </w:r>
-    </w:p>
-    <w:p>
-      <w:r>
-        <w:t>Если убрать медийную драматизацию, остаётся практический вывод: знакомые лица на экране не должны единолично подтверждать право на необычный платёж или другое высокорисковое действие.</w:t>
-      </w:r>
-    </w:p>
-    <w:p>
-      <w:r>
-        <w:t xml:space="preserve">В официально описанном случае сотрудник получил сообщение, участвовал в видеоконференции и затем получил дальнейшие инструкции через другой канал. Важна не реконструкция преступной последовательности, а место, где контроль мог бы остановить ущерб: </w:t>
-      </w:r>
-      <w:r>
-        <w:rPr>
-          <w:b/>
-          <w:i w:val="0"/>
-        </w:rPr>
-        <w:t>перед денежным действием требовалось независимое подтверждение по заранее известной процедуре</w:t>
-      </w:r>
-      <w:r>
-        <w:t>.</w:t>
-      </w:r>
-    </w:p>
-    <w:p>
-      <w:r>
-        <w:t>Поэтому при необычном распоряжении не нужно оценивать, насколько «живым» выглядит видео. Нужно выйти из текущей коммуникации, связаться с организацией или человеком по известному каналу и отдельно проверить полномочия и само действие.</w:t>
-      </w:r>
-    </w:p>
-    <w:p>
-      <w:pPr>
-        <w:pStyle w:val="InternalHeading"/>
-      </w:pPr>
-      <w:r>
-        <w:t>Новая роль видеосвязи</w:t>
-      </w:r>
-    </w:p>
-    <w:p>
-      <w:r>
-        <w:t>Не нужно переставать доверять видеозвонкам. Это было бы нелепо.</w:t>
-      </w:r>
-    </w:p>
-    <w:p>
-      <w:r>
-        <w:t>Нужно понизить одну их должность.</w:t>
-      </w:r>
-    </w:p>
-    <w:p>
-      <w:r>
-        <w:t>Видеосвязь прекрасна как канал коммуникации. Она передаёт лицо, голос, реакцию, совместное присутствие. Но при высокорисковом действии она больше не должна автоматически служить окончательным подтверждением полномочий.</w:t>
-      </w:r>
-    </w:p>
-    <w:p>
-      <w:r>
-        <w:t>Если сотрудник видит директора на экране и получает обычное рабочее поручение — он работает.</w:t>
-      </w:r>
-    </w:p>
-    <w:p>
-      <w:r>
-        <w:t>Если директор меняет реквизиты поставщика, просит обойти стандартный процесс, срочно выдать доступ, отправить конфиденциальный архив или провести необычный платёж — включается процедура, существующая независимо от качества картинки.</w:t>
-      </w:r>
-    </w:p>
-    <w:p>
-      <w:r>
-        <w:t>Это не выражение недоверия к директору. Напротив, хороший регламент защищает и директора от того, что кто-то сможет использовать его лицо как административный пароль.</w:t>
-      </w:r>
-    </w:p>
-    <w:p>
-      <w:r>
-        <w:t>Лицо остаётся лицом. Встреча остаётся встречей.</w:t>
-      </w:r>
-    </w:p>
-    <w:p>
-      <w:r>
-        <w:t>Но фраза «я видел это своими глазами» больше не закрывает вопрос происхождения сообщения.</w:t>
-      </w:r>
-    </w:p>
-    <w:p>
-      <w:r>
-        <w:t>Иногда она только открывает его.</w:t>
+        <w:t>Если директор обсуждает обычный рабочий вопрос — вы работаете.</w:t>
+      </w:r>
+    </w:p>
+    <w:p>
+      <w:r>
+        <w:t>Если он внезапно меняет реквизиты поставщика, просит обойти привычный порядок, выдать важный доступ, отправить конфиденциальный архив или провести необычный платёж — действуют обычные правила компании, независимо от качества картинки.</w:t>
+      </w:r>
+    </w:p>
+    <w:p>
+      <w:r>
+        <w:t>Это не недоверие к директору.</w:t>
+      </w:r>
+    </w:p>
+    <w:p>
+      <w:r>
+        <w:t>Наоборот: хорошие правила защищают и его самого от ситуации, когда кто-то использует его лицо как универсальный административный пароль.</w:t>
+      </w:r>
+    </w:p>
+    <w:p>
+      <w:r>
+        <w:t>Лицо остаётся лицом.</w:t>
+      </w:r>
+    </w:p>
+    <w:p>
+      <w:r>
+        <w:t>Встреча остаётся встречей.</w:t>
+      </w:r>
+    </w:p>
+    <w:p>
+      <w:r>
+        <w:t>Но фраза «я видел это своими глазами» больше не заканчивает разговор о подлинности.</w:t>
+      </w:r>
+    </w:p>
+    <w:p>
+      <w:r>
+        <w:t>Иногда она только начинает его.</w:t>
       </w:r>
     </w:p>
     <w:p>

--- a/ne-ver-golosu/dist/ne-ver-golosu-litres.docx
+++ b/ne-ver-golosu/dist/ne-ver-golosu-litres.docx
@@ -1136,7 +1136,7 @@
     </w:p>
     <w:p>
       <w:r>
-        <w:t>Не в смысле орфографии. Наоборот: в нём пропущена запятая ровно там, где ваш знакомый обычно её пропускает. Он пишет «ща» вместо «сейчас», ставит тире с пробелами, начинает просьбу с привычного «слушай» и присылает фотографию, которая относится к вашему вчерашнему разговору.</w:t>
+        <w:t>Не в смысле орфографии. Наоборот: запятая пропущена ровно там, где ваш знакомый обычно её пропускает. Он пишет «ща» вместо «сейчас», начинает просьбу с привычного «слушай» и присылает фотографию, которая относится к вашему вчерашнему разговору.</w:t>
       </w:r>
     </w:p>
     <w:p>
@@ -1146,75 +1146,24 @@
     </w:p>
     <w:p>
       <w:r>
-        <w:t>Что ещё вам нужно?</w:t>
-      </w:r>
-    </w:p>
-    <w:p>
-      <w:r>
-        <w:t>Вот здесь удобно разобрать доверие послойно. Не потому, что каждое такое сообщение опасно, а потому, что синтетический текст разрушает старую интуицию незаметнее, чем клонированное лицо.</w:t>
-      </w:r>
-    </w:p>
-    <w:p>
-      <w:r>
-        <w:t>У голоса и видео есть эффект аттракциона: «нейросеть научилась говорить как человек». Имитация письма выглядит скучнее. Между тем текст особенно легко воспринимается как обычная коммуникация. Поэтому для защиты важнее не стиль сообщения, а цена действия, которое оно предлагает.</w:t>
-      </w:r>
-    </w:p>
-    <w:p>
-      <w:pPr>
-        <w:pStyle w:val="InternalHeading"/>
-      </w:pPr>
-      <w:r>
-        <w:t>Слой первый: аккаунт</w:t>
-      </w:r>
-    </w:p>
-    <w:p>
-      <w:r>
-        <w:t>Если сообщение пришло из настоящего аккаунта человека, мы обычно сливаем два утверждения в одно:</w:t>
-      </w:r>
-    </w:p>
-    <w:p>
-      <w:pPr>
-        <w:pStyle w:val="ListNumber"/>
-      </w:pPr>
-      <w:r>
-        <w:t>аккаунт принадлежит Ивану;</w:t>
-      </w:r>
-    </w:p>
-    <w:p>
-      <w:pPr>
-        <w:pStyle w:val="ListNumber"/>
-      </w:pPr>
-      <w:r>
-        <w:t>сообщение сейчас написал Иван.</w:t>
-      </w:r>
-    </w:p>
-    <w:p>
-      <w:r>
-        <w:t>Первое может быть правдой, второе — нет.</w:t>
-      </w:r>
-    </w:p>
-    <w:p>
-      <w:r>
-        <w:t>Посторонний может получить доступ к настоящей учётной записи, телефону или почте. В деловой переписке это особенно опасно: адрес не выглядит поддельным — он действительно принадлежит нужному человеку или компании.</w:t>
-      </w:r>
-    </w:p>
-    <w:p>
-      <w:r>
-        <w:t>Знать способы захвата аккаунта не нужно. Важно изменить грамматику доверия.</w:t>
-      </w:r>
-    </w:p>
-    <w:p>
+        <w:t>Что ещё нужно, чтобы поверить?</w:t>
+      </w:r>
+    </w:p>
+    <w:p>
+      <w:r>
+        <w:t>Именно поэтому текстовая подделка опаснее, чем кажется. У синтетического голоса и видео есть эффект аттракциона: «нейросеть научилась говорить как человек». Подделка переписки выглядит буднично. Она приходит туда же, где мы каждый день читаем десятки настоящих сообщений.</w:t>
+      </w:r>
+    </w:p>
+    <w:p>
+      <w:r>
+        <w:t xml:space="preserve">И потому главный вопрос снова не «насколько похоже?», а </w:t>
+      </w:r>
       <w:r>
         <w:rPr>
           <w:b/>
           <w:i w:val="0"/>
         </w:rPr>
-        <w:t>«Пришло из аккаунта» описывает канал. «Написал человек» описывает автора.</w:t>
-      </w:r>
-    </w:p>
-    <w:p>
-      <w:r>
-        <w:t>Между ними обычно есть связь. Но при высокорисковом действии связь нужно уметь подтверждать.</w:t>
+        <w:t>что меня просят сделать?</w:t>
       </w:r>
     </w:p>
     <w:p>
@@ -1222,42 +1171,46 @@
         <w:pStyle w:val="InternalHeading"/>
       </w:pPr>
       <w:r>
-        <w:t>Слой второй: стиль</w:t>
-      </w:r>
-    </w:p>
-    <w:p>
-      <w:r>
-        <w:t>Несколько лет назад необычная манера письма могла быть дополнительным аргументом подлинности.</w:t>
-      </w:r>
-    </w:p>
-    <w:p>
-      <w:r>
-        <w:t>Раньше непривычная манера письма могла сильнее настораживать. Сегодня генеративные системы делают стилистическую имитацию доступнее, поэтому привычный стиль нельзя считать доказательством авторства.</w:t>
-      </w:r>
-    </w:p>
-    <w:p>
-      <w:r>
-        <w:t>Но даже здесь не стоит приписывать нейросети мистику.</w:t>
-      </w:r>
-    </w:p>
-    <w:p>
-      <w:r>
-        <w:t>Для защиты достаточно знать, что привычная манера письма состоит из повторяющихся языковых признаков, которые сегодня можно воспроизводить автоматически. Человеческий мозг охотно достраивает по знакомому стилю ощущение знакомого автора. Поэтому совпадение манеры письма следует считать признаком узнавания, а не самостоятельным доказательством авторства.</w:t>
-      </w:r>
-    </w:p>
-    <w:p>
-      <w:r>
-        <w:t xml:space="preserve">Отсюда неприятный вывод: </w:t>
-      </w:r>
+        <w:t>Настоящий аккаунт не гарантирует настоящего автора</w:t>
+      </w:r>
+    </w:p>
+    <w:p>
+      <w:r>
+        <w:t>Если сообщение пришло из аккаунта Ивана, мы почти автоматически считаем, что его написал Иван.</w:t>
+      </w:r>
+    </w:p>
+    <w:p>
+      <w:r>
+        <w:t>Обычно так и есть.</w:t>
+      </w:r>
+    </w:p>
+    <w:p>
+      <w:r>
+        <w:t>Но это всё-таки два разных факта.</w:t>
+      </w:r>
+    </w:p>
+    <w:p>
+      <w:r>
+        <w:t>Аккаунт действительно может принадлежать Ивану, а доступ к нему в этот момент — оказаться у другого человека. Телефон можно потерять. Почту — взломать. В рабочую учётную запись может попасть посторонний.</w:t>
+      </w:r>
+    </w:p>
+    <w:p>
+      <w:r>
+        <w:t>Знать, как именно это происходит, читателю не нужно.</w:t>
+      </w:r>
+    </w:p>
+    <w:p>
+      <w:r>
+        <w:t>Достаточно перестать считать адрес отправителя окончательным доказательством авторства, когда речь идёт о деньгах, кодах, документах или важном доступе.</w:t>
+      </w:r>
+    </w:p>
+    <w:p>
       <w:r>
         <w:rPr>
           <w:b/>
           <w:i w:val="0"/>
         </w:rPr>
-        <w:t>манера письма становится слабым вторичным признаком личности.</w:t>
-      </w:r>
-      <w:r>
-        <w:t xml:space="preserve"> Хорошим для узнавания. Недостаточным для разрешения дорогого действия.</w:t>
+        <w:t>«Сообщение пришло из его аккаунта» и «это сейчас написал он» — не всегда одна и та же фраза.</w:t>
       </w:r>
     </w:p>
     <w:p>
@@ -1265,100 +1218,72 @@
         <w:pStyle w:val="InternalHeading"/>
       </w:pPr>
       <w:r>
-        <w:t>Слой третий: подробности</w:t>
-      </w:r>
-    </w:p>
-    <w:p>
-      <w:r>
-        <w:t>Теперь сообщение сообщает вещь, которую «не мог знать никто посторонний».</w:t>
-      </w:r>
-    </w:p>
-    <w:p>
-      <w:r>
-        <w:t>И здесь стоит остановиться на самом слове «никто».</w:t>
-      </w:r>
-    </w:p>
-    <w:p>
-      <w:r>
-        <w:t>Кто мог видеть эту деталь?</w:t>
-      </w:r>
-    </w:p>
-    <w:p>
-      <w:r>
-        <w:t>Она обсуждалась в старой переписке? Была в общем чате? Прозвучала в публичном видео? Указана в профиле? Известна человеку, чей аккаунт ранее скомпрометировали? Есть в письме, которое пересылалось нескольким адресатам?</w:t>
-      </w:r>
-    </w:p>
-    <w:p>
-      <w:r>
-        <w:t>Мы не обязаны становиться параноиками и предполагать утечку каждого семейного факта. Но нужно перестать считать знание биографической детали доказательством личности.</w:t>
-      </w:r>
-    </w:p>
-    <w:p>
-      <w:r>
-        <w:t>NIST давно отказался от идеи, что так называемые контрольные вопросы, основанные на знании биографических сведений, — например, о девичьей фамилии матери или фактах из кредитной истории — должны считаться надёжным способом подтверждения личности. Причина понятна: ответы могут быть известны другим, обнаруживаемы или иметь слишком ограниченный набор вариантов.</w:t>
-      </w:r>
-    </w:p>
-    <w:p>
-      <w:r>
-        <w:t>В семейной жизни проблема ещё проще.</w:t>
-      </w:r>
-    </w:p>
-    <w:p>
-      <w:r>
-        <w:t>Кличка собаки кажется личной тайной, пока вы не вспоминаете, что у собаки есть собственный хештег.</w:t>
-      </w:r>
-    </w:p>
-    <w:p>
-      <w:pPr>
-        <w:pStyle w:val="InternalHeading"/>
-      </w:pPr>
-      <w:r>
-        <w:t>Слой четвёртый: контекст</w:t>
-      </w:r>
-    </w:p>
-    <w:p>
-      <w:r>
-        <w:t>Самые убедительные сообщения редко приходят из пустоты.</w:t>
-      </w:r>
-    </w:p>
-    <w:p>
-      <w:r>
-        <w:t>Совпадение сообщения с реальным контекстом повышает правдоподобие: текущий ремонт, рабочая сделка или поездка родственника делают связанную с ними просьбу естественной. Именно поэтому контекст нельзя использовать как удостоверение личности.</w:t>
-      </w:r>
-    </w:p>
-    <w:p>
-      <w:r>
-        <w:t xml:space="preserve">Контекст — не просто набор фактов. Это </w:t>
+        <w:t>Стиль тоже перестал быть подписью</w:t>
+      </w:r>
+    </w:p>
+    <w:p>
+      <w:r>
+        <w:t>Мы узнаём близких и коллег не только по словам, но и по тому, как они пишут.</w:t>
+      </w:r>
+    </w:p>
+    <w:p>
+      <w:r>
+        <w:t>Кто-то ставит три точки вместо одной.</w:t>
+      </w:r>
+    </w:p>
+    <w:p>
+      <w:r>
+        <w:t>Кто-то никогда не пишет «спасибо», а пишет «спс».</w:t>
+      </w:r>
+    </w:p>
+    <w:p>
+      <w:r>
+        <w:t>Кто-то злоупотребляет скобками.</w:t>
+      </w:r>
+    </w:p>
+    <w:p>
+      <w:r>
+        <w:t>Кто-то годами делает одну и ту же ошибку.</w:t>
+      </w:r>
+    </w:p>
+    <w:p>
+      <w:r>
+        <w:t>Раньше непривычная манера могла насторожить. Сегодня привычную манеру стало проще воспроизвести автоматически.</w:t>
+      </w:r>
+    </w:p>
+    <w:p>
+      <w:r>
+        <w:t>Это не означает, что каждое идеально похожее сообщение создано нейросетью.</w:t>
+      </w:r>
+    </w:p>
+    <w:p>
+      <w:r>
+        <w:t xml:space="preserve">Означает только одно: стиль хорошо помогает </w:t>
       </w:r>
       <w:r>
         <w:rPr>
           <w:b/>
           <w:i w:val="0"/>
         </w:rPr>
-        <w:t>правильный момент</w:t>
-      </w:r>
-      <w:r>
-        <w:t>.</w:t>
-      </w:r>
-    </w:p>
-    <w:p>
-      <w:r>
-        <w:t>Именно поэтому реальный контекст нельзя использовать как удостоверение личности. Даже если сообщение точно попадает в текущий проект или семейную ситуацию, высокорисковая просьба должна подтверждаться отдельно.</w:t>
-      </w:r>
-    </w:p>
-    <w:p>
-      <w:r>
-        <w:t xml:space="preserve">Предупреждения ФБР показывают ещё один защитный принцип: </w:t>
+        <w:t>узнать</w:t>
+      </w:r>
+      <w:r>
+        <w:t xml:space="preserve"> человека, но уже хуже подходит для того, чтобы </w:t>
       </w:r>
       <w:r>
         <w:rPr>
           <w:b/>
           <w:i w:val="0"/>
         </w:rPr>
-        <w:t>переход на новый номер, сервис или платформу не должен автоматически переносить доверие</w:t>
-      </w:r>
-      <w:r>
-        <w:t>. Новый канал считается новым до тех пор, пока вы не подтвердили его через заранее известную независимую точку.</w:t>
+        <w:t>доказать</w:t>
+      </w:r>
+      <w:r>
+        <w:t>, кто именно сейчас пишет.</w:t>
+      </w:r>
+    </w:p>
+    <w:p>
+      <w:r>
+        <w:t>Особенно если следом приходит просьба, которую трудно отменить.</w:t>
       </w:r>
     </w:p>
     <w:p>
@@ -1366,12 +1291,133 @@
         <w:pStyle w:val="InternalHeading"/>
       </w:pPr>
       <w:r>
-        <w:t>Слой пятый: действие</w:t>
-      </w:r>
-    </w:p>
-    <w:p>
-      <w:r>
-        <w:t>До этого момента мы разбирали, почему сообщение выглядит правдоподобно. Но у сообщения есть ещё одна часть, которая важнее всех остальных:</w:t>
+        <w:t>«Это знает только он»</w:t>
+      </w:r>
+    </w:p>
+    <w:p>
+      <w:r>
+        <w:t>Следующая ступень доверия ещё сильнее.</w:t>
+      </w:r>
+    </w:p>
+    <w:p>
+      <w:r>
+        <w:t>Собеседник сообщает деталь, которую «не мог знать никто посторонний».</w:t>
+      </w:r>
+    </w:p>
+    <w:p>
+      <w:r>
+        <w:t>Стоит остановиться именно на слове «никто».</w:t>
+      </w:r>
+    </w:p>
+    <w:p>
+      <w:r>
+        <w:t>Эта подробность была в старой переписке?</w:t>
+      </w:r>
+    </w:p>
+    <w:p>
+      <w:r>
+        <w:t>В общем чате?</w:t>
+      </w:r>
+    </w:p>
+    <w:p>
+      <w:r>
+        <w:t>На фотографии?</w:t>
+      </w:r>
+    </w:p>
+    <w:p>
+      <w:r>
+        <w:t>В публичном посте?</w:t>
+      </w:r>
+    </w:p>
+    <w:p>
+      <w:r>
+        <w:t>Её знают другие члены семьи?</w:t>
+      </w:r>
+    </w:p>
+    <w:p>
+      <w:r>
+        <w:t>Она встречалась в письме, которое пересылали нескольким людям?</w:t>
+      </w:r>
+    </w:p>
+    <w:p>
+      <w:r>
+        <w:t>Мы не обязаны считать каждую семейную деталь утёкшей. Но точное знание биографии больше не стоит воспринимать как паспорт.</w:t>
+      </w:r>
+    </w:p>
+    <w:p>
+      <w:r>
+        <w:t>Даже профессиональные рекомендации NIST давно не считают вопросы вроде «как звали вашего первого питомца?» надёжным доказательством личности. Ответ может быть известен другим, найден или просто угадан из небольшого числа вариантов.</w:t>
+      </w:r>
+    </w:p>
+    <w:p>
+      <w:r>
+        <w:t>В семейной жизни это иногда выглядит почти комично.</w:t>
+      </w:r>
+    </w:p>
+    <w:p>
+      <w:r>
+        <w:t>Кличка собаки кажется личной тайной, пока не выясняется, что у собаки есть собственный хештег.</w:t>
+      </w:r>
+    </w:p>
+    <w:p>
+      <w:pPr>
+        <w:pStyle w:val="InternalHeading"/>
+      </w:pPr>
+      <w:r>
+        <w:t>Правильный момент убеждает не хуже правильных слов</w:t>
+      </w:r>
+    </w:p>
+    <w:p>
+      <w:r>
+        <w:t>Самые сильные сообщения редко возникают из пустоты.</w:t>
+      </w:r>
+    </w:p>
+    <w:p>
+      <w:r>
+        <w:t>Если родственник действительно путешествует, просьба «у меня проблемы за границей» звучит естественнее.</w:t>
+      </w:r>
+    </w:p>
+    <w:p>
+      <w:r>
+        <w:t>Если в компании действительно идёт сделка, просьба «нужно срочно перевести» лучше вписывается в день.</w:t>
+      </w:r>
+    </w:p>
+    <w:p>
+      <w:r>
+        <w:t>Если вы вчера обсуждали ремонт, фотография из магазина стройматериалов кажется почти доказательством.</w:t>
+      </w:r>
+    </w:p>
+    <w:p>
+      <w:r>
+        <w:t>Но совпадение с реальной жизнью подтверждает только то, что собеседник знает контекст.</w:t>
+      </w:r>
+    </w:p>
+    <w:p>
+      <w:r>
+        <w:t>Оно не доказывает его личность.</w:t>
+      </w:r>
+    </w:p>
+    <w:p>
+      <w:r>
+        <w:t>Именно поэтому новый номер или новый мессенджер, появившийся внутри такой истории, не должен автоматически наследовать всё прежнее доверие. Если просьба важная, переход лучше перепроверить через старый контакт.</w:t>
+      </w:r>
+    </w:p>
+    <w:p>
+      <w:pPr>
+        <w:pStyle w:val="InternalHeading"/>
+      </w:pPr>
+      <w:r>
+        <w:t>Самая важная часть сообщения — глагол</w:t>
+      </w:r>
+    </w:p>
+    <w:p>
+      <w:r>
+        <w:t>До сих пор мы смотрели на то, почему текст кажется настоящим.</w:t>
+      </w:r>
+    </w:p>
+    <w:p>
+      <w:r>
+        <w:t>Но в любом сообщении есть часть важнее стиля, аватара и подробностей:</w:t>
       </w:r>
     </w:p>
     <w:p>
@@ -1380,39 +1426,82 @@
           <w:b/>
           <w:i w:val="0"/>
         </w:rPr>
-        <w:t>что оно просит вас сделать?</w:t>
-      </w:r>
-    </w:p>
-    <w:p>
-      <w:r>
-        <w:t>Обычное бытовое сообщение и просьба передать код подтверждения могут быть написаны одним стилем, из одного аккаунта и с одинаково точными подробностями. У них совершенно разная цена ошибки.</w:t>
-      </w:r>
-    </w:p>
-    <w:p>
-      <w:r>
-        <w:t>Именно действие должно определять уровень проверки.</w:t>
-      </w:r>
-    </w:p>
-    <w:p>
-      <w:r>
-        <w:t>Пока мы пытаемся установить абсолютную истину о каждом сообщении, задача кажется невозможной. Нужно ли проверять каждую фотографию? Каждое «привет»? Каждое изменение времени встречи?</w:t>
-      </w:r>
-    </w:p>
-    <w:p>
-      <w:r>
-        <w:t>Нет.</w:t>
-      </w:r>
-    </w:p>
-    <w:p>
-      <w:r>
-        <w:t xml:space="preserve">Мы не строим жизнь вокруг обнаружения лжи. Мы строим </w:t>
+        <w:t>что вам предлагают сделать?</w:t>
+      </w:r>
+    </w:p>
+    <w:p>
+      <w:r>
+        <w:t>«Купи хлеб» и «пришли код из СМС» могут быть написаны одним человеком, одним стилем и из одного аккаунта.</w:t>
+      </w:r>
+    </w:p>
+    <w:p>
+      <w:r>
+        <w:t>Цена ошибки у них разная.</w:t>
+      </w:r>
+    </w:p>
+    <w:p>
+      <w:r>
+        <w:t>Поэтому не нужно проверять каждое «привет», каждую фотографию и каждое изменение времени встречи.</w:t>
+      </w:r>
+    </w:p>
+    <w:p>
+      <w:r>
+        <w:t>Если сообщение ничего существенного не меняет, обычного доверия достаточно.</w:t>
+      </w:r>
+    </w:p>
+    <w:p>
+      <w:r>
+        <w:t>Если оно ведёт к переводу денег, раскрытию чувствительных данных, выдаче доступа, установке программы или другому действию, которое трудно отменить, появляется смысл перепроверить автора отдельно.</w:t>
+      </w:r>
+    </w:p>
+    <w:p>
+      <w:r>
+        <w:t>Так мир не превращается в бесконечный допрос.</w:t>
+      </w:r>
+    </w:p>
+    <w:p>
+      <w:r>
+        <w:t>Мы проверяем не каждое сообщение. Мы перепроверяем дорогие решения.</w:t>
+      </w:r>
+    </w:p>
+    <w:p>
+      <w:pPr>
+        <w:pStyle w:val="InternalHeading"/>
+      </w:pPr>
+      <w:r>
+        <w:t>Настоящий аккаунт может стать чужой маской</w:t>
+      </w:r>
+    </w:p>
+    <w:p>
+      <w:r>
+        <w:t>Особенно неприятно, когда необычная просьба приходит не с подозрительного адреса, а из настоящей рабочей учётной записи коллеги.</w:t>
+      </w:r>
+    </w:p>
+    <w:p>
+      <w:r>
+        <w:t>Тогда кажется, что никакой защиты уже нет: адрес правильный, аватар знакомый, стиль совпадает.</w:t>
+      </w:r>
+    </w:p>
+    <w:p>
+      <w:r>
+        <w:t>Но здесь помогает другая оптика.</w:t>
+      </w:r>
+    </w:p>
+    <w:p>
+      <w:r>
+        <w:t>Не спрашивайте сначала, взломан ли аккаунт.</w:t>
+      </w:r>
+    </w:p>
+    <w:p>
+      <w:r>
+        <w:t xml:space="preserve">Спросите, </w:t>
       </w:r>
       <w:r>
         <w:rPr>
           <w:b/>
           <w:i w:val="0"/>
         </w:rPr>
-        <w:t>порог проверки для дорогих последствий</w:t>
+        <w:t>обычна ли сама просьба</w:t>
       </w:r>
       <w:r>
         <w:t>.</w:t>
@@ -1420,12 +1509,27 @@
     </w:p>
     <w:p>
       <w:r>
-        <w:t>Если сообщение ничего существенного не меняет, обычного доверия достаточно. Если оно переводит деньги, раскрывает секрет, изменяет права доступа или создаёт необратимое обязательство — личность подтверждается независимо.</w:t>
-      </w:r>
-    </w:p>
-    <w:p>
-      <w:r>
-        <w:t>Эта простая смена фокуса резко уменьшает объём мира, который приходится подозревать.</w:t>
+        <w:t>Коллега внезапно просит чувствительные данные не тем способом, которым просил раньше?</w:t>
+      </w:r>
+    </w:p>
+    <w:p>
+      <w:r>
+        <w:t>Появилась необычная срочность?</w:t>
+      </w:r>
+    </w:p>
+    <w:p>
+      <w:r>
+        <w:t>Нужно нарушить привычный порядок?</w:t>
+      </w:r>
+    </w:p>
+    <w:p>
+      <w:r>
+        <w:t>Этого уже достаточно, чтобы остановиться и связаться с человеком отдельно.</w:t>
+      </w:r>
+    </w:p>
+    <w:p>
+      <w:r>
+        <w:t>Не нужно расследовать взлом, чтобы не действовать вслепую.</w:t>
       </w:r>
     </w:p>
     <w:p>
@@ -1433,178 +1537,135 @@
         <w:pStyle w:val="InternalHeading"/>
       </w:pPr>
       <w:r>
-        <w:t>Настоящий аккаунт как чужая маска</w:t>
-      </w:r>
-    </w:p>
-    <w:p>
-      <w:r>
-        <w:t>Есть психологически неприятный момент, который стоит проговорить отдельно.</w:t>
-      </w:r>
-    </w:p>
-    <w:p>
-      <w:r>
-        <w:t>Когда нас обманывают с явно фальшивого адреса, можно сохранить ощущение порядка: «я пропустил признак». Но если сообщение приходит из настоящего аккаунта, возникает соблазн считать ситуацию несправедливой и непредотвратимой.</w:t>
-      </w:r>
-    </w:p>
-    <w:p>
-      <w:r>
-        <w:t>На самом деле нужно просто иначе смотреть на ситуацию.</w:t>
-      </w:r>
-    </w:p>
-    <w:p>
-      <w:r>
-        <w:t>Допустим, из рабочего аккаунта коллеги приходит необычная срочная просьба передать чувствительные корпоративные данные.</w:t>
-      </w:r>
-    </w:p>
-    <w:p>
-      <w:r>
-        <w:t>При старом подходе вы оцениваете канал: корпоративный аккаунт, знакомый аватар, привычный стиль. Всё совпало — действие разрешено.</w:t>
-      </w:r>
-    </w:p>
-    <w:p>
-      <w:r>
-        <w:t xml:space="preserve">При новом подходе вы оцениваете </w:t>
+        <w:t>Знание подтверждает знание — и только</w:t>
+      </w:r>
+    </w:p>
+    <w:p>
+      <w:r>
+        <w:t>«Но он написал то, что знает только он».</w:t>
+      </w:r>
+    </w:p>
+    <w:p>
+      <w:r>
+        <w:t>Эта фраза ещё долго будет звучать убедительно.</w:t>
+      </w:r>
+    </w:p>
+    <w:p>
+      <w:r>
+        <w:t>И ответ на неё не должен быть: «значит, точно мошенник».</w:t>
+      </w:r>
+    </w:p>
+    <w:p>
+      <w:r>
+        <w:t>Может быть, действительно он.</w:t>
+      </w:r>
+    </w:p>
+    <w:p>
+      <w:r>
+        <w:t>Просто точная семейная деталь теперь подтверждает знание семейной детали.</w:t>
+      </w:r>
+    </w:p>
+    <w:p>
+      <w:r>
+        <w:t>Сведения о проекте подтверждают доступ к сведениям о проекте.</w:t>
+      </w:r>
+    </w:p>
+    <w:p>
+      <w:r>
+        <w:t>Любимая фраза подтверждает знание любимой фразы.</w:t>
+      </w:r>
+    </w:p>
+    <w:p>
+      <w:r>
+        <w:t>Ни одно из этих совпадений само по себе не даёт права сказать: «передо мной именно тот человек, который имеет право просить это здесь и сейчас».</w:t>
+      </w:r>
+    </w:p>
+    <w:p>
+      <w:r>
+        <w:t>Цифровая среда давно отделила знания от их владельцев. Переписки копируются. Письма пересылаются. Архивы сохраняются. Страницы становятся публичными.</w:t>
+      </w:r>
+    </w:p>
+    <w:p>
+      <w:r>
+        <w:t>Генеративный ИИ не создал это разделение. Он лишь сделал собранные фрагменты легче соединяемыми в естественный текст.</w:t>
+      </w:r>
+    </w:p>
+    <w:p>
+      <w:pPr>
+        <w:pStyle w:val="InternalHeading"/>
+      </w:pPr>
+      <w:r>
+        <w:t>Почему убедительность всё-таки не бесполезна</w:t>
+      </w:r>
+    </w:p>
+    <w:p>
+      <w:r>
+        <w:t>Вернёмся к сообщению из начала главы.</w:t>
+      </w:r>
+    </w:p>
+    <w:p>
+      <w:r>
+        <w:t>Настоящий аккаунт.</w:t>
+      </w:r>
+    </w:p>
+    <w:p>
+      <w:r>
+        <w:t>Привычный стиль.</w:t>
+      </w:r>
+    </w:p>
+    <w:p>
+      <w:r>
+        <w:t>Точная подробность.</w:t>
+      </w:r>
+    </w:p>
+    <w:p>
+      <w:r>
+        <w:t>Правильный момент.</w:t>
+      </w:r>
+    </w:p>
+    <w:p>
+      <w:r>
+        <w:t>Вместе они создают очень высокую правдоподобность. И для обычной переписки этого более чем достаточно.</w:t>
+      </w:r>
+    </w:p>
+    <w:p>
+      <w:r>
+        <w:t>Но если последнее предложение звучит как «переведи деньги на новые реквизиты», появляется ещё один шаг, которого нет внутри самого сообщения.</w:t>
+      </w:r>
+    </w:p>
+    <w:p>
+      <w:r>
+        <w:t>Нужно связаться с человеком самостоятельно.</w:t>
+      </w:r>
+    </w:p>
+    <w:p>
+      <w:r>
+        <w:t>Обычный звонок по знакомому номеру часто снимает необходимость разбирать, почему текст оказался таким убедительным.</w:t>
+      </w:r>
+    </w:p>
+    <w:p>
+      <w:r>
+        <w:t>В этом достоинство хорошего правила.</w:t>
+      </w:r>
+    </w:p>
+    <w:p>
+      <w:r>
+        <w:t>Оно не должно быть умнее подделки.</w:t>
+      </w:r>
+    </w:p>
+    <w:p>
+      <w:r>
+        <w:t xml:space="preserve">Ему достаточно быть </w:t>
       </w:r>
       <w:r>
         <w:rPr>
           <w:b/>
           <w:i w:val="0"/>
         </w:rPr>
-        <w:t>аномалию действия</w:t>
-      </w:r>
-      <w:r>
-        <w:t>: чувствительные данные запрашиваются необычным способом и с нетипичной срочностью. Именно здесь включается второй путь подтверждения.</w:t>
-      </w:r>
-    </w:p>
-    <w:p>
-      <w:r>
-        <w:t>Такой подход не требует решать, взломан ли аккаунт. Это прекрасная экономия.</w:t>
-      </w:r>
-    </w:p>
-    <w:p>
-      <w:r>
-        <w:t>Вам не нужно расследовать преступление, чтобы не выполнить рискованную просьбу вслепую.</w:t>
-      </w:r>
-    </w:p>
-    <w:p>
-      <w:pPr>
-        <w:pStyle w:val="InternalHeading"/>
-      </w:pPr>
-      <w:r>
-        <w:t>«Но он написал то, что знает только он»</w:t>
-      </w:r>
-    </w:p>
-    <w:p>
-      <w:r>
-        <w:t>Эта фраза будет возвращаться ещё много лет.</w:t>
-      </w:r>
-    </w:p>
-    <w:p>
-      <w:r>
-        <w:t>Правильный ответ на неё не «значит, точно мошенник». Может быть, действительно он.</w:t>
-      </w:r>
-    </w:p>
-    <w:p>
-      <w:r>
-        <w:t xml:space="preserve">Правильный ответ: </w:t>
-      </w:r>
-      <w:r>
-        <w:rPr>
-          <w:b/>
-          <w:i w:val="0"/>
-        </w:rPr>
-        <w:t>этот факт перестал быть достаточным основанием для высокорискового действия</w:t>
+        <w:t>независимым от неё</w:t>
       </w:r>
       <w:r>
         <w:t>.</w:t>
-      </w:r>
-    </w:p>
-    <w:p>
-      <w:r>
-        <w:t>Знание семейной истории подтверждает знание семейной истории.</w:t>
-      </w:r>
-    </w:p>
-    <w:p>
-      <w:r>
-        <w:t>Доступ к корпоративному проекту подтверждает доступ к информации о проекте.</w:t>
-      </w:r>
-    </w:p>
-    <w:p>
-      <w:r>
-        <w:t>Любимая фраза подтверждает знание любимой фразы.</w:t>
-      </w:r>
-    </w:p>
-    <w:p>
-      <w:r>
-        <w:t>Ни одно из этих утверждений автоматически не означает: «перед вами человек, имеющий право отдать это распоряжение здесь и сейчас».</w:t>
-      </w:r>
-    </w:p>
-    <w:p>
-      <w:r>
-        <w:t>Мы привыкли, что знания живут внутри человека. Цифровая среда давно отделила знания от их владельцев: копии переписок, резервные архивы, пересланные письма, базы данных, публичные страницы. Генеративный ИИ не создал это разделение. Он сделал использование накопленных фрагментов более связным и естественным.</w:t>
-      </w:r>
-    </w:p>
-    <w:p>
-      <w:pPr>
-        <w:pStyle w:val="InternalHeading"/>
-      </w:pPr>
-      <w:r>
-        <w:t>Анатомия убедительности</w:t>
-      </w:r>
-    </w:p>
-    <w:p>
-      <w:r>
-        <w:t>Вернёмся к сообщению из начала главы.</w:t>
-      </w:r>
-    </w:p>
-    <w:p>
-      <w:r>
-        <w:t>Настоящий аккаунт? Сильный сигнал.</w:t>
-      </w:r>
-    </w:p>
-    <w:p>
-      <w:r>
-        <w:t>Привычный стиль? Ещё один.</w:t>
-      </w:r>
-    </w:p>
-    <w:p>
-      <w:r>
-        <w:t>Точная подробность? Ещё один.</w:t>
-      </w:r>
-    </w:p>
-    <w:p>
-      <w:r>
-        <w:t>Правильный контекст? Ещё один.</w:t>
-      </w:r>
-    </w:p>
-    <w:p>
-      <w:r>
-        <w:t>Вместе они создают высокую правдоподобность. И в обычной переписке этого более чем достаточно.</w:t>
-      </w:r>
-    </w:p>
-    <w:p>
-      <w:r>
-        <w:t>Но если сообщение заканчивается просьбой перевести деньги по новым реквизитам, система должна добавить последний слой, которого нет внутри самого сообщения: независимое подтверждение.</w:t>
-      </w:r>
-    </w:p>
-    <w:p>
-      <w:r>
-        <w:t>Независимый звонок по известному номеру снимает необходимость разбирать, почему сообщение оказалось таким убедительным.</w:t>
-      </w:r>
-    </w:p>
-    <w:p>
-      <w:r>
-        <w:t>В этом и сила хороших процедур.</w:t>
-      </w:r>
-    </w:p>
-    <w:p>
-      <w:r>
-        <w:t>Они не обязаны быть интеллектуально сложнее обмана.</w:t>
-      </w:r>
-    </w:p>
-    <w:p>
-      <w:r>
-        <w:t>Они должны быть независимее.</w:t>
       </w:r>
     </w:p>
     <w:p>

--- a/ne-ver-golosu/dist/ne-ver-golosu-litres.docx
+++ b/ne-ver-golosu/dist/ne-ver-golosu-litres.docx
@@ -2388,148 +2388,268 @@
     </w:p>
     <w:p>
       <w:r>
-        <w:t>В феврале 2026 года заместитель председателя Банка России Герман Зубарев подчёркивал важное для защиты различие: сам дипфейк ещё не равен финансовому ущербу. Ущерб возникает, когда под влиянием подмены человек совершает действие с деньгами. Поэтому защищать нужно не только канал связи, но и момент принятия решения.</w:t>
-      </w:r>
-    </w:p>
-    <w:p>
-      <w:r>
-        <w:t>Эта фраза возвращает разговор из области спецэффектов туда, где происходит реальный ущерб: в человеческое решение.</w:t>
-      </w:r>
-    </w:p>
-    <w:p>
-      <w:r>
-        <w:t>Мы слишком легко воображаем современную атаку как соревнование двух технологий. На одной стороне — генератор голоса, лица или текста. На другой — детектор, антивирус, банк, внимательный пользователь. Победил генератор — человек потерял деньги.</w:t>
-      </w:r>
-    </w:p>
-    <w:p>
-      <w:r>
-        <w:t>Между синтетическим сообщением и потерей есть несколько точек, где защита может остановить процесс: перед переходом по неожиданной ссылке, перед передачей кода, переводом денег, изменением реквизитов, установкой программы, выдачей доступа или нарушением обычной корпоративной процедуры.</w:t>
-      </w:r>
-    </w:p>
-    <w:p>
-      <w:r>
-        <w:t xml:space="preserve">Это не повод перекладывать ответственность на жертву. Наоборот: если ущерб возникает в цепочке решений, защиту можно строить так, чтобы </w:t>
+        <w:t>В феврале 2026 года заместитель председателя Банка России Герман Зубарев подчёркивал важное различие: сам дипфейк ещё не равен финансовому ущербу. Деньги исчезают не в тот момент, когда появляется поддельный голос или лицо, а тогда, когда человек под их влиянием совершает действие.</w:t>
+      </w:r>
+    </w:p>
+    <w:p>
+      <w:r>
+        <w:t xml:space="preserve">Это возвращает разговор из области спецэффектов туда, где действительно решается исход истории: </w:t>
       </w:r>
       <w:r>
         <w:rPr>
           <w:b/>
           <w:i w:val="0"/>
         </w:rPr>
-        <w:t>один убедительный сигнал не имел права запустить необратимое действие</w:t>
+        <w:t>в человеческое решение</w:t>
       </w:r>
       <w:r>
         <w:t>.</w:t>
       </w:r>
     </w:p>
     <w:p>
+      <w:r>
+        <w:t>Мы слишком легко представляем современное мошенничество как соревнование технологий.</w:t>
+      </w:r>
+    </w:p>
+    <w:p>
+      <w:r>
+        <w:t>На одной стороне — генератор голоса, лица или текста.</w:t>
+      </w:r>
+    </w:p>
+    <w:p>
+      <w:r>
+        <w:t>На другой — программа, которая должна его распознать, банк и внимательный пользователь.</w:t>
+      </w:r>
+    </w:p>
+    <w:p>
+      <w:r>
+        <w:t>Как будто если подделка стала достаточно хороша, поражение уже неизбежно.</w:t>
+      </w:r>
+    </w:p>
+    <w:p>
+      <w:r>
+        <w:t>Но между убедительным сообщением и потерей денег почти всегда остаются моменты, когда ещё можно остановиться.</w:t>
+      </w:r>
+    </w:p>
+    <w:p>
+      <w:r>
+        <w:t>Перед тем как перейти по неожиданной ссылке.</w:t>
+      </w:r>
+    </w:p>
+    <w:p>
+      <w:r>
+        <w:t>Перед тем как назвать код.</w:t>
+      </w:r>
+    </w:p>
+    <w:p>
+      <w:r>
+        <w:t>Перед переводом.</w:t>
+      </w:r>
+    </w:p>
+    <w:p>
+      <w:r>
+        <w:t>Перед сменой реквизитов.</w:t>
+      </w:r>
+    </w:p>
+    <w:p>
+      <w:r>
+        <w:t>Перед установкой программы.</w:t>
+      </w:r>
+    </w:p>
+    <w:p>
+      <w:r>
+        <w:t>Перед выдачей доступа.</w:t>
+      </w:r>
+    </w:p>
+    <w:p>
+      <w:r>
+        <w:t>Именно здесь у человека всё ещё есть выбор.</w:t>
+      </w:r>
+    </w:p>
+    <w:p>
       <w:pPr>
         <w:pStyle w:val="InternalHeading"/>
       </w:pPr>
       <w:r>
-        <w:t>Не оценивайте качество подделки — оценивайте риск действия</w:t>
-      </w:r>
-    </w:p>
-    <w:p>
-      <w:r>
-        <w:t>Сообщение может выглядеть убедительно или, наоборот, иметь странности. Для защитного решения это вторично.</w:t>
-      </w:r>
-    </w:p>
-    <w:p>
-      <w:r>
-        <w:t xml:space="preserve">Главный вопрос: </w:t>
-      </w:r>
+        <w:t>Смотрите не на качество подделки, а на последствия просьбы</w:t>
+      </w:r>
+    </w:p>
+    <w:p>
+      <w:r>
+        <w:t>Сообщение может быть безупречным. А может показаться странным.</w:t>
+      </w:r>
+    </w:p>
+    <w:p>
+      <w:r>
+        <w:t>Для решения это не главный вопрос.</w:t>
+      </w:r>
+    </w:p>
+    <w:p>
+      <w:r>
+        <w:t>Главный звучит так:</w:t>
+      </w:r>
+    </w:p>
+    <w:p>
       <w:r>
         <w:rPr>
           <w:b/>
           <w:i w:val="0"/>
         </w:rPr>
-        <w:t>что изменится, если я выполню просьбу?</w:t>
-      </w:r>
-      <w:r>
-        <w:t xml:space="preserve"> Деньги уйдут? Изменятся реквизиты? Будет передан код, документ или доступ? Появится обязательство, которое трудно отменить?</w:t>
-      </w:r>
-    </w:p>
-    <w:p>
-      <w:r>
-        <w:t>Если цена ошибки высока, проверка включается независимо от того, насколько правдоподобны голос, лицо, текст и контекст. Генеративный ИИ лишь делает этот принцип ещё важнее: внешняя убедительность больше не должна повышать уровень полномочий сообщения.</w:t>
-      </w:r>
-    </w:p>
-    <w:p>
-      <w:r>
-        <w:t xml:space="preserve">Международные правоохранительные структуры предупреждают, что генеративный ИИ облегчает выдачу себя за доверенных людей. Практический вывод прост: </w:t>
-      </w:r>
+        <w:t>что изменится, если я сейчас соглашусь?</w:t>
+      </w:r>
+    </w:p>
+    <w:p>
+      <w:r>
+        <w:t>Уйдут деньги?</w:t>
+      </w:r>
+    </w:p>
+    <w:p>
+      <w:r>
+        <w:t>Изменятся платёжные реквизиты?</w:t>
+      </w:r>
+    </w:p>
+    <w:p>
+      <w:r>
+        <w:t>Будет передан код, документ или доступ?</w:t>
+      </w:r>
+    </w:p>
+    <w:p>
+      <w:r>
+        <w:t>Появится действие, которое трудно отменить?</w:t>
+      </w:r>
+    </w:p>
+    <w:p>
+      <w:r>
+        <w:t>Чем дороже возможная ошибка, тем меньше значения должно иметь то, насколько естественно звучит голос или насколько знакомо выглядит лицо.</w:t>
+      </w:r>
+    </w:p>
+    <w:p>
+      <w:r>
+        <w:t>Международные правоохранительные структуры предупреждают, что генеративный ИИ облегчает выдачу себя за знакомых и авторитетных людей. Но человеку вовсе не обязательно выяснять, какой именно программой создано сообщение.</w:t>
+      </w:r>
+    </w:p>
+    <w:p>
+      <w:r>
+        <w:t>Гораздо полезнее самостоятельно связаться с тем, от чьего имени оно пришло, и отдельно проверить саму просьбу.</w:t>
+      </w:r>
+    </w:p>
+    <w:p>
+      <w:pPr>
+        <w:pStyle w:val="InternalHeading"/>
+      </w:pPr>
+      <w:r>
+        <w:t>Ум не даёт иммунитета</w:t>
+      </w:r>
+    </w:p>
+    <w:p>
+      <w:r>
+        <w:t>Люди любят делить мир на тех, кто «ведётся», и тех, кто «всё понимает».</w:t>
+      </w:r>
+    </w:p>
+    <w:p>
+      <w:r>
+        <w:t>Удобная теория — пока обман не попадает точно в вашу жизнь.</w:t>
+      </w:r>
+    </w:p>
+    <w:p>
+      <w:r>
+        <w:t>Финансовые регуляторы регулярно сталкиваются с жертвами, у которых есть образование, работа, опыт и прекрасное знание о существовании мошенников.</w:t>
+      </w:r>
+    </w:p>
+    <w:p>
+      <w:r>
+        <w:t>В июле 2026 года севастопольское отделение Банка России опубликовало результаты опроса о безопасности финансовых услуг за 2025 год. В регионе наиболее уязвимой группой оказались жители 25–44 лет с высшим образованием и постоянным доходом. Из регионального опроса нельзя делать портрет всей страны, но одного он показывает хорошо: проблема не сводится к мифическим «пожилым людям, которые ничего не понимают в телефонах».</w:t>
+      </w:r>
+    </w:p>
+    <w:p>
+      <w:r>
+        <w:t>Знание помогает. Но не делает человека неуязвимым.</w:t>
+      </w:r>
+    </w:p>
+    <w:p>
+      <w:r>
+        <w:t>Иногда привычный сценарий меняет форму, и мы его не узнаём.</w:t>
+      </w:r>
+    </w:p>
+    <w:p>
+      <w:r>
+        <w:t>Иногда страх или срочность ускоряют решение.</w:t>
+      </w:r>
+    </w:p>
+    <w:p>
+      <w:r>
+        <w:t>Иногда сообщение идеально совпадает с реальной ситуацией.</w:t>
+      </w:r>
+    </w:p>
+    <w:p>
+      <w:r>
+        <w:t>Иногда авторитет начальника действует сильнее любых памяток.</w:t>
+      </w:r>
+    </w:p>
+    <w:p>
+      <w:r>
+        <w:t>А ещё мы гораздо лучше замечаем давление, когда его испытывает кто-то другой. Свой собственный страх изнутри кажется просто «ситуацией, в которой нужно срочно действовать».</w:t>
+      </w:r>
+    </w:p>
+    <w:p>
+      <w:pPr>
+        <w:pStyle w:val="InternalHeading"/>
+      </w:pPr>
+      <w:r>
+        <w:t>Самый полезный вопрос появляется в момент просьбы</w:t>
+      </w:r>
+    </w:p>
+    <w:p>
+      <w:r>
+        <w:t>Тревожный разговор быстро уводит внимание от вопроса «кто со мной говорит?» к вопросу «что мне делать?».</w:t>
+      </w:r>
+    </w:p>
+    <w:p>
+      <w:r>
+        <w:t>И это естественно.</w:t>
+      </w:r>
+    </w:p>
+    <w:p>
+      <w:r>
+        <w:t>Если вам говорят, что близкий попал в беду, вы думаете не о происхождении аудиофайла. Вы думаете, как помочь.</w:t>
+      </w:r>
+    </w:p>
+    <w:p>
+      <w:r>
+        <w:t>Если «начальник» требует срочно закрыть платёж, сотрудник думает о сроке, а не о технологии синтеза голоса.</w:t>
+      </w:r>
+    </w:p>
+    <w:p>
+      <w:r>
+        <w:t>Поэтому полезно привязать паузу не к ощущению подозрительности, а к самой просьбе.</w:t>
+      </w:r>
+    </w:p>
+    <w:p>
+      <w:r>
+        <w:t>Когда разговор приводит к переводу денег, передаче кода, установке программы, изменению реквизитов, выдаче доступа или отправке чувствительных документов, достаточно двух вопросов:</w:t>
+      </w:r>
+    </w:p>
+    <w:p>
       <w:r>
         <w:rPr>
           <w:b/>
           <w:i w:val="0"/>
         </w:rPr>
-        <w:t>не выяснять, каким именно инструментом создано сообщение, а проверять личность и действие независимым способом</w:t>
-      </w:r>
-      <w:r>
-        <w:t>.</w:t>
-      </w:r>
-    </w:p>
-    <w:p>
-      <w:pPr>
-        <w:pStyle w:val="InternalHeading"/>
-      </w:pPr>
-      <w:r>
-        <w:t>Почему ум не спасает</w:t>
-      </w:r>
-    </w:p>
-    <w:p>
-      <w:r>
-        <w:t>Люди любят делить мир на тех, кто «ведётся», и тех, кто «понимает».</w:t>
-      </w:r>
-    </w:p>
-    <w:p>
-      <w:r>
-        <w:t>Это удобная теория до первого хорошо подобранного сценария.</w:t>
-      </w:r>
-    </w:p>
-    <w:p>
-      <w:r>
-        <w:t>Финансовые регуляторы регулярно сталкиваются с жертвами, которые имеют образование, работу, опыт и знают о мошенниках. В июле 2026 года севастопольское отделение Банка России опубликовало результаты опроса о безопасности финансовых услуг за 2025 год: в регионе наиболее уязвимой группой оказались жители 25–44 лет с высшим образованием и постоянным доходом. В других регионах профиль отличался, поэтому из этих данных нельзя делать национальный портрет жертвы. Но они хорошо разрушают бытовой миф: проблема не ограничена «пожилыми, которые ничего не понимают в телефонах».</w:t>
-      </w:r>
-    </w:p>
-    <w:p>
-      <w:r>
-        <w:t>Знание схемы помогает, но не создаёт иммунитет.</w:t>
-      </w:r>
-    </w:p>
-    <w:p>
-      <w:r>
-        <w:t>Во-первых, человек может не узнать схему, потому что её оформление изменилось.</w:t>
-      </w:r>
-    </w:p>
-    <w:p>
-      <w:r>
-        <w:t>Во-вторых, эмоциональная нагрузка меняет скорость решения.</w:t>
-      </w:r>
-    </w:p>
-    <w:p>
-      <w:r>
-        <w:t>В-третьих, сообщение может совпасть с реальным контекстом — и это всё равно не подтверждает личность отправителя.</w:t>
-      </w:r>
-    </w:p>
-    <w:p>
-      <w:r>
-        <w:t>В-четвёртых, авторитет и привычные процедуры организации иногда сами подталкивают сотрудника к подчинению.</w:t>
-      </w:r>
-    </w:p>
-    <w:p>
-      <w:r>
-        <w:t xml:space="preserve">Наконец, многие из нас переоценивают способность заметить собственное состояние. Мы хорошо видим, что </w:t>
-      </w:r>
+        <w:t>Кто действительно просит меня об этом?</w:t>
+      </w:r>
+    </w:p>
+    <w:p>
       <w:r>
         <w:rPr>
           <w:b/>
           <w:i w:val="0"/>
         </w:rPr>
-        <w:t>другого</w:t>
-      </w:r>
-      <w:r>
-        <w:t xml:space="preserve"> торопят. Хуже замечаем момент, когда уже включились в историю сами.</w:t>
+        <w:t>Нормально ли вообще делать это таким способом?</w:t>
+      </w:r>
+    </w:p>
+    <w:p>
+      <w:r>
+        <w:t>Их можно задать даже тогда, когда всё выглядит совершенно настоящим.</w:t>
       </w:r>
     </w:p>
     <w:p>
@@ -2537,26 +2657,168 @@
         <w:pStyle w:val="InternalHeading"/>
       </w:pPr>
       <w:r>
-        <w:t>Когда разговор уводит от проверки личности</w:t>
-      </w:r>
-    </w:p>
-    <w:p>
-      <w:r>
-        <w:t>В тревожной ситуации внимание естественно смещается с вопроса «кто со мной говорит?» на вопрос «что мне сейчас делать?». Именно поэтому правило проверки должно срабатывать не по ощущению подозрительности, а по типу действия.</w:t>
-      </w:r>
-    </w:p>
-    <w:p>
-      <w:r>
-        <w:t>Если разговор приводит к переводу денег, передаче кода, установке программы, изменению реквизитов, выдаче доступа или отправке чувствительных документов, остановитесь и вернитесь к двум вопросам:</w:t>
-      </w:r>
-    </w:p>
-    <w:p>
+        <w:t>Пауза важнее постоянной бдительности</w:t>
+      </w:r>
+    </w:p>
+    <w:p>
+      <w:r>
+        <w:t>Нам не нужно быть спокойными и рациональными каждую секунду разговора.</w:t>
+      </w:r>
+    </w:p>
+    <w:p>
+      <w:r>
+        <w:t>Не нужно знать психологию мошенничества.</w:t>
+      </w:r>
+    </w:p>
+    <w:p>
+      <w:r>
+        <w:t>Не нужно мгновенно понять, кто именно звонит.</w:t>
+      </w:r>
+    </w:p>
+    <w:p>
+      <w:r>
+        <w:t>Достаточно сохранить за собой право на короткую паузу перед тем, что трудно отменить.</w:t>
+      </w:r>
+    </w:p>
+    <w:p>
+      <w:r>
+        <w:t>Новый получатель.</w:t>
+      </w:r>
+    </w:p>
+    <w:p>
+      <w:r>
+        <w:t>Новые реквизиты.</w:t>
+      </w:r>
+    </w:p>
+    <w:p>
+      <w:r>
+        <w:t>Код.</w:t>
+      </w:r>
+    </w:p>
+    <w:p>
+      <w:r>
+        <w:t>Установка программы.</w:t>
+      </w:r>
+    </w:p>
+    <w:p>
+      <w:r>
+        <w:t>Доступ.</w:t>
+      </w:r>
+    </w:p>
+    <w:p>
+      <w:r>
+        <w:t>Документы.</w:t>
+      </w:r>
+    </w:p>
+    <w:p>
+      <w:r>
+        <w:t>Секретная просьба, которую нельзя никому показать.</w:t>
+      </w:r>
+    </w:p>
+    <w:p>
+      <w:r>
+        <w:t>В такой момент можно всё ещё верить собеседнику на девяносто процентов — и всё равно перепроверить оставшиеся десять.</w:t>
+      </w:r>
+    </w:p>
+    <w:p>
+      <w:r>
+        <w:t>Это гораздо реалистичнее, чем лозунг «никому не доверяйте».</w:t>
+      </w:r>
+    </w:p>
+    <w:p>
+      <w:pPr>
+        <w:pStyle w:val="InternalHeading"/>
+      </w:pPr>
+      <w:r>
+        <w:t>Несколько способов связи могут рассказывать одну и ту же историю</w:t>
+      </w:r>
+    </w:p>
+    <w:p>
+      <w:r>
+        <w:t>Письмо, звонок, видеоконференция и сообщение в мессенджере производят впечатление множества подтверждений.</w:t>
+      </w:r>
+    </w:p>
+    <w:p>
+      <w:r>
+        <w:t xml:space="preserve">Но важно другое: </w:t>
+      </w:r>
       <w:r>
         <w:rPr>
           <w:b/>
           <w:i w:val="0"/>
         </w:rPr>
-        <w:t>Кто действительно инициировал просьбу?</w:t>
+        <w:t>хотя бы одно из них вы нашли сами — вне текущей истории?</w:t>
+      </w:r>
+    </w:p>
+    <w:p>
+      <w:r>
+        <w:t>Гонконгский случай и предупреждения ФБР хорошо показывают, что смена способа связи сама по себе ничего не гарантирует.</w:t>
+      </w:r>
+    </w:p>
+    <w:p>
+      <w:r>
+        <w:t>Если важная просьба пришла неожиданно, лучше самому набрать старый номер, открыть официальный сервис или спросить другого человека, который действительно может её подтвердить.</w:t>
+      </w:r>
+    </w:p>
+    <w:p>
+      <w:r>
+        <w:t>Независимость начинается там, где следующий шаг выбираете вы.</w:t>
+      </w:r>
+    </w:p>
+    <w:p>
+      <w:pPr>
+        <w:pStyle w:val="InternalHeading"/>
+      </w:pPr>
+      <w:r>
+        <w:t>Если вам запрещают перепроверить — это уже причина перепроверить</w:t>
+      </w:r>
+    </w:p>
+    <w:p>
+      <w:r>
+        <w:t>Срочность бывает настоящей.</w:t>
+      </w:r>
+    </w:p>
+    <w:p>
+      <w:r>
+        <w:t>Секретность тоже бывает законной.</w:t>
+      </w:r>
+    </w:p>
+    <w:p>
+      <w:r>
+        <w:t>Но ни одна нормальная чрезвычайная ситуация не должна требовать, чтобы вы полностью отказались от собственного способа проверить происходящее.</w:t>
+      </w:r>
+    </w:p>
+    <w:p>
+      <w:r>
+        <w:t>Если собеседник запрещает закончить разговор, позвонить близкому, открыть официальное приложение, набрать знакомый номер организации или спросить коллегу — не нужно спорить о причинах.</w:t>
+      </w:r>
+    </w:p>
+    <w:p>
+      <w:r>
+        <w:t>Закончите разговор и проверьте сами.</w:t>
+      </w:r>
+    </w:p>
+    <w:p>
+      <w:pPr>
+        <w:pStyle w:val="InternalHeading"/>
+      </w:pPr>
+      <w:r>
+        <w:t>Самый важный компонент</w:t>
+      </w:r>
+    </w:p>
+    <w:p>
+      <w:r>
+        <w:t>Название этой главы намеренно немного провокационное.</w:t>
+      </w:r>
+    </w:p>
+    <w:p>
+      <w:r>
+        <w:t>Синтетические голос и лицо действительно меняют масштаб и убедительность подделок.</w:t>
+      </w:r>
+    </w:p>
+    <w:p>
+      <w:r>
+        <w:t>Но для человека важнее другой вопрос:</w:t>
       </w:r>
     </w:p>
     <w:p>
@@ -2565,213 +2827,61 @@
           <w:b/>
           <w:i w:val="0"/>
         </w:rPr>
-        <w:t>Разрешено ли это действие установленной процедурой?</w:t>
-      </w:r>
-    </w:p>
-    <w:p>
-      <w:r>
-        <w:t>Такой возврат к проверке работает даже тогда, когда сообщение кажется полностью настоящим.</w:t>
-      </w:r>
-    </w:p>
-    <w:p>
-      <w:pPr>
-        <w:pStyle w:val="InternalHeading"/>
-      </w:pPr>
-      <w:r>
-        <w:t>Секунда до процедуры</w:t>
-      </w:r>
-    </w:p>
-    <w:p>
-      <w:r>
-        <w:t>Здесь появляется пространство для защиты, которое часто недооценивают.</w:t>
-      </w:r>
-    </w:p>
-    <w:p>
-      <w:r>
-        <w:t>Нам не нужно сохранять холодную рациональность весь разговор. Не нужно быть специалистом по социальной инженерии. Не нужно мгновенно понять, кто именно атакует.</w:t>
-      </w:r>
-    </w:p>
-    <w:p>
-      <w:r>
-        <w:t>Нужно связать определённые действия с обязательной паузой.</w:t>
-      </w:r>
-    </w:p>
-    <w:p>
-      <w:r>
-        <w:t>Перевод незнакомому получателю.</w:t>
-      </w:r>
-    </w:p>
-    <w:p>
-      <w:r>
-        <w:t>Изменение реквизитов.</w:t>
-      </w:r>
-    </w:p>
-    <w:p>
-      <w:r>
-        <w:t>Передача кода.</w:t>
-      </w:r>
-    </w:p>
-    <w:p>
-      <w:r>
-        <w:t>Установка программы по просьбе собеседника.</w:t>
-      </w:r>
-    </w:p>
-    <w:p>
-      <w:r>
-        <w:t>Выдача доступа.</w:t>
-      </w:r>
-    </w:p>
-    <w:p>
-      <w:r>
-        <w:t>Отправка документов.</w:t>
-      </w:r>
-    </w:p>
-    <w:p>
-      <w:r>
-        <w:t>Срочная просьба держать всё в секрете.</w:t>
-      </w:r>
-    </w:p>
-    <w:p>
-      <w:r>
-        <w:t>Если одно из этих действий возникает, решение возвращается на уровень процедуры.</w:t>
-      </w:r>
-    </w:p>
-    <w:p>
-      <w:r>
-        <w:t>Человек может продолжать верить собеседнику на 90 процентов. Этого достаточно, чтобы проверить оставшиеся десять.</w:t>
-      </w:r>
-    </w:p>
-    <w:p>
-      <w:r>
-        <w:t>Такой подход гораздо реалистичнее призыва «никому не доверяйте».</w:t>
-      </w:r>
-    </w:p>
-    <w:p>
-      <w:pPr>
-        <w:pStyle w:val="InternalHeading"/>
-      </w:pPr>
-      <w:r>
-        <w:t>Несколько каналов не равны независимой проверке</w:t>
-      </w:r>
-    </w:p>
-    <w:p>
-      <w:r>
-        <w:t xml:space="preserve">В одном инциденте могут встречаться письмо, звонок, видеоконференция, мессенджер и настоящий аккаунт. Для защиты важно не классифицировать каждую технологию, а проверить, </w:t>
-      </w:r>
+        <w:t>как убедительность превращается в действие?</w:t>
+      </w:r>
+    </w:p>
+    <w:p>
+      <w:r>
+        <w:t>Если смотреть только на качество генерации, мы всегда зависим от гонки технологий.</w:t>
+      </w:r>
+    </w:p>
+    <w:p>
+      <w:r>
+        <w:t>Подделка стала лучше — нам страшнее.</w:t>
+      </w:r>
+    </w:p>
+    <w:p>
+      <w:r>
+        <w:t>Программа распознавания улучшилась — чуть спокойнее.</w:t>
+      </w:r>
+    </w:p>
+    <w:p>
+      <w:r>
+        <w:t>Появилась новая модель — снова страшнее.</w:t>
+      </w:r>
+    </w:p>
+    <w:p>
+      <w:r>
+        <w:t>Но если смотреть на момент решения, появляется что-то гораздо устойчивее.</w:t>
+      </w:r>
+    </w:p>
+    <w:p>
+      <w:r>
+        <w:t>Голос может стать идеальным.</w:t>
+      </w:r>
+    </w:p>
+    <w:p>
+      <w:r>
+        <w:t>Видео — интерактивным.</w:t>
+      </w:r>
+    </w:p>
+    <w:p>
+      <w:r>
+        <w:t>Текст — неотличимым от вашего собственного.</w:t>
+      </w:r>
+    </w:p>
+    <w:p>
+      <w:r>
+        <w:t>И всё равно останется секунда, когда кто-то попросит вас сделать что-то дорогое, необычное или необратимое.</w:t>
+      </w:r>
+    </w:p>
+    <w:p>
       <w:r>
         <w:rPr>
           <w:b/>
           <w:i w:val="0"/>
         </w:rPr>
-        <w:t>есть ли среди подтверждений источник, выбранный вами независимо от текущей коммуникации</w:t>
-      </w:r>
-      <w:r>
-        <w:t>.</w:t>
-      </w:r>
-    </w:p>
-    <w:p>
-      <w:r>
-        <w:t>Гонконгский корпоративный случай и предупреждения ФБР показывают, что несколько каналов сами по себе не гарантируют независимости. Поэтому подтверждение нужно получать через заранее известный контакт, официальный сервис, внутренний регламент или второго уполномоченного человека.</w:t>
-      </w:r>
-    </w:p>
-    <w:p>
-      <w:pPr>
-        <w:pStyle w:val="InternalHeading"/>
-      </w:pPr>
-      <w:r>
-        <w:t>Если вам не дают проверить — проверка нужна особенно</w:t>
-      </w:r>
-    </w:p>
-    <w:p>
-      <w:r>
-        <w:t>Страх и срочность сужают внимание. Поэтому полезно иметь заранее подготовленный вопрос:</w:t>
-      </w:r>
-    </w:p>
-    <w:p>
-      <w:r>
-        <w:rPr>
-          <w:b/>
-          <w:i w:val="0"/>
-        </w:rPr>
-        <w:t>Могу ли я независимо проверить эту информацию через официальный или ранее известный канал?</w:t>
-      </w:r>
-    </w:p>
-    <w:p>
-      <w:r>
-        <w:t>Если собеседник настаивает, что нельзя завершать разговор, связываться с близкими, использовать официальное приложение, звонить в организацию по известному номеру или следовать обычному корпоративному процессу, не спорьте. Завершите текущую коммуникацию и проверьте ситуацию самостоятельно.</w:t>
-      </w:r>
-    </w:p>
-    <w:p>
-      <w:r>
-        <w:t>Секретность может быть законной. Срочность тоже бывает реальной. Но ни то ни другое не должно отменять независимую проверку перед необратимым действием.</w:t>
-      </w:r>
-    </w:p>
-    <w:p>
-      <w:pPr>
-        <w:pStyle w:val="InternalHeading"/>
-      </w:pPr>
-      <w:r>
-        <w:t>Самый важный компонент</w:t>
-      </w:r>
-    </w:p>
-    <w:p>
-      <w:r>
-        <w:t>Название этой главы намеренно провоцирует.</w:t>
-      </w:r>
-    </w:p>
-    <w:p>
-      <w:r>
-        <w:t>Воспроизведение голоса или лица с помощью нейросети меняет масштаб, доступность и реалистичность подделки личности.</w:t>
-      </w:r>
-    </w:p>
-    <w:p>
-      <w:r>
-        <w:t xml:space="preserve">Но для защиты важнее другое: </w:t>
-      </w:r>
-      <w:r>
-        <w:rPr>
-          <w:b/>
-          <w:i w:val="0"/>
-        </w:rPr>
-        <w:t>каким образом убедительность превращается в действие</w:t>
-      </w:r>
-      <w:r>
-        <w:t>.</w:t>
-      </w:r>
-    </w:p>
-    <w:p>
-      <w:r>
-        <w:t>Если обсуждать только качество синтеза, человек остаётся в пассивной роли. Генератор стал лучше — нам хуже. Детектор стал лучше — нам лучше. Следующая модель опять обошла детектор — снова хуже.</w:t>
-      </w:r>
-    </w:p>
-    <w:p>
-      <w:r>
-        <w:t>Если мы переносим фокус на решение, появляется устойчивый слой контроля.</w:t>
-      </w:r>
-    </w:p>
-    <w:p>
-      <w:r>
-        <w:t>Голос может стать идеальным.</w:t>
-      </w:r>
-    </w:p>
-    <w:p>
-      <w:r>
-        <w:t>Видео — интерактивным.</w:t>
-      </w:r>
-    </w:p>
-    <w:p>
-      <w:r>
-        <w:t>Текст — неотличимым от вашего собственного.</w:t>
-      </w:r>
-    </w:p>
-    <w:p>
-      <w:r>
-        <w:t>Но всё равно остаётся момент, когда кто-то просит сделать что-то дорогое, необычное или необратимое.</w:t>
-      </w:r>
-    </w:p>
-    <w:p>
-      <w:r>
-        <w:t>И вот этот момент принадлежит вам.</w:t>
+        <w:t>Эта секунда всё ещё принадлежит вам.</w:t>
       </w:r>
     </w:p>
     <w:p>

--- a/ne-ver-golosu/dist/ne-ver-golosu-litres.docx
+++ b/ne-ver-golosu/dist/ne-ver-golosu-litres.docx
@@ -3300,120 +3300,71 @@
     </w:p>
     <w:p>
       <w:r>
-        <w:t>Когда-то подобный аргумент звучал убедительно. Секретный вопрос строился на простой идее: есть сведения, которые знает только настоящий человек.</w:t>
-      </w:r>
-    </w:p>
-    <w:p>
-      <w:r>
-        <w:t>Проблема в слове «только».</w:t>
-      </w:r>
-    </w:p>
-    <w:p>
-      <w:r>
-        <w:t>Цифровая жизнь превратила биографию в распределённую систему хранения.</w:t>
-      </w:r>
-    </w:p>
-    <w:p>
-      <w:r>
-        <w:t>Часть фактов находится у нас в голове. Часть — в переписке. Часть — у родственников. Часть — в старых фотографиях с подписями. Часть — в анкетах. Часть — в утёкших базах. Часть — в публичных постах, которые мы давно забыли. Часть — в аккаунте другого человека.</w:t>
-      </w:r>
-    </w:p>
-    <w:p>
-      <w:r>
-        <w:t xml:space="preserve">И это не аргумент за массовое удаление себя из интернета. Это аргумент против старой формулы: </w:t>
+        <w:t>Когда-то подобный аргумент звучал почти безупречно. Секретные вопросы строились на простой идее: настоящий человек знает то, чего не знает посторонний.</w:t>
+      </w:r>
+    </w:p>
+    <w:p>
+      <w:r>
+        <w:t xml:space="preserve">Проблема — в слове </w:t>
       </w:r>
       <w:r>
         <w:rPr>
           <w:b/>
           <w:i w:val="0"/>
         </w:rPr>
-        <w:t>знает факт — значит, имеет личность</w:t>
+        <w:t>«только»</w:t>
       </w:r>
       <w:r>
         <w:t>.</w:t>
       </w:r>
     </w:p>
     <w:p>
-      <w:pPr>
-        <w:pStyle w:val="InternalHeading"/>
-      </w:pPr>
-      <w:r>
-        <w:t>Карта, которую мы не рисовали</w:t>
-      </w:r>
-    </w:p>
-    <w:p>
-      <w:r>
-        <w:t>У обычного человека нет папки «Досье на меня». Зато есть сотни маленьких фрагментов.</w:t>
-      </w:r>
-    </w:p>
-    <w:p>
-      <w:r>
-        <w:t>Фотография выпускного сообщает год и школу.</w:t>
-      </w:r>
-    </w:p>
-    <w:p>
-      <w:r>
-        <w:t>Поздравление родственника — дату рождения и семейное обращение.</w:t>
-      </w:r>
-    </w:p>
-    <w:p>
-      <w:r>
-        <w:t>Профессиональная страница — должность и коллег.</w:t>
-      </w:r>
-    </w:p>
-    <w:p>
-      <w:r>
-        <w:t>Старый пост — имя питомца.</w:t>
-      </w:r>
-    </w:p>
-    <w:p>
-      <w:r>
-        <w:t>Отзыв о гостинице — поездку.</w:t>
-      </w:r>
-    </w:p>
-    <w:p>
-      <w:r>
-        <w:t>Объявление — район.</w:t>
-      </w:r>
-    </w:p>
-    <w:p>
-      <w:r>
-        <w:t>Публичное видео — голос.</w:t>
-      </w:r>
-    </w:p>
-    <w:p>
-      <w:r>
-        <w:t>Корпоративный сайт — структуру компании.</w:t>
-      </w:r>
-    </w:p>
-    <w:p>
-      <w:r>
-        <w:t xml:space="preserve">Каждый отдельный фрагмент кажется безобидным. В большинстве случаев он таким и является. Риск появляется не из-за самого факта публикации, а из-за того, что мы продолжаем использовать опубликованные или легко разделяемые сведения как </w:t>
-      </w:r>
+      <w:r>
+        <w:t>Наша биография давно перестала жить только у нас в голове.</w:t>
+      </w:r>
+    </w:p>
+    <w:p>
+      <w:r>
+        <w:t>Что-то осталось в переписке.</w:t>
+      </w:r>
+    </w:p>
+    <w:p>
+      <w:r>
+        <w:t>Что-то знают родственники.</w:t>
+      </w:r>
+    </w:p>
+    <w:p>
+      <w:r>
+        <w:t>Что-то видно на старых фотографиях.</w:t>
+      </w:r>
+    </w:p>
+    <w:p>
+      <w:r>
+        <w:t>Что-то мы сами написали в анкетах, постах и комментариях.</w:t>
+      </w:r>
+    </w:p>
+    <w:p>
+      <w:r>
+        <w:t>Что-то лежит в чужих архивах, письмах и контактах.</w:t>
+      </w:r>
+    </w:p>
+    <w:p>
+      <w:r>
+        <w:t>И это вовсе не призыв немедленно исчезнуть из интернета.</w:t>
+      </w:r>
+    </w:p>
+    <w:p>
+      <w:r>
+        <w:t>Это повод отказаться от старой формулы:</w:t>
+      </w:r>
+    </w:p>
+    <w:p>
       <w:r>
         <w:rPr>
           <w:b/>
           <w:i w:val="0"/>
         </w:rPr>
-        <w:t>секретные сведения для подтверждения личности</w:t>
-      </w:r>
-      <w:r>
-        <w:t>.</w:t>
-      </w:r>
-    </w:p>
-    <w:p>
-      <w:r>
-        <w:t>Пароль и биографический факт — разные вещи. Хороший пароль специально создаётся для ограничения доступа. Девичья фамилия матери существует по другим причинам и может быть известна множеству людей.</w:t>
-      </w:r>
-    </w:p>
-    <w:p>
-      <w:r>
-        <w:t>Современные рекомендации по подтверждению личности, включая актуальные руководства NIST, не предлагают строить надёжную проверку на вопросах вроде «как звали вашего первого питомца». Такие сведения могут быть известны другим или найдены, а вариантов ответа нередко слишком мало.</w:t>
-      </w:r>
-    </w:p>
-    <w:p>
-      <w:r>
-        <w:t>Бытовая безопасность должна догнать эту мысль.</w:t>
+        <w:t>«знает личный факт — значит, это тот самый человек».</w:t>
       </w:r>
     </w:p>
     <w:p>
@@ -3421,17 +3372,105 @@
         <w:pStyle w:val="InternalHeading"/>
       </w:pPr>
       <w:r>
-        <w:t>Правильная подробность создаёт неправильную уверенность</w:t>
-      </w:r>
-    </w:p>
-    <w:p>
-      <w:r>
-        <w:t>Есть сильный психологический эффект: неожиданно точная деталь обнуляет сомнение.</w:t>
-      </w:r>
-    </w:p>
-    <w:p>
-      <w:r>
-        <w:t>Представьте звонок, где собеседник сначала кажется подозрительным. Потом он говорит:</w:t>
+        <w:t>Биография, разбросанная по сотням мест</w:t>
+      </w:r>
+    </w:p>
+    <w:p>
+      <w:r>
+        <w:t>У обычного человека нет папки «Досье на меня».</w:t>
+      </w:r>
+    </w:p>
+    <w:p>
+      <w:r>
+        <w:t>Но есть сотни маленьких следов.</w:t>
+      </w:r>
+    </w:p>
+    <w:p>
+      <w:r>
+        <w:t>Фотография выпускного сообщает год и школу.</w:t>
+      </w:r>
+    </w:p>
+    <w:p>
+      <w:r>
+        <w:t>Поздравление родственника — дату рождения и домашнее обращение.</w:t>
+      </w:r>
+    </w:p>
+    <w:p>
+      <w:r>
+        <w:t>Профессиональная страница — должность и коллег.</w:t>
+      </w:r>
+    </w:p>
+    <w:p>
+      <w:r>
+        <w:t>Старый пост — имя питомца.</w:t>
+      </w:r>
+    </w:p>
+    <w:p>
+      <w:r>
+        <w:t>Отзыв о гостинице — поездку.</w:t>
+      </w:r>
+    </w:p>
+    <w:p>
+      <w:r>
+        <w:t>Объявление — район.</w:t>
+      </w:r>
+    </w:p>
+    <w:p>
+      <w:r>
+        <w:t>Публичное видео — голос.</w:t>
+      </w:r>
+    </w:p>
+    <w:p>
+      <w:r>
+        <w:t>Корпоративный сайт — место человека в компании.</w:t>
+      </w:r>
+    </w:p>
+    <w:p>
+      <w:r>
+        <w:t>Каждая деталь сама по себе обычно безобидна.</w:t>
+      </w:r>
+    </w:p>
+    <w:p>
+      <w:r>
+        <w:t>Проблема начинается только тогда, когда мы продолжаем использовать такие сведения как тайное доказательство личности.</w:t>
+      </w:r>
+    </w:p>
+    <w:p>
+      <w:r>
+        <w:t>Хороший пароль специально придуман, чтобы его не знали другие.</w:t>
+      </w:r>
+    </w:p>
+    <w:p>
+      <w:r>
+        <w:t>Девичья фамилия матери появилась в мире совсем не для этого.</w:t>
+      </w:r>
+    </w:p>
+    <w:p>
+      <w:r>
+        <w:t>Поэтому современные рекомендации по подтверждению личности, включая руководства NIST, давно не считают вопросы вроде «как звали вашего первого питомца?» надёжной проверкой. Ответ может быть известен другим, найден или угадан из небольшого числа вариантов.</w:t>
+      </w:r>
+    </w:p>
+    <w:p>
+      <w:r>
+        <w:t>Повседневному мышлению пора догнать эту перемену.</w:t>
+      </w:r>
+    </w:p>
+    <w:p>
+      <w:pPr>
+        <w:pStyle w:val="InternalHeading"/>
+      </w:pPr>
+      <w:r>
+        <w:t>Точная подробность умеет выключать сомнение</w:t>
+      </w:r>
+    </w:p>
+    <w:p>
+      <w:r>
+        <w:t>Представьте звонок, который сначала кажется подозрительным.</w:t>
+      </w:r>
+    </w:p>
+    <w:p>
+      <w:r>
+        <w:t>А потом собеседник вдруг говорит:</w:t>
       </w:r>
     </w:p>
     <w:p>
@@ -3441,52 +3480,81 @@
     </w:p>
     <w:p>
       <w:r>
-        <w:t>Это звучит как дверь внутрь семьи.</w:t>
-      </w:r>
-    </w:p>
-    <w:p>
-      <w:r>
-        <w:t xml:space="preserve">Но деталь доказывает только то, что собеседник </w:t>
-      </w:r>
+        <w:t>Одна такая деталь мгновенно создаёт ощущение, что человек находится «внутри семьи».</w:t>
+      </w:r>
+    </w:p>
+    <w:p>
+      <w:r>
+        <w:t>Но логически она доказывает только одно:</w:t>
+      </w:r>
+    </w:p>
+    <w:p>
       <w:r>
         <w:rPr>
           <w:b/>
           <w:i w:val="0"/>
         </w:rPr>
-        <w:t>получил деталь</w:t>
-      </w:r>
-      <w:r>
-        <w:t>.</w:t>
-      </w:r>
-    </w:p>
-    <w:p>
-      <w:r>
-        <w:t>Источник может быть самым разным. Старая переписка. Компрометированный аккаунт. Человек из окружения. Публичный комментарий пятилетней давности. Документ. База. Предыдущий разговор.</w:t>
-      </w:r>
-    </w:p>
-    <w:p>
-      <w:r>
-        <w:t>Нам необязательно знать, откуда именно.</w:t>
-      </w:r>
-    </w:p>
-    <w:p>
-      <w:r>
-        <w:t>Это важная свобода. Пользователь часто думает: «Но где они могли это взять?» — и, не находя объяснения, делает вывод: «Значит, это настоящий человек».</w:t>
-      </w:r>
-    </w:p>
-    <w:p>
-      <w:r>
-        <w:t>Логическая ошибка очевидна, если заменить тему.</w:t>
-      </w:r>
-    </w:p>
-    <w:p>
-      <w:r>
-        <w:t>Я не знаю, как незнакомец получил ключ от подъезда. Из этого не следует, что он живёт в моей квартире.</w:t>
-      </w:r>
-    </w:p>
-    <w:p>
-      <w:r>
-        <w:t>Так и здесь: неизвестность происхождения знания не превращает знание в удостоверение личности.</w:t>
+        <w:t>у собеседника есть эта деталь.</w:t>
+      </w:r>
+    </w:p>
+    <w:p>
+      <w:r>
+        <w:t>Откуда она взялась — другой вопрос.</w:t>
+      </w:r>
+    </w:p>
+    <w:p>
+      <w:r>
+        <w:t>Из старой переписки.</w:t>
+      </w:r>
+    </w:p>
+    <w:p>
+      <w:r>
+        <w:t>От общего знакомого.</w:t>
+      </w:r>
+    </w:p>
+    <w:p>
+      <w:r>
+        <w:t>Из публичного комментария пятилетней давности.</w:t>
+      </w:r>
+    </w:p>
+    <w:p>
+      <w:r>
+        <w:t>Из документа.</w:t>
+      </w:r>
+    </w:p>
+    <w:p>
+      <w:r>
+        <w:t>Из чужого аккаунта.</w:t>
+      </w:r>
+    </w:p>
+    <w:p>
+      <w:r>
+        <w:t>Нам вовсе не обязательно уметь восстановить путь информации.</w:t>
+      </w:r>
+    </w:p>
+    <w:p>
+      <w:r>
+        <w:t>И это важное облегчение.</w:t>
+      </w:r>
+    </w:p>
+    <w:p>
+      <w:r>
+        <w:t>Человек часто думает: «Но откуда он мог это знать?» — и, не находя ответа, делает следующий шаг: «Значит, это настоящий человек».</w:t>
+      </w:r>
+    </w:p>
+    <w:p>
+      <w:r>
+        <w:t>Если заменить тему, ошибка становится очевидной.</w:t>
+      </w:r>
+    </w:p>
+    <w:p>
+      <w:r>
+        <w:t>Я не знаю, откуда у незнакомца ключ от подъезда. Но из этого не следует, что он живёт в моей квартире.</w:t>
+      </w:r>
+    </w:p>
+    <w:p>
+      <w:r>
+        <w:t>Так же и здесь: наше незнание происхождения факта не превращает факт в удостоверение личности.</w:t>
       </w:r>
     </w:p>
     <w:p>
@@ -3494,290 +3562,320 @@
         <w:pStyle w:val="InternalHeading"/>
       </w:pPr>
       <w:r>
-        <w:t>Генеративный ИИ и эффект цельного человека</w:t>
-      </w:r>
-    </w:p>
-    <w:p>
-      <w:r>
-        <w:t>Генеративные системы могут связно использовать предоставленный им контекст и воспроизводить правдоподобную манеру сообщения. Это не значит, что система «знает вас», но означает, что естественность речи больше нельзя считать сильным подтверждением личности.</w:t>
-      </w:r>
-    </w:p>
-    <w:p>
-      <w:r>
-        <w:t xml:space="preserve">Вывод простой: </w:t>
-      </w:r>
+        <w:t>Нейросеть делает разрозненные сведения похожими на цельного человека</w:t>
+      </w:r>
+    </w:p>
+    <w:p>
+      <w:r>
+        <w:t>Генеративные системы умеют связно использовать предоставленную им информацию и воспроизводить правдоподобную манеру речи.</w:t>
+      </w:r>
+    </w:p>
+    <w:p>
+      <w:r>
+        <w:t>Это не означает, что программа «знает вас».</w:t>
+      </w:r>
+    </w:p>
+    <w:p>
+      <w:r>
+        <w:t>Но привычная естественность разговора уже не является сильным доказательством того, кто находится на другом конце связи.</w:t>
+      </w:r>
+    </w:p>
+    <w:p>
+      <w:r>
+        <w:t>Правильные факты и знакомый стиль подтверждают наличие информации.</w:t>
+      </w:r>
+    </w:p>
+    <w:p>
+      <w:r>
+        <w:t>Не личность.</w:t>
+      </w:r>
+    </w:p>
+    <w:p>
+      <w:r>
+        <w:t>И тем более не право распоряжаться вашими деньгами или данными.</w:t>
+      </w:r>
+    </w:p>
+    <w:p>
+      <w:pPr>
+        <w:pStyle w:val="InternalHeading"/>
+      </w:pPr>
+      <w:r>
+        <w:t>Начальник тоже оставляет цифровые следы</w:t>
+      </w:r>
+    </w:p>
+    <w:p>
+      <w:r>
+        <w:t>В компании внутренние подробности особенно легко воспринимаются как пароль от доверия.</w:t>
+      </w:r>
+    </w:p>
+    <w:p>
+      <w:r>
+        <w:t>Кодовое название проекта.</w:t>
+      </w:r>
+    </w:p>
+    <w:p>
+      <w:r>
+        <w:t>Имена участников.</w:t>
+      </w:r>
+    </w:p>
+    <w:p>
+      <w:r>
+        <w:t>Сумма договора.</w:t>
+      </w:r>
+    </w:p>
+    <w:p>
+      <w:r>
+        <w:t>Перенесённая встреча.</w:t>
+      </w:r>
+    </w:p>
+    <w:p>
+      <w:r>
+        <w:t>Отпуск финансового директора.</w:t>
+      </w:r>
+    </w:p>
+    <w:p>
+      <w:r>
+        <w:t>Каждая такая деталь делает сообщение более «своим».</w:t>
+      </w:r>
+    </w:p>
+    <w:p>
+      <w:r>
+        <w:t>Но рабочая информация почти никогда не принадлежит одному человеку. Документы читают несколько сотрудников. Письма пересылаются. Встречи видны в календарях. Подрядчики знают часть контекста. К файлам и аккаунтам иногда получают доступ посторонние.</w:t>
+      </w:r>
+    </w:p>
+    <w:p>
+      <w:r>
+        <w:t>Поэтому дорогое или необычное поручение нельзя считать настоящим только потому, что собеседник хорошо знает внутреннюю кухню.</w:t>
+      </w:r>
+    </w:p>
+    <w:p>
+      <w:r>
+        <w:t>Иначе сама осведомлённость о проекте превращается в пропуск к действиям от имени проекта.</w:t>
+      </w:r>
+    </w:p>
+    <w:p>
+      <w:pPr>
+        <w:pStyle w:val="InternalHeading"/>
+      </w:pPr>
+      <w:r>
+        <w:t>Нельзя сделать секретом всё, что уже является жизнью</w:t>
+      </w:r>
+    </w:p>
+    <w:p>
+      <w:r>
+        <w:t>У этой главы есть очень соблазнительный финал: удалить из сети дни рождения, фотографии, голоса, семейные связи и больше ничего не публиковать.</w:t>
+      </w:r>
+    </w:p>
+    <w:p>
+      <w:r>
+        <w:t>Иногда сократить лишнюю публичность действительно разумно.</w:t>
+      </w:r>
+    </w:p>
+    <w:p>
+      <w:r>
+        <w:t>Но как общий рецепт это не работает.</w:t>
+      </w:r>
+    </w:p>
+    <w:p>
+      <w:r>
+        <w:t>Нельзя сделать секретом лицо, если вы встречаетесь с людьми.</w:t>
+      </w:r>
+    </w:p>
+    <w:p>
+      <w:r>
+        <w:t>Нельзя гарантировать секретность голоса, если вы когда-либо говорили публично или отправляли голосовые сообщения.</w:t>
+      </w:r>
+    </w:p>
+    <w:p>
+      <w:r>
+        <w:t>Нельзя вернуть себе все сведения, которые уже лежат в чужих переписках и архивах.</w:t>
+      </w:r>
+    </w:p>
+    <w:p>
+      <w:r>
+        <w:t>И нормальная жизнь не должна требовать информационной невидимости.</w:t>
+      </w:r>
+    </w:p>
+    <w:p>
+      <w:r>
+        <w:t>Гораздо полезнее перестать использовать обычные сведения о человеке как главное доказательство того, кто он.</w:t>
+      </w:r>
+    </w:p>
+    <w:p>
+      <w:r>
+        <w:t>Не защищать старый секретный вопрос всё лучше.</w:t>
+      </w:r>
+    </w:p>
+    <w:p>
+      <w:r>
+        <w:t>Просто перестать ждать от него того, чего он уже не может дать.</w:t>
+      </w:r>
+    </w:p>
+    <w:p>
+      <w:pPr>
+        <w:pStyle w:val="InternalHeading"/>
+      </w:pPr>
+      <w:r>
+        <w:t>Семейное кодовое слово полезно — но это не магия</w:t>
+      </w:r>
+    </w:p>
+    <w:p>
+      <w:r>
+        <w:t>После новостей о клонировании голоса часто советуют придумать семейное секретное слово.</w:t>
+      </w:r>
+    </w:p>
+    <w:p>
+      <w:r>
+        <w:t>Совет неплохой.</w:t>
+      </w:r>
+    </w:p>
+    <w:p>
+      <w:r>
+        <w:t>Заранее известная фраза действительно может помочь остановиться в стрессовой ситуации — особенно если она никак не связана с публичной биографией.</w:t>
+      </w:r>
+    </w:p>
+    <w:p>
+      <w:r>
+        <w:t>Но кодовое слово остаётся обычным секретом.</w:t>
+      </w:r>
+    </w:p>
+    <w:p>
+      <w:r>
+        <w:t>Его можно случайно написать в переписке.</w:t>
+      </w:r>
+    </w:p>
+    <w:p>
+      <w:r>
+        <w:t>Произнести при постороннем.</w:t>
+      </w:r>
+    </w:p>
+    <w:p>
+      <w:r>
+        <w:t>Рассказать человеку, которому потом забудут об этом сказать остальным.</w:t>
+      </w:r>
+    </w:p>
+    <w:p>
+      <w:r>
+        <w:t>Поэтому правильная кодовая фраза — это дополнительная подсказка, а не печать подлинности.</w:t>
+      </w:r>
+    </w:p>
+    <w:p>
+      <w:r>
+        <w:t>Если «сын» назвал её правильно и сразу просит крупную сумму, всё равно лучше позвонить сыну по старому номеру или связаться с другим близким.</w:t>
+      </w:r>
+    </w:p>
+    <w:p>
+      <w:r>
+        <w:t>Один секрет не должен держать на себе всю безопасность семьи.</w:t>
+      </w:r>
+    </w:p>
+    <w:p>
+      <w:pPr>
+        <w:pStyle w:val="InternalHeading"/>
+      </w:pPr>
+      <w:r>
+        <w:t>Даже настоящий человек не имеет права на всё</w:t>
+      </w:r>
+    </w:p>
+    <w:p>
+      <w:r>
+        <w:t>Есть ещё одна граница, которая важна далеко за пределами мошенничества.</w:t>
+      </w:r>
+    </w:p>
+    <w:p>
+      <w:r>
+        <w:t>Человек может действительно быть тем, за кого себя выдаёт, и всё равно просить о том, чего делать не следует.</w:t>
+      </w:r>
+    </w:p>
+    <w:p>
+      <w:r>
+        <w:t>Настоящий коллега может попросить пароль, который ему не положен.</w:t>
+      </w:r>
+    </w:p>
+    <w:p>
+      <w:r>
+        <w:t>Настоящий руководитель может ошибочно потребовать нарушить финансовые правила.</w:t>
+      </w:r>
+    </w:p>
+    <w:p>
+      <w:r>
+        <w:t>Настоящий родственник может переслать вредную ссылку, потому что сам поверил чужой истории.</w:t>
+      </w:r>
+    </w:p>
+    <w:p>
+      <w:r>
+        <w:t>То есть ответ на вопрос «это действительно он?» ещё не отвечает на вопрос «нужно ли делать то, что он просит?».</w:t>
+      </w:r>
+    </w:p>
+    <w:p>
+      <w:r>
+        <w:t>Полезно держать в голове простую последовательность:</w:t>
+      </w:r>
+    </w:p>
+    <w:p>
+      <w:pPr>
+        <w:pStyle w:val="ListBullet"/>
+      </w:pPr>
+      <w:r>
+        <w:t>знание личных фактов не доказывает личность;</w:t>
+      </w:r>
+    </w:p>
+    <w:p>
+      <w:pPr>
+        <w:pStyle w:val="ListBullet"/>
+      </w:pPr>
+      <w:r>
+        <w:t>подтверждённая личность не даёт человеку любых полномочий;</w:t>
+      </w:r>
+    </w:p>
+    <w:p>
+      <w:pPr>
+        <w:pStyle w:val="ListBullet"/>
+      </w:pPr>
+      <w:r>
+        <w:t>высокая должность не делает конкретную просьбу безопасной.</w:t>
+      </w:r>
+    </w:p>
+    <w:p>
+      <w:pPr>
+        <w:pStyle w:val="InternalHeading"/>
+      </w:pPr>
+      <w:r>
+        <w:t>«Он слишком много знает» теперь означает другое</w:t>
+      </w:r>
+    </w:p>
+    <w:p>
+      <w:r>
+        <w:t>Если неожиданно появившийся собеседник знает о вас поразительно много, насторожиться нормально.</w:t>
+      </w:r>
+    </w:p>
+    <w:p>
+      <w:r>
+        <w:t>Но не нужно делать следующий мистический вывод: «теперь посторонние знают всё».</w:t>
+      </w:r>
+    </w:p>
+    <w:p>
+      <w:r>
+        <w:t>Мы не обязаны устанавливать, сколько информации оказалось у другого человека и откуда она пришла.</w:t>
+      </w:r>
+    </w:p>
+    <w:p>
+      <w:r>
+        <w:t>Мозг умеет узнавать знакомую картину по нескольким точным штрихам. Поэтому несколько совпавших личных деталей субъективно кажутся сильнее, чем являются на самом деле.</w:t>
+      </w:r>
+    </w:p>
+    <w:p>
+      <w:r>
+        <w:t>И здесь снова работает очень скромное правило:</w:t>
+      </w:r>
+    </w:p>
+    <w:p>
       <w:r>
         <w:rPr>
           <w:b/>
           <w:i w:val="0"/>
         </w:rPr>
-        <w:t>правильные факты и привычный стиль подтверждают только наличие информации, а не личность и не полномочия собеседника</w:t>
-      </w:r>
-      <w:r>
-        <w:t>.</w:t>
-      </w:r>
-    </w:p>
-    <w:p>
-      <w:pPr>
-        <w:pStyle w:val="InternalHeading"/>
-      </w:pPr>
-      <w:r>
-        <w:t>Что знает ваш начальник</w:t>
-      </w:r>
-    </w:p>
-    <w:p>
-      <w:r>
-        <w:t>В бизнесе «секретные знания» работают особенно хорошо.</w:t>
-      </w:r>
-    </w:p>
-    <w:p>
-      <w:r>
-        <w:t>Человек знает кодовое название проекта. Имена участников. Сумму договора. Что встречу перенесли с четверга на пятницу. Что финансовый директор сейчас в отпуске.</w:t>
-      </w:r>
-    </w:p>
-    <w:p>
-      <w:r>
-        <w:t>Каждая такая деталь повышает вероятность, что сообщение воспринимается как внутреннее.</w:t>
-      </w:r>
-    </w:p>
-    <w:p>
-      <w:r>
-        <w:t>Но корпоративная информация по определению распределена. Документы читают несколько человек. Письма пересылаются. Встречи попадают в календари. У подрядчиков есть часть контекста. Аккаунты и устройства могут быть скомпрометированы.</w:t>
-      </w:r>
-    </w:p>
-    <w:p>
-      <w:r>
-        <w:t>Поэтому высокорисковое поручение не должно подтверждаться тем, что собеседник «знает внутреннюю кухню».</w:t>
-      </w:r>
-    </w:p>
-    <w:p>
-      <w:r>
-        <w:t>Иначе секретность проекта становится одновременно его ключом доступа.</w:t>
-      </w:r>
-    </w:p>
-    <w:p>
-      <w:pPr>
-        <w:pStyle w:val="InternalHeading"/>
-      </w:pPr>
-      <w:r>
-        <w:t>Данные, которые уже нельзя сделать секретными</w:t>
-      </w:r>
-    </w:p>
-    <w:p>
-      <w:r>
-        <w:t>Есть практический соблазн закончить такую главу советом удалить из сети дни рождения, фотографии, голоса и семейные связи.</w:t>
-      </w:r>
-    </w:p>
-    <w:p>
-      <w:r>
-        <w:t>Иногда сокращение избыточной публичности разумно. Но как универсальная стратегия это и нереалистично, и уже поздно.</w:t>
-      </w:r>
-    </w:p>
-    <w:p>
-      <w:r>
-        <w:t>Вы не сможете сделать секретом лицо, если общаетесь с людьми.</w:t>
-      </w:r>
-    </w:p>
-    <w:p>
-      <w:r>
-        <w:t>Не сможете гарантировать секретность голоса, если когда-либо говорили публично или отправляли голосовые сообщения.</w:t>
-      </w:r>
-    </w:p>
-    <w:p>
-      <w:r>
-        <w:t>Не сможете вернуть в приватность все сведения, однажды оказавшиеся в чужих архивах.</w:t>
-      </w:r>
-    </w:p>
-    <w:p>
-      <w:r>
-        <w:t>Да и цель нормальной жизни — не стать информационно невидимым.</w:t>
-      </w:r>
-    </w:p>
-    <w:p>
-      <w:r>
-        <w:t xml:space="preserve">Гораздо сильнее другое решение: </w:t>
-      </w:r>
-      <w:r>
-        <w:rPr>
-          <w:b/>
-          <w:i w:val="0"/>
-        </w:rPr>
-        <w:t>перестать использовать обычные сведения о человеке как главный механизм подтверждения его личности.</w:t>
-      </w:r>
-    </w:p>
-    <w:p>
-      <w:r>
-        <w:t>Это похоже на переход от вопроса «какая у вас девичья фамилия матери?» к настоящему второму фактору. Мы не защищаем вопрос. Мы заменяем класс доказательства.</w:t>
-      </w:r>
-    </w:p>
-    <w:p>
-      <w:pPr>
-        <w:pStyle w:val="InternalHeading"/>
-      </w:pPr>
-      <w:r>
-        <w:t>Семейное кодовое слово — полезно, но не священно</w:t>
-      </w:r>
-    </w:p>
-    <w:p>
-      <w:r>
-        <w:t>После новостей о голосовых клонах часто советуют придумать семейное секретное слово.</w:t>
-      </w:r>
-    </w:p>
-    <w:p>
-      <w:r>
-        <w:t>Идея разумная — если понимать её место.</w:t>
-      </w:r>
-    </w:p>
-    <w:p>
-      <w:r>
-        <w:t>Слово, заранее известное семье, добавляет препятствие. Особенно если оно не связано с публичной биографией. В стрессовой ситуации оно может помочь остановить разговор.</w:t>
-      </w:r>
-    </w:p>
-    <w:p>
-      <w:r>
-        <w:t>Но у кодового слова есть слабость любого секрета: его можно раскрыть.</w:t>
-      </w:r>
-    </w:p>
-    <w:p>
-      <w:r>
-        <w:t>Оно может попасть в переписку, которую потом прочитает посторонний. Кто-то забудет, кому его сообщил. Ребёнок произнесёт при знакомом. Семья годами не будет менять слово после подозрительного инцидента.</w:t>
-      </w:r>
-    </w:p>
-    <w:p>
-      <w:r>
-        <w:t xml:space="preserve">Поэтому кодовая фраза — </w:t>
-      </w:r>
-      <w:r>
-        <w:rPr>
-          <w:b/>
-          <w:i w:val="0"/>
-        </w:rPr>
-        <w:t>дополнительный фактор</w:t>
-      </w:r>
-      <w:r>
-        <w:t>, а не финальный арбитр.</w:t>
-      </w:r>
-    </w:p>
-    <w:p>
-      <w:r>
-        <w:t>Если «сын» назвал её правильно и просит перевести крупную сумму, всё равно лучше перезвонить сыну по известному номеру или задействовать другого близкого.</w:t>
-      </w:r>
-    </w:p>
-    <w:p>
-      <w:r>
-        <w:t>Хорошая безопасность не ставит всё на один секрет.</w:t>
-      </w:r>
-    </w:p>
-    <w:p>
-      <w:pPr>
-        <w:pStyle w:val="InternalHeading"/>
-      </w:pPr>
-      <w:r>
-        <w:t>Знание и полномочия</w:t>
-      </w:r>
-    </w:p>
-    <w:p>
-      <w:r>
-        <w:t>Есть ещё одно различие, полезное за пределами мошенничества.</w:t>
-      </w:r>
-    </w:p>
-    <w:p>
-      <w:r>
-        <w:t>Человек может действительно быть тем, за кого себя выдаёт, и всё равно не иметь полномочий на запрашиваемое действие.</w:t>
-      </w:r>
-    </w:p>
-    <w:p>
-      <w:r>
-        <w:t>Настоящий коллега может попросить пароль, который вы не должны ему давать.</w:t>
-      </w:r>
-    </w:p>
-    <w:p>
-      <w:r>
-        <w:t>Настоящий руководитель может ошибочно попросить нарушить финансовый контроль.</w:t>
-      </w:r>
-    </w:p>
-    <w:p>
-      <w:r>
-        <w:t>Настоящий родственник может переслать вредоносную ссылку, потому что его самого обманули.</w:t>
-      </w:r>
-    </w:p>
-    <w:p>
-      <w:r>
-        <w:t xml:space="preserve">То есть даже идеально подтверждённая личность не отвечает на второй вопрос: </w:t>
-      </w:r>
-      <w:r>
-        <w:rPr>
-          <w:b/>
-          <w:i w:val="0"/>
-        </w:rPr>
-        <w:t>разрешено ли это действие?</w:t>
-      </w:r>
-    </w:p>
-    <w:p>
-      <w:r>
-        <w:t>Эта мысль станет центральной через две главы. Пока важно увидеть общую структуру:</w:t>
-      </w:r>
-    </w:p>
-    <w:p>
-      <w:pPr>
-        <w:pStyle w:val="ListBullet"/>
-      </w:pPr>
-      <w:r>
-        <w:t>знание фактов не доказывает личность;</w:t>
-      </w:r>
-    </w:p>
-    <w:p>
-      <w:pPr>
-        <w:pStyle w:val="ListBullet"/>
-      </w:pPr>
-      <w:r>
-        <w:t>личность не доказывает полномочия;</w:t>
-      </w:r>
-    </w:p>
-    <w:p>
-      <w:pPr>
-        <w:pStyle w:val="ListBullet"/>
-      </w:pPr>
-      <w:r>
-        <w:t>полномочия не отменяют риск конкретного действия.</w:t>
-      </w:r>
-    </w:p>
-    <w:p>
-      <w:r>
-        <w:t>Каждый уровень требует своего ответа.</w:t>
-      </w:r>
-    </w:p>
-    <w:p>
-      <w:pPr>
-        <w:pStyle w:val="InternalHeading"/>
-      </w:pPr>
-      <w:r>
-        <w:t>Новая трактовка «слишком много знает»</w:t>
-      </w:r>
-    </w:p>
-    <w:p>
-      <w:r>
-        <w:t>Когда незнакомый или неожиданно появившийся собеседник знает о вас поразительно много, нормальная реакция — насторожиться. Но не нужно впадать в противоположную мистику и считать, что «мошенники теперь знают всё».</w:t>
-      </w:r>
-    </w:p>
-    <w:p>
-      <w:r>
-        <w:t>Не требуется выяснять, сколько именно информации оказалось у постороннего и откуда она взялась.</w:t>
-      </w:r>
-    </w:p>
-    <w:p>
-      <w:r>
-        <w:t>Человек естественно узнаёт знакомую картину по нескольким фрагментам. Поэтому совпадение нескольких личных деталей может субъективно казаться сильнее, чем является на самом деле.</w:t>
-      </w:r>
-    </w:p>
-    <w:p>
-      <w:r>
-        <w:t>Поэтому защитный принцип снова довольно скромный:</w:t>
-      </w:r>
-    </w:p>
-    <w:p>
-      <w:r>
-        <w:t>если действие дорогое, правильные биографические ответы не завершают проверку.</w:t>
+        <w:t>если ошибка может дорого обойтись, правильные ответы о вашей биографии не заканчивают проверку.</w:t>
       </w:r>
     </w:p>
     <w:p>
@@ -3787,7 +3885,22 @@
     </w:p>
     <w:p>
       <w:r>
-        <w:t>Не паспорт. Не подпись. Не право распоряжаться вашими деньгами. И даже не доказательство того, что на другом конце связи находится владелец этих воспоминаний.</w:t>
+        <w:t>Не паспорт.</w:t>
+      </w:r>
+    </w:p>
+    <w:p>
+      <w:r>
+        <w:t>Не подпись.</w:t>
+      </w:r>
+    </w:p>
+    <w:p>
+      <w:r>
+        <w:t>Не право распоряжаться вашими деньгами.</w:t>
+      </w:r>
+    </w:p>
+    <w:p>
+      <w:r>
+        <w:t>И даже не доказательство того, что на другом конце связи находится владелец этих воспоминаний.</w:t>
       </w:r>
     </w:p>
     <w:p>

--- a/ne-ver-golosu/dist/ne-ver-golosu-litres.docx
+++ b/ne-ver-golosu/dist/ne-ver-golosu-litres.docx
@@ -296,67 +296,39 @@
     </w:p>
     <w:p>
       <w:r>
-        <w:t>Мать отличает ребёнка в шумной раздевалке. Супруг понимает по одному «алло», что день был плохим. Руководитель слышит сотрудника и ещё до содержания фразы замечает неуверенность. Голос переносит больше, чем текст: возраст, усталость, темперамент, эмоцию, иногда происхождение и состояние здоровья. Но для близких он переносит ещё и историю отношений.</w:t>
-      </w:r>
-    </w:p>
-    <w:p>
-      <w:r>
-        <w:t>Для защиты важно различать лабораторную точность и человеческое узнавание. Запись не обязана быть безупречной с точки зрения специалиста, чтобы знакомое звучание вызвало у слушателя уверенность: «Это он». Поэтому само узнавание голоса нельзя использовать как окончательное подтверждение личности при высоком риске.</w:t>
-      </w:r>
-    </w:p>
-    <w:p>
-      <w:pPr>
-        <w:pStyle w:val="InternalHeading"/>
-      </w:pPr>
-      <w:r>
-        <w:t>Почему «я его узнаю» всегда работало</w:t>
-      </w:r>
-    </w:p>
-    <w:p>
-      <w:r>
-        <w:t>Узнавание голоса — древняя технология, хотя мы не называем её технологией. Она быстрая, не требует сознательных вычислений и обычно достаточно надёжна для повседневной жизни. Если из соседней комнаты вас зовёт дочь, вы не анализируете частотный спектр. Если коллега звонит с привычного номера, вы не просите его назвать три заранее согласованных признака личности.</w:t>
-      </w:r>
-    </w:p>
-    <w:p>
-      <w:r>
-        <w:t>Это экономия мышления. Мир был бы невыносим, если бы каждое бытовое взаимодействие начиналось с проверки личности.</w:t>
-      </w:r>
-    </w:p>
-    <w:p>
-      <w:r>
-        <w:t>Но экономия работает только пока стоимость имитации остаётся высокой.</w:t>
-      </w:r>
-    </w:p>
-    <w:p>
-      <w:r>
-        <w:t>Человеческие имитаторы существовали всегда. Были пародисты, актёры, люди с феноменальным слухом. Записи голоса можно было резать, склеивать и проигрывать. Ни одна из этих возможностей не родилась вместе с генеративным ИИ. Новое — в доступности, гибкости и масштабе синтеза.</w:t>
-      </w:r>
-    </w:p>
-    <w:p>
-      <w:r>
-        <w:t>Современная система синтеза речи не должна «понимать» человека, чтобы воспроизвести черты его голоса. Она работает с закономерностями звучания. На выходе можно получить речь, которой человек никогда не произносил, но которая сохраняет достаточно характерных признаков, чтобы слушатель сказал: «Это он».</w:t>
-      </w:r>
-    </w:p>
-    <w:p>
-      <w:r>
-        <w:t>Не так важно, сколько именно секунд исходного аудио потребовалось конкретному сервису в конкретном году. Такие цифры быстро превращаются в рекламный фольклор. Важнее то, что сам класс возможностей уже существует и используется достаточно широко, чтобы Федеральная торговая комиссия США и Банк России отдельно предупреждали о голосовой имитации в мошеннических сценариях.</w:t>
-      </w:r>
-    </w:p>
-    <w:p>
-      <w:r>
-        <w:t xml:space="preserve">Их совет примечательно нехитрый: </w:t>
+        <w:t>Мать отличает ребёнка в шумной раздевалке. Супруг понимает по одному «алло», что день был плохим. Руководитель слышит сотрудника и ещё до содержания фразы замечает неуверенность.</w:t>
+      </w:r>
+    </w:p>
+    <w:p>
+      <w:r>
+        <w:t>Голос переносит больше, чем текст: возраст, усталость, темперамент, эмоцию. Но для близких в нём есть ещё кое-что — история отношений.</w:t>
+      </w:r>
+    </w:p>
+    <w:p>
+      <w:r>
+        <w:t>Именно поэтому знакомое звучание действует так быстро.</w:t>
+      </w:r>
+    </w:p>
+    <w:p>
+      <w:r>
+        <w:t xml:space="preserve">Запись не обязана быть идеальной с точки зрения специалиста, чтобы человек услышал несколько привычных интонаций и мгновенно решил: </w:t>
       </w:r>
       <w:r>
         <w:rPr>
           <w:b/>
           <w:i w:val="0"/>
         </w:rPr>
-        <w:t>не пытайтесь доказать подделку на слух; свяжитесь с человеком независимо.</w:t>
-      </w:r>
-    </w:p>
-    <w:p>
-      <w:r>
-        <w:t>Эта простота заслуживает внимания. Государственные и профессиональные системы безопасности редко рассчитывают на гениальность пользователя. Они стараются убрать из критического решения лишнюю неопределённость.</w:t>
+        <w:t>«Это он».</w:t>
+      </w:r>
+    </w:p>
+    <w:p>
+      <w:r>
+        <w:t>Для обычной жизни этого почти всегда достаточно.</w:t>
+      </w:r>
+    </w:p>
+    <w:p>
+      <w:r>
+        <w:t>Для крупного перевода, передачи кода или другого действия, которое трудно отменить, — уже нет.</w:t>
       </w:r>
     </w:p>
     <w:p>
@@ -364,12 +336,84 @@
         <w:pStyle w:val="InternalHeading"/>
       </w:pPr>
       <w:r>
-        <w:t>Голос как короткая дорога к эмоции</w:t>
-      </w:r>
-    </w:p>
-    <w:p>
-      <w:r>
-        <w:t>В семейной ситуации знакомый голос способен вызвать сильную эмоцию раньше, чем появляется аналитическая дистанция. Для защиты важно не разбирать, как именно создаётся такой эффект, а заранее связать денежные, кодовые и иные необратимые просьбы с обязательной независимой проверкой.</w:t>
+        <w:t>Почему «я его узнаю» так хорошо работало</w:t>
+      </w:r>
+    </w:p>
+    <w:p>
+      <w:r>
+        <w:t>Узнавание голоса — древняя человеческая способность, хотя мы не называем её технологией.</w:t>
+      </w:r>
+    </w:p>
+    <w:p>
+      <w:r>
+        <w:t>Если из соседней комнаты вас зовёт дочь, вы не анализируете звук. Если коллега звонит с привычного номера, вы не устраиваете экзамен на личность.</w:t>
+      </w:r>
+    </w:p>
+    <w:p>
+      <w:r>
+        <w:t>Мир был бы невыносим, если бы каждое бытовое взаимодействие начиналось с проверки.</w:t>
+      </w:r>
+    </w:p>
+    <w:p>
+      <w:r>
+        <w:t>И в этом нет никакой наивности. Это нормальная экономия внимания.</w:t>
+      </w:r>
+    </w:p>
+    <w:p>
+      <w:r>
+        <w:t>Люди имитировали чужие голоса всегда. Были пародисты, актёры, талантливые подражатели. Записи можно было резать, склеивать и воспроизводить.</w:t>
+      </w:r>
+    </w:p>
+    <w:p>
+      <w:r>
+        <w:t>Генеративный ИИ изменил не саму идею имитации, а её доступность, гибкость и масштаб.</w:t>
+      </w:r>
+    </w:p>
+    <w:p>
+      <w:r>
+        <w:t>Современной системе синтеза речи не нужно понимать человека как личность. Ей достаточно воспроизвести особенности звучания так, чтобы слушатель услышал знакомый голос в словах, которых настоящий человек никогда не произносил.</w:t>
+      </w:r>
+    </w:p>
+    <w:p>
+      <w:r>
+        <w:t>Не так важно, сколько секунд исходной записи требует тот или иной сервис сегодня. Такие цифры быстро устаревают и превращаются в рекламный фольклор.</w:t>
+      </w:r>
+    </w:p>
+    <w:p>
+      <w:r>
+        <w:t>Важнее другое: сама возможность уже настолько реальна, что Федеральная торговая комиссия США и Банк России отдельно предупреждают о мошенничестве с имитацией голоса.</w:t>
+      </w:r>
+    </w:p>
+    <w:p>
+      <w:r>
+        <w:t>И совет у них удивительно нехитрый:</w:t>
+      </w:r>
+    </w:p>
+    <w:p>
+      <w:r>
+        <w:rPr>
+          <w:b/>
+          <w:i w:val="0"/>
+        </w:rPr>
+        <w:t>не пытайтесь доказать подделку на слух — свяжитесь с человеком сами.</w:t>
+      </w:r>
+    </w:p>
+    <w:p>
+      <w:r>
+        <w:t>В этой простоте есть важная мысль. Человеку не предлагают стать акустическим экспертом. Ему предлагают перестать решать техническую загадку там, где есть более надёжный человеческий путь.</w:t>
+      </w:r>
+    </w:p>
+    <w:p>
+      <w:pPr>
+        <w:pStyle w:val="InternalHeading"/>
+      </w:pPr>
+      <w:r>
+        <w:t>Голос — короткая дорога к эмоции</w:t>
+      </w:r>
+    </w:p>
+    <w:p>
+      <w:r>
+        <w:t>В семейной ситуации знакомый голос способен вызвать страх раньше, чем успевает появиться дистанция.</w:t>
       </w:r>
     </w:p>
     <w:p>
@@ -384,17 +428,27 @@
     </w:p>
     <w:p>
       <w:r>
+        <w:t>И:</w:t>
+      </w:r>
+    </w:p>
+    <w:p>
+      <w:r>
         <w:t>«Вы слышите голос ребёнка: “Мам, помоги”».</w:t>
       </w:r>
     </w:p>
     <w:p>
       <w:r>
-        <w:t>Содержание почти одинаково. Когнитивная ситуация — нет.</w:t>
-      </w:r>
-    </w:p>
-    <w:p>
-      <w:r>
-        <w:t xml:space="preserve">Во втором случае приходится не просто решить, правдоподобна ли история. Нужно совершить эмоционально трудное действие: </w:t>
+        <w:t>Смысл почти одинаков.</w:t>
+      </w:r>
+    </w:p>
+    <w:p>
+      <w:r>
+        <w:t>Психологически — совсем нет.</w:t>
+      </w:r>
+    </w:p>
+    <w:p>
+      <w:r>
+        <w:t xml:space="preserve">Во втором случае человеку нужно совершить очень трудное действие: </w:t>
       </w:r>
       <w:r>
         <w:rPr>
@@ -409,17 +463,42 @@
     </w:p>
     <w:p>
       <w:r>
-        <w:t>Это важный момент для разговоров о «невнимательных жертвах». Человек, который бросается помогать близкому, делает то, чему общество обычно его и учит. Поэтому защита должна учитывать нормальную человеческую привязанность, а не требовать от человека перестать доверять знакомому голосу.</w:t>
-      </w:r>
-    </w:p>
-    <w:p>
-      <w:r>
-        <w:t>Поэтому фраза «я бы никогда не повёлся» мало полезна. Мы заранее представляем себя спокойными наблюдателями. В настоящем звонке условия хуже, чем в спокойном мысленном эксперименте: могут совпасть знакомый голос, личные подробности, срочность и просьба сохранить разговор в тайне. Именно сочетание таких признаков должно включать паузу и независимый контакт. Не нужно устанавливать способ подделки, чтобы отказаться действовать вслепую.</w:t>
-      </w:r>
-    </w:p>
-    <w:p>
-      <w:r>
-        <w:t>«Но это же не его голос» превращается в «Господи, это действительно он».</w:t>
+        <w:t>Именно поэтому разговор о «невнимательных жертвах» часто несправедлив.</w:t>
+      </w:r>
+    </w:p>
+    <w:p>
+      <w:r>
+        <w:t>Человек, который бросается помогать близкому, делает ровно то, чему его всю жизнь учили любовь и ответственность.</w:t>
+      </w:r>
+    </w:p>
+    <w:p>
+      <w:r>
+        <w:t>Задача защиты не в том, чтобы уничтожить эту способность.</w:t>
+      </w:r>
+    </w:p>
+    <w:p>
+      <w:r>
+        <w:t>Нужно всего лишь поставить короткую паузу между сильной эмоцией и необратимым действием.</w:t>
+      </w:r>
+    </w:p>
+    <w:p>
+      <w:r>
+        <w:t>Если знакомый голос просит деньги, код, документы или что-то ещё, что трудно вернуть назад, достаточно закончить разговор и самому связаться с человеком.</w:t>
+      </w:r>
+    </w:p>
+    <w:p>
+      <w:r>
+        <w:t>Не нужно знать, подделка это или нет.</w:t>
+      </w:r>
+    </w:p>
+    <w:p>
+      <w:r>
+        <w:t>Не нужно понимать, как она сделана.</w:t>
+      </w:r>
+    </w:p>
+    <w:p>
+      <w:r>
+        <w:t>Нужно только не действовать вслепую.</w:t>
       </w:r>
     </w:p>
     <w:p>
@@ -427,95 +506,75 @@
         <w:pStyle w:val="InternalHeading"/>
       </w:pPr>
       <w:r>
-        <w:t>Почему узнавание голоса — не доказательство личности</w:t>
-      </w:r>
-    </w:p>
-    <w:p>
-      <w:r>
-        <w:t>Голос действительно можно использовать в специальных системах распознавания. Но то, что человек узнаёт голос на слух, и автоматическая проверка — не одно и то же. Даже точное сравнение голоса не делает всю систему неуязвимой. Надёжная защита учитывает источник сигнала, способ связи, дополнительные подтверждения и процедуру.</w:t>
-      </w:r>
-    </w:p>
-    <w:p>
-      <w:r>
-        <w:t>Это помогает избежать простой ошибки. «Это мой голос» — свойство сигнала. «Это я сейчас совершаю действие» — утверждение о личности и намерении. Между ними нужна связь.</w:t>
-      </w:r>
-    </w:p>
-    <w:p>
-      <w:r>
-        <w:t>Когда вы слышите знакомого человека по обычному звонку, эта связь обычно предполагается. Когда разговор внезапно ведёт к переводу денег, передаче кода, установке приложения, отправке документа или изменению реквизитов, предположение становится слишком дорогим.</w:t>
-      </w:r>
-    </w:p>
-    <w:p>
-      <w:pPr>
-        <w:pStyle w:val="InternalHeading"/>
-      </w:pPr>
-      <w:r>
-        <w:t>Почему вопрос «настоящий ли голос?» поставлен неудачно</w:t>
-      </w:r>
-    </w:p>
-    <w:p>
-      <w:r>
-        <w:t>Допустим, вам прислали голосовое сообщение. Вы слышите несколько странностей: непривычный ритм, слишком ровное дыхание, не тот ударный акцент. Что это значит?</w:t>
-      </w:r>
-    </w:p>
-    <w:p>
-      <w:r>
-        <w:t>Возможно, синтез.</w:t>
-      </w:r>
-    </w:p>
-    <w:p>
-      <w:r>
-        <w:t>А возможно, человек простужен, нервничает, записывал сообщение в машине, микрофон подавил шум, мессенджер пережал звук, запись несколько раз пересылали.</w:t>
-      </w:r>
-    </w:p>
-    <w:p>
-      <w:r>
-        <w:t>Теперь обратная ситуация. Всё звучит идеально.</w:t>
-      </w:r>
-    </w:p>
-    <w:p>
-      <w:r>
-        <w:t>Что это доказывает?</w:t>
-      </w:r>
-    </w:p>
-    <w:p>
-      <w:r>
-        <w:t>Только то, что очевидных для вас дефектов нет.</w:t>
-      </w:r>
-    </w:p>
-    <w:p>
-      <w:r>
-        <w:t xml:space="preserve">В обоих случаях акустическое угадывание — слабое основание для действия с высокой ценой ошибки. Подозрительный звук может быть полезным </w:t>
-      </w:r>
+        <w:t>Почему знакомый голос уже не удостоверение личности</w:t>
+      </w:r>
+    </w:p>
+    <w:p>
+      <w:r>
+        <w:t>Голос можно использовать в специальных системах распознавания. Но человеческое «я его узнаю» и формальная проверка — не одно и то же.</w:t>
+      </w:r>
+    </w:p>
+    <w:p>
+      <w:r>
+        <w:t>Даже очень точное сравнение голоса не отвечает на все вопросы сразу.</w:t>
+      </w:r>
+    </w:p>
+    <w:p>
+      <w:r>
+        <w:t>Кто говорит?</w:t>
+      </w:r>
+    </w:p>
+    <w:p>
+      <w:r>
+        <w:t>Кто контролирует этот звонок?</w:t>
+      </w:r>
+    </w:p>
+    <w:p>
+      <w:r>
+        <w:t>Почему человек просит именно это?</w:t>
+      </w:r>
+    </w:p>
+    <w:p>
+      <w:r>
+        <w:t>И действительно ли он имеет право просить об этом таким способом?</w:t>
+      </w:r>
+    </w:p>
+    <w:p>
+      <w:r>
+        <w:t>Полезно не путать два утверждения:</w:t>
+      </w:r>
+    </w:p>
+    <w:p>
       <w:r>
         <w:rPr>
           <w:b/>
           <w:i w:val="0"/>
         </w:rPr>
-        <w:t>сигналом остановиться</w:t>
-      </w:r>
-      <w:r>
-        <w:t xml:space="preserve">, но убедительный звук не должен становиться </w:t>
-      </w:r>
+        <w:t>«Это похоже на мой голос»</w:t>
+      </w:r>
+    </w:p>
+    <w:p>
+      <w:r>
+        <w:t>и</w:t>
+      </w:r>
+    </w:p>
+    <w:p>
       <w:r>
         <w:rPr>
           <w:b/>
           <w:i w:val="0"/>
         </w:rPr>
-        <w:t>разрешением действовать</w:t>
-      </w:r>
-      <w:r>
-        <w:t>.</w:t>
-      </w:r>
-    </w:p>
-    <w:p>
-      <w:r>
-        <w:t>Это асимметрия, которую стоит запомнить.</w:t>
-      </w:r>
-    </w:p>
-    <w:p>
-      <w:r>
-        <w:t>Странность повышает подозрение. Отсутствие странности не обнуляет риск.</w:t>
+        <w:t>«Это я сейчас сознательно совершаю это действие».</w:t>
+      </w:r>
+    </w:p>
+    <w:p>
+      <w:r>
+        <w:t>В обычном разговоре между ними почти всегда можно поставить знак равенства.</w:t>
+      </w:r>
+    </w:p>
+    <w:p>
+      <w:r>
+        <w:t>Когда речь внезапно идёт о переводе денег, коде, приложении, документах или новых реквизитах, такое равенство становится слишком дорогим предположением.</w:t>
       </w:r>
     </w:p>
     <w:p>
@@ -523,32 +582,115 @@
         <w:pStyle w:val="InternalHeading"/>
       </w:pPr>
       <w:r>
+        <w:t>Почему вопрос «настоящий ли голос?» не очень полезен</w:t>
+      </w:r>
+    </w:p>
+    <w:p>
+      <w:r>
+        <w:t>Допустим, голосовое сообщение звучит странно.</w:t>
+      </w:r>
+    </w:p>
+    <w:p>
+      <w:r>
+        <w:t>Ритм непривычный.</w:t>
+      </w:r>
+    </w:p>
+    <w:p>
+      <w:r>
+        <w:t>Дыхание слишком ровное.</w:t>
+      </w:r>
+    </w:p>
+    <w:p>
+      <w:r>
+        <w:t>Ударение не то.</w:t>
+      </w:r>
+    </w:p>
+    <w:p>
+      <w:r>
+        <w:t>Возможно, это синтез.</w:t>
+      </w:r>
+    </w:p>
+    <w:p>
+      <w:r>
+        <w:t>А возможно, человек простужен, нервничает, записывал сообщение в машине, микрофон подавил шум, а мессенджер несколько раз пережал файл.</w:t>
+      </w:r>
+    </w:p>
+    <w:p>
+      <w:r>
+        <w:t>Теперь обратная ситуация.</w:t>
+      </w:r>
+    </w:p>
+    <w:p>
+      <w:r>
+        <w:t>Всё звучит идеально.</w:t>
+      </w:r>
+    </w:p>
+    <w:p>
+      <w:r>
+        <w:t>Что это доказывает?</w:t>
+      </w:r>
+    </w:p>
+    <w:p>
+      <w:r>
+        <w:t>Только то, что вы не заметили странностей.</w:t>
+      </w:r>
+    </w:p>
+    <w:p>
+      <w:r>
+        <w:t>Вот и вся асимметрия.</w:t>
+      </w:r>
+    </w:p>
+    <w:p>
+      <w:r>
+        <w:t>Необычный звук — хороший повод остановиться.</w:t>
+      </w:r>
+    </w:p>
+    <w:p>
+      <w:r>
+        <w:t>Идеальный звук — не разрешение действовать.</w:t>
+      </w:r>
+    </w:p>
+    <w:p>
+      <w:pPr>
+        <w:pStyle w:val="InternalHeading"/>
+      </w:pPr>
+      <w:r>
         <w:t>Начальник тоже имеет голос</w:t>
       </w:r>
     </w:p>
     <w:p>
       <w:r>
-        <w:t>Семейная история кажется естественным примером, потому что голос родственника вызывает сильную эмоцию. В бизнесе работает другой рычаг — статус.</w:t>
-      </w:r>
-    </w:p>
-    <w:p>
-      <w:r>
-        <w:t>Распоряжение руководителя часто обладает собственным ускорителем. Особенно если оно звучит конфиденциально: сделка, срочная оплата, закрытие вопроса до конца дня, изменение реквизитов поставщика. Сотрудник может испытывать не страх за близкого, а страх задержать важный процесс или показаться недоверчивым.</w:t>
-      </w:r>
-    </w:p>
-    <w:p>
-      <w:r>
-        <w:t>Голос здесь снова решает старую задачу: снимает сомнение в авторстве.</w:t>
-      </w:r>
-    </w:p>
-    <w:p>
-      <w:r>
-        <w:t>«Я сам слышал директора» раньше звучало как аргумент в пользу подлинности поручения. Теперь это всего лишь одно свидетельство внутри более широкой процедуры.</w:t>
-      </w:r>
-    </w:p>
-    <w:p>
-      <w:r>
-        <w:t>Если корпоративная безопасность держится на способности бухгалтерии распознавать начальника на слух, уязвимость заложена в самой системе — независимо от качества дипфейков.</w:t>
+        <w:t>В семье голос работает через привязанность.</w:t>
+      </w:r>
+    </w:p>
+    <w:p>
+      <w:r>
+        <w:t>В компании — через статус.</w:t>
+      </w:r>
+    </w:p>
+    <w:p>
+      <w:r>
+        <w:t>Распоряжение руководителя само по себе ускоряет человека. Особенно если звучат слова «срочно», «конфиденциально», «до конца дня» и «никому пока не говорите».</w:t>
+      </w:r>
+    </w:p>
+    <w:p>
+      <w:r>
+        <w:t>Здесь страх другой: не за близкого, а перед тем, что сотрудник задержит важное дело или покажется недоверчивым.</w:t>
+      </w:r>
+    </w:p>
+    <w:p>
+      <w:r>
+        <w:t>«Я сам слышал директора» ещё недавно звучало как весомый аргумент.</w:t>
+      </w:r>
+    </w:p>
+    <w:p>
+      <w:r>
+        <w:t>Теперь это просто одна часть общей картины.</w:t>
+      </w:r>
+    </w:p>
+    <w:p>
+      <w:r>
+        <w:t>Если бухгалтер должен по интонации определить, действительно ли начальник просит перевести крупную сумму, проблема уже не только в качестве дипфейка. Проблема в том, что слишком важное решение повесили на один человеческий слух.</w:t>
       </w:r>
     </w:p>
     <w:p>
@@ -556,32 +698,42 @@
         <w:pStyle w:val="InternalHeading"/>
       </w:pPr>
       <w:r>
-        <w:t>Полезная технология, опасное использование</w:t>
-      </w:r>
-    </w:p>
-    <w:p>
-      <w:r>
-        <w:t>Здесь легко сделать ошибку противоположного рода и объявить синтез голоса токсичным по определению.</w:t>
-      </w:r>
-    </w:p>
-    <w:p>
-      <w:r>
-        <w:t>Это было бы и неверно, и интеллектуально лениво.</w:t>
-      </w:r>
-    </w:p>
-    <w:p>
-      <w:r>
-        <w:t>Синтез речи способен возвращать возможность коммуникации людям, которые потеряли естественный голос. Он применяется в доступности, локализации, творческих проектах, образовании, производстве контента. Один и тот же класс технологии может дать человеку цифровой голос по его согласию — или позволить другому человеку говорить этим голосом без согласия.</w:t>
-      </w:r>
-    </w:p>
-    <w:p>
-      <w:r>
-        <w:t>Разница не в «страшной нейросети». Разница в праве, намерении, контексте и способе использования.</w:t>
-      </w:r>
-    </w:p>
-    <w:p>
-      <w:r>
-        <w:t>Это принципиально. Если мы свалим легальный синтез, художественную обработку, пародию, доступность и выдачу себя за другого человека в один мешок, мы ничего не поймём — и не построим хорошую защиту.</w:t>
+        <w:t>Синтетический голос сам по себе не зло</w:t>
+      </w:r>
+    </w:p>
+    <w:p>
+      <w:r>
+        <w:t>Здесь легко качнуться в другую крайность и объявить саму технологию токсичной.</w:t>
+      </w:r>
+    </w:p>
+    <w:p>
+      <w:r>
+        <w:t>Это было бы неверно.</w:t>
+      </w:r>
+    </w:p>
+    <w:p>
+      <w:r>
+        <w:t>Синтез речи помогает людям, которые потеряли естественный голос. Используется в доступности, локализации, образовании, творческих проектах, производстве контента.</w:t>
+      </w:r>
+    </w:p>
+    <w:p>
+      <w:r>
+        <w:t>Одна и та же технология может вернуть человеку возможность говорить своим цифровым голосом с его согласия — или позволить другому говорить этим голосом без согласия.</w:t>
+      </w:r>
+    </w:p>
+    <w:p>
+      <w:r>
+        <w:t>Разница не в «страшной нейросети».</w:t>
+      </w:r>
+    </w:p>
+    <w:p>
+      <w:r>
+        <w:t>Разница в праве, намерении и способе использования.</w:t>
+      </w:r>
+    </w:p>
+    <w:p>
+      <w:r>
+        <w:t>Если свалить законный синтез, художественную обработку, пародию и мошенничество в одну кучу, мы ничего не поймём.</w:t>
       </w:r>
     </w:p>
     <w:p>
@@ -589,17 +741,17 @@
         <w:pStyle w:val="InternalHeading"/>
       </w:pPr>
       <w:r>
-        <w:t>Что меняется дома сегодня вечером</w:t>
-      </w:r>
-    </w:p>
-    <w:p>
-      <w:r>
-        <w:t>Не требуется семейное совещание с протоколом на двадцать страниц.</w:t>
-      </w:r>
-    </w:p>
-    <w:p>
-      <w:r>
-        <w:t>Достаточно начать с одной договорённости:</w:t>
+        <w:t>Что можно изменить дома уже сегодня</w:t>
+      </w:r>
+    </w:p>
+    <w:p>
+      <w:r>
+        <w:t>Для этого не нужен семейный документ на двадцать страниц.</w:t>
+      </w:r>
+    </w:p>
+    <w:p>
+      <w:r>
+        <w:t>Достаточно одной договорённости:</w:t>
       </w:r>
     </w:p>
     <w:p>
@@ -608,34 +760,74 @@
           <w:b/>
           <w:i w:val="0"/>
         </w:rPr>
-        <w:t>просьба высокого риска подтверждается не голосом, а независимым контактом.</w:t>
-      </w:r>
-    </w:p>
-    <w:p>
-      <w:r>
-        <w:t>Если близкий просит крупную сумму, код, доступ или действие, которое трудно отменить, вы завершаете разговор и связываетесь с ним по известному вам каналу. Не по номеру, который продиктовал собеседник. Не через ссылку, которую он прислал «для проверки». По контакту, который существовал до этого сообщения.</w:t>
-      </w:r>
-    </w:p>
-    <w:p>
-      <w:r>
-        <w:t>Если человек недоступен, появляется второй маршрут: другой родственник, друг, коллега, организация, больница — в зависимости от истории. Сам факт недоступности не должен автоматически превращать подозрительный канал в достоверный.</w:t>
-      </w:r>
-    </w:p>
-    <w:p>
-      <w:r>
-        <w:t>Можно заранее договориться о семейной фразе. Но кодовое слово — не волшебный ключ. Его можно выдать, записать, увидеть в переписке. Пусть оно будет дополнительным сигналом, а не единственной дверью.</w:t>
-      </w:r>
-    </w:p>
-    <w:p>
-      <w:r>
-        <w:t xml:space="preserve">Главная защита — </w:t>
+        <w:t>если от имени близкого неожиданно просят крупную сумму, код, доступ или другое трудно отменяемое действие, знакомого голоса недостаточно.</w:t>
+      </w:r>
+    </w:p>
+    <w:p>
+      <w:r>
+        <w:t>Закончите разговор.</w:t>
+      </w:r>
+    </w:p>
+    <w:p>
+      <w:r>
+        <w:t>Позвоните сами по номеру, которым пользовались раньше.</w:t>
+      </w:r>
+    </w:p>
+    <w:p>
+      <w:r>
+        <w:t>Не по тому, который только что продиктовали.</w:t>
+      </w:r>
+    </w:p>
+    <w:p>
+      <w:r>
+        <w:t>Не по ссылке «для проверки».</w:t>
+      </w:r>
+    </w:p>
+    <w:p>
+      <w:r>
+        <w:t>По знакомому контакту, существовавшему до этой истории.</w:t>
+      </w:r>
+    </w:p>
+    <w:p>
+      <w:r>
+        <w:t>Если человек не отвечает, позвоните другому родственнику, другу, коллеге, в больницу или организацию — смотря что вам рассказали.</w:t>
+      </w:r>
+    </w:p>
+    <w:p>
+      <w:r>
+        <w:t>Само отсутствие ответа не делает первоначальный звонок правдивым.</w:t>
+      </w:r>
+    </w:p>
+    <w:p>
+      <w:r>
+        <w:t>Можно заранее придумать семейную кодовую фразу. Это неплохая дополнительная подсказка.</w:t>
+      </w:r>
+    </w:p>
+    <w:p>
+      <w:r>
+        <w:t>Но не волшебный ключ.</w:t>
+      </w:r>
+    </w:p>
+    <w:p>
+      <w:r>
+        <w:t>Кодовое слово можно кому-то рассказать, написать в переписке или случайно раскрыть. Поэтому даже правильная фраза не должна отменять обратный звонок, когда речь идёт о серьёзных последствиях.</w:t>
+      </w:r>
+    </w:p>
+    <w:p>
+      <w:r>
+        <w:t>Главное — не сменить одно магическое доказательство на другое.</w:t>
+      </w:r>
+    </w:p>
+    <w:p>
+      <w:r>
+        <w:t xml:space="preserve">Главное — </w:t>
       </w:r>
       <w:r>
         <w:rPr>
           <w:b/>
           <w:i w:val="0"/>
         </w:rPr>
-        <w:t>смена канала</w:t>
+        <w:t>самому начать новый контакт</w:t>
       </w:r>
       <w:r>
         <w:t>.</w:t>
@@ -643,12 +835,12 @@
     </w:p>
     <w:p>
       <w:r>
-        <w:t>В обычной жизни мы можем по-прежнему радоваться знакомым голосам, верить интонациям, узнавать человека по одному смешку. Никакой необходимости превращать отношения в пограничный контроль нет.</w:t>
-      </w:r>
-    </w:p>
-    <w:p>
-      <w:r>
-        <w:t>Нужно только перестать заставлять голос выполнять работу, для которой он больше не годится.</w:t>
+        <w:t>В обычной жизни мы можем по-прежнему радоваться знакомым голосам, угадывать настроение по одному «алло», узнавать близкого в шуме и не превращать каждую беседу в проверку документов.</w:t>
+      </w:r>
+    </w:p>
+    <w:p>
+      <w:r>
+        <w:t>Просто у голоса теперь две разные роли.</w:t>
       </w:r>
     </w:p>
     <w:p>
@@ -668,7 +860,12 @@
     </w:p>
     <w:p>
       <w:r>
-        <w:t>Просто удостоверением личности он никогда не был. Теперь это стало заметно.</w:t>
+        <w:t>Просто удостоверением личности он никогда не был.</w:t>
+      </w:r>
+    </w:p>
+    <w:p>
+      <w:r>
+        <w:t>Теперь это стало заметно.</w:t>
       </w:r>
     </w:p>
     <w:p>
@@ -5666,7 +5863,22 @@
     </w:p>
     <w:p>
       <w:r>
-        <w:t>Не после тревожного звонка. Не в момент, когда мать слышит плач сына. Не когда подросток получает голосовое от «папы» с просьбой переслать код. Не когда дедушке звонят от имени внучки.</w:t>
+        <w:t>Не после тревожного звонка.</w:t>
+      </w:r>
+    </w:p>
+    <w:p>
+      <w:r>
+        <w:t>Не в минуту, когда мать слышит плач сына.</w:t>
+      </w:r>
+    </w:p>
+    <w:p>
+      <w:r>
+        <w:t>Не когда подростку приходит голосовое от «папы» с просьбой переслать код.</w:t>
+      </w:r>
+    </w:p>
+    <w:p>
+      <w:r>
+        <w:t>Не когда дедушке звонят от имени внучки.</w:t>
       </w:r>
     </w:p>
     <w:p>
@@ -5676,49 +5888,19 @@
     </w:p>
     <w:p>
       <w:r>
-        <w:t>Семейная безопасность редко проваливается из-за отсутствия сложной технологии. Чаще у семьи просто нет согласованных правил на случай необычной просьбы. Каждый импровизирует в состоянии, которое для импровизации подходит хуже всего.</w:t>
-      </w:r>
-    </w:p>
-    <w:p>
-      <w:pPr>
-        <w:pStyle w:val="InternalHeading"/>
-      </w:pPr>
-      <w:r>
-        <w:t>Разговор, который не должен звучать как лекция</w:t>
-      </w:r>
-    </w:p>
-    <w:p>
-      <w:r>
-        <w:t>С пожилыми родителями особенно легко ошибиться тоном.</w:t>
-      </w:r>
-    </w:p>
-    <w:p>
-      <w:r>
-        <w:t>«Вам теперь нельзя верить голосовым сообщениям» звучит как лишение самостоятельности.</w:t>
-      </w:r>
-    </w:p>
-    <w:p>
-      <w:r>
-        <w:t>«Мошенники охотятся на пенсионеров» — и неточно, и унизительно. Жертвами социальной инженерии становятся люди разных возрастов и с разным образованием. Более того, сама уверенность «я не из тех, кого можно обмануть» повышает риск не заметить собственную ошибку.</w:t>
-      </w:r>
-    </w:p>
-    <w:p>
-      <w:r>
-        <w:t>Нормальный разговор начинается иначе:</w:t>
-      </w:r>
-    </w:p>
-    <w:p>
+        <w:t xml:space="preserve">Семье редко не хватает сложной технологии. Гораздо чаще не хватает простой договорённости: </w:t>
+      </w:r>
       <w:r>
         <w:rPr>
           <w:b/>
           <w:i w:val="0"/>
         </w:rPr>
-        <w:t>«Появилась технология, которая может очень похоже воспроизводить мой голос. Давай договоримся, как мы оба будем проверять необычные просьбы — и я буду делать то же самое, если позвонишь ты».</w:t>
-      </w:r>
-    </w:p>
-    <w:p>
-      <w:r>
-        <w:t>Это не обучение слабого сильным. Это изменение семейного протокола для всех.</w:t>
+        <w:t>что мы будем делать, если знакомый голос однажды попросит о чём-то очень странном?</w:t>
+      </w:r>
+    </w:p>
+    <w:p>
+      <w:r>
+        <w:t>Пока такой договорённости нет, каждый импровизирует именно в тот момент, когда импровизировать труднее всего.</w:t>
       </w:r>
     </w:p>
     <w:p>
@@ -5726,52 +5908,46 @@
         <w:pStyle w:val="InternalHeading"/>
       </w:pPr>
       <w:r>
-        <w:t>Правило № 1: денежная экстренность не бывает секретной</w:t>
-      </w:r>
-    </w:p>
-    <w:p>
-      <w:r>
-        <w:t>Семья может договориться о жёстком принципе:</w:t>
-      </w:r>
-    </w:p>
-    <w:p>
-      <w:r>
-        <w:t xml:space="preserve">если кто-то якобы попал в беду и нужны деньги, </w:t>
-      </w:r>
+        <w:t>Этот разговор не должен звучать как лекция</w:t>
+      </w:r>
+    </w:p>
+    <w:p>
+      <w:r>
+        <w:t>С пожилыми родителями особенно легко ошибиться тоном.</w:t>
+      </w:r>
+    </w:p>
+    <w:p>
+      <w:r>
+        <w:t>«Вам теперь нельзя верить голосовым сообщениям» звучит как лишение самостоятельности.</w:t>
+      </w:r>
+    </w:p>
+    <w:p>
+      <w:r>
+        <w:t>«Мошенники охотятся на пенсионеров» — и неточно, и унизительно. На обмане теряют деньги люди разных возрастов, с разным образованием и опытом. Самоуверенность «меня-то точно не проведут» тоже не защищает.</w:t>
+      </w:r>
+    </w:p>
+    <w:p>
+      <w:r>
+        <w:t>Гораздо лучше начать иначе:</w:t>
+      </w:r>
+    </w:p>
+    <w:p>
       <w:r>
         <w:rPr>
           <w:b/>
           <w:i w:val="0"/>
         </w:rPr>
-        <w:t>запрет “никому не говори” не действует</w:t>
-      </w:r>
-      <w:r>
-        <w:t>.</w:t>
-      </w:r>
-    </w:p>
-    <w:p>
-      <w:r>
-        <w:t>Можно не рассказывать всей родне подробности. Можно сохранить достоинство человека. Но хотя бы один независимый контакт должен быть разрешён всегда.</w:t>
-      </w:r>
-    </w:p>
-    <w:p>
-      <w:r>
-        <w:t>Это важнее кодового слова.</w:t>
-      </w:r>
-    </w:p>
-    <w:p>
-      <w:r>
-        <w:t>Почему? Потому что в подозрительном разговоре могут появляться объяснения, почему обычная проверка якобы невозможна. Для семьи полезно заранее договориться: никакое объяснение внутри самого звонка не отменяет независимого контакта.</w:t>
-      </w:r>
-    </w:p>
-    <w:p>
-      <w:r>
-        <w:t>Семейное правило заранее обесценивает эту часть сценария.</w:t>
-      </w:r>
-    </w:p>
-    <w:p>
-      <w:r>
-        <w:t>«Если это действительно ты и ситуация действительно тяжёлая, ты знаешь: я всё равно проверю через другого человека».</w:t>
+        <w:t>«Сейчас мой голос можно довольно убедительно скопировать. Давай договоримся, как мы оба будем перепроверять необычные просьбы. И я буду делать то же самое, если позвонишь ты».</w:t>
+      </w:r>
+    </w:p>
+    <w:p>
+      <w:r>
+        <w:t>Здесь нет слабого и сильного.</w:t>
+      </w:r>
+    </w:p>
+    <w:p>
+      <w:r>
+        <w:t>Есть семья, которая меняет одно старое правило доверия для всех сразу.</w:t>
       </w:r>
     </w:p>
     <w:p>
@@ -5779,95 +5955,72 @@
         <w:pStyle w:val="InternalHeading"/>
       </w:pPr>
       <w:r>
-        <w:t>Правило № 2: у каждого есть резервный маршрут</w:t>
-      </w:r>
-    </w:p>
-    <w:p>
-      <w:r>
-        <w:t>Кого вы позовёте вторым?</w:t>
-      </w:r>
-    </w:p>
-    <w:p>
-      <w:r>
-        <w:t>В семьях этот вопрос обычно не обсуждается. А в кризисе человек начинает листать контакты и думать, кто что знает.</w:t>
-      </w:r>
-    </w:p>
-    <w:p>
-      <w:r>
-        <w:t>Лучше заранее иметь один-два резервных маршрута.</w:t>
-      </w:r>
-    </w:p>
-    <w:p>
-      <w:r>
-        <w:t>Для ребёнка — второй родитель, бабушка, крёстный, близкий семейный друг.</w:t>
-      </w:r>
-    </w:p>
-    <w:p>
-      <w:r>
-        <w:t>Для пожилого родителя — другой взрослый ребёнок, родственник, сосед, которому семья доверяет.</w:t>
-      </w:r>
-    </w:p>
-    <w:p>
-      <w:r>
-        <w:t>Для супругов — близкий человек, который знает контекст.</w:t>
-      </w:r>
-    </w:p>
-    <w:p>
-      <w:r>
-        <w:t>Речь не о том, чтобы создавать «службу безопасности семьи». Достаточно понимать, кто способен быстро проверить физическое местонахождение или реальное состояние человека.</w:t>
-      </w:r>
-    </w:p>
-    <w:p>
-      <w:pPr>
-        <w:pStyle w:val="InternalHeading"/>
-      </w:pPr>
-      <w:r>
-        <w:t>Правило № 3: известные каналы важнее новых</w:t>
-      </w:r>
-    </w:p>
-    <w:p>
-      <w:r>
-        <w:t>Если родственник внезапно пишет: «Старый номер не работает, теперь общаемся здесь», это не обязательно опасность. Люди меняют телефоны.</w:t>
-      </w:r>
-    </w:p>
-    <w:p>
-      <w:r>
-        <w:t xml:space="preserve">Но </w:t>
+        <w:t>Денежная беда не должна становиться семейной тайной</w:t>
+      </w:r>
+    </w:p>
+    <w:p>
+      <w:r>
+        <w:t>Можно заранее договориться о жёсткой вещи:</w:t>
+      </w:r>
+    </w:p>
+    <w:p>
+      <w:r>
+        <w:t xml:space="preserve">если кто-то якобы попал в беду и срочно нужны деньги, запрет </w:t>
       </w:r>
       <w:r>
         <w:rPr>
           <w:b/>
           <w:i w:val="0"/>
         </w:rPr>
-        <w:t>смена канала — событие, которое само требует подтверждения через старый контекст</w:t>
-      </w:r>
-      <w:r>
-        <w:t>.</w:t>
-      </w:r>
-    </w:p>
-    <w:p>
-      <w:r>
-        <w:t>Позвонить на прежний номер.</w:t>
-      </w:r>
-    </w:p>
-    <w:p>
-      <w:r>
-        <w:t>Спросить другого родственника.</w:t>
-      </w:r>
-    </w:p>
-    <w:p>
-      <w:r>
-        <w:t>Подтвердить при личной встрече.</w:t>
-      </w:r>
-    </w:p>
-    <w:p>
-      <w:r>
-        <w:t>После этого новый контакт становится известной точкой.</w:t>
-      </w:r>
-    </w:p>
-    <w:p>
-      <w:r>
-        <w:t>Главная ошибка — позволить новому каналу самому сертифицировать себя: «это мой новый номер, поверь сообщению с этого нового номера».</w:t>
+        <w:t>«никому не говори»</w:t>
+      </w:r>
+      <w:r>
+        <w:t xml:space="preserve"> перестаёт действовать.</w:t>
+      </w:r>
+    </w:p>
+    <w:p>
+      <w:r>
+        <w:t>Не нужно рассказывать всей родне подробности.</w:t>
+      </w:r>
+    </w:p>
+    <w:p>
+      <w:r>
+        <w:t>Не нужно нарушать достоинство человека.</w:t>
+      </w:r>
+    </w:p>
+    <w:p>
+      <w:r>
+        <w:t>Но позвонить хотя бы ещё одному близкому — всегда можно.</w:t>
+      </w:r>
+    </w:p>
+    <w:p>
+      <w:r>
+        <w:t>Это важнее любого кодового слова.</w:t>
+      </w:r>
+    </w:p>
+    <w:p>
+      <w:r>
+        <w:t>Потому что внутри тревожного разговора легко найти объяснение, почему обычный звонок невозможен: телефон сломан, человек в больнице, полиция запретила рассказывать, всё нужно решить немедленно.</w:t>
+      </w:r>
+    </w:p>
+    <w:p>
+      <w:r>
+        <w:t>Семейная договорённость снимает необходимость разбирать каждое такое объяснение.</w:t>
+      </w:r>
+    </w:p>
+    <w:p>
+      <w:r>
+        <w:t>«Если это действительно ты и тебе действительно плохо, ты знаешь: я всё равно попробую связаться ещё с кем-нибудь».</w:t>
+      </w:r>
+    </w:p>
+    <w:p>
+      <w:r>
+        <w:t>Настоящая беда от этого не становится менее настоящей.</w:t>
+      </w:r>
+    </w:p>
+    <w:p>
+      <w:r>
+        <w:t>А ложная история лишается права на полную изоляцию человека.</w:t>
       </w:r>
     </w:p>
     <w:p>
@@ -5875,95 +6028,62 @@
         <w:pStyle w:val="InternalHeading"/>
       </w:pPr>
       <w:r>
-        <w:t>Кодовое слово: да, но без магии</w:t>
-      </w:r>
-    </w:p>
-    <w:p>
-      <w:r>
-        <w:t>Семейный секрет может быть полезен. Особенно для короткой остановки в эмоциональном разговоре.</w:t>
-      </w:r>
-    </w:p>
-    <w:p>
-      <w:r>
-        <w:t>Но к нему нужно относиться как к одному дополнительному фактору.</w:t>
-      </w:r>
-    </w:p>
-    <w:p>
-      <w:r>
-        <w:t>Не использовать очевидные биографические сведения.</w:t>
-      </w:r>
-    </w:p>
-    <w:p>
-      <w:r>
-        <w:t>Не хранить слово в сообщении «Наш секретный пароль — ...» в том же чате, который потом может быть скомпрометирован.</w:t>
-      </w:r>
-    </w:p>
-    <w:p>
-      <w:r>
-        <w:t>Менять после подозрительного инцидента.</w:t>
-      </w:r>
-    </w:p>
-    <w:p>
-      <w:r>
-        <w:t>И, главное, не считать правильный ответ основанием для крупного перевода без других проверок.</w:t>
-      </w:r>
-    </w:p>
-    <w:p>
-      <w:r>
-        <w:t>Кодовая фраза хороша, когда она говорит: «остановись, это, вероятно, свой». Она хуже работает как единственный ключ к сейфу.</w:t>
-      </w:r>
-    </w:p>
-    <w:p>
-      <w:pPr>
-        <w:pStyle w:val="InternalHeading"/>
-      </w:pPr>
-      <w:r>
-        <w:t>Правило № 4: детям тоже могут писать взрослые «своим голосом»</w:t>
-      </w:r>
-    </w:p>
-    <w:p>
-      <w:r>
-        <w:t>Разговор о мошенничестве с дипфейками часто строится вокруг родителей, которых обманывают голосом ребёнка. Но направление может быть обратным.</w:t>
-      </w:r>
-    </w:p>
-    <w:p>
-      <w:r>
-        <w:t>Подростку может прийти голосовое от имени родителя с просьбой передать код, документ, платёжные данные или выполнить другое необычное цифровое либо финансовое действие.</w:t>
-      </w:r>
-    </w:p>
-    <w:p>
-      <w:r>
-        <w:t>У детей есть отдельная уязвимость: взрослый авторитет плюс страх получить наказание за задержку.</w:t>
-      </w:r>
-    </w:p>
-    <w:p>
-      <w:r>
-        <w:t xml:space="preserve">Здесь семейный протокол должен включать право ребёнка </w:t>
+        <w:t>Хорошо знать, кому звонить вторым</w:t>
+      </w:r>
+    </w:p>
+    <w:p>
+      <w:r>
+        <w:t>Кого вы наберёте, если сын не отвечает?</w:t>
+      </w:r>
+    </w:p>
+    <w:p>
+      <w:r>
+        <w:t>А если не отвечает пожилой отец?</w:t>
+      </w:r>
+    </w:p>
+    <w:p>
+      <w:r>
+        <w:t>А если супруг пишет с незнакомого номера?</w:t>
+      </w:r>
+    </w:p>
+    <w:p>
+      <w:r>
+        <w:t>Обычно семья начинает думать об этом уже в тревоге. Гораздо спокойнее знать ответ заранее.</w:t>
+      </w:r>
+    </w:p>
+    <w:p>
+      <w:r>
+        <w:t>Для ребёнка это может быть второй родитель, бабушка, крёстный, близкий семейный друг.</w:t>
+      </w:r>
+    </w:p>
+    <w:p>
+      <w:r>
+        <w:t>Для пожилого человека — другой взрослый ребёнок, родственник, сосед, которому семья доверяет.</w:t>
+      </w:r>
+    </w:p>
+    <w:p>
+      <w:r>
+        <w:t>Для супругов — человек, который знает обстоятельства и может быстро помочь понять, где находится близкий.</w:t>
+      </w:r>
+    </w:p>
+    <w:p>
+      <w:r>
+        <w:t>Не нужно создавать домашнюю службу безопасности.</w:t>
+      </w:r>
+    </w:p>
+    <w:p>
+      <w:r>
+        <w:t xml:space="preserve">Нужно только знать, </w:t>
       </w:r>
       <w:r>
         <w:rPr>
           <w:b/>
           <w:i w:val="0"/>
         </w:rPr>
-        <w:t>не выполнять необычное финансовое или цифровое распоряжение немедленно</w:t>
-      </w:r>
-      <w:r>
-        <w:t>, даже если оно звучит голосом родителя.</w:t>
-      </w:r>
-    </w:p>
-    <w:p>
-      <w:r>
-        <w:t>Фраза, которую полезно сказать ребёнку заранее:</w:t>
-      </w:r>
-    </w:p>
-    <w:p>
-      <w:r>
-        <w:t>«Если я когда-нибудь буду просить у тебя пароль, код или деньги и говорить, что нельзя мне перезванивать, сначала всё равно перезвони или свяжись с другим взрослым. Я не буду ругать тебя за проверку».</w:t>
-      </w:r>
-    </w:p>
-    <w:p>
-      <w:r>
-        <w:t>Это последнее предложение критично. Без него процедура конкурирует со страхом ослушаться.</w:t>
+        <w:t>кому ещё можно позвонить, когда один человек вдруг стал недоступен</w:t>
+      </w:r>
+      <w:r>
+        <w:t>.</w:t>
       </w:r>
     </w:p>
     <w:p>
@@ -5971,27 +6091,47 @@
         <w:pStyle w:val="InternalHeading"/>
       </w:pPr>
       <w:r>
-        <w:t>Правило № 5: не хранить семейную безопасность в одном человеке</w:t>
-      </w:r>
-    </w:p>
-    <w:p>
-      <w:r>
-        <w:t>Во многих семьях есть человек, на котором держится бытовая организация: он знает номера врачей, банковские контакты, страховки, документы, планы поездок и телефоны родственников.</w:t>
-      </w:r>
-    </w:p>
-    <w:p>
-      <w:r>
-        <w:t>Если именно ему приходит экстренный звонок, вокруг может не оказаться второго человека с достаточным контекстом.</w:t>
-      </w:r>
-    </w:p>
-    <w:p>
-      <w:r>
-        <w:t>Не нужно создавать секретное досье со всеми паролями. Но основные резервные контакты и порядок действий должны быть известны не одному члену семьи.</w:t>
-      </w:r>
-    </w:p>
-    <w:p>
-      <w:r>
-        <w:t>Система, которая существует только в голове одного человека, не является системой.</w:t>
+        <w:t>Новый номер сначала остаётся новым номером</w:t>
+      </w:r>
+    </w:p>
+    <w:p>
+      <w:r>
+        <w:t>Люди меняют телефоны. Теряют устройства. Переходят в другие мессенджеры.</w:t>
+      </w:r>
+    </w:p>
+    <w:p>
+      <w:r>
+        <w:t>Сообщение «это мой новый номер» само по себе вовсе не подозрительно.</w:t>
+      </w:r>
+    </w:p>
+    <w:p>
+      <w:r>
+        <w:t>Но если с нового номера сразу приходит важная просьба, есть простой выход: подтвердить перемену там, где человека знали раньше.</w:t>
+      </w:r>
+    </w:p>
+    <w:p>
+      <w:r>
+        <w:t>Позвонить на старый номер.</w:t>
+      </w:r>
+    </w:p>
+    <w:p>
+      <w:r>
+        <w:t>Спросить другого родственника.</w:t>
+      </w:r>
+    </w:p>
+    <w:p>
+      <w:r>
+        <w:t>Уточнить при личной встрече.</w:t>
+      </w:r>
+    </w:p>
+    <w:p>
+      <w:r>
+        <w:t>После этого новый контакт станет обычным знакомым контактом.</w:t>
+      </w:r>
+    </w:p>
+    <w:p>
+      <w:r>
+        <w:t>Проблема возникает только тогда, когда новое сообщение само себе выдаёт удостоверение: «Это мой новый номер, и доказательство — то, что я написал вам с нового номера».</w:t>
       </w:r>
     </w:p>
     <w:p>
@@ -5999,82 +6139,114 @@
         <w:pStyle w:val="InternalHeading"/>
       </w:pPr>
       <w:r>
-        <w:t>А если беда настоящая?</w:t>
-      </w:r>
-    </w:p>
-    <w:p>
-      <w:r>
-        <w:t>Это главный эмоциональный страх: проверка отнимет время, а близкий действительно нуждается в помощи.</w:t>
-      </w:r>
-    </w:p>
-    <w:p>
-      <w:r>
-        <w:t>Сценарий нужно рассмотреть честно.</w:t>
-      </w:r>
-    </w:p>
-    <w:p>
-      <w:r>
-        <w:t>Если сын реально попал в ДТП и звонит с чужого телефона, вы можете не дозвониться по его обычному номеру.</w:t>
-      </w:r>
-    </w:p>
-    <w:p>
-      <w:r>
-        <w:t>Если дочь потеряла смартфон, сохранённый контакт не поможет.</w:t>
-      </w:r>
-    </w:p>
-    <w:p>
-      <w:r>
-        <w:t>Если человек госпитализирован, он может говорить плохо и с незнакомого устройства.</w:t>
-      </w:r>
-    </w:p>
-    <w:p>
-      <w:r>
-        <w:t xml:space="preserve">Новая система доверия не должна мешать помощи. Она должна перенаправить помощь </w:t>
-      </w:r>
+        <w:t>Кодовое слово полезно, пока мы не делаем из него волшебство</w:t>
+      </w:r>
+    </w:p>
+    <w:p>
+      <w:r>
+        <w:t>Семейная секретная фраза — неплохая идея.</w:t>
+      </w:r>
+    </w:p>
+    <w:p>
+      <w:r>
+        <w:t>В тревожном разговоре она может дать те несколько секунд, которых не хватало, чтобы остановиться.</w:t>
+      </w:r>
+    </w:p>
+    <w:p>
+      <w:r>
+        <w:t>Лучше, если она не связана с датой рождения, именем питомца или другим легко угадываемым фактом.</w:t>
+      </w:r>
+    </w:p>
+    <w:p>
+      <w:r>
+        <w:t>Но кодовое слово остаётся обычным секретом.</w:t>
+      </w:r>
+    </w:p>
+    <w:p>
+      <w:r>
+        <w:t>Его можно однажды написать в переписке.</w:t>
+      </w:r>
+    </w:p>
+    <w:p>
+      <w:r>
+        <w:t>Сказать при знакомом.</w:t>
+      </w:r>
+    </w:p>
+    <w:p>
+      <w:r>
+        <w:t>Забыть, кому уже рассказывали.</w:t>
+      </w:r>
+    </w:p>
+    <w:p>
+      <w:r>
+        <w:t>Поэтому правильная фраза должна означать не «теперь можно переводить деньги», а скорее «это ещё один хороший признак, но я всё равно перепроверю серьёзную просьбу».</w:t>
+      </w:r>
+    </w:p>
+    <w:p>
+      <w:r>
+        <w:t>Один семейный секрет не должен быть ключом от всего семейного сейфа.</w:t>
+      </w:r>
+    </w:p>
+    <w:p>
+      <w:pPr>
+        <w:pStyle w:val="InternalHeading"/>
+      </w:pPr>
+      <w:r>
+        <w:t>Дети тоже имеют право не подчиниться голосу родителя сразу</w:t>
+      </w:r>
+    </w:p>
+    <w:p>
+      <w:r>
+        <w:t>О дипфейках часто говорят так, будто подделывать будут только голос ребёнка, чтобы обмануть родителей.</w:t>
+      </w:r>
+    </w:p>
+    <w:p>
+      <w:r>
+        <w:t>Но направление может быть обратным.</w:t>
+      </w:r>
+    </w:p>
+    <w:p>
+      <w:r>
+        <w:t>Подростку может прийти сообщение «от мамы» или голосовое «от папы» с просьбой назвать код, прислать фотографию документа, перевести деньги или установить приложение.</w:t>
+      </w:r>
+    </w:p>
+    <w:p>
+      <w:r>
+        <w:t>У ребёнка есть своя уязвимость: взрослый авторитет и страх получить наказание за задержку.</w:t>
+      </w:r>
+    </w:p>
+    <w:p>
+      <w:r>
+        <w:t>Поэтому ребёнку нужно заранее разрешить то, что в обычном воспитании звучит почти парадоксально:</w:t>
+      </w:r>
+    </w:p>
+    <w:p>
       <w:r>
         <w:rPr>
           <w:b/>
           <w:i w:val="0"/>
         </w:rPr>
-        <w:t>по независимому маршруту</w:t>
-      </w:r>
-      <w:r>
-        <w:t>.</w:t>
-      </w:r>
-    </w:p>
-    <w:p>
-      <w:r>
-        <w:t>Кто рядом с человеком?</w:t>
-      </w:r>
-    </w:p>
-    <w:p>
-      <w:r>
-        <w:t>Как называется больница?</w:t>
-      </w:r>
-    </w:p>
-    <w:p>
-      <w:r>
-        <w:t>Можно ли самостоятельно найти её официальный номер?</w:t>
-      </w:r>
-    </w:p>
-    <w:p>
-      <w:r>
-        <w:t>Есть ли другой участник события?</w:t>
-      </w:r>
-    </w:p>
-    <w:p>
-      <w:r>
-        <w:t>Можно ли сначала оплатить услугу напрямую организации, а не переводить деньги неизвестному человеку?</w:t>
-      </w:r>
-    </w:p>
-    <w:p>
-      <w:r>
-        <w:t>Можно ли вызвать помощь по официальному номеру?</w:t>
-      </w:r>
-    </w:p>
-    <w:p>
-      <w:r>
-        <w:t>В настоящей чрезвычайной ситуации проверка часто даёт больше полезной информации, чем слепое выполнение инструкции звонящего.</w:t>
+        <w:t>если просьба необычная и касается денег, паролей, кодов или документов, ты имеешь право сначала не послушаться и перезвонить.</w:t>
+      </w:r>
+    </w:p>
+    <w:p>
+      <w:r>
+        <w:t>Фраза родителя здесь важнее любой программы:</w:t>
+      </w:r>
+    </w:p>
+    <w:p>
+      <w:r>
+        <w:t>«Если когда-нибудь я буду просить у тебя код, пароль или деньги и говорить, что нельзя мне перезванивать, всё равно перезвони или свяжись с другим взрослым. Я не буду тебя ругать за проверку».</w:t>
+      </w:r>
+    </w:p>
+    <w:p>
+      <w:r>
+        <w:t>Без последнего предложения ребёнок будет выбирать между осторожностью и страхом ослушаться.</w:t>
+      </w:r>
+    </w:p>
+    <w:p>
+      <w:r>
+        <w:t>С ним — у него появляется право остановиться.</w:t>
       </w:r>
     </w:p>
     <w:p>
@@ -6082,26 +6254,158 @@
         <w:pStyle w:val="InternalHeading"/>
       </w:pPr>
       <w:r>
-        <w:t>Семейный протокол на одной странице</w:t>
-      </w:r>
-    </w:p>
-    <w:p>
-      <w:r>
-        <w:t>Его смысл не в красоте документа. Главное — чтобы правила были произнесены вслух и понятны всем.</w:t>
-      </w:r>
-    </w:p>
-    <w:p>
+        <w:t>Не стоит хранить всю семейную устойчивость в одном человеке</w:t>
+      </w:r>
+    </w:p>
+    <w:p>
+      <w:r>
+        <w:t>Во многих семьях есть тот, кто знает всё бытовое устройство жизни.</w:t>
+      </w:r>
+    </w:p>
+    <w:p>
+      <w:r>
+        <w:t>Номера врачей.</w:t>
+      </w:r>
+    </w:p>
+    <w:p>
+      <w:r>
+        <w:t>Контакты банка.</w:t>
+      </w:r>
+    </w:p>
+    <w:p>
+      <w:r>
+        <w:t>Страховки.</w:t>
+      </w:r>
+    </w:p>
+    <w:p>
+      <w:r>
+        <w:t>Документы.</w:t>
+      </w:r>
+    </w:p>
+    <w:p>
+      <w:r>
+        <w:t>Планы поездок.</w:t>
+      </w:r>
+    </w:p>
+    <w:p>
+      <w:r>
+        <w:t>Телефоны родственников.</w:t>
+      </w:r>
+    </w:p>
+    <w:p>
+      <w:r>
+        <w:t>Обычно это очень удобно — пока именно этому человеку не приходит тревожный звонок.</w:t>
+      </w:r>
+    </w:p>
+    <w:p>
+      <w:r>
+        <w:t>Не нужно делать общий архив паролей или семейное досье.</w:t>
+      </w:r>
+    </w:p>
+    <w:p>
+      <w:r>
+        <w:t>Но хорошо, если основные контакты и понимание, кому звонить в необычной ситуации, есть хотя бы ещё у одного человека.</w:t>
+      </w:r>
+    </w:p>
+    <w:p>
+      <w:r>
+        <w:t>То, что существует только в одной голове, исчезает как опора в тот момент, когда именно эта голова испугана.</w:t>
+      </w:r>
+    </w:p>
+    <w:p>
+      <w:pPr>
+        <w:pStyle w:val="InternalHeading"/>
+      </w:pPr>
+      <w:r>
+        <w:t>А если беда настоящая?</w:t>
+      </w:r>
+    </w:p>
+    <w:p>
+      <w:r>
+        <w:t>Это самый сильный страх перед перепроверкой: а вдруг мы потеряем время, когда близкому действительно нужна помощь?</w:t>
+      </w:r>
+    </w:p>
+    <w:p>
+      <w:r>
+        <w:t>Такое возможно, и притворяться иначе не стоит.</w:t>
+      </w:r>
+    </w:p>
+    <w:p>
+      <w:r>
+        <w:t>Сын может попасть в аварию и позвонить с чужого телефона.</w:t>
+      </w:r>
+    </w:p>
+    <w:p>
+      <w:r>
+        <w:t>Дочь может потерять смартфон.</w:t>
+      </w:r>
+    </w:p>
+    <w:p>
+      <w:r>
+        <w:t>Человек в больнице может говорить плохо и с незнакомого устройства.</w:t>
+      </w:r>
+    </w:p>
+    <w:p>
+      <w:r>
+        <w:t xml:space="preserve">Но перепроверка не должна мешать помощи. Она должна помочь направить помощь </w:t>
+      </w:r>
       <w:r>
         <w:rPr>
           <w:b/>
           <w:i w:val="0"/>
         </w:rPr>
-        <w:t>1. Что мы считаем высокорисковой просьбой</w:t>
-      </w:r>
-    </w:p>
-    <w:p>
-      <w:r>
-        <w:t>Крупный или необычный перевод; передача кода; пароля; документа; доступа; установка программы; просьба занять деньги у третьего лица; действие, которое нужно скрыть от семьи.</w:t>
+        <w:t>туда, где она действительно нужна</w:t>
+      </w:r>
+      <w:r>
+        <w:t>.</w:t>
+      </w:r>
+    </w:p>
+    <w:p>
+      <w:r>
+        <w:t>Как называется больница?</w:t>
+      </w:r>
+    </w:p>
+    <w:p>
+      <w:r>
+        <w:t>Можно ли самому найти её телефон?</w:t>
+      </w:r>
+    </w:p>
+    <w:p>
+      <w:r>
+        <w:t>Кто находится рядом с человеком?</w:t>
+      </w:r>
+    </w:p>
+    <w:p>
+      <w:r>
+        <w:t>Есть ли другой участник события?</w:t>
+      </w:r>
+    </w:p>
+    <w:p>
+      <w:r>
+        <w:t>Можно ли оплатить услугу напрямую организации, а не переводить деньги неизвестному человеку?</w:t>
+      </w:r>
+    </w:p>
+    <w:p>
+      <w:r>
+        <w:t>Можно ли вызвать помощь по официальному номеру?</w:t>
+      </w:r>
+    </w:p>
+    <w:p>
+      <w:r>
+        <w:t>В настоящей чрезвычайной ситуации такие вопросы часто дают больше полезной информации, чем слепое выполнение просьбы из звонка.</w:t>
+      </w:r>
+    </w:p>
+    <w:p>
+      <w:pPr>
+        <w:pStyle w:val="InternalHeading"/>
+      </w:pPr>
+      <w:r>
+        <w:t>Семь договорённостей, которые стоит произнести вслух</w:t>
+      </w:r>
+    </w:p>
+    <w:p>
+      <w:r>
+        <w:t>Не обязательно оформлять их документом и прикреплять к холодильнику. Важнее, чтобы все в семье понимали смысл.</w:t>
       </w:r>
     </w:p>
     <w:p>
@@ -6110,12 +6414,10 @@
           <w:b/>
           <w:i w:val="0"/>
         </w:rPr>
-        <w:t>2. Что делаем всегда</w:t>
-      </w:r>
-    </w:p>
-    <w:p>
-      <w:r>
-        <w:t>Завершаем подозрительный контакт и связываемся с человеком по известному ранее каналу.</w:t>
+        <w:t>Первое.</w:t>
+      </w:r>
+      <w:r>
+        <w:t xml:space="preserve"> Крупная или необычная просьба о деньгах, кодах, паролях, документах или установке программы не выполняется сразу.</w:t>
       </w:r>
     </w:p>
     <w:p>
@@ -6124,12 +6426,10 @@
           <w:b/>
           <w:i w:val="0"/>
         </w:rPr>
-        <w:t>3. Если человек недоступен</w:t>
-      </w:r>
-    </w:p>
-    <w:p>
-      <w:r>
-        <w:t>Связываемся с резервным родственником/другом и проверяем обстоятельства.</w:t>
+        <w:t>Второе.</w:t>
+      </w:r>
+      <w:r>
+        <w:t xml:space="preserve"> Мы сами перезваниваем человеку по знакомому номеру.</w:t>
       </w:r>
     </w:p>
     <w:p>
@@ -6138,12 +6438,10 @@
           <w:b/>
           <w:i w:val="0"/>
         </w:rPr>
-        <w:t>4. Секретность</w:t>
-      </w:r>
-    </w:p>
-    <w:p>
-      <w:r>
-        <w:t>Никакая «экстренная финансовая ситуация» не запрещает независимую проверку.</w:t>
+        <w:t>Третье.</w:t>
+      </w:r>
+      <w:r>
+        <w:t xml:space="preserve"> Если он недоступен, у нас есть ещё один близкий, которому можно позвонить.</w:t>
       </w:r>
     </w:p>
     <w:p>
@@ -6152,12 +6450,10 @@
           <w:b/>
           <w:i w:val="0"/>
         </w:rPr>
-        <w:t>5. Кодовая фраза</w:t>
-      </w:r>
-    </w:p>
-    <w:p>
-      <w:r>
-        <w:t>Может использоваться как дополнительный сигнал, но не отменяет проверку при дорогом действии.</w:t>
+        <w:t>Четвёртое.</w:t>
+      </w:r>
+      <w:r>
+        <w:t xml:space="preserve"> Слова «никому не говори» не запрещают перепроверить финансовую беду.</w:t>
       </w:r>
     </w:p>
     <w:p>
@@ -6166,12 +6462,10 @@
           <w:b/>
           <w:i w:val="0"/>
         </w:rPr>
-        <w:t>6. Право на ошибку</w:t>
-      </w:r>
-    </w:p>
-    <w:p>
-      <w:r>
-        <w:t>Никто не обижается на проверку и не высмеивает того, кто остановил настоящий перевод ради подтверждения.</w:t>
+        <w:t>Пятое.</w:t>
+      </w:r>
+      <w:r>
+        <w:t xml:space="preserve"> Кодовая фраза помогает, но не отменяет обратного звонка, когда цена ошибки велика.</w:t>
       </w:r>
     </w:p>
     <w:p>
@@ -6180,45 +6474,10 @@
           <w:b/>
           <w:i w:val="0"/>
         </w:rPr>
-        <w:t>7. После подозрительного контакта</w:t>
-      </w:r>
-    </w:p>
-    <w:p>
-      <w:r>
-        <w:t>Предупреждаем остальных членов семьи, потому что самозванец может попытаться связаться и с ними.</w:t>
-      </w:r>
-    </w:p>
-    <w:p>
-      <w:pPr>
-        <w:pStyle w:val="InternalHeading"/>
-      </w:pPr>
-      <w:r>
-        <w:t>Самое трудное — не придумать правило, а разрешить его соблюдать</w:t>
-      </w:r>
-    </w:p>
-    <w:p>
-      <w:r>
-        <w:t>Семейная культура часто сильнее инструкции.</w:t>
-      </w:r>
-    </w:p>
-    <w:p>
-      <w:r>
-        <w:t>Если мама каждый раз раздражается: «Ну ты же слышишь, что это я», сын перестанет проверять.</w:t>
-      </w:r>
-    </w:p>
-    <w:p>
-      <w:r>
-        <w:t>Если взрослые дети разговаривают с родителями как с людьми, которым «ничего нельзя объяснить», родители начнут скрывать сомнительные звонки, чтобы не чувствовать себя беспомощными.</w:t>
-      </w:r>
-    </w:p>
-    <w:p>
-      <w:r>
-        <w:t>Если после ложной тревоги вся семья смеётся над человеком, который перепроверил просьбу, в следующий раз он постарается выглядеть увереннее — и может промолчать.</w:t>
-      </w:r>
-    </w:p>
-    <w:p>
-      <w:r>
-        <w:t>Поэтому последняя часть семейной безопасности звучит непривычно мягко:</w:t>
+        <w:t>Шестое.</w:t>
+      </w:r>
+      <w:r>
+        <w:t xml:space="preserve"> Никто не обижается на проверку и не высмеивает того, кто остановил даже настоящую просьбу ради нескольких минут уверенности.</w:t>
       </w:r>
     </w:p>
     <w:p>
@@ -6227,42 +6486,48 @@
           <w:b/>
           <w:i w:val="0"/>
         </w:rPr>
-        <w:t>проверка должна быть социально разрешена.</w:t>
-      </w:r>
-    </w:p>
-    <w:p>
-      <w:r>
-        <w:t>Нам нужно сделать её скучной и нормальной.</w:t>
-      </w:r>
-    </w:p>
-    <w:p>
-      <w:r>
-        <w:t>«Перезвоню» — не выражение недоверия.</w:t>
-      </w:r>
-    </w:p>
-    <w:p>
-      <w:r>
-        <w:t>«Сначала спрошу сестру» — не паника.</w:t>
-      </w:r>
-    </w:p>
-    <w:p>
-      <w:r>
-        <w:t>«Я не перевожу по одному голосовому» — не паранойя.</w:t>
-      </w:r>
-    </w:p>
-    <w:p>
-      <w:r>
-        <w:t>Это новая бытовая гигиена.</w:t>
-      </w:r>
-    </w:p>
-    <w:p>
-      <w:r>
-        <w:t>Когда-то было странно, что банк никогда не просит назвать полный код карты. Теперь эту фразу знают миллионы людей.</w:t>
-      </w:r>
-    </w:p>
-    <w:p>
-      <w:r>
-        <w:t>Через некоторое время столь же обычной может стать другая:</w:t>
+        <w:t>Седьмое.</w:t>
+      </w:r>
+      <w:r>
+        <w:t xml:space="preserve"> Если кто-то уже пытался говорить от имени одного члена семьи, остальные должны об этом узнать.</w:t>
+      </w:r>
+    </w:p>
+    <w:p>
+      <w:r>
+        <w:t>Этого достаточно.</w:t>
+      </w:r>
+    </w:p>
+    <w:p>
+      <w:pPr>
+        <w:pStyle w:val="InternalHeading"/>
+      </w:pPr>
+      <w:r>
+        <w:t>Самое трудное правило — разрешить друг другу его соблюдать</w:t>
+      </w:r>
+    </w:p>
+    <w:p>
+      <w:r>
+        <w:t>Семейная культура сильнее любого списка.</w:t>
+      </w:r>
+    </w:p>
+    <w:p>
+      <w:r>
+        <w:t>Если мама каждый раз раздражается: «Ну ты же слышишь, что это я», сын очень быстро перестанет перезванивать.</w:t>
+      </w:r>
+    </w:p>
+    <w:p>
+      <w:r>
+        <w:t>Если взрослые дети разговаривают с родителями как с людьми, которым «уже ничего нельзя доверять», родители начнут скрывать сомнительные звонки, лишь бы не чувствовать себя беспомощными.</w:t>
+      </w:r>
+    </w:p>
+    <w:p>
+      <w:r>
+        <w:t>Если после ложной тревоги вся семья смеётся над тем, кто решил перепроверить просьбу, в следующий раз человек постарается выглядеть увереннее — и может промолчать.</w:t>
+      </w:r>
+    </w:p>
+    <w:p>
+      <w:r>
+        <w:t>Поэтому последняя семейная договорённость звучит почти мягче всех остальных:</w:t>
       </w:r>
     </w:p>
     <w:p>
@@ -6271,12 +6536,46 @@
           <w:b/>
           <w:i w:val="0"/>
         </w:rPr>
-        <w:t>«Если просьба серьёзная, я тебе перезвоню сам».</w:t>
-      </w:r>
-    </w:p>
-    <w:p>
-      <w:r>
-        <w:t>И именно потому, что мы любим людей и узнаём их голоса мгновенно, договориться об этом лучше заранее.</w:t>
+        <w:t>проверять — не стыдно.</w:t>
+      </w:r>
+    </w:p>
+    <w:p>
+      <w:r>
+        <w:t>«Я тебе перезвоню» — не недоверие.</w:t>
+      </w:r>
+    </w:p>
+    <w:p>
+      <w:r>
+        <w:t>«Сначала спрошу сестру» — не паника.</w:t>
+      </w:r>
+    </w:p>
+    <w:p>
+      <w:r>
+        <w:t>«Я не перевожу деньги по одному голосовому» — не паранойя.</w:t>
+      </w:r>
+    </w:p>
+    <w:p>
+      <w:r>
+        <w:t>Это такая же бытовая привычка, как не сообщать код из СМС незнакомцу.</w:t>
+      </w:r>
+    </w:p>
+    <w:p>
+      <w:r>
+        <w:t>Когда-то и эта фраза звучала непривычно. Теперь её знают миллионы людей.</w:t>
+      </w:r>
+    </w:p>
+    <w:p>
+      <w:r>
+        <w:t>Вполне возможно, что скоро столь же обычной станет другая:</w:t>
+      </w:r>
+    </w:p>
+    <w:p>
+      <w:r>
+        <w:rPr>
+          <w:b/>
+          <w:i w:val="0"/>
+        </w:rPr>
+        <w:t>«Если просьба серьёзная, я тебе перезвоню».</w:t>
       </w:r>
     </w:p>
     <w:p>

--- a/ne-ver-golosu/dist/ne-ver-golosu-litres.docx
+++ b/ne-ver-golosu/dist/ne-ver-golosu-litres.docx
@@ -10680,7 +10680,7 @@
     </w:p>
     <w:p>
       <w:r>
-        <w:t>Но аккаунт и автор оказались разными сущностями.</w:t>
+        <w:t>Но аккаунт и автор оказались не одним и тем же.</w:t>
       </w:r>
     </w:p>
     <w:p>
@@ -10690,42 +10690,47 @@
     </w:p>
     <w:p>
       <w:r>
-        <w:t>Но изображение документа перестало гарантировать существование документа.</w:t>
-      </w:r>
-    </w:p>
-    <w:p>
-      <w:r>
-        <w:t>Можно смотреть на эту последовательность как на разрушение мира. Или как на запоздалое уточнение того, что наши органы чувств всегда умели — и чего никогда не обещали.</w:t>
-      </w:r>
-    </w:p>
-    <w:p>
-      <w:r>
-        <w:t>Уши распознают голос.</w:t>
-      </w:r>
-    </w:p>
-    <w:p>
-      <w:r>
-        <w:t>Глаза распознают лицо.</w:t>
-      </w:r>
-    </w:p>
-    <w:p>
-      <w:r>
-        <w:t>Память узнаёт стиль.</w:t>
-      </w:r>
-    </w:p>
-    <w:p>
-      <w:r>
-        <w:t>Ни один из этих инструментов не был создан природой для формального подтверждения полномочий на банковский перевод.</w:t>
-      </w:r>
-    </w:p>
-    <w:p>
-      <w:r>
-        <w:t>Просто долгое время имитация стоила достаточно дорого, чтобы бытовое узнавание почти всегда совпадало с личностью источника.</w:t>
-      </w:r>
-    </w:p>
-    <w:p>
-      <w:r>
-        <w:t>Теперь это совпадение больше нельзя считать гарантированным там, где ошибка дорого стоит.</w:t>
+        <w:t>Но изображение документа перестало гарантировать существование самого документа.</w:t>
+      </w:r>
+    </w:p>
+    <w:p>
+      <w:r>
+        <w:t>На всё это можно смотреть как на разрушение привычного мира.</w:t>
+      </w:r>
+    </w:p>
+    <w:p>
+      <w:r>
+        <w:t>А можно — как на запоздалое уточнение того, что наши органы чувств всегда умели и чего никогда не обещали.</w:t>
+      </w:r>
+    </w:p>
+    <w:p>
+      <w:r>
+        <w:t>Уши узнают голос.</w:t>
+      </w:r>
+    </w:p>
+    <w:p>
+      <w:r>
+        <w:t>Глаза — лицо.</w:t>
+      </w:r>
+    </w:p>
+    <w:p>
+      <w:r>
+        <w:t>Память — стиль.</w:t>
+      </w:r>
+    </w:p>
+    <w:p>
+      <w:r>
+        <w:t>Ни слух, ни зрение, ни память не были созданы для того, чтобы решать, имеет ли человек право распоряжаться вашими деньгами или данными.</w:t>
+      </w:r>
+    </w:p>
+    <w:p>
+      <w:r>
+        <w:t>Просто долгое время хорошая имитация стоила дорого, и бытовое узнавание почти всегда совпадало с реальным человеком.</w:t>
+      </w:r>
+    </w:p>
+    <w:p>
+      <w:r>
+        <w:t>Теперь на этом совпадении опасно строить решения, цена ошибки в которых слишком высока.</w:t>
       </w:r>
     </w:p>
     <w:p>
@@ -10733,12 +10738,17 @@
         <w:pStyle w:val="InternalHeading"/>
       </w:pPr>
       <w:r>
-        <w:t>Что мы на самом деле поменяли</w:t>
-      </w:r>
-    </w:p>
-    <w:p>
-      <w:r>
-        <w:t>Для защиты не понадобилось учиться определять процент синтетичности видео.</w:t>
+        <w:t>Что изменилось на самом деле</w:t>
+      </w:r>
+    </w:p>
+    <w:p>
+      <w:r>
+        <w:t>Нам не пришлось учиться определять процент «синтетичности» видео.</w:t>
+      </w:r>
+    </w:p>
+    <w:p>
+      <w:r>
+        <w:t>Не пришлось запоминать список странных морганий и неправильных теней.</w:t>
       </w:r>
     </w:p>
     <w:p>
@@ -10748,37 +10758,37 @@
     </w:p>
     <w:p>
       <w:r>
-        <w:t>Отделили сообщение от отправителя.</w:t>
-      </w:r>
-    </w:p>
-    <w:p>
-      <w:r>
-        <w:t>Отправителя — от его полномочий.</w:t>
-      </w:r>
-    </w:p>
-    <w:p>
-      <w:r>
-        <w:t>Полномочия — от допустимости конкретного действия.</w:t>
-      </w:r>
-    </w:p>
-    <w:p>
-      <w:r>
-        <w:t>Узнавание — от подтверждения личности.</w:t>
-      </w:r>
-    </w:p>
-    <w:p>
-      <w:r>
-        <w:t>Происхождение файла — от истинности содержания.</w:t>
-      </w:r>
-    </w:p>
-    <w:p>
-      <w:r>
-        <w:t>Подозрение — от процедуры.</w:t>
-      </w:r>
-    </w:p>
-    <w:p>
-      <w:r>
-        <w:t>Это менее эффектно, чем набор секретных признаков дипфейка. Зато работает и тогда, когда подделка становится лучше.</w:t>
+        <w:t>Отделили сообщение от человека, который якобы его прислал.</w:t>
+      </w:r>
+    </w:p>
+    <w:p>
+      <w:r>
+        <w:t>Самого человека — от права просить именно это.</w:t>
+      </w:r>
+    </w:p>
+    <w:p>
+      <w:r>
+        <w:t>Подлинность файла — от правды того, что в нём сказано.</w:t>
+      </w:r>
+    </w:p>
+    <w:p>
+      <w:r>
+        <w:t>Узнавание — от уверенности, достаточной для серьёзного решения.</w:t>
+      </w:r>
+    </w:p>
+    <w:p>
+      <w:r>
+        <w:t>И, пожалуй, самое важное: перестали считать собственное впечатление последней инстанцией.</w:t>
+      </w:r>
+    </w:p>
+    <w:p>
+      <w:r>
+        <w:t>Это гораздо менее эффектно, чем секретный набор признаков дипфейка.</w:t>
+      </w:r>
+    </w:p>
+    <w:p>
+      <w:r>
+        <w:t>Зато не устаревает вместе со следующей версией нейросети.</w:t>
       </w:r>
     </w:p>
     <w:p>
@@ -10791,7 +10801,7 @@
     </w:p>
     <w:p>
       <w:r>
-        <w:t>Легко начать прислушиваться к каждому голосовому сообщению и искать металлическую ноту.</w:t>
+        <w:t>После такой книги легко начать вслушиваться в каждое голосовое сообщение и искать металлическую ноту.</w:t>
       </w:r>
     </w:p>
     <w:p>
@@ -10801,34 +10811,39 @@
     </w:p>
     <w:p>
       <w:r>
-        <w:t>Вы можете по-прежнему узнавать близких по одному «привет».</w:t>
-      </w:r>
-    </w:p>
-    <w:p>
-      <w:r>
-        <w:t>Можете верить видеозвонку коллеги, когда обсуждаете обычную работу.</w:t>
-      </w:r>
-    </w:p>
-    <w:p>
-      <w:r>
-        <w:t>Можете принимать скриншот как удобный способ показать, что произошло на экране.</w:t>
-      </w:r>
-    </w:p>
-    <w:p>
-      <w:r>
-        <w:t>Можете жить в интернете, публиковать фотографии, разговаривать, записывать видео.</w:t>
-      </w:r>
-    </w:p>
-    <w:p>
-      <w:r>
-        <w:t xml:space="preserve">Новая безопасность не требует отменить человеческую спонтанность. Она требует добавить </w:t>
+        <w:t>Можно по-прежнему узнавать близкого по одному «привет».</w:t>
+      </w:r>
+    </w:p>
+    <w:p>
+      <w:r>
+        <w:t>Можно верить видеозвонку коллеги, когда вы обсуждаете обычную работу.</w:t>
+      </w:r>
+    </w:p>
+    <w:p>
+      <w:r>
+        <w:t>Можно пользоваться скриншотами, фотографиями, сообщениями, видео.</w:t>
+      </w:r>
+    </w:p>
+    <w:p>
+      <w:r>
+        <w:t>Можно жить в интернете, не превращая каждое общение в допрос.</w:t>
+      </w:r>
+    </w:p>
+    <w:p>
+      <w:r>
+        <w:t>Новая осторожность начинается не повсюду, а в определённый момент — когда просьба становится дорогой, необычной или трудно отменяемой.</w:t>
+      </w:r>
+    </w:p>
+    <w:p>
+      <w:r>
+        <w:t xml:space="preserve">И тогда к привычному доверию добавляется ещё одно действие: </w:t>
       </w:r>
       <w:r>
         <w:rPr>
           <w:b/>
           <w:i w:val="0"/>
         </w:rPr>
-        <w:t>порог</w:t>
+        <w:t>перепроверить самому</w:t>
       </w:r>
       <w:r>
         <w:t>.</w:t>
@@ -10836,12 +10851,12 @@
     </w:p>
     <w:p>
       <w:r>
-        <w:t>Когда просьба становится дорогой, необычной или необратимой, появляется независимая проверка.</w:t>
-      </w:r>
-    </w:p>
-    <w:p>
-      <w:r>
-        <w:t>Не раньше. Но обязательно тогда.</w:t>
+        <w:t>Не раньше.</w:t>
+      </w:r>
+    </w:p>
+    <w:p>
+      <w:r>
+        <w:t>Но обязательно тогда.</w:t>
       </w:r>
     </w:p>
     <w:p>
@@ -10849,52 +10864,47 @@
         <w:pStyle w:val="InternalHeading"/>
       </w:pPr>
       <w:r>
-        <w:t>Самая сильная защита не выглядит героически</w:t>
-      </w:r>
-    </w:p>
-    <w:p>
-      <w:r>
-        <w:t>Она выглядит примерно так:</w:t>
-      </w:r>
-    </w:p>
-    <w:p>
-      <w:r>
-        <w:t>«Перезвоню».</w:t>
-      </w:r>
-    </w:p>
-    <w:p>
-      <w:r>
-        <w:t>«Проверю в приложении».</w:t>
-      </w:r>
-    </w:p>
-    <w:p>
-      <w:r>
-        <w:t>«Изменение реквизитов подтверждаем отдельно».</w:t>
-      </w:r>
-    </w:p>
-    <w:p>
-      <w:r>
-        <w:t>«Для такого платежа нужен второй человек».</w:t>
-      </w:r>
-    </w:p>
-    <w:p>
-      <w:r>
-        <w:t>«Я не передаю код, даже если просишь ты».</w:t>
-      </w:r>
-    </w:p>
-    <w:p>
-      <w:r>
-        <w:t>«Покажи исходный источник».</w:t>
-      </w:r>
-    </w:p>
-    <w:p>
-      <w:r>
-        <w:t>«Кто подписал этот материал и где оригинал?»</w:t>
-      </w:r>
-    </w:p>
-    <w:p>
-      <w:r>
-        <w:t>«Я сохраню публикацию и сначала зафиксирую доказательства».</w:t>
+        <w:t>Самая сильная защита выглядит скучно</w:t>
+      </w:r>
+    </w:p>
+    <w:p>
+      <w:r>
+        <w:t>Она звучит примерно так:</w:t>
+      </w:r>
+    </w:p>
+    <w:p>
+      <w:r>
+        <w:t>«Я тебе перезвоню».</w:t>
+      </w:r>
+    </w:p>
+    <w:p>
+      <w:r>
+        <w:t>«Открою приложение сам».</w:t>
+      </w:r>
+    </w:p>
+    <w:p>
+      <w:r>
+        <w:t>«Новые реквизиты сначала проверим».</w:t>
+      </w:r>
+    </w:p>
+    <w:p>
+      <w:r>
+        <w:t>«Для такого платежа попрошу ещё одного человека посмотреть».</w:t>
+      </w:r>
+    </w:p>
+    <w:p>
+      <w:r>
+        <w:t>«Код я никому не называю».</w:t>
+      </w:r>
+    </w:p>
+    <w:p>
+      <w:r>
+        <w:t>«Покажи, откуда это видео».</w:t>
+      </w:r>
+    </w:p>
+    <w:p>
+      <w:r>
+        <w:t>«Давайте найдём исходную публикацию».</w:t>
       </w:r>
     </w:p>
     <w:p>
@@ -10904,12 +10914,12 @@
     </w:p>
     <w:p>
       <w:r>
-        <w:t>Хорошая процедура почти оскорбительно проста по сравнению со сложностью современных подделок.</w:t>
-      </w:r>
-    </w:p>
-    <w:p>
-      <w:r>
-        <w:t>В этом её сила.</w:t>
+        <w:t>Самые надёжные действия почти оскорбительно просты по сравнению со сложностью современных подделок.</w:t>
+      </w:r>
+    </w:p>
+    <w:p>
+      <w:r>
+        <w:t>В этом и есть их сила.</w:t>
       </w:r>
     </w:p>
     <w:p>
@@ -10917,52 +10927,57 @@
         <w:pStyle w:val="InternalHeading"/>
       </w:pPr>
       <w:r>
-        <w:t>Доверие не обязано быть слепым, чтобы оставаться доверием</w:t>
-      </w:r>
-    </w:p>
-    <w:p>
-      <w:r>
-        <w:t>Иногда нам кажется, что проверка уничтожает человеческие отношения.</w:t>
-      </w:r>
-    </w:p>
-    <w:p>
-      <w:r>
-        <w:t>Если я перезваниваю сыну, значит, сомневаюсь в нём.</w:t>
-      </w:r>
-    </w:p>
-    <w:p>
-      <w:r>
-        <w:t>Если бухгалтер просит второе подтверждение директора, значит, не уважает его слово.</w:t>
-      </w:r>
-    </w:p>
-    <w:p>
-      <w:r>
-        <w:t>Если журналист проверяет происхождение видео, значит, «ничему не верит».</w:t>
-      </w:r>
-    </w:p>
-    <w:p>
-      <w:r>
-        <w:t>Но зрелое доверие как раз допускает проверку там, где цена ошибки высока.</w:t>
-      </w:r>
-    </w:p>
-    <w:p>
-      <w:r>
-        <w:t>Мы проверяем назначение лекарства не потому, что ненавидим врачей.</w:t>
-      </w:r>
-    </w:p>
-    <w:p>
-      <w:r>
-        <w:t>Пересчитываем крупную сумму не потому, что подозреваем кассира.</w:t>
-      </w:r>
-    </w:p>
-    <w:p>
-      <w:r>
-        <w:t>Читаем договор перед подписью не потому, что считаем партнёра преступником.</w:t>
-      </w:r>
-    </w:p>
-    <w:p>
-      <w:r>
-        <w:t>Процедура защищает отношения от необходимости каждый раз превращать доверие в личный экзамен.</w:t>
+        <w:t>Проверка не уничтожает доверие</w:t>
+      </w:r>
+    </w:p>
+    <w:p>
+      <w:r>
+        <w:t>Иногда кажется, что перепроверять близкого — значит сомневаться в нём.</w:t>
+      </w:r>
+    </w:p>
+    <w:p>
+      <w:r>
+        <w:t>Если я перезваниваю сыну, значит, не верю сыну.</w:t>
+      </w:r>
+    </w:p>
+    <w:p>
+      <w:r>
+        <w:t>Если бухгалтер уточняет распоряжение директора, значит, не уважает директора.</w:t>
+      </w:r>
+    </w:p>
+    <w:p>
+      <w:r>
+        <w:t>Если журналист ищет первоисточник видео, значит, «ничему не верит».</w:t>
+      </w:r>
+    </w:p>
+    <w:p>
+      <w:r>
+        <w:t>Но взрослое доверие вполне выдерживает проверку там, где ошибка дорого стоит.</w:t>
+      </w:r>
+    </w:p>
+    <w:p>
+      <w:r>
+        <w:t>Мы уточняем назначение лекарства не потому, что ненавидим врачей.</w:t>
+      </w:r>
+    </w:p>
+    <w:p>
+      <w:r>
+        <w:t>Пересчитываем крупную сумму не потому, что считаем кассира преступником.</w:t>
+      </w:r>
+    </w:p>
+    <w:p>
+      <w:r>
+        <w:t>Читаем договор перед подписью не потому, что заранее обвиняем партнёра во лжи.</w:t>
+      </w:r>
+    </w:p>
+    <w:p>
+      <w:r>
+        <w:t>Перепроверка позволяет не превращать отношения в личный экзамен.</w:t>
+      </w:r>
+    </w:p>
+    <w:p>
+      <w:r>
+        <w:t>«Я тебе верю» и «я всё равно перезвоню, потому что сумма большая» прекрасно могут существовать в одной фразе.</w:t>
       </w:r>
     </w:p>
     <w:p>
@@ -10975,12 +10990,17 @@
     </w:p>
     <w:p>
       <w:r>
-        <w:t>Генеративные системы будут меняться. Одни сегодняшние возможности покажутся через несколько лет примитивными. Появятся новые стандарты происхождения, новые формы подписи, новые способы синтеза и новые способы обнаружения.</w:t>
-      </w:r>
-    </w:p>
-    <w:p>
-      <w:r>
-        <w:t>Поэтому нет смысла строить защиту вокруг списка сервисов и внешних признаков подделки.</w:t>
+        <w:t>Генеративные системы будут меняться.</w:t>
+      </w:r>
+    </w:p>
+    <w:p>
+      <w:r>
+        <w:t>То, что сегодня кажется невероятным, через несколько лет может выглядеть примитивно. Появятся новые способы создавать синтетический голос и видео. Новые способы отмечать происхождение файлов. Новые программы проверки.</w:t>
+      </w:r>
+    </w:p>
+    <w:p>
+      <w:r>
+        <w:t>Поэтому бессмысленно строить всю защиту вокруг сегодняшнего списка сервисов и внешних признаков подделки.</w:t>
       </w:r>
     </w:p>
     <w:p>
@@ -10990,32 +11010,37 @@
     </w:p>
     <w:p>
       <w:r>
-        <w:t>Срочность не должна отменять паузу.</w:t>
-      </w:r>
-    </w:p>
-    <w:p>
-      <w:r>
-        <w:t>Секретность не должна запрещать независимую проверку.</w:t>
-      </w:r>
-    </w:p>
-    <w:p>
-      <w:r>
-        <w:t>Авторитет не должен отменять полномочия и регламент.</w:t>
-      </w:r>
-    </w:p>
-    <w:p>
-      <w:r>
-        <w:t>Знакомый голос или лицо не должны единолично разрешать высокорисковое действие.</w:t>
-      </w:r>
-    </w:p>
-    <w:p>
-      <w:r>
-        <w:t>И у человека остаются столь же стабильные инструменты: пауза, независимый канал, второй участник, разделение полномочий и проверяемое происхождение.</w:t>
-      </w:r>
-    </w:p>
-    <w:p>
-      <w:r>
-        <w:t>Технология не отменяет человеческое решение. Она меняет условия, в которых решение принимается.</w:t>
+        <w:t>Срочность не должна лишать нас права на паузу.</w:t>
+      </w:r>
+    </w:p>
+    <w:p>
+      <w:r>
+        <w:t>Секретность — права спросить другого человека.</w:t>
+      </w:r>
+    </w:p>
+    <w:p>
+      <w:r>
+        <w:t>Высокая должность — права перепроверить необычное распоряжение.</w:t>
+      </w:r>
+    </w:p>
+    <w:p>
+      <w:r>
+        <w:t>Знакомый голос и лицо — права самим связаться с человеком, если на кону слишком многое.</w:t>
+      </w:r>
+    </w:p>
+    <w:p>
+      <w:r>
+        <w:t>Остаются старые, почти скучные человеческие средства: время, второй взгляд, знакомый номер, официальный источник, привычка спросить ещё раз.</w:t>
+      </w:r>
+    </w:p>
+    <w:p>
+      <w:r>
+        <w:t>Технология меняет условия, в которых мы принимаем решения.</w:t>
+      </w:r>
+    </w:p>
+    <w:p>
+      <w:r>
+        <w:t>Но решение всё ещё остаётся человеческим.</w:t>
       </w:r>
     </w:p>
     <w:p>
@@ -11028,12 +11053,17 @@
     </w:p>
     <w:p>
       <w:r>
-        <w:t>Если однажды кто-то позвонит вам моим голосом и скажет, что эта книга на самом деле учит никому не доверять, не верьте ему.</w:t>
-      </w:r>
-    </w:p>
-    <w:p>
-      <w:r>
-        <w:t>Хотя нет — формулировка опять неправильная.</w:t>
+        <w:t>Если однажды кто-то позвонит вам моим голосом и скажет, что эта книга учит никому не доверять, не верьте ему.</w:t>
+      </w:r>
+    </w:p>
+    <w:p>
+      <w:r>
+        <w:t>Хотя нет.</w:t>
+      </w:r>
+    </w:p>
+    <w:p>
+      <w:r>
+        <w:t>Формулировка опять неправильная.</w:t>
       </w:r>
     </w:p>
     <w:p>
@@ -11048,7 +11078,7 @@
     </w:p>
     <w:p>
       <w:r>
-        <w:t>Потому что после всего сказанного у нас остаётся одно правило, достаточно простое, чтобы пережить следующую технологическую волну:</w:t>
+        <w:t>Потому что после всего сказанного остаётся одно правило — достаточно простое, чтобы пережить и следующую технологическую волну:</w:t>
       </w:r>
     </w:p>
     <w:p>

--- a/ne-ver-golosu/dist/ne-ver-golosu-litres.docx
+++ b/ne-ver-golosu/dist/ne-ver-golosu-litres.docx
@@ -225,7 +225,7 @@
     </w:p>
     <w:p>
       <w:r>
-        <w:t>Подтверждение личности опирается на что-то ещё: известный заранее канал, независимый обратный звонок, корпоративную процедуру, второй фактор, подтверждение другого человека, официальный источник, проверяемая история происхождения материала — в зависимости от того, что именно поставлено на карту.</w:t>
+        <w:t>А подтверждение начинается там, где само сообщение уже ничего не решает: вы сами перезваниваете по знакомому номеру, открываете официальный сервис, спрашиваете другого человека или проверяете источник — смотря что именно поставлено на карту.</w:t>
       </w:r>
     </w:p>
     <w:p>
@@ -235,7 +235,7 @@
     </w:p>
     <w:p>
       <w:r>
-        <w:t>Этот принцип звучит почти скучно. И в этом его достоинство. Хорошая безопасность вообще редко похожа на детектив. Она похожа на процедуру, которую выполняют даже тогда, когда всё кажется очевидным.</w:t>
+        <w:t>Этот принцип звучит почти скучно. И в этом его достоинство. Надёжность вообще редко похожа на детектив. Чаще это несколько простых действий, которые мы делаем даже тогда, когда всё кажется очевидным.</w:t>
       </w:r>
     </w:p>
     <w:p>
@@ -2038,7 +2038,7 @@
     </w:p>
     <w:p>
       <w:r>
-        <w:t>Если «решение руководителя» — проходит ли оно установленную корпоративную процедуру?</w:t>
+        <w:t>Если это «решение руководителя» — действительно ли такие распоряжения в компании принимаются именно так?</w:t>
       </w:r>
     </w:p>
     <w:p>
@@ -2328,14 +2328,14 @@
     </w:p>
     <w:p>
       <w:r>
-        <w:t xml:space="preserve">И здесь снова работает простой принцип: хорошая процедура часто </w:t>
+        <w:t xml:space="preserve">И здесь снова работает простой принцип: заранее понятный порядок действий часто </w:t>
       </w:r>
       <w:r>
         <w:rPr>
           <w:b/>
           <w:i w:val="0"/>
         </w:rPr>
-        <w:t>убирает необходимость распознавать способ подделки</w:t>
+        <w:t>убирает саму необходимость угадывать, как именно сделана подделка</w:t>
       </w:r>
       <w:r>
         <w:t>.</w:t>
@@ -7461,7 +7461,7 @@
     </w:p>
     <w:p>
       <w:r>
-        <w:t>Хорошая процедура проверяет не только человека, но и его полномочия.</w:t>
+        <w:t>Поэтому важно проверить не только, кто перед вами, но и имеет ли этот человек право просить именно это.</w:t>
       </w:r>
     </w:p>
     <w:p>
@@ -7757,7 +7757,7 @@
     </w:p>
     <w:p>
       <w:r>
-        <w:t>Нужно уметь выйти из текущего контакта, независимо подтвердить человека и проверить, соответствует ли просьба его реальным полномочиям и обычной процедуре.</w:t>
+        <w:t>Нужно уметь закончить сомнительный контакт, самостоятельно связаться с человеком и понять, нормальна ли сама просьба для него и для этой ситуации.</w:t>
       </w:r>
     </w:p>
     <w:p>
@@ -8260,7 +8260,7 @@
     </w:p>
     <w:p>
       <w:r>
-        <w:t>Если речь идёт о деньгах, доступе, документах или репутационно важном решении, нужна независимая процедура.</w:t>
+        <w:t>Если речь идёт о деньгах, доступе, документах или репутации, одного анализа файла мало: важное решение лучше перепроверить отдельно.</w:t>
       </w:r>
     </w:p>
     <w:p>
@@ -8861,7 +8861,7 @@
         <w:t>новое лицо на новом видео</w:t>
       </w:r>
       <w:r>
-        <w:t>, но и на устойчивые официальные каналы: верифицированные аккаунты, сайт организации, пресс-службу, подтверждение нескольких независимых источников, технические данные происхождения, а в серьёзных случаях — формальные процедуры.</w:t>
+        <w:t>, но и на то, что существовало до него: давно известный официальный аккаунт, сайт организации, пресс-службу, несколько независимых подтверждений, а если вред серьёзный — на обычные юридические и рабочие способы зафиксировать правду.</w:t>
       </w:r>
     </w:p>
     <w:p>
@@ -10580,7 +10580,7 @@
     </w:p>
     <w:p>
       <w:r>
-        <w:t>Если оно держится на происхождении, независимых каналах, процедурах, разделении полномочий и возможности проверки — оно становится сильнее, чем было в мире, где мы просто надеялись, что подделывать слишком дорого.</w:t>
+        <w:t>Если доверие держится не на одном впечатлении, а на понятном источнике, независимой перепроверке и правилах, которые нельзя отменить одним авторитетным голосом, оно становится сильнее, чем было в мире, где мы просто надеялись, что подделывать слишком дорого.</w:t>
       </w:r>
     </w:p>
     <w:p>
@@ -12186,7 +12186,7 @@
     </w:p>
     <w:p>
       <w:r>
-        <w:t xml:space="preserve">Сведения и правовые положения проверены по состоянию на </w:t>
+        <w:t xml:space="preserve">Факты и правовые положения проверены по состоянию на </w:t>
       </w:r>
       <w:r>
         <w:rPr>
@@ -12196,12 +12196,12 @@
         <w:t>14 августа 2026 года</w:t>
       </w:r>
       <w:r>
-        <w:t>. Технологии синтетического контента, стандарты и законодательство меняются, поэтому быстро устаревающие численные обещания и рейтинги конкретных сервисов не используются.</w:t>
-      </w:r>
-    </w:p>
-    <w:p>
-      <w:r>
-        <w:t>Ниже — основные источники для проверяемых фактов, реальных случаев, технических и правовых положений.</w:t>
+        <w:t>. Технологии, стандарты и законодательство меняются, поэтому в тексте не используются рекламные обещания конкретных сервисов и цифры, которые быстро устаревают.</w:t>
+      </w:r>
+    </w:p>
+    <w:p>
+      <w:r>
+        <w:t>Ниже перечислены основные источники, на которых основаны реальные истории, технические сведения и правовые пояснения книги. Английские названия сохранены там, где это официальные названия документов и публикаций.</w:t>
       </w:r>
     </w:p>
     <w:p>
@@ -12209,7 +12209,7 @@
         <w:pStyle w:val="InternalHeading"/>
       </w:pPr>
       <w:r>
-        <w:t>К прологу и главе 1</w:t>
+        <w:t>Пролог и глава 1</w:t>
       </w:r>
     </w:p>
     <w:p>
@@ -12231,7 +12231,7 @@
         <w:t>Scammers Use Fake Emergencies To Steal Your Money.</w:t>
       </w:r>
       <w:r>
-        <w:t xml:space="preserve"> Официальная потребительская памятка о мошенничестве под видом чрезвычайной ситуации в семье, включая клонирование голоса с помощью ИИ, срочность, секретность и рекомендацию независимо связаться с близким по известному номеру. https://consumer.ftc.gov/articles/scammers-use-fake-emergencies-steal-your-money</w:t>
+        <w:t xml:space="preserve"> Памятка о мошенничестве под видом семейной чрезвычайной ситуации, в том числе с клонированием голоса, и совет самостоятельно связаться с близким по знакомому номеру. https://consumer.ftc.gov/articles/scammers-use-fake-emergencies-steal-your-money</w:t>
       </w:r>
     </w:p>
     <w:p>
@@ -12265,7 +12265,7 @@
         <w:t>Федеральная торговая комиссия США.</w:t>
       </w:r>
       <w:r>
-        <w:t xml:space="preserve"> Материалы конкурса </w:t>
+        <w:t xml:space="preserve"> Материалы </w:t>
       </w:r>
       <w:r>
         <w:rPr>
@@ -12275,7 +12275,7 @@
         <w:t>Voice Cloning Challenge</w:t>
       </w:r>
       <w:r>
-        <w:t xml:space="preserve"> и публикации о предотвращении вреда от клонирования голоса с помощью ИИ. Использованы для описания возможностей, законных и вредоносных применений; конкретные быстро устаревающие показатели не представлены как универсальные свойства отрасли. https://www.ftc.gov/news-events/news/press-releases/2023/11/ftc-announces-exploratory-challenge-prevent-harms-ai-enabled-voice-cloning</w:t>
+        <w:t xml:space="preserve"> о полезных и вредоносных применениях клонирования голоса. https://www.ftc.gov/news-events/news/press-releases/2023/11/ftc-announces-exploratory-challenge-prevent-harms-ai-enabled-voice-cloning</w:t>
       </w:r>
     </w:p>
     <w:p>
@@ -12305,7 +12305,7 @@
         <w:pStyle w:val="InternalHeading"/>
       </w:pPr>
       <w:r>
-        <w:t>К главе 2</w:t>
+        <w:t>Глава 2</w:t>
       </w:r>
     </w:p>
     <w:p>
@@ -12332,17 +12332,7 @@
     </w:p>
     <w:p>
       <w:r>
-        <w:t xml:space="preserve">Это первичный источник для двух корпоративных случаев 2024 года. Важно уточнение официального сообщения: январская видеоконференция описана полицией как </w:t>
-      </w:r>
-      <w:r>
-        <w:rPr>
-          <w:b/>
-          <w:i w:val="0"/>
-        </w:rPr>
-        <w:t>предварительно записанная</w:t>
-      </w:r>
-      <w:r>
-        <w:t>, без реального взаимодействия с изображёнными участниками. Медийная версия о полностью интерактивной «живой комнате дипфейков» не используется как установленный факт.</w:t>
+        <w:t>Это официальный источник для двух корпоративных случаев 2024 года. В январском случае сотрудник получил мошенническое письмо от имени финансового директора, участвовал в предварительно записанной видеоконференции и затем санкционировал переводы на пять местных банковских счетов; ущерб составил около 200 миллионов гонконгских долларов. Полиция отдельно уточнила, что реального взаимодействия с людьми на записи не было. В мае сотрудник другой международной компании получил WhatsApp-сообщение, участвовал почти в тридцатиминутной видеоконференции и перевёл почти четыре миллиона гонконгских долларов.</w:t>
       </w:r>
     </w:p>
     <w:p>
@@ -12364,7 +12354,7 @@
         <w:t>SP 800-63A-4, Digital Identity Guidelines: Identity Proofing and Enrollment</w:t>
       </w:r>
       <w:r>
-        <w:t>, финальная версия, июль 2025 года. Раздел Digital Injection Prevention and Forged Media Detection. https://pages.nist.gov/800-63-4/sp800-63a.html</w:t>
+        <w:t>, финальная версия, июль 2025 года. В рекомендациях отдельно учитываются поддельные медиа и возможность подмены сигнала при удалённом подтверждении личности. https://pages.nist.gov/800-63-4/sp800-63a.html</w:t>
       </w:r>
     </w:p>
     <w:p>
@@ -12372,7 +12362,7 @@
         <w:pStyle w:val="InternalHeading"/>
       </w:pPr>
       <w:r>
-        <w:t>К главам 3 и 7</w:t>
+        <w:t>Главы 3 и 7</w:t>
       </w:r>
     </w:p>
     <w:p>
@@ -12381,7 +12371,7 @@
           <w:b/>
           <w:i w:val="0"/>
         </w:rPr>
-        <w:t>Федеральное бюро расследований США (ФБР).</w:t>
+        <w:t>Федеральное бюро расследований США.</w:t>
       </w:r>
       <w:r>
         <w:t xml:space="preserve"> </w:t>
@@ -12394,7 +12384,7 @@
         <w:t>Senior U.S. Officials Impersonated in Malicious Messaging Campaign</w:t>
       </w:r>
       <w:r>
-        <w:t>, 15 мая 2025 года, и обновление от 19 декабря 2025 года. Официально описаны кампании с текстовыми сообщениями и синтетическим голосом, сменой платформ и рекомендацией независимо подтверждать контактные данные. https://www.fbi.gov/investigate/cyber/alerts/2025/senior-us-officials-impersonated-in-malicious-messaging-campaign https://www.fbi.gov/investigate/cyber/alerts/2025/senior-us-officials-continue-to-be-impersonated-in-malicious-messaging-campaign</w:t>
+        <w:t>, 15 мая 2025 года, и обновление от 19 декабря 2025 года. В предупреждениях описаны сообщения от чужого имени, использование синтетического голоса, переходы между сервисами и необходимость самостоятельно подтверждать контактные данные. https://www.fbi.gov/investigate/cyber/alerts/2025/senior-us-officials-impersonated-in-malicious-messaging-campaign https://www.fbi.gov/investigate/cyber/alerts/2025/senior-us-officials-continue-to-be-impersonated-in-malicious-messaging-campaign</w:t>
       </w:r>
     </w:p>
     <w:p>
@@ -12413,10 +12403,10 @@
           <w:b w:val="0"/>
           <w:i/>
         </w:rPr>
-        <w:t>Digital Identity Guidelines, SP 800-63-4</w:t>
-      </w:r>
-      <w:r>
-        <w:t xml:space="preserve"> и связанные разделы об аутентификаторах и установлении личности. Использованы для ограничения роли контрольных вопросов, основанных на знании биографических сведений, как современной аутентификации. https://pages.nist.gov/800-63-4/</w:t>
+        <w:t>Digital Identity Guidelines, SP 800-63-4.</w:t>
+      </w:r>
+      <w:r>
+        <w:t xml:space="preserve"> Использованы, в частности, положения о том, почему знание биографических сведений и ответы на привычные «секретные вопросы» нельзя считать сильным доказательством личности. https://pages.nist.gov/800-63-4/</w:t>
       </w:r>
     </w:p>
     <w:p>
@@ -12424,19 +12414,12 @@
         <w:pStyle w:val="InternalHeading"/>
       </w:pPr>
       <w:r>
-        <w:t>К интерлюдии «Цепочка доверия»</w:t>
-      </w:r>
-    </w:p>
-    <w:p>
-      <w:r>
-        <w:rPr>
-          <w:b/>
-          <w:i w:val="0"/>
-        </w:rPr>
-        <w:t>Правительство Гонконга, ФБР и Интерпол</w:t>
-      </w:r>
-      <w:r>
-        <w:t xml:space="preserve"> — те же первичные материалы, перечисленные выше и ниже. Они подтверждают простой принцип: несколько каналов связи не равны нескольким независимым источникам. В интерлюдии выделены точки, в которых стоит остановиться и проверить ситуацию: необычный контакт, внешняя убедительность, смена канала, давление срочностью или секретностью и необратимое действие. Это не официальная классификация правоохранительных органов и не описание порядка совершения атаки.</w:t>
+        <w:t>Интерлюдия «Цепочка доверия»</w:t>
+      </w:r>
+    </w:p>
+    <w:p>
+      <w:r>
+        <w:t>Для этой части использованы перечисленные выше официальные материалы правительства Гонконга и ФБР, а также материал Интерпола, указанный ниже. Из них следует важная для книги мысль: несколько способов связи сами по себе не означают несколько независимых подтверждений. Формулировка и композиция интерлюдии — авторское объяснение, а не классификация правоохранительных органов.</w:t>
       </w:r>
     </w:p>
     <w:p>
@@ -12444,7 +12427,7 @@
         <w:pStyle w:val="InternalHeading"/>
       </w:pPr>
       <w:r>
-        <w:t>К главам 4 и 12</w:t>
+        <w:t>Главы 4 и 12</w:t>
       </w:r>
     </w:p>
     <w:p>
@@ -12466,7 +12449,7 @@
         <w:t>AI 100-4: Reducing Risks Posed by Synthetic Content: An Overview of Technical Approaches to Digital Content Transparency</w:t>
       </w:r>
       <w:r>
-        <w:t>, опубликован 20 ноября 2024 года. https://www.nist.gov/publications/reducing-risks-posed-synthetic-content-overview-technical-approaches-digital-content</w:t>
+        <w:t>, 20 ноября 2024 года. https://www.nist.gov/publications/reducing-risks-posed-synthetic-content-overview-technical-approaches-digital-content</w:t>
       </w:r>
     </w:p>
     <w:p>
@@ -12488,7 +12471,7 @@
         <w:t>SP 800-63A-4.</w:t>
       </w:r>
       <w:r>
-        <w:t xml:space="preserve"> Использованы положения о выявлении поддельных медиа, необходимости измерять ложноположительные и ложноотрицательные результаты, защищённых каналах и многослойном контроле. https://pages.nist.gov/800-63-4/sp800-63a.html</w:t>
+        <w:t xml:space="preserve"> Использованы положения о том, что автоматическая проверка поддельных медиа может ошибаться и не должна быть единственным основанием для важного решения. https://pages.nist.gov/800-63-4/sp800-63a.html</w:t>
       </w:r>
     </w:p>
     <w:p>
@@ -12515,7 +12498,7 @@
     </w:p>
     <w:p>
       <w:r>
-        <w:t>Спецификация использована для понятий происхождения, утверждений, подписи утверждения, манифеста и Content Credentials. Важно: криптографически проверяемая история происхождения не равна доказательству истинности всех слов или событий внутри материала.</w:t>
+        <w:t>Стандарт позволяет сохранять и проверять сведения о происхождении и изменениях цифрового материала. Такая история помогает понять, откуда появился файл и что с ним происходило, но не доказывает истинность каждого утверждения внутри него.</w:t>
       </w:r>
     </w:p>
     <w:p>
@@ -12523,7 +12506,7 @@
         <w:pStyle w:val="InternalHeading"/>
       </w:pPr>
       <w:r>
-        <w:t>К главам 5 и 6</w:t>
+        <w:t>Главы 5 и 6</w:t>
       </w:r>
     </w:p>
     <w:p>
@@ -12535,7 +12518,7 @@
         <w:t>Банк России.</w:t>
       </w:r>
       <w:r>
-        <w:t xml:space="preserve"> Интервью заместителя Председателя Банка России Германа Зубарева, 6 февраля 2026 года. Использована позиция регулятора о мошенничестве с дипфейками как одной из ключевых угроз 2026 года и различие между дипфейком как средством входа в доверие и последующим действием жертвы. https://www.cbr.ru/press/event/?id=28288</w:t>
+        <w:t xml:space="preserve"> Интервью заместителя Председателя Банка России Германа Зубарева, 6 февраля 2026 года. В интервью дипфейки названы одной из ключевых угроз 2026 года; отдельно подчёркивается, что сами по себе они не крадут деньги, а помогают войти в доверие и убедить человека совершить действие с деньгами. https://www.cbr.ru/press/event/?id=28288</w:t>
       </w:r>
     </w:p>
     <w:p>
@@ -12547,7 +12530,7 @@
         <w:t>Банк России.</w:t>
       </w:r>
       <w:r>
-        <w:t xml:space="preserve"> Материалы о психологических приёмах финансовых мошенников: страх, давление и требование срочного решения. https://www.cbr.ru/Reception/TopicalMessage/Page/3406</w:t>
+        <w:t xml:space="preserve"> Материалы о психологических приёмах финансовых мошенников — страхе, давлении и требовании срочного решения. https://www.cbr.ru/Reception/TopicalMessage/Page/3406</w:t>
       </w:r>
     </w:p>
     <w:p>
@@ -12569,7 +12552,7 @@
         <w:t>В Севастополе составили портрет типичной жертвы мошенников</w:t>
       </w:r>
       <w:r>
-        <w:t>, 8 июля 2026 года. Региональная публикация по итогам опроса о безопасности финансовых услуг за 2025 год использована только как пример того, что заметно уязвимой группой могут быть экономически активные люди 25–44 лет с высшим образованием и постоянным доходом; этот результат не переносится на страну в целом. https://www.cbr.ru/press/regevent/?id=69055</w:t>
+        <w:t>, 8 июля 2026 года. Региональный опрос за 2025 год приведён только как пример: в Севастополе особенно уязвимой группой оказались жители 25–44 лет с высшим образованием и постоянным доходом. Этот вывод не переносится на всю Россию. https://www.cbr.ru/press/regevent/?id=69055</w:t>
       </w:r>
     </w:p>
     <w:p>
@@ -12591,7 +12574,7 @@
         <w:t>INTERPOL-UNODC global summit ends with call to action against fraud surge</w:t>
       </w:r>
       <w:r>
-        <w:t>, 17 марта 2026 года. Использована международная оценка роли генеративного ИИ, включая синтетические видео, изображения, аудио и чат-боты, в облегчении имперсонации доверенных лиц. https://www.interpol.int/en/News-and-Events/News/2026/INTERPOL-UNODC-global-summit-ends-with-call-to-action-against-fraud-surge</w:t>
+        <w:t>, 17 марта 2026 года. Использована международная оценка того, как генеративный ИИ облегчает выдачу себя за доверенных людей с помощью синтетических видео, изображений, аудио и текстовых средств общения. https://www.interpol.int/en/News-and-Events/News/2026/INTERPOL-UNODC-global-summit-ends-with-call-to-action-against-fraud-surge</w:t>
       </w:r>
     </w:p>
     <w:p>
@@ -12599,7 +12582,7 @@
         <w:pStyle w:val="InternalHeading"/>
       </w:pPr>
       <w:r>
-        <w:t>К главам 8–11</w:t>
+        <w:t>Главы 8–11</w:t>
       </w:r>
     </w:p>
     <w:p>
@@ -12611,7 +12594,7 @@
         <w:t>Федеральная торговая комиссия США.</w:t>
       </w:r>
       <w:r>
-        <w:t xml:space="preserve"> Рекомендации по мошенничеству под видом чрезвычайной ситуации в семье — для принципа независимого обратного звонка по известному контакту.</w:t>
+        <w:t xml:space="preserve"> Рекомендации по семейным чрезвычайным ситуациям, перечисленные выше, использованы для совета самостоятельно перезванивать близкому по знакомому номеру.</w:t>
       </w:r>
     </w:p>
     <w:p>
@@ -12620,7 +12603,7 @@
           <w:b/>
           <w:i w:val="0"/>
         </w:rPr>
-        <w:t>ФБР.</w:t>
+        <w:t>Федеральное бюро расследований США.</w:t>
       </w:r>
       <w:r>
         <w:t xml:space="preserve"> </w:t>
@@ -12633,7 +12616,7 @@
         <w:t>Business Email Compromise.</w:t>
       </w:r>
       <w:r>
-        <w:t xml:space="preserve"> Официальная памятка: самостоятельно находить номер компании, отдельно подтверждать платёжные запросы и изменения банковских данных, использовать многофакторную защиту. https://www.fbi.gov/how-we-can-help-you/scams-and-safety/common-frauds-and-scams/business-email-compromise</w:t>
+        <w:t xml:space="preserve"> Официальная памятка рекомендует самостоятельно находить телефон компании, отдельно подтверждать платёжные просьбы и изменения банковских реквизитов и дополнительно защищать вход в рабочие аккаунты. https://www.fbi.gov/how-we-can-help-you/scams-and-safety/common-frauds-and-scams/business-email-compromise</w:t>
       </w:r>
     </w:p>
     <w:p>
@@ -12655,7 +12638,7 @@
         <w:t>Business Email Compromise: Virtual Meeting Platforms</w:t>
       </w:r>
       <w:r>
-        <w:t>, 16 февраля 2022 года. Использовано только как подтверждение необходимости независимо проверять высокорисковые деловые распоряжения, даже если коммуникация проходит через привычные цифровые каналы. https://www.ic3.gov/PSA/2022/PSA220216</w:t>
+        <w:t>, 16 февраля 2022 года. Материал использован как дополнительное подтверждение того, что важные деловые просьбы нужно перепроверять отдельно, даже когда общение проходит через привычные цифровые сервисы. https://www.ic3.gov/PSA/2022/PSA220216</w:t>
       </w:r>
     </w:p>
     <w:p>
@@ -12667,7 +12650,7 @@
         <w:t>NIST SP 800-63-4.</w:t>
       </w:r>
       <w:r>
-        <w:t xml:space="preserve"> Риск-ориентированный принцип выбора требуемого уровня уверенности использован в главе 9 для выбора глубины проверки по цене ошибки. Трёхзонное деление — практическое упрощение, а не официальный стандарт NIST.</w:t>
+        <w:t xml:space="preserve"> Из рекомендаций взят общий принцип: чем выше возможные последствия ошибки, тем надёжнее должна быть проверка. Бытовые примеры и способы применения этого принципа в книге являются авторским изложением, а не требованиями NIST.</w:t>
       </w:r>
     </w:p>
     <w:p>
@@ -12675,7 +12658,7 @@
         <w:pStyle w:val="InternalHeading"/>
       </w:pPr>
       <w:r>
-        <w:t>К интерлюдии «Кто именно настоящий?»</w:t>
+        <w:t>Интерлюдия «Кто именно настоящий?»</w:t>
       </w:r>
     </w:p>
     <w:p>
@@ -12687,7 +12670,7 @@
         <w:t>NIST SP 800-63-4, Digital Identity Guidelines</w:t>
       </w:r>
       <w:r>
-        <w:t>, финальная редакция 4, 2025 год. Руководство разводит установление личности, аутентификацию и федерацию идентичности как разные задачи цифровой идентичности. https://pages.nist.gov/800-63-4/sp800-63.html</w:t>
+        <w:t>, финальная редакция 4, июль 2025 года. Рекомендации разделяют установление личности, подтверждение последующего доступа и взаимодействие между системами как разные задачи. https://pages.nist.gov/800-63-4/sp800-63.html</w:t>
       </w:r>
     </w:p>
     <w:p>
@@ -12699,7 +12682,7 @@
         <w:t>NIST SP 800-63A-4, Identity Proofing and Enrollment.</w:t>
       </w:r>
       <w:r>
-        <w:t xml:space="preserve"> Использованы положения о валидации доказательств личности, защищённых каналах, поддельных медиа, внедрении цифрового медиапотока и необходимости многослойных мер. https://pages.nist.gov/800-63-4/sp800-63a.html</w:t>
+        <w:t xml:space="preserve"> Использованы положения о проверке документов и личности при удалённом взаимодействии, а также о риске поддельных медиа. https://pages.nist.gov/800-63-4/sp800-63a.html</w:t>
       </w:r>
     </w:p>
     <w:p>
@@ -12711,12 +12694,12 @@
         <w:t>NIST SP 800-63B-4, Authentication and Authenticator Management.</w:t>
       </w:r>
       <w:r>
-        <w:t xml:space="preserve"> Использованы положения о факторах «знаю / имею / являюсь», подтверждении намерения аутентифицироваться и устойчивости к фишингу. В частности, стандарт прямо указывает, что несколько экземпляров одного типа фактора не превращаются в разные факторы; биометрическая характеристика сама по себе не рассматривается как самостоятельный аутентификатор на AAL3 и используется вместе с физическим аутентификатором. https://pages.nist.gov/800-63-4/sp800-63b.html</w:t>
-      </w:r>
-    </w:p>
-    <w:p>
-      <w:r>
-        <w:t>Принципы NIST используются как ориентир, а не как бытовой стандарт для российских семей или компаний. Понятие авторизации используется в его общем смысле информационной безопасности и отдельно от уровней уверенности аутентификации NIST.</w:t>
+        <w:t xml:space="preserve"> Использован для объяснения того, почему пароль, код, физический ключ и биометрическая проверка решают более узкие задачи и сами по себе не отвечают на вопрос, правильно ли человек понимает последствия своего действия. https://pages.nist.gov/800-63-4/sp800-63b.html</w:t>
+      </w:r>
+    </w:p>
+    <w:p>
+      <w:r>
+        <w:t>Эти документы относятся к профессиональным цифровым системам. В книге из них взяты общие идеи, полезные для понимания, а не бытовые требования для российских семей или компаний.</w:t>
       </w:r>
     </w:p>
     <w:p>
@@ -12724,7 +12707,7 @@
         <w:pStyle w:val="InternalHeading"/>
       </w:pPr>
       <w:r>
-        <w:t>К интерлюдии «Когда фейк ничего не просит»</w:t>
+        <w:t>Интерлюдия «Когда фейк ничего не просит»</w:t>
       </w:r>
     </w:p>
     <w:p>
@@ -12746,17 +12729,12 @@
         <w:t>C2PA 2.4</w:t>
       </w:r>
       <w:r>
-        <w:t xml:space="preserve"> используются для различения выявления подделки, происхождения и подлинности. Ключевой вывод: технически подтверждаемое происхождение актива и истинность утверждения внутри актива — разные вопросы.</w:t>
-      </w:r>
-    </w:p>
-    <w:p>
-      <w:r>
-        <w:t>C2PA определяет происхождение как историю цифрового актива и его взаимодействий, а подлинность — как набор криптографически проверяемых фактов о контенте. Стандарт предоставляет сигналы доверия, а не универсальный вердикт истинности.</w:t>
-      </w:r>
-    </w:p>
-    <w:p>
-      <w:r>
-        <w:t>Отсутствие Content Credentials не является доказательством подделки; наличие валидных Content Credentials не является доказательством истинности каждого утверждения в материале.</w:t>
+        <w:t xml:space="preserve"> использованы для различения двух вопросов: как был создан или изменён цифровой материал и можно ли считать истинным то, что с его помощью утверждается.</w:t>
+      </w:r>
+    </w:p>
+    <w:p>
+      <w:r>
+        <w:t>Отсутствие Content Credentials не доказывает подделку. Наличие корректной истории происхождения не доказывает истинность каждого слова или события внутри материала.</w:t>
       </w:r>
     </w:p>
     <w:p>
@@ -12764,12 +12742,12 @@
         <w:pStyle w:val="InternalHeading"/>
       </w:pPr>
       <w:r>
-        <w:t>К главе 13: право России</w:t>
-      </w:r>
-    </w:p>
-    <w:p>
-      <w:r>
-        <w:t>Правовые положения проверены по состоянию на 14 августа 2026 года. Этот раздел не является индивидуальной юридической консультацией: правовая квалификация зависит от обстоятельств конкретного случая.</w:t>
+        <w:t>Глава 13: право России</w:t>
+      </w:r>
+    </w:p>
+    <w:p>
+      <w:r>
+        <w:t>Правовые положения проверены по состоянию на 14 августа 2026 года. Они не заменяют юридическую консультацию по конкретной ситуации.</w:t>
       </w:r>
     </w:p>
     <w:p>
@@ -12778,7 +12756,7 @@
           <w:b/>
           <w:i w:val="0"/>
         </w:rPr>
-        <w:t>Гражданский кодекс РФ, ст. 152.</w:t>
+        <w:t>Гражданский кодекс РФ, статья 152.</w:t>
       </w:r>
       <w:r>
         <w:t xml:space="preserve"> Защита чести, достоинства и деловой репутации. https://www.consultant.ru/document/cons_doc_LAW_5142/1de6cd3cbb386056a2ecd2c64ff087b13c8de585/</w:t>
@@ -12790,7 +12768,7 @@
           <w:b/>
           <w:i w:val="0"/>
         </w:rPr>
-        <w:t>ГК РФ, ст. 152.1.</w:t>
+        <w:t>Гражданский кодекс РФ, статья 152.1.</w:t>
       </w:r>
       <w:r>
         <w:t xml:space="preserve"> Охрана изображения гражданина. https://www.consultant.ru/document/cons_doc_LAW_5142/14c6c3902cffa17ab26d330b2fd4fae28e5cd059/</w:t>
@@ -12802,7 +12780,7 @@
           <w:b/>
           <w:i w:val="0"/>
         </w:rPr>
-        <w:t>ГК РФ, ст. 152.2.</w:t>
+        <w:t>Гражданский кодекс РФ, статья 152.2.</w:t>
       </w:r>
       <w:r>
         <w:t xml:space="preserve"> Охрана частной жизни гражданина. https://www.consultant.ru/document/cons_doc_LAW_5142/9c307a0f2164645c15ca4e3146ff5f6e56060b23/</w:t>
@@ -12817,7 +12795,7 @@
         <w:t>Постановление Пленума Верховного Суда РФ от 23.06.2015 № 25.</w:t>
       </w:r>
       <w:r>
-        <w:t xml:space="preserve"> Для главы важно официальное разъяснение: размещение гражданином собственного изображения в интернете и его общедоступность сами по себе не дают иным лицам права свободно использовать это изображение без согласия, кроме предусмотренных законом оснований и случаев, когда обстоятельства размещения выражают соответствующее согласие. https://www.vsrf.ru/files/14913/</w:t>
+        <w:t xml:space="preserve"> Разъясняется, в частности, что размещение человеком собственного изображения в интернете и его общедоступность сами по себе не дают другим лицам права свободно использовать это изображение без согласия, кроме предусмотренных законом случаев. https://www.vsrf.ru/files/14913/</w:t>
       </w:r>
     </w:p>
     <w:p>
@@ -12829,7 +12807,7 @@
         <w:t>Федеральный закон от 02.05.2026 № 130-ФЗ «О внесении изменений в отдельные законодательные акты Российской Федерации».</w:t>
       </w:r>
       <w:r>
-        <w:t xml:space="preserve"> Закон вступил в силу 2 мая 2026 года; соответствующие изменения избирательного законодательства применяются к правоотношениям, связанным с выборами и референдумами, назначенными после этой даты. Пункт 9.1 и новый пункт 9.1-1 статьи 48 Федерального закона № 67-ФЗ регулируют использование изображения и воспроизведения голоса в агитационных материалах, включая материалы, созданные с применением информационных технологий. Это специальный режим избирательной агитации и не создаёт универсального гражданско-правового «права на голос». Официальное опубликование: https://publication.pravo.gov.ru/document/0001202605020015 Текст закона: https://www.consultant.ru/document/cons_doc_LAW_533418/ Статья 48 Федерального закона № 67-ФЗ: https://www.consultant.ru/document/cons_doc_LAW_37119/cf920f375931b9b9ceccb8fa4c2a7947f2a3acac/</w:t>
+        <w:t xml:space="preserve"> В избирательном законодательстве введены специальные правила использования изображения и воспроизведения голоса в агитационных материалах, в том числе созданных с применением информационных технологий. Для предусмотренного законом использования изображения или голоса иного совершеннолетнего гражданина требуется письменное согласие. Эти нормы относятся к избирательной агитации и не создают общего гражданско-правового «права на голос». Официальное опубликование: https://publication.pravo.gov.ru/document/0001202605020015 Текст закона: https://www.consultant.ru/document/cons_doc_LAW_533418/ Статья 48 Федерального закона № 67-ФЗ: https://www.consultant.ru/document/cons_doc_LAW_37119/cf920f375931b9b9ceccb8fa4c2a7947f2a3acac/</w:t>
       </w:r>
     </w:p>
     <w:p>
@@ -12841,7 +12819,7 @@
         <w:t>Федеральный закон от 26.07.2026 № 243-ФЗ «О поддержке развития технологий искусственного интеллекта в Российской Федерации».</w:t>
       </w:r>
       <w:r>
-        <w:t xml:space="preserve"> По состоянию на 14 августа 2026 года закон подписан и опубликован, но ещё не вступил в силу. По статье 13 основная часть закона вступает в силу 1 сентября 2026 года. Статья 9, регулирующая информационное предупреждение о применении технологий искусственного интеллекта при создании аудио- и визуальных материалов, а также другие положения, перечисленные в части 2 статьи 13, вступают в силу 1 марта 2027 года. Статья 9 не устанавливает универсальную обязанность маркировать каждый материал: она предусматривает возможность размещения предупреждения и обязанность определённых законом крупных площадок обеспечить пользователям такую возможность. Официальная публикация в «Российской газете»: https://rg.ru/documents/2026/07/31/fz243-dok.html Текст закона: https://www.consultant.ru/document/cons_doc_LAW_540336/</w:t>
+        <w:t xml:space="preserve"> По состоянию на 14 августа 2026 года закон подписан и опубликован, но ещё не вступил в силу. Основная часть начинает действовать 1 сентября 2026 года. Статьи 8–10, включая статью 9 об информационном предупреждении при создании аудио- и визуальных материалов с применением большой фундаментальной модели ИИ, вступают в силу 1 марта 2027 года. Закон не вводит универсальную обязанность маркировать каждый материал: статья 9 предусматривает возможность разместить такое предупреждение и обязывает определённые законом крупные площадки дать пользователям такую возможность. Официальная публикация в «Российской газете»: https://rg.ru/documents/2026/07/31/fz243-dok.html Текст закона: https://www.consultant.ru/document/cons_doc_LAW_540336/</w:t>
       </w:r>
     </w:p>
     <w:p>
@@ -12853,12 +12831,7 @@
         <w:t>Федеральный закон от 27.07.2006 № 152-ФЗ «О персональных данных»</w:t>
       </w:r>
       <w:r>
-        <w:t>, редакция от 26.07.2026 на дату проверки. В частности, статьи 7, 9 и 11. Текст закона: https://www.consultant.ru/document/cons_doc_LAW_61801/ Статья 11 «Биометрические персональные данные»: https://www.consultant.ru/document/cons_doc_LAW_61801/7336c78762a98b5f4f698b8c3800dca1111acc16/</w:t>
-      </w:r>
-    </w:p>
-    <w:p>
-      <w:r>
-        <w:t>Критическое ограничение: ст. 11 связывает понятие биометрических персональных данных с физиологическими/биологическими особенностями, на основании которых можно установить личность и которые используются оператором для установления личности. Поэтому сама по себе фотография или запись голоса не означает автоматически, что перед нами биометрические персональные данные.</w:t>
+        <w:t>, редакция от 26.07.2026 на дату проверки. Статья 11 относит к биометрическим персональным данным сведения о физиологических и биологических особенностях человека, на основании которых можно установить его личность и которые используются оператором для установления личности. Поэтому сама по себе любая фотография или запись голоса не становится автоматически биометрическими персональными данными. Текст закона: https://www.consultant.ru/document/cons_doc_LAW_61801/ Статья 11: https://www.consultant.ru/document/cons_doc_LAW_61801/7336c78762a98b5f4f698b8c3800dca1111acc16/</w:t>
       </w:r>
     </w:p>
     <w:p>
@@ -12866,7 +12839,7 @@
         <w:pStyle w:val="InternalHeading"/>
       </w:pPr>
       <w:r>
-        <w:t>К главе 14</w:t>
+        <w:t>Глава 14</w:t>
       </w:r>
     </w:p>
     <w:p>
@@ -12875,7 +12848,7 @@
           <w:b/>
           <w:i w:val="0"/>
         </w:rPr>
-        <w:t>Bobby Chesney, Danielle Citron.</w:t>
+        <w:t>Бобби Чесни, Даниэль Ситрон.</w:t>
       </w:r>
       <w:r>
         <w:t xml:space="preserve"> </w:t>
@@ -12888,7 +12861,7 @@
         <w:t>Deep Fakes: A Looming Challenge for Privacy, Democracy, and National Security</w:t>
       </w:r>
       <w:r>
-        <w:t>, California Law Review, т. 107, № 6, 2019, с. 1753–1820. Источник концепции «дивиденда лжеца». https://doi.org/10.15779/Z38RV0D15J</w:t>
+        <w:t>, California Law Review, т. 107, № 6, 2019, с. 1753–1820. Один из ключевых источников понятия «дивиденд лжеца». https://doi.org/10.15779/Z38RV0D15J</w:t>
       </w:r>
     </w:p>
     <w:p>
@@ -12897,7 +12870,7 @@
           <w:b/>
           <w:i w:val="0"/>
         </w:rPr>
-        <w:t>Kaylyn Jackson Schiff, Daniel S. Schiff, Natália S. Bueno.</w:t>
+        <w:t>Кейлин Джексон Шифф, Дэниел С. Шифф, Наталия С. Буэно.</w:t>
       </w:r>
       <w:r>
         <w:t xml:space="preserve"> </w:t>
@@ -12915,7 +12888,7 @@
     </w:p>
     <w:p>
       <w:r>
-        <w:t>Исследование включало пять предварительно зарегистрированных опросных экспериментов с более чем 15 000 взрослыми американцами. Важное ограничение результата: эффект ложных заявлений о дезинформации был устойчивее для текстовых историй; утверждения о дипфейке против видеодоказательств в большинстве тестов не давали такого же устойчивого эффекта.</w:t>
+        <w:t>Исследование включало пять предварительно зарегистрированных опросных экспериментов с более чем 15 000 взрослыми американцами. Авторы отдельно показывают, что результаты различались в зависимости от типа материала; заявления о дипфейке против видеодоказательств не во всех тестах давали тот же эффект, что заявления о ложности текстовой истории.</w:t>
       </w:r>
     </w:p>
     <w:p>
@@ -12923,12 +12896,12 @@
         <w:pStyle w:val="InternalHeading"/>
       </w:pPr>
       <w:r>
-        <w:t>Принцип чтения цифр</w:t>
-      </w:r>
-    </w:p>
-    <w:p>
-      <w:r>
-        <w:t>Общая статистика мошенничества не используется как «статистика дипфейков». Там, где упоминается сумма конкретного инцидента, она привязана к первичному официальному сообщению. Там, где приводится исследовательская выборка, обозначены предмет и география исследования.</w:t>
+        <w:t>Как читать цифры</w:t>
+      </w:r>
+    </w:p>
+    <w:p>
+      <w:r>
+        <w:t>Общая статистика мошенничества в книге не выдаётся за статистику дипфейков. Суммы конкретных случаев привязаны к официальным сообщениям. Для исследований указываются предмет и география, если без этого вывод можно понять неправильно.</w:t>
       </w:r>
     </w:p>
     <w:p>
@@ -12936,12 +12909,12 @@
         <w:pStyle w:val="InternalHeading"/>
       </w:pPr>
       <w:r>
-        <w:t>Обновление</w:t>
-      </w:r>
-    </w:p>
-    <w:p>
-      <w:r>
-        <w:t>Для актуальных рекомендаций после 14 августа 2026 года следует проверять раздел Банка России «Противодействие мошенническим практикам», актуальные материалы NIST, Федеральной торговой комиссии США, ФБР/IC3, Интерпола/Европола, C2PA и действующие редакции российского законодательства.</w:t>
+        <w:t>Где проверять обновления</w:t>
+      </w:r>
+    </w:p>
+    <w:p>
+      <w:r>
+        <w:t>После 14 августа 2026 года актуальность рекомендаций и права следует проверять по свежим материалам Банка России, NIST, Федеральной торговой комиссии США, ФБР / IC3, Интерпола / Европола, C2PA и по действующим редакциям российского законодательства.</w:t>
       </w:r>
     </w:p>
     <w:sectPr>

--- a/ne-ver-golosu/dist/ne-ver-golosu-litres.docx
+++ b/ne-ver-golosu/dist/ne-ver-golosu-litres.docx
@@ -11132,43 +11132,28 @@
       </w:r>
     </w:p>
     <w:p>
-      <w:pPr>
-        <w:pStyle w:val="ListNumber"/>
-      </w:pPr>
-      <w:r>
-        <w:t>Закончить разговор или переписку.</w:t>
-      </w:r>
-    </w:p>
-    <w:p>
-      <w:pPr>
-        <w:pStyle w:val="ListNumber"/>
-      </w:pPr>
-      <w:r>
-        <w:t>Самому позвонить близкому по номеру, которым вы пользовались раньше.</w:t>
-      </w:r>
-    </w:p>
-    <w:p>
-      <w:pPr>
-        <w:pStyle w:val="ListNumber"/>
-      </w:pPr>
-      <w:r>
-        <w:t>Если он недоступен — связаться с другим человеком, которому семья доверяет.</w:t>
-      </w:r>
-    </w:p>
-    <w:p>
-      <w:pPr>
-        <w:pStyle w:val="ListNumber"/>
-      </w:pPr>
-      <w:r>
-        <w:t>Если в истории фигурируют банк, больница, полиция или другая организация — найти её официальный телефон самостоятельно.</w:t>
-      </w:r>
-    </w:p>
-    <w:p>
-      <w:pPr>
-        <w:pStyle w:val="ListNumber"/>
-      </w:pPr>
-      <w:r>
-        <w:t>Только после этого решать, что произошло на самом деле.</w:t>
+      <w:r>
+        <w:t>1. Закончить разговор или переписку.</w:t>
+      </w:r>
+    </w:p>
+    <w:p>
+      <w:r>
+        <w:t>2. Самому позвонить близкому по номеру, которым вы пользовались раньше.</w:t>
+      </w:r>
+    </w:p>
+    <w:p>
+      <w:r>
+        <w:t>3. Если он недоступен — связаться с другим человеком, которому семья доверяет.</w:t>
+      </w:r>
+    </w:p>
+    <w:p>
+      <w:r>
+        <w:t>4. Если в истории фигурируют банк, больница, полиция или другая организация — найти её официальный телефон самостоятельно.</w:t>
+      </w:r>
+    </w:p>
+    <w:p>
+      <w:r>
+        <w:t>5. Только после этого решать, что произошло на самом деле.</w:t>
       </w:r>
     </w:p>
     <w:p>
@@ -11280,35 +11265,23 @@
       </w:r>
     </w:p>
     <w:p>
-      <w:pPr>
-        <w:pStyle w:val="ListNumber"/>
-      </w:pPr>
-      <w:r>
-        <w:t>Какой номер считается основным.</w:t>
-      </w:r>
-    </w:p>
-    <w:p>
-      <w:pPr>
-        <w:pStyle w:val="ListNumber"/>
-      </w:pPr>
-      <w:r>
-        <w:t>Кому звонить вторым, если человек недоступен.</w:t>
-      </w:r>
-    </w:p>
-    <w:p>
-      <w:pPr>
-        <w:pStyle w:val="ListNumber"/>
-      </w:pPr>
-      <w:r>
-        <w:t>Что никакая «секретная операция» не запрещает позвонить семье.</w:t>
-      </w:r>
-    </w:p>
-    <w:p>
-      <w:pPr>
-        <w:pStyle w:val="ListNumber"/>
-      </w:pPr>
-      <w:r>
-        <w:t>Что телефон банка, полиции или государственного органа ищут самостоятельно, а не берут у звонящего.</w:t>
+      <w:r>
+        <w:t>1. Какой номер считается основным.</w:t>
+      </w:r>
+    </w:p>
+    <w:p>
+      <w:r>
+        <w:t>2. Кому звонить вторым, если человек недоступен.</w:t>
+      </w:r>
+    </w:p>
+    <w:p>
+      <w:r>
+        <w:t>3. Что никакая «секретная операция» не запрещает позвонить семье.</w:t>
+      </w:r>
+    </w:p>
+    <w:p>
+      <w:r>
+        <w:t>4. Что телефон банка, полиции или государственного органа ищут самостоятельно, а не берут у звонящего.</w:t>
       </w:r>
     </w:p>
     <w:p>
@@ -11419,27 +11392,18 @@
       </w:r>
     </w:p>
     <w:p>
-      <w:pPr>
-        <w:pStyle w:val="ListNumber"/>
-      </w:pPr>
-      <w:r>
-        <w:t>Позвонить родителю по знакомому номеру.</w:t>
-      </w:r>
-    </w:p>
-    <w:p>
-      <w:pPr>
-        <w:pStyle w:val="ListNumber"/>
-      </w:pPr>
-      <w:r>
-        <w:t>Если он недоступен — связаться со вторым взрослым, которому семья доверяет.</w:t>
-      </w:r>
-    </w:p>
-    <w:p>
-      <w:pPr>
-        <w:pStyle w:val="ListNumber"/>
-      </w:pPr>
-      <w:r>
-        <w:t>Не бояться, что за такую проверку будут ругать.</w:t>
+      <w:r>
+        <w:t>1. Позвонить родителю по знакомому номеру.</w:t>
+      </w:r>
+    </w:p>
+    <w:p>
+      <w:r>
+        <w:t>2. Если он недоступен — связаться со вторым взрослым, которому семья доверяет.</w:t>
+      </w:r>
+    </w:p>
+    <w:p>
+      <w:r>
+        <w:t>3. Не бояться, что за такую проверку будут ругать.</w:t>
       </w:r>
     </w:p>
     <w:p>
